--- a/STI/CellularAutomata/Draft.docx
+++ b/STI/CellularAutomata/Draft.docx
@@ -4,6 +4,13 @@
   <w:body>
     <w:sdt>
       <w:sdtPr>
+        <w:rPr>
+          <w:caps w:val="0"/>
+          <w:color w:val="auto"/>
+          <w:spacing w:val="0"/>
+          <w:sz w:val="20"/>
+          <w:szCs w:val="20"/>
+        </w:rPr>
         <w:id w:val="1170756622"/>
         <w:docPartObj>
           <w:docPartGallery w:val="Table of Contents"/>
@@ -14,12 +21,7 @@
         <w:rPr>
           <w:b/>
           <w:bCs/>
-          <w:caps w:val="0"/>
           <w:noProof/>
-          <w:color w:val="auto"/>
-          <w:spacing w:val="0"/>
-          <w:sz w:val="20"/>
-          <w:szCs w:val="20"/>
         </w:rPr>
       </w:sdtEndPr>
       <w:sdtContent>
@@ -269,8 +271,8 @@
           <w:lang w:val="de-DE"/>
         </w:rPr>
       </w:pPr>
-      <w:bookmarkStart w:id="0" w:name="_Toc230611093"/>
-      <w:bookmarkStart w:id="1" w:name="_Toc230611094"/>
+      <w:bookmarkStart w:id="0" w:name="_Toc230611094"/>
+      <w:bookmarkStart w:id="1" w:name="_Toc230611093"/>
       <w:r>
         <w:rPr>
           <w:lang w:val="de-DE"/>
@@ -278,33 +280,25 @@
         <w:lastRenderedPageBreak/>
         <w:t>Notes</w:t>
       </w:r>
-      <w:bookmarkEnd w:id="1"/>
-    </w:p>
-    <w:p>
-      <w:pPr>
-        <w:rPr>
-          <w:lang w:val="de-DE"/>
-        </w:rPr>
-      </w:pPr>
-      <w:r>
-        <w:rPr>
-          <w:highlight w:val="yellow"/>
-          <w:lang w:val="de-DE"/>
-        </w:rPr>
-        <w:t>Bilderunterdrückungsverfahren, Rauschfilter</w:t>
-      </w:r>
+      <w:bookmarkEnd w:id="0"/>
     </w:p>
     <w:p>
       <w:pPr>
         <w:pStyle w:val="ListParagraph"/>
         <w:numPr>
           <w:ilvl w:val="0"/>
-          <w:numId w:val="2"/>
+          <w:numId w:val="5"/>
         </w:numPr>
         <w:rPr>
           <w:lang w:val="de-DE"/>
         </w:rPr>
       </w:pPr>
+      <w:r>
+        <w:rPr>
+          <w:lang w:val="de-DE"/>
+        </w:rPr>
+        <w:t>Bilderunterdrückungsverfahren, Rauschfilter</w:t>
+      </w:r>
     </w:p>
     <w:p>
       <w:pPr>
@@ -312,9 +306,855 @@
           <w:lang w:val="de-DE"/>
         </w:rPr>
       </w:pPr>
+      <w:r>
+        <w:rPr>
+          <w:b/>
+          <w:bCs/>
+          <w:lang w:val="de-DE"/>
+        </w:rPr>
+        <w:t xml:space="preserve">Ursprüngliche </w:t>
+      </w:r>
+      <w:r>
+        <w:rPr>
+          <w:b/>
+          <w:bCs/>
+          <w:lang w:val="de-DE"/>
+        </w:rPr>
+        <w:t>Forschungsfrage</w:t>
+      </w:r>
+      <w:r>
+        <w:rPr>
+          <w:lang w:val="de-DE"/>
+        </w:rPr>
+        <w:t>: Vergleich von drei CA Filtern</w:t>
+      </w:r>
     </w:p>
     <w:p>
       <w:pPr>
+        <w:rPr>
+          <w:lang w:val="de-DE"/>
+        </w:rPr>
+      </w:pPr>
+      <w:r>
+        <w:rPr>
+          <w:b/>
+          <w:bCs/>
+          <w:lang w:val="de-DE"/>
+        </w:rPr>
+        <w:t>Überlegung</w:t>
+      </w:r>
+      <w:r>
+        <w:rPr>
+          <w:lang w:val="de-DE"/>
+        </w:rPr>
+        <w:t xml:space="preserve">: </w:t>
+      </w:r>
+      <w:r>
+        <w:rPr>
+          <w:lang w:val="de-DE"/>
+        </w:rPr>
+        <w:t xml:space="preserve">Anstatt rein die Effektivität von CA Filtern zu vergleichen, soll stattdessen der </w:t>
+      </w:r>
+      <w:r>
+        <w:rPr>
+          <w:b/>
+          <w:bCs/>
+          <w:lang w:val="de-DE"/>
+        </w:rPr>
+        <w:t>Mehrwert</w:t>
+      </w:r>
+      <w:r>
+        <w:rPr>
+          <w:lang w:val="de-DE"/>
+        </w:rPr>
+        <w:t xml:space="preserve"> und der </w:t>
+      </w:r>
+      <w:r>
+        <w:rPr>
+          <w:b/>
+          <w:bCs/>
+          <w:lang w:val="de-DE"/>
+        </w:rPr>
+        <w:t>Nutzen von zellulären Automaten</w:t>
+      </w:r>
+      <w:r>
+        <w:rPr>
+          <w:lang w:val="de-DE"/>
+        </w:rPr>
+        <w:t xml:space="preserve"> in der </w:t>
+      </w:r>
+      <w:r>
+        <w:rPr>
+          <w:b/>
+          <w:bCs/>
+          <w:lang w:val="de-DE"/>
+        </w:rPr>
+        <w:t>Bildverarbeitung</w:t>
+      </w:r>
+      <w:r>
+        <w:rPr>
+          <w:lang w:val="de-DE"/>
+        </w:rPr>
+        <w:t xml:space="preserve"> bezüglich </w:t>
+      </w:r>
+      <w:r>
+        <w:rPr>
+          <w:b/>
+          <w:bCs/>
+          <w:lang w:val="de-DE"/>
+        </w:rPr>
+        <w:t>Rauschfiltern</w:t>
+      </w:r>
+      <w:r>
+        <w:rPr>
+          <w:lang w:val="de-DE"/>
+        </w:rPr>
+        <w:t xml:space="preserve"> aufgezeigt und beschrieben werden</w:t>
+      </w:r>
+      <w:r>
+        <w:rPr>
+          <w:lang w:val="de-DE"/>
+        </w:rPr>
+        <w:t xml:space="preserve">. Hierbei </w:t>
+      </w:r>
+      <w:r>
+        <w:rPr>
+          <w:lang w:val="de-DE"/>
+        </w:rPr>
+        <w:t xml:space="preserve">werden weiterhin CA Filtern aus anderen wissenschaftlichen Arbeiten genutzt, jedoch liegt nun der Fokus darauf, </w:t>
+      </w:r>
+      <w:r>
+        <w:rPr>
+          <w:b/>
+          <w:bCs/>
+          <w:lang w:val="de-DE"/>
+        </w:rPr>
+        <w:t>eine möglichst weite Bandbreite an verschiedenen Algorithmen</w:t>
+      </w:r>
+      <w:r>
+        <w:rPr>
+          <w:lang w:val="de-DE"/>
+        </w:rPr>
+        <w:t xml:space="preserve"> darzustellen.</w:t>
+      </w:r>
+    </w:p>
+    <w:p>
+      <w:pPr>
+        <w:rPr>
+          <w:lang w:val="de-DE"/>
+        </w:rPr>
+      </w:pPr>
+      <w:r>
+        <w:rPr>
+          <w:lang w:val="de-DE"/>
+        </w:rPr>
+        <w:t xml:space="preserve">Arbeit soll </w:t>
+      </w:r>
+      <w:r>
+        <w:rPr>
+          <w:b/>
+          <w:bCs/>
+          <w:lang w:val="de-DE"/>
+        </w:rPr>
+        <w:t>einführender Anhaltspunkt</w:t>
+      </w:r>
+      <w:r>
+        <w:rPr>
+          <w:lang w:val="de-DE"/>
+        </w:rPr>
+        <w:t xml:space="preserve"> zu CA-basierten Filtern sein und deren Anwendungsmöglichkeit im Bereich der Bildverarbeitung</w:t>
+      </w:r>
+      <w:r>
+        <w:rPr>
+          <w:lang w:val="de-DE"/>
+        </w:rPr>
+        <w:t>.</w:t>
+      </w:r>
+      <w:r>
+        <w:rPr>
+          <w:lang w:val="de-DE"/>
+        </w:rPr>
+        <w:t xml:space="preserve"> Richtet sich an andere Studenten oder Wissenschaftler, die Einstieg suchen.</w:t>
+      </w:r>
+    </w:p>
+    <w:p>
+      <w:pPr>
+        <w:rPr>
+          <w:lang w:val="de-DE"/>
+        </w:rPr>
+      </w:pPr>
+      <w:r>
+        <w:rPr>
+          <w:lang w:val="de-DE"/>
+        </w:rPr>
+        <w:t xml:space="preserve">Die Inklusion der aktuellsten wissenschaftlichen Arbeiten sollte den Fortschritt in dem Feld </w:t>
+      </w:r>
+      <w:r>
+        <w:rPr>
+          <w:lang w:val="de-DE"/>
+        </w:rPr>
+        <w:t>darstellen</w:t>
+      </w:r>
+      <w:r>
+        <w:rPr>
+          <w:lang w:val="de-DE"/>
+        </w:rPr>
+        <w:t xml:space="preserve"> und Bandweite der Arbeit einschränken</w:t>
+      </w:r>
+      <w:r>
+        <w:rPr>
+          <w:lang w:val="de-DE"/>
+        </w:rPr>
+        <w:t>:</w:t>
+      </w:r>
+    </w:p>
+    <w:p>
+      <w:pPr>
+        <w:pStyle w:val="ListParagraph"/>
+        <w:numPr>
+          <w:ilvl w:val="0"/>
+          <w:numId w:val="5"/>
+        </w:numPr>
+        <w:rPr>
+          <w:lang w:val="de-DE"/>
+        </w:rPr>
+      </w:pPr>
+      <w:hyperlink r:id="rId6" w:history="1">
+        <w:r>
+          <w:rPr>
+            <w:rStyle w:val="Hyperlink"/>
+            <w:b/>
+            <w:bCs/>
+            <w:lang w:val="de-DE"/>
+          </w:rPr>
+          <w:t>Kong and Choi (2026)</w:t>
+        </w:r>
+        <w:r>
+          <w:rPr>
+            <w:rStyle w:val="Hyperlink"/>
+            <w:b/>
+            <w:bCs/>
+            <w:lang w:val="de-DE"/>
+          </w:rPr>
+          <w:t>:</w:t>
+        </w:r>
+      </w:hyperlink>
+      <w:r>
+        <w:rPr>
+          <w:lang w:val="de-DE"/>
+        </w:rPr>
+        <w:t xml:space="preserve"> </w:t>
+      </w:r>
+      <w:r>
+        <w:rPr>
+          <w:b/>
+          <w:bCs/>
+          <w:lang w:val="de-DE"/>
+        </w:rPr>
+        <w:t>iteratives</w:t>
+      </w:r>
+      <w:r>
+        <w:rPr>
+          <w:lang w:val="de-DE"/>
+        </w:rPr>
+        <w:t xml:space="preserve"> Entrauschen basiere</w:t>
+      </w:r>
+      <w:r>
+        <w:rPr>
+          <w:lang w:val="de-DE"/>
+        </w:rPr>
+        <w:t>nd auf das Durchforsten von Nachbargruppen, wenn Nummer der korrupten Pixel &lt;= 2, dann ersetze betrachtetes Pixel mit Durchschnitt der Nachbargruppe</w:t>
+      </w:r>
+    </w:p>
+    <w:p>
+      <w:pPr>
+        <w:pStyle w:val="ListParagraph"/>
+        <w:numPr>
+          <w:ilvl w:val="0"/>
+          <w:numId w:val="5"/>
+        </w:numPr>
+        <w:rPr>
+          <w:lang w:val="de-DE"/>
+        </w:rPr>
+      </w:pPr>
+      <w:hyperlink r:id="rId7" w:history="1">
+        <w:r>
+          <w:rPr>
+            <w:rStyle w:val="Hyperlink"/>
+            <w:b/>
+            <w:bCs/>
+            <w:lang w:val="de-DE"/>
+          </w:rPr>
+          <w:t>Twinkle et al (2025):</w:t>
+        </w:r>
+      </w:hyperlink>
+      <w:r>
+        <w:rPr>
+          <w:b/>
+          <w:bCs/>
+          <w:lang w:val="de-DE"/>
+        </w:rPr>
+        <w:t xml:space="preserve"> </w:t>
+      </w:r>
+      <w:r>
+        <w:rPr>
+          <w:lang w:val="de-DE"/>
+        </w:rPr>
+        <w:t>Noise Filter für Speckle Rauschen</w:t>
+      </w:r>
+      <w:r>
+        <w:rPr>
+          <w:lang w:val="de-DE"/>
+        </w:rPr>
+        <w:t xml:space="preserve"> (medizinischer Bereich)</w:t>
+      </w:r>
+      <w:r>
+        <w:rPr>
+          <w:lang w:val="de-DE"/>
+        </w:rPr>
+        <w:t xml:space="preserve">, </w:t>
+      </w:r>
+      <w:r>
+        <w:rPr>
+          <w:lang w:val="de-DE"/>
+        </w:rPr>
+        <w:t>nimmt den Durchschnitt einer Pixelgrupp</w:t>
+      </w:r>
+      <w:r>
+        <w:rPr>
+          <w:lang w:val="de-DE"/>
+        </w:rPr>
+        <w:t>e als Vergleich zum betrachteten Pixel und inkrementiert/</w:t>
+      </w:r>
+      <w:r>
+        <w:rPr>
+          <w:lang w:val="de-DE"/>
+        </w:rPr>
+        <w:t xml:space="preserve"> </w:t>
+      </w:r>
+      <w:r>
+        <w:rPr>
+          <w:lang w:val="de-DE"/>
+        </w:rPr>
+        <w:t>dekrementiert oder lässt dessen Wert</w:t>
+      </w:r>
+      <w:r>
+        <w:rPr>
+          <w:lang w:val="de-DE"/>
+        </w:rPr>
+        <w:t xml:space="preserve"> </w:t>
+      </w:r>
+      <w:r>
+        <w:rPr>
+          <w:lang w:val="de-DE"/>
+        </w:rPr>
+        <w:t>unverändert</w:t>
+      </w:r>
+      <w:r>
+        <w:rPr>
+          <w:lang w:val="de-DE"/>
+        </w:rPr>
+        <w:t>, bearbeitet das Bild in PxP Patches, welche am Ende zu Gesamtbild kombiniert werden</w:t>
+      </w:r>
+      <w:r>
+        <w:rPr>
+          <w:lang w:val="de-DE"/>
+        </w:rPr>
+        <w:t xml:space="preserve"> (S. 197)</w:t>
+      </w:r>
+      <w:r>
+        <w:rPr>
+          <w:lang w:val="de-DE"/>
+        </w:rPr>
+        <w:t xml:space="preserve">, geht </w:t>
+      </w:r>
+      <w:r>
+        <w:rPr>
+          <w:b/>
+          <w:bCs/>
+          <w:lang w:val="de-DE"/>
+        </w:rPr>
+        <w:t>iterativ</w:t>
+      </w:r>
+      <w:r>
+        <w:rPr>
+          <w:lang w:val="de-DE"/>
+        </w:rPr>
+        <w:t xml:space="preserve"> vor</w:t>
+      </w:r>
+    </w:p>
+    <w:p>
+      <w:pPr>
+        <w:pStyle w:val="ListParagraph"/>
+        <w:numPr>
+          <w:ilvl w:val="1"/>
+          <w:numId w:val="5"/>
+        </w:numPr>
+        <w:rPr>
+          <w:lang w:val="de-DE"/>
+        </w:rPr>
+      </w:pPr>
+      <w:r>
+        <w:rPr>
+          <w:lang w:val="de-DE"/>
+        </w:rPr>
+        <w:t>Berechnet Durchschnitt vom Patch und weist allen Pixeln in der Nachbarschaft +1/-1 basierend auf Durchschnittwert zu</w:t>
+      </w:r>
+    </w:p>
+    <w:p>
+      <w:pPr>
+        <w:pStyle w:val="ListParagraph"/>
+        <w:numPr>
+          <w:ilvl w:val="1"/>
+          <w:numId w:val="5"/>
+        </w:numPr>
+        <w:rPr>
+          <w:lang w:val="de-DE"/>
+        </w:rPr>
+      </w:pPr>
+      <w:r>
+        <w:rPr>
+          <w:lang w:val="de-DE"/>
+        </w:rPr>
+        <w:t>Summiert Pixeländerung auf und konvertiert diese zu binär um</w:t>
+      </w:r>
+    </w:p>
+    <w:p>
+      <w:pPr>
+        <w:pStyle w:val="ListParagraph"/>
+        <w:numPr>
+          <w:ilvl w:val="1"/>
+          <w:numId w:val="5"/>
+        </w:numPr>
+        <w:rPr>
+          <w:lang w:val="de-DE"/>
+        </w:rPr>
+      </w:pPr>
+      <w:r>
+        <w:rPr>
+          <w:lang w:val="de-DE"/>
+        </w:rPr>
+        <w:t>Konvertiert diese zu 0/1 um über Elementary CA lookup table (</w:t>
+      </w:r>
+      <w:r>
+        <w:rPr>
+          <w:lang w:val="de-DE"/>
+        </w:rPr>
+        <w:t>three</w:t>
+      </w:r>
+      <w:r>
+        <w:rPr>
+          <w:lang w:val="de-DE"/>
+        </w:rPr>
+        <w:t xml:space="preserve"> neighbor structure)</w:t>
+      </w:r>
+    </w:p>
+    <w:p>
+      <w:pPr>
+        <w:pStyle w:val="ListParagraph"/>
+        <w:numPr>
+          <w:ilvl w:val="1"/>
+          <w:numId w:val="5"/>
+        </w:numPr>
+        <w:rPr>
+          <w:lang w:val="de-DE"/>
+        </w:rPr>
+      </w:pPr>
+      <w:r>
+        <w:rPr>
+          <w:lang w:val="de-DE"/>
+        </w:rPr>
+        <w:t>Inkrementiert/dekrementiert betrachteten Pixel basierend auf Nachbarschaftsumme und Lookup Wert (i.e. next state)</w:t>
+      </w:r>
+    </w:p>
+    <w:p>
+      <w:pPr>
+        <w:pStyle w:val="ListParagraph"/>
+        <w:numPr>
+          <w:ilvl w:val="1"/>
+          <w:numId w:val="5"/>
+        </w:numPr>
+        <w:rPr>
+          <w:lang w:val="de-DE"/>
+        </w:rPr>
+      </w:pPr>
+      <w:r>
+        <w:rPr>
+          <w:lang w:val="de-DE"/>
+        </w:rPr>
+        <w:t>Haben alle 256 ECA Regeln durchgetestet</w:t>
+      </w:r>
+    </w:p>
+    <w:p>
+      <w:pPr>
+        <w:pStyle w:val="ListParagraph"/>
+        <w:numPr>
+          <w:ilvl w:val="0"/>
+          <w:numId w:val="5"/>
+        </w:numPr>
+        <w:rPr>
+          <w:lang w:val="de-DE"/>
+        </w:rPr>
+      </w:pPr>
+      <w:hyperlink r:id="rId8" w:history="1">
+        <w:r>
+          <w:rPr>
+            <w:rStyle w:val="Hyperlink"/>
+            <w:b/>
+            <w:bCs/>
+            <w:lang w:val="de-DE"/>
+          </w:rPr>
+          <w:t>Piroozmandan et al (2024):</w:t>
+        </w:r>
+      </w:hyperlink>
+      <w:r>
+        <w:rPr>
+          <w:b/>
+          <w:bCs/>
+          <w:lang w:val="de-DE"/>
+        </w:rPr>
+        <w:t xml:space="preserve"> </w:t>
+      </w:r>
+      <w:r>
+        <w:rPr>
+          <w:lang w:val="de-DE"/>
+        </w:rPr>
+        <w:t>Zw</w:t>
+      </w:r>
+      <w:r>
+        <w:rPr>
+          <w:lang w:val="de-DE"/>
+        </w:rPr>
+        <w:t>ei Phasen Noise Filter</w:t>
+      </w:r>
+      <w:r>
+        <w:rPr>
+          <w:lang w:val="de-DE"/>
+        </w:rPr>
+        <w:t xml:space="preserve">, </w:t>
+      </w:r>
+      <w:r>
+        <w:rPr>
+          <w:lang w:val="de-DE"/>
+        </w:rPr>
+        <w:t>Identifikation</w:t>
+      </w:r>
+      <w:r>
+        <w:rPr>
+          <w:lang w:val="de-DE"/>
+        </w:rPr>
+        <w:t xml:space="preserve"> via CA, </w:t>
+      </w:r>
+      <w:r>
+        <w:rPr>
+          <w:lang w:val="de-DE"/>
+        </w:rPr>
+        <w:t>Entfernung über</w:t>
+      </w:r>
+      <w:r>
+        <w:rPr>
+          <w:lang w:val="de-DE"/>
+        </w:rPr>
+        <w:t xml:space="preserve"> adaptive neural-fuzzy interference system (ANFIS)</w:t>
+      </w:r>
+      <w:r>
+        <w:rPr>
+          <w:lang w:val="de-DE"/>
+        </w:rPr>
+        <w:t xml:space="preserve"> &gt; i.e. neural network learning algorithm</w:t>
+      </w:r>
+    </w:p>
+    <w:p>
+      <w:pPr>
+        <w:pStyle w:val="ListParagraph"/>
+        <w:numPr>
+          <w:ilvl w:val="1"/>
+          <w:numId w:val="5"/>
+        </w:numPr>
+        <w:rPr>
+          <w:lang w:val="de-DE"/>
+        </w:rPr>
+      </w:pPr>
+      <w:r>
+        <w:rPr>
+          <w:lang w:val="de-DE"/>
+        </w:rPr>
+        <w:t xml:space="preserve">Berechnet ANFIS für jeden </w:t>
+      </w:r>
+      <w:r>
+        <w:rPr>
+          <w:lang w:val="de-DE"/>
+        </w:rPr>
+        <w:t>P</w:t>
+      </w:r>
+      <w:r>
+        <w:rPr>
+          <w:lang w:val="de-DE"/>
+        </w:rPr>
+        <w:t>ixel??</w:t>
+      </w:r>
+    </w:p>
+    <w:p>
+      <w:pPr>
+        <w:pStyle w:val="ListParagraph"/>
+        <w:numPr>
+          <w:ilvl w:val="1"/>
+          <w:numId w:val="5"/>
+        </w:numPr>
+        <w:rPr>
+          <w:lang w:val="de-DE"/>
+        </w:rPr>
+      </w:pPr>
+      <w:r>
+        <w:rPr>
+          <w:lang w:val="de-DE"/>
+        </w:rPr>
+        <w:t>Fragwürdige Performanz</w:t>
+      </w:r>
+    </w:p>
+    <w:p>
+      <w:pPr>
+        <w:pStyle w:val="ListParagraph"/>
+        <w:numPr>
+          <w:ilvl w:val="0"/>
+          <w:numId w:val="5"/>
+        </w:numPr>
+        <w:rPr>
+          <w:lang w:val="de-DE"/>
+        </w:rPr>
+      </w:pPr>
+      <w:hyperlink r:id="rId9" w:history="1">
+        <w:r>
+          <w:rPr>
+            <w:rStyle w:val="Hyperlink"/>
+            <w:b/>
+            <w:bCs/>
+            <w:lang w:val="de-DE"/>
+          </w:rPr>
+          <w:t>Jeelani and Qadir (2022):</w:t>
+        </w:r>
+      </w:hyperlink>
+      <w:r>
+        <w:rPr>
+          <w:lang w:val="de-DE"/>
+        </w:rPr>
+        <w:t xml:space="preserve"> </w:t>
+      </w:r>
+      <w:r>
+        <w:rPr>
+          <w:lang w:val="de-DE"/>
+        </w:rPr>
+        <w:t xml:space="preserve">ersetzt betrachteten korrupten Pixelwert durch </w:t>
+      </w:r>
+      <w:r>
+        <w:rPr>
+          <w:lang w:val="de-DE"/>
+        </w:rPr>
+        <w:t xml:space="preserve">Pixelwert eines Nachbarn, präsentiert fünf Variation, welche sich in der Richtung (oben &gt; unten, unten &gt; oben) und der </w:t>
+      </w:r>
+      <w:r>
+        <w:rPr>
+          <w:lang w:val="de-DE"/>
+        </w:rPr>
+        <w:t>G</w:t>
+      </w:r>
+      <w:r>
+        <w:rPr>
+          <w:lang w:val="de-DE"/>
+        </w:rPr>
+        <w:t>röße der zu vergleichenden Nachbarschaft</w:t>
+      </w:r>
+      <w:r>
+        <w:rPr>
+          <w:lang w:val="de-DE"/>
+        </w:rPr>
+        <w:t xml:space="preserve"> sowie dem Durchlauf der Nachbarschaft</w:t>
+      </w:r>
+      <w:r>
+        <w:rPr>
+          <w:lang w:val="de-DE"/>
+        </w:rPr>
+        <w:t xml:space="preserve"> unterscheiden</w:t>
+      </w:r>
+      <w:r>
+        <w:rPr>
+          <w:lang w:val="de-DE"/>
+        </w:rPr>
+        <w:t>, hat Probleme mit dem Propagieren von Fehlzuweisungen</w:t>
+      </w:r>
+      <w:r>
+        <w:rPr>
+          <w:lang w:val="de-DE"/>
+        </w:rPr>
+        <w:t xml:space="preserve"> bei Pixelwerten</w:t>
+      </w:r>
+      <w:r>
+        <w:rPr>
+          <w:lang w:val="de-DE"/>
+        </w:rPr>
+        <w:t xml:space="preserve"> und ignoriert das Parallelisierungspotential von CA-basierten Filtern, indem es sequentiell durch das ganze Bild geht</w:t>
+      </w:r>
+    </w:p>
+    <w:p>
+      <w:pPr>
+        <w:pStyle w:val="ListParagraph"/>
+        <w:numPr>
+          <w:ilvl w:val="0"/>
+          <w:numId w:val="5"/>
+        </w:numPr>
+        <w:rPr>
+          <w:b/>
+          <w:bCs/>
+          <w:lang w:val="de-DE"/>
+        </w:rPr>
+      </w:pPr>
+      <w:hyperlink r:id="rId10" w:history="1">
+        <w:r>
+          <w:rPr>
+            <w:rStyle w:val="Hyperlink"/>
+            <w:b/>
+            <w:bCs/>
+            <w:lang w:val="de-DE"/>
+          </w:rPr>
+          <w:t>Sadeghi et al (2012)</w:t>
+        </w:r>
+        <w:r>
+          <w:rPr>
+            <w:rStyle w:val="Hyperlink"/>
+            <w:lang w:val="de-DE"/>
+          </w:rPr>
+          <w:t>:</w:t>
+        </w:r>
+      </w:hyperlink>
+      <w:r>
+        <w:rPr>
+          <w:lang w:val="de-DE"/>
+        </w:rPr>
+        <w:t xml:space="preserve"> </w:t>
+      </w:r>
+      <w:r>
+        <w:rPr>
+          <w:lang w:val="de-DE"/>
+        </w:rPr>
+        <w:t>benutzt ebenfalls CA zur Identifikation von korrupten Pixeln</w:t>
+      </w:r>
+      <w:r>
+        <w:rPr>
+          <w:lang w:val="de-DE"/>
+        </w:rPr>
+        <w:t xml:space="preserve"> und Fuzzy CA zum Ersetzen</w:t>
+      </w:r>
+    </w:p>
+    <w:p>
+      <w:pPr>
+        <w:pStyle w:val="ListParagraph"/>
+        <w:numPr>
+          <w:ilvl w:val="0"/>
+          <w:numId w:val="5"/>
+        </w:numPr>
+        <w:rPr>
+          <w:b/>
+          <w:bCs/>
+          <w:lang w:val="de-DE"/>
+        </w:rPr>
+      </w:pPr>
+      <w:hyperlink r:id="rId11" w:history="1">
+        <w:r>
+          <w:rPr>
+            <w:rStyle w:val="Hyperlink"/>
+            <w:b/>
+            <w:bCs/>
+            <w:lang w:val="de-DE"/>
+          </w:rPr>
+          <w:t>Rosin (2010)</w:t>
+        </w:r>
+        <w:r>
+          <w:rPr>
+            <w:rStyle w:val="Hyperlink"/>
+            <w:lang w:val="de-DE"/>
+          </w:rPr>
+          <w:t>:</w:t>
+        </w:r>
+      </w:hyperlink>
+      <w:r>
+        <w:rPr>
+          <w:lang w:val="de-DE"/>
+        </w:rPr>
+        <w:t xml:space="preserve"> </w:t>
+      </w:r>
+      <w:r>
+        <w:rPr>
+          <w:lang w:val="de-DE"/>
+        </w:rPr>
+        <w:t>benutzt Sequential Floating Forward Search um CA Filter zu t</w:t>
+      </w:r>
+      <w:r>
+        <w:rPr>
+          <w:lang w:val="de-DE"/>
+        </w:rPr>
+        <w:t>rainieren, nutzt die strikteste Implementierung von einem CA-basierten Filter</w:t>
+      </w:r>
+      <w:r>
+        <w:rPr>
+          <w:lang w:val="de-DE"/>
+        </w:rPr>
+        <w:t>, indem alle möglichen Nachbarschaftskonstellationen definiert und dann während der Anwendung bewertet werden</w:t>
+      </w:r>
+    </w:p>
+    <w:p>
+      <w:pPr>
+        <w:rPr>
+          <w:lang w:val="de-DE"/>
+        </w:rPr>
+      </w:pPr>
+      <w:r>
+        <w:rPr>
+          <w:lang w:val="de-DE"/>
+        </w:rPr>
+        <w:lastRenderedPageBreak/>
+        <w:t>Wie aufgezeigt, gibt es eine Reihe an Ansätzen wie CA i</w:t>
+      </w:r>
+      <w:r>
+        <w:rPr>
+          <w:lang w:val="de-DE"/>
+        </w:rPr>
+        <w:t>m Rauschfilterverfahren miteingebunden werden kann.</w:t>
+      </w:r>
+      <w:r>
+        <w:rPr>
+          <w:lang w:val="de-DE"/>
+        </w:rPr>
+        <w:t xml:space="preserve"> Ansätze beinhalten:</w:t>
+      </w:r>
+    </w:p>
+    <w:p>
+      <w:pPr>
+        <w:pStyle w:val="ListParagraph"/>
+        <w:numPr>
+          <w:ilvl w:val="0"/>
+          <w:numId w:val="6"/>
+        </w:numPr>
+        <w:rPr>
+          <w:lang w:val="de-DE"/>
+        </w:rPr>
+      </w:pPr>
+    </w:p>
+    <w:p>
+      <w:pPr>
+        <w:pStyle w:val="Heading1"/>
+        <w:rPr>
+          <w:lang w:val="de-DE"/>
+        </w:rPr>
+      </w:pPr>
+      <w:r>
+        <w:rPr>
+          <w:lang w:val="de-DE"/>
+        </w:rPr>
+        <w:t>Expose</w:t>
+      </w:r>
+    </w:p>
+    <w:p>
+      <w:pPr>
         <w:pStyle w:val="BodyText"/>
       </w:pPr>
       <w:r>
@@ -394,12 +1234,71 @@
     </w:p>
     <w:p>
       <w:pPr>
-        <w:rPr>
-          <w:b/>
-          <w:bCs/>
-          <w:lang w:val="de-DE"/>
-        </w:rPr>
-      </w:pPr>
+        <w:pStyle w:val="BodyText"/>
+        <w:rPr>
+          <w:lang w:val="de-DE"/>
+        </w:rPr>
+      </w:pPr>
+      <w:r>
+        <w:rPr>
+          <w:lang w:val="de-DE"/>
+        </w:rPr>
+        <w:t xml:space="preserve">In dieser Arbeit </w:t>
+      </w:r>
+      <w:r>
+        <w:rPr>
+          <w:lang w:val="de-DE"/>
+        </w:rPr>
+        <w:t>sollen</w:t>
+      </w:r>
+      <w:r>
+        <w:rPr>
+          <w:lang w:val="de-DE"/>
+        </w:rPr>
+        <w:t xml:space="preserve"> </w:t>
+      </w:r>
+      <w:r>
+        <w:rPr>
+          <w:lang w:val="de-DE"/>
+        </w:rPr>
+        <w:t>drei</w:t>
+      </w:r>
+      <w:r>
+        <w:rPr>
+          <w:lang w:val="de-DE"/>
+        </w:rPr>
+        <w:t xml:space="preserve"> </w:t>
+      </w:r>
+      <w:r>
+        <w:rPr>
+          <w:lang w:val="de-DE"/>
+        </w:rPr>
+        <w:t>CA-basierte</w:t>
+      </w:r>
+      <w:r>
+        <w:rPr>
+          <w:lang w:val="de-DE"/>
+        </w:rPr>
+        <w:t xml:space="preserve"> Noise Filter</w:t>
+      </w:r>
+      <w:r>
+        <w:rPr>
+          <w:lang w:val="de-DE"/>
+        </w:rPr>
+        <w:t xml:space="preserve"> aus einer Sammlung an Studien, welche zwischen 2001 und 2025 publiziert wurden,</w:t>
+      </w:r>
+      <w:r>
+        <w:rPr>
+          <w:lang w:val="de-DE"/>
+        </w:rPr>
+        <w:t xml:space="preserve"> beleuchtet und in Hinsicht auf Bildklarheit </w:t>
+      </w:r>
+      <w:r>
+        <w:rPr>
+          <w:lang w:val="de-DE"/>
+        </w:rPr>
+        <w:t>und Effizienz verglichen werden.</w:t>
+      </w:r>
     </w:p>
     <w:p>
       <w:pPr>
@@ -412,61 +1311,7 @@
         <w:rPr>
           <w:lang w:val="de-DE"/>
         </w:rPr>
-        <w:t xml:space="preserve">In dieser Arbeit </w:t>
-      </w:r>
-      <w:r>
-        <w:rPr>
-          <w:lang w:val="de-DE"/>
-        </w:rPr>
-        <w:t>sollen</w:t>
-      </w:r>
-      <w:r>
-        <w:rPr>
-          <w:lang w:val="de-DE"/>
-        </w:rPr>
-        <w:t xml:space="preserve"> </w:t>
-      </w:r>
-      <w:r>
-        <w:rPr>
-          <w:lang w:val="de-DE"/>
-        </w:rPr>
-        <w:t>drei</w:t>
-      </w:r>
-      <w:r>
-        <w:rPr>
-          <w:lang w:val="de-DE"/>
-        </w:rPr>
-        <w:t xml:space="preserve"> </w:t>
-      </w:r>
-      <w:r>
-        <w:rPr>
-          <w:lang w:val="de-DE"/>
-        </w:rPr>
-        <w:t>CA-basierte</w:t>
-      </w:r>
-      <w:r>
-        <w:rPr>
-          <w:lang w:val="de-DE"/>
-        </w:rPr>
-        <w:t xml:space="preserve"> Noise Filter</w:t>
-      </w:r>
-      <w:r>
-        <w:rPr>
-          <w:lang w:val="de-DE"/>
-        </w:rPr>
-        <w:t xml:space="preserve"> aus einer Sammlung an Studien, welche zwischen 2001 und 2025 publiziert wurden,</w:t>
-      </w:r>
-      <w:r>
-        <w:rPr>
-          <w:lang w:val="de-DE"/>
-        </w:rPr>
-        <w:t xml:space="preserve"> beleuchtet und in Hinsicht auf Bildklarheit </w:t>
-      </w:r>
-      <w:r>
-        <w:rPr>
-          <w:lang w:val="de-DE"/>
-        </w:rPr>
-        <w:t>und Effizienz verglichen werden.</w:t>
+        <w:t>Hierfür wird zunächst die grundlegende Thematik von Noise und deren vier verschiedenen Typen erklärt werden und wie herkömmliche Filter diesen entgegensteuern. Daraufhin soll die Theorie von CA grundlegend und dann im Kontext von Bildbearbeitung beleuchtet werden, bevor in die spezifische Implementierung von CA-basierten Noise Filtern übergegangen wird.</w:t>
       </w:r>
     </w:p>
     <w:p>
@@ -480,22 +1325,15 @@
         <w:rPr>
           <w:lang w:val="de-DE"/>
         </w:rPr>
-        <w:t>Hierfür wird zunächst die grundlegende Thematik von Noise und deren vier verschiedenen Typen erklärt werden und wie herkömmliche Filter diesen entgegensteuern. Daraufhin soll die Theorie von CA grundlegend und dann im Kontext von Bildbearbeitung beleuchtet werden, bevor in die spezifische Implementierung von CA-basierten Noise Filtern übergegangen wird.</w:t>
+        <w:t>Ein Vergleich wird, wenn möglich, praktisch durch Implementation der vorgegebenen Algorithmen durchgeführt und deren Anwendung auf einen zuvor präparierten Datensatz an Bildern. Hierbei ist anzumerken, dass es sich um schwarz-weiß bzw. greyscale Bildern handeln werden, da der Entfernung von Noise auf solchen eine andere Methodik zugrunde liegt.</w:t>
       </w:r>
     </w:p>
     <w:p>
       <w:pPr>
-        <w:pStyle w:val="BodyText"/>
-        <w:rPr>
-          <w:lang w:val="de-DE"/>
-        </w:rPr>
-      </w:pPr>
-      <w:r>
-        <w:rPr>
-          <w:lang w:val="de-DE"/>
-        </w:rPr>
-        <w:t>Ein Vergleich wird, wenn möglich, praktisch durch Implementation der vorgegebenen Algorithmen durchgeführt und deren Anwendung auf einen zuvor präparierten Datensatz an Bildern. Hierbei ist anzumerken, dass es sich um schwarz-weiß bzw. greyscale Bildern handeln werden, da der Entfernung von Noise auf solchen eine andere Methodik zugrunde liegt.</w:t>
-      </w:r>
+        <w:rPr>
+          <w:lang w:val="de-DE"/>
+        </w:rPr>
+      </w:pPr>
     </w:p>
     <w:p>
       <w:pPr>
@@ -506,19 +1344,12 @@
     </w:p>
     <w:p>
       <w:pPr>
-        <w:rPr>
-          <w:lang w:val="de-DE"/>
-        </w:rPr>
-      </w:pPr>
-    </w:p>
-    <w:p>
-      <w:pPr>
         <w:pStyle w:val="Heading1"/>
       </w:pPr>
       <w:r>
         <w:t>Gliederung</w:t>
       </w:r>
-      <w:bookmarkEnd w:id="0"/>
+      <w:bookmarkEnd w:id="1"/>
     </w:p>
     <w:p/>
     <w:p>
@@ -657,6 +1488,343 @@
     </w:lvl>
   </w:abstractNum>
   <w:abstractNum w:abstractNumId="1" w15:restartNumberingAfterBreak="0">
+    <w:nsid w:val="1C1640D5"/>
+    <w:multiLevelType w:val="hybridMultilevel"/>
+    <w:tmpl w:val="C584FFEA"/>
+    <w:lvl w:ilvl="0" w:tplc="77346A8C">
+      <w:numFmt w:val="bullet"/>
+      <w:lvlText w:val="-"/>
+      <w:lvlJc w:val="left"/>
+      <w:pPr>
+        <w:ind w:left="1080" w:hanging="360"/>
+      </w:pPr>
+      <w:rPr>
+        <w:rFonts w:ascii="Aptos" w:eastAsiaTheme="minorEastAsia" w:hAnsi="Aptos" w:cstheme="minorBidi" w:hint="default"/>
+      </w:rPr>
+    </w:lvl>
+    <w:lvl w:ilvl="1" w:tplc="04090003" w:tentative="1">
+      <w:start w:val="1"/>
+      <w:numFmt w:val="bullet"/>
+      <w:lvlText w:val="o"/>
+      <w:lvlJc w:val="left"/>
+      <w:pPr>
+        <w:ind w:left="1800" w:hanging="360"/>
+      </w:pPr>
+      <w:rPr>
+        <w:rFonts w:ascii="Courier New" w:hAnsi="Courier New" w:cs="Courier New" w:hint="default"/>
+      </w:rPr>
+    </w:lvl>
+    <w:lvl w:ilvl="2" w:tplc="04090005" w:tentative="1">
+      <w:start w:val="1"/>
+      <w:numFmt w:val="bullet"/>
+      <w:lvlText w:val=""/>
+      <w:lvlJc w:val="left"/>
+      <w:pPr>
+        <w:ind w:left="2520" w:hanging="360"/>
+      </w:pPr>
+      <w:rPr>
+        <w:rFonts w:ascii="Wingdings" w:hAnsi="Wingdings" w:hint="default"/>
+      </w:rPr>
+    </w:lvl>
+    <w:lvl w:ilvl="3" w:tplc="04090001" w:tentative="1">
+      <w:start w:val="1"/>
+      <w:numFmt w:val="bullet"/>
+      <w:lvlText w:val=""/>
+      <w:lvlJc w:val="left"/>
+      <w:pPr>
+        <w:ind w:left="3240" w:hanging="360"/>
+      </w:pPr>
+      <w:rPr>
+        <w:rFonts w:ascii="Symbol" w:hAnsi="Symbol" w:hint="default"/>
+      </w:rPr>
+    </w:lvl>
+    <w:lvl w:ilvl="4" w:tplc="04090003" w:tentative="1">
+      <w:start w:val="1"/>
+      <w:numFmt w:val="bullet"/>
+      <w:lvlText w:val="o"/>
+      <w:lvlJc w:val="left"/>
+      <w:pPr>
+        <w:ind w:left="3960" w:hanging="360"/>
+      </w:pPr>
+      <w:rPr>
+        <w:rFonts w:ascii="Courier New" w:hAnsi="Courier New" w:cs="Courier New" w:hint="default"/>
+      </w:rPr>
+    </w:lvl>
+    <w:lvl w:ilvl="5" w:tplc="04090005" w:tentative="1">
+      <w:start w:val="1"/>
+      <w:numFmt w:val="bullet"/>
+      <w:lvlText w:val=""/>
+      <w:lvlJc w:val="left"/>
+      <w:pPr>
+        <w:ind w:left="4680" w:hanging="360"/>
+      </w:pPr>
+      <w:rPr>
+        <w:rFonts w:ascii="Wingdings" w:hAnsi="Wingdings" w:hint="default"/>
+      </w:rPr>
+    </w:lvl>
+    <w:lvl w:ilvl="6" w:tplc="04090001" w:tentative="1">
+      <w:start w:val="1"/>
+      <w:numFmt w:val="bullet"/>
+      <w:lvlText w:val=""/>
+      <w:lvlJc w:val="left"/>
+      <w:pPr>
+        <w:ind w:left="5400" w:hanging="360"/>
+      </w:pPr>
+      <w:rPr>
+        <w:rFonts w:ascii="Symbol" w:hAnsi="Symbol" w:hint="default"/>
+      </w:rPr>
+    </w:lvl>
+    <w:lvl w:ilvl="7" w:tplc="04090003" w:tentative="1">
+      <w:start w:val="1"/>
+      <w:numFmt w:val="bullet"/>
+      <w:lvlText w:val="o"/>
+      <w:lvlJc w:val="left"/>
+      <w:pPr>
+        <w:ind w:left="6120" w:hanging="360"/>
+      </w:pPr>
+      <w:rPr>
+        <w:rFonts w:ascii="Courier New" w:hAnsi="Courier New" w:cs="Courier New" w:hint="default"/>
+      </w:rPr>
+    </w:lvl>
+    <w:lvl w:ilvl="8" w:tplc="04090005" w:tentative="1">
+      <w:start w:val="1"/>
+      <w:numFmt w:val="bullet"/>
+      <w:lvlText w:val=""/>
+      <w:lvlJc w:val="left"/>
+      <w:pPr>
+        <w:ind w:left="6840" w:hanging="360"/>
+      </w:pPr>
+      <w:rPr>
+        <w:rFonts w:ascii="Wingdings" w:hAnsi="Wingdings" w:hint="default"/>
+      </w:rPr>
+    </w:lvl>
+  </w:abstractNum>
+  <w:abstractNum w:abstractNumId="2" w15:restartNumberingAfterBreak="0">
+    <w:nsid w:val="1C5D5148"/>
+    <w:multiLevelType w:val="hybridMultilevel"/>
+    <w:tmpl w:val="0E6A5434"/>
+    <w:lvl w:ilvl="0" w:tplc="04090001">
+      <w:start w:val="1"/>
+      <w:numFmt w:val="bullet"/>
+      <w:lvlText w:val=""/>
+      <w:lvlJc w:val="left"/>
+      <w:pPr>
+        <w:ind w:left="720" w:hanging="360"/>
+      </w:pPr>
+      <w:rPr>
+        <w:rFonts w:ascii="Symbol" w:hAnsi="Symbol" w:hint="default"/>
+      </w:rPr>
+    </w:lvl>
+    <w:lvl w:ilvl="1" w:tplc="04090003" w:tentative="1">
+      <w:start w:val="1"/>
+      <w:numFmt w:val="bullet"/>
+      <w:lvlText w:val="o"/>
+      <w:lvlJc w:val="left"/>
+      <w:pPr>
+        <w:ind w:left="1440" w:hanging="360"/>
+      </w:pPr>
+      <w:rPr>
+        <w:rFonts w:ascii="Courier New" w:hAnsi="Courier New" w:cs="Courier New" w:hint="default"/>
+      </w:rPr>
+    </w:lvl>
+    <w:lvl w:ilvl="2" w:tplc="04090005" w:tentative="1">
+      <w:start w:val="1"/>
+      <w:numFmt w:val="bullet"/>
+      <w:lvlText w:val=""/>
+      <w:lvlJc w:val="left"/>
+      <w:pPr>
+        <w:ind w:left="2160" w:hanging="360"/>
+      </w:pPr>
+      <w:rPr>
+        <w:rFonts w:ascii="Wingdings" w:hAnsi="Wingdings" w:hint="default"/>
+      </w:rPr>
+    </w:lvl>
+    <w:lvl w:ilvl="3" w:tplc="04090001" w:tentative="1">
+      <w:start w:val="1"/>
+      <w:numFmt w:val="bullet"/>
+      <w:lvlText w:val=""/>
+      <w:lvlJc w:val="left"/>
+      <w:pPr>
+        <w:ind w:left="2880" w:hanging="360"/>
+      </w:pPr>
+      <w:rPr>
+        <w:rFonts w:ascii="Symbol" w:hAnsi="Symbol" w:hint="default"/>
+      </w:rPr>
+    </w:lvl>
+    <w:lvl w:ilvl="4" w:tplc="04090003" w:tentative="1">
+      <w:start w:val="1"/>
+      <w:numFmt w:val="bullet"/>
+      <w:lvlText w:val="o"/>
+      <w:lvlJc w:val="left"/>
+      <w:pPr>
+        <w:ind w:left="3600" w:hanging="360"/>
+      </w:pPr>
+      <w:rPr>
+        <w:rFonts w:ascii="Courier New" w:hAnsi="Courier New" w:cs="Courier New" w:hint="default"/>
+      </w:rPr>
+    </w:lvl>
+    <w:lvl w:ilvl="5" w:tplc="04090005" w:tentative="1">
+      <w:start w:val="1"/>
+      <w:numFmt w:val="bullet"/>
+      <w:lvlText w:val=""/>
+      <w:lvlJc w:val="left"/>
+      <w:pPr>
+        <w:ind w:left="4320" w:hanging="360"/>
+      </w:pPr>
+      <w:rPr>
+        <w:rFonts w:ascii="Wingdings" w:hAnsi="Wingdings" w:hint="default"/>
+      </w:rPr>
+    </w:lvl>
+    <w:lvl w:ilvl="6" w:tplc="04090001" w:tentative="1">
+      <w:start w:val="1"/>
+      <w:numFmt w:val="bullet"/>
+      <w:lvlText w:val=""/>
+      <w:lvlJc w:val="left"/>
+      <w:pPr>
+        <w:ind w:left="5040" w:hanging="360"/>
+      </w:pPr>
+      <w:rPr>
+        <w:rFonts w:ascii="Symbol" w:hAnsi="Symbol" w:hint="default"/>
+      </w:rPr>
+    </w:lvl>
+    <w:lvl w:ilvl="7" w:tplc="04090003" w:tentative="1">
+      <w:start w:val="1"/>
+      <w:numFmt w:val="bullet"/>
+      <w:lvlText w:val="o"/>
+      <w:lvlJc w:val="left"/>
+      <w:pPr>
+        <w:ind w:left="5760" w:hanging="360"/>
+      </w:pPr>
+      <w:rPr>
+        <w:rFonts w:ascii="Courier New" w:hAnsi="Courier New" w:cs="Courier New" w:hint="default"/>
+      </w:rPr>
+    </w:lvl>
+    <w:lvl w:ilvl="8" w:tplc="04090005" w:tentative="1">
+      <w:start w:val="1"/>
+      <w:numFmt w:val="bullet"/>
+      <w:lvlText w:val=""/>
+      <w:lvlJc w:val="left"/>
+      <w:pPr>
+        <w:ind w:left="6480" w:hanging="360"/>
+      </w:pPr>
+      <w:rPr>
+        <w:rFonts w:ascii="Wingdings" w:hAnsi="Wingdings" w:hint="default"/>
+      </w:rPr>
+    </w:lvl>
+  </w:abstractNum>
+  <w:abstractNum w:abstractNumId="3" w15:restartNumberingAfterBreak="0">
+    <w:nsid w:val="3B463944"/>
+    <w:multiLevelType w:val="hybridMultilevel"/>
+    <w:tmpl w:val="F5B835BA"/>
+    <w:lvl w:ilvl="0" w:tplc="77346A8C">
+      <w:numFmt w:val="bullet"/>
+      <w:lvlText w:val="-"/>
+      <w:lvlJc w:val="left"/>
+      <w:pPr>
+        <w:ind w:left="720" w:hanging="360"/>
+      </w:pPr>
+      <w:rPr>
+        <w:rFonts w:ascii="Aptos" w:eastAsiaTheme="minorEastAsia" w:hAnsi="Aptos" w:cstheme="minorBidi" w:hint="default"/>
+      </w:rPr>
+    </w:lvl>
+    <w:lvl w:ilvl="1" w:tplc="04090003" w:tentative="1">
+      <w:start w:val="1"/>
+      <w:numFmt w:val="bullet"/>
+      <w:lvlText w:val="o"/>
+      <w:lvlJc w:val="left"/>
+      <w:pPr>
+        <w:ind w:left="1440" w:hanging="360"/>
+      </w:pPr>
+      <w:rPr>
+        <w:rFonts w:ascii="Courier New" w:hAnsi="Courier New" w:cs="Courier New" w:hint="default"/>
+      </w:rPr>
+    </w:lvl>
+    <w:lvl w:ilvl="2" w:tplc="04090005" w:tentative="1">
+      <w:start w:val="1"/>
+      <w:numFmt w:val="bullet"/>
+      <w:lvlText w:val=""/>
+      <w:lvlJc w:val="left"/>
+      <w:pPr>
+        <w:ind w:left="2160" w:hanging="360"/>
+      </w:pPr>
+      <w:rPr>
+        <w:rFonts w:ascii="Wingdings" w:hAnsi="Wingdings" w:hint="default"/>
+      </w:rPr>
+    </w:lvl>
+    <w:lvl w:ilvl="3" w:tplc="04090001" w:tentative="1">
+      <w:start w:val="1"/>
+      <w:numFmt w:val="bullet"/>
+      <w:lvlText w:val=""/>
+      <w:lvlJc w:val="left"/>
+      <w:pPr>
+        <w:ind w:left="2880" w:hanging="360"/>
+      </w:pPr>
+      <w:rPr>
+        <w:rFonts w:ascii="Symbol" w:hAnsi="Symbol" w:hint="default"/>
+      </w:rPr>
+    </w:lvl>
+    <w:lvl w:ilvl="4" w:tplc="04090003" w:tentative="1">
+      <w:start w:val="1"/>
+      <w:numFmt w:val="bullet"/>
+      <w:lvlText w:val="o"/>
+      <w:lvlJc w:val="left"/>
+      <w:pPr>
+        <w:ind w:left="3600" w:hanging="360"/>
+      </w:pPr>
+      <w:rPr>
+        <w:rFonts w:ascii="Courier New" w:hAnsi="Courier New" w:cs="Courier New" w:hint="default"/>
+      </w:rPr>
+    </w:lvl>
+    <w:lvl w:ilvl="5" w:tplc="04090005" w:tentative="1">
+      <w:start w:val="1"/>
+      <w:numFmt w:val="bullet"/>
+      <w:lvlText w:val=""/>
+      <w:lvlJc w:val="left"/>
+      <w:pPr>
+        <w:ind w:left="4320" w:hanging="360"/>
+      </w:pPr>
+      <w:rPr>
+        <w:rFonts w:ascii="Wingdings" w:hAnsi="Wingdings" w:hint="default"/>
+      </w:rPr>
+    </w:lvl>
+    <w:lvl w:ilvl="6" w:tplc="04090001" w:tentative="1">
+      <w:start w:val="1"/>
+      <w:numFmt w:val="bullet"/>
+      <w:lvlText w:val=""/>
+      <w:lvlJc w:val="left"/>
+      <w:pPr>
+        <w:ind w:left="5040" w:hanging="360"/>
+      </w:pPr>
+      <w:rPr>
+        <w:rFonts w:ascii="Symbol" w:hAnsi="Symbol" w:hint="default"/>
+      </w:rPr>
+    </w:lvl>
+    <w:lvl w:ilvl="7" w:tplc="04090003" w:tentative="1">
+      <w:start w:val="1"/>
+      <w:numFmt w:val="bullet"/>
+      <w:lvlText w:val="o"/>
+      <w:lvlJc w:val="left"/>
+      <w:pPr>
+        <w:ind w:left="5760" w:hanging="360"/>
+      </w:pPr>
+      <w:rPr>
+        <w:rFonts w:ascii="Courier New" w:hAnsi="Courier New" w:cs="Courier New" w:hint="default"/>
+      </w:rPr>
+    </w:lvl>
+    <w:lvl w:ilvl="8" w:tplc="04090005" w:tentative="1">
+      <w:start w:val="1"/>
+      <w:numFmt w:val="bullet"/>
+      <w:lvlText w:val=""/>
+      <w:lvlJc w:val="left"/>
+      <w:pPr>
+        <w:ind w:left="6480" w:hanging="360"/>
+      </w:pPr>
+      <w:rPr>
+        <w:rFonts w:ascii="Wingdings" w:hAnsi="Wingdings" w:hint="default"/>
+      </w:rPr>
+    </w:lvl>
+  </w:abstractNum>
+  <w:abstractNum w:abstractNumId="4" w15:restartNumberingAfterBreak="0">
     <w:nsid w:val="45A226F8"/>
     <w:multiLevelType w:val="hybridMultilevel"/>
     <w:tmpl w:val="7272141C"/>
@@ -673,6 +1841,119 @@
       </w:rPr>
     </w:lvl>
     <w:lvl w:ilvl="1" w:tplc="04090003" w:tentative="1">
+      <w:start w:val="1"/>
+      <w:numFmt w:val="bullet"/>
+      <w:lvlText w:val="o"/>
+      <w:lvlJc w:val="left"/>
+      <w:pPr>
+        <w:ind w:left="1440" w:hanging="360"/>
+      </w:pPr>
+      <w:rPr>
+        <w:rFonts w:ascii="Courier New" w:hAnsi="Courier New" w:cs="Courier New" w:hint="default"/>
+      </w:rPr>
+    </w:lvl>
+    <w:lvl w:ilvl="2" w:tplc="04090005" w:tentative="1">
+      <w:start w:val="1"/>
+      <w:numFmt w:val="bullet"/>
+      <w:lvlText w:val=""/>
+      <w:lvlJc w:val="left"/>
+      <w:pPr>
+        <w:ind w:left="2160" w:hanging="360"/>
+      </w:pPr>
+      <w:rPr>
+        <w:rFonts w:ascii="Wingdings" w:hAnsi="Wingdings" w:hint="default"/>
+      </w:rPr>
+    </w:lvl>
+    <w:lvl w:ilvl="3" w:tplc="04090001" w:tentative="1">
+      <w:start w:val="1"/>
+      <w:numFmt w:val="bullet"/>
+      <w:lvlText w:val=""/>
+      <w:lvlJc w:val="left"/>
+      <w:pPr>
+        <w:ind w:left="2880" w:hanging="360"/>
+      </w:pPr>
+      <w:rPr>
+        <w:rFonts w:ascii="Symbol" w:hAnsi="Symbol" w:hint="default"/>
+      </w:rPr>
+    </w:lvl>
+    <w:lvl w:ilvl="4" w:tplc="04090003" w:tentative="1">
+      <w:start w:val="1"/>
+      <w:numFmt w:val="bullet"/>
+      <w:lvlText w:val="o"/>
+      <w:lvlJc w:val="left"/>
+      <w:pPr>
+        <w:ind w:left="3600" w:hanging="360"/>
+      </w:pPr>
+      <w:rPr>
+        <w:rFonts w:ascii="Courier New" w:hAnsi="Courier New" w:cs="Courier New" w:hint="default"/>
+      </w:rPr>
+    </w:lvl>
+    <w:lvl w:ilvl="5" w:tplc="04090005" w:tentative="1">
+      <w:start w:val="1"/>
+      <w:numFmt w:val="bullet"/>
+      <w:lvlText w:val=""/>
+      <w:lvlJc w:val="left"/>
+      <w:pPr>
+        <w:ind w:left="4320" w:hanging="360"/>
+      </w:pPr>
+      <w:rPr>
+        <w:rFonts w:ascii="Wingdings" w:hAnsi="Wingdings" w:hint="default"/>
+      </w:rPr>
+    </w:lvl>
+    <w:lvl w:ilvl="6" w:tplc="04090001" w:tentative="1">
+      <w:start w:val="1"/>
+      <w:numFmt w:val="bullet"/>
+      <w:lvlText w:val=""/>
+      <w:lvlJc w:val="left"/>
+      <w:pPr>
+        <w:ind w:left="5040" w:hanging="360"/>
+      </w:pPr>
+      <w:rPr>
+        <w:rFonts w:ascii="Symbol" w:hAnsi="Symbol" w:hint="default"/>
+      </w:rPr>
+    </w:lvl>
+    <w:lvl w:ilvl="7" w:tplc="04090003" w:tentative="1">
+      <w:start w:val="1"/>
+      <w:numFmt w:val="bullet"/>
+      <w:lvlText w:val="o"/>
+      <w:lvlJc w:val="left"/>
+      <w:pPr>
+        <w:ind w:left="5760" w:hanging="360"/>
+      </w:pPr>
+      <w:rPr>
+        <w:rFonts w:ascii="Courier New" w:hAnsi="Courier New" w:cs="Courier New" w:hint="default"/>
+      </w:rPr>
+    </w:lvl>
+    <w:lvl w:ilvl="8" w:tplc="04090005" w:tentative="1">
+      <w:start w:val="1"/>
+      <w:numFmt w:val="bullet"/>
+      <w:lvlText w:val=""/>
+      <w:lvlJc w:val="left"/>
+      <w:pPr>
+        <w:ind w:left="6480" w:hanging="360"/>
+      </w:pPr>
+      <w:rPr>
+        <w:rFonts w:ascii="Wingdings" w:hAnsi="Wingdings" w:hint="default"/>
+      </w:rPr>
+    </w:lvl>
+  </w:abstractNum>
+  <w:abstractNum w:abstractNumId="5" w15:restartNumberingAfterBreak="0">
+    <w:nsid w:val="56717CDA"/>
+    <w:multiLevelType w:val="hybridMultilevel"/>
+    <w:tmpl w:val="CC30ED1A"/>
+    <w:lvl w:ilvl="0" w:tplc="04090001">
+      <w:start w:val="1"/>
+      <w:numFmt w:val="bullet"/>
+      <w:lvlText w:val=""/>
+      <w:lvlJc w:val="left"/>
+      <w:pPr>
+        <w:ind w:left="720" w:hanging="360"/>
+      </w:pPr>
+      <w:rPr>
+        <w:rFonts w:ascii="Symbol" w:hAnsi="Symbol" w:hint="default"/>
+      </w:rPr>
+    </w:lvl>
+    <w:lvl w:ilvl="1" w:tplc="04090003">
       <w:start w:val="1"/>
       <w:numFmt w:val="bullet"/>
       <w:lvlText w:val="o"/>
@@ -773,7 +2054,19 @@
     <w:abstractNumId w:val="0"/>
   </w:num>
   <w:num w:numId="2" w16cid:durableId="1898080127">
+    <w:abstractNumId w:val="4"/>
+  </w:num>
+  <w:num w:numId="3" w16cid:durableId="196771552">
+    <w:abstractNumId w:val="3"/>
+  </w:num>
+  <w:num w:numId="4" w16cid:durableId="633874474">
     <w:abstractNumId w:val="1"/>
+  </w:num>
+  <w:num w:numId="5" w16cid:durableId="874777115">
+    <w:abstractNumId w:val="5"/>
+  </w:num>
+  <w:num w:numId="6" w16cid:durableId="1619949376">
+    <w:abstractNumId w:val="2"/>
   </w:num>
 </w:numbering>
 </file>
@@ -1174,7 +2467,7 @@
   <w:style w:type="paragraph" w:default="1" w:styleId="Normal">
     <w:name w:val="Normal"/>
     <w:qFormat/>
-    <w:rsid w:val="00023BE7"/>
+    <w:rsid w:val="00587AD0"/>
   </w:style>
   <w:style w:type="paragraph" w:styleId="Heading1">
     <w:name w:val="heading 1"/>
@@ -1845,6 +3138,30 @@
       <w:rFonts w:ascii="Times New Roman" w:eastAsia="SimSun" w:hAnsi="Times New Roman" w:cs="Times New Roman"/>
       <w:spacing w:val="-1"/>
       <w:lang w:val="x-none" w:eastAsia="x-none"/>
+    </w:rPr>
+  </w:style>
+  <w:style w:type="character" w:styleId="UnresolvedMention">
+    <w:name w:val="Unresolved Mention"/>
+    <w:basedOn w:val="DefaultParagraphFont"/>
+    <w:uiPriority w:val="99"/>
+    <w:semiHidden/>
+    <w:unhideWhenUsed/>
+    <w:rsid w:val="000602BD"/>
+    <w:rPr>
+      <w:color w:val="605E5C"/>
+      <w:shd w:val="clear" w:color="auto" w:fill="E1DFDD"/>
+    </w:rPr>
+  </w:style>
+  <w:style w:type="character" w:styleId="FollowedHyperlink">
+    <w:name w:val="FollowedHyperlink"/>
+    <w:basedOn w:val="DefaultParagraphFont"/>
+    <w:uiPriority w:val="99"/>
+    <w:semiHidden/>
+    <w:unhideWhenUsed/>
+    <w:rsid w:val="007B39C0"/>
+    <w:rPr>
+      <w:color w:val="96607D" w:themeColor="followedHyperlink"/>
+      <w:u w:val="single"/>
     </w:rPr>
   </w:style>
 </w:styles>

--- a/STI/CellularAutomata/Draft.docx
+++ b/STI/CellularAutomata/Draft.docx
@@ -41,6 +41,10 @@
             </w:tabs>
             <w:rPr>
               <w:noProof/>
+              <w:kern w:val="2"/>
+              <w:sz w:val="24"/>
+              <w:szCs w:val="24"/>
+              <w14:ligatures w14:val="standardContextual"/>
             </w:rPr>
           </w:pPr>
           <w:r>
@@ -52,13 +56,14 @@
           <w:r>
             <w:fldChar w:fldCharType="separate"/>
           </w:r>
-          <w:hyperlink w:anchor="_Toc230611093" w:history="1">
+          <w:hyperlink w:anchor="_Toc232873592" w:history="1">
             <w:r>
               <w:rPr>
                 <w:rStyle w:val="Hyperlink"/>
                 <w:noProof/>
+                <w:lang w:val="de-DE"/>
               </w:rPr>
-              <w:t>Gliederung</w:t>
+              <w:t>Expose</w:t>
             </w:r>
             <w:r>
               <w:rPr>
@@ -79,7 +84,7 @@
                 <w:noProof/>
                 <w:webHidden/>
               </w:rPr>
-              <w:instrText xml:space="preserve"> PAGEREF _Toc230611093 \h </w:instrText>
+              <w:instrText xml:space="preserve"> PAGEREF _Toc232873592 \h </w:instrText>
             </w:r>
             <w:r>
               <w:rPr>
@@ -99,7 +104,7 @@
                 <w:noProof/>
                 <w:webHidden/>
               </w:rPr>
-              <w:t>1</w:t>
+              <w:t>2</w:t>
             </w:r>
             <w:r>
               <w:rPr>
@@ -118,15 +123,20 @@
             </w:tabs>
             <w:rPr>
               <w:noProof/>
+              <w:kern w:val="2"/>
+              <w:sz w:val="24"/>
+              <w:szCs w:val="24"/>
+              <w14:ligatures w14:val="standardContextual"/>
             </w:rPr>
           </w:pPr>
-          <w:hyperlink w:anchor="_Toc230611094" w:history="1">
+          <w:hyperlink w:anchor="_Toc232873593" w:history="1">
             <w:r>
               <w:rPr>
                 <w:rStyle w:val="Hyperlink"/>
                 <w:noProof/>
+                <w:lang w:val="de-DE"/>
               </w:rPr>
-              <w:t>Notes</w:t>
+              <w:t>Abstract: TODO</w:t>
             </w:r>
             <w:r>
               <w:rPr>
@@ -147,7 +157,7 @@
                 <w:noProof/>
                 <w:webHidden/>
               </w:rPr>
-              <w:instrText xml:space="preserve"> PAGEREF _Toc230611094 \h </w:instrText>
+              <w:instrText xml:space="preserve"> PAGEREF _Toc232873593 \h </w:instrText>
             </w:r>
             <w:r>
               <w:rPr>
@@ -167,7 +177,7 @@
                 <w:noProof/>
                 <w:webHidden/>
               </w:rPr>
-              <w:t>1</w:t>
+              <w:t>2</w:t>
             </w:r>
             <w:r>
               <w:rPr>
@@ -186,15 +196,20 @@
             </w:tabs>
             <w:rPr>
               <w:noProof/>
+              <w:kern w:val="2"/>
+              <w:sz w:val="24"/>
+              <w:szCs w:val="24"/>
+              <w14:ligatures w14:val="standardContextual"/>
             </w:rPr>
           </w:pPr>
-          <w:hyperlink w:anchor="_Toc230611095" w:history="1">
+          <w:hyperlink w:anchor="_Toc232873594" w:history="1">
             <w:r>
               <w:rPr>
                 <w:rStyle w:val="Hyperlink"/>
                 <w:noProof/>
+                <w:lang w:val="de-DE"/>
               </w:rPr>
-              <w:t>Draft</w:t>
+              <w:t>Introduction: TODO</w:t>
             </w:r>
             <w:r>
               <w:rPr>
@@ -215,7 +230,7 @@
                 <w:noProof/>
                 <w:webHidden/>
               </w:rPr>
-              <w:instrText xml:space="preserve"> PAGEREF _Toc230611095 \h </w:instrText>
+              <w:instrText xml:space="preserve"> PAGEREF _Toc232873594 \h </w:instrText>
             </w:r>
             <w:r>
               <w:rPr>
@@ -235,7 +250,80 @@
                 <w:noProof/>
                 <w:webHidden/>
               </w:rPr>
-              <w:t>1</w:t>
+              <w:t>2</w:t>
+            </w:r>
+            <w:r>
+              <w:rPr>
+                <w:noProof/>
+                <w:webHidden/>
+              </w:rPr>
+              <w:fldChar w:fldCharType="end"/>
+            </w:r>
+          </w:hyperlink>
+        </w:p>
+        <w:p>
+          <w:pPr>
+            <w:pStyle w:val="TOC1"/>
+            <w:tabs>
+              <w:tab w:val="right" w:leader="dot" w:pos="9350"/>
+            </w:tabs>
+            <w:rPr>
+              <w:noProof/>
+              <w:kern w:val="2"/>
+              <w:sz w:val="24"/>
+              <w:szCs w:val="24"/>
+              <w14:ligatures w14:val="standardContextual"/>
+            </w:rPr>
+          </w:pPr>
+          <w:hyperlink w:anchor="_Toc232873595" w:history="1">
+            <w:r>
+              <w:rPr>
+                <w:rStyle w:val="Hyperlink"/>
+                <w:noProof/>
+                <w:lang w:val="de-DE"/>
+              </w:rPr>
+              <w:t>Grundlage zu Zelluläre Automaten</w:t>
+            </w:r>
+            <w:r>
+              <w:rPr>
+                <w:noProof/>
+                <w:webHidden/>
+              </w:rPr>
+              <w:tab/>
+            </w:r>
+            <w:r>
+              <w:rPr>
+                <w:noProof/>
+                <w:webHidden/>
+              </w:rPr>
+              <w:fldChar w:fldCharType="begin"/>
+            </w:r>
+            <w:r>
+              <w:rPr>
+                <w:noProof/>
+                <w:webHidden/>
+              </w:rPr>
+              <w:instrText xml:space="preserve"> PAGEREF _Toc232873595 \h </w:instrText>
+            </w:r>
+            <w:r>
+              <w:rPr>
+                <w:noProof/>
+                <w:webHidden/>
+              </w:rPr>
+            </w:r>
+            <w:r>
+              <w:rPr>
+                <w:noProof/>
+                <w:webHidden/>
+              </w:rPr>
+              <w:fldChar w:fldCharType="separate"/>
+            </w:r>
+            <w:r>
+              <w:rPr>
+                <w:noProof/>
+                <w:webHidden/>
+              </w:rPr>
+              <w:t>2</w:t>
             </w:r>
             <w:r>
               <w:rPr>
@@ -271,241 +359,739 @@
           <w:lang w:val="de-DE"/>
         </w:rPr>
       </w:pPr>
-      <w:bookmarkStart w:id="0" w:name="_Toc230611094"/>
-      <w:bookmarkStart w:id="1" w:name="_Toc230611093"/>
+      <w:bookmarkStart w:id="0" w:name="_Toc232873592"/>
       <w:r>
         <w:rPr>
           <w:lang w:val="de-DE"/>
         </w:rPr>
         <w:lastRenderedPageBreak/>
-        <w:t>Notes</w:t>
+        <w:t>Expose</w:t>
       </w:r>
       <w:bookmarkEnd w:id="0"/>
+    </w:p>
+    <w:p>
+      <w:pPr>
+        <w:pStyle w:val="BodyText"/>
+      </w:pPr>
+      <w:r>
+        <w:t xml:space="preserve">Das Bereinigen und Entfernen von Bildrauschen (eng.: </w:t>
+      </w:r>
+      <w:r>
+        <w:rPr>
+          <w:i/>
+          <w:iCs/>
+        </w:rPr>
+        <w:t>noise</w:t>
+      </w:r>
+      <w:r>
+        <w:t>) in digitalen Bildern ist eine grundlegende Problemstellung in Bereichen der Fotografie, Medizin und Datenverarbeitung. Besonders in den zuletzt genannten Bereichen führt es zur ungewollten Addition von Information, welche Ergebnisse und Auswertungen verfälschen oder anderweitig beeinträchtigen können.</w:t>
+      </w:r>
+    </w:p>
+    <w:p>
+      <w:pPr>
+        <w:pStyle w:val="BodyText"/>
+      </w:pPr>
+      <w:r>
+        <w:t xml:space="preserve">Es wird zwischen vier Arten von Noise unterschieden: Salt and Pepper, Poisson, Gaussian und Speckle. Hierbei gibt es einige Techniken (eng.: </w:t>
+      </w:r>
+      <w:r>
+        <w:rPr>
+          <w:i/>
+          <w:iCs/>
+        </w:rPr>
+        <w:t>noise filter</w:t>
+      </w:r>
+      <w:r>
+        <w:t>), die diesem Problem entgegenwirken; wie beispielsweise den Gaussian Filter, welcher Smoothing und Blurring auf ein Bild anwendet, oder den Median Filter, welcher sämtliche Bildpixel durch deren Durchschnittswerte in einem gegebenem Perimeter ersetzt.</w:t>
+      </w:r>
+    </w:p>
+    <w:p>
+      <w:pPr>
+        <w:pStyle w:val="BodyText"/>
+      </w:pPr>
+      <w:r>
+        <w:t>Die Anwendung von solchen Filtern birgt hierbei stets einen Abtausch zwischen der Effektivität der Noise Reduktion und Klarheit des Bildes, was zu Informationsverlust führt. Dementsprechend bemühen sich mehrere akademische Werke und Studien damit, bessere Filter zu finden.</w:t>
+      </w:r>
+    </w:p>
+    <w:p>
+      <w:pPr>
+        <w:pStyle w:val="BodyText"/>
+      </w:pPr>
+      <w:r>
+        <w:t xml:space="preserve">Dabei wurde mehrmals aufgezeigt, dass Noise Filter, welche auf zelluläre Automaten (eng.: </w:t>
+      </w:r>
+      <w:r>
+        <w:rPr>
+          <w:i/>
+          <w:iCs/>
+        </w:rPr>
+        <w:t>cellular automata</w:t>
+      </w:r>
+      <w:r>
+        <w:t>, abbr.: CA) basieren und agieren, oft ein besseres Ergebnis als herkömmlich Filter bieten.</w:t>
+      </w:r>
+    </w:p>
+    <w:p>
+      <w:pPr>
+        <w:rPr>
+          <w:b/>
+          <w:bCs/>
+          <w:lang w:val="de-DE"/>
+        </w:rPr>
+      </w:pPr>
+      <w:r>
+        <w:rPr>
+          <w:b/>
+          <w:bCs/>
+          <w:lang w:val="de-DE"/>
+        </w:rPr>
+        <w:t>Forschungsfrage und Methodik</w:t>
+      </w:r>
+    </w:p>
+    <w:p>
+      <w:pPr>
+        <w:pStyle w:val="BodyText"/>
+        <w:rPr>
+          <w:lang w:val="de-DE"/>
+        </w:rPr>
+      </w:pPr>
+      <w:r>
+        <w:rPr>
+          <w:lang w:val="de-DE"/>
+        </w:rPr>
+        <w:t xml:space="preserve">In dieser Arbeit </w:t>
+      </w:r>
+      <w:r>
+        <w:rPr>
+          <w:lang w:val="de-DE"/>
+        </w:rPr>
+        <w:t>sollen</w:t>
+      </w:r>
+      <w:r>
+        <w:rPr>
+          <w:lang w:val="de-DE"/>
+        </w:rPr>
+        <w:t xml:space="preserve"> </w:t>
+      </w:r>
+      <w:r>
+        <w:rPr>
+          <w:lang w:val="de-DE"/>
+        </w:rPr>
+        <w:t>drei</w:t>
+      </w:r>
+      <w:r>
+        <w:rPr>
+          <w:lang w:val="de-DE"/>
+        </w:rPr>
+        <w:t xml:space="preserve"> </w:t>
+      </w:r>
+      <w:r>
+        <w:rPr>
+          <w:lang w:val="de-DE"/>
+        </w:rPr>
+        <w:t>CA-basierte</w:t>
+      </w:r>
+      <w:r>
+        <w:rPr>
+          <w:lang w:val="de-DE"/>
+        </w:rPr>
+        <w:t xml:space="preserve"> Noise Filter</w:t>
+      </w:r>
+      <w:r>
+        <w:rPr>
+          <w:lang w:val="de-DE"/>
+        </w:rPr>
+        <w:t xml:space="preserve"> aus einer Sammlung an Studien, welche zwischen 2001 und 2025 publiziert wurden,</w:t>
+      </w:r>
+      <w:r>
+        <w:rPr>
+          <w:lang w:val="de-DE"/>
+        </w:rPr>
+        <w:t xml:space="preserve"> beleuchtet und in Hinsicht auf Bildklarheit </w:t>
+      </w:r>
+      <w:r>
+        <w:rPr>
+          <w:lang w:val="de-DE"/>
+        </w:rPr>
+        <w:t>und Effizienz verglichen werden.</w:t>
+      </w:r>
+    </w:p>
+    <w:p>
+      <w:pPr>
+        <w:pStyle w:val="BodyText"/>
+        <w:rPr>
+          <w:lang w:val="de-DE"/>
+        </w:rPr>
+      </w:pPr>
+      <w:r>
+        <w:rPr>
+          <w:lang w:val="de-DE"/>
+        </w:rPr>
+        <w:t>Hierfür wird zunächst die grundlegende Thematik von Noise und deren vier verschiedenen Typen erklärt werden und wie herkömmliche Filter diesen entgegensteuern. Daraufhin soll die Theorie von CA grundlegend und dann im Kontext von Bildbearbeitung beleuchtet werden, bevor in die spezifische Implementierung von CA-basierten Noise Filtern übergegangen wird.</w:t>
+      </w:r>
+    </w:p>
+    <w:p>
+      <w:pPr>
+        <w:pStyle w:val="BodyText"/>
+        <w:rPr>
+          <w:lang w:val="de-DE"/>
+        </w:rPr>
+      </w:pPr>
+      <w:r>
+        <w:rPr>
+          <w:lang w:val="de-DE"/>
+        </w:rPr>
+        <w:t>Ein Vergleich wird, wenn möglich, praktisch durch Implementation der vorgegebenen Algorithmen durchgeführt und deren Anwendung auf einen zuvor präparierten Datensatz an Bildern. Hierbei ist anzumerken, dass es sich um schwarz-weiß bzw. greyscale Bildern handeln werden, da der Entfernung von Noise auf solchen eine andere Methodik zugrunde liegt.</w:t>
+      </w:r>
+    </w:p>
+    <w:p>
+      <w:pPr>
+        <w:rPr>
+          <w:lang w:val="de-DE"/>
+        </w:rPr>
+      </w:pPr>
+    </w:p>
+    <w:p>
+      <w:pPr>
+        <w:pStyle w:val="Heading1"/>
+        <w:rPr>
+          <w:lang w:val="de-DE"/>
+        </w:rPr>
+      </w:pPr>
+      <w:bookmarkStart w:id="1" w:name="_Toc232873593"/>
+      <w:r>
+        <w:rPr>
+          <w:lang w:val="de-DE"/>
+        </w:rPr>
+        <w:t>Abstract: TODO</w:t>
+      </w:r>
+      <w:bookmarkEnd w:id="1"/>
+    </w:p>
+    <w:p>
+      <w:pPr>
+        <w:rPr>
+          <w:lang w:val="de-DE"/>
+        </w:rPr>
+      </w:pPr>
+    </w:p>
+    <w:p>
+      <w:pPr>
+        <w:pStyle w:val="Heading1"/>
+        <w:rPr>
+          <w:lang w:val="de-DE"/>
+        </w:rPr>
+      </w:pPr>
+      <w:bookmarkStart w:id="2" w:name="_Toc232873594"/>
+      <w:r>
+        <w:rPr>
+          <w:lang w:val="de-DE"/>
+        </w:rPr>
+        <w:t>Introduction: TODO</w:t>
+      </w:r>
+      <w:bookmarkEnd w:id="2"/>
+    </w:p>
+    <w:p>
+      <w:pPr>
+        <w:rPr>
+          <w:lang w:val="de-DE"/>
+        </w:rPr>
+      </w:pPr>
+    </w:p>
+    <w:p>
+      <w:pPr>
+        <w:pStyle w:val="Heading1"/>
+        <w:rPr>
+          <w:lang w:val="de-DE"/>
+        </w:rPr>
+      </w:pPr>
+      <w:bookmarkStart w:id="3" w:name="_Toc232873595"/>
+      <w:r>
+        <w:rPr>
+          <w:lang w:val="de-DE"/>
+        </w:rPr>
+        <w:t>Zelluläre Automaten</w:t>
+      </w:r>
+      <w:bookmarkEnd w:id="3"/>
+    </w:p>
+    <w:p>
+      <w:pPr>
+        <w:rPr>
+          <w:lang w:val="de-DE"/>
+        </w:rPr>
+      </w:pPr>
+      <w:r>
+        <w:rPr>
+          <w:lang w:val="de-DE"/>
+        </w:rPr>
+        <w:t>Ein zellulärer Automat</w:t>
+      </w:r>
+      <w:r>
+        <w:rPr>
+          <w:lang w:val="de-DE"/>
+        </w:rPr>
+        <w:t xml:space="preserve"> (engl.: </w:t>
+      </w:r>
+      <w:r>
+        <w:rPr>
+          <w:i/>
+          <w:iCs/>
+          <w:lang w:val="de-DE"/>
+        </w:rPr>
+        <w:t>c</w:t>
+      </w:r>
+      <w:r>
+        <w:rPr>
+          <w:i/>
+          <w:iCs/>
+          <w:lang w:val="de-DE"/>
+        </w:rPr>
+        <w:t>ellular automata</w:t>
+      </w:r>
+      <w:r>
+        <w:rPr>
+          <w:lang w:val="de-DE"/>
+        </w:rPr>
+        <w:t>, kurz: CA)</w:t>
+      </w:r>
+      <w:r>
+        <w:rPr>
+          <w:lang w:val="de-DE"/>
+        </w:rPr>
+        <w:t xml:space="preserve"> beschreibt einen Raum an Zellen, in dem jede Zelle zum Zeitpunkt </w:t>
+      </w:r>
+      <w:r>
+        <w:rPr>
+          <w:i/>
+          <w:iCs/>
+          <w:lang w:val="de-DE"/>
+        </w:rPr>
+        <w:t xml:space="preserve">t </w:t>
+      </w:r>
+      <w:r>
+        <w:rPr>
+          <w:lang w:val="de-DE"/>
+        </w:rPr>
+        <w:t xml:space="preserve">einen Zustand aus einer finiten Zustandsmenge </w:t>
+      </w:r>
+      <w:r>
+        <w:rPr>
+          <w:i/>
+          <w:iCs/>
+          <w:lang w:val="de-DE"/>
+        </w:rPr>
+        <w:t xml:space="preserve">Q </w:t>
+      </w:r>
+      <w:r>
+        <w:rPr>
+          <w:lang w:val="de-DE"/>
+        </w:rPr>
+        <w:t>annimmt.</w:t>
+      </w:r>
+      <w:r>
+        <w:rPr>
+          <w:lang w:val="de-DE"/>
+        </w:rPr>
+        <w:t xml:space="preserve"> Bei einem elementaren CA</w:t>
+      </w:r>
+      <w:r>
+        <w:rPr>
+          <w:lang w:val="de-DE"/>
+        </w:rPr>
+        <w:t xml:space="preserve"> wären diese Zustände 0</w:t>
+      </w:r>
+      <w:r>
+        <w:rPr>
+          <w:lang w:val="de-DE"/>
+        </w:rPr>
+        <w:t xml:space="preserve"> (tot)</w:t>
+      </w:r>
+      <w:r>
+        <w:rPr>
+          <w:lang w:val="de-DE"/>
+        </w:rPr>
+        <w:t xml:space="preserve"> und 1</w:t>
+      </w:r>
+      <w:r>
+        <w:rPr>
+          <w:lang w:val="de-DE"/>
+        </w:rPr>
+        <w:t xml:space="preserve"> (lebendig)</w:t>
+      </w:r>
+      <w:r>
+        <w:rPr>
+          <w:lang w:val="de-DE"/>
+        </w:rPr>
+        <w:t>.</w:t>
+      </w:r>
+    </w:p>
+    <w:p>
+      <w:pPr>
+        <w:rPr>
+          <w:lang w:val="de-DE"/>
+        </w:rPr>
+      </w:pPr>
+      <w:r>
+        <w:rPr>
+          <w:lang w:val="de-DE"/>
+        </w:rPr>
+        <w:t xml:space="preserve">Jede Zelle hat eine Nachbarschaft </w:t>
+      </w:r>
+      <w:r>
+        <w:rPr>
+          <w:i/>
+          <w:iCs/>
+          <w:lang w:val="de-DE"/>
+        </w:rPr>
+        <w:t>N</w:t>
+      </w:r>
+      <w:r>
+        <w:rPr>
+          <w:lang w:val="de-DE"/>
+        </w:rPr>
+        <w:t>, welche beim Übergang von der momentanen Generation an Zellen</w:t>
+      </w:r>
+      <w:r>
+        <w:rPr>
+          <w:lang w:val="de-DE"/>
+        </w:rPr>
+        <w:t xml:space="preserve"> (</w:t>
+      </w:r>
+      <w:r>
+        <w:rPr>
+          <w:i/>
+          <w:iCs/>
+          <w:lang w:val="de-DE"/>
+        </w:rPr>
+        <w:t>t</w:t>
+      </w:r>
+      <w:r>
+        <w:rPr>
+          <w:lang w:val="de-DE"/>
+        </w:rPr>
+        <w:t>)</w:t>
+      </w:r>
+      <w:r>
+        <w:rPr>
+          <w:lang w:val="de-DE"/>
+        </w:rPr>
+        <w:t xml:space="preserve"> in die nächste</w:t>
+      </w:r>
+      <w:r>
+        <w:rPr>
+          <w:lang w:val="de-DE"/>
+        </w:rPr>
+        <w:t xml:space="preserve"> (</w:t>
+      </w:r>
+      <w:r>
+        <w:rPr>
+          <w:i/>
+          <w:iCs/>
+          <w:lang w:val="de-DE"/>
+        </w:rPr>
+        <w:t>t+1</w:t>
+      </w:r>
+      <w:r>
+        <w:rPr>
+          <w:lang w:val="de-DE"/>
+        </w:rPr>
+        <w:t>)</w:t>
+      </w:r>
+      <w:r>
+        <w:rPr>
+          <w:lang w:val="de-DE"/>
+        </w:rPr>
+        <w:t>, Einfluss auf die betrachtete Zelle ausübt.</w:t>
+      </w:r>
+      <w:r>
+        <w:rPr>
+          <w:lang w:val="de-DE"/>
+        </w:rPr>
+        <w:t xml:space="preserve"> </w:t>
+      </w:r>
+      <w:r>
+        <w:rPr>
+          <w:lang w:val="de-DE"/>
+        </w:rPr>
+        <w:t>Zu Definition der Nachbarschaft</w:t>
+      </w:r>
+      <w:r>
+        <w:rPr>
+          <w:lang w:val="de-DE"/>
+        </w:rPr>
+        <w:t>en in einem dreidimensionalem CA</w:t>
+      </w:r>
+      <w:r>
+        <w:rPr>
+          <w:lang w:val="de-DE"/>
+        </w:rPr>
+        <w:t xml:space="preserve"> wird meist Von Neumann oder Moore in Anbetracht</w:t>
+      </w:r>
+      <w:r>
+        <w:rPr>
+          <w:lang w:val="de-DE"/>
+        </w:rPr>
+        <w:t xml:space="preserve"> (vgl. </w:t>
+      </w:r>
+      <w:r>
+        <w:rPr>
+          <w:highlight w:val="cyan"/>
+          <w:lang w:val="de-DE"/>
+        </w:rPr>
+        <w:t>Abb. 1</w:t>
+      </w:r>
+      <w:r>
+        <w:rPr>
+          <w:lang w:val="de-DE"/>
+        </w:rPr>
+        <w:t>)</w:t>
+      </w:r>
+      <w:r>
+        <w:rPr>
+          <w:lang w:val="de-DE"/>
+        </w:rPr>
+        <w:t xml:space="preserve"> gezogen. </w:t>
+      </w:r>
+    </w:p>
+    <w:p>
+      <w:pPr>
+        <w:rPr>
+          <w:color w:val="00B0F0"/>
+          <w:lang w:val="de-DE"/>
+        </w:rPr>
+      </w:pPr>
+      <w:r>
+        <w:rPr>
+          <w:color w:val="00B0F0"/>
+          <w:lang w:val="de-DE"/>
+        </w:rPr>
+        <w:t>Hierbei definiert Von Neumann</w:t>
+      </w:r>
+      <w:r>
+        <w:rPr>
+          <w:color w:val="00B0F0"/>
+          <w:lang w:val="de-DE"/>
+        </w:rPr>
+        <w:t xml:space="preserve"> grundlegend</w:t>
+      </w:r>
+      <w:r>
+        <w:rPr>
+          <w:color w:val="00B0F0"/>
+          <w:lang w:val="de-DE"/>
+        </w:rPr>
+        <w:t xml:space="preserve"> alle Zellen mit Manhattan Distanz gleich 1 als Nachbarn, während </w:t>
+      </w:r>
+      <w:r>
+        <w:rPr>
+          <w:color w:val="00B0F0"/>
+          <w:lang w:val="de-DE"/>
+        </w:rPr>
+        <w:t>Moore alle anliegende Zellen</w:t>
+      </w:r>
+      <w:r>
+        <w:rPr>
+          <w:color w:val="00B0F0"/>
+          <w:lang w:val="de-DE"/>
+        </w:rPr>
+        <w:t xml:space="preserve"> – grundlegend sind hier die acht umschließende Zellen gemeint -</w:t>
+      </w:r>
+      <w:r>
+        <w:rPr>
+          <w:color w:val="00B0F0"/>
+          <w:lang w:val="de-DE"/>
+        </w:rPr>
+        <w:t xml:space="preserve"> als </w:t>
+      </w:r>
+      <w:r>
+        <w:rPr>
+          <w:color w:val="00B0F0"/>
+          <w:lang w:val="de-DE"/>
+        </w:rPr>
+        <w:lastRenderedPageBreak/>
+        <w:t>solche definiert.</w:t>
+      </w:r>
+      <w:r>
+        <w:rPr>
+          <w:color w:val="00B0F0"/>
+          <w:lang w:val="de-DE"/>
+        </w:rPr>
+        <w:t xml:space="preserve"> </w:t>
+      </w:r>
+      <w:r>
+        <w:rPr>
+          <w:color w:val="00B0F0"/>
+          <w:lang w:val="de-DE"/>
+        </w:rPr>
+        <w:t>Einige wissenschaftliche Arbeiten, welche hier später aufgeführt werden sollen, nehmen größere Nachbarschaftsdistanzen wahr, was dennoch im Sinne der zellulären Automaten liegt.</w:t>
+      </w:r>
+    </w:p>
+    <w:p>
+      <w:pPr>
+        <w:rPr>
+          <w:lang w:val="de-DE"/>
+        </w:rPr>
+      </w:pPr>
+      <w:r>
+        <w:rPr>
+          <w:lang w:val="de-DE"/>
+        </w:rPr>
+        <w:t xml:space="preserve">Lokale </w:t>
+      </w:r>
+      <w:r>
+        <w:rPr>
+          <w:lang w:val="de-DE"/>
+        </w:rPr>
+        <w:t xml:space="preserve">Übergangsfunktionen beschreiben </w:t>
+      </w:r>
+      <w:r>
+        <w:rPr>
+          <w:lang w:val="de-DE"/>
+        </w:rPr>
+        <w:t xml:space="preserve">den neuen Zustand einer Zelle </w:t>
+      </w:r>
+      <w:r>
+        <w:rPr>
+          <w:lang w:val="de-DE"/>
+        </w:rPr>
+        <w:t xml:space="preserve">bei Zeitschritt </w:t>
+      </w:r>
+      <w:r>
+        <w:rPr>
+          <w:i/>
+          <w:iCs/>
+          <w:lang w:val="de-DE"/>
+        </w:rPr>
+        <w:t>t+1</w:t>
+      </w:r>
+      <w:r>
+        <w:rPr>
+          <w:i/>
+          <w:iCs/>
+          <w:lang w:val="de-DE"/>
+        </w:rPr>
+        <w:t xml:space="preserve"> </w:t>
+      </w:r>
+      <w:r>
+        <w:rPr>
+          <w:lang w:val="de-DE"/>
+        </w:rPr>
+        <w:t xml:space="preserve">basierend auf </w:t>
+      </w:r>
+      <w:r>
+        <w:rPr>
+          <w:lang w:val="de-DE"/>
+        </w:rPr>
+        <w:t>seiner</w:t>
+      </w:r>
+      <w:r>
+        <w:rPr>
+          <w:lang w:val="de-DE"/>
+        </w:rPr>
+        <w:t xml:space="preserve"> Nachbarschaft</w:t>
+      </w:r>
+      <w:r>
+        <w:rPr>
+          <w:lang w:val="de-DE"/>
+        </w:rPr>
+        <w:t>.</w:t>
+      </w:r>
+      <w:r>
+        <w:rPr>
+          <w:lang w:val="de-DE"/>
+        </w:rPr>
+        <w:t xml:space="preserve"> Beispielhaft wäre eine Übergangsfunktion für ein elementares CA, welche eine Zelle mit zwei </w:t>
+      </w:r>
+      <w:r>
+        <w:rPr>
+          <w:lang w:val="de-DE"/>
+        </w:rPr>
+        <w:t>lebendigen Nachbarn als ebenfalls lebendig klassifiziert.</w:t>
+      </w:r>
+      <w:r>
+        <w:rPr>
+          <w:lang w:val="de-DE"/>
+        </w:rPr>
+        <w:t xml:space="preserve"> D</w:t>
+      </w:r>
+      <w:r>
+        <w:rPr>
+          <w:lang w:val="de-DE"/>
+        </w:rPr>
+        <w:t>iese</w:t>
+      </w:r>
+      <w:r>
+        <w:rPr>
+          <w:lang w:val="de-DE"/>
+        </w:rPr>
+        <w:t xml:space="preserve"> Definition ist willkürlich</w:t>
+      </w:r>
+      <w:r>
+        <w:rPr>
+          <w:lang w:val="de-DE"/>
+        </w:rPr>
+        <w:t xml:space="preserve"> und Teil der Betrachtung von CA. Im Kontext der Bildbearbeitung ist</w:t>
+      </w:r>
+      <w:r>
+        <w:rPr>
+          <w:lang w:val="de-DE"/>
+        </w:rPr>
+        <w:t xml:space="preserve"> die Determinierung von </w:t>
+      </w:r>
+      <w:r>
+        <w:rPr>
+          <w:lang w:val="de-DE"/>
+        </w:rPr>
+        <w:t xml:space="preserve">einem geeigneten </w:t>
+      </w:r>
+      <w:r>
+        <w:rPr>
+          <w:lang w:val="de-DE"/>
+        </w:rPr>
+        <w:t>Set an Übergangsfunktionen oft Teilschritt</w:t>
+      </w:r>
+      <w:r>
+        <w:rPr>
+          <w:lang w:val="de-DE"/>
+        </w:rPr>
+        <w:t xml:space="preserve"> des Bildbearbeitungsverfahren</w:t>
+      </w:r>
+      <w:r>
+        <w:rPr>
+          <w:lang w:val="de-DE"/>
+        </w:rPr>
+        <w:t xml:space="preserve"> oder der Algorithmusfindung</w:t>
+      </w:r>
+      <w:r>
+        <w:rPr>
+          <w:lang w:val="de-DE"/>
+        </w:rPr>
+        <w:t>, wie später aufgezeigt wird.</w:t>
+      </w:r>
+    </w:p>
+    <w:p>
+      <w:pPr>
+        <w:rPr>
+          <w:lang w:val="de-DE"/>
+        </w:rPr>
+      </w:pPr>
     </w:p>
     <w:p>
       <w:pPr>
         <w:pStyle w:val="ListParagraph"/>
         <w:numPr>
           <w:ilvl w:val="0"/>
-          <w:numId w:val="5"/>
+          <w:numId w:val="7"/>
         </w:numPr>
         <w:rPr>
-          <w:lang w:val="de-DE"/>
-        </w:rPr>
-      </w:pPr>
-      <w:r>
-        <w:rPr>
-          <w:lang w:val="de-DE"/>
-        </w:rPr>
-        <w:t>Bilderunterdrückungsverfahren, Rauschfilter</w:t>
-      </w:r>
-    </w:p>
-    <w:p>
-      <w:pPr>
-        <w:rPr>
-          <w:lang w:val="de-DE"/>
-        </w:rPr>
-      </w:pPr>
-      <w:r>
-        <w:rPr>
-          <w:b/>
-          <w:bCs/>
-          <w:lang w:val="de-DE"/>
-        </w:rPr>
-        <w:t xml:space="preserve">Ursprüngliche </w:t>
-      </w:r>
-      <w:r>
-        <w:rPr>
-          <w:b/>
-          <w:bCs/>
-          <w:lang w:val="de-DE"/>
-        </w:rPr>
-        <w:t>Forschungsfrage</w:t>
-      </w:r>
-      <w:r>
-        <w:rPr>
-          <w:lang w:val="de-DE"/>
-        </w:rPr>
-        <w:t>: Vergleich von drei CA Filtern</w:t>
-      </w:r>
-    </w:p>
-    <w:p>
-      <w:pPr>
-        <w:rPr>
-          <w:lang w:val="de-DE"/>
-        </w:rPr>
-      </w:pPr>
-      <w:r>
-        <w:rPr>
-          <w:b/>
-          <w:bCs/>
-          <w:lang w:val="de-DE"/>
-        </w:rPr>
-        <w:t>Überlegung</w:t>
-      </w:r>
-      <w:r>
-        <w:rPr>
-          <w:lang w:val="de-DE"/>
-        </w:rPr>
-        <w:t xml:space="preserve">: </w:t>
-      </w:r>
-      <w:r>
-        <w:rPr>
-          <w:lang w:val="de-DE"/>
-        </w:rPr>
-        <w:t xml:space="preserve">Anstatt rein die Effektivität von CA Filtern zu vergleichen, soll stattdessen der </w:t>
-      </w:r>
-      <w:r>
-        <w:rPr>
-          <w:b/>
-          <w:bCs/>
-          <w:lang w:val="de-DE"/>
-        </w:rPr>
-        <w:t>Mehrwert</w:t>
-      </w:r>
-      <w:r>
-        <w:rPr>
-          <w:lang w:val="de-DE"/>
-        </w:rPr>
-        <w:t xml:space="preserve"> und der </w:t>
-      </w:r>
-      <w:r>
-        <w:rPr>
-          <w:b/>
-          <w:bCs/>
-          <w:lang w:val="de-DE"/>
-        </w:rPr>
-        <w:t>Nutzen von zellulären Automaten</w:t>
-      </w:r>
-      <w:r>
-        <w:rPr>
-          <w:lang w:val="de-DE"/>
-        </w:rPr>
-        <w:t xml:space="preserve"> in der </w:t>
-      </w:r>
-      <w:r>
-        <w:rPr>
-          <w:b/>
-          <w:bCs/>
-          <w:lang w:val="de-DE"/>
-        </w:rPr>
-        <w:t>Bildverarbeitung</w:t>
-      </w:r>
-      <w:r>
-        <w:rPr>
-          <w:lang w:val="de-DE"/>
-        </w:rPr>
-        <w:t xml:space="preserve"> bezüglich </w:t>
-      </w:r>
-      <w:r>
-        <w:rPr>
-          <w:b/>
-          <w:bCs/>
-          <w:lang w:val="de-DE"/>
-        </w:rPr>
-        <w:t>Rauschfiltern</w:t>
-      </w:r>
-      <w:r>
-        <w:rPr>
-          <w:lang w:val="de-DE"/>
-        </w:rPr>
-        <w:t xml:space="preserve"> aufgezeigt und beschrieben werden</w:t>
-      </w:r>
-      <w:r>
-        <w:rPr>
-          <w:lang w:val="de-DE"/>
-        </w:rPr>
-        <w:t xml:space="preserve">. Hierbei </w:t>
-      </w:r>
-      <w:r>
-        <w:rPr>
-          <w:lang w:val="de-DE"/>
-        </w:rPr>
-        <w:t xml:space="preserve">werden weiterhin CA Filtern aus anderen wissenschaftlichen Arbeiten genutzt, jedoch liegt nun der Fokus darauf, </w:t>
-      </w:r>
-      <w:r>
-        <w:rPr>
-          <w:b/>
-          <w:bCs/>
-          <w:lang w:val="de-DE"/>
-        </w:rPr>
-        <w:t>eine möglichst weite Bandbreite an verschiedenen Algorithmen</w:t>
-      </w:r>
-      <w:r>
-        <w:rPr>
-          <w:lang w:val="de-DE"/>
-        </w:rPr>
-        <w:t xml:space="preserve"> darzustellen.</w:t>
-      </w:r>
-    </w:p>
-    <w:p>
-      <w:pPr>
-        <w:rPr>
-          <w:lang w:val="de-DE"/>
-        </w:rPr>
-      </w:pPr>
-      <w:r>
-        <w:rPr>
-          <w:lang w:val="de-DE"/>
-        </w:rPr>
-        <w:t xml:space="preserve">Arbeit soll </w:t>
-      </w:r>
-      <w:r>
-        <w:rPr>
-          <w:b/>
-          <w:bCs/>
-          <w:lang w:val="de-DE"/>
-        </w:rPr>
-        <w:t>einführender Anhaltspunkt</w:t>
-      </w:r>
-      <w:r>
-        <w:rPr>
-          <w:lang w:val="de-DE"/>
-        </w:rPr>
-        <w:t xml:space="preserve"> zu CA-basierten Filtern sein und deren Anwendungsmöglichkeit im Bereich der Bildverarbeitung</w:t>
-      </w:r>
-      <w:r>
-        <w:rPr>
-          <w:lang w:val="de-DE"/>
-        </w:rPr>
-        <w:t>.</w:t>
-      </w:r>
-      <w:r>
-        <w:rPr>
-          <w:lang w:val="de-DE"/>
-        </w:rPr>
-        <w:t xml:space="preserve"> Richtet sich an andere Studenten oder Wissenschaftler, die Einstieg suchen.</w:t>
-      </w:r>
-    </w:p>
-    <w:p>
-      <w:pPr>
-        <w:rPr>
-          <w:lang w:val="de-DE"/>
-        </w:rPr>
-      </w:pPr>
-      <w:r>
-        <w:rPr>
-          <w:lang w:val="de-DE"/>
-        </w:rPr>
-        <w:t xml:space="preserve">Die Inklusion der aktuellsten wissenschaftlichen Arbeiten sollte den Fortschritt in dem Feld </w:t>
-      </w:r>
-      <w:r>
-        <w:rPr>
-          <w:lang w:val="de-DE"/>
-        </w:rPr>
-        <w:t>darstellen</w:t>
-      </w:r>
-      <w:r>
-        <w:rPr>
-          <w:lang w:val="de-DE"/>
-        </w:rPr>
-        <w:t xml:space="preserve"> und Bandweite der Arbeit einschränken</w:t>
-      </w:r>
-      <w:r>
-        <w:rPr>
-          <w:lang w:val="de-DE"/>
-        </w:rPr>
-        <w:t>:</w:t>
+          <w:color w:val="A02B93" w:themeColor="accent5"/>
+          <w:lang w:val="de-DE"/>
+        </w:rPr>
+      </w:pPr>
+      <w:r>
+        <w:rPr>
+          <w:color w:val="A02B93" w:themeColor="accent5"/>
+          <w:lang w:val="de-DE"/>
+        </w:rPr>
+        <w:t>Wird im Kontext und Nutzen von Bildbearbeitung erklärt, also gekürzte Version</w:t>
       </w:r>
     </w:p>
     <w:p>
@@ -513,32 +1099,244 @@
         <w:pStyle w:val="ListParagraph"/>
         <w:numPr>
           <w:ilvl w:val="0"/>
-          <w:numId w:val="5"/>
+          <w:numId w:val="7"/>
         </w:numPr>
         <w:rPr>
-          <w:lang w:val="de-DE"/>
-        </w:rPr>
-      </w:pPr>
-      <w:hyperlink r:id="rId6" w:history="1">
-        <w:r>
-          <w:rPr>
-            <w:rStyle w:val="Hyperlink"/>
-            <w:b/>
-            <w:bCs/>
-            <w:lang w:val="de-DE"/>
-          </w:rPr>
-          <w:t>Kong and Choi (2026)</w:t>
-        </w:r>
-        <w:r>
-          <w:rPr>
-            <w:rStyle w:val="Hyperlink"/>
-            <w:b/>
-            <w:bCs/>
-            <w:lang w:val="de-DE"/>
-          </w:rPr>
-          <w:t>:</w:t>
-        </w:r>
-      </w:hyperlink>
+          <w:color w:val="A02B93" w:themeColor="accent5"/>
+          <w:lang w:val="de-DE"/>
+        </w:rPr>
+      </w:pPr>
+      <w:r>
+        <w:rPr>
+          <w:color w:val="A02B93" w:themeColor="accent5"/>
+          <w:lang w:val="de-DE"/>
+        </w:rPr>
+        <w:t>2D und 3D zelluläre Automaten</w:t>
+      </w:r>
+    </w:p>
+    <w:p>
+      <w:pPr>
+        <w:rPr>
+          <w:color w:val="A02B93" w:themeColor="accent5"/>
+          <w:lang w:val="de-DE"/>
+        </w:rPr>
+      </w:pPr>
+      <w:r>
+        <w:rPr>
+          <w:color w:val="A02B93" w:themeColor="accent5"/>
+          <w:lang w:val="de-DE"/>
+        </w:rPr>
+        <w:t>Zelluläre Automaten gehören zu den endlichen Automaten</w:t>
+      </w:r>
+    </w:p>
+    <w:p>
+      <w:pPr>
+        <w:rPr>
+          <w:color w:val="A02B93" w:themeColor="accent5"/>
+          <w:lang w:val="de-DE"/>
+        </w:rPr>
+      </w:pPr>
+      <w:r>
+        <w:rPr>
+          <w:color w:val="A02B93" w:themeColor="accent5"/>
+          <w:lang w:val="de-DE"/>
+        </w:rPr>
+        <w:t xml:space="preserve">Ein dreidimensionaler zellulärer Automat beschreibt ein Raum </w:t>
+      </w:r>
+      <w:r>
+        <w:rPr>
+          <w:i/>
+          <w:iCs/>
+          <w:color w:val="A02B93" w:themeColor="accent5"/>
+          <w:lang w:val="de-DE"/>
+        </w:rPr>
+        <w:t>R</w:t>
+      </w:r>
+      <w:r>
+        <w:rPr>
+          <w:color w:val="A02B93" w:themeColor="accent5"/>
+          <w:lang w:val="de-DE"/>
+        </w:rPr>
+        <w:t xml:space="preserve"> an Zellen, in dem jede Zelle zum Zeitpunkt </w:t>
+      </w:r>
+      <w:r>
+        <w:rPr>
+          <w:i/>
+          <w:iCs/>
+          <w:color w:val="A02B93" w:themeColor="accent5"/>
+          <w:lang w:val="de-DE"/>
+        </w:rPr>
+        <w:t>t</w:t>
+      </w:r>
+      <w:r>
+        <w:rPr>
+          <w:color w:val="A02B93" w:themeColor="accent5"/>
+          <w:lang w:val="de-DE"/>
+        </w:rPr>
+        <w:t xml:space="preserve"> einen Zustand </w:t>
+      </w:r>
+      <w:r>
+        <w:rPr>
+          <w:rFonts w:ascii="Cambria Math" w:hAnsi="Cambria Math" w:cs="Cambria Math"/>
+          <w:color w:val="A02B93" w:themeColor="accent5"/>
+          <w:lang w:val="de-DE"/>
+        </w:rPr>
+        <w:t>∈</w:t>
+      </w:r>
+      <w:r>
+        <w:rPr>
+          <w:color w:val="A02B93" w:themeColor="accent5"/>
+          <w:lang w:val="de-DE"/>
+        </w:rPr>
+        <w:t xml:space="preserve"> Zustandsmenge </w:t>
+      </w:r>
+      <w:r>
+        <w:rPr>
+          <w:i/>
+          <w:iCs/>
+          <w:color w:val="A02B93" w:themeColor="accent5"/>
+          <w:lang w:val="de-DE"/>
+        </w:rPr>
+        <w:t xml:space="preserve">Q </w:t>
+      </w:r>
+      <w:r>
+        <w:rPr>
+          <w:color w:val="A02B93" w:themeColor="accent5"/>
+          <w:lang w:val="de-DE"/>
+        </w:rPr>
+        <w:t xml:space="preserve">hat. Beim Zeitpunkt </w:t>
+      </w:r>
+      <w:r>
+        <w:rPr>
+          <w:i/>
+          <w:iCs/>
+          <w:color w:val="A02B93" w:themeColor="accent5"/>
+          <w:lang w:val="de-DE"/>
+        </w:rPr>
+        <w:t xml:space="preserve">t+1 </w:t>
+      </w:r>
+      <w:r>
+        <w:rPr>
+          <w:color w:val="A02B93" w:themeColor="accent5"/>
+          <w:lang w:val="de-DE"/>
+        </w:rPr>
+        <w:t>entsteht eine neue Generation aus Zellen basierend auf deren Nachbarschaft.</w:t>
+      </w:r>
+    </w:p>
+    <w:p>
+      <w:pPr>
+        <w:rPr>
+          <w:color w:val="A02B93" w:themeColor="accent5"/>
+          <w:lang w:val="de-DE"/>
+        </w:rPr>
+      </w:pPr>
+      <w:r>
+        <w:rPr>
+          <w:color w:val="A02B93" w:themeColor="accent5"/>
+          <w:lang w:val="de-DE"/>
+        </w:rPr>
+        <w:t xml:space="preserve">Bei einem darauffolgendem Zeitschritt </w:t>
+      </w:r>
+      <w:r>
+        <w:rPr>
+          <w:i/>
+          <w:iCs/>
+          <w:color w:val="A02B93" w:themeColor="accent5"/>
+          <w:lang w:val="de-DE"/>
+        </w:rPr>
+        <w:t>t+1</w:t>
+      </w:r>
+      <w:r>
+        <w:rPr>
+          <w:color w:val="A02B93" w:themeColor="accent5"/>
+          <w:lang w:val="de-DE"/>
+        </w:rPr>
+        <w:t xml:space="preserve"> verändert sich der Zustand der Zelle gemäß seiner lokalen Überführungsfunktion. </w:t>
+      </w:r>
+    </w:p>
+    <w:p>
+      <w:pPr>
+        <w:rPr>
+          <w:lang w:val="de-DE"/>
+        </w:rPr>
+      </w:pPr>
+      <w:r>
+        <w:rPr>
+          <w:color w:val="A02B93" w:themeColor="accent5"/>
+          <w:lang w:val="de-DE"/>
+        </w:rPr>
+        <w:t xml:space="preserve">Hierbei beeinflussen benachbarte </w:t>
+      </w:r>
+      <w:r>
+        <w:rPr>
+          <w:color w:val="A02B93" w:themeColor="accent5"/>
+          <w:lang w:val="de-DE"/>
+        </w:rPr>
+        <w:t xml:space="preserve">Zellen den Zustandsübergang ausgehend von deren Zustand. Jede Zelle hat eine Nachbarschaft </w:t>
+      </w:r>
+      <w:r>
+        <w:rPr>
+          <w:i/>
+          <w:iCs/>
+          <w:color w:val="A02B93" w:themeColor="accent5"/>
+          <w:lang w:val="de-DE"/>
+        </w:rPr>
+        <w:t>N</w:t>
+      </w:r>
+      <w:r>
+        <w:rPr>
+          <w:color w:val="A02B93" w:themeColor="accent5"/>
+          <w:lang w:val="de-DE"/>
+        </w:rPr>
+        <w:t>.</w:t>
+      </w:r>
+    </w:p>
+    <w:p>
+      <w:pPr>
+        <w:rPr>
+          <w:lang w:val="de-DE"/>
+        </w:rPr>
+      </w:pPr>
+    </w:p>
+    <w:p>
+      <w:pPr>
+        <w:pStyle w:val="Heading1"/>
+        <w:rPr>
+          <w:lang w:val="de-DE"/>
+        </w:rPr>
+      </w:pPr>
+      <w:r>
+        <w:rPr>
+          <w:lang w:val="de-DE"/>
+        </w:rPr>
+        <w:t>Bildrauschen und Rauschfilter</w:t>
+      </w:r>
+    </w:p>
+    <w:p>
+      <w:pPr>
+        <w:rPr>
+          <w:lang w:val="de-DE"/>
+        </w:rPr>
+      </w:pPr>
+      <w:r>
+        <w:rPr>
+          <w:lang w:val="de-DE"/>
+        </w:rPr>
+        <w:t>(basiert auf Chandra et al)</w:t>
+      </w:r>
+    </w:p>
+    <w:p>
+      <w:pPr>
+        <w:rPr>
+          <w:lang w:val="de-DE"/>
+        </w:rPr>
+      </w:pPr>
+      <w:r>
+        <w:rPr>
+          <w:lang w:val="de-DE"/>
+        </w:rPr>
+        <w:t>Bildrauschen kann in zwei Kategorien aufgeteilt werden: additives und multiplikatives Rauschen.</w:t>
+      </w:r>
       <w:r>
         <w:rPr>
           <w:lang w:val="de-DE"/>
@@ -547,23 +1345,63 @@
       </w:r>
       <w:r>
         <w:rPr>
-          <w:b/>
-          <w:bCs/>
-          <w:lang w:val="de-DE"/>
-        </w:rPr>
-        <w:t>iteratives</w:t>
-      </w:r>
-      <w:r>
-        <w:rPr>
-          <w:lang w:val="de-DE"/>
-        </w:rPr>
-        <w:t xml:space="preserve"> Entrauschen basiere</w:t>
-      </w:r>
-      <w:r>
-        <w:rPr>
-          <w:lang w:val="de-DE"/>
-        </w:rPr>
-        <w:t>nd auf das Durchforsten von Nachbargruppen, wenn Nummer der korrupten Pixel &lt;= 2, dann ersetze betrachtetes Pixel mit Durchschnitt der Nachbargruppe</w:t>
+          <w:lang w:val="de-DE"/>
+        </w:rPr>
+        <w:t xml:space="preserve">Ersteres </w:t>
+      </w:r>
+    </w:p>
+    <w:p>
+      <w:pPr>
+        <w:rPr>
+          <w:lang w:val="de-DE"/>
+        </w:rPr>
+      </w:pPr>
+      <w:r>
+        <w:rPr>
+          <w:lang w:val="de-DE"/>
+        </w:rPr>
+        <w:t xml:space="preserve">Wobei zweiteres mit dem originalen Signal interagiert und proportionalen Schaden </w:t>
+      </w:r>
+      <w:r>
+        <w:rPr>
+          <w:lang w:val="de-DE"/>
+        </w:rPr>
+        <w:t>dem Bild hinzufügt</w:t>
+      </w:r>
+    </w:p>
+    <w:p>
+      <w:pPr>
+        <w:pStyle w:val="Heading1"/>
+        <w:rPr>
+          <w:lang w:val="de-DE"/>
+        </w:rPr>
+      </w:pPr>
+      <w:r>
+        <w:rPr>
+          <w:lang w:val="de-DE"/>
+        </w:rPr>
+        <w:t>CA-basierte Rauschfilter</w:t>
+      </w:r>
+    </w:p>
+    <w:p>
+      <w:pPr>
+        <w:rPr>
+          <w:lang w:val="de-DE"/>
+        </w:rPr>
+      </w:pPr>
+    </w:p>
+    <w:p>
+      <w:pPr>
+        <w:pStyle w:val="Heading1"/>
+        <w:rPr>
+          <w:lang w:val="de-DE"/>
+        </w:rPr>
+      </w:pPr>
+      <w:r>
+        <w:rPr>
+          <w:lang w:val="de-DE"/>
+        </w:rPr>
+        <w:t>Schlussfolgerung und Anmerkungen</w:t>
       </w:r>
     </w:p>
     <w:p>
@@ -571,218 +1409,17 @@
         <w:pStyle w:val="ListParagraph"/>
         <w:numPr>
           <w:ilvl w:val="0"/>
-          <w:numId w:val="5"/>
+          <w:numId w:val="9"/>
         </w:numPr>
         <w:rPr>
           <w:lang w:val="de-DE"/>
         </w:rPr>
       </w:pPr>
-      <w:hyperlink r:id="rId7" w:history="1">
-        <w:r>
-          <w:rPr>
-            <w:rStyle w:val="Hyperlink"/>
-            <w:b/>
-            <w:bCs/>
-            <w:lang w:val="de-DE"/>
-          </w:rPr>
-          <w:t>Twinkle et al (2025):</w:t>
-        </w:r>
-      </w:hyperlink>
-      <w:r>
-        <w:rPr>
-          <w:b/>
-          <w:bCs/>
-          <w:lang w:val="de-DE"/>
-        </w:rPr>
-        <w:t xml:space="preserve"> </w:t>
-      </w:r>
-      <w:r>
-        <w:rPr>
-          <w:lang w:val="de-DE"/>
-        </w:rPr>
-        <w:t>Noise Filter für Speckle Rauschen</w:t>
-      </w:r>
-      <w:r>
-        <w:rPr>
-          <w:lang w:val="de-DE"/>
-        </w:rPr>
-        <w:t xml:space="preserve"> (medizinischer Bereich)</w:t>
-      </w:r>
-      <w:r>
-        <w:rPr>
-          <w:lang w:val="de-DE"/>
-        </w:rPr>
-        <w:t xml:space="preserve">, </w:t>
-      </w:r>
-      <w:r>
-        <w:rPr>
-          <w:lang w:val="de-DE"/>
-        </w:rPr>
-        <w:t>nimmt den Durchschnitt einer Pixelgrupp</w:t>
-      </w:r>
-      <w:r>
-        <w:rPr>
-          <w:lang w:val="de-DE"/>
-        </w:rPr>
-        <w:t>e als Vergleich zum betrachteten Pixel und inkrementiert/</w:t>
-      </w:r>
-      <w:r>
-        <w:rPr>
-          <w:lang w:val="de-DE"/>
-        </w:rPr>
-        <w:t xml:space="preserve"> </w:t>
-      </w:r>
-      <w:r>
-        <w:rPr>
-          <w:lang w:val="de-DE"/>
-        </w:rPr>
-        <w:t>dekrementiert oder lässt dessen Wert</w:t>
-      </w:r>
-      <w:r>
-        <w:rPr>
-          <w:lang w:val="de-DE"/>
-        </w:rPr>
-        <w:t xml:space="preserve"> </w:t>
-      </w:r>
-      <w:r>
-        <w:rPr>
-          <w:lang w:val="de-DE"/>
-        </w:rPr>
-        <w:t>unverändert</w:t>
-      </w:r>
-      <w:r>
-        <w:rPr>
-          <w:lang w:val="de-DE"/>
-        </w:rPr>
-        <w:t>, bearbeitet das Bild in PxP Patches, welche am Ende zu Gesamtbild kombiniert werden</w:t>
-      </w:r>
-      <w:r>
-        <w:rPr>
-          <w:lang w:val="de-DE"/>
-        </w:rPr>
-        <w:t xml:space="preserve"> (S. 197)</w:t>
-      </w:r>
-      <w:r>
-        <w:rPr>
-          <w:lang w:val="de-DE"/>
-        </w:rPr>
-        <w:t xml:space="preserve">, geht </w:t>
-      </w:r>
-      <w:r>
-        <w:rPr>
-          <w:b/>
-          <w:bCs/>
-          <w:lang w:val="de-DE"/>
-        </w:rPr>
-        <w:t>iterativ</w:t>
-      </w:r>
-      <w:r>
-        <w:rPr>
-          <w:lang w:val="de-DE"/>
-        </w:rPr>
-        <w:t xml:space="preserve"> vor</w:t>
-      </w:r>
-    </w:p>
-    <w:p>
-      <w:pPr>
-        <w:pStyle w:val="ListParagraph"/>
-        <w:numPr>
-          <w:ilvl w:val="1"/>
-          <w:numId w:val="5"/>
-        </w:numPr>
-        <w:rPr>
-          <w:lang w:val="de-DE"/>
-        </w:rPr>
-      </w:pPr>
-      <w:r>
-        <w:rPr>
-          <w:lang w:val="de-DE"/>
-        </w:rPr>
-        <w:t>Berechnet Durchschnitt vom Patch und weist allen Pixeln in der Nachbarschaft +1/-1 basierend auf Durchschnittwert zu</w:t>
-      </w:r>
-    </w:p>
-    <w:p>
-      <w:pPr>
-        <w:pStyle w:val="ListParagraph"/>
-        <w:numPr>
-          <w:ilvl w:val="1"/>
-          <w:numId w:val="5"/>
-        </w:numPr>
-        <w:rPr>
-          <w:lang w:val="de-DE"/>
-        </w:rPr>
-      </w:pPr>
-      <w:r>
-        <w:rPr>
-          <w:lang w:val="de-DE"/>
-        </w:rPr>
-        <w:t>Summiert Pixeländerung auf und konvertiert diese zu binär um</w:t>
-      </w:r>
-    </w:p>
-    <w:p>
-      <w:pPr>
-        <w:pStyle w:val="ListParagraph"/>
-        <w:numPr>
-          <w:ilvl w:val="1"/>
-          <w:numId w:val="5"/>
-        </w:numPr>
-        <w:rPr>
-          <w:lang w:val="de-DE"/>
-        </w:rPr>
-      </w:pPr>
-      <w:r>
-        <w:rPr>
-          <w:lang w:val="de-DE"/>
-        </w:rPr>
-        <w:t>Konvertiert diese zu 0/1 um über Elementary CA lookup table (</w:t>
-      </w:r>
-      <w:r>
-        <w:rPr>
-          <w:lang w:val="de-DE"/>
-        </w:rPr>
-        <w:t>three</w:t>
-      </w:r>
-      <w:r>
-        <w:rPr>
-          <w:lang w:val="de-DE"/>
-        </w:rPr>
-        <w:t xml:space="preserve"> neighbor structure)</w:t>
-      </w:r>
-    </w:p>
-    <w:p>
-      <w:pPr>
-        <w:pStyle w:val="ListParagraph"/>
-        <w:numPr>
-          <w:ilvl w:val="1"/>
-          <w:numId w:val="5"/>
-        </w:numPr>
-        <w:rPr>
-          <w:lang w:val="de-DE"/>
-        </w:rPr>
-      </w:pPr>
-      <w:r>
-        <w:rPr>
-          <w:lang w:val="de-DE"/>
-        </w:rPr>
-        <w:t>Inkrementiert/dekrementiert betrachteten Pixel basierend auf Nachbarschaftsumme und Lookup Wert (i.e. next state)</w:t>
-      </w:r>
-    </w:p>
-    <w:p>
-      <w:pPr>
-        <w:pStyle w:val="ListParagraph"/>
-        <w:numPr>
-          <w:ilvl w:val="1"/>
-          <w:numId w:val="5"/>
-        </w:numPr>
-        <w:rPr>
-          <w:lang w:val="de-DE"/>
-        </w:rPr>
-      </w:pPr>
-      <w:r>
-        <w:rPr>
-          <w:lang w:val="de-DE"/>
-        </w:rPr>
-        <w:t>Haben alle 256 ECA Regeln durchgetestet</w:t>
+      <w:r>
+        <w:rPr>
+          <w:lang w:val="de-DE"/>
+        </w:rPr>
+        <w:t>Viele Arten, CA in Entrauschungsverfahren miteinzubinden</w:t>
       </w:r>
     </w:p>
     <w:p>
@@ -790,126 +1427,23 @@
         <w:pStyle w:val="ListParagraph"/>
         <w:numPr>
           <w:ilvl w:val="0"/>
-          <w:numId w:val="5"/>
+          <w:numId w:val="9"/>
         </w:numPr>
         <w:rPr>
           <w:lang w:val="de-DE"/>
         </w:rPr>
       </w:pPr>
-      <w:hyperlink r:id="rId8" w:history="1">
-        <w:r>
-          <w:rPr>
-            <w:rStyle w:val="Hyperlink"/>
-            <w:b/>
-            <w:bCs/>
-            <w:lang w:val="de-DE"/>
-          </w:rPr>
-          <w:t>Piroozmandan et al (2024):</w:t>
-        </w:r>
-      </w:hyperlink>
-      <w:r>
-        <w:rPr>
-          <w:b/>
-          <w:bCs/>
-          <w:lang w:val="de-DE"/>
-        </w:rPr>
-        <w:t xml:space="preserve"> </w:t>
-      </w:r>
-      <w:r>
-        <w:rPr>
-          <w:lang w:val="de-DE"/>
-        </w:rPr>
-        <w:t>Zw</w:t>
-      </w:r>
-      <w:r>
-        <w:rPr>
-          <w:lang w:val="de-DE"/>
-        </w:rPr>
-        <w:t>ei Phasen Noise Filter</w:t>
-      </w:r>
-      <w:r>
-        <w:rPr>
-          <w:lang w:val="de-DE"/>
-        </w:rPr>
-        <w:t xml:space="preserve">, </w:t>
-      </w:r>
-      <w:r>
-        <w:rPr>
-          <w:lang w:val="de-DE"/>
-        </w:rPr>
-        <w:t>Identifikation</w:t>
-      </w:r>
-      <w:r>
-        <w:rPr>
-          <w:lang w:val="de-DE"/>
-        </w:rPr>
-        <w:t xml:space="preserve"> via CA, </w:t>
-      </w:r>
-      <w:r>
-        <w:rPr>
-          <w:lang w:val="de-DE"/>
-        </w:rPr>
-        <w:t>Entfernung über</w:t>
-      </w:r>
-      <w:r>
-        <w:rPr>
-          <w:lang w:val="de-DE"/>
-        </w:rPr>
-        <w:t xml:space="preserve"> adaptive neural-fuzzy interference system (ANFIS)</w:t>
-      </w:r>
-      <w:r>
-        <w:rPr>
-          <w:lang w:val="de-DE"/>
-        </w:rPr>
-        <w:t xml:space="preserve"> &gt; i.e. neural network learning algorithm</w:t>
-      </w:r>
-    </w:p>
-    <w:p>
-      <w:pPr>
-        <w:pStyle w:val="ListParagraph"/>
-        <w:numPr>
-          <w:ilvl w:val="1"/>
-          <w:numId w:val="5"/>
-        </w:numPr>
-        <w:rPr>
-          <w:lang w:val="de-DE"/>
-        </w:rPr>
-      </w:pPr>
-      <w:r>
-        <w:rPr>
-          <w:lang w:val="de-DE"/>
-        </w:rPr>
-        <w:t xml:space="preserve">Berechnet ANFIS für jeden </w:t>
-      </w:r>
-      <w:r>
-        <w:rPr>
-          <w:lang w:val="de-DE"/>
-        </w:rPr>
-        <w:t>P</w:t>
-      </w:r>
-      <w:r>
-        <w:rPr>
-          <w:lang w:val="de-DE"/>
-        </w:rPr>
-        <w:t>ixel??</w:t>
-      </w:r>
-    </w:p>
-    <w:p>
-      <w:pPr>
-        <w:pStyle w:val="ListParagraph"/>
-        <w:numPr>
-          <w:ilvl w:val="1"/>
-          <w:numId w:val="5"/>
-        </w:numPr>
-        <w:rPr>
-          <w:lang w:val="de-DE"/>
-        </w:rPr>
-      </w:pPr>
-      <w:r>
-        <w:rPr>
-          <w:lang w:val="de-DE"/>
-        </w:rPr>
-        <w:t>Fragwürdige Performanz</w:t>
+      <w:r>
+        <w:rPr>
+          <w:lang w:val="de-DE"/>
+        </w:rPr>
+        <w:t>CA bietet oft simplen Ansatz mit effektiven Ergebnissen</w:t>
+      </w:r>
+      <w:r>
+        <w:rPr>
+          <w:lang w:val="de-DE"/>
+        </w:rPr>
+        <w:t>, analog zu überraschenden Komplexität/Emergenz, was Eigenschaft von CA ist</w:t>
       </w:r>
     </w:p>
     <w:p>
@@ -917,82 +1451,17 @@
         <w:pStyle w:val="ListParagraph"/>
         <w:numPr>
           <w:ilvl w:val="0"/>
-          <w:numId w:val="5"/>
+          <w:numId w:val="9"/>
         </w:numPr>
         <w:rPr>
           <w:lang w:val="de-DE"/>
         </w:rPr>
       </w:pPr>
-      <w:hyperlink r:id="rId9" w:history="1">
-        <w:r>
-          <w:rPr>
-            <w:rStyle w:val="Hyperlink"/>
-            <w:b/>
-            <w:bCs/>
-            <w:lang w:val="de-DE"/>
-          </w:rPr>
-          <w:t>Jeelani and Qadir (2022):</w:t>
-        </w:r>
-      </w:hyperlink>
-      <w:r>
-        <w:rPr>
-          <w:lang w:val="de-DE"/>
-        </w:rPr>
-        <w:t xml:space="preserve"> </w:t>
-      </w:r>
-      <w:r>
-        <w:rPr>
-          <w:lang w:val="de-DE"/>
-        </w:rPr>
-        <w:t xml:space="preserve">ersetzt betrachteten korrupten Pixelwert durch </w:t>
-      </w:r>
-      <w:r>
-        <w:rPr>
-          <w:lang w:val="de-DE"/>
-        </w:rPr>
-        <w:t xml:space="preserve">Pixelwert eines Nachbarn, präsentiert fünf Variation, welche sich in der Richtung (oben &gt; unten, unten &gt; oben) und der </w:t>
-      </w:r>
-      <w:r>
-        <w:rPr>
-          <w:lang w:val="de-DE"/>
-        </w:rPr>
-        <w:t>G</w:t>
-      </w:r>
-      <w:r>
-        <w:rPr>
-          <w:lang w:val="de-DE"/>
-        </w:rPr>
-        <w:t>röße der zu vergleichenden Nachbarschaft</w:t>
-      </w:r>
-      <w:r>
-        <w:rPr>
-          <w:lang w:val="de-DE"/>
-        </w:rPr>
-        <w:t xml:space="preserve"> sowie dem Durchlauf der Nachbarschaft</w:t>
-      </w:r>
-      <w:r>
-        <w:rPr>
-          <w:lang w:val="de-DE"/>
-        </w:rPr>
-        <w:t xml:space="preserve"> unterscheiden</w:t>
-      </w:r>
-      <w:r>
-        <w:rPr>
-          <w:lang w:val="de-DE"/>
-        </w:rPr>
-        <w:t>, hat Probleme mit dem Propagieren von Fehlzuweisungen</w:t>
-      </w:r>
-      <w:r>
-        <w:rPr>
-          <w:lang w:val="de-DE"/>
-        </w:rPr>
-        <w:t xml:space="preserve"> bei Pixelwerten</w:t>
-      </w:r>
-      <w:r>
-        <w:rPr>
-          <w:lang w:val="de-DE"/>
-        </w:rPr>
-        <w:t xml:space="preserve"> und ignoriert das Parallelisierungspotential von CA-basierten Filtern, indem es sequentiell durch das ganze Bild geht</w:t>
+      <w:r>
+        <w:rPr>
+          <w:lang w:val="de-DE"/>
+        </w:rPr>
+        <w:t>Repräsentation von verschiedenen Rauschtypen niedrig (nur SPN und Speckle, auch bei Recherche und nicht erwähnten Werken), Ausweitung auf diese Art von Rauschen</w:t>
       </w:r>
     </w:p>
     <w:p>
@@ -1000,367 +1469,58 @@
         <w:pStyle w:val="ListParagraph"/>
         <w:numPr>
           <w:ilvl w:val="0"/>
-          <w:numId w:val="5"/>
+          <w:numId w:val="9"/>
         </w:numPr>
         <w:rPr>
-          <w:b/>
-          <w:bCs/>
-          <w:lang w:val="de-DE"/>
-        </w:rPr>
-      </w:pPr>
-      <w:hyperlink r:id="rId10" w:history="1">
-        <w:r>
-          <w:rPr>
-            <w:rStyle w:val="Hyperlink"/>
-            <w:b/>
-            <w:bCs/>
-            <w:lang w:val="de-DE"/>
-          </w:rPr>
-          <w:t>Sadeghi et al (2012)</w:t>
-        </w:r>
-        <w:r>
-          <w:rPr>
-            <w:rStyle w:val="Hyperlink"/>
-            <w:lang w:val="de-DE"/>
-          </w:rPr>
-          <w:t>:</w:t>
-        </w:r>
-      </w:hyperlink>
-      <w:r>
-        <w:rPr>
-          <w:lang w:val="de-DE"/>
-        </w:rPr>
-        <w:t xml:space="preserve"> </w:t>
-      </w:r>
-      <w:r>
-        <w:rPr>
-          <w:lang w:val="de-DE"/>
-        </w:rPr>
-        <w:t>benutzt ebenfalls CA zur Identifikation von korrupten Pixeln</w:t>
-      </w:r>
-      <w:r>
-        <w:rPr>
-          <w:lang w:val="de-DE"/>
-        </w:rPr>
-        <w:t xml:space="preserve"> und Fuzzy CA zum Ersetzen</w:t>
-      </w:r>
-    </w:p>
-    <w:p>
-      <w:pPr>
-        <w:pStyle w:val="ListParagraph"/>
-        <w:numPr>
-          <w:ilvl w:val="0"/>
-          <w:numId w:val="5"/>
-        </w:numPr>
-        <w:rPr>
-          <w:b/>
-          <w:bCs/>
-          <w:lang w:val="de-DE"/>
-        </w:rPr>
-      </w:pPr>
-      <w:hyperlink r:id="rId11" w:history="1">
-        <w:r>
-          <w:rPr>
-            <w:rStyle w:val="Hyperlink"/>
-            <w:b/>
-            <w:bCs/>
-            <w:lang w:val="de-DE"/>
-          </w:rPr>
-          <w:t>Rosin (2010)</w:t>
-        </w:r>
-        <w:r>
-          <w:rPr>
-            <w:rStyle w:val="Hyperlink"/>
-            <w:lang w:val="de-DE"/>
-          </w:rPr>
-          <w:t>:</w:t>
-        </w:r>
-      </w:hyperlink>
-      <w:r>
-        <w:rPr>
-          <w:lang w:val="de-DE"/>
-        </w:rPr>
-        <w:t xml:space="preserve"> </w:t>
-      </w:r>
-      <w:r>
-        <w:rPr>
-          <w:lang w:val="de-DE"/>
-        </w:rPr>
-        <w:t>benutzt Sequential Floating Forward Search um CA Filter zu t</w:t>
-      </w:r>
-      <w:r>
-        <w:rPr>
-          <w:lang w:val="de-DE"/>
-        </w:rPr>
-        <w:t>rainieren, nutzt die strikteste Implementierung von einem CA-basierten Filter</w:t>
-      </w:r>
-      <w:r>
-        <w:rPr>
-          <w:lang w:val="de-DE"/>
-        </w:rPr>
-        <w:t>, indem alle möglichen Nachbarschaftskonstellationen definiert und dann während der Anwendung bewertet werden</w:t>
-      </w:r>
-    </w:p>
-    <w:p>
-      <w:pPr>
-        <w:rPr>
-          <w:lang w:val="de-DE"/>
-        </w:rPr>
-      </w:pPr>
-      <w:r>
-        <w:rPr>
-          <w:lang w:val="de-DE"/>
-        </w:rPr>
-        <w:lastRenderedPageBreak/>
-        <w:t>Wie aufgezeigt, gibt es eine Reihe an Ansätzen wie CA i</w:t>
-      </w:r>
-      <w:r>
-        <w:rPr>
-          <w:lang w:val="de-DE"/>
-        </w:rPr>
-        <w:t>m Rauschfilterverfahren miteingebunden werden kann.</w:t>
-      </w:r>
-      <w:r>
-        <w:rPr>
-          <w:lang w:val="de-DE"/>
-        </w:rPr>
-        <w:t xml:space="preserve"> Ansätze beinhalten:</w:t>
-      </w:r>
-    </w:p>
-    <w:p>
-      <w:pPr>
-        <w:pStyle w:val="ListParagraph"/>
-        <w:numPr>
-          <w:ilvl w:val="0"/>
-          <w:numId w:val="6"/>
-        </w:numPr>
-        <w:rPr>
-          <w:lang w:val="de-DE"/>
-        </w:rPr>
-      </w:pPr>
-    </w:p>
-    <w:p>
-      <w:pPr>
-        <w:pStyle w:val="Heading1"/>
-        <w:rPr>
-          <w:lang w:val="de-DE"/>
-        </w:rPr>
-      </w:pPr>
-      <w:r>
-        <w:rPr>
-          <w:lang w:val="de-DE"/>
-        </w:rPr>
-        <w:t>Expose</w:t>
-      </w:r>
-    </w:p>
-    <w:p>
-      <w:pPr>
-        <w:pStyle w:val="BodyText"/>
-      </w:pPr>
-      <w:r>
-        <w:t xml:space="preserve">Das Bereinigen und Entfernen von Bildrauschen (eng.: </w:t>
-      </w:r>
-      <w:r>
-        <w:rPr>
-          <w:i/>
-          <w:iCs/>
-        </w:rPr>
-        <w:t>noise</w:t>
-      </w:r>
-      <w:r>
-        <w:t>) in digitalen Bildern ist eine grundlegende Problemstellung in Bereichen der Fotografie, Medizin und Datenverarbeitung. Besonders in den zuletzt genannten Bereichen führt es zur ungewollten Addition von Information, welche Ergebnisse und Auswertungen verfälschen oder anderweitig beeinträchtigen können.</w:t>
-      </w:r>
-    </w:p>
-    <w:p>
-      <w:pPr>
-        <w:pStyle w:val="BodyText"/>
-      </w:pPr>
-      <w:r>
-        <w:t xml:space="preserve">Es wird zwischen vier Arten von Noise unterschieden: Salt and Pepper, Poisson, Gaussian und Speckle. Hierbei gibt es einige Techniken (eng.: </w:t>
-      </w:r>
-      <w:r>
-        <w:rPr>
-          <w:i/>
-          <w:iCs/>
-        </w:rPr>
-        <w:t>noise filter</w:t>
-      </w:r>
-      <w:r>
-        <w:t>), die diesem Problem entgegenwirken; wie beispielsweise den Gaussian Filter, welcher Smoothing und Blurring auf ein Bild anwendet, oder den Median Filter, welcher sämtliche Bildpixel durch deren Durchschnittswerte in einem gegebenem Perimeter ersetzt.</w:t>
-      </w:r>
-    </w:p>
-    <w:p>
-      <w:pPr>
-        <w:pStyle w:val="BodyText"/>
-      </w:pPr>
-      <w:r>
-        <w:t>Die Anwendung von solchen Filtern birgt hierbei stets einen Abtausch zwischen der Effektivität der Noise Reduktion und Klarheit des Bildes, was zu Informationsverlust führt. Dementsprechend bemühen sich mehrere akademische Werke und Studien damit, bessere Filter zu finden.</w:t>
-      </w:r>
-    </w:p>
-    <w:p>
-      <w:pPr>
-        <w:pStyle w:val="BodyText"/>
-      </w:pPr>
-      <w:r>
-        <w:t xml:space="preserve">Dabei wurde mehrmals aufgezeigt, dass Noise Filter, welche auf zelluläre Automaten (eng.: </w:t>
-      </w:r>
-      <w:r>
-        <w:rPr>
-          <w:i/>
-          <w:iCs/>
-        </w:rPr>
-        <w:t>cellular automata</w:t>
-      </w:r>
-      <w:r>
-        <w:t>, abbr.: CA) basieren und agieren, oft ein besseres Ergebnis als herkömmlich Filter bieten.</w:t>
-      </w:r>
-    </w:p>
-    <w:p>
-      <w:pPr>
-        <w:rPr>
-          <w:b/>
-          <w:bCs/>
-          <w:lang w:val="de-DE"/>
-        </w:rPr>
-      </w:pPr>
-      <w:r>
-        <w:rPr>
-          <w:b/>
-          <w:bCs/>
-          <w:lang w:val="de-DE"/>
-        </w:rPr>
-        <w:t>Forschungsfrage und Methodik</w:t>
-      </w:r>
-    </w:p>
-    <w:p>
-      <w:pPr>
-        <w:pStyle w:val="BodyText"/>
-        <w:rPr>
-          <w:lang w:val="de-DE"/>
-        </w:rPr>
-      </w:pPr>
-      <w:r>
-        <w:rPr>
-          <w:lang w:val="de-DE"/>
-        </w:rPr>
-        <w:t xml:space="preserve">In dieser Arbeit </w:t>
-      </w:r>
-      <w:r>
-        <w:rPr>
-          <w:lang w:val="de-DE"/>
-        </w:rPr>
-        <w:t>sollen</w:t>
-      </w:r>
-      <w:r>
-        <w:rPr>
-          <w:lang w:val="de-DE"/>
-        </w:rPr>
-        <w:t xml:space="preserve"> </w:t>
-      </w:r>
-      <w:r>
-        <w:rPr>
-          <w:lang w:val="de-DE"/>
-        </w:rPr>
-        <w:t>drei</w:t>
-      </w:r>
-      <w:r>
-        <w:rPr>
-          <w:lang w:val="de-DE"/>
-        </w:rPr>
-        <w:t xml:space="preserve"> </w:t>
-      </w:r>
-      <w:r>
-        <w:rPr>
-          <w:lang w:val="de-DE"/>
-        </w:rPr>
-        <w:t>CA-basierte</w:t>
-      </w:r>
-      <w:r>
-        <w:rPr>
-          <w:lang w:val="de-DE"/>
-        </w:rPr>
-        <w:t xml:space="preserve"> Noise Filter</w:t>
-      </w:r>
-      <w:r>
-        <w:rPr>
-          <w:lang w:val="de-DE"/>
-        </w:rPr>
-        <w:t xml:space="preserve"> aus einer Sammlung an Studien, welche zwischen 2001 und 2025 publiziert wurden,</w:t>
-      </w:r>
-      <w:r>
-        <w:rPr>
-          <w:lang w:val="de-DE"/>
-        </w:rPr>
-        <w:t xml:space="preserve"> beleuchtet und in Hinsicht auf Bildklarheit </w:t>
-      </w:r>
-      <w:r>
-        <w:rPr>
-          <w:lang w:val="de-DE"/>
-        </w:rPr>
-        <w:t>und Effizienz verglichen werden.</w:t>
-      </w:r>
-    </w:p>
-    <w:p>
-      <w:pPr>
-        <w:pStyle w:val="BodyText"/>
-        <w:rPr>
-          <w:lang w:val="de-DE"/>
-        </w:rPr>
-      </w:pPr>
-      <w:r>
-        <w:rPr>
-          <w:lang w:val="de-DE"/>
-        </w:rPr>
-        <w:t>Hierfür wird zunächst die grundlegende Thematik von Noise und deren vier verschiedenen Typen erklärt werden und wie herkömmliche Filter diesen entgegensteuern. Daraufhin soll die Theorie von CA grundlegend und dann im Kontext von Bildbearbeitung beleuchtet werden, bevor in die spezifische Implementierung von CA-basierten Noise Filtern übergegangen wird.</w:t>
-      </w:r>
-    </w:p>
-    <w:p>
-      <w:pPr>
-        <w:pStyle w:val="BodyText"/>
-        <w:rPr>
-          <w:lang w:val="de-DE"/>
-        </w:rPr>
-      </w:pPr>
-      <w:r>
-        <w:rPr>
-          <w:lang w:val="de-DE"/>
-        </w:rPr>
-        <w:t>Ein Vergleich wird, wenn möglich, praktisch durch Implementation der vorgegebenen Algorithmen durchgeführt und deren Anwendung auf einen zuvor präparierten Datensatz an Bildern. Hierbei ist anzumerken, dass es sich um schwarz-weiß bzw. greyscale Bildern handeln werden, da der Entfernung von Noise auf solchen eine andere Methodik zugrunde liegt.</w:t>
-      </w:r>
-    </w:p>
-    <w:p>
-      <w:pPr>
-        <w:rPr>
-          <w:lang w:val="de-DE"/>
-        </w:rPr>
-      </w:pPr>
-    </w:p>
-    <w:p>
-      <w:pPr>
-        <w:rPr>
-          <w:lang w:val="de-DE"/>
-        </w:rPr>
-      </w:pPr>
-    </w:p>
-    <w:p>
-      <w:pPr>
-        <w:pStyle w:val="Heading1"/>
-      </w:pPr>
-      <w:r>
-        <w:t>Gliederung</w:t>
-      </w:r>
-      <w:bookmarkEnd w:id="1"/>
-    </w:p>
-    <w:p/>
-    <w:p>
-      <w:pPr>
-        <w:pStyle w:val="Heading1"/>
-      </w:pPr>
-      <w:bookmarkStart w:id="2" w:name="_Toc230611095"/>
-      <w:r>
-        <w:t>Draft</w:t>
-      </w:r>
-      <w:bookmarkEnd w:id="2"/>
+          <w:lang w:val="de-DE"/>
+        </w:rPr>
+      </w:pPr>
+      <w:r>
+        <w:rPr>
+          <w:lang w:val="de-DE"/>
+        </w:rPr>
+        <w:t xml:space="preserve">Mangelnde Arbeiten </w:t>
+      </w:r>
+      <w:r>
+        <w:rPr>
+          <w:lang w:val="de-DE"/>
+        </w:rPr>
+        <w:t>in Bereich von Farbbildern</w:t>
+      </w:r>
+      <w:r>
+        <w:rPr>
+          <w:lang w:val="de-DE"/>
+        </w:rPr>
+        <w:t>, was an erhöhter Bearbeitungskomplexität liegen könnte, Bearbeitungsansatz komplett anders</w:t>
+      </w:r>
+    </w:p>
+    <w:p>
+      <w:pPr>
+        <w:rPr>
+          <w:lang w:val="de-DE"/>
+        </w:rPr>
+      </w:pPr>
+    </w:p>
+    <w:p>
+      <w:pPr>
+        <w:rPr>
+          <w:lang w:val="de-DE"/>
+        </w:rPr>
+      </w:pPr>
+    </w:p>
+    <w:p>
+      <w:pPr>
+        <w:rPr>
+          <w:lang w:val="de-DE"/>
+        </w:rPr>
+      </w:pPr>
+    </w:p>
+    <w:p>
+      <w:pPr>
+        <w:rPr>
+          <w:lang w:val="de-DE"/>
+        </w:rPr>
+      </w:pPr>
     </w:p>
     <w:sectPr>
       <w:pgSz w:w="12240" w:h="15840"/>
@@ -1713,6 +1873,119 @@
     </w:lvl>
   </w:abstractNum>
   <w:abstractNum w:abstractNumId="3" w15:restartNumberingAfterBreak="0">
+    <w:nsid w:val="3A9A7049"/>
+    <w:multiLevelType w:val="hybridMultilevel"/>
+    <w:tmpl w:val="D070FE62"/>
+    <w:lvl w:ilvl="0" w:tplc="04090001">
+      <w:start w:val="1"/>
+      <w:numFmt w:val="bullet"/>
+      <w:lvlText w:val=""/>
+      <w:lvlJc w:val="left"/>
+      <w:pPr>
+        <w:ind w:left="720" w:hanging="360"/>
+      </w:pPr>
+      <w:rPr>
+        <w:rFonts w:ascii="Symbol" w:hAnsi="Symbol" w:hint="default"/>
+      </w:rPr>
+    </w:lvl>
+    <w:lvl w:ilvl="1" w:tplc="04090003" w:tentative="1">
+      <w:start w:val="1"/>
+      <w:numFmt w:val="bullet"/>
+      <w:lvlText w:val="o"/>
+      <w:lvlJc w:val="left"/>
+      <w:pPr>
+        <w:ind w:left="1440" w:hanging="360"/>
+      </w:pPr>
+      <w:rPr>
+        <w:rFonts w:ascii="Courier New" w:hAnsi="Courier New" w:cs="Courier New" w:hint="default"/>
+      </w:rPr>
+    </w:lvl>
+    <w:lvl w:ilvl="2" w:tplc="04090005" w:tentative="1">
+      <w:start w:val="1"/>
+      <w:numFmt w:val="bullet"/>
+      <w:lvlText w:val=""/>
+      <w:lvlJc w:val="left"/>
+      <w:pPr>
+        <w:ind w:left="2160" w:hanging="360"/>
+      </w:pPr>
+      <w:rPr>
+        <w:rFonts w:ascii="Wingdings" w:hAnsi="Wingdings" w:hint="default"/>
+      </w:rPr>
+    </w:lvl>
+    <w:lvl w:ilvl="3" w:tplc="04090001" w:tentative="1">
+      <w:start w:val="1"/>
+      <w:numFmt w:val="bullet"/>
+      <w:lvlText w:val=""/>
+      <w:lvlJc w:val="left"/>
+      <w:pPr>
+        <w:ind w:left="2880" w:hanging="360"/>
+      </w:pPr>
+      <w:rPr>
+        <w:rFonts w:ascii="Symbol" w:hAnsi="Symbol" w:hint="default"/>
+      </w:rPr>
+    </w:lvl>
+    <w:lvl w:ilvl="4" w:tplc="04090003" w:tentative="1">
+      <w:start w:val="1"/>
+      <w:numFmt w:val="bullet"/>
+      <w:lvlText w:val="o"/>
+      <w:lvlJc w:val="left"/>
+      <w:pPr>
+        <w:ind w:left="3600" w:hanging="360"/>
+      </w:pPr>
+      <w:rPr>
+        <w:rFonts w:ascii="Courier New" w:hAnsi="Courier New" w:cs="Courier New" w:hint="default"/>
+      </w:rPr>
+    </w:lvl>
+    <w:lvl w:ilvl="5" w:tplc="04090005" w:tentative="1">
+      <w:start w:val="1"/>
+      <w:numFmt w:val="bullet"/>
+      <w:lvlText w:val=""/>
+      <w:lvlJc w:val="left"/>
+      <w:pPr>
+        <w:ind w:left="4320" w:hanging="360"/>
+      </w:pPr>
+      <w:rPr>
+        <w:rFonts w:ascii="Wingdings" w:hAnsi="Wingdings" w:hint="default"/>
+      </w:rPr>
+    </w:lvl>
+    <w:lvl w:ilvl="6" w:tplc="04090001" w:tentative="1">
+      <w:start w:val="1"/>
+      <w:numFmt w:val="bullet"/>
+      <w:lvlText w:val=""/>
+      <w:lvlJc w:val="left"/>
+      <w:pPr>
+        <w:ind w:left="5040" w:hanging="360"/>
+      </w:pPr>
+      <w:rPr>
+        <w:rFonts w:ascii="Symbol" w:hAnsi="Symbol" w:hint="default"/>
+      </w:rPr>
+    </w:lvl>
+    <w:lvl w:ilvl="7" w:tplc="04090003" w:tentative="1">
+      <w:start w:val="1"/>
+      <w:numFmt w:val="bullet"/>
+      <w:lvlText w:val="o"/>
+      <w:lvlJc w:val="left"/>
+      <w:pPr>
+        <w:ind w:left="5760" w:hanging="360"/>
+      </w:pPr>
+      <w:rPr>
+        <w:rFonts w:ascii="Courier New" w:hAnsi="Courier New" w:cs="Courier New" w:hint="default"/>
+      </w:rPr>
+    </w:lvl>
+    <w:lvl w:ilvl="8" w:tplc="04090005" w:tentative="1">
+      <w:start w:val="1"/>
+      <w:numFmt w:val="bullet"/>
+      <w:lvlText w:val=""/>
+      <w:lvlJc w:val="left"/>
+      <w:pPr>
+        <w:ind w:left="6480" w:hanging="360"/>
+      </w:pPr>
+      <w:rPr>
+        <w:rFonts w:ascii="Wingdings" w:hAnsi="Wingdings" w:hint="default"/>
+      </w:rPr>
+    </w:lvl>
+  </w:abstractNum>
+  <w:abstractNum w:abstractNumId="4" w15:restartNumberingAfterBreak="0">
     <w:nsid w:val="3B463944"/>
     <w:multiLevelType w:val="hybridMultilevel"/>
     <w:tmpl w:val="F5B835BA"/>
@@ -1824,7 +2097,7 @@
       </w:rPr>
     </w:lvl>
   </w:abstractNum>
-  <w:abstractNum w:abstractNumId="4" w15:restartNumberingAfterBreak="0">
+  <w:abstractNum w:abstractNumId="5" w15:restartNumberingAfterBreak="0">
     <w:nsid w:val="45A226F8"/>
     <w:multiLevelType w:val="hybridMultilevel"/>
     <w:tmpl w:val="7272141C"/>
@@ -1937,7 +2210,7 @@
       </w:rPr>
     </w:lvl>
   </w:abstractNum>
-  <w:abstractNum w:abstractNumId="5" w15:restartNumberingAfterBreak="0">
+  <w:abstractNum w:abstractNumId="6" w15:restartNumberingAfterBreak="0">
     <w:nsid w:val="56717CDA"/>
     <w:multiLevelType w:val="hybridMultilevel"/>
     <w:tmpl w:val="CC30ED1A"/>
@@ -1954,6 +2227,232 @@
       </w:rPr>
     </w:lvl>
     <w:lvl w:ilvl="1" w:tplc="04090003">
+      <w:start w:val="1"/>
+      <w:numFmt w:val="bullet"/>
+      <w:lvlText w:val="o"/>
+      <w:lvlJc w:val="left"/>
+      <w:pPr>
+        <w:ind w:left="1440" w:hanging="360"/>
+      </w:pPr>
+      <w:rPr>
+        <w:rFonts w:ascii="Courier New" w:hAnsi="Courier New" w:cs="Courier New" w:hint="default"/>
+      </w:rPr>
+    </w:lvl>
+    <w:lvl w:ilvl="2" w:tplc="04090005" w:tentative="1">
+      <w:start w:val="1"/>
+      <w:numFmt w:val="bullet"/>
+      <w:lvlText w:val=""/>
+      <w:lvlJc w:val="left"/>
+      <w:pPr>
+        <w:ind w:left="2160" w:hanging="360"/>
+      </w:pPr>
+      <w:rPr>
+        <w:rFonts w:ascii="Wingdings" w:hAnsi="Wingdings" w:hint="default"/>
+      </w:rPr>
+    </w:lvl>
+    <w:lvl w:ilvl="3" w:tplc="04090001" w:tentative="1">
+      <w:start w:val="1"/>
+      <w:numFmt w:val="bullet"/>
+      <w:lvlText w:val=""/>
+      <w:lvlJc w:val="left"/>
+      <w:pPr>
+        <w:ind w:left="2880" w:hanging="360"/>
+      </w:pPr>
+      <w:rPr>
+        <w:rFonts w:ascii="Symbol" w:hAnsi="Symbol" w:hint="default"/>
+      </w:rPr>
+    </w:lvl>
+    <w:lvl w:ilvl="4" w:tplc="04090003" w:tentative="1">
+      <w:start w:val="1"/>
+      <w:numFmt w:val="bullet"/>
+      <w:lvlText w:val="o"/>
+      <w:lvlJc w:val="left"/>
+      <w:pPr>
+        <w:ind w:left="3600" w:hanging="360"/>
+      </w:pPr>
+      <w:rPr>
+        <w:rFonts w:ascii="Courier New" w:hAnsi="Courier New" w:cs="Courier New" w:hint="default"/>
+      </w:rPr>
+    </w:lvl>
+    <w:lvl w:ilvl="5" w:tplc="04090005" w:tentative="1">
+      <w:start w:val="1"/>
+      <w:numFmt w:val="bullet"/>
+      <w:lvlText w:val=""/>
+      <w:lvlJc w:val="left"/>
+      <w:pPr>
+        <w:ind w:left="4320" w:hanging="360"/>
+      </w:pPr>
+      <w:rPr>
+        <w:rFonts w:ascii="Wingdings" w:hAnsi="Wingdings" w:hint="default"/>
+      </w:rPr>
+    </w:lvl>
+    <w:lvl w:ilvl="6" w:tplc="04090001" w:tentative="1">
+      <w:start w:val="1"/>
+      <w:numFmt w:val="bullet"/>
+      <w:lvlText w:val=""/>
+      <w:lvlJc w:val="left"/>
+      <w:pPr>
+        <w:ind w:left="5040" w:hanging="360"/>
+      </w:pPr>
+      <w:rPr>
+        <w:rFonts w:ascii="Symbol" w:hAnsi="Symbol" w:hint="default"/>
+      </w:rPr>
+    </w:lvl>
+    <w:lvl w:ilvl="7" w:tplc="04090003" w:tentative="1">
+      <w:start w:val="1"/>
+      <w:numFmt w:val="bullet"/>
+      <w:lvlText w:val="o"/>
+      <w:lvlJc w:val="left"/>
+      <w:pPr>
+        <w:ind w:left="5760" w:hanging="360"/>
+      </w:pPr>
+      <w:rPr>
+        <w:rFonts w:ascii="Courier New" w:hAnsi="Courier New" w:cs="Courier New" w:hint="default"/>
+      </w:rPr>
+    </w:lvl>
+    <w:lvl w:ilvl="8" w:tplc="04090005" w:tentative="1">
+      <w:start w:val="1"/>
+      <w:numFmt w:val="bullet"/>
+      <w:lvlText w:val=""/>
+      <w:lvlJc w:val="left"/>
+      <w:pPr>
+        <w:ind w:left="6480" w:hanging="360"/>
+      </w:pPr>
+      <w:rPr>
+        <w:rFonts w:ascii="Wingdings" w:hAnsi="Wingdings" w:hint="default"/>
+      </w:rPr>
+    </w:lvl>
+  </w:abstractNum>
+  <w:abstractNum w:abstractNumId="7" w15:restartNumberingAfterBreak="0">
+    <w:nsid w:val="60E33FCA"/>
+    <w:multiLevelType w:val="hybridMultilevel"/>
+    <w:tmpl w:val="DF5A09D4"/>
+    <w:lvl w:ilvl="0" w:tplc="04090001">
+      <w:start w:val="1"/>
+      <w:numFmt w:val="bullet"/>
+      <w:lvlText w:val=""/>
+      <w:lvlJc w:val="left"/>
+      <w:pPr>
+        <w:ind w:left="720" w:hanging="360"/>
+      </w:pPr>
+      <w:rPr>
+        <w:rFonts w:ascii="Symbol" w:hAnsi="Symbol" w:hint="default"/>
+      </w:rPr>
+    </w:lvl>
+    <w:lvl w:ilvl="1" w:tplc="04090003" w:tentative="1">
+      <w:start w:val="1"/>
+      <w:numFmt w:val="bullet"/>
+      <w:lvlText w:val="o"/>
+      <w:lvlJc w:val="left"/>
+      <w:pPr>
+        <w:ind w:left="1440" w:hanging="360"/>
+      </w:pPr>
+      <w:rPr>
+        <w:rFonts w:ascii="Courier New" w:hAnsi="Courier New" w:cs="Courier New" w:hint="default"/>
+      </w:rPr>
+    </w:lvl>
+    <w:lvl w:ilvl="2" w:tplc="04090005" w:tentative="1">
+      <w:start w:val="1"/>
+      <w:numFmt w:val="bullet"/>
+      <w:lvlText w:val=""/>
+      <w:lvlJc w:val="left"/>
+      <w:pPr>
+        <w:ind w:left="2160" w:hanging="360"/>
+      </w:pPr>
+      <w:rPr>
+        <w:rFonts w:ascii="Wingdings" w:hAnsi="Wingdings" w:hint="default"/>
+      </w:rPr>
+    </w:lvl>
+    <w:lvl w:ilvl="3" w:tplc="04090001" w:tentative="1">
+      <w:start w:val="1"/>
+      <w:numFmt w:val="bullet"/>
+      <w:lvlText w:val=""/>
+      <w:lvlJc w:val="left"/>
+      <w:pPr>
+        <w:ind w:left="2880" w:hanging="360"/>
+      </w:pPr>
+      <w:rPr>
+        <w:rFonts w:ascii="Symbol" w:hAnsi="Symbol" w:hint="default"/>
+      </w:rPr>
+    </w:lvl>
+    <w:lvl w:ilvl="4" w:tplc="04090003" w:tentative="1">
+      <w:start w:val="1"/>
+      <w:numFmt w:val="bullet"/>
+      <w:lvlText w:val="o"/>
+      <w:lvlJc w:val="left"/>
+      <w:pPr>
+        <w:ind w:left="3600" w:hanging="360"/>
+      </w:pPr>
+      <w:rPr>
+        <w:rFonts w:ascii="Courier New" w:hAnsi="Courier New" w:cs="Courier New" w:hint="default"/>
+      </w:rPr>
+    </w:lvl>
+    <w:lvl w:ilvl="5" w:tplc="04090005" w:tentative="1">
+      <w:start w:val="1"/>
+      <w:numFmt w:val="bullet"/>
+      <w:lvlText w:val=""/>
+      <w:lvlJc w:val="left"/>
+      <w:pPr>
+        <w:ind w:left="4320" w:hanging="360"/>
+      </w:pPr>
+      <w:rPr>
+        <w:rFonts w:ascii="Wingdings" w:hAnsi="Wingdings" w:hint="default"/>
+      </w:rPr>
+    </w:lvl>
+    <w:lvl w:ilvl="6" w:tplc="04090001" w:tentative="1">
+      <w:start w:val="1"/>
+      <w:numFmt w:val="bullet"/>
+      <w:lvlText w:val=""/>
+      <w:lvlJc w:val="left"/>
+      <w:pPr>
+        <w:ind w:left="5040" w:hanging="360"/>
+      </w:pPr>
+      <w:rPr>
+        <w:rFonts w:ascii="Symbol" w:hAnsi="Symbol" w:hint="default"/>
+      </w:rPr>
+    </w:lvl>
+    <w:lvl w:ilvl="7" w:tplc="04090003" w:tentative="1">
+      <w:start w:val="1"/>
+      <w:numFmt w:val="bullet"/>
+      <w:lvlText w:val="o"/>
+      <w:lvlJc w:val="left"/>
+      <w:pPr>
+        <w:ind w:left="5760" w:hanging="360"/>
+      </w:pPr>
+      <w:rPr>
+        <w:rFonts w:ascii="Courier New" w:hAnsi="Courier New" w:cs="Courier New" w:hint="default"/>
+      </w:rPr>
+    </w:lvl>
+    <w:lvl w:ilvl="8" w:tplc="04090005" w:tentative="1">
+      <w:start w:val="1"/>
+      <w:numFmt w:val="bullet"/>
+      <w:lvlText w:val=""/>
+      <w:lvlJc w:val="left"/>
+      <w:pPr>
+        <w:ind w:left="6480" w:hanging="360"/>
+      </w:pPr>
+      <w:rPr>
+        <w:rFonts w:ascii="Wingdings" w:hAnsi="Wingdings" w:hint="default"/>
+      </w:rPr>
+    </w:lvl>
+  </w:abstractNum>
+  <w:abstractNum w:abstractNumId="8" w15:restartNumberingAfterBreak="0">
+    <w:nsid w:val="7D865BAC"/>
+    <w:multiLevelType w:val="hybridMultilevel"/>
+    <w:tmpl w:val="373EC210"/>
+    <w:lvl w:ilvl="0" w:tplc="04090001">
+      <w:start w:val="1"/>
+      <w:numFmt w:val="bullet"/>
+      <w:lvlText w:val=""/>
+      <w:lvlJc w:val="left"/>
+      <w:pPr>
+        <w:ind w:left="720" w:hanging="360"/>
+      </w:pPr>
+      <w:rPr>
+        <w:rFonts w:ascii="Symbol" w:hAnsi="Symbol" w:hint="default"/>
+      </w:rPr>
+    </w:lvl>
+    <w:lvl w:ilvl="1" w:tplc="04090003" w:tentative="1">
       <w:start w:val="1"/>
       <w:numFmt w:val="bullet"/>
       <w:lvlText w:val="o"/>
@@ -2054,19 +2553,28 @@
     <w:abstractNumId w:val="0"/>
   </w:num>
   <w:num w:numId="2" w16cid:durableId="1898080127">
-    <w:abstractNumId w:val="4"/>
+    <w:abstractNumId w:val="5"/>
   </w:num>
   <w:num w:numId="3" w16cid:durableId="196771552">
-    <w:abstractNumId w:val="3"/>
+    <w:abstractNumId w:val="4"/>
   </w:num>
   <w:num w:numId="4" w16cid:durableId="633874474">
     <w:abstractNumId w:val="1"/>
   </w:num>
   <w:num w:numId="5" w16cid:durableId="874777115">
-    <w:abstractNumId w:val="5"/>
+    <w:abstractNumId w:val="6"/>
   </w:num>
   <w:num w:numId="6" w16cid:durableId="1619949376">
     <w:abstractNumId w:val="2"/>
+  </w:num>
+  <w:num w:numId="7" w16cid:durableId="1283267283">
+    <w:abstractNumId w:val="3"/>
+  </w:num>
+  <w:num w:numId="8" w16cid:durableId="2063552453">
+    <w:abstractNumId w:val="8"/>
+  </w:num>
+  <w:num w:numId="9" w16cid:durableId="169151243">
+    <w:abstractNumId w:val="7"/>
   </w:num>
 </w:numbering>
 </file>
@@ -2502,7 +3010,6 @@
     <w:next w:val="Normal"/>
     <w:link w:val="Heading2Char"/>
     <w:uiPriority w:val="9"/>
-    <w:semiHidden/>
     <w:unhideWhenUsed/>
     <w:qFormat/>
     <w:rsid w:val="00023BE7"/>
@@ -2681,7 +3188,6 @@
   <w:style w:type="character" w:default="1" w:styleId="DefaultParagraphFont">
     <w:name w:val="Default Paragraph Font"/>
     <w:uiPriority w:val="1"/>
-    <w:semiHidden/>
     <w:unhideWhenUsed/>
   </w:style>
   <w:style w:type="table" w:default="1" w:styleId="TableNormal">
@@ -2725,7 +3231,6 @@
     <w:basedOn w:val="DefaultParagraphFont"/>
     <w:link w:val="Heading2"/>
     <w:uiPriority w:val="9"/>
-    <w:semiHidden/>
     <w:rsid w:val="00023BE7"/>
     <w:rPr>
       <w:caps/>

--- a/STI/CellularAutomata/Draft.docx
+++ b/STI/CellularAutomata/Draft.docx
@@ -56,7 +56,7 @@
           <w:r>
             <w:fldChar w:fldCharType="separate"/>
           </w:r>
-          <w:hyperlink w:anchor="_Toc232873592" w:history="1">
+          <w:hyperlink w:anchor="_Toc232941767" w:history="1">
             <w:r>
               <w:rPr>
                 <w:rStyle w:val="Hyperlink"/>
@@ -84,7 +84,7 @@
                 <w:noProof/>
                 <w:webHidden/>
               </w:rPr>
-              <w:instrText xml:space="preserve"> PAGEREF _Toc232873592 \h </w:instrText>
+              <w:instrText xml:space="preserve"> PAGEREF _Toc232941767 \h </w:instrText>
             </w:r>
             <w:r>
               <w:rPr>
@@ -129,7 +129,7 @@
               <w14:ligatures w14:val="standardContextual"/>
             </w:rPr>
           </w:pPr>
-          <w:hyperlink w:anchor="_Toc232873593" w:history="1">
+          <w:hyperlink w:anchor="_Toc232941768" w:history="1">
             <w:r>
               <w:rPr>
                 <w:rStyle w:val="Hyperlink"/>
@@ -157,7 +157,7 @@
                 <w:noProof/>
                 <w:webHidden/>
               </w:rPr>
-              <w:instrText xml:space="preserve"> PAGEREF _Toc232873593 \h </w:instrText>
+              <w:instrText xml:space="preserve"> PAGEREF _Toc232941768 \h </w:instrText>
             </w:r>
             <w:r>
               <w:rPr>
@@ -202,7 +202,7 @@
               <w14:ligatures w14:val="standardContextual"/>
             </w:rPr>
           </w:pPr>
-          <w:hyperlink w:anchor="_Toc232873594" w:history="1">
+          <w:hyperlink w:anchor="_Toc232941769" w:history="1">
             <w:r>
               <w:rPr>
                 <w:rStyle w:val="Hyperlink"/>
@@ -230,7 +230,7 @@
                 <w:noProof/>
                 <w:webHidden/>
               </w:rPr>
-              <w:instrText xml:space="preserve"> PAGEREF _Toc232873594 \h </w:instrText>
+              <w:instrText xml:space="preserve"> PAGEREF _Toc232941769 \h </w:instrText>
             </w:r>
             <w:r>
               <w:rPr>
@@ -275,14 +275,14 @@
               <w14:ligatures w14:val="standardContextual"/>
             </w:rPr>
           </w:pPr>
-          <w:hyperlink w:anchor="_Toc232873595" w:history="1">
+          <w:hyperlink w:anchor="_Toc232941770" w:history="1">
             <w:r>
               <w:rPr>
                 <w:rStyle w:val="Hyperlink"/>
                 <w:noProof/>
                 <w:lang w:val="de-DE"/>
               </w:rPr>
-              <w:t>Grundlage zu Zelluläre Automaten</w:t>
+              <w:t>Zelluläre Automaten</w:t>
             </w:r>
             <w:r>
               <w:rPr>
@@ -303,7 +303,7 @@
                 <w:noProof/>
                 <w:webHidden/>
               </w:rPr>
-              <w:instrText xml:space="preserve"> PAGEREF _Toc232873595 \h </w:instrText>
+              <w:instrText xml:space="preserve"> PAGEREF _Toc232941770 \h </w:instrText>
             </w:r>
             <w:r>
               <w:rPr>
@@ -324,6 +324,225 @@
                 <w:webHidden/>
               </w:rPr>
               <w:t>2</w:t>
+            </w:r>
+            <w:r>
+              <w:rPr>
+                <w:noProof/>
+                <w:webHidden/>
+              </w:rPr>
+              <w:fldChar w:fldCharType="end"/>
+            </w:r>
+          </w:hyperlink>
+        </w:p>
+        <w:p>
+          <w:pPr>
+            <w:pStyle w:val="TOC1"/>
+            <w:tabs>
+              <w:tab w:val="right" w:leader="dot" w:pos="9350"/>
+            </w:tabs>
+            <w:rPr>
+              <w:noProof/>
+              <w:kern w:val="2"/>
+              <w:sz w:val="24"/>
+              <w:szCs w:val="24"/>
+              <w14:ligatures w14:val="standardContextual"/>
+            </w:rPr>
+          </w:pPr>
+          <w:hyperlink w:anchor="_Toc232941771" w:history="1">
+            <w:r>
+              <w:rPr>
+                <w:rStyle w:val="Hyperlink"/>
+                <w:noProof/>
+                <w:lang w:val="de-DE"/>
+              </w:rPr>
+              <w:t>Bildrauschen und Rauschfilter</w:t>
+            </w:r>
+            <w:r>
+              <w:rPr>
+                <w:noProof/>
+                <w:webHidden/>
+              </w:rPr>
+              <w:tab/>
+            </w:r>
+            <w:r>
+              <w:rPr>
+                <w:noProof/>
+                <w:webHidden/>
+              </w:rPr>
+              <w:fldChar w:fldCharType="begin"/>
+            </w:r>
+            <w:r>
+              <w:rPr>
+                <w:noProof/>
+                <w:webHidden/>
+              </w:rPr>
+              <w:instrText xml:space="preserve"> PAGEREF _Toc232941771 \h </w:instrText>
+            </w:r>
+            <w:r>
+              <w:rPr>
+                <w:noProof/>
+                <w:webHidden/>
+              </w:rPr>
+            </w:r>
+            <w:r>
+              <w:rPr>
+                <w:noProof/>
+                <w:webHidden/>
+              </w:rPr>
+              <w:fldChar w:fldCharType="separate"/>
+            </w:r>
+            <w:r>
+              <w:rPr>
+                <w:noProof/>
+                <w:webHidden/>
+              </w:rPr>
+              <w:t>3</w:t>
+            </w:r>
+            <w:r>
+              <w:rPr>
+                <w:noProof/>
+                <w:webHidden/>
+              </w:rPr>
+              <w:fldChar w:fldCharType="end"/>
+            </w:r>
+          </w:hyperlink>
+        </w:p>
+        <w:p>
+          <w:pPr>
+            <w:pStyle w:val="TOC1"/>
+            <w:tabs>
+              <w:tab w:val="right" w:leader="dot" w:pos="9350"/>
+            </w:tabs>
+            <w:rPr>
+              <w:noProof/>
+              <w:kern w:val="2"/>
+              <w:sz w:val="24"/>
+              <w:szCs w:val="24"/>
+              <w14:ligatures w14:val="standardContextual"/>
+            </w:rPr>
+          </w:pPr>
+          <w:hyperlink w:anchor="_Toc232941772" w:history="1">
+            <w:r>
+              <w:rPr>
+                <w:rStyle w:val="Hyperlink"/>
+                <w:noProof/>
+                <w:lang w:val="de-DE"/>
+              </w:rPr>
+              <w:t>CA-basierte Rauschfilter</w:t>
+            </w:r>
+            <w:r>
+              <w:rPr>
+                <w:noProof/>
+                <w:webHidden/>
+              </w:rPr>
+              <w:tab/>
+            </w:r>
+            <w:r>
+              <w:rPr>
+                <w:noProof/>
+                <w:webHidden/>
+              </w:rPr>
+              <w:fldChar w:fldCharType="begin"/>
+            </w:r>
+            <w:r>
+              <w:rPr>
+                <w:noProof/>
+                <w:webHidden/>
+              </w:rPr>
+              <w:instrText xml:space="preserve"> PAGEREF _Toc232941772 \h </w:instrText>
+            </w:r>
+            <w:r>
+              <w:rPr>
+                <w:noProof/>
+                <w:webHidden/>
+              </w:rPr>
+            </w:r>
+            <w:r>
+              <w:rPr>
+                <w:noProof/>
+                <w:webHidden/>
+              </w:rPr>
+              <w:fldChar w:fldCharType="separate"/>
+            </w:r>
+            <w:r>
+              <w:rPr>
+                <w:noProof/>
+                <w:webHidden/>
+              </w:rPr>
+              <w:t>3</w:t>
+            </w:r>
+            <w:r>
+              <w:rPr>
+                <w:noProof/>
+                <w:webHidden/>
+              </w:rPr>
+              <w:fldChar w:fldCharType="end"/>
+            </w:r>
+          </w:hyperlink>
+        </w:p>
+        <w:p>
+          <w:pPr>
+            <w:pStyle w:val="TOC1"/>
+            <w:tabs>
+              <w:tab w:val="right" w:leader="dot" w:pos="9350"/>
+            </w:tabs>
+            <w:rPr>
+              <w:noProof/>
+              <w:kern w:val="2"/>
+              <w:sz w:val="24"/>
+              <w:szCs w:val="24"/>
+              <w14:ligatures w14:val="standardContextual"/>
+            </w:rPr>
+          </w:pPr>
+          <w:hyperlink w:anchor="_Toc232941773" w:history="1">
+            <w:r>
+              <w:rPr>
+                <w:rStyle w:val="Hyperlink"/>
+                <w:noProof/>
+                <w:lang w:val="de-DE"/>
+              </w:rPr>
+              <w:t>Schlussfolgerung und Anmerkungen</w:t>
+            </w:r>
+            <w:r>
+              <w:rPr>
+                <w:noProof/>
+                <w:webHidden/>
+              </w:rPr>
+              <w:tab/>
+            </w:r>
+            <w:r>
+              <w:rPr>
+                <w:noProof/>
+                <w:webHidden/>
+              </w:rPr>
+              <w:fldChar w:fldCharType="begin"/>
+            </w:r>
+            <w:r>
+              <w:rPr>
+                <w:noProof/>
+                <w:webHidden/>
+              </w:rPr>
+              <w:instrText xml:space="preserve"> PAGEREF _Toc232941773 \h </w:instrText>
+            </w:r>
+            <w:r>
+              <w:rPr>
+                <w:noProof/>
+                <w:webHidden/>
+              </w:rPr>
+            </w:r>
+            <w:r>
+              <w:rPr>
+                <w:noProof/>
+                <w:webHidden/>
+              </w:rPr>
+              <w:fldChar w:fldCharType="separate"/>
+            </w:r>
+            <w:r>
+              <w:rPr>
+                <w:noProof/>
+                <w:webHidden/>
+              </w:rPr>
+              <w:t>3</w:t>
             </w:r>
             <w:r>
               <w:rPr>
@@ -359,7 +578,7 @@
           <w:lang w:val="de-DE"/>
         </w:rPr>
       </w:pPr>
-      <w:bookmarkStart w:id="0" w:name="_Toc232873592"/>
+      <w:bookmarkStart w:id="0" w:name="_Toc232941767"/>
       <w:r>
         <w:rPr>
           <w:lang w:val="de-DE"/>
@@ -558,7 +777,7 @@
           <w:lang w:val="de-DE"/>
         </w:rPr>
       </w:pPr>
-      <w:bookmarkStart w:id="1" w:name="_Toc232873593"/>
+      <w:bookmarkStart w:id="1" w:name="_Toc232941768"/>
       <w:r>
         <w:rPr>
           <w:lang w:val="de-DE"/>
@@ -581,7 +800,7 @@
           <w:lang w:val="de-DE"/>
         </w:rPr>
       </w:pPr>
-      <w:bookmarkStart w:id="2" w:name="_Toc232873594"/>
+      <w:bookmarkStart w:id="2" w:name="_Toc232941769"/>
       <w:r>
         <w:rPr>
           <w:lang w:val="de-DE"/>
@@ -604,7 +823,7 @@
           <w:lang w:val="de-DE"/>
         </w:rPr>
       </w:pPr>
-      <w:bookmarkStart w:id="3" w:name="_Toc232873595"/>
+      <w:bookmarkStart w:id="3" w:name="_Toc232941770"/>
       <w:r>
         <w:rPr>
           <w:lang w:val="de-DE"/>
@@ -946,13 +1165,7 @@
         <w:rPr>
           <w:lang w:val="de-DE"/>
         </w:rPr>
-        <w:t xml:space="preserve">den neuen Zustand einer Zelle </w:t>
-      </w:r>
-      <w:r>
-        <w:rPr>
-          <w:lang w:val="de-DE"/>
-        </w:rPr>
-        <w:t xml:space="preserve">bei Zeitschritt </w:t>
+        <w:t xml:space="preserve">den neuen Zustand einer Zelle bei Zeitschritt </w:t>
       </w:r>
       <w:r>
         <w:rPr>
@@ -960,15 +1173,7 @@
           <w:iCs/>
           <w:lang w:val="de-DE"/>
         </w:rPr>
-        <w:t>t+1</w:t>
-      </w:r>
-      <w:r>
-        <w:rPr>
-          <w:i/>
-          <w:iCs/>
-          <w:lang w:val="de-DE"/>
-        </w:rPr>
-        <w:t xml:space="preserve"> </w:t>
+        <w:t xml:space="preserve">t+1 </w:t>
       </w:r>
       <w:r>
         <w:rPr>
@@ -1305,12 +1510,14 @@
           <w:lang w:val="de-DE"/>
         </w:rPr>
       </w:pPr>
+      <w:bookmarkStart w:id="4" w:name="_Toc232941771"/>
       <w:r>
         <w:rPr>
           <w:lang w:val="de-DE"/>
         </w:rPr>
         <w:t>Bildrauschen und Rauschfilter</w:t>
       </w:r>
+      <w:bookmarkEnd w:id="4"/>
     </w:p>
     <w:p>
       <w:pPr>
@@ -1376,12 +1583,14 @@
           <w:lang w:val="de-DE"/>
         </w:rPr>
       </w:pPr>
+      <w:bookmarkStart w:id="5" w:name="_Toc232941772"/>
       <w:r>
         <w:rPr>
           <w:lang w:val="de-DE"/>
         </w:rPr>
         <w:t>CA-basierte Rauschfilter</w:t>
       </w:r>
+      <w:bookmarkEnd w:id="5"/>
     </w:p>
     <w:p>
       <w:pPr>
@@ -1397,12 +1606,14 @@
           <w:lang w:val="de-DE"/>
         </w:rPr>
       </w:pPr>
+      <w:bookmarkStart w:id="6" w:name="_Toc232941773"/>
       <w:r>
         <w:rPr>
           <w:lang w:val="de-DE"/>
         </w:rPr>
         <w:t>Schlussfolgerung und Anmerkungen</w:t>
       </w:r>
+      <w:bookmarkEnd w:id="6"/>
     </w:p>
     <w:p>
       <w:pPr>
@@ -3188,6 +3399,7 @@
   <w:style w:type="character" w:default="1" w:styleId="DefaultParagraphFont">
     <w:name w:val="Default Paragraph Font"/>
     <w:uiPriority w:val="1"/>
+    <w:semiHidden/>
     <w:unhideWhenUsed/>
   </w:style>
   <w:style w:type="table" w:default="1" w:styleId="TableNormal">

--- a/STI/CellularAutomata/Draft.docx
+++ b/STI/CellularAutomata/Draft.docx
@@ -565,7 +565,6 @@
         </w:p>
       </w:sdtContent>
     </w:sdt>
-    <w:p/>
     <w:p>
       <w:r>
         <w:br w:type="page"/>
@@ -1049,95 +1048,115 @@
         <w:rPr>
           <w:lang w:val="de-DE"/>
         </w:rPr>
-        <w:t xml:space="preserve"> (vgl. </w:t>
-      </w:r>
-      <w:r>
-        <w:rPr>
-          <w:highlight w:val="cyan"/>
-          <w:lang w:val="de-DE"/>
-        </w:rPr>
-        <w:t>Abb. 1</w:t>
-      </w:r>
-      <w:r>
-        <w:rPr>
-          <w:lang w:val="de-DE"/>
-        </w:rPr>
-        <w:t>)</w:t>
-      </w:r>
-      <w:r>
-        <w:rPr>
-          <w:lang w:val="de-DE"/>
-        </w:rPr>
-        <w:t xml:space="preserve"> gezogen. </w:t>
+        <w:t xml:space="preserve"> </w:t>
+      </w:r>
+      <w:r>
+        <w:rPr>
+          <w:lang w:val="de-DE"/>
+        </w:rPr>
+        <w:t xml:space="preserve">gezogen. </w:t>
       </w:r>
     </w:p>
     <w:p>
       <w:pPr>
         <w:rPr>
-          <w:color w:val="00B0F0"/>
-          <w:lang w:val="de-DE"/>
-        </w:rPr>
-      </w:pPr>
-      <w:r>
-        <w:rPr>
-          <w:color w:val="00B0F0"/>
+          <w:lang w:val="de-DE"/>
+        </w:rPr>
+      </w:pPr>
+      <w:r>
+        <w:rPr>
           <w:lang w:val="de-DE"/>
         </w:rPr>
         <w:t>Hierbei definiert Von Neumann</w:t>
       </w:r>
       <w:r>
         <w:rPr>
-          <w:color w:val="00B0F0"/>
           <w:lang w:val="de-DE"/>
         </w:rPr>
         <w:t xml:space="preserve"> grundlegend</w:t>
       </w:r>
       <w:r>
         <w:rPr>
-          <w:color w:val="00B0F0"/>
-          <w:lang w:val="de-DE"/>
-        </w:rPr>
-        <w:t xml:space="preserve"> alle Zellen mit Manhattan Distanz gleich 1 als Nachbarn, während </w:t>
-      </w:r>
-      <w:r>
-        <w:rPr>
-          <w:color w:val="00B0F0"/>
+          <w:lang w:val="de-DE"/>
+        </w:rPr>
+        <w:t xml:space="preserve"> alle Zellen mit Manhattan Distanz </w:t>
+      </w:r>
+      <w:r>
+        <w:rPr>
+          <w:lang w:val="de-DE"/>
+        </w:rPr>
+        <w:t>= 1</w:t>
+      </w:r>
+      <w:r>
+        <w:rPr>
+          <w:lang w:val="de-DE"/>
+        </w:rPr>
+        <w:t xml:space="preserve"> als Nachbarn, während </w:t>
+      </w:r>
+      <w:r>
+        <w:rPr>
           <w:lang w:val="de-DE"/>
         </w:rPr>
         <w:t>Moore alle anliegende Zellen</w:t>
       </w:r>
       <w:r>
         <w:rPr>
-          <w:color w:val="00B0F0"/>
           <w:lang w:val="de-DE"/>
         </w:rPr>
         <w:t xml:space="preserve"> – grundlegend sind hier die acht umschließende Zellen gemeint -</w:t>
       </w:r>
       <w:r>
         <w:rPr>
-          <w:color w:val="00B0F0"/>
-          <w:lang w:val="de-DE"/>
-        </w:rPr>
-        <w:t xml:space="preserve"> als </w:t>
-      </w:r>
-      <w:r>
-        <w:rPr>
-          <w:color w:val="00B0F0"/>
+          <w:lang w:val="de-DE"/>
+        </w:rPr>
+        <w:t xml:space="preserve"> als solche </w:t>
+      </w:r>
+      <w:r>
+        <w:rPr>
           <w:lang w:val="de-DE"/>
         </w:rPr>
         <w:lastRenderedPageBreak/>
-        <w:t>solche definiert.</w:t>
-      </w:r>
-      <w:r>
-        <w:rPr>
-          <w:color w:val="00B0F0"/>
+        <w:t>definiert</w:t>
+      </w:r>
+      <w:r>
+        <w:rPr>
           <w:lang w:val="de-DE"/>
         </w:rPr>
         <w:t xml:space="preserve"> </w:t>
       </w:r>
       <w:r>
         <w:rPr>
-          <w:color w:val="00B0F0"/>
+          <w:lang w:val="de-DE"/>
+        </w:rPr>
+        <w:t xml:space="preserve">(vgl. </w:t>
+      </w:r>
+      <w:r>
+        <w:rPr>
+          <w:highlight w:val="cyan"/>
+          <w:lang w:val="de-DE"/>
+        </w:rPr>
+        <w:t>Abb. 1</w:t>
+      </w:r>
+      <w:r>
+        <w:rPr>
+          <w:lang w:val="de-DE"/>
+        </w:rPr>
+        <w:t>)</w:t>
+      </w:r>
+      <w:r>
+        <w:rPr>
+          <w:lang w:val="de-DE"/>
+        </w:rPr>
+        <w:t>.</w:t>
+      </w:r>
+      <w:r>
+        <w:rPr>
+          <w:lang w:val="de-DE"/>
+        </w:rPr>
+        <w:t xml:space="preserve"> </w:t>
+      </w:r>
+      <w:r>
+        <w:rPr>
           <w:lang w:val="de-DE"/>
         </w:rPr>
         <w:t>Einige wissenschaftliche Arbeiten, welche hier später aufgeführt werden sollen, nehmen größere Nachbarschaftsdistanzen wahr, was dennoch im Sinne der zellulären Automaten liegt.</w:t>
@@ -1529,7 +1548,19 @@
         <w:rPr>
           <w:lang w:val="de-DE"/>
         </w:rPr>
-        <w:t>(basiert auf Chandra et al)</w:t>
+        <w:t>(basiert auf Chandra et al</w:t>
+      </w:r>
+      <w:r>
+        <w:rPr>
+          <w:lang w:val="de-DE"/>
+        </w:rPr>
+        <w:t xml:space="preserve"> und Ansari</w:t>
+      </w:r>
+      <w:r>
+        <w:rPr>
+          <w:lang w:val="de-DE"/>
+        </w:rPr>
+        <w:t>)</w:t>
       </w:r>
     </w:p>
     <w:p>
@@ -1542,7 +1573,13 @@
         <w:rPr>
           <w:lang w:val="de-DE"/>
         </w:rPr>
-        <w:t>Bildrauschen kann in zwei Kategorien aufgeteilt werden: additives und multiplikatives Rauschen.</w:t>
+        <w:t xml:space="preserve">Im Rahmen dieser Arbeit werden ausschließlich Schwarz-Weiß Bilder </w:t>
+      </w:r>
+      <w:r>
+        <w:rPr>
+          <w:lang w:val="de-DE"/>
+        </w:rPr>
+        <w:t>abgehandelt.</w:t>
       </w:r>
       <w:r>
         <w:rPr>
@@ -1554,7 +1591,13 @@
         <w:rPr>
           <w:lang w:val="de-DE"/>
         </w:rPr>
-        <w:t xml:space="preserve">Ersteres </w:t>
+        <w:t xml:space="preserve">Beim Bildrauschen unterscheiden man zwischen zwei Kategorien. Bei additivem Rauschen handelt es sich eine Änderung des  Signals unabhängig dessen Grundwerts. Bei multiplikativen Rauschen hingegen, wirkt sich das </w:t>
+      </w:r>
+      <w:r>
+        <w:rPr>
+          <w:lang w:val="de-DE"/>
+        </w:rPr>
+        <w:t>Rauschen proportional zur Stärke des Signals auf das Bild aus.</w:t>
       </w:r>
     </w:p>
     <w:p>
@@ -1567,17 +1610,180 @@
         <w:rPr>
           <w:lang w:val="de-DE"/>
         </w:rPr>
-        <w:t xml:space="preserve">Wobei zweiteres mit dem originalen Signal interagiert und proportionalen Schaden </w:t>
-      </w:r>
-      <w:r>
-        <w:rPr>
-          <w:lang w:val="de-DE"/>
-        </w:rPr>
-        <w:t>dem Bild hinzufügt</w:t>
+        <w:t>Desweiteren spalten sich die Kategorien</w:t>
+      </w:r>
+      <w:r>
+        <w:rPr>
+          <w:lang w:val="de-DE"/>
+        </w:rPr>
+        <w:t xml:space="preserve"> </w:t>
+      </w:r>
+      <w:r>
+        <w:rPr>
+          <w:lang w:val="de-DE"/>
+        </w:rPr>
+        <w:t>in vier Subtypen.</w:t>
+      </w:r>
+      <w:r>
+        <w:rPr>
+          <w:lang w:val="de-DE"/>
+        </w:rPr>
+        <w:t xml:space="preserve"> Salt-and-Pepper </w:t>
+      </w:r>
+      <w:r>
+        <w:rPr>
+          <w:lang w:val="de-DE"/>
+        </w:rPr>
+        <w:t>Rauschen (</w:t>
+      </w:r>
+      <w:r>
+        <w:rPr>
+          <w:lang w:val="de-DE"/>
+        </w:rPr>
+        <w:t xml:space="preserve">engl.: salt and pepper noise, </w:t>
+      </w:r>
+      <w:r>
+        <w:rPr>
+          <w:lang w:val="de-DE"/>
+        </w:rPr>
+        <w:t xml:space="preserve">SPN) </w:t>
+      </w:r>
+      <w:r>
+        <w:rPr>
+          <w:lang w:val="de-DE"/>
+        </w:rPr>
+        <w:t>beeinflusst vereinzelte Pixel und überschreibt deren Wert mit dem Minimum (0) oder Maximum (255)</w:t>
+      </w:r>
+      <w:r>
+        <w:rPr>
+          <w:lang w:val="de-DE"/>
+        </w:rPr>
+        <w:t>, was zu zufällig verteilten weißen und schwarzen Pixeln</w:t>
+      </w:r>
+      <w:r>
+        <w:rPr>
+          <w:lang w:val="de-DE"/>
+        </w:rPr>
+        <w:t xml:space="preserve"> führt</w:t>
+      </w:r>
+      <w:r>
+        <w:rPr>
+          <w:lang w:val="de-DE"/>
+        </w:rPr>
+        <w:t>.</w:t>
+      </w:r>
+      <w:r>
+        <w:rPr>
+          <w:lang w:val="de-DE"/>
+        </w:rPr>
+        <w:t xml:space="preserve"> </w:t>
+      </w:r>
+      <w:r>
+        <w:rPr>
+          <w:lang w:val="de-DE"/>
+        </w:rPr>
+        <w:t xml:space="preserve">Die Eliminierung von </w:t>
+      </w:r>
+      <w:r>
+        <w:rPr>
+          <w:lang w:val="de-DE"/>
+        </w:rPr>
+        <w:t>diese Art von Rauschen</w:t>
+      </w:r>
+      <w:r>
+        <w:rPr>
+          <w:lang w:val="de-DE"/>
+        </w:rPr>
+        <w:t xml:space="preserve"> hatte die höchste Vertretung in den </w:t>
+      </w:r>
+      <w:r>
+        <w:rPr>
+          <w:lang w:val="de-DE"/>
+        </w:rPr>
+        <w:t>betrachteten</w:t>
+      </w:r>
+      <w:r>
+        <w:rPr>
+          <w:lang w:val="de-DE"/>
+        </w:rPr>
+        <w:t xml:space="preserve"> wissenschaftlichen Arbeiten.</w:t>
       </w:r>
     </w:p>
     <w:p>
       <w:pPr>
+        <w:rPr>
+          <w:lang w:val="de-DE"/>
+        </w:rPr>
+      </w:pPr>
+      <w:r>
+        <w:rPr>
+          <w:lang w:val="de-DE"/>
+        </w:rPr>
+        <w:t xml:space="preserve">Gaußsches Rauschen </w:t>
+      </w:r>
+      <w:r>
+        <w:rPr>
+          <w:lang w:val="de-DE"/>
+        </w:rPr>
+        <w:t>folgt gemäß seinem Namen einer Gaußschen Normalverteilung</w:t>
+      </w:r>
+      <w:r>
+        <w:rPr>
+          <w:lang w:val="de-DE"/>
+        </w:rPr>
+        <w:t xml:space="preserve"> und beeinflusst</w:t>
+      </w:r>
+      <w:r>
+        <w:rPr>
+          <w:lang w:val="de-DE"/>
+        </w:rPr>
+        <w:t>, anders als SPN, das gesamte Bild anstatt nur einzelnen Pixeln.</w:t>
+      </w:r>
+      <w:r>
+        <w:rPr>
+          <w:lang w:val="de-DE"/>
+        </w:rPr>
+        <w:t xml:space="preserve"> Poisson Rauschen </w:t>
+      </w:r>
+      <w:r>
+        <w:rPr>
+          <w:lang w:val="de-DE"/>
+        </w:rPr>
+        <w:t>tritt meist im medizinischen Bereich auf</w:t>
+      </w:r>
+      <w:r>
+        <w:rPr>
+          <w:lang w:val="de-DE"/>
+        </w:rPr>
+        <w:t>. Dieser Rauschtyp</w:t>
+      </w:r>
+      <w:r>
+        <w:rPr>
+          <w:lang w:val="de-DE"/>
+        </w:rPr>
+        <w:t xml:space="preserve"> steht in Abhängigkeit zu der Helligkeit des Bildes</w:t>
+      </w:r>
+      <w:r>
+        <w:rPr>
+          <w:lang w:val="de-DE"/>
+        </w:rPr>
+        <w:t xml:space="preserve">, insofern das helle </w:t>
+      </w:r>
+      <w:r>
+        <w:rPr>
+          <w:lang w:val="de-DE"/>
+        </w:rPr>
+        <w:t>Bereiche weniger und dunkle Bereiche mehr Rauschen aufweisen.</w:t>
+      </w:r>
+      <w:r>
+        <w:rPr>
+          <w:lang w:val="de-DE"/>
+        </w:rPr>
+        <w:t xml:space="preserve"> Das Rauschen verfolgt einer Poisson-Verteilung.</w:t>
+      </w:r>
+    </w:p>
+    <w:p>
+      <w:pPr>
         <w:pStyle w:val="Heading1"/>
         <w:rPr>
           <w:lang w:val="de-DE"/>
@@ -1588,6 +1794,7 @@
         <w:rPr>
           <w:lang w:val="de-DE"/>
         </w:rPr>
+        <w:lastRenderedPageBreak/>
         <w:t>CA-basierte Rauschfilter</w:t>
       </w:r>
       <w:bookmarkEnd w:id="5"/>

--- a/STI/CellularAutomata/Draft.docx
+++ b/STI/CellularAutomata/Draft.docx
@@ -1122,13 +1122,7 @@
         <w:rPr>
           <w:lang w:val="de-DE"/>
         </w:rPr>
-        <w:t xml:space="preserve"> </w:t>
-      </w:r>
-      <w:r>
-        <w:rPr>
-          <w:lang w:val="de-DE"/>
-        </w:rPr>
-        <w:t xml:space="preserve">(vgl. </w:t>
+        <w:t xml:space="preserve"> (vgl. </w:t>
       </w:r>
       <w:r>
         <w:rPr>
@@ -1297,6 +1291,996 @@
           <w:lang w:val="de-DE"/>
         </w:rPr>
       </w:pPr>
+    </w:p>
+    <w:p>
+      <w:pPr>
+        <w:pStyle w:val="Heading1"/>
+        <w:rPr>
+          <w:lang w:val="de-DE"/>
+        </w:rPr>
+      </w:pPr>
+      <w:bookmarkStart w:id="4" w:name="_Toc232941771"/>
+      <w:r>
+        <w:rPr>
+          <w:lang w:val="de-DE"/>
+        </w:rPr>
+        <w:t>Bildrauschen und Rauschfilter</w:t>
+      </w:r>
+      <w:bookmarkEnd w:id="4"/>
+    </w:p>
+    <w:p>
+      <w:pPr>
+        <w:rPr>
+          <w:lang w:val="de-DE"/>
+        </w:rPr>
+      </w:pPr>
+      <w:r>
+        <w:rPr>
+          <w:lang w:val="de-DE"/>
+        </w:rPr>
+        <w:t>(basiert auf Chandra et al</w:t>
+      </w:r>
+      <w:r>
+        <w:rPr>
+          <w:lang w:val="de-DE"/>
+        </w:rPr>
+        <w:t xml:space="preserve"> und Ansari</w:t>
+      </w:r>
+      <w:r>
+        <w:rPr>
+          <w:lang w:val="de-DE"/>
+        </w:rPr>
+        <w:t>)</w:t>
+      </w:r>
+    </w:p>
+    <w:p>
+      <w:pPr>
+        <w:rPr>
+          <w:lang w:val="de-DE"/>
+        </w:rPr>
+      </w:pPr>
+      <w:r>
+        <w:rPr>
+          <w:lang w:val="de-DE"/>
+        </w:rPr>
+        <w:t xml:space="preserve">Im Rahmen dieser Arbeit werden ausschließlich Schwarz-Weiß Bilder </w:t>
+      </w:r>
+      <w:r>
+        <w:rPr>
+          <w:lang w:val="de-DE"/>
+        </w:rPr>
+        <w:t>abgehandelt.</w:t>
+      </w:r>
+      <w:r>
+        <w:rPr>
+          <w:lang w:val="de-DE"/>
+        </w:rPr>
+        <w:t xml:space="preserve"> </w:t>
+      </w:r>
+      <w:r>
+        <w:rPr>
+          <w:lang w:val="de-DE"/>
+        </w:rPr>
+        <w:t xml:space="preserve">Beim Bildrauschen unterscheiden man zwischen zwei Kategorien. Bei additivem Rauschen handelt es sich eine Änderung des  Signals unabhängig dessen Grundwerts. Bei multiplikativen Rauschen hingegen, wirkt sich das </w:t>
+      </w:r>
+      <w:r>
+        <w:rPr>
+          <w:lang w:val="de-DE"/>
+        </w:rPr>
+        <w:t>Rauschen proportional zur Stärke des Signals auf das Bild aus.</w:t>
+      </w:r>
+    </w:p>
+    <w:p>
+      <w:pPr>
+        <w:rPr>
+          <w:lang w:val="de-DE"/>
+        </w:rPr>
+      </w:pPr>
+      <w:r>
+        <w:rPr>
+          <w:lang w:val="de-DE"/>
+        </w:rPr>
+        <w:t>Desweiteren spalten sich die Kategorien</w:t>
+      </w:r>
+      <w:r>
+        <w:rPr>
+          <w:lang w:val="de-DE"/>
+        </w:rPr>
+        <w:t xml:space="preserve"> </w:t>
+      </w:r>
+      <w:r>
+        <w:rPr>
+          <w:lang w:val="de-DE"/>
+        </w:rPr>
+        <w:t>in vier Subtypen.</w:t>
+      </w:r>
+      <w:r>
+        <w:rPr>
+          <w:lang w:val="de-DE"/>
+        </w:rPr>
+        <w:t xml:space="preserve"> Salt-and-Pepper </w:t>
+      </w:r>
+      <w:r>
+        <w:rPr>
+          <w:lang w:val="de-DE"/>
+        </w:rPr>
+        <w:t>Rauschen (</w:t>
+      </w:r>
+      <w:r>
+        <w:rPr>
+          <w:lang w:val="de-DE"/>
+        </w:rPr>
+        <w:t xml:space="preserve">engl.: salt and pepper noise, </w:t>
+      </w:r>
+      <w:r>
+        <w:rPr>
+          <w:lang w:val="de-DE"/>
+        </w:rPr>
+        <w:t xml:space="preserve">SPN) </w:t>
+      </w:r>
+      <w:r>
+        <w:rPr>
+          <w:lang w:val="de-DE"/>
+        </w:rPr>
+        <w:t>beeinflusst vereinzelte Pixel und überschreibt deren Wert mit dem Minimum (0) oder Maximum (255)</w:t>
+      </w:r>
+      <w:r>
+        <w:rPr>
+          <w:lang w:val="de-DE"/>
+        </w:rPr>
+        <w:t>, was zu zufällig verteilten weißen und schwarzen Pixeln</w:t>
+      </w:r>
+      <w:r>
+        <w:rPr>
+          <w:lang w:val="de-DE"/>
+        </w:rPr>
+        <w:t xml:space="preserve"> führt</w:t>
+      </w:r>
+      <w:r>
+        <w:rPr>
+          <w:lang w:val="de-DE"/>
+        </w:rPr>
+        <w:t>.</w:t>
+      </w:r>
+      <w:r>
+        <w:rPr>
+          <w:lang w:val="de-DE"/>
+        </w:rPr>
+        <w:t xml:space="preserve"> </w:t>
+      </w:r>
+      <w:r>
+        <w:rPr>
+          <w:lang w:val="de-DE"/>
+        </w:rPr>
+        <w:t xml:space="preserve">Die Eliminierung von </w:t>
+      </w:r>
+      <w:r>
+        <w:rPr>
+          <w:lang w:val="de-DE"/>
+        </w:rPr>
+        <w:t>diese Art von Rauschen</w:t>
+      </w:r>
+      <w:r>
+        <w:rPr>
+          <w:lang w:val="de-DE"/>
+        </w:rPr>
+        <w:t xml:space="preserve"> hatte die höchste Vertretung in den </w:t>
+      </w:r>
+      <w:r>
+        <w:rPr>
+          <w:lang w:val="de-DE"/>
+        </w:rPr>
+        <w:t>betrachteten</w:t>
+      </w:r>
+      <w:r>
+        <w:rPr>
+          <w:lang w:val="de-DE"/>
+        </w:rPr>
+        <w:t xml:space="preserve"> wissenschaftlichen Arbeiten.</w:t>
+      </w:r>
+    </w:p>
+    <w:p>
+      <w:pPr>
+        <w:rPr>
+          <w:lang w:val="de-DE"/>
+        </w:rPr>
+      </w:pPr>
+      <w:r>
+        <w:rPr>
+          <w:lang w:val="de-DE"/>
+        </w:rPr>
+        <w:t xml:space="preserve">Gaußsches Rauschen </w:t>
+      </w:r>
+      <w:r>
+        <w:rPr>
+          <w:lang w:val="de-DE"/>
+        </w:rPr>
+        <w:t>folgt gemäß seinem Namen einer Gaußschen Normalverteilung</w:t>
+      </w:r>
+      <w:r>
+        <w:rPr>
+          <w:lang w:val="de-DE"/>
+        </w:rPr>
+        <w:t xml:space="preserve"> und beeinflusst</w:t>
+      </w:r>
+      <w:r>
+        <w:rPr>
+          <w:lang w:val="de-DE"/>
+        </w:rPr>
+        <w:t>, anders als SPN, das gesamte Bild anstatt nur einzelnen Pixeln.</w:t>
+      </w:r>
+      <w:r>
+        <w:rPr>
+          <w:lang w:val="de-DE"/>
+        </w:rPr>
+        <w:t xml:space="preserve"> Poisson Rauschen </w:t>
+      </w:r>
+      <w:r>
+        <w:rPr>
+          <w:lang w:val="de-DE"/>
+        </w:rPr>
+        <w:t>tritt meist im medizinischen Bereich auf</w:t>
+      </w:r>
+      <w:r>
+        <w:rPr>
+          <w:lang w:val="de-DE"/>
+        </w:rPr>
+        <w:t>. Dieser Rauschtyp</w:t>
+      </w:r>
+      <w:r>
+        <w:rPr>
+          <w:lang w:val="de-DE"/>
+        </w:rPr>
+        <w:t xml:space="preserve"> steht in Abhängigkeit zu der Helligkeit des Bildes</w:t>
+      </w:r>
+      <w:r>
+        <w:rPr>
+          <w:lang w:val="de-DE"/>
+        </w:rPr>
+        <w:t xml:space="preserve">, insofern das helle </w:t>
+      </w:r>
+      <w:r>
+        <w:rPr>
+          <w:lang w:val="de-DE"/>
+        </w:rPr>
+        <w:t>Bereiche weniger und dunkle Bereiche mehr Rauschen aufweisen.</w:t>
+      </w:r>
+      <w:r>
+        <w:rPr>
+          <w:lang w:val="de-DE"/>
+        </w:rPr>
+        <w:t xml:space="preserve"> Das Rauschen verfolgt einer Poisson-Verteilung.</w:t>
+      </w:r>
+    </w:p>
+    <w:p>
+      <w:pPr>
+        <w:rPr>
+          <w:lang w:val="de-DE"/>
+        </w:rPr>
+      </w:pPr>
+      <w:r>
+        <w:rPr>
+          <w:lang w:val="de-DE"/>
+        </w:rPr>
+        <w:t>[</w:t>
+      </w:r>
+      <w:r>
+        <w:rPr>
+          <w:lang w:val="de-DE"/>
+        </w:rPr>
+        <w:t>Transition</w:t>
+      </w:r>
+      <w:r>
+        <w:rPr>
+          <w:lang w:val="de-DE"/>
+        </w:rPr>
+        <w:t>]</w:t>
+      </w:r>
+    </w:p>
+    <w:p>
+      <w:pPr>
+        <w:rPr>
+          <w:lang w:val="de-DE"/>
+        </w:rPr>
+      </w:pPr>
+      <w:r>
+        <w:rPr>
+          <w:lang w:val="de-DE"/>
+        </w:rPr>
+        <w:t xml:space="preserve">Der Mean-Filter </w:t>
+      </w:r>
+      <w:r>
+        <w:rPr>
+          <w:lang w:val="de-DE"/>
+        </w:rPr>
+        <w:t xml:space="preserve">betrachtet jeden Pixel in einem Bild und berechnet ausgehend von seinen Nachbarn und inklusive seiner Selbst den Durchschnittswert </w:t>
+      </w:r>
+      <w:r>
+        <w:rPr>
+          <w:lang w:val="de-DE"/>
+        </w:rPr>
+        <w:t>aller Pixelsignale</w:t>
+      </w:r>
+      <w:r>
+        <w:rPr>
+          <w:lang w:val="de-DE"/>
+        </w:rPr>
+        <w:t>.</w:t>
+      </w:r>
+      <w:r>
+        <w:rPr>
+          <w:lang w:val="de-DE"/>
+        </w:rPr>
+        <w:t xml:space="preserve"> Die Nachbarschaft besteht hierbei aus einem quadratischem Fenster</w:t>
+      </w:r>
+      <w:r>
+        <w:rPr>
+          <w:lang w:val="de-DE"/>
+        </w:rPr>
+        <w:t xml:space="preserve"> (engl.: </w:t>
+      </w:r>
+      <w:r>
+        <w:rPr>
+          <w:i/>
+          <w:iCs/>
+          <w:lang w:val="de-DE"/>
+        </w:rPr>
+        <w:t>window</w:t>
+      </w:r>
+      <w:r>
+        <w:rPr>
+          <w:lang w:val="de-DE"/>
+        </w:rPr>
+        <w:t>)</w:t>
+      </w:r>
+      <w:r>
+        <w:rPr>
+          <w:lang w:val="de-DE"/>
+        </w:rPr>
+        <w:t xml:space="preserve"> zentriert um das </w:t>
+      </w:r>
+      <w:r>
+        <w:rPr>
+          <w:lang w:val="de-DE"/>
+        </w:rPr>
+        <w:t>betrachtete Pixel</w:t>
+      </w:r>
+      <w:r>
+        <w:rPr>
+          <w:lang w:val="de-DE"/>
+        </w:rPr>
+        <w:t xml:space="preserve"> – beispielsweise</w:t>
+      </w:r>
+      <w:r>
+        <w:rPr>
+          <w:lang w:val="de-DE"/>
+        </w:rPr>
+        <w:t xml:space="preserve"> ein</w:t>
+      </w:r>
+      <w:r>
+        <w:rPr>
+          <w:lang w:val="de-DE"/>
+        </w:rPr>
+        <w:t xml:space="preserve"> 3x3 oder 5x5 Fenster.</w:t>
+      </w:r>
+    </w:p>
+    <w:p>
+      <w:pPr>
+        <w:rPr>
+          <w:lang w:val="de-DE"/>
+        </w:rPr>
+      </w:pPr>
+      <w:r>
+        <w:rPr>
+          <w:lang w:val="de-DE"/>
+        </w:rPr>
+        <w:t xml:space="preserve">Daraufhin </w:t>
+      </w:r>
+      <w:r>
+        <w:rPr>
+          <w:lang w:val="de-DE"/>
+        </w:rPr>
+        <w:t xml:space="preserve">wird der Wert des </w:t>
+      </w:r>
+      <w:r>
+        <w:rPr>
+          <w:lang w:val="de-DE"/>
+        </w:rPr>
+        <w:t>Zentrum-</w:t>
+      </w:r>
+      <w:r>
+        <w:rPr>
+          <w:lang w:val="de-DE"/>
+        </w:rPr>
+        <w:t>Pixels</w:t>
+      </w:r>
+      <w:r>
+        <w:rPr>
+          <w:lang w:val="de-DE"/>
+        </w:rPr>
+        <w:t xml:space="preserve"> durch diesen</w:t>
+      </w:r>
+      <w:r>
+        <w:rPr>
+          <w:lang w:val="de-DE"/>
+        </w:rPr>
+        <w:t xml:space="preserve"> zuvor berechneten Durchschnittsw</w:t>
+      </w:r>
+      <w:r>
+        <w:rPr>
+          <w:lang w:val="de-DE"/>
+        </w:rPr>
+        <w:t xml:space="preserve">ert ersetzt. Das hat zur Folge, dass </w:t>
+      </w:r>
+      <w:r>
+        <w:rPr>
+          <w:lang w:val="de-DE"/>
+        </w:rPr>
+        <w:t>das gesamte Bild weichgezeichnet wird</w:t>
+      </w:r>
+      <w:r>
+        <w:rPr>
+          <w:lang w:val="de-DE"/>
+        </w:rPr>
+        <w:t>. D</w:t>
+      </w:r>
+      <w:r>
+        <w:rPr>
+          <w:lang w:val="de-DE"/>
+        </w:rPr>
+        <w:t>as Bild</w:t>
+      </w:r>
+      <w:r>
+        <w:rPr>
+          <w:lang w:val="de-DE"/>
+        </w:rPr>
+        <w:t xml:space="preserve"> verliert</w:t>
+      </w:r>
+      <w:r>
+        <w:rPr>
+          <w:lang w:val="de-DE"/>
+        </w:rPr>
+        <w:t xml:space="preserve"> an </w:t>
+      </w:r>
+      <w:r>
+        <w:rPr>
+          <w:lang w:val="de-DE"/>
+        </w:rPr>
+        <w:t>Kantendefinitio</w:t>
+      </w:r>
+      <w:r>
+        <w:rPr>
+          <w:lang w:val="de-DE"/>
+        </w:rPr>
+        <w:t>n</w:t>
+      </w:r>
+      <w:r>
+        <w:rPr>
+          <w:lang w:val="de-DE"/>
+        </w:rPr>
+        <w:t xml:space="preserve"> und demzufolge an Klarheit</w:t>
+      </w:r>
+      <w:r>
+        <w:rPr>
+          <w:lang w:val="de-DE"/>
+        </w:rPr>
+        <w:t xml:space="preserve">; es </w:t>
+      </w:r>
+      <w:r>
+        <w:rPr>
+          <w:lang w:val="de-DE"/>
+        </w:rPr>
+        <w:t>erscheint verschwommen</w:t>
+      </w:r>
+      <w:r>
+        <w:rPr>
+          <w:lang w:val="de-DE"/>
+        </w:rPr>
+        <w:t>er</w:t>
+      </w:r>
+      <w:r>
+        <w:rPr>
+          <w:lang w:val="de-DE"/>
+        </w:rPr>
+        <w:t xml:space="preserve"> und unsch</w:t>
+      </w:r>
+      <w:r>
+        <w:rPr>
+          <w:lang w:val="de-DE"/>
+        </w:rPr>
+        <w:t>ärfer als zuvor</w:t>
+      </w:r>
+      <w:r>
+        <w:rPr>
+          <w:lang w:val="de-DE"/>
+        </w:rPr>
+        <w:t>.</w:t>
+      </w:r>
+      <w:r>
+        <w:rPr>
+          <w:lang w:val="de-DE"/>
+        </w:rPr>
+        <w:t xml:space="preserve"> </w:t>
+      </w:r>
+      <w:r>
+        <w:rPr>
+          <w:lang w:val="de-DE"/>
+        </w:rPr>
+        <w:t xml:space="preserve">Der Filter in seiner Grundform </w:t>
+      </w:r>
+      <w:r>
+        <w:rPr>
+          <w:lang w:val="de-DE"/>
+        </w:rPr>
+        <w:t xml:space="preserve">findet wenig </w:t>
+      </w:r>
+      <w:r>
+        <w:rPr>
+          <w:lang w:val="de-DE"/>
+        </w:rPr>
+        <w:t>Verwendung</w:t>
+      </w:r>
+      <w:r>
+        <w:rPr>
+          <w:lang w:val="de-DE"/>
+        </w:rPr>
+        <w:t xml:space="preserve"> in der Praxis, aber stellt ein </w:t>
+      </w:r>
+      <w:r>
+        <w:rPr>
+          <w:lang w:val="de-DE"/>
+        </w:rPr>
+        <w:t>grundlegendes Fundament</w:t>
+      </w:r>
+      <w:r>
+        <w:rPr>
+          <w:lang w:val="de-DE"/>
+        </w:rPr>
+        <w:t xml:space="preserve"> für weiterführende </w:t>
+      </w:r>
+      <w:r>
+        <w:rPr>
+          <w:lang w:val="de-DE"/>
+        </w:rPr>
+        <w:t>Algorithmen und Methoden dar.</w:t>
+      </w:r>
+    </w:p>
+    <w:p>
+      <w:pPr>
+        <w:rPr>
+          <w:lang w:val="de-DE"/>
+        </w:rPr>
+      </w:pPr>
+      <w:r>
+        <w:rPr>
+          <w:lang w:val="de-DE"/>
+        </w:rPr>
+        <w:t xml:space="preserve">Der Median-Filter </w:t>
+      </w:r>
+      <w:r>
+        <w:rPr>
+          <w:lang w:val="de-DE"/>
+        </w:rPr>
+        <w:t>basiert auf einem ähnlichen Prinzip</w:t>
+      </w:r>
+      <w:r>
+        <w:rPr>
+          <w:lang w:val="de-DE"/>
+        </w:rPr>
+        <w:t xml:space="preserve">, aber </w:t>
+      </w:r>
+      <w:r>
+        <w:rPr>
+          <w:lang w:val="de-DE"/>
+        </w:rPr>
+        <w:t xml:space="preserve">ersetzt </w:t>
+      </w:r>
+      <w:r>
+        <w:rPr>
+          <w:lang w:val="de-DE"/>
+        </w:rPr>
+        <w:t>den</w:t>
+      </w:r>
+      <w:r>
+        <w:rPr>
+          <w:lang w:val="de-DE"/>
+        </w:rPr>
+        <w:t xml:space="preserve"> Wert</w:t>
+      </w:r>
+      <w:r>
+        <w:rPr>
+          <w:lang w:val="de-DE"/>
+        </w:rPr>
+        <w:t xml:space="preserve"> des betrachteten Pixels</w:t>
+      </w:r>
+      <w:r>
+        <w:rPr>
+          <w:lang w:val="de-DE"/>
+        </w:rPr>
+        <w:t xml:space="preserve"> nicht mit dem Durchschnitt sondern den Median.</w:t>
+      </w:r>
+      <w:r>
+        <w:rPr>
+          <w:lang w:val="de-DE"/>
+        </w:rPr>
+        <w:t xml:space="preserve"> Hierfür </w:t>
+      </w:r>
+      <w:r>
+        <w:rPr>
+          <w:lang w:val="de-DE"/>
+        </w:rPr>
+        <w:t>werden die Pixelwerte numerisch absteigend angeordnet</w:t>
+      </w:r>
+      <w:r>
+        <w:rPr>
+          <w:lang w:val="de-DE"/>
+        </w:rPr>
+        <w:t xml:space="preserve"> und </w:t>
+      </w:r>
+      <w:r>
+        <w:rPr>
+          <w:lang w:val="de-DE"/>
+        </w:rPr>
+        <w:t xml:space="preserve">der Wert des mittleren Pixels in dieser Anordnung stellt den Median dar. Im Falle einer geraden Anzahl an betrachteten Pixeln </w:t>
+      </w:r>
+      <w:r>
+        <w:rPr>
+          <w:lang w:val="de-DE"/>
+        </w:rPr>
+        <w:t>wird</w:t>
+      </w:r>
+      <w:r>
+        <w:rPr>
+          <w:lang w:val="de-DE"/>
+        </w:rPr>
+        <w:t xml:space="preserve"> der Durchschnittswert der mittleren zwei Pixel genutzt.</w:t>
+      </w:r>
+    </w:p>
+    <w:p>
+      <w:pPr>
+        <w:rPr>
+          <w:lang w:val="de-DE"/>
+        </w:rPr>
+      </w:pPr>
+      <w:r>
+        <w:rPr>
+          <w:lang w:val="de-DE"/>
+        </w:rPr>
+        <w:lastRenderedPageBreak/>
+        <w:t xml:space="preserve">Im Gegensatz zum Mean-Filter </w:t>
+      </w:r>
+      <w:r>
+        <w:rPr>
+          <w:lang w:val="de-DE"/>
+        </w:rPr>
+        <w:t>werden Kantendefinition</w:t>
+      </w:r>
+      <w:r>
+        <w:rPr>
+          <w:lang w:val="de-DE"/>
+        </w:rPr>
+        <w:t xml:space="preserve">en </w:t>
+      </w:r>
+      <w:r>
+        <w:rPr>
+          <w:lang w:val="de-DE"/>
+        </w:rPr>
+        <w:t>weitaus besser erhalten</w:t>
+      </w:r>
+      <w:r>
+        <w:rPr>
+          <w:lang w:val="de-DE"/>
+        </w:rPr>
+        <w:t>. D</w:t>
+      </w:r>
+      <w:r>
+        <w:rPr>
+          <w:lang w:val="de-DE"/>
+        </w:rPr>
+        <w:t>er Filter berechnet keine neuen Pixelwerte</w:t>
+      </w:r>
+      <w:r>
+        <w:rPr>
+          <w:lang w:val="de-DE"/>
+        </w:rPr>
+        <w:t xml:space="preserve"> zur Restauration</w:t>
+      </w:r>
+      <w:r>
+        <w:rPr>
+          <w:lang w:val="de-DE"/>
+        </w:rPr>
+        <w:t>, sondern nutz</w:t>
+      </w:r>
+      <w:r>
+        <w:rPr>
+          <w:lang w:val="de-DE"/>
+        </w:rPr>
+        <w:t>t</w:t>
+      </w:r>
+      <w:r>
+        <w:rPr>
+          <w:lang w:val="de-DE"/>
+        </w:rPr>
+        <w:t xml:space="preserve"> schon vorhandene</w:t>
+      </w:r>
+      <w:r>
+        <w:rPr>
+          <w:lang w:val="de-DE"/>
+        </w:rPr>
+        <w:t xml:space="preserve"> Signale</w:t>
+      </w:r>
+      <w:r>
+        <w:rPr>
+          <w:lang w:val="de-DE"/>
+        </w:rPr>
+        <w:t>, die im Bild auch wirklich auftreten</w:t>
+      </w:r>
+      <w:r>
+        <w:rPr>
+          <w:lang w:val="de-DE"/>
+        </w:rPr>
+        <w:t xml:space="preserve"> und filtert gezielt </w:t>
+      </w:r>
+      <w:r>
+        <w:rPr>
+          <w:lang w:val="de-DE"/>
+        </w:rPr>
+        <w:t>unrepräsentative Werte</w:t>
+      </w:r>
+      <w:r>
+        <w:rPr>
+          <w:lang w:val="de-DE"/>
+        </w:rPr>
+        <w:t>, welche große Differenz zum Mittelwert aufweisen</w:t>
+      </w:r>
+      <w:r>
+        <w:rPr>
+          <w:lang w:val="de-DE"/>
+        </w:rPr>
+        <w:t>.</w:t>
+      </w:r>
+      <w:r>
+        <w:rPr>
+          <w:lang w:val="de-DE"/>
+        </w:rPr>
+        <w:t xml:space="preserve"> </w:t>
+      </w:r>
+      <w:r>
+        <w:rPr>
+          <w:lang w:val="de-DE"/>
+        </w:rPr>
+        <w:t>Dementsprechend ist der Median-Filter besonders effektiv gegen SP</w:t>
+      </w:r>
+      <w:r>
+        <w:rPr>
+          <w:lang w:val="de-DE"/>
+        </w:rPr>
+        <w:t>N</w:t>
+      </w:r>
+      <w:r>
+        <w:rPr>
+          <w:lang w:val="de-DE"/>
+        </w:rPr>
+        <w:t xml:space="preserve"> ohne Bildklarheit </w:t>
+      </w:r>
+      <w:r>
+        <w:rPr>
+          <w:lang w:val="de-DE"/>
+        </w:rPr>
+        <w:t>dafür zu opfern</w:t>
+      </w:r>
+      <w:r>
+        <w:rPr>
+          <w:lang w:val="de-DE"/>
+        </w:rPr>
+        <w:t>.</w:t>
+      </w:r>
+    </w:p>
+    <w:p>
+      <w:pPr>
+        <w:rPr>
+          <w:lang w:val="de-DE"/>
+        </w:rPr>
+      </w:pPr>
+      <w:r>
+        <w:rPr>
+          <w:lang w:val="de-DE"/>
+        </w:rPr>
+        <w:t>Im Bereich der Bildverarbeitung und</w:t>
+      </w:r>
+      <w:r>
+        <w:rPr>
+          <w:lang w:val="de-DE"/>
+        </w:rPr>
+        <w:t xml:space="preserve"> der da</w:t>
+      </w:r>
+      <w:r>
+        <w:rPr>
+          <w:lang w:val="de-DE"/>
+        </w:rPr>
+        <w:t xml:space="preserve">zugehöriger Forschung gibt es viele Abwandlungen </w:t>
+      </w:r>
+      <w:r>
+        <w:rPr>
+          <w:lang w:val="de-DE"/>
+        </w:rPr>
+        <w:t xml:space="preserve">von diesen beiden Filtern, welche </w:t>
+      </w:r>
+      <w:r>
+        <w:rPr>
+          <w:lang w:val="de-DE"/>
+        </w:rPr>
+        <w:t xml:space="preserve">auf deren Stärken bauen </w:t>
+      </w:r>
+      <w:r>
+        <w:rPr>
+          <w:lang w:val="de-DE"/>
+        </w:rPr>
+        <w:t>oder deren Schwächen entgegenwirken.</w:t>
+      </w:r>
+      <w:r>
+        <w:rPr>
+          <w:lang w:val="de-DE"/>
+        </w:rPr>
+        <w:t xml:space="preserve"> Im Rahmen von CA-basierten Filtern werden diese verbesserten Algorithmus meist als Richt- und Vergleichswert herangezogen.</w:t>
+      </w:r>
+    </w:p>
+    <w:p>
+      <w:pPr>
+        <w:rPr>
+          <w:lang w:val="de-DE"/>
+        </w:rPr>
+      </w:pPr>
+    </w:p>
+    <w:p>
+      <w:pPr>
+        <w:pStyle w:val="Heading1"/>
+        <w:rPr>
+          <w:lang w:val="de-DE"/>
+        </w:rPr>
+      </w:pPr>
+      <w:bookmarkStart w:id="5" w:name="_Toc232941772"/>
+      <w:r>
+        <w:rPr>
+          <w:lang w:val="de-DE"/>
+        </w:rPr>
+        <w:t>CA-basierte Rauschfilter</w:t>
+      </w:r>
+      <w:bookmarkEnd w:id="5"/>
+    </w:p>
+    <w:p>
+      <w:pPr>
+        <w:rPr>
+          <w:lang w:val="de-DE"/>
+        </w:rPr>
+      </w:pPr>
+    </w:p>
+    <w:p>
+      <w:pPr>
+        <w:rPr>
+          <w:lang w:val="de-DE"/>
+        </w:rPr>
+      </w:pPr>
+    </w:p>
+    <w:p>
+      <w:pPr>
+        <w:pStyle w:val="Heading1"/>
+        <w:rPr>
+          <w:lang w:val="de-DE"/>
+        </w:rPr>
+      </w:pPr>
+      <w:bookmarkStart w:id="6" w:name="_Toc232941773"/>
+      <w:r>
+        <w:rPr>
+          <w:lang w:val="de-DE"/>
+        </w:rPr>
+        <w:t>Schlussfolgerung und Anmerkungen</w:t>
+      </w:r>
+      <w:bookmarkEnd w:id="6"/>
+    </w:p>
+    <w:p>
+      <w:pPr>
+        <w:pStyle w:val="ListParagraph"/>
+        <w:numPr>
+          <w:ilvl w:val="0"/>
+          <w:numId w:val="9"/>
+        </w:numPr>
+        <w:rPr>
+          <w:lang w:val="de-DE"/>
+        </w:rPr>
+      </w:pPr>
+      <w:r>
+        <w:rPr>
+          <w:lang w:val="de-DE"/>
+        </w:rPr>
+        <w:t>Viele Arten, CA in Entrauschungsverfahren miteinzubinden</w:t>
+      </w:r>
+    </w:p>
+    <w:p>
+      <w:pPr>
+        <w:pStyle w:val="ListParagraph"/>
+        <w:numPr>
+          <w:ilvl w:val="0"/>
+          <w:numId w:val="9"/>
+        </w:numPr>
+        <w:rPr>
+          <w:lang w:val="de-DE"/>
+        </w:rPr>
+      </w:pPr>
+      <w:r>
+        <w:rPr>
+          <w:lang w:val="de-DE"/>
+        </w:rPr>
+        <w:t>CA bietet oft simplen Ansatz mit effektiven Ergebnissen</w:t>
+      </w:r>
+      <w:r>
+        <w:rPr>
+          <w:lang w:val="de-DE"/>
+        </w:rPr>
+        <w:t>, analog zu überraschenden Komplexität/Emergenz, was Eigenschaft von CA ist</w:t>
+      </w:r>
+    </w:p>
+    <w:p>
+      <w:pPr>
+        <w:pStyle w:val="ListParagraph"/>
+        <w:numPr>
+          <w:ilvl w:val="0"/>
+          <w:numId w:val="9"/>
+        </w:numPr>
+        <w:rPr>
+          <w:lang w:val="de-DE"/>
+        </w:rPr>
+      </w:pPr>
+      <w:r>
+        <w:rPr>
+          <w:lang w:val="de-DE"/>
+        </w:rPr>
+        <w:t>Repräsentation von verschiedenen Rauschtypen niedrig (nur SPN und Speckle, auch bei Recherche und nicht erwähnten Werken), Ausweitung auf diese Art von Rauschen</w:t>
+      </w:r>
+    </w:p>
+    <w:p>
+      <w:pPr>
+        <w:pStyle w:val="ListParagraph"/>
+        <w:numPr>
+          <w:ilvl w:val="0"/>
+          <w:numId w:val="9"/>
+        </w:numPr>
+        <w:rPr>
+          <w:lang w:val="de-DE"/>
+        </w:rPr>
+      </w:pPr>
+      <w:r>
+        <w:rPr>
+          <w:lang w:val="de-DE"/>
+        </w:rPr>
+        <w:t xml:space="preserve">Mangelnde Arbeiten </w:t>
+      </w:r>
+      <w:r>
+        <w:rPr>
+          <w:lang w:val="de-DE"/>
+        </w:rPr>
+        <w:t>in Bereich von Farbbildern</w:t>
+      </w:r>
+      <w:r>
+        <w:rPr>
+          <w:lang w:val="de-DE"/>
+        </w:rPr>
+        <w:t>, was an erhöhter Bearbeitungskomplexität liegen könnte, Bearbeitungsansatz komplett anders</w:t>
+      </w:r>
+    </w:p>
+    <w:p>
+      <w:pPr>
+        <w:pStyle w:val="Heading1"/>
+        <w:rPr>
+          <w:lang w:val="de-DE"/>
+        </w:rPr>
+      </w:pPr>
+      <w:r>
+        <w:rPr>
+          <w:lang w:val="de-DE"/>
+        </w:rPr>
+        <w:t>Rejected</w:t>
+      </w:r>
     </w:p>
     <w:p>
       <w:pPr>
@@ -1481,6 +2465,7 @@
     <w:p>
       <w:pPr>
         <w:rPr>
+          <w:color w:val="A02B93" w:themeColor="accent5"/>
           <w:lang w:val="de-DE"/>
         </w:rPr>
       </w:pPr>
@@ -1521,313 +2506,19 @@
           <w:lang w:val="de-DE"/>
         </w:rPr>
       </w:pPr>
-    </w:p>
-    <w:p>
-      <w:pPr>
-        <w:pStyle w:val="Heading1"/>
-        <w:rPr>
-          <w:lang w:val="de-DE"/>
-        </w:rPr>
-      </w:pPr>
-      <w:bookmarkStart w:id="4" w:name="_Toc232941771"/>
-      <w:r>
-        <w:rPr>
-          <w:lang w:val="de-DE"/>
-        </w:rPr>
-        <w:t>Bildrauschen und Rauschfilter</w:t>
-      </w:r>
-      <w:bookmarkEnd w:id="4"/>
-    </w:p>
-    <w:p>
-      <w:pPr>
-        <w:rPr>
-          <w:lang w:val="de-DE"/>
-        </w:rPr>
-      </w:pPr>
-      <w:r>
-        <w:rPr>
-          <w:lang w:val="de-DE"/>
-        </w:rPr>
-        <w:t>(basiert auf Chandra et al</w:t>
-      </w:r>
-      <w:r>
-        <w:rPr>
-          <w:lang w:val="de-DE"/>
-        </w:rPr>
-        <w:t xml:space="preserve"> und Ansari</w:t>
-      </w:r>
-      <w:r>
-        <w:rPr>
-          <w:lang w:val="de-DE"/>
-        </w:rPr>
-        <w:t>)</w:t>
-      </w:r>
-    </w:p>
-    <w:p>
-      <w:pPr>
-        <w:rPr>
-          <w:lang w:val="de-DE"/>
-        </w:rPr>
-      </w:pPr>
-      <w:r>
-        <w:rPr>
-          <w:lang w:val="de-DE"/>
-        </w:rPr>
-        <w:t xml:space="preserve">Im Rahmen dieser Arbeit werden ausschließlich Schwarz-Weiß Bilder </w:t>
-      </w:r>
-      <w:r>
-        <w:rPr>
-          <w:lang w:val="de-DE"/>
-        </w:rPr>
-        <w:t>abgehandelt.</w:t>
-      </w:r>
-      <w:r>
-        <w:rPr>
-          <w:lang w:val="de-DE"/>
-        </w:rPr>
-        <w:t xml:space="preserve"> </w:t>
-      </w:r>
-      <w:r>
-        <w:rPr>
-          <w:lang w:val="de-DE"/>
-        </w:rPr>
-        <w:t xml:space="preserve">Beim Bildrauschen unterscheiden man zwischen zwei Kategorien. Bei additivem Rauschen handelt es sich eine Änderung des  Signals unabhängig dessen Grundwerts. Bei multiplikativen Rauschen hingegen, wirkt sich das </w:t>
-      </w:r>
-      <w:r>
-        <w:rPr>
-          <w:lang w:val="de-DE"/>
-        </w:rPr>
-        <w:t>Rauschen proportional zur Stärke des Signals auf das Bild aus.</w:t>
-      </w:r>
-    </w:p>
-    <w:p>
-      <w:pPr>
-        <w:rPr>
-          <w:lang w:val="de-DE"/>
-        </w:rPr>
-      </w:pPr>
-      <w:r>
-        <w:rPr>
-          <w:lang w:val="de-DE"/>
-        </w:rPr>
-        <w:t>Desweiteren spalten sich die Kategorien</w:t>
-      </w:r>
-      <w:r>
-        <w:rPr>
-          <w:lang w:val="de-DE"/>
-        </w:rPr>
-        <w:t xml:space="preserve"> </w:t>
-      </w:r>
-      <w:r>
-        <w:rPr>
-          <w:lang w:val="de-DE"/>
-        </w:rPr>
-        <w:t>in vier Subtypen.</w:t>
-      </w:r>
-      <w:r>
-        <w:rPr>
-          <w:lang w:val="de-DE"/>
-        </w:rPr>
-        <w:t xml:space="preserve"> Salt-and-Pepper </w:t>
-      </w:r>
-      <w:r>
-        <w:rPr>
-          <w:lang w:val="de-DE"/>
-        </w:rPr>
-        <w:t>Rauschen (</w:t>
-      </w:r>
-      <w:r>
-        <w:rPr>
-          <w:lang w:val="de-DE"/>
-        </w:rPr>
-        <w:t xml:space="preserve">engl.: salt and pepper noise, </w:t>
-      </w:r>
-      <w:r>
-        <w:rPr>
-          <w:lang w:val="de-DE"/>
-        </w:rPr>
-        <w:t xml:space="preserve">SPN) </w:t>
-      </w:r>
-      <w:r>
-        <w:rPr>
-          <w:lang w:val="de-DE"/>
-        </w:rPr>
-        <w:t>beeinflusst vereinzelte Pixel und überschreibt deren Wert mit dem Minimum (0) oder Maximum (255)</w:t>
-      </w:r>
-      <w:r>
-        <w:rPr>
-          <w:lang w:val="de-DE"/>
-        </w:rPr>
-        <w:t>, was zu zufällig verteilten weißen und schwarzen Pixeln</w:t>
-      </w:r>
-      <w:r>
-        <w:rPr>
-          <w:lang w:val="de-DE"/>
-        </w:rPr>
-        <w:t xml:space="preserve"> führt</w:t>
-      </w:r>
-      <w:r>
-        <w:rPr>
-          <w:lang w:val="de-DE"/>
-        </w:rPr>
-        <w:t>.</w:t>
-      </w:r>
-      <w:r>
-        <w:rPr>
-          <w:lang w:val="de-DE"/>
-        </w:rPr>
-        <w:t xml:space="preserve"> </w:t>
-      </w:r>
-      <w:r>
-        <w:rPr>
-          <w:lang w:val="de-DE"/>
-        </w:rPr>
-        <w:t xml:space="preserve">Die Eliminierung von </w:t>
-      </w:r>
-      <w:r>
-        <w:rPr>
-          <w:lang w:val="de-DE"/>
-        </w:rPr>
-        <w:t>diese Art von Rauschen</w:t>
-      </w:r>
-      <w:r>
-        <w:rPr>
-          <w:lang w:val="de-DE"/>
-        </w:rPr>
-        <w:t xml:space="preserve"> hatte die höchste Vertretung in den </w:t>
-      </w:r>
-      <w:r>
-        <w:rPr>
-          <w:lang w:val="de-DE"/>
-        </w:rPr>
-        <w:t>betrachteten</w:t>
-      </w:r>
-      <w:r>
-        <w:rPr>
-          <w:lang w:val="de-DE"/>
-        </w:rPr>
-        <w:t xml:space="preserve"> wissenschaftlichen Arbeiten.</w:t>
-      </w:r>
-    </w:p>
-    <w:p>
-      <w:pPr>
-        <w:rPr>
-          <w:lang w:val="de-DE"/>
-        </w:rPr>
-      </w:pPr>
-      <w:r>
-        <w:rPr>
-          <w:lang w:val="de-DE"/>
-        </w:rPr>
-        <w:t xml:space="preserve">Gaußsches Rauschen </w:t>
-      </w:r>
-      <w:r>
-        <w:rPr>
-          <w:lang w:val="de-DE"/>
-        </w:rPr>
-        <w:t>folgt gemäß seinem Namen einer Gaußschen Normalverteilung</w:t>
-      </w:r>
-      <w:r>
-        <w:rPr>
-          <w:lang w:val="de-DE"/>
-        </w:rPr>
-        <w:t xml:space="preserve"> und beeinflusst</w:t>
-      </w:r>
-      <w:r>
-        <w:rPr>
-          <w:lang w:val="de-DE"/>
-        </w:rPr>
-        <w:t>, anders als SPN, das gesamte Bild anstatt nur einzelnen Pixeln.</w:t>
-      </w:r>
-      <w:r>
-        <w:rPr>
-          <w:lang w:val="de-DE"/>
-        </w:rPr>
-        <w:t xml:space="preserve"> Poisson Rauschen </w:t>
-      </w:r>
-      <w:r>
-        <w:rPr>
-          <w:lang w:val="de-DE"/>
-        </w:rPr>
-        <w:t>tritt meist im medizinischen Bereich auf</w:t>
-      </w:r>
-      <w:r>
-        <w:rPr>
-          <w:lang w:val="de-DE"/>
-        </w:rPr>
-        <w:t>. Dieser Rauschtyp</w:t>
-      </w:r>
-      <w:r>
-        <w:rPr>
-          <w:lang w:val="de-DE"/>
-        </w:rPr>
-        <w:t xml:space="preserve"> steht in Abhängigkeit zu der Helligkeit des Bildes</w:t>
-      </w:r>
-      <w:r>
-        <w:rPr>
-          <w:lang w:val="de-DE"/>
-        </w:rPr>
-        <w:t xml:space="preserve">, insofern das helle </w:t>
-      </w:r>
-      <w:r>
-        <w:rPr>
-          <w:lang w:val="de-DE"/>
-        </w:rPr>
-        <w:t>Bereiche weniger und dunkle Bereiche mehr Rauschen aufweisen.</w:t>
-      </w:r>
-      <w:r>
-        <w:rPr>
-          <w:lang w:val="de-DE"/>
-        </w:rPr>
-        <w:t xml:space="preserve"> Das Rauschen verfolgt einer Poisson-Verteilung.</w:t>
-      </w:r>
-    </w:p>
-    <w:p>
-      <w:pPr>
-        <w:pStyle w:val="Heading1"/>
-        <w:rPr>
-          <w:lang w:val="de-DE"/>
-        </w:rPr>
-      </w:pPr>
-      <w:bookmarkStart w:id="5" w:name="_Toc232941772"/>
-      <w:r>
-        <w:rPr>
-          <w:lang w:val="de-DE"/>
-        </w:rPr>
-        <w:lastRenderedPageBreak/>
-        <w:t>CA-basierte Rauschfilter</w:t>
-      </w:r>
-      <w:bookmarkEnd w:id="5"/>
-    </w:p>
-    <w:p>
-      <w:pPr>
-        <w:rPr>
-          <w:lang w:val="de-DE"/>
-        </w:rPr>
-      </w:pPr>
-    </w:p>
-    <w:p>
-      <w:pPr>
-        <w:pStyle w:val="Heading1"/>
-        <w:rPr>
-          <w:lang w:val="de-DE"/>
-        </w:rPr>
-      </w:pPr>
-      <w:bookmarkStart w:id="6" w:name="_Toc232941773"/>
-      <w:r>
-        <w:rPr>
-          <w:lang w:val="de-DE"/>
-        </w:rPr>
-        <w:t>Schlussfolgerung und Anmerkungen</w:t>
-      </w:r>
-      <w:bookmarkEnd w:id="6"/>
+      <w:r>
+        <w:rPr>
+          <w:lang w:val="de-DE"/>
+        </w:rPr>
+        <w:t xml:space="preserve">Der Mean-Filter läuft über das gesamte Bild und betrachtet ein [Fenster] an Pixel. Daraufhin wird der Durchschnittswert aller darin enthaltenen Pixel berechnet. </w:t>
+      </w:r>
     </w:p>
     <w:p>
       <w:pPr>
         <w:pStyle w:val="ListParagraph"/>
         <w:numPr>
           <w:ilvl w:val="0"/>
-          <w:numId w:val="9"/>
+          <w:numId w:val="10"/>
         </w:numPr>
         <w:rPr>
           <w:lang w:val="de-DE"/>
@@ -1837,7 +2528,7 @@
         <w:rPr>
           <w:lang w:val="de-DE"/>
         </w:rPr>
-        <w:t>Viele Arten, CA in Entrauschungsverfahren miteinzubinden</w:t>
+        <w:t>Mean-Filter</w:t>
       </w:r>
     </w:p>
     <w:p>
@@ -1845,7 +2536,7 @@
         <w:pStyle w:val="ListParagraph"/>
         <w:numPr>
           <w:ilvl w:val="0"/>
-          <w:numId w:val="9"/>
+          <w:numId w:val="10"/>
         </w:numPr>
         <w:rPr>
           <w:lang w:val="de-DE"/>
@@ -1855,62 +2546,22 @@
         <w:rPr>
           <w:lang w:val="de-DE"/>
         </w:rPr>
-        <w:t>CA bietet oft simplen Ansatz mit effektiven Ergebnissen</w:t>
-      </w:r>
-      <w:r>
-        <w:rPr>
-          <w:lang w:val="de-DE"/>
-        </w:rPr>
-        <w:t>, analog zu überraschenden Komplexität/Emergenz, was Eigenschaft von CA ist</w:t>
-      </w:r>
-    </w:p>
-    <w:p>
-      <w:pPr>
-        <w:pStyle w:val="ListParagraph"/>
-        <w:numPr>
-          <w:ilvl w:val="0"/>
-          <w:numId w:val="9"/>
-        </w:numPr>
-        <w:rPr>
-          <w:lang w:val="de-DE"/>
-        </w:rPr>
-      </w:pPr>
-      <w:r>
-        <w:rPr>
-          <w:lang w:val="de-DE"/>
-        </w:rPr>
-        <w:t>Repräsentation von verschiedenen Rauschtypen niedrig (nur SPN und Speckle, auch bei Recherche und nicht erwähnten Werken), Ausweitung auf diese Art von Rauschen</w:t>
-      </w:r>
-    </w:p>
-    <w:p>
-      <w:pPr>
-        <w:pStyle w:val="ListParagraph"/>
-        <w:numPr>
-          <w:ilvl w:val="0"/>
-          <w:numId w:val="9"/>
-        </w:numPr>
-        <w:rPr>
-          <w:lang w:val="de-DE"/>
-        </w:rPr>
-      </w:pPr>
-      <w:r>
-        <w:rPr>
-          <w:lang w:val="de-DE"/>
-        </w:rPr>
-        <w:t xml:space="preserve">Mangelnde Arbeiten </w:t>
-      </w:r>
-      <w:r>
-        <w:rPr>
-          <w:lang w:val="de-DE"/>
-        </w:rPr>
-        <w:t>in Bereich von Farbbildern</w:t>
-      </w:r>
-      <w:r>
-        <w:rPr>
-          <w:lang w:val="de-DE"/>
-        </w:rPr>
-        <w:t>, was an erhöhter Bearbeitungskomplexität liegen könnte, Bearbeitungsansatz komplett anders</w:t>
-      </w:r>
+        <w:t>Median-Filter: standard für SPN</w:t>
+      </w:r>
+    </w:p>
+    <w:p>
+      <w:pPr>
+        <w:rPr>
+          <w:lang w:val="de-DE"/>
+        </w:rPr>
+      </w:pPr>
+    </w:p>
+    <w:p>
+      <w:pPr>
+        <w:rPr>
+          <w:lang w:val="de-DE"/>
+        </w:rPr>
+      </w:pPr>
     </w:p>
     <w:p>
       <w:pPr>
@@ -1953,6 +2604,119 @@
 <file path=word/numbering.xml><?xml version="1.0" encoding="utf-8"?>
 <w:numbering xmlns:wpc="http://schemas.microsoft.com/office/word/2010/wordprocessingCanvas" xmlns:cx="http://schemas.microsoft.com/office/drawing/2014/chartex" xmlns:cx1="http://schemas.microsoft.com/office/drawing/2015/9/8/chartex" xmlns:cx2="http://schemas.microsoft.com/office/drawing/2015/10/21/chartex" xmlns:cx3="http://schemas.microsoft.com/office/drawing/2016/5/9/chartex" xmlns:cx4="http://schemas.microsoft.com/office/drawing/2016/5/10/chartex" xmlns:cx5="http://schemas.microsoft.com/office/drawing/2016/5/11/chartex" xmlns:cx6="http://schemas.microsoft.com/office/drawing/2016/5/12/chartex" xmlns:cx7="http://schemas.microsoft.com/office/drawing/2016/5/13/chartex" xmlns:cx8="http://schemas.microsoft.com/office/drawing/2016/5/14/chartex" xmlns:mc="http://schemas.openxmlformats.org/markup-compatibility/2006" xmlns:aink="http://schemas.microsoft.com/office/drawing/2016/ink" xmlns:am3d="http://schemas.microsoft.com/office/drawing/2017/model3d" xmlns:o="urn:schemas-microsoft-com:office:office" xmlns:oel="http://schemas.microsoft.com/office/2019/extlst" xmlns:r="http://schemas.openxmlformats.org/officeDocument/2006/relationships" xmlns:m="http://schemas.openxmlformats.org/officeDocument/2006/math" xmlns:v="urn:schemas-microsoft-com:vml" xmlns:wp14="http://schemas.microsoft.com/office/word/2010/wordprocessingDrawing" xmlns:wp="http://schemas.openxmlformats.org/drawingml/2006/wordprocessingDrawing" xmlns:w10="urn:schemas-microsoft-com:office:word" xmlns:w="http://schemas.openxmlformats.org/wordprocessingml/2006/main" xmlns:w14="http://schemas.microsoft.com/office/word/2010/wordml" xmlns:w15="http://schemas.microsoft.com/office/word/2012/wordml" xmlns:w16cex="http://schemas.microsoft.com/office/word/2018/wordml/cex" xmlns:w16cid="http://schemas.microsoft.com/office/word/2016/wordml/cid" xmlns:w16="http://schemas.microsoft.com/office/word/2018/wordml" xmlns:w16du="http://schemas.microsoft.com/office/word/2023/wordml/word16du" xmlns:w16sdtdh="http://schemas.microsoft.com/office/word/2020/wordml/sdtdatahash" xmlns:w16sdtfl="http://schemas.microsoft.com/office/word/2024/wordml/sdtformatlock" xmlns:w16se="http://schemas.microsoft.com/office/word/2015/wordml/symex" xmlns:wpg="http://schemas.microsoft.com/office/word/2010/wordprocessingGroup" xmlns:wpi="http://schemas.microsoft.com/office/word/2010/wordprocessingInk" xmlns:wne="http://schemas.microsoft.com/office/word/2006/wordml" xmlns:wps="http://schemas.microsoft.com/office/word/2010/wordprocessingShape" mc:Ignorable="w14 w15 w16se w16cid w16 w16cex w16sdtdh w16sdtfl w16du wp14">
   <w:abstractNum w:abstractNumId="0" w15:restartNumberingAfterBreak="0">
+    <w:nsid w:val="045E3B32"/>
+    <w:multiLevelType w:val="hybridMultilevel"/>
+    <w:tmpl w:val="43962BD2"/>
+    <w:lvl w:ilvl="0" w:tplc="04090001">
+      <w:start w:val="1"/>
+      <w:numFmt w:val="bullet"/>
+      <w:lvlText w:val=""/>
+      <w:lvlJc w:val="left"/>
+      <w:pPr>
+        <w:ind w:left="720" w:hanging="360"/>
+      </w:pPr>
+      <w:rPr>
+        <w:rFonts w:ascii="Symbol" w:hAnsi="Symbol" w:hint="default"/>
+      </w:rPr>
+    </w:lvl>
+    <w:lvl w:ilvl="1" w:tplc="04090003" w:tentative="1">
+      <w:start w:val="1"/>
+      <w:numFmt w:val="bullet"/>
+      <w:lvlText w:val="o"/>
+      <w:lvlJc w:val="left"/>
+      <w:pPr>
+        <w:ind w:left="1440" w:hanging="360"/>
+      </w:pPr>
+      <w:rPr>
+        <w:rFonts w:ascii="Courier New" w:hAnsi="Courier New" w:cs="Courier New" w:hint="default"/>
+      </w:rPr>
+    </w:lvl>
+    <w:lvl w:ilvl="2" w:tplc="04090005" w:tentative="1">
+      <w:start w:val="1"/>
+      <w:numFmt w:val="bullet"/>
+      <w:lvlText w:val=""/>
+      <w:lvlJc w:val="left"/>
+      <w:pPr>
+        <w:ind w:left="2160" w:hanging="360"/>
+      </w:pPr>
+      <w:rPr>
+        <w:rFonts w:ascii="Wingdings" w:hAnsi="Wingdings" w:hint="default"/>
+      </w:rPr>
+    </w:lvl>
+    <w:lvl w:ilvl="3" w:tplc="04090001" w:tentative="1">
+      <w:start w:val="1"/>
+      <w:numFmt w:val="bullet"/>
+      <w:lvlText w:val=""/>
+      <w:lvlJc w:val="left"/>
+      <w:pPr>
+        <w:ind w:left="2880" w:hanging="360"/>
+      </w:pPr>
+      <w:rPr>
+        <w:rFonts w:ascii="Symbol" w:hAnsi="Symbol" w:hint="default"/>
+      </w:rPr>
+    </w:lvl>
+    <w:lvl w:ilvl="4" w:tplc="04090003" w:tentative="1">
+      <w:start w:val="1"/>
+      <w:numFmt w:val="bullet"/>
+      <w:lvlText w:val="o"/>
+      <w:lvlJc w:val="left"/>
+      <w:pPr>
+        <w:ind w:left="3600" w:hanging="360"/>
+      </w:pPr>
+      <w:rPr>
+        <w:rFonts w:ascii="Courier New" w:hAnsi="Courier New" w:cs="Courier New" w:hint="default"/>
+      </w:rPr>
+    </w:lvl>
+    <w:lvl w:ilvl="5" w:tplc="04090005" w:tentative="1">
+      <w:start w:val="1"/>
+      <w:numFmt w:val="bullet"/>
+      <w:lvlText w:val=""/>
+      <w:lvlJc w:val="left"/>
+      <w:pPr>
+        <w:ind w:left="4320" w:hanging="360"/>
+      </w:pPr>
+      <w:rPr>
+        <w:rFonts w:ascii="Wingdings" w:hAnsi="Wingdings" w:hint="default"/>
+      </w:rPr>
+    </w:lvl>
+    <w:lvl w:ilvl="6" w:tplc="04090001" w:tentative="1">
+      <w:start w:val="1"/>
+      <w:numFmt w:val="bullet"/>
+      <w:lvlText w:val=""/>
+      <w:lvlJc w:val="left"/>
+      <w:pPr>
+        <w:ind w:left="5040" w:hanging="360"/>
+      </w:pPr>
+      <w:rPr>
+        <w:rFonts w:ascii="Symbol" w:hAnsi="Symbol" w:hint="default"/>
+      </w:rPr>
+    </w:lvl>
+    <w:lvl w:ilvl="7" w:tplc="04090003" w:tentative="1">
+      <w:start w:val="1"/>
+      <w:numFmt w:val="bullet"/>
+      <w:lvlText w:val="o"/>
+      <w:lvlJc w:val="left"/>
+      <w:pPr>
+        <w:ind w:left="5760" w:hanging="360"/>
+      </w:pPr>
+      <w:rPr>
+        <w:rFonts w:ascii="Courier New" w:hAnsi="Courier New" w:cs="Courier New" w:hint="default"/>
+      </w:rPr>
+    </w:lvl>
+    <w:lvl w:ilvl="8" w:tplc="04090005" w:tentative="1">
+      <w:start w:val="1"/>
+      <w:numFmt w:val="bullet"/>
+      <w:lvlText w:val=""/>
+      <w:lvlJc w:val="left"/>
+      <w:pPr>
+        <w:ind w:left="6480" w:hanging="360"/>
+      </w:pPr>
+      <w:rPr>
+        <w:rFonts w:ascii="Wingdings" w:hAnsi="Wingdings" w:hint="default"/>
+      </w:rPr>
+    </w:lvl>
+  </w:abstractNum>
+  <w:abstractNum w:abstractNumId="1" w15:restartNumberingAfterBreak="0">
     <w:nsid w:val="1409570F"/>
     <w:multiLevelType w:val="hybridMultilevel"/>
     <w:tmpl w:val="2B52701C"/>
@@ -2065,7 +2829,7 @@
       </w:rPr>
     </w:lvl>
   </w:abstractNum>
-  <w:abstractNum w:abstractNumId="1" w15:restartNumberingAfterBreak="0">
+  <w:abstractNum w:abstractNumId="2" w15:restartNumberingAfterBreak="0">
     <w:nsid w:val="1C1640D5"/>
     <w:multiLevelType w:val="hybridMultilevel"/>
     <w:tmpl w:val="C584FFEA"/>
@@ -2177,7 +2941,7 @@
       </w:rPr>
     </w:lvl>
   </w:abstractNum>
-  <w:abstractNum w:abstractNumId="2" w15:restartNumberingAfterBreak="0">
+  <w:abstractNum w:abstractNumId="3" w15:restartNumberingAfterBreak="0">
     <w:nsid w:val="1C5D5148"/>
     <w:multiLevelType w:val="hybridMultilevel"/>
     <w:tmpl w:val="0E6A5434"/>
@@ -2290,7 +3054,7 @@
       </w:rPr>
     </w:lvl>
   </w:abstractNum>
-  <w:abstractNum w:abstractNumId="3" w15:restartNumberingAfterBreak="0">
+  <w:abstractNum w:abstractNumId="4" w15:restartNumberingAfterBreak="0">
     <w:nsid w:val="3A9A7049"/>
     <w:multiLevelType w:val="hybridMultilevel"/>
     <w:tmpl w:val="D070FE62"/>
@@ -2403,7 +3167,7 @@
       </w:rPr>
     </w:lvl>
   </w:abstractNum>
-  <w:abstractNum w:abstractNumId="4" w15:restartNumberingAfterBreak="0">
+  <w:abstractNum w:abstractNumId="5" w15:restartNumberingAfterBreak="0">
     <w:nsid w:val="3B463944"/>
     <w:multiLevelType w:val="hybridMultilevel"/>
     <w:tmpl w:val="F5B835BA"/>
@@ -2515,7 +3279,7 @@
       </w:rPr>
     </w:lvl>
   </w:abstractNum>
-  <w:abstractNum w:abstractNumId="5" w15:restartNumberingAfterBreak="0">
+  <w:abstractNum w:abstractNumId="6" w15:restartNumberingAfterBreak="0">
     <w:nsid w:val="45A226F8"/>
     <w:multiLevelType w:val="hybridMultilevel"/>
     <w:tmpl w:val="7272141C"/>
@@ -2628,7 +3392,7 @@
       </w:rPr>
     </w:lvl>
   </w:abstractNum>
-  <w:abstractNum w:abstractNumId="6" w15:restartNumberingAfterBreak="0">
+  <w:abstractNum w:abstractNumId="7" w15:restartNumberingAfterBreak="0">
     <w:nsid w:val="56717CDA"/>
     <w:multiLevelType w:val="hybridMultilevel"/>
     <w:tmpl w:val="CC30ED1A"/>
@@ -2741,7 +3505,7 @@
       </w:rPr>
     </w:lvl>
   </w:abstractNum>
-  <w:abstractNum w:abstractNumId="7" w15:restartNumberingAfterBreak="0">
+  <w:abstractNum w:abstractNumId="8" w15:restartNumberingAfterBreak="0">
     <w:nsid w:val="60E33FCA"/>
     <w:multiLevelType w:val="hybridMultilevel"/>
     <w:tmpl w:val="DF5A09D4"/>
@@ -2854,7 +3618,7 @@
       </w:rPr>
     </w:lvl>
   </w:abstractNum>
-  <w:abstractNum w:abstractNumId="8" w15:restartNumberingAfterBreak="0">
+  <w:abstractNum w:abstractNumId="9" w15:restartNumberingAfterBreak="0">
     <w:nsid w:val="7D865BAC"/>
     <w:multiLevelType w:val="hybridMultilevel"/>
     <w:tmpl w:val="373EC210"/>
@@ -2968,31 +3732,34 @@
     </w:lvl>
   </w:abstractNum>
   <w:num w:numId="1" w16cid:durableId="889733074">
-    <w:abstractNumId w:val="0"/>
+    <w:abstractNumId w:val="1"/>
   </w:num>
   <w:num w:numId="2" w16cid:durableId="1898080127">
+    <w:abstractNumId w:val="6"/>
+  </w:num>
+  <w:num w:numId="3" w16cid:durableId="196771552">
     <w:abstractNumId w:val="5"/>
   </w:num>
-  <w:num w:numId="3" w16cid:durableId="196771552">
+  <w:num w:numId="4" w16cid:durableId="633874474">
+    <w:abstractNumId w:val="2"/>
+  </w:num>
+  <w:num w:numId="5" w16cid:durableId="874777115">
+    <w:abstractNumId w:val="7"/>
+  </w:num>
+  <w:num w:numId="6" w16cid:durableId="1619949376">
+    <w:abstractNumId w:val="3"/>
+  </w:num>
+  <w:num w:numId="7" w16cid:durableId="1283267283">
     <w:abstractNumId w:val="4"/>
   </w:num>
-  <w:num w:numId="4" w16cid:durableId="633874474">
-    <w:abstractNumId w:val="1"/>
+  <w:num w:numId="8" w16cid:durableId="2063552453">
+    <w:abstractNumId w:val="9"/>
   </w:num>
-  <w:num w:numId="5" w16cid:durableId="874777115">
-    <w:abstractNumId w:val="6"/>
-  </w:num>
-  <w:num w:numId="6" w16cid:durableId="1619949376">
-    <w:abstractNumId w:val="2"/>
-  </w:num>
-  <w:num w:numId="7" w16cid:durableId="1283267283">
-    <w:abstractNumId w:val="3"/>
-  </w:num>
-  <w:num w:numId="8" w16cid:durableId="2063552453">
+  <w:num w:numId="9" w16cid:durableId="169151243">
     <w:abstractNumId w:val="8"/>
   </w:num>
-  <w:num w:numId="9" w16cid:durableId="169151243">
-    <w:abstractNumId w:val="7"/>
+  <w:num w:numId="10" w16cid:durableId="548733544">
+    <w:abstractNumId w:val="0"/>
   </w:num>
 </w:numbering>
 </file>

--- a/STI/CellularAutomata/Draft.docx
+++ b/STI/CellularAutomata/Draft.docx
@@ -909,6 +909,36 @@
         <w:rPr>
           <w:lang w:val="de-DE"/>
         </w:rPr>
+        <w:t xml:space="preserve"> Im Kontext von Schwarz-Weiß Bildern, wie sie in dieser Arbeit behandelt werden, wird diese </w:t>
+      </w:r>
+      <w:r>
+        <w:rPr>
+          <w:lang w:val="de-DE"/>
+        </w:rPr>
+        <w:t xml:space="preserve">numerisch </w:t>
+      </w:r>
+      <w:r>
+        <w:rPr>
+          <w:lang w:val="de-DE"/>
+        </w:rPr>
+        <w:t xml:space="preserve">als 0 </w:t>
+      </w:r>
+      <w:r>
+        <w:rPr>
+          <w:lang w:val="de-DE"/>
+        </w:rPr>
+        <w:t>bis</w:t>
+      </w:r>
+      <w:r>
+        <w:rPr>
+          <w:lang w:val="de-DE"/>
+        </w:rPr>
+        <w:t xml:space="preserve"> 255 definiert.</w:t>
+      </w:r>
+      <w:r>
+        <w:rPr>
+          <w:lang w:val="de-DE"/>
+        </w:rPr>
         <w:t xml:space="preserve"> Bei einem elementaren CA</w:t>
       </w:r>
       <w:r>
@@ -2147,6 +2177,217 @@
         <w:t>CA-basierte Rauschfilter</w:t>
       </w:r>
       <w:bookmarkEnd w:id="5"/>
+    </w:p>
+    <w:p>
+      <w:pPr>
+        <w:rPr>
+          <w:lang w:val="de-DE"/>
+        </w:rPr>
+      </w:pPr>
+      <w:r>
+        <w:rPr>
+          <w:lang w:val="de-DE"/>
+        </w:rPr>
+        <w:t>In diesem Abschnitt werden eine Reihe an CA-basierten Rauschfiltern abgehandelt und deren</w:t>
+      </w:r>
+      <w:r>
+        <w:rPr>
+          <w:lang w:val="de-DE"/>
+        </w:rPr>
+        <w:t xml:space="preserve"> Nutzung von CA verglichen, um die </w:t>
+      </w:r>
+      <w:r>
+        <w:rPr>
+          <w:lang w:val="de-DE"/>
+        </w:rPr>
+        <w:t>Vielseitigkeit und Flexibilität von diesen aufzuzeigen sowie einen Ansatzpunkt für weitere</w:t>
+      </w:r>
+      <w:r>
+        <w:rPr>
+          <w:lang w:val="de-DE"/>
+        </w:rPr>
+        <w:t>führende Forschungen zu bieten.</w:t>
+      </w:r>
+      <w:r>
+        <w:rPr>
+          <w:lang w:val="de-DE"/>
+        </w:rPr>
+        <w:t xml:space="preserve"> Die Auswahl an Algorithmen und Methoden </w:t>
+      </w:r>
+      <w:r>
+        <w:rPr>
+          <w:lang w:val="de-DE"/>
+        </w:rPr>
+        <w:t xml:space="preserve">umfässt </w:t>
+      </w:r>
+      <w:r>
+        <w:rPr>
+          <w:lang w:val="de-DE"/>
+        </w:rPr>
+        <w:t>[Beschreibung]</w:t>
+      </w:r>
+    </w:p>
+    <w:p>
+      <w:pPr>
+        <w:rPr>
+          <w:lang w:val="de-DE"/>
+        </w:rPr>
+      </w:pPr>
+    </w:p>
+    <w:p>
+      <w:pPr>
+        <w:pStyle w:val="ListParagraph"/>
+        <w:numPr>
+          <w:ilvl w:val="0"/>
+          <w:numId w:val="11"/>
+        </w:numPr>
+        <w:rPr>
+          <w:lang w:val="de-DE"/>
+        </w:rPr>
+      </w:pPr>
+      <w:r>
+        <w:rPr>
+          <w:lang w:val="de-DE"/>
+        </w:rPr>
+        <w:t xml:space="preserve">Kong </w:t>
+      </w:r>
+      <w:r>
+        <w:rPr>
+          <w:lang w:val="de-DE"/>
+        </w:rPr>
+        <w:t>Choi</w:t>
+      </w:r>
+    </w:p>
+    <w:p>
+      <w:pPr>
+        <w:rPr>
+          <w:lang w:val="de-DE"/>
+        </w:rPr>
+      </w:pPr>
+    </w:p>
+    <w:p>
+      <w:pPr>
+        <w:pStyle w:val="ListParagraph"/>
+        <w:numPr>
+          <w:ilvl w:val="0"/>
+          <w:numId w:val="11"/>
+        </w:numPr>
+        <w:rPr>
+          <w:lang w:val="de-DE"/>
+        </w:rPr>
+      </w:pPr>
+      <w:r>
+        <w:rPr>
+          <w:lang w:val="de-DE"/>
+        </w:rPr>
+        <w:t>Twinkle et al</w:t>
+      </w:r>
+    </w:p>
+    <w:p>
+      <w:pPr>
+        <w:rPr>
+          <w:lang w:val="de-DE"/>
+        </w:rPr>
+      </w:pPr>
+    </w:p>
+    <w:p>
+      <w:pPr>
+        <w:pStyle w:val="ListParagraph"/>
+        <w:numPr>
+          <w:ilvl w:val="0"/>
+          <w:numId w:val="11"/>
+        </w:numPr>
+        <w:rPr>
+          <w:lang w:val="de-DE"/>
+        </w:rPr>
+      </w:pPr>
+      <w:r>
+        <w:rPr>
+          <w:lang w:val="de-DE"/>
+        </w:rPr>
+        <w:t>Piroozmandan et al</w:t>
+      </w:r>
+    </w:p>
+    <w:p>
+      <w:pPr>
+        <w:rPr>
+          <w:lang w:val="de-DE"/>
+        </w:rPr>
+      </w:pPr>
+    </w:p>
+    <w:p>
+      <w:pPr>
+        <w:pStyle w:val="ListParagraph"/>
+        <w:numPr>
+          <w:ilvl w:val="0"/>
+          <w:numId w:val="11"/>
+        </w:numPr>
+        <w:rPr>
+          <w:lang w:val="de-DE"/>
+        </w:rPr>
+      </w:pPr>
+      <w:r>
+        <w:rPr>
+          <w:lang w:val="de-DE"/>
+        </w:rPr>
+        <w:t>Jeelani</w:t>
+      </w:r>
+      <w:r>
+        <w:rPr>
+          <w:lang w:val="de-DE"/>
+        </w:rPr>
+        <w:t xml:space="preserve"> Qadir</w:t>
+      </w:r>
+    </w:p>
+    <w:p>
+      <w:pPr>
+        <w:rPr>
+          <w:lang w:val="de-DE"/>
+        </w:rPr>
+      </w:pPr>
+    </w:p>
+    <w:p>
+      <w:pPr>
+        <w:pStyle w:val="ListParagraph"/>
+        <w:numPr>
+          <w:ilvl w:val="0"/>
+          <w:numId w:val="11"/>
+        </w:numPr>
+        <w:rPr>
+          <w:lang w:val="de-DE"/>
+        </w:rPr>
+      </w:pPr>
+      <w:r>
+        <w:rPr>
+          <w:lang w:val="de-DE"/>
+        </w:rPr>
+        <w:t>Sadeghi et al</w:t>
+      </w:r>
+    </w:p>
+    <w:p>
+      <w:pPr>
+        <w:rPr>
+          <w:lang w:val="de-DE"/>
+        </w:rPr>
+      </w:pPr>
+    </w:p>
+    <w:p>
+      <w:pPr>
+        <w:pStyle w:val="ListParagraph"/>
+        <w:numPr>
+          <w:ilvl w:val="0"/>
+          <w:numId w:val="11"/>
+        </w:numPr>
+        <w:rPr>
+          <w:lang w:val="de-DE"/>
+        </w:rPr>
+      </w:pPr>
+      <w:r>
+        <w:rPr>
+          <w:lang w:val="de-DE"/>
+        </w:rPr>
+        <w:t>Rosin</w:t>
+      </w:r>
     </w:p>
     <w:p>
       <w:pPr>
@@ -2211,13 +2452,7 @@
         <w:rPr>
           <w:lang w:val="de-DE"/>
         </w:rPr>
-        <w:t>CA bietet oft simplen Ansatz mit effektiven Ergebnissen</w:t>
-      </w:r>
-      <w:r>
-        <w:rPr>
-          <w:lang w:val="de-DE"/>
-        </w:rPr>
-        <w:t>, analog zu überraschenden Komplexität/Emergenz, was Eigenschaft von CA ist</w:t>
+        <w:t>zeigt hohe Effektivität in gewählten Arbeiten</w:t>
       </w:r>
     </w:p>
     <w:p>
@@ -2235,6 +2470,31 @@
         <w:rPr>
           <w:lang w:val="de-DE"/>
         </w:rPr>
+        <w:t>CA bietet oft simplen Ansatz mit effektiven Ergebnissen</w:t>
+      </w:r>
+      <w:r>
+        <w:rPr>
+          <w:lang w:val="de-DE"/>
+        </w:rPr>
+        <w:t>, analog zu überraschenden Komplexität/Emergenz, was Eigenschaft von CA ist</w:t>
+      </w:r>
+    </w:p>
+    <w:p>
+      <w:pPr>
+        <w:pStyle w:val="ListParagraph"/>
+        <w:numPr>
+          <w:ilvl w:val="0"/>
+          <w:numId w:val="9"/>
+        </w:numPr>
+        <w:rPr>
+          <w:lang w:val="de-DE"/>
+        </w:rPr>
+      </w:pPr>
+      <w:r>
+        <w:rPr>
+          <w:lang w:val="de-DE"/>
+        </w:rPr>
+        <w:lastRenderedPageBreak/>
         <w:t>Repräsentation von verschiedenen Rauschtypen niedrig (nur SPN und Speckle, auch bei Recherche und nicht erwähnten Werken), Ausweitung auf diese Art von Rauschen</w:t>
       </w:r>
     </w:p>
@@ -3055,6 +3315,119 @@
     </w:lvl>
   </w:abstractNum>
   <w:abstractNum w:abstractNumId="4" w15:restartNumberingAfterBreak="0">
+    <w:nsid w:val="2DBF4085"/>
+    <w:multiLevelType w:val="hybridMultilevel"/>
+    <w:tmpl w:val="E4A66D2A"/>
+    <w:lvl w:ilvl="0" w:tplc="04090001">
+      <w:start w:val="1"/>
+      <w:numFmt w:val="bullet"/>
+      <w:lvlText w:val=""/>
+      <w:lvlJc w:val="left"/>
+      <w:pPr>
+        <w:ind w:left="720" w:hanging="360"/>
+      </w:pPr>
+      <w:rPr>
+        <w:rFonts w:ascii="Symbol" w:hAnsi="Symbol" w:hint="default"/>
+      </w:rPr>
+    </w:lvl>
+    <w:lvl w:ilvl="1" w:tplc="04090003" w:tentative="1">
+      <w:start w:val="1"/>
+      <w:numFmt w:val="bullet"/>
+      <w:lvlText w:val="o"/>
+      <w:lvlJc w:val="left"/>
+      <w:pPr>
+        <w:ind w:left="1440" w:hanging="360"/>
+      </w:pPr>
+      <w:rPr>
+        <w:rFonts w:ascii="Courier New" w:hAnsi="Courier New" w:cs="Courier New" w:hint="default"/>
+      </w:rPr>
+    </w:lvl>
+    <w:lvl w:ilvl="2" w:tplc="04090005" w:tentative="1">
+      <w:start w:val="1"/>
+      <w:numFmt w:val="bullet"/>
+      <w:lvlText w:val=""/>
+      <w:lvlJc w:val="left"/>
+      <w:pPr>
+        <w:ind w:left="2160" w:hanging="360"/>
+      </w:pPr>
+      <w:rPr>
+        <w:rFonts w:ascii="Wingdings" w:hAnsi="Wingdings" w:hint="default"/>
+      </w:rPr>
+    </w:lvl>
+    <w:lvl w:ilvl="3" w:tplc="04090001" w:tentative="1">
+      <w:start w:val="1"/>
+      <w:numFmt w:val="bullet"/>
+      <w:lvlText w:val=""/>
+      <w:lvlJc w:val="left"/>
+      <w:pPr>
+        <w:ind w:left="2880" w:hanging="360"/>
+      </w:pPr>
+      <w:rPr>
+        <w:rFonts w:ascii="Symbol" w:hAnsi="Symbol" w:hint="default"/>
+      </w:rPr>
+    </w:lvl>
+    <w:lvl w:ilvl="4" w:tplc="04090003" w:tentative="1">
+      <w:start w:val="1"/>
+      <w:numFmt w:val="bullet"/>
+      <w:lvlText w:val="o"/>
+      <w:lvlJc w:val="left"/>
+      <w:pPr>
+        <w:ind w:left="3600" w:hanging="360"/>
+      </w:pPr>
+      <w:rPr>
+        <w:rFonts w:ascii="Courier New" w:hAnsi="Courier New" w:cs="Courier New" w:hint="default"/>
+      </w:rPr>
+    </w:lvl>
+    <w:lvl w:ilvl="5" w:tplc="04090005" w:tentative="1">
+      <w:start w:val="1"/>
+      <w:numFmt w:val="bullet"/>
+      <w:lvlText w:val=""/>
+      <w:lvlJc w:val="left"/>
+      <w:pPr>
+        <w:ind w:left="4320" w:hanging="360"/>
+      </w:pPr>
+      <w:rPr>
+        <w:rFonts w:ascii="Wingdings" w:hAnsi="Wingdings" w:hint="default"/>
+      </w:rPr>
+    </w:lvl>
+    <w:lvl w:ilvl="6" w:tplc="04090001" w:tentative="1">
+      <w:start w:val="1"/>
+      <w:numFmt w:val="bullet"/>
+      <w:lvlText w:val=""/>
+      <w:lvlJc w:val="left"/>
+      <w:pPr>
+        <w:ind w:left="5040" w:hanging="360"/>
+      </w:pPr>
+      <w:rPr>
+        <w:rFonts w:ascii="Symbol" w:hAnsi="Symbol" w:hint="default"/>
+      </w:rPr>
+    </w:lvl>
+    <w:lvl w:ilvl="7" w:tplc="04090003" w:tentative="1">
+      <w:start w:val="1"/>
+      <w:numFmt w:val="bullet"/>
+      <w:lvlText w:val="o"/>
+      <w:lvlJc w:val="left"/>
+      <w:pPr>
+        <w:ind w:left="5760" w:hanging="360"/>
+      </w:pPr>
+      <w:rPr>
+        <w:rFonts w:ascii="Courier New" w:hAnsi="Courier New" w:cs="Courier New" w:hint="default"/>
+      </w:rPr>
+    </w:lvl>
+    <w:lvl w:ilvl="8" w:tplc="04090005" w:tentative="1">
+      <w:start w:val="1"/>
+      <w:numFmt w:val="bullet"/>
+      <w:lvlText w:val=""/>
+      <w:lvlJc w:val="left"/>
+      <w:pPr>
+        <w:ind w:left="6480" w:hanging="360"/>
+      </w:pPr>
+      <w:rPr>
+        <w:rFonts w:ascii="Wingdings" w:hAnsi="Wingdings" w:hint="default"/>
+      </w:rPr>
+    </w:lvl>
+  </w:abstractNum>
+  <w:abstractNum w:abstractNumId="5" w15:restartNumberingAfterBreak="0">
     <w:nsid w:val="3A9A7049"/>
     <w:multiLevelType w:val="hybridMultilevel"/>
     <w:tmpl w:val="D070FE62"/>
@@ -3167,7 +3540,7 @@
       </w:rPr>
     </w:lvl>
   </w:abstractNum>
-  <w:abstractNum w:abstractNumId="5" w15:restartNumberingAfterBreak="0">
+  <w:abstractNum w:abstractNumId="6" w15:restartNumberingAfterBreak="0">
     <w:nsid w:val="3B463944"/>
     <w:multiLevelType w:val="hybridMultilevel"/>
     <w:tmpl w:val="F5B835BA"/>
@@ -3279,7 +3652,7 @@
       </w:rPr>
     </w:lvl>
   </w:abstractNum>
-  <w:abstractNum w:abstractNumId="6" w15:restartNumberingAfterBreak="0">
+  <w:abstractNum w:abstractNumId="7" w15:restartNumberingAfterBreak="0">
     <w:nsid w:val="45A226F8"/>
     <w:multiLevelType w:val="hybridMultilevel"/>
     <w:tmpl w:val="7272141C"/>
@@ -3392,7 +3765,7 @@
       </w:rPr>
     </w:lvl>
   </w:abstractNum>
-  <w:abstractNum w:abstractNumId="7" w15:restartNumberingAfterBreak="0">
+  <w:abstractNum w:abstractNumId="8" w15:restartNumberingAfterBreak="0">
     <w:nsid w:val="56717CDA"/>
     <w:multiLevelType w:val="hybridMultilevel"/>
     <w:tmpl w:val="CC30ED1A"/>
@@ -3505,7 +3878,7 @@
       </w:rPr>
     </w:lvl>
   </w:abstractNum>
-  <w:abstractNum w:abstractNumId="8" w15:restartNumberingAfterBreak="0">
+  <w:abstractNum w:abstractNumId="9" w15:restartNumberingAfterBreak="0">
     <w:nsid w:val="60E33FCA"/>
     <w:multiLevelType w:val="hybridMultilevel"/>
     <w:tmpl w:val="DF5A09D4"/>
@@ -3618,7 +3991,7 @@
       </w:rPr>
     </w:lvl>
   </w:abstractNum>
-  <w:abstractNum w:abstractNumId="9" w15:restartNumberingAfterBreak="0">
+  <w:abstractNum w:abstractNumId="10" w15:restartNumberingAfterBreak="0">
     <w:nsid w:val="7D865BAC"/>
     <w:multiLevelType w:val="hybridMultilevel"/>
     <w:tmpl w:val="373EC210"/>
@@ -3735,31 +4108,34 @@
     <w:abstractNumId w:val="1"/>
   </w:num>
   <w:num w:numId="2" w16cid:durableId="1898080127">
-    <w:abstractNumId w:val="6"/>
+    <w:abstractNumId w:val="7"/>
   </w:num>
   <w:num w:numId="3" w16cid:durableId="196771552">
-    <w:abstractNumId w:val="5"/>
+    <w:abstractNumId w:val="6"/>
   </w:num>
   <w:num w:numId="4" w16cid:durableId="633874474">
     <w:abstractNumId w:val="2"/>
   </w:num>
   <w:num w:numId="5" w16cid:durableId="874777115">
-    <w:abstractNumId w:val="7"/>
+    <w:abstractNumId w:val="8"/>
   </w:num>
   <w:num w:numId="6" w16cid:durableId="1619949376">
     <w:abstractNumId w:val="3"/>
   </w:num>
   <w:num w:numId="7" w16cid:durableId="1283267283">
-    <w:abstractNumId w:val="4"/>
+    <w:abstractNumId w:val="5"/>
   </w:num>
   <w:num w:numId="8" w16cid:durableId="2063552453">
-    <w:abstractNumId w:val="9"/>
+    <w:abstractNumId w:val="10"/>
   </w:num>
   <w:num w:numId="9" w16cid:durableId="169151243">
-    <w:abstractNumId w:val="8"/>
+    <w:abstractNumId w:val="9"/>
   </w:num>
   <w:num w:numId="10" w16cid:durableId="548733544">
     <w:abstractNumId w:val="0"/>
+  </w:num>
+  <w:num w:numId="11" w16cid:durableId="665547611">
+    <w:abstractNumId w:val="4"/>
   </w:num>
 </w:numbering>
 </file>

--- a/STI/CellularAutomata/Draft.docx
+++ b/STI/CellularAutomata/Draft.docx
@@ -1276,7 +1276,93 @@
         <w:rPr>
           <w:lang w:val="de-DE"/>
         </w:rPr>
-        <w:t xml:space="preserve"> und Teil der Betrachtung von CA. Im Kontext der Bildbearbeitung ist</w:t>
+        <w:t xml:space="preserve"> und Teil der Betrachtung von CA.</w:t>
+      </w:r>
+    </w:p>
+    <w:p>
+      <w:pPr>
+        <w:rPr>
+          <w:lang w:val="de-DE"/>
+        </w:rPr>
+      </w:pPr>
+      <w:r>
+        <w:rPr>
+          <w:lang w:val="de-DE"/>
+        </w:rPr>
+        <w:t>Eine besondere Charakteristik von CA ist sein recht simpler Aufbau, der jedoch die Kapazität zu emergenten Verhalten und die Darstellung von komplexen System beinhaltet</w:t>
+      </w:r>
+      <w:r>
+        <w:rPr>
+          <w:lang w:val="de-DE"/>
+        </w:rPr>
+        <w:t>.</w:t>
+      </w:r>
+      <w:r>
+        <w:rPr>
+          <w:lang w:val="de-DE"/>
+        </w:rPr>
+        <w:t xml:space="preserve"> </w:t>
+      </w:r>
+      <w:r>
+        <w:rPr>
+          <w:lang w:val="de-DE"/>
+        </w:rPr>
+        <w:t xml:space="preserve">Desweiteren wird jede Zelle innerhalb dem Zeitschritt isoliert von den anderen betrachtet und abgehandelt, da seine Entwicklung auf der vorherigen </w:t>
+      </w:r>
+      <w:r>
+        <w:rPr>
+          <w:lang w:val="de-DE"/>
+        </w:rPr>
+        <w:t>Generation</w:t>
+      </w:r>
+      <w:r>
+        <w:rPr>
+          <w:lang w:val="de-DE"/>
+        </w:rPr>
+        <w:t xml:space="preserve"> anstatt der jetzigen basiert. </w:t>
+      </w:r>
+      <w:r>
+        <w:rPr>
+          <w:lang w:val="de-DE"/>
+        </w:rPr>
+        <w:t>Dies birgt großes Potential zur Parallelisierung in der Implementation</w:t>
+      </w:r>
+      <w:r>
+        <w:rPr>
+          <w:lang w:val="de-DE"/>
+        </w:rPr>
+        <w:t xml:space="preserve"> und, w</w:t>
+      </w:r>
+      <w:r>
+        <w:rPr>
+          <w:lang w:val="de-DE"/>
+        </w:rPr>
+        <w:t xml:space="preserve">ie es später aufgezeigt wird, </w:t>
+      </w:r>
+      <w:r>
+        <w:rPr>
+          <w:lang w:val="de-DE"/>
+        </w:rPr>
+        <w:t>machen sich die meisten Methoden diese beiden Eigenschaften zu Nutze.</w:t>
+      </w:r>
+      <w:r>
+        <w:rPr>
+          <w:lang w:val="de-DE"/>
+        </w:rPr>
+        <w:t xml:space="preserve"> </w:t>
+      </w:r>
+    </w:p>
+    <w:p>
+      <w:pPr>
+        <w:rPr>
+          <w:lang w:val="de-DE"/>
+        </w:rPr>
+      </w:pPr>
+      <w:r>
+        <w:rPr>
+          <w:lang w:val="de-DE"/>
+        </w:rPr>
+        <w:t>Zuletzt ist anzumerken, dass</w:t>
       </w:r>
       <w:r>
         <w:rPr>
@@ -1288,7 +1374,19 @@
         <w:rPr>
           <w:lang w:val="de-DE"/>
         </w:rPr>
-        <w:t xml:space="preserve">einem geeigneten </w:t>
+        <w:t>einem geeigneten</w:t>
+      </w:r>
+      <w:r>
+        <w:rPr>
+          <w:lang w:val="de-DE"/>
+        </w:rPr>
+        <w:t>, wenn nicht sogar von einem optimalen,</w:t>
+      </w:r>
+      <w:r>
+        <w:rPr>
+          <w:lang w:val="de-DE"/>
+        </w:rPr>
+        <w:t xml:space="preserve"> </w:t>
       </w:r>
       <w:r>
         <w:rPr>
@@ -1312,15 +1410,14 @@
         <w:rPr>
           <w:lang w:val="de-DE"/>
         </w:rPr>
-        <w:t>, wie später aufgezeigt wird.</w:t>
-      </w:r>
-    </w:p>
-    <w:p>
-      <w:pPr>
-        <w:rPr>
-          <w:lang w:val="de-DE"/>
-        </w:rPr>
-      </w:pPr>
+        <w:t xml:space="preserve"> ist</w:t>
+      </w:r>
+      <w:r>
+        <w:rPr>
+          <w:lang w:val="de-DE"/>
+        </w:rPr>
+        <w:t>.</w:t>
+      </w:r>
     </w:p>
     <w:p>
       <w:pPr>
@@ -1360,6 +1457,12 @@
         <w:rPr>
           <w:lang w:val="de-DE"/>
         </w:rPr>
+        <w:t>, Gonzales</w:t>
+      </w:r>
+      <w:r>
+        <w:rPr>
+          <w:lang w:val="de-DE"/>
+        </w:rPr>
         <w:t>)</w:t>
       </w:r>
     </w:p>
@@ -1458,7 +1561,37 @@
         <w:rPr>
           <w:lang w:val="de-DE"/>
         </w:rPr>
-        <w:t>, was zu zufällig verteilten weißen und schwarzen Pixeln</w:t>
+        <w:t>, was zu zufällig verteilten weißen</w:t>
+      </w:r>
+      <w:r>
+        <w:rPr>
+          <w:lang w:val="de-DE"/>
+        </w:rPr>
+        <w:t xml:space="preserve"> (Salt)</w:t>
+      </w:r>
+      <w:r>
+        <w:rPr>
+          <w:lang w:val="de-DE"/>
+        </w:rPr>
+        <w:t xml:space="preserve"> und schwarzen</w:t>
+      </w:r>
+      <w:r>
+        <w:rPr>
+          <w:lang w:val="de-DE"/>
+        </w:rPr>
+        <w:t xml:space="preserve"> (Pepper)</w:t>
+      </w:r>
+      <w:r>
+        <w:rPr>
+          <w:lang w:val="de-DE"/>
+        </w:rPr>
+        <w:t xml:space="preserve"> Pixeln</w:t>
+      </w:r>
+      <w:r>
+        <w:rPr>
+          <w:lang w:val="de-DE"/>
+        </w:rPr>
+        <w:t xml:space="preserve"> in Schwarz-Weiß Bildern</w:t>
       </w:r>
       <w:r>
         <w:rPr>
@@ -1605,6 +1738,182 @@
           <w:lang w:val="de-DE"/>
         </w:rPr>
         <w:t>]</w:t>
+      </w:r>
+    </w:p>
+    <w:p>
+      <w:pPr>
+        <w:rPr>
+          <w:lang w:val="de-DE"/>
+        </w:rPr>
+      </w:pPr>
+      <w:r>
+        <w:rPr>
+          <w:lang w:val="de-DE"/>
+        </w:rPr>
+        <w:t xml:space="preserve">Bildrauschen </w:t>
+      </w:r>
+      <w:r>
+        <w:rPr>
+          <w:lang w:val="de-DE"/>
+        </w:rPr>
+        <w:t xml:space="preserve">tritt aus verschiedensten Gründen auf und hat meist einen Informationsverlust oder -verfälschung zur Folge, was besonders im Bereich der Medizin und </w:t>
+      </w:r>
+      <w:r>
+        <w:rPr>
+          <w:lang w:val="de-DE"/>
+        </w:rPr>
+        <w:t>des Machine Learnings zum Verhängnis wird.</w:t>
+      </w:r>
+      <w:r>
+        <w:rPr>
+          <w:lang w:val="de-DE"/>
+        </w:rPr>
+        <w:t xml:space="preserve"> </w:t>
+      </w:r>
+      <w:r>
+        <w:rPr>
+          <w:lang w:val="de-DE"/>
+        </w:rPr>
+        <w:t xml:space="preserve">Dementsprechend </w:t>
+      </w:r>
+      <w:r>
+        <w:rPr>
+          <w:lang w:val="de-DE"/>
+        </w:rPr>
+        <w:t>werden laufend neue</w:t>
+      </w:r>
+      <w:r>
+        <w:rPr>
+          <w:lang w:val="de-DE"/>
+        </w:rPr>
+        <w:t xml:space="preserve"> </w:t>
+      </w:r>
+      <w:r>
+        <w:rPr>
+          <w:lang w:val="de-DE"/>
+        </w:rPr>
+        <w:t>Methoden und Algorithmen erforscht</w:t>
+      </w:r>
+      <w:r>
+        <w:rPr>
+          <w:lang w:val="de-DE"/>
+        </w:rPr>
+        <w:t>, welche</w:t>
+      </w:r>
+      <w:r>
+        <w:rPr>
+          <w:lang w:val="de-DE"/>
+        </w:rPr>
+        <w:t xml:space="preserve"> teils schon</w:t>
+      </w:r>
+      <w:r>
+        <w:rPr>
+          <w:lang w:val="de-DE"/>
+        </w:rPr>
+        <w:t xml:space="preserve"> existierende Filtern abwandeln oder verbessern</w:t>
+      </w:r>
+      <w:r>
+        <w:rPr>
+          <w:lang w:val="de-DE"/>
+        </w:rPr>
+        <w:t>.</w:t>
+      </w:r>
+      <w:r>
+        <w:rPr>
+          <w:lang w:val="de-DE"/>
+        </w:rPr>
+        <w:t xml:space="preserve"> </w:t>
+      </w:r>
+      <w:r>
+        <w:rPr>
+          <w:lang w:val="de-DE"/>
+        </w:rPr>
+        <w:t>Im Folgenden werden zwei dieser Filter erläutert</w:t>
+      </w:r>
+      <w:r>
+        <w:rPr>
+          <w:lang w:val="de-DE"/>
+        </w:rPr>
+        <w:t>, welche oft als A</w:t>
+      </w:r>
+      <w:r>
+        <w:rPr>
+          <w:lang w:val="de-DE"/>
+        </w:rPr>
+        <w:t>bsprungpunkt zur Entwicklung neuer Algorithmen</w:t>
+      </w:r>
+      <w:r>
+        <w:rPr>
+          <w:lang w:val="de-DE"/>
+        </w:rPr>
+        <w:t xml:space="preserve"> dienen </w:t>
+      </w:r>
+      <w:r>
+        <w:rPr>
+          <w:lang w:val="de-DE"/>
+        </w:rPr>
+        <w:t>oder</w:t>
+      </w:r>
+      <w:r>
+        <w:rPr>
+          <w:lang w:val="de-DE"/>
+        </w:rPr>
+        <w:t xml:space="preserve"> als grundlegenden Vergleich herangezogen werden.</w:t>
+      </w:r>
+      <w:r>
+        <w:rPr>
+          <w:lang w:val="de-DE"/>
+        </w:rPr>
+        <w:t xml:space="preserve"> </w:t>
+      </w:r>
+      <w:r>
+        <w:rPr>
+          <w:lang w:val="de-DE"/>
+        </w:rPr>
+        <w:t xml:space="preserve">Das grundlegende Ziel bei </w:t>
+      </w:r>
+      <w:r>
+        <w:rPr>
+          <w:lang w:val="de-DE"/>
+        </w:rPr>
+        <w:t>jeglichen Filter-</w:t>
+      </w:r>
+      <w:r>
+        <w:rPr>
+          <w:lang w:val="de-DE"/>
+        </w:rPr>
+        <w:t>Verfahren ist die</w:t>
+      </w:r>
+      <w:r>
+        <w:rPr>
+          <w:lang w:val="de-DE"/>
+        </w:rPr>
+        <w:t xml:space="preserve"> meist</w:t>
+      </w:r>
+      <w:r>
+        <w:rPr>
+          <w:lang w:val="de-DE"/>
+        </w:rPr>
+        <w:t xml:space="preserve"> Reduktion des </w:t>
+      </w:r>
+      <w:r>
+        <w:rPr>
+          <w:lang w:val="de-DE"/>
+        </w:rPr>
+        <w:lastRenderedPageBreak/>
+        <w:t>Bildrauschens</w:t>
+      </w:r>
+      <w:r>
+        <w:rPr>
+          <w:lang w:val="de-DE"/>
+        </w:rPr>
+        <w:t xml:space="preserve"> (Restauration des Bilden)</w:t>
+      </w:r>
+      <w:r>
+        <w:rPr>
+          <w:lang w:val="de-DE"/>
+        </w:rPr>
+        <w:t>, jedoch ohne dabei Bildklarheit und -detail in zu großen Maßen zu verlieren.</w:t>
       </w:r>
     </w:p>
     <w:p>
@@ -1976,183 +2285,1012 @@
         <w:rPr>
           <w:lang w:val="de-DE"/>
         </w:rPr>
+        <w:t xml:space="preserve">Im Gegensatz zum Mean-Filter </w:t>
+      </w:r>
+      <w:r>
+        <w:rPr>
+          <w:lang w:val="de-DE"/>
+        </w:rPr>
+        <w:t>w</w:t>
+      </w:r>
+      <w:r>
+        <w:rPr>
+          <w:lang w:val="de-DE"/>
+        </w:rPr>
+        <w:t xml:space="preserve">ird </w:t>
+      </w:r>
+      <w:r>
+        <w:rPr>
+          <w:lang w:val="de-DE"/>
+        </w:rPr>
+        <w:t xml:space="preserve">hier </w:t>
+      </w:r>
+      <w:r>
+        <w:rPr>
+          <w:lang w:val="de-DE"/>
+        </w:rPr>
+        <w:t xml:space="preserve">Bildklarheit </w:t>
+      </w:r>
+      <w:r>
+        <w:rPr>
+          <w:lang w:val="de-DE"/>
+        </w:rPr>
+        <w:t>weitaus besser erhalten</w:t>
+      </w:r>
+      <w:r>
+        <w:rPr>
+          <w:lang w:val="de-DE"/>
+        </w:rPr>
+        <w:t>. D</w:t>
+      </w:r>
+      <w:r>
+        <w:rPr>
+          <w:lang w:val="de-DE"/>
+        </w:rPr>
+        <w:t xml:space="preserve">er Filter </w:t>
+      </w:r>
+      <w:r>
+        <w:rPr>
+          <w:lang w:val="de-DE"/>
+        </w:rPr>
+        <w:t>erfindet</w:t>
+      </w:r>
+      <w:r>
+        <w:rPr>
+          <w:lang w:val="de-DE"/>
+        </w:rPr>
+        <w:t xml:space="preserve"> keine neuen Pixelwerte</w:t>
+      </w:r>
+      <w:r>
+        <w:rPr>
+          <w:lang w:val="de-DE"/>
+        </w:rPr>
+        <w:t xml:space="preserve"> zur Restauration</w:t>
+      </w:r>
+      <w:r>
+        <w:rPr>
+          <w:lang w:val="de-DE"/>
+        </w:rPr>
+        <w:t>, sondern nutz</w:t>
+      </w:r>
+      <w:r>
+        <w:rPr>
+          <w:lang w:val="de-DE"/>
+        </w:rPr>
+        <w:t>t</w:t>
+      </w:r>
+      <w:r>
+        <w:rPr>
+          <w:lang w:val="de-DE"/>
+        </w:rPr>
+        <w:t xml:space="preserve"> schon vorhandene</w:t>
+      </w:r>
+      <w:r>
+        <w:rPr>
+          <w:lang w:val="de-DE"/>
+        </w:rPr>
+        <w:t xml:space="preserve"> Signale</w:t>
+      </w:r>
+      <w:r>
+        <w:rPr>
+          <w:lang w:val="de-DE"/>
+        </w:rPr>
+        <w:t>, die im Bild auch wirklich auftreten</w:t>
+      </w:r>
+      <w:r>
+        <w:rPr>
+          <w:lang w:val="de-DE"/>
+        </w:rPr>
+        <w:t xml:space="preserve"> und erhöht deren Ähnlichkeit zueinander</w:t>
+      </w:r>
+      <w:r>
+        <w:rPr>
+          <w:lang w:val="de-DE"/>
+        </w:rPr>
+        <w:t>.</w:t>
+      </w:r>
+    </w:p>
+    <w:p>
+      <w:pPr>
+        <w:rPr>
+          <w:lang w:val="de-DE"/>
+        </w:rPr>
+      </w:pPr>
+      <w:r>
+        <w:rPr>
+          <w:lang w:val="de-DE"/>
+        </w:rPr>
+        <w:t>Dementsprechend ist der Median-Filter besonders effektiv gegen SP</w:t>
+      </w:r>
+      <w:r>
+        <w:rPr>
+          <w:lang w:val="de-DE"/>
+        </w:rPr>
+        <w:t>N</w:t>
+      </w:r>
+      <w:r>
+        <w:rPr>
+          <w:lang w:val="de-DE"/>
+        </w:rPr>
+        <w:t>. Er</w:t>
+      </w:r>
+      <w:r>
+        <w:rPr>
+          <w:lang w:val="de-DE"/>
+        </w:rPr>
+        <w:t xml:space="preserve"> </w:t>
+      </w:r>
+      <w:r>
+        <w:rPr>
+          <w:lang w:val="de-DE"/>
+        </w:rPr>
+        <w:t>scheitert jedoch an hochprozentiger</w:t>
+      </w:r>
+      <w:r>
+        <w:rPr>
+          <w:lang w:val="de-DE"/>
+        </w:rPr>
+        <w:t>em</w:t>
+      </w:r>
+      <w:r>
+        <w:rPr>
+          <w:lang w:val="de-DE"/>
+        </w:rPr>
+        <w:t xml:space="preserve"> SPN.</w:t>
+      </w:r>
+      <w:r>
+        <w:rPr>
+          <w:lang w:val="de-DE"/>
+        </w:rPr>
+        <w:t xml:space="preserve"> </w:t>
+      </w:r>
+      <w:r>
+        <w:rPr>
+          <w:lang w:val="de-DE"/>
+        </w:rPr>
+        <w:t xml:space="preserve">In diesem Fall gibt es nicht </w:t>
+      </w:r>
+      <w:r>
+        <w:rPr>
+          <w:lang w:val="de-DE"/>
+        </w:rPr>
+        <w:t>genügend</w:t>
+      </w:r>
+      <w:r>
+        <w:rPr>
+          <w:lang w:val="de-DE"/>
+        </w:rPr>
+        <w:t xml:space="preserve"> </w:t>
+      </w:r>
+      <w:r>
+        <w:rPr>
+          <w:lang w:val="de-DE"/>
+        </w:rPr>
+        <w:t>nicht-</w:t>
+      </w:r>
+      <w:r>
+        <w:rPr>
+          <w:lang w:val="de-DE"/>
+        </w:rPr>
+        <w:t>verrauschte</w:t>
+      </w:r>
+      <w:r>
+        <w:rPr>
+          <w:lang w:val="de-DE"/>
+        </w:rPr>
+        <w:t xml:space="preserve"> Pixel, welche als Richtwert dienen können.</w:t>
+      </w:r>
+      <w:r>
+        <w:rPr>
+          <w:lang w:val="de-DE"/>
+        </w:rPr>
+        <w:t xml:space="preserve"> </w:t>
+      </w:r>
+      <w:r>
+        <w:rPr>
+          <w:lang w:val="de-DE"/>
+        </w:rPr>
+        <w:t>Um dem entgegenzuwirken, kann das Betrachtungsfenster vergrößert werden, was jedoch zu Detailverlust führt</w:t>
+      </w:r>
+      <w:r>
+        <w:rPr>
+          <w:lang w:val="de-DE"/>
+        </w:rPr>
+        <w:t>.</w:t>
+      </w:r>
+      <w:r>
+        <w:rPr>
+          <w:lang w:val="de-DE"/>
+        </w:rPr>
+        <w:t xml:space="preserve"> </w:t>
+      </w:r>
+      <w:r>
+        <w:rPr>
+          <w:lang w:val="de-DE"/>
+        </w:rPr>
+        <w:t>Ein weiterer Nachteil stellt das Sortieren der Pixelwerte dar, was hohe rechnerische Kosten mit sich bringt, die nur bedingt reduziert werden können.</w:t>
+      </w:r>
+    </w:p>
+    <w:p>
+      <w:pPr>
+        <w:rPr>
+          <w:lang w:val="de-DE"/>
+        </w:rPr>
+      </w:pPr>
+      <w:r>
+        <w:rPr>
+          <w:lang w:val="de-DE"/>
+        </w:rPr>
+        <w:t xml:space="preserve">Was beiden Filtern als Problem zugrunde liegt, ist </w:t>
+      </w:r>
+      <w:r>
+        <w:rPr>
+          <w:lang w:val="de-DE"/>
+        </w:rPr>
+        <w:t xml:space="preserve">der Ansatz, alle Pixel </w:t>
+      </w:r>
+      <w:r>
+        <w:rPr>
+          <w:lang w:val="de-DE"/>
+        </w:rPr>
+        <w:t>ungeachtet</w:t>
+      </w:r>
+      <w:r>
+        <w:rPr>
+          <w:lang w:val="de-DE"/>
+        </w:rPr>
+        <w:t xml:space="preserve">, ob vom Bildrauschen betroffen ist oder nicht, </w:t>
+      </w:r>
+      <w:r>
+        <w:rPr>
+          <w:lang w:val="de-DE"/>
+        </w:rPr>
+        <w:t>gleichermaßen abzuhandeln und zu ersetzen.</w:t>
+      </w:r>
+    </w:p>
+    <w:p>
+      <w:pPr>
+        <w:rPr>
+          <w:lang w:val="de-DE"/>
+        </w:rPr>
+      </w:pPr>
+      <w:r>
+        <w:rPr>
+          <w:lang w:val="de-DE"/>
+        </w:rPr>
+        <w:t xml:space="preserve">Dennoch gilt </w:t>
+      </w:r>
+      <w:r>
+        <w:rPr>
+          <w:lang w:val="de-DE"/>
+        </w:rPr>
+        <w:t>insbesondere der</w:t>
+      </w:r>
+      <w:r>
+        <w:rPr>
+          <w:lang w:val="de-DE"/>
+        </w:rPr>
+        <w:t xml:space="preserve"> Median Filter meist als Maßstab</w:t>
+      </w:r>
+      <w:r>
+        <w:rPr>
+          <w:lang w:val="de-DE"/>
+        </w:rPr>
+        <w:t xml:space="preserve"> von</w:t>
+      </w:r>
+      <w:r>
+        <w:rPr>
+          <w:lang w:val="de-DE"/>
+        </w:rPr>
+        <w:t xml:space="preserve"> effektiver</w:t>
+      </w:r>
+      <w:r>
+        <w:rPr>
+          <w:lang w:val="de-DE"/>
+        </w:rPr>
+        <w:t xml:space="preserve"> SPN-Bereinigung</w:t>
+      </w:r>
+      <w:r>
+        <w:rPr>
+          <w:lang w:val="de-DE"/>
+        </w:rPr>
+        <w:t>, der zu übertreffen ist</w:t>
+      </w:r>
+      <w:r>
+        <w:rPr>
+          <w:lang w:val="de-DE"/>
+        </w:rPr>
+        <w:t>, und wurde auch in den meisten hier betrachteten Arbeiten zum Vergleich herangezogen</w:t>
+      </w:r>
+      <w:r>
+        <w:rPr>
+          <w:lang w:val="de-DE"/>
+        </w:rPr>
+        <w:t>.</w:t>
+      </w:r>
+    </w:p>
+    <w:p>
+      <w:pPr>
+        <w:rPr>
+          <w:color w:val="EE0000"/>
+          <w:lang w:val="de-DE"/>
+        </w:rPr>
+      </w:pPr>
+      <w:r>
+        <w:rPr>
+          <w:color w:val="EE0000"/>
+          <w:lang w:val="de-DE"/>
+        </w:rPr>
+        <w:t>Im Bereich der Bildverarbeitung und</w:t>
+      </w:r>
+      <w:r>
+        <w:rPr>
+          <w:color w:val="EE0000"/>
+          <w:lang w:val="de-DE"/>
+        </w:rPr>
+        <w:t xml:space="preserve"> der da</w:t>
+      </w:r>
+      <w:r>
+        <w:rPr>
+          <w:color w:val="EE0000"/>
+          <w:lang w:val="de-DE"/>
+        </w:rPr>
+        <w:t xml:space="preserve">zugehöriger Forschung gibt es viele Abwandlungen </w:t>
+      </w:r>
+      <w:r>
+        <w:rPr>
+          <w:color w:val="EE0000"/>
+          <w:lang w:val="de-DE"/>
+        </w:rPr>
+        <w:t xml:space="preserve">von diesen beiden Filtern, welche </w:t>
+      </w:r>
+      <w:r>
+        <w:rPr>
+          <w:color w:val="EE0000"/>
+          <w:lang w:val="de-DE"/>
+        </w:rPr>
+        <w:t xml:space="preserve">auf deren Stärken bauen </w:t>
+      </w:r>
+      <w:r>
+        <w:rPr>
+          <w:color w:val="EE0000"/>
+          <w:lang w:val="de-DE"/>
+        </w:rPr>
+        <w:t>oder deren Schwächen entgegenwirken.</w:t>
+      </w:r>
+      <w:r>
+        <w:rPr>
+          <w:color w:val="EE0000"/>
+          <w:lang w:val="de-DE"/>
+        </w:rPr>
+        <w:t xml:space="preserve"> Im Rahmen von CA-basierten Filtern werden diese verbesserten Algorithmus meist als Richt- und Vergleichswert herangezogen.</w:t>
+      </w:r>
+    </w:p>
+    <w:p>
+      <w:pPr>
+        <w:pStyle w:val="Heading1"/>
+        <w:rPr>
+          <w:lang w:val="de-DE"/>
+        </w:rPr>
+      </w:pPr>
+      <w:bookmarkStart w:id="5" w:name="_Toc232941772"/>
+      <w:r>
+        <w:rPr>
+          <w:lang w:val="de-DE"/>
+        </w:rPr>
+        <w:t>CA-basierte Rauschfilter</w:t>
+      </w:r>
+      <w:bookmarkEnd w:id="5"/>
+    </w:p>
+    <w:p>
+      <w:pPr>
+        <w:rPr>
+          <w:lang w:val="de-DE"/>
+        </w:rPr>
+      </w:pPr>
+      <w:r>
+        <w:rPr>
+          <w:lang w:val="de-DE"/>
+        </w:rPr>
+        <w:t>In diesem Abschnitt werden eine Reihe an CA-basierten Rauschfiltern abgehandelt und deren</w:t>
+      </w:r>
+      <w:r>
+        <w:rPr>
+          <w:lang w:val="de-DE"/>
+        </w:rPr>
+        <w:t xml:space="preserve"> Nutzung von CA verglichen, um die </w:t>
+      </w:r>
+      <w:r>
+        <w:rPr>
+          <w:lang w:val="de-DE"/>
+        </w:rPr>
+        <w:t>Vielseitigkeit und Flexibilität von diesen aufzuzeigen sowie einen Ansatzpunkt für weiter</w:t>
+      </w:r>
+      <w:r>
+        <w:rPr>
+          <w:lang w:val="de-DE"/>
+        </w:rPr>
+        <w:t>führende Forschungen zu bieten.</w:t>
+      </w:r>
+      <w:r>
+        <w:rPr>
+          <w:lang w:val="de-DE"/>
+        </w:rPr>
+        <w:t xml:space="preserve"> Die Auswahl an Algorithmen und Methoden </w:t>
+      </w:r>
+      <w:r>
+        <w:rPr>
+          <w:lang w:val="de-DE"/>
+        </w:rPr>
+        <w:t xml:space="preserve">umfässt </w:t>
+      </w:r>
+      <w:r>
+        <w:rPr>
+          <w:lang w:val="de-DE"/>
+        </w:rPr>
+        <w:t>[Beschreibung]</w:t>
+      </w:r>
+    </w:p>
+    <w:p>
+      <w:pPr>
+        <w:rPr>
+          <w:color w:val="EE0000"/>
+          <w:lang w:val="de-DE"/>
+        </w:rPr>
+      </w:pPr>
+      <w:r>
+        <w:rPr>
+          <w:color w:val="EE0000"/>
+          <w:lang w:val="de-DE"/>
+        </w:rPr>
+        <w:t xml:space="preserve">[might not need to include this] </w:t>
+      </w:r>
+      <w:r>
+        <w:rPr>
+          <w:color w:val="EE0000"/>
+          <w:lang w:val="de-DE"/>
+        </w:rPr>
+        <w:t xml:space="preserve">Eine Implementierung aller Algorithmen zu Vergleichungszwecken </w:t>
+      </w:r>
+      <w:r>
+        <w:rPr>
+          <w:color w:val="EE0000"/>
+          <w:lang w:val="de-DE"/>
+        </w:rPr>
+        <w:t>übersteigt den Umfang dieser Arbeit</w:t>
+      </w:r>
+      <w:r>
+        <w:rPr>
+          <w:color w:val="EE0000"/>
+          <w:lang w:val="de-DE"/>
+        </w:rPr>
+        <w:t xml:space="preserve">, weshalb die in den jeweiligen wissenschaftlichen Arbeiten erwähnten Testwerte zum Vergleich herangezogen werden. Hierbei ist anzumerken, dass diese Art von Vergleich nicht </w:t>
+      </w:r>
+      <w:r>
+        <w:rPr>
+          <w:color w:val="EE0000"/>
+          <w:lang w:val="de-DE"/>
+        </w:rPr>
         <w:lastRenderedPageBreak/>
-        <w:t xml:space="preserve">Im Gegensatz zum Mean-Filter </w:t>
-      </w:r>
-      <w:r>
-        <w:rPr>
-          <w:lang w:val="de-DE"/>
-        </w:rPr>
-        <w:t>werden Kantendefinition</w:t>
-      </w:r>
-      <w:r>
-        <w:rPr>
-          <w:lang w:val="de-DE"/>
-        </w:rPr>
-        <w:t xml:space="preserve">en </w:t>
-      </w:r>
-      <w:r>
-        <w:rPr>
-          <w:lang w:val="de-DE"/>
-        </w:rPr>
-        <w:t>weitaus besser erhalten</w:t>
-      </w:r>
-      <w:r>
-        <w:rPr>
-          <w:lang w:val="de-DE"/>
-        </w:rPr>
-        <w:t>. D</w:t>
-      </w:r>
-      <w:r>
-        <w:rPr>
-          <w:lang w:val="de-DE"/>
-        </w:rPr>
-        <w:t>er Filter berechnet keine neuen Pixelwerte</w:t>
-      </w:r>
-      <w:r>
-        <w:rPr>
-          <w:lang w:val="de-DE"/>
-        </w:rPr>
-        <w:t xml:space="preserve"> zur Restauration</w:t>
-      </w:r>
-      <w:r>
-        <w:rPr>
-          <w:lang w:val="de-DE"/>
-        </w:rPr>
-        <w:t>, sondern nutz</w:t>
-      </w:r>
-      <w:r>
-        <w:rPr>
-          <w:lang w:val="de-DE"/>
-        </w:rPr>
-        <w:t>t</w:t>
-      </w:r>
-      <w:r>
-        <w:rPr>
-          <w:lang w:val="de-DE"/>
-        </w:rPr>
-        <w:t xml:space="preserve"> schon vorhandene</w:t>
-      </w:r>
-      <w:r>
-        <w:rPr>
-          <w:lang w:val="de-DE"/>
-        </w:rPr>
-        <w:t xml:space="preserve"> Signale</w:t>
-      </w:r>
-      <w:r>
-        <w:rPr>
-          <w:lang w:val="de-DE"/>
-        </w:rPr>
-        <w:t>, die im Bild auch wirklich auftreten</w:t>
-      </w:r>
-      <w:r>
-        <w:rPr>
-          <w:lang w:val="de-DE"/>
-        </w:rPr>
-        <w:t xml:space="preserve"> und filtert gezielt </w:t>
-      </w:r>
-      <w:r>
-        <w:rPr>
-          <w:lang w:val="de-DE"/>
-        </w:rPr>
-        <w:t>unrepräsentative Werte</w:t>
-      </w:r>
-      <w:r>
-        <w:rPr>
-          <w:lang w:val="de-DE"/>
-        </w:rPr>
-        <w:t>, welche große Differenz zum Mittelwert aufweisen</w:t>
-      </w:r>
-      <w:r>
-        <w:rPr>
-          <w:lang w:val="de-DE"/>
-        </w:rPr>
-        <w:t>.</w:t>
-      </w:r>
-      <w:r>
-        <w:rPr>
-          <w:lang w:val="de-DE"/>
-        </w:rPr>
-        <w:t xml:space="preserve"> </w:t>
-      </w:r>
-      <w:r>
-        <w:rPr>
-          <w:lang w:val="de-DE"/>
-        </w:rPr>
-        <w:t>Dementsprechend ist der Median-Filter besonders effektiv gegen SP</w:t>
-      </w:r>
-      <w:r>
-        <w:rPr>
-          <w:lang w:val="de-DE"/>
-        </w:rPr>
-        <w:t>N</w:t>
-      </w:r>
-      <w:r>
-        <w:rPr>
-          <w:lang w:val="de-DE"/>
-        </w:rPr>
-        <w:t xml:space="preserve"> ohne Bildklarheit </w:t>
-      </w:r>
-      <w:r>
-        <w:rPr>
-          <w:lang w:val="de-DE"/>
-        </w:rPr>
-        <w:t>dafür zu opfern</w:t>
-      </w:r>
-      <w:r>
-        <w:rPr>
-          <w:lang w:val="de-DE"/>
-        </w:rPr>
-        <w:t>.</w:t>
-      </w:r>
-    </w:p>
-    <w:p>
-      <w:pPr>
-        <w:rPr>
-          <w:lang w:val="de-DE"/>
-        </w:rPr>
-      </w:pPr>
-      <w:r>
-        <w:rPr>
-          <w:lang w:val="de-DE"/>
-        </w:rPr>
-        <w:t>Im Bereich der Bildverarbeitung und</w:t>
-      </w:r>
-      <w:r>
-        <w:rPr>
-          <w:lang w:val="de-DE"/>
-        </w:rPr>
-        <w:t xml:space="preserve"> der da</w:t>
-      </w:r>
-      <w:r>
-        <w:rPr>
-          <w:lang w:val="de-DE"/>
-        </w:rPr>
-        <w:t xml:space="preserve">zugehöriger Forschung gibt es viele Abwandlungen </w:t>
-      </w:r>
-      <w:r>
-        <w:rPr>
-          <w:lang w:val="de-DE"/>
-        </w:rPr>
-        <w:t xml:space="preserve">von diesen beiden Filtern, welche </w:t>
-      </w:r>
-      <w:r>
-        <w:rPr>
-          <w:lang w:val="de-DE"/>
-        </w:rPr>
-        <w:t xml:space="preserve">auf deren Stärken bauen </w:t>
-      </w:r>
-      <w:r>
-        <w:rPr>
-          <w:lang w:val="de-DE"/>
-        </w:rPr>
-        <w:t>oder deren Schwächen entgegenwirken.</w:t>
-      </w:r>
-      <w:r>
-        <w:rPr>
-          <w:lang w:val="de-DE"/>
-        </w:rPr>
-        <w:t xml:space="preserve"> Im Rahmen von CA-basierten Filtern werden diese verbesserten Algorithmus meist als Richt- und Vergleichswert herangezogen.</w:t>
+        <w:t>wissenschaftlichen Standards entspricht</w:t>
+      </w:r>
+      <w:r>
+        <w:rPr>
+          <w:color w:val="EE0000"/>
+          <w:lang w:val="de-DE"/>
+        </w:rPr>
+        <w:t xml:space="preserve"> und demnach </w:t>
+      </w:r>
+      <w:r>
+        <w:rPr>
+          <w:color w:val="EE0000"/>
+          <w:lang w:val="de-DE"/>
+        </w:rPr>
+        <w:t>dieser Aspekt lediglich als ein loser Vergleich aufgefasst werden soll.</w:t>
+      </w:r>
+    </w:p>
+    <w:p>
+      <w:pPr>
+        <w:pStyle w:val="Heading2"/>
+        <w:rPr>
+          <w:lang w:val="de-DE"/>
+        </w:rPr>
+      </w:pPr>
+      <w:r>
+        <w:rPr>
+          <w:lang w:val="de-DE"/>
+        </w:rPr>
+        <w:t xml:space="preserve">Kong Choi: </w:t>
+      </w:r>
+      <w:r>
+        <w:rPr>
+          <w:lang w:val="de-DE"/>
+        </w:rPr>
+        <w:t>Identifikation durch CA</w:t>
+      </w:r>
+    </w:p>
+    <w:p>
+      <w:pPr>
+        <w:rPr>
+          <w:lang w:val="de-DE"/>
+        </w:rPr>
+      </w:pPr>
+      <w:r>
+        <w:rPr>
+          <w:lang w:val="de-DE"/>
+        </w:rPr>
+        <w:t>Der Algorithmus von Kong u</w:t>
+      </w:r>
+      <w:r>
+        <w:rPr>
+          <w:lang w:val="de-DE"/>
+        </w:rPr>
+        <w:t>nd Choi in [Nummer] ist das aktuellste Werk in dieser Liste.</w:t>
+      </w:r>
+    </w:p>
+    <w:p>
+      <w:pPr>
+        <w:rPr>
+          <w:lang w:val="de-DE"/>
+        </w:rPr>
+      </w:pPr>
+      <w:r>
+        <w:rPr>
+          <w:lang w:val="de-DE"/>
+        </w:rPr>
+        <w:t>[Nummer] von Kong und Choi stellt das aktuellste Werk in dieser Liste dar und beschränkt sich auf eine Herangehensweise mit niedriger Komplexität, die ohne machinelles Lernen auskommt, um eine Verwendung in ressourcenbeschränkten Umgebungen zu gewährleisten.</w:t>
+      </w:r>
+    </w:p>
+    <w:p>
+      <w:pPr>
+        <w:rPr>
+          <w:lang w:val="de-DE"/>
+        </w:rPr>
+      </w:pPr>
+      <w:r>
+        <w:rPr>
+          <w:lang w:val="de-DE"/>
+        </w:rPr>
+        <w:t>Der Abbildung [Nummer] ist die Methode aus [Nummer] in Pseudo-Code zu entnehmen, jedoch wird im Folgenden das Ganze noch etwas genauer beschrieben.</w:t>
+      </w:r>
+    </w:p>
+    <w:p>
+      <w:pPr>
+        <w:rPr>
+          <w:lang w:val="de-DE"/>
+        </w:rPr>
+      </w:pPr>
+      <w:r>
+        <w:rPr>
+          <w:lang w:val="de-DE"/>
+        </w:rPr>
+        <w:t>Anders als bei den zuvor beschriebenen Filtern, unterscheiden Kong und Choi zwischen verrauschten und nicht-verrauschten Pixeln, indem deren Werte gegen 0 (Salt) und 255 (Pepper) abgeglichen und dementsprechend klassifiziert werden.</w:t>
+      </w:r>
+    </w:p>
+    <w:p>
+      <w:pPr>
+        <w:rPr>
+          <w:lang w:val="de-DE"/>
+        </w:rPr>
+      </w:pPr>
+      <w:r>
+        <w:rPr>
+          <w:lang w:val="de-DE"/>
+        </w:rPr>
+        <w:t>Für ihre Berechnung benutzen Kong und Choi die Von Neumann Nachbarschaft. Anstatt diese in ihrer Vollständigkeit in ihre Betrachtung miteinzubeziehen, wird sie stattdessen in vier Unternachbarschaften beziehungsweise Gruppen eingeteilt,  wo jeweils ein Pixel in Himmelsrichtung exkludiert wird. Die Anwendung dieser Unternachbarschaften findet stets in der gleichen Reihenfolge statt, um ein konsistenten Filterverhalten über das ganze Bild hinweg sicherzustellen.</w:t>
+      </w:r>
+    </w:p>
+    <w:p>
+      <w:pPr>
+        <w:rPr>
+          <w:lang w:val="de-DE"/>
+        </w:rPr>
+      </w:pPr>
+      <w:r>
+        <w:rPr>
+          <w:lang w:val="de-DE"/>
+        </w:rPr>
+        <w:t xml:space="preserve">Die Autoren begründen diese statische Vorgehensweise und Definition – im Gegensatz zu einem adaptiven Verfahren wie [Sogamoso, Nummer] – außerdem damit, dass es vor allem in Bereichen, die besonders stark verrauscht oder reich an Textur sind, eine stabile und vorhersehbare Leistung abgibt [Nummer, Page 7]. </w:t>
+      </w:r>
+    </w:p>
+    <w:p>
+      <w:pPr>
+        <w:rPr>
+          <w:lang w:val="de-DE"/>
+        </w:rPr>
+      </w:pPr>
+      <w:r>
+        <w:rPr>
+          <w:lang w:val="de-DE"/>
+        </w:rPr>
+        <w:t>Insgesamt legen Kong und Choi bei ihrer Methodik stark auf Uniformität und Nachvollziehbarkeit über die Herangehensweise des Verfahren und setzen eher auf eine White-Box-Herangehensweise.</w:t>
+      </w:r>
+    </w:p>
+    <w:tbl>
+      <w:tblPr>
+        <w:tblStyle w:val="TableGrid"/>
+        <w:tblW w:w="0" w:type="auto"/>
+        <w:tblLook w:val="04A0" w:firstRow="1" w:lastRow="0" w:firstColumn="1" w:lastColumn="0" w:noHBand="0" w:noVBand="1"/>
+      </w:tblPr>
+      <w:tblGrid>
+        <w:gridCol w:w="9350"/>
+      </w:tblGrid>
+      <w:tr>
+        <w:tc>
+          <w:tcPr>
+            <w:tcW w:w="9350" w:type="dxa"/>
+          </w:tcPr>
+          <w:p>
+            <w:pPr>
+              <w:jc w:val="center"/>
+              <w:rPr>
+                <w:lang w:val="de-DE"/>
+              </w:rPr>
+            </w:pPr>
+            <w:r>
+              <w:rPr>
+                <w:lang w:val="de-DE"/>
+              </w:rPr>
+              <w:drawing>
+                <wp:inline distT="0" distB="0" distL="0" distR="0" wp14:anchorId="4777516B" wp14:editId="477B57A7">
+                  <wp:extent cx="5153744" cy="2229161"/>
+                  <wp:effectExtent l="0" t="0" r="8890" b="0"/>
+                  <wp:docPr id="1510209313" name="Picture 1"/>
+                  <wp:cNvGraphicFramePr>
+                    <a:graphicFrameLocks xmlns:a="http://schemas.openxmlformats.org/drawingml/2006/main" noChangeAspect="1"/>
+                  </wp:cNvGraphicFramePr>
+                  <a:graphic xmlns:a="http://schemas.openxmlformats.org/drawingml/2006/main">
+                    <a:graphicData uri="http://schemas.openxmlformats.org/drawingml/2006/picture">
+                      <pic:pic xmlns:pic="http://schemas.openxmlformats.org/drawingml/2006/picture">
+                        <pic:nvPicPr>
+                          <pic:cNvPr id="1510209313" name=""/>
+                          <pic:cNvPicPr/>
+                        </pic:nvPicPr>
+                        <pic:blipFill>
+                          <a:blip r:embed="rId6"/>
+                          <a:stretch>
+                            <a:fillRect/>
+                          </a:stretch>
+                        </pic:blipFill>
+                        <pic:spPr>
+                          <a:xfrm>
+                            <a:off x="0" y="0"/>
+                            <a:ext cx="5153744" cy="2229161"/>
+                          </a:xfrm>
+                          <a:prstGeom prst="rect">
+                            <a:avLst/>
+                          </a:prstGeom>
+                        </pic:spPr>
+                      </pic:pic>
+                    </a:graphicData>
+                  </a:graphic>
+                </wp:inline>
+              </w:drawing>
+            </w:r>
+          </w:p>
+        </w:tc>
+      </w:tr>
+      <w:tr>
+        <w:tc>
+          <w:tcPr>
+            <w:tcW w:w="9350" w:type="dxa"/>
+          </w:tcPr>
+          <w:p>
+            <w:pPr>
+              <w:jc w:val="center"/>
+              <w:rPr>
+                <w:lang w:val="de-DE"/>
+              </w:rPr>
+            </w:pPr>
+            <w:r>
+              <w:rPr>
+                <w:lang w:val="de-DE"/>
+              </w:rPr>
+              <w:lastRenderedPageBreak/>
+              <w:drawing>
+                <wp:inline distT="0" distB="0" distL="0" distR="0" wp14:anchorId="61DE7D14" wp14:editId="2F71592F">
+                  <wp:extent cx="5087060" cy="1190791"/>
+                  <wp:effectExtent l="0" t="0" r="0" b="9525"/>
+                  <wp:docPr id="678389737" name="Picture 1"/>
+                  <wp:cNvGraphicFramePr>
+                    <a:graphicFrameLocks xmlns:a="http://schemas.openxmlformats.org/drawingml/2006/main" noChangeAspect="1"/>
+                  </wp:cNvGraphicFramePr>
+                  <a:graphic xmlns:a="http://schemas.openxmlformats.org/drawingml/2006/main">
+                    <a:graphicData uri="http://schemas.openxmlformats.org/drawingml/2006/picture">
+                      <pic:pic xmlns:pic="http://schemas.openxmlformats.org/drawingml/2006/picture">
+                        <pic:nvPicPr>
+                          <pic:cNvPr id="678389737" name=""/>
+                          <pic:cNvPicPr/>
+                        </pic:nvPicPr>
+                        <pic:blipFill>
+                          <a:blip r:embed="rId7"/>
+                          <a:stretch>
+                            <a:fillRect/>
+                          </a:stretch>
+                        </pic:blipFill>
+                        <pic:spPr>
+                          <a:xfrm>
+                            <a:off x="0" y="0"/>
+                            <a:ext cx="5087060" cy="1190791"/>
+                          </a:xfrm>
+                          <a:prstGeom prst="rect">
+                            <a:avLst/>
+                          </a:prstGeom>
+                        </pic:spPr>
+                      </pic:pic>
+                    </a:graphicData>
+                  </a:graphic>
+                </wp:inline>
+              </w:drawing>
+            </w:r>
+          </w:p>
+        </w:tc>
+      </w:tr>
+    </w:tbl>
+    <w:p>
+      <w:pPr>
+        <w:rPr>
+          <w:lang w:val="de-DE"/>
+        </w:rPr>
+      </w:pPr>
+      <w:r>
+        <w:rPr>
+          <w:lang w:val="de-DE"/>
+        </w:rPr>
+        <w:t>Der Algorithmus iteriert über diese Unternachbarschaften bis eine Anzahl an nicht-verrauschten Pixeln von mindestens zwei gefunden wurde. Daraufhin wird der Durchschnitt aller nicht-verrauschten Pixel als neuen Wert für den betrachteten Pixel genommen. Unterschreiten alle Untergruppen diese Grenze, so wird der Pixel nicht verändert und das Verfahren läuft weiter über die restlichen verrauschten Pixel im Bild.</w:t>
+      </w:r>
+    </w:p>
+    <w:p>
+      <w:pPr>
+        <w:rPr>
+          <w:lang w:val="de-DE"/>
+        </w:rPr>
+      </w:pPr>
+      <w:r>
+        <w:rPr>
+          <w:lang w:val="de-DE"/>
+        </w:rPr>
+        <w:t>Hier ist anzumerken, dass, obwohl es in [Nummer] nicht angesprochen wird, diese Verfahren aufgrund seiner Nutzung von CA Potential zur Parallelisierung hat, da die Restauration der verrauschten Pixel auf der vorherigen Iteration aufbaut und nicht von der momentanen Iteration abhängt.</w:t>
+      </w:r>
+    </w:p>
+    <w:p>
+      <w:pPr>
+        <w:rPr>
+          <w:lang w:val="de-DE"/>
+        </w:rPr>
+      </w:pPr>
+      <w:r>
+        <w:rPr>
+          <w:lang w:val="de-DE"/>
+        </w:rPr>
+        <w:t>Darüberhinaus geht das Verfahren iterativ vor. In subsequenten Durchlaufen erhöht sich die Anzahl an nicht-verrauschten Pixeln, sodass zuvor ignorierte Pixel, deren Nachbarschaft die Reinheitsgrenze unterschritten haben, nun wiederhergestellt werden können.</w:t>
+      </w:r>
+    </w:p>
+    <w:p>
+      <w:pPr>
+        <w:rPr>
+          <w:lang w:val="de-DE"/>
+        </w:rPr>
+      </w:pPr>
+      <w:r>
+        <w:rPr>
+          <w:lang w:val="de-DE"/>
+        </w:rPr>
+        <w:t>Der Algorithmus weißt eine lineare Komplexität von O(mn) für ein m</w:t>
+      </w:r>
+      <w:r>
+        <w:rPr>
+          <w:lang w:val="de-DE"/>
+        </w:rPr>
+        <w:t xml:space="preserve"> × n </w:t>
+      </w:r>
+      <w:r>
+        <w:rPr>
+          <w:lang w:val="de-DE"/>
+        </w:rPr>
+        <w:t>Bild auf.</w:t>
+      </w:r>
+    </w:p>
+    <w:p>
+      <w:pPr>
+        <w:rPr>
+          <w:lang w:val="de-DE"/>
+        </w:rPr>
+      </w:pPr>
+      <w:r>
+        <w:rPr>
+          <w:lang w:val="de-DE"/>
+        </w:rPr>
+        <w:t>Im Vergleich mit anderen Verfahren wieß der Kong-Choi-Algorithmus meist überlegene Effektivität hervor. Seine Herangehensweise erlaubt für eine hohe Kontrolle über das Ergebnisbild, was ein Vorteil bei einzeln abgehandelten Fällen bringen sollte. Auf der anderen Seite ist diese Art von Ergebnisüberwachung bei einem enormen Datensatz, wie es im machinellen Lernen oder dergleichen verwendet wird, jedoch nicht vertretbar.</w:t>
+      </w:r>
+    </w:p>
+    <w:p>
+      <w:pPr>
+        <w:rPr>
+          <w:color w:val="FFC000"/>
+          <w:lang w:val="de-DE"/>
+        </w:rPr>
+      </w:pPr>
+      <w:r>
+        <w:rPr>
+          <w:color w:val="FFC000"/>
+          <w:lang w:val="de-DE"/>
+        </w:rPr>
+        <w:t>Hier stellt sich die Frage, ob es möglich ist, die Mindestanzahl an Iteration in Relation zur der prozentualen Bildverrauschen, welche Kong und Choi für das Lena Bild aufgestellt haben, zu verallgemeinern, sodass es gewisse Richtwerte gibt, mit denen man arbeiten kann.</w:t>
+      </w:r>
+    </w:p>
+    <w:p>
+      <w:pPr>
+        <w:rPr>
+          <w:color w:val="FFC000"/>
+          <w:lang w:val="de-DE"/>
+        </w:rPr>
+      </w:pPr>
+      <w:r>
+        <w:rPr>
+          <w:color w:val="FFC000"/>
+          <w:lang w:val="de-DE"/>
+        </w:rPr>
+        <w:t>Da jedoch der Algorithmus rechnerisch sehr effizient ist, sollte es, abhängig vom machinellen Lernverfahren, auch möglich sein, den Datensatz mit verschiedenen Iterationsanzahlen durchzutesten und diese als weiteren Algorithmusparameter anzusehen.</w:t>
+      </w:r>
+    </w:p>
+    <w:p>
+      <w:pPr>
+        <w:rPr>
+          <w:lang w:val="de-DE"/>
+        </w:rPr>
+      </w:pPr>
+    </w:p>
+    <w:p>
+      <w:pPr>
+        <w:pStyle w:val="Heading2"/>
+        <w:rPr>
+          <w:lang w:val="de-DE"/>
+        </w:rPr>
+      </w:pPr>
+      <w:r>
+        <w:rPr>
+          <w:lang w:val="de-DE"/>
+        </w:rPr>
+        <w:t>Piroozmandan et al</w:t>
+      </w:r>
+      <w:r>
+        <w:rPr>
+          <w:lang w:val="de-DE"/>
+        </w:rPr>
+        <w:t>: Identifikation durch CA</w:t>
+      </w:r>
+    </w:p>
+    <w:p>
+      <w:pPr>
+        <w:rPr>
+          <w:lang w:val="de-DE"/>
+        </w:rPr>
+      </w:pPr>
+    </w:p>
+    <w:p>
+      <w:pPr>
+        <w:pStyle w:val="Heading2"/>
+        <w:rPr>
+          <w:lang w:val="de-DE"/>
+        </w:rPr>
+      </w:pPr>
+      <w:r>
+        <w:rPr>
+          <w:lang w:val="de-DE"/>
+        </w:rPr>
+        <w:t>Angulo-Sogamoso et al: Adaptives CA-basiertes Verfahren</w:t>
+      </w:r>
+    </w:p>
+    <w:p>
+      <w:pPr>
+        <w:rPr>
+          <w:lang w:val="de-DE"/>
+        </w:rPr>
+      </w:pPr>
+    </w:p>
+    <w:p>
+      <w:pPr>
+        <w:rPr>
+          <w:lang w:val="de-DE"/>
+        </w:rPr>
+      </w:pPr>
+    </w:p>
+    <w:p>
+      <w:pPr>
+        <w:rPr>
+          <w:lang w:val="de-DE"/>
+        </w:rPr>
+      </w:pPr>
+    </w:p>
+    <w:p>
+      <w:pPr>
+        <w:rPr>
+          <w:lang w:val="de-DE"/>
+        </w:rPr>
+      </w:pPr>
+    </w:p>
+    <w:p>
+      <w:pPr>
+        <w:pStyle w:val="Heading2"/>
+        <w:rPr>
+          <w:lang w:val="de-DE"/>
+        </w:rPr>
+      </w:pPr>
+      <w:r>
+        <w:rPr>
+          <w:lang w:val="de-DE"/>
+        </w:rPr>
+        <w:lastRenderedPageBreak/>
+        <w:t>Sadeghi et al: Identifikation un</w:t>
+      </w:r>
+      <w:r>
+        <w:rPr>
+          <w:lang w:val="de-DE"/>
+        </w:rPr>
+        <w:t>d Restauration durch CA</w:t>
+      </w:r>
+    </w:p>
+    <w:p>
+      <w:pPr>
+        <w:rPr>
+          <w:lang w:val="de-DE"/>
+        </w:rPr>
+      </w:pPr>
+    </w:p>
+    <w:p>
+      <w:pPr>
+        <w:pStyle w:val="Heading2"/>
+        <w:rPr>
+          <w:lang w:val="de-DE"/>
+        </w:rPr>
+      </w:pPr>
+      <w:bookmarkStart w:id="6" w:name="_Toc232941773"/>
+      <w:r>
+        <w:rPr>
+          <w:lang w:val="de-DE"/>
+        </w:rPr>
+        <w:t>Twinkle et al: Speckle Rauschen und Elementare CA</w:t>
+      </w:r>
+    </w:p>
+    <w:p>
+      <w:pPr>
+        <w:rPr>
+          <w:lang w:val="de-DE"/>
+        </w:rPr>
+      </w:pPr>
+    </w:p>
+    <w:p>
+      <w:pPr>
+        <w:rPr>
+          <w:lang w:val="de-DE"/>
+        </w:rPr>
+      </w:pPr>
+    </w:p>
+    <w:p>
+      <w:pPr>
+        <w:pStyle w:val="Heading2"/>
+        <w:rPr>
+          <w:lang w:val="de-DE"/>
+        </w:rPr>
+      </w:pPr>
+      <w:r>
+        <w:rPr>
+          <w:lang w:val="de-DE"/>
+        </w:rPr>
+        <w:t xml:space="preserve">Jeelani Qadir: </w:t>
+      </w:r>
+      <w:r>
+        <w:rPr>
+          <w:lang w:val="de-DE"/>
+        </w:rPr>
+        <w:t xml:space="preserve">CA-basiertes </w:t>
+      </w:r>
+      <w:r>
+        <w:rPr>
+          <w:lang w:val="de-DE"/>
+        </w:rPr>
+        <w:t>Ersatzverfahren</w:t>
       </w:r>
     </w:p>
     <w:p>
@@ -2169,248 +3307,6 @@
           <w:lang w:val="de-DE"/>
         </w:rPr>
       </w:pPr>
-      <w:bookmarkStart w:id="5" w:name="_Toc232941772"/>
-      <w:r>
-        <w:rPr>
-          <w:lang w:val="de-DE"/>
-        </w:rPr>
-        <w:t>CA-basierte Rauschfilter</w:t>
-      </w:r>
-      <w:bookmarkEnd w:id="5"/>
-    </w:p>
-    <w:p>
-      <w:pPr>
-        <w:rPr>
-          <w:lang w:val="de-DE"/>
-        </w:rPr>
-      </w:pPr>
-      <w:r>
-        <w:rPr>
-          <w:lang w:val="de-DE"/>
-        </w:rPr>
-        <w:t>In diesem Abschnitt werden eine Reihe an CA-basierten Rauschfiltern abgehandelt und deren</w:t>
-      </w:r>
-      <w:r>
-        <w:rPr>
-          <w:lang w:val="de-DE"/>
-        </w:rPr>
-        <w:t xml:space="preserve"> Nutzung von CA verglichen, um die </w:t>
-      </w:r>
-      <w:r>
-        <w:rPr>
-          <w:lang w:val="de-DE"/>
-        </w:rPr>
-        <w:t>Vielseitigkeit und Flexibilität von diesen aufzuzeigen sowie einen Ansatzpunkt für weitere</w:t>
-      </w:r>
-      <w:r>
-        <w:rPr>
-          <w:lang w:val="de-DE"/>
-        </w:rPr>
-        <w:t>führende Forschungen zu bieten.</w:t>
-      </w:r>
-      <w:r>
-        <w:rPr>
-          <w:lang w:val="de-DE"/>
-        </w:rPr>
-        <w:t xml:space="preserve"> Die Auswahl an Algorithmen und Methoden </w:t>
-      </w:r>
-      <w:r>
-        <w:rPr>
-          <w:lang w:val="de-DE"/>
-        </w:rPr>
-        <w:t xml:space="preserve">umfässt </w:t>
-      </w:r>
-      <w:r>
-        <w:rPr>
-          <w:lang w:val="de-DE"/>
-        </w:rPr>
-        <w:t>[Beschreibung]</w:t>
-      </w:r>
-    </w:p>
-    <w:p>
-      <w:pPr>
-        <w:rPr>
-          <w:lang w:val="de-DE"/>
-        </w:rPr>
-      </w:pPr>
-    </w:p>
-    <w:p>
-      <w:pPr>
-        <w:pStyle w:val="ListParagraph"/>
-        <w:numPr>
-          <w:ilvl w:val="0"/>
-          <w:numId w:val="11"/>
-        </w:numPr>
-        <w:rPr>
-          <w:lang w:val="de-DE"/>
-        </w:rPr>
-      </w:pPr>
-      <w:r>
-        <w:rPr>
-          <w:lang w:val="de-DE"/>
-        </w:rPr>
-        <w:t xml:space="preserve">Kong </w:t>
-      </w:r>
-      <w:r>
-        <w:rPr>
-          <w:lang w:val="de-DE"/>
-        </w:rPr>
-        <w:t>Choi</w:t>
-      </w:r>
-    </w:p>
-    <w:p>
-      <w:pPr>
-        <w:rPr>
-          <w:lang w:val="de-DE"/>
-        </w:rPr>
-      </w:pPr>
-    </w:p>
-    <w:p>
-      <w:pPr>
-        <w:pStyle w:val="ListParagraph"/>
-        <w:numPr>
-          <w:ilvl w:val="0"/>
-          <w:numId w:val="11"/>
-        </w:numPr>
-        <w:rPr>
-          <w:lang w:val="de-DE"/>
-        </w:rPr>
-      </w:pPr>
-      <w:r>
-        <w:rPr>
-          <w:lang w:val="de-DE"/>
-        </w:rPr>
-        <w:t>Twinkle et al</w:t>
-      </w:r>
-    </w:p>
-    <w:p>
-      <w:pPr>
-        <w:rPr>
-          <w:lang w:val="de-DE"/>
-        </w:rPr>
-      </w:pPr>
-    </w:p>
-    <w:p>
-      <w:pPr>
-        <w:pStyle w:val="ListParagraph"/>
-        <w:numPr>
-          <w:ilvl w:val="0"/>
-          <w:numId w:val="11"/>
-        </w:numPr>
-        <w:rPr>
-          <w:lang w:val="de-DE"/>
-        </w:rPr>
-      </w:pPr>
-      <w:r>
-        <w:rPr>
-          <w:lang w:val="de-DE"/>
-        </w:rPr>
-        <w:t>Piroozmandan et al</w:t>
-      </w:r>
-    </w:p>
-    <w:p>
-      <w:pPr>
-        <w:rPr>
-          <w:lang w:val="de-DE"/>
-        </w:rPr>
-      </w:pPr>
-    </w:p>
-    <w:p>
-      <w:pPr>
-        <w:pStyle w:val="ListParagraph"/>
-        <w:numPr>
-          <w:ilvl w:val="0"/>
-          <w:numId w:val="11"/>
-        </w:numPr>
-        <w:rPr>
-          <w:lang w:val="de-DE"/>
-        </w:rPr>
-      </w:pPr>
-      <w:r>
-        <w:rPr>
-          <w:lang w:val="de-DE"/>
-        </w:rPr>
-        <w:t>Jeelani</w:t>
-      </w:r>
-      <w:r>
-        <w:rPr>
-          <w:lang w:val="de-DE"/>
-        </w:rPr>
-        <w:t xml:space="preserve"> Qadir</w:t>
-      </w:r>
-    </w:p>
-    <w:p>
-      <w:pPr>
-        <w:rPr>
-          <w:lang w:val="de-DE"/>
-        </w:rPr>
-      </w:pPr>
-    </w:p>
-    <w:p>
-      <w:pPr>
-        <w:pStyle w:val="ListParagraph"/>
-        <w:numPr>
-          <w:ilvl w:val="0"/>
-          <w:numId w:val="11"/>
-        </w:numPr>
-        <w:rPr>
-          <w:lang w:val="de-DE"/>
-        </w:rPr>
-      </w:pPr>
-      <w:r>
-        <w:rPr>
-          <w:lang w:val="de-DE"/>
-        </w:rPr>
-        <w:t>Sadeghi et al</w:t>
-      </w:r>
-    </w:p>
-    <w:p>
-      <w:pPr>
-        <w:rPr>
-          <w:lang w:val="de-DE"/>
-        </w:rPr>
-      </w:pPr>
-    </w:p>
-    <w:p>
-      <w:pPr>
-        <w:pStyle w:val="ListParagraph"/>
-        <w:numPr>
-          <w:ilvl w:val="0"/>
-          <w:numId w:val="11"/>
-        </w:numPr>
-        <w:rPr>
-          <w:lang w:val="de-DE"/>
-        </w:rPr>
-      </w:pPr>
-      <w:r>
-        <w:rPr>
-          <w:lang w:val="de-DE"/>
-        </w:rPr>
-        <w:t>Rosin</w:t>
-      </w:r>
-    </w:p>
-    <w:p>
-      <w:pPr>
-        <w:rPr>
-          <w:lang w:val="de-DE"/>
-        </w:rPr>
-      </w:pPr>
-    </w:p>
-    <w:p>
-      <w:pPr>
-        <w:rPr>
-          <w:lang w:val="de-DE"/>
-        </w:rPr>
-      </w:pPr>
-    </w:p>
-    <w:p>
-      <w:pPr>
-        <w:pStyle w:val="Heading1"/>
-        <w:rPr>
-          <w:lang w:val="de-DE"/>
-        </w:rPr>
-      </w:pPr>
-      <w:bookmarkStart w:id="6" w:name="_Toc232941773"/>
       <w:r>
         <w:rPr>
           <w:lang w:val="de-DE"/>
@@ -2494,7 +3390,6 @@
         <w:rPr>
           <w:lang w:val="de-DE"/>
         </w:rPr>
-        <w:lastRenderedPageBreak/>
         <w:t>Repräsentation von verschiedenen Rauschtypen niedrig (nur SPN und Speckle, auch bei Recherche und nicht erwähnten Werken), Ausweitung auf diese Art von Rauschen</w:t>
       </w:r>
     </w:p>
@@ -2526,6 +3421,36 @@
           <w:lang w:val="de-DE"/>
         </w:rPr>
         <w:t>, was an erhöhter Bearbeitungskomplexität liegen könnte, Bearbeitungsansatz komplett anders</w:t>
+      </w:r>
+    </w:p>
+    <w:p>
+      <w:pPr>
+        <w:pStyle w:val="ListParagraph"/>
+        <w:numPr>
+          <w:ilvl w:val="0"/>
+          <w:numId w:val="9"/>
+        </w:numPr>
+        <w:rPr>
+          <w:lang w:val="de-DE"/>
+        </w:rPr>
+      </w:pPr>
+      <w:r>
+        <w:rPr>
+          <w:lang w:val="de-DE"/>
+        </w:rPr>
+        <w:t>Testergebnisse aus zweiter Hand</w:t>
+      </w:r>
+      <w:r>
+        <w:rPr>
+          <w:lang w:val="de-DE"/>
+        </w:rPr>
+        <w:t>, Verbesserung durch Selbstdurchführung der Algorithmen</w:t>
+      </w:r>
+      <w:r>
+        <w:rPr>
+          <w:lang w:val="de-DE"/>
+        </w:rPr>
+        <w:t xml:space="preserve"> (Differenz in Hardware/Software)</w:t>
       </w:r>
     </w:p>
     <w:p>
@@ -3992,6 +4917,119 @@
     </w:lvl>
   </w:abstractNum>
   <w:abstractNum w:abstractNumId="10" w15:restartNumberingAfterBreak="0">
+    <w:nsid w:val="7D102437"/>
+    <w:multiLevelType w:val="hybridMultilevel"/>
+    <w:tmpl w:val="2C562626"/>
+    <w:lvl w:ilvl="0" w:tplc="04090001">
+      <w:start w:val="1"/>
+      <w:numFmt w:val="bullet"/>
+      <w:lvlText w:val=""/>
+      <w:lvlJc w:val="left"/>
+      <w:pPr>
+        <w:ind w:left="720" w:hanging="360"/>
+      </w:pPr>
+      <w:rPr>
+        <w:rFonts w:ascii="Symbol" w:hAnsi="Symbol" w:hint="default"/>
+      </w:rPr>
+    </w:lvl>
+    <w:lvl w:ilvl="1" w:tplc="04090003" w:tentative="1">
+      <w:start w:val="1"/>
+      <w:numFmt w:val="bullet"/>
+      <w:lvlText w:val="o"/>
+      <w:lvlJc w:val="left"/>
+      <w:pPr>
+        <w:ind w:left="1440" w:hanging="360"/>
+      </w:pPr>
+      <w:rPr>
+        <w:rFonts w:ascii="Courier New" w:hAnsi="Courier New" w:cs="Courier New" w:hint="default"/>
+      </w:rPr>
+    </w:lvl>
+    <w:lvl w:ilvl="2" w:tplc="04090005" w:tentative="1">
+      <w:start w:val="1"/>
+      <w:numFmt w:val="bullet"/>
+      <w:lvlText w:val=""/>
+      <w:lvlJc w:val="left"/>
+      <w:pPr>
+        <w:ind w:left="2160" w:hanging="360"/>
+      </w:pPr>
+      <w:rPr>
+        <w:rFonts w:ascii="Wingdings" w:hAnsi="Wingdings" w:hint="default"/>
+      </w:rPr>
+    </w:lvl>
+    <w:lvl w:ilvl="3" w:tplc="04090001" w:tentative="1">
+      <w:start w:val="1"/>
+      <w:numFmt w:val="bullet"/>
+      <w:lvlText w:val=""/>
+      <w:lvlJc w:val="left"/>
+      <w:pPr>
+        <w:ind w:left="2880" w:hanging="360"/>
+      </w:pPr>
+      <w:rPr>
+        <w:rFonts w:ascii="Symbol" w:hAnsi="Symbol" w:hint="default"/>
+      </w:rPr>
+    </w:lvl>
+    <w:lvl w:ilvl="4" w:tplc="04090003" w:tentative="1">
+      <w:start w:val="1"/>
+      <w:numFmt w:val="bullet"/>
+      <w:lvlText w:val="o"/>
+      <w:lvlJc w:val="left"/>
+      <w:pPr>
+        <w:ind w:left="3600" w:hanging="360"/>
+      </w:pPr>
+      <w:rPr>
+        <w:rFonts w:ascii="Courier New" w:hAnsi="Courier New" w:cs="Courier New" w:hint="default"/>
+      </w:rPr>
+    </w:lvl>
+    <w:lvl w:ilvl="5" w:tplc="04090005" w:tentative="1">
+      <w:start w:val="1"/>
+      <w:numFmt w:val="bullet"/>
+      <w:lvlText w:val=""/>
+      <w:lvlJc w:val="left"/>
+      <w:pPr>
+        <w:ind w:left="4320" w:hanging="360"/>
+      </w:pPr>
+      <w:rPr>
+        <w:rFonts w:ascii="Wingdings" w:hAnsi="Wingdings" w:hint="default"/>
+      </w:rPr>
+    </w:lvl>
+    <w:lvl w:ilvl="6" w:tplc="04090001" w:tentative="1">
+      <w:start w:val="1"/>
+      <w:numFmt w:val="bullet"/>
+      <w:lvlText w:val=""/>
+      <w:lvlJc w:val="left"/>
+      <w:pPr>
+        <w:ind w:left="5040" w:hanging="360"/>
+      </w:pPr>
+      <w:rPr>
+        <w:rFonts w:ascii="Symbol" w:hAnsi="Symbol" w:hint="default"/>
+      </w:rPr>
+    </w:lvl>
+    <w:lvl w:ilvl="7" w:tplc="04090003" w:tentative="1">
+      <w:start w:val="1"/>
+      <w:numFmt w:val="bullet"/>
+      <w:lvlText w:val="o"/>
+      <w:lvlJc w:val="left"/>
+      <w:pPr>
+        <w:ind w:left="5760" w:hanging="360"/>
+      </w:pPr>
+      <w:rPr>
+        <w:rFonts w:ascii="Courier New" w:hAnsi="Courier New" w:cs="Courier New" w:hint="default"/>
+      </w:rPr>
+    </w:lvl>
+    <w:lvl w:ilvl="8" w:tplc="04090005" w:tentative="1">
+      <w:start w:val="1"/>
+      <w:numFmt w:val="bullet"/>
+      <w:lvlText w:val=""/>
+      <w:lvlJc w:val="left"/>
+      <w:pPr>
+        <w:ind w:left="6480" w:hanging="360"/>
+      </w:pPr>
+      <w:rPr>
+        <w:rFonts w:ascii="Wingdings" w:hAnsi="Wingdings" w:hint="default"/>
+      </w:rPr>
+    </w:lvl>
+  </w:abstractNum>
+  <w:abstractNum w:abstractNumId="11" w15:restartNumberingAfterBreak="0">
     <w:nsid w:val="7D865BAC"/>
     <w:multiLevelType w:val="hybridMultilevel"/>
     <w:tmpl w:val="373EC210"/>
@@ -4126,7 +5164,7 @@
     <w:abstractNumId w:val="5"/>
   </w:num>
   <w:num w:numId="8" w16cid:durableId="2063552453">
-    <w:abstractNumId w:val="10"/>
+    <w:abstractNumId w:val="11"/>
   </w:num>
   <w:num w:numId="9" w16cid:durableId="169151243">
     <w:abstractNumId w:val="9"/>
@@ -4136,6 +5174,9 @@
   </w:num>
   <w:num w:numId="11" w16cid:durableId="665547611">
     <w:abstractNumId w:val="4"/>
+  </w:num>
+  <w:num w:numId="12" w16cid:durableId="470826738">
+    <w:abstractNumId w:val="10"/>
   </w:num>
 </w:numbering>
 </file>
@@ -5231,6 +6272,25 @@
       <w:u w:val="single"/>
     </w:rPr>
   </w:style>
+  <w:style w:type="table" w:styleId="TableGrid">
+    <w:name w:val="Table Grid"/>
+    <w:basedOn w:val="TableNormal"/>
+    <w:uiPriority w:val="39"/>
+    <w:rsid w:val="00B44540"/>
+    <w:pPr>
+      <w:spacing w:before="0" w:after="0" w:line="240" w:lineRule="auto"/>
+    </w:pPr>
+    <w:tblPr>
+      <w:tblBorders>
+        <w:top w:val="single" w:sz="4" w:space="0" w:color="auto"/>
+        <w:left w:val="single" w:sz="4" w:space="0" w:color="auto"/>
+        <w:bottom w:val="single" w:sz="4" w:space="0" w:color="auto"/>
+        <w:right w:val="single" w:sz="4" w:space="0" w:color="auto"/>
+        <w:insideH w:val="single" w:sz="4" w:space="0" w:color="auto"/>
+        <w:insideV w:val="single" w:sz="4" w:space="0" w:color="auto"/>
+      </w:tblBorders>
+    </w:tblPr>
+  </w:style>
 </w:styles>
 </file>
 

--- a/STI/CellularAutomata/Draft.docx
+++ b/STI/CellularAutomata/Draft.docx
@@ -56,7 +56,7 @@
           <w:r>
             <w:fldChar w:fldCharType="separate"/>
           </w:r>
-          <w:hyperlink w:anchor="_Toc233453452" w:history="1">
+          <w:hyperlink w:anchor="_Toc233555449" w:history="1">
             <w:r>
               <w:rPr>
                 <w:rStyle w:val="Hyperlink"/>
@@ -84,7 +84,7 @@
                 <w:noProof/>
                 <w:webHidden/>
               </w:rPr>
-              <w:instrText xml:space="preserve"> PAGEREF _Toc233453452 \h </w:instrText>
+              <w:instrText xml:space="preserve"> PAGEREF _Toc233555449 \h </w:instrText>
             </w:r>
             <w:r>
               <w:rPr>
@@ -129,7 +129,7 @@
               <w14:ligatures w14:val="standardContextual"/>
             </w:rPr>
           </w:pPr>
-          <w:hyperlink w:anchor="_Toc233453453" w:history="1">
+          <w:hyperlink w:anchor="_Toc233555450" w:history="1">
             <w:r>
               <w:rPr>
                 <w:rStyle w:val="Hyperlink"/>
@@ -157,7 +157,7 @@
                 <w:noProof/>
                 <w:webHidden/>
               </w:rPr>
-              <w:instrText xml:space="preserve"> PAGEREF _Toc233453453 \h </w:instrText>
+              <w:instrText xml:space="preserve"> PAGEREF _Toc233555450 \h </w:instrText>
             </w:r>
             <w:r>
               <w:rPr>
@@ -202,7 +202,7 @@
               <w14:ligatures w14:val="standardContextual"/>
             </w:rPr>
           </w:pPr>
-          <w:hyperlink w:anchor="_Toc233453454" w:history="1">
+          <w:hyperlink w:anchor="_Toc233555451" w:history="1">
             <w:r>
               <w:rPr>
                 <w:rStyle w:val="Hyperlink"/>
@@ -230,7 +230,7 @@
                 <w:noProof/>
                 <w:webHidden/>
               </w:rPr>
-              <w:instrText xml:space="preserve"> PAGEREF _Toc233453454 \h </w:instrText>
+              <w:instrText xml:space="preserve"> PAGEREF _Toc233555451 \h </w:instrText>
             </w:r>
             <w:r>
               <w:rPr>
@@ -275,7 +275,7 @@
               <w14:ligatures w14:val="standardContextual"/>
             </w:rPr>
           </w:pPr>
-          <w:hyperlink w:anchor="_Toc233453455" w:history="1">
+          <w:hyperlink w:anchor="_Toc233555452" w:history="1">
             <w:r>
               <w:rPr>
                 <w:rStyle w:val="Hyperlink"/>
@@ -303,7 +303,7 @@
                 <w:noProof/>
                 <w:webHidden/>
               </w:rPr>
-              <w:instrText xml:space="preserve"> PAGEREF _Toc233453455 \h </w:instrText>
+              <w:instrText xml:space="preserve"> PAGEREF _Toc233555452 \h </w:instrText>
             </w:r>
             <w:r>
               <w:rPr>
@@ -348,7 +348,7 @@
               <w14:ligatures w14:val="standardContextual"/>
             </w:rPr>
           </w:pPr>
-          <w:hyperlink w:anchor="_Toc233453456" w:history="1">
+          <w:hyperlink w:anchor="_Toc233555453" w:history="1">
             <w:r>
               <w:rPr>
                 <w:rStyle w:val="Hyperlink"/>
@@ -376,7 +376,7 @@
                 <w:noProof/>
                 <w:webHidden/>
               </w:rPr>
-              <w:instrText xml:space="preserve"> PAGEREF _Toc233453456 \h </w:instrText>
+              <w:instrText xml:space="preserve"> PAGEREF _Toc233555453 \h </w:instrText>
             </w:r>
             <w:r>
               <w:rPr>
@@ -421,7 +421,7 @@
               <w14:ligatures w14:val="standardContextual"/>
             </w:rPr>
           </w:pPr>
-          <w:hyperlink w:anchor="_Toc233453457" w:history="1">
+          <w:hyperlink w:anchor="_Toc233555454" w:history="1">
             <w:r>
               <w:rPr>
                 <w:rStyle w:val="Hyperlink"/>
@@ -449,7 +449,7 @@
                 <w:noProof/>
                 <w:webHidden/>
               </w:rPr>
-              <w:instrText xml:space="preserve"> PAGEREF _Toc233453457 \h </w:instrText>
+              <w:instrText xml:space="preserve"> PAGEREF _Toc233555454 \h </w:instrText>
             </w:r>
             <w:r>
               <w:rPr>
@@ -494,7 +494,7 @@
               <w14:ligatures w14:val="standardContextual"/>
             </w:rPr>
           </w:pPr>
-          <w:hyperlink w:anchor="_Toc233453458" w:history="1">
+          <w:hyperlink w:anchor="_Toc233555455" w:history="1">
             <w:r>
               <w:rPr>
                 <w:rStyle w:val="Hyperlink"/>
@@ -522,7 +522,7 @@
                 <w:noProof/>
                 <w:webHidden/>
               </w:rPr>
-              <w:instrText xml:space="preserve"> PAGEREF _Toc233453458 \h </w:instrText>
+              <w:instrText xml:space="preserve"> PAGEREF _Toc233555455 \h </w:instrText>
             </w:r>
             <w:r>
               <w:rPr>
@@ -567,7 +567,7 @@
               <w14:ligatures w14:val="standardContextual"/>
             </w:rPr>
           </w:pPr>
-          <w:hyperlink w:anchor="_Toc233453459" w:history="1">
+          <w:hyperlink w:anchor="_Toc233555456" w:history="1">
             <w:r>
               <w:rPr>
                 <w:rStyle w:val="Hyperlink"/>
@@ -595,7 +595,7 @@
                 <w:noProof/>
                 <w:webHidden/>
               </w:rPr>
-              <w:instrText xml:space="preserve"> PAGEREF _Toc233453459 \h </w:instrText>
+              <w:instrText xml:space="preserve"> PAGEREF _Toc233555456 \h </w:instrText>
             </w:r>
             <w:r>
               <w:rPr>
@@ -615,7 +615,7 @@
                 <w:noProof/>
                 <w:webHidden/>
               </w:rPr>
-              <w:t>7</w:t>
+              <w:t>6</w:t>
             </w:r>
             <w:r>
               <w:rPr>
@@ -640,7 +640,7 @@
               <w14:ligatures w14:val="standardContextual"/>
             </w:rPr>
           </w:pPr>
-          <w:hyperlink w:anchor="_Toc233453460" w:history="1">
+          <w:hyperlink w:anchor="_Toc233555457" w:history="1">
             <w:r>
               <w:rPr>
                 <w:rStyle w:val="Hyperlink"/>
@@ -668,7 +668,7 @@
                 <w:noProof/>
                 <w:webHidden/>
               </w:rPr>
-              <w:instrText xml:space="preserve"> PAGEREF _Toc233453460 \h </w:instrText>
+              <w:instrText xml:space="preserve"> PAGEREF _Toc233555457 \h </w:instrText>
             </w:r>
             <w:r>
               <w:rPr>
@@ -689,6 +689,79 @@
                 <w:webHidden/>
               </w:rPr>
               <w:t>8</w:t>
+            </w:r>
+            <w:r>
+              <w:rPr>
+                <w:noProof/>
+                <w:webHidden/>
+              </w:rPr>
+              <w:fldChar w:fldCharType="end"/>
+            </w:r>
+          </w:hyperlink>
+        </w:p>
+        <w:p>
+          <w:pPr>
+            <w:pStyle w:val="TOC3"/>
+            <w:tabs>
+              <w:tab w:val="right" w:leader="dot" w:pos="9350"/>
+            </w:tabs>
+            <w:rPr>
+              <w:noProof/>
+              <w:kern w:val="2"/>
+              <w:sz w:val="24"/>
+              <w:szCs w:val="24"/>
+              <w14:ligatures w14:val="standardContextual"/>
+            </w:rPr>
+          </w:pPr>
+          <w:hyperlink w:anchor="_Toc233555458" w:history="1">
+            <w:r>
+              <w:rPr>
+                <w:rStyle w:val="Hyperlink"/>
+                <w:noProof/>
+                <w:lang w:val="de-DE"/>
+              </w:rPr>
+              <w:t>Evaluation des MERIG Algorithmus</w:t>
+            </w:r>
+            <w:r>
+              <w:rPr>
+                <w:noProof/>
+                <w:webHidden/>
+              </w:rPr>
+              <w:tab/>
+            </w:r>
+            <w:r>
+              <w:rPr>
+                <w:noProof/>
+                <w:webHidden/>
+              </w:rPr>
+              <w:fldChar w:fldCharType="begin"/>
+            </w:r>
+            <w:r>
+              <w:rPr>
+                <w:noProof/>
+                <w:webHidden/>
+              </w:rPr>
+              <w:instrText xml:space="preserve"> PAGEREF _Toc233555458 \h </w:instrText>
+            </w:r>
+            <w:r>
+              <w:rPr>
+                <w:noProof/>
+                <w:webHidden/>
+              </w:rPr>
+            </w:r>
+            <w:r>
+              <w:rPr>
+                <w:noProof/>
+                <w:webHidden/>
+              </w:rPr>
+              <w:fldChar w:fldCharType="separate"/>
+            </w:r>
+            <w:r>
+              <w:rPr>
+                <w:noProof/>
+                <w:webHidden/>
+              </w:rPr>
+              <w:t>9</w:t>
             </w:r>
             <w:r>
               <w:rPr>
@@ -713,7 +786,7 @@
               <w14:ligatures w14:val="standardContextual"/>
             </w:rPr>
           </w:pPr>
-          <w:hyperlink w:anchor="_Toc233453461" w:history="1">
+          <w:hyperlink w:anchor="_Toc233555459" w:history="1">
             <w:r>
               <w:rPr>
                 <w:rStyle w:val="Hyperlink"/>
@@ -741,7 +814,7 @@
                 <w:noProof/>
                 <w:webHidden/>
               </w:rPr>
-              <w:instrText xml:space="preserve"> PAGEREF _Toc233453461 \h </w:instrText>
+              <w:instrText xml:space="preserve"> PAGEREF _Toc233555459 \h </w:instrText>
             </w:r>
             <w:r>
               <w:rPr>
@@ -786,7 +859,7 @@
               <w14:ligatures w14:val="standardContextual"/>
             </w:rPr>
           </w:pPr>
-          <w:hyperlink w:anchor="_Toc233453462" w:history="1">
+          <w:hyperlink w:anchor="_Toc233555460" w:history="1">
             <w:r>
               <w:rPr>
                 <w:rStyle w:val="Hyperlink"/>
@@ -814,7 +887,7 @@
                 <w:noProof/>
                 <w:webHidden/>
               </w:rPr>
-              <w:instrText xml:space="preserve"> PAGEREF _Toc233453462 \h </w:instrText>
+              <w:instrText xml:space="preserve"> PAGEREF _Toc233555460 \h </w:instrText>
             </w:r>
             <w:r>
               <w:rPr>
@@ -859,7 +932,7 @@
               <w14:ligatures w14:val="standardContextual"/>
             </w:rPr>
           </w:pPr>
-          <w:hyperlink w:anchor="_Toc233453463" w:history="1">
+          <w:hyperlink w:anchor="_Toc233555461" w:history="1">
             <w:r>
               <w:rPr>
                 <w:rStyle w:val="Hyperlink"/>
@@ -887,7 +960,7 @@
                 <w:noProof/>
                 <w:webHidden/>
               </w:rPr>
-              <w:instrText xml:space="preserve"> PAGEREF _Toc233453463 \h </w:instrText>
+              <w:instrText xml:space="preserve"> PAGEREF _Toc233555461 \h </w:instrText>
             </w:r>
             <w:r>
               <w:rPr>
@@ -932,7 +1005,7 @@
               <w14:ligatures w14:val="standardContextual"/>
             </w:rPr>
           </w:pPr>
-          <w:hyperlink w:anchor="_Toc233453464" w:history="1">
+          <w:hyperlink w:anchor="_Toc233555462" w:history="1">
             <w:r>
               <w:rPr>
                 <w:rStyle w:val="Hyperlink"/>
@@ -960,7 +1033,7 @@
                 <w:noProof/>
                 <w:webHidden/>
               </w:rPr>
-              <w:instrText xml:space="preserve"> PAGEREF _Toc233453464 \h </w:instrText>
+              <w:instrText xml:space="preserve"> PAGEREF _Toc233555462 \h </w:instrText>
             </w:r>
             <w:r>
               <w:rPr>
@@ -980,7 +1053,7 @@
                 <w:noProof/>
                 <w:webHidden/>
               </w:rPr>
-              <w:t>11</w:t>
+              <w:t>13</w:t>
             </w:r>
             <w:r>
               <w:rPr>
@@ -1005,7 +1078,7 @@
               <w14:ligatures w14:val="standardContextual"/>
             </w:rPr>
           </w:pPr>
-          <w:hyperlink w:anchor="_Toc233453465" w:history="1">
+          <w:hyperlink w:anchor="_Toc233555463" w:history="1">
             <w:r>
               <w:rPr>
                 <w:rStyle w:val="Hyperlink"/>
@@ -1033,7 +1106,7 @@
                 <w:noProof/>
                 <w:webHidden/>
               </w:rPr>
-              <w:instrText xml:space="preserve"> PAGEREF _Toc233453465 \h </w:instrText>
+              <w:instrText xml:space="preserve"> PAGEREF _Toc233555463 \h </w:instrText>
             </w:r>
             <w:r>
               <w:rPr>
@@ -1053,7 +1126,7 @@
                 <w:noProof/>
                 <w:webHidden/>
               </w:rPr>
-              <w:t>11</w:t>
+              <w:t>13</w:t>
             </w:r>
             <w:r>
               <w:rPr>
@@ -1078,7 +1151,7 @@
               <w14:ligatures w14:val="standardContextual"/>
             </w:rPr>
           </w:pPr>
-          <w:hyperlink w:anchor="_Toc233453466" w:history="1">
+          <w:hyperlink w:anchor="_Toc233555464" w:history="1">
             <w:r>
               <w:rPr>
                 <w:rStyle w:val="Hyperlink"/>
@@ -1106,7 +1179,7 @@
                 <w:noProof/>
                 <w:webHidden/>
               </w:rPr>
-              <w:instrText xml:space="preserve"> PAGEREF _Toc233453466 \h </w:instrText>
+              <w:instrText xml:space="preserve"> PAGEREF _Toc233555464 \h </w:instrText>
             </w:r>
             <w:r>
               <w:rPr>
@@ -1126,7 +1199,7 @@
                 <w:noProof/>
                 <w:webHidden/>
               </w:rPr>
-              <w:t>11</w:t>
+              <w:t>13</w:t>
             </w:r>
             <w:r>
               <w:rPr>
@@ -1151,7 +1224,7 @@
               <w14:ligatures w14:val="standardContextual"/>
             </w:rPr>
           </w:pPr>
-          <w:hyperlink w:anchor="_Toc233453467" w:history="1">
+          <w:hyperlink w:anchor="_Toc233555465" w:history="1">
             <w:r>
               <w:rPr>
                 <w:rStyle w:val="Hyperlink"/>
@@ -1179,7 +1252,7 @@
                 <w:noProof/>
                 <w:webHidden/>
               </w:rPr>
-              <w:instrText xml:space="preserve"> PAGEREF _Toc233453467 \h </w:instrText>
+              <w:instrText xml:space="preserve"> PAGEREF _Toc233555465 \h </w:instrText>
             </w:r>
             <w:r>
               <w:rPr>
@@ -1199,7 +1272,7 @@
                 <w:noProof/>
                 <w:webHidden/>
               </w:rPr>
-              <w:t>11</w:t>
+              <w:t>13</w:t>
             </w:r>
             <w:r>
               <w:rPr>
@@ -1224,7 +1297,7 @@
               <w14:ligatures w14:val="standardContextual"/>
             </w:rPr>
           </w:pPr>
-          <w:hyperlink w:anchor="_Toc233453468" w:history="1">
+          <w:hyperlink w:anchor="_Toc233555466" w:history="1">
             <w:r>
               <w:rPr>
                 <w:rStyle w:val="Hyperlink"/>
@@ -1252,7 +1325,7 @@
                 <w:noProof/>
                 <w:webHidden/>
               </w:rPr>
-              <w:instrText xml:space="preserve"> PAGEREF _Toc233453468 \h </w:instrText>
+              <w:instrText xml:space="preserve"> PAGEREF _Toc233555466 \h </w:instrText>
             </w:r>
             <w:r>
               <w:rPr>
@@ -1272,7 +1345,7 @@
                 <w:noProof/>
                 <w:webHidden/>
               </w:rPr>
-              <w:t>11</w:t>
+              <w:t>14</w:t>
             </w:r>
             <w:r>
               <w:rPr>
@@ -1307,7 +1380,7 @@
           <w:lang w:val="de-DE"/>
         </w:rPr>
       </w:pPr>
-      <w:bookmarkStart w:id="0" w:name="_Toc233453452"/>
+      <w:bookmarkStart w:id="0" w:name="_Toc233555449"/>
       <w:r>
         <w:rPr>
           <w:lang w:val="de-DE"/>
@@ -1331,7 +1404,7 @@
           <w:lang w:val="de-DE"/>
         </w:rPr>
       </w:pPr>
-      <w:bookmarkStart w:id="1" w:name="_Toc233453453"/>
+      <w:bookmarkStart w:id="1" w:name="_Toc233555450"/>
       <w:r>
         <w:rPr>
           <w:lang w:val="de-DE"/>
@@ -1408,7 +1481,7 @@
           <w:lang w:val="de-DE"/>
         </w:rPr>
       </w:pPr>
-      <w:bookmarkStart w:id="2" w:name="_Toc233453454"/>
+      <w:bookmarkStart w:id="2" w:name="_Toc233555451"/>
       <w:r>
         <w:rPr>
           <w:lang w:val="de-DE"/>
@@ -1944,6 +2017,153 @@
         <w:t xml:space="preserve"> aufgeführt werden, nehmen größere Nachbarschaftsdistanzen wahr.</w:t>
       </w:r>
     </w:p>
+    <w:tbl>
+      <w:tblPr>
+        <w:tblStyle w:val="TableGrid"/>
+        <w:tblW w:w="0" w:type="auto"/>
+        <w:tblLook w:val="04A0" w:firstRow="1" w:lastRow="0" w:firstColumn="1" w:lastColumn="0" w:noHBand="0" w:noVBand="1"/>
+      </w:tblPr>
+      <w:tblGrid>
+        <w:gridCol w:w="4675"/>
+        <w:gridCol w:w="4675"/>
+      </w:tblGrid>
+      <w:tr>
+        <w:tc>
+          <w:tcPr>
+            <w:tcW w:w="4675" w:type="dxa"/>
+          </w:tcPr>
+          <w:p>
+            <w:pPr>
+              <w:jc w:val="center"/>
+              <w:rPr>
+                <w:lang w:val="de-DE"/>
+              </w:rPr>
+            </w:pPr>
+            <w:r>
+              <w:rPr>
+                <w:noProof/>
+                <w:lang w:val="de-DE"/>
+              </w:rPr>
+              <w:drawing>
+                <wp:inline distT="0" distB="0" distL="0" distR="0" wp14:anchorId="20021D99" wp14:editId="6BE8A581">
+                  <wp:extent cx="1526650" cy="1526650"/>
+                  <wp:effectExtent l="0" t="0" r="0" b="0"/>
+                  <wp:docPr id="26331621" name="Picture 7"/>
+                  <wp:cNvGraphicFramePr>
+                    <a:graphicFrameLocks xmlns:a="http://schemas.openxmlformats.org/drawingml/2006/main" noChangeAspect="1"/>
+                  </wp:cNvGraphicFramePr>
+                  <a:graphic xmlns:a="http://schemas.openxmlformats.org/drawingml/2006/main">
+                    <a:graphicData uri="http://schemas.openxmlformats.org/drawingml/2006/picture">
+                      <pic:pic xmlns:pic="http://schemas.openxmlformats.org/drawingml/2006/picture">
+                        <pic:nvPicPr>
+                          <pic:cNvPr id="0" name="Picture 7"/>
+                          <pic:cNvPicPr>
+                            <a:picLocks noChangeAspect="1" noChangeArrowheads="1"/>
+                          </pic:cNvPicPr>
+                        </pic:nvPicPr>
+                        <pic:blipFill>
+                          <a:blip r:embed="rId6">
+                            <a:extLst>
+                              <a:ext uri="{28A0092B-C50C-407E-A947-70E740481C1C}">
+                                <a14:useLocalDpi xmlns:a14="http://schemas.microsoft.com/office/drawing/2010/main" val="0"/>
+                              </a:ext>
+                            </a:extLst>
+                          </a:blip>
+                          <a:srcRect/>
+                          <a:stretch>
+                            <a:fillRect/>
+                          </a:stretch>
+                        </pic:blipFill>
+                        <pic:spPr bwMode="auto">
+                          <a:xfrm>
+                            <a:off x="0" y="0"/>
+                            <a:ext cx="1528317" cy="1528317"/>
+                          </a:xfrm>
+                          <a:prstGeom prst="rect">
+                            <a:avLst/>
+                          </a:prstGeom>
+                          <a:noFill/>
+                          <a:ln>
+                            <a:noFill/>
+                          </a:ln>
+                        </pic:spPr>
+                      </pic:pic>
+                    </a:graphicData>
+                  </a:graphic>
+                </wp:inline>
+              </w:drawing>
+            </w:r>
+          </w:p>
+        </w:tc>
+        <w:tc>
+          <w:tcPr>
+            <w:tcW w:w="4675" w:type="dxa"/>
+          </w:tcPr>
+          <w:p>
+            <w:pPr>
+              <w:jc w:val="center"/>
+              <w:rPr>
+                <w:lang w:val="de-DE"/>
+              </w:rPr>
+            </w:pPr>
+            <w:r>
+              <w:rPr>
+                <w:noProof/>
+                <w:lang w:val="de-DE"/>
+              </w:rPr>
+              <w:drawing>
+                <wp:inline distT="0" distB="0" distL="0" distR="0" wp14:anchorId="0C59E9B6" wp14:editId="54B5F40B">
+                  <wp:extent cx="1502797" cy="1502797"/>
+                  <wp:effectExtent l="0" t="0" r="2540" b="2540"/>
+                  <wp:docPr id="522394201" name="Picture 8"/>
+                  <wp:cNvGraphicFramePr>
+                    <a:graphicFrameLocks xmlns:a="http://schemas.openxmlformats.org/drawingml/2006/main" noChangeAspect="1"/>
+                  </wp:cNvGraphicFramePr>
+                  <a:graphic xmlns:a="http://schemas.openxmlformats.org/drawingml/2006/main">
+                    <a:graphicData uri="http://schemas.openxmlformats.org/drawingml/2006/picture">
+                      <pic:pic xmlns:pic="http://schemas.openxmlformats.org/drawingml/2006/picture">
+                        <pic:nvPicPr>
+                          <pic:cNvPr id="0" name="Picture 8"/>
+                          <pic:cNvPicPr>
+                            <a:picLocks noChangeAspect="1" noChangeArrowheads="1"/>
+                          </pic:cNvPicPr>
+                        </pic:nvPicPr>
+                        <pic:blipFill>
+                          <a:blip r:embed="rId7">
+                            <a:extLst>
+                              <a:ext uri="{28A0092B-C50C-407E-A947-70E740481C1C}">
+                                <a14:useLocalDpi xmlns:a14="http://schemas.microsoft.com/office/drawing/2010/main" val="0"/>
+                              </a:ext>
+                            </a:extLst>
+                          </a:blip>
+                          <a:srcRect/>
+                          <a:stretch>
+                            <a:fillRect/>
+                          </a:stretch>
+                        </pic:blipFill>
+                        <pic:spPr bwMode="auto">
+                          <a:xfrm>
+                            <a:off x="0" y="0"/>
+                            <a:ext cx="1512497" cy="1512497"/>
+                          </a:xfrm>
+                          <a:prstGeom prst="rect">
+                            <a:avLst/>
+                          </a:prstGeom>
+                          <a:noFill/>
+                          <a:ln>
+                            <a:noFill/>
+                          </a:ln>
+                        </pic:spPr>
+                      </pic:pic>
+                    </a:graphicData>
+                  </a:graphic>
+                </wp:inline>
+              </w:drawing>
+            </w:r>
+          </w:p>
+        </w:tc>
+      </w:tr>
+    </w:tbl>
     <w:p>
       <w:pPr>
         <w:rPr>
@@ -2213,6 +2433,7 @@
         <w:rPr>
           <w:lang w:val="de-DE"/>
         </w:rPr>
+        <w:lastRenderedPageBreak/>
         <w:t>Hierbei ist anzumerken, dass die Evolution aller Zellen</w:t>
       </w:r>
       <w:r>
@@ -2356,7 +2577,6 @@
         <w:rPr>
           <w:lang w:val="de-DE"/>
         </w:rPr>
-        <w:lastRenderedPageBreak/>
         <w:t>Darüberhinaus</w:t>
       </w:r>
       <w:r>
@@ -2403,7 +2623,7 @@
           <w:lang w:val="de-DE"/>
         </w:rPr>
       </w:pPr>
-      <w:bookmarkStart w:id="3" w:name="_Toc233453455"/>
+      <w:bookmarkStart w:id="3" w:name="_Toc233555452"/>
       <w:r>
         <w:rPr>
           <w:lang w:val="de-DE"/>
@@ -3060,6 +3280,7 @@
         <w:rPr>
           <w:lang w:val="de-DE"/>
         </w:rPr>
+        <w:lastRenderedPageBreak/>
         <w:t xml:space="preserve">Der Mean-Filter </w:t>
       </w:r>
       <w:r>
@@ -3334,7 +3555,6 @@
         <w:rPr>
           <w:lang w:val="de-DE"/>
         </w:rPr>
-        <w:lastRenderedPageBreak/>
         <w:t xml:space="preserve">Der Median-Filter </w:t>
       </w:r>
       <w:r>
@@ -3848,7 +4068,7 @@
           <w:lang w:val="de-DE"/>
         </w:rPr>
       </w:pPr>
-      <w:bookmarkStart w:id="4" w:name="_Toc233453456"/>
+      <w:bookmarkStart w:id="4" w:name="_Toc233555453"/>
       <w:r>
         <w:rPr>
           <w:lang w:val="de-DE"/>
@@ -4244,6 +4464,7 @@
                     <w:rFonts w:ascii="Cambria Math" w:hAnsi="Cambria Math"/>
                     <w:lang w:val="de-DE"/>
                   </w:rPr>
+                  <w:lastRenderedPageBreak/>
                   <m:t>MSE=</m:t>
                 </m:r>
                 <m:f>
@@ -4692,7 +4913,6 @@
                     <w:rFonts w:ascii="Cambria Math" w:hAnsi="Cambria Math"/>
                     <w:lang w:val="de-DE"/>
                   </w:rPr>
-                  <w:lastRenderedPageBreak/>
                   <m:t>SSIM</m:t>
                 </m:r>
                 <m:d>
@@ -5499,7 +5719,7 @@
           <w:lang w:val="de-DE"/>
         </w:rPr>
       </w:pPr>
-      <w:bookmarkStart w:id="5" w:name="_Toc233453457"/>
+      <w:bookmarkStart w:id="5" w:name="_Toc233555454"/>
       <w:r>
         <w:rPr>
           <w:lang w:val="de-DE"/>
@@ -5626,7 +5846,7 @@
           <w:lang w:val="de-DE"/>
         </w:rPr>
       </w:pPr>
-      <w:bookmarkStart w:id="6" w:name="_Toc233453458"/>
+      <w:bookmarkStart w:id="6" w:name="_Toc233555455"/>
       <w:r>
         <w:rPr>
           <w:lang w:val="de-DE"/>
@@ -5750,6 +5970,7 @@
         <w:rPr>
           <w:lang w:val="de-DE"/>
         </w:rPr>
+        <w:lastRenderedPageBreak/>
         <w:t>Der Abbildung [Nummer]</w:t>
       </w:r>
       <w:r>
@@ -5806,7 +6027,6 @@
         <w:rPr>
           <w:lang w:val="de-DE"/>
         </w:rPr>
-        <w:lastRenderedPageBreak/>
         <w:t xml:space="preserve">Die Autoren begründen diese statische Vorgehensweise und Definition – im Gegensatz zu einem adaptiven Verfahren wie [Sogamoso, Nummer] – außerdem damit, dass es vor allem in Bereichen, die besonders stark verrauscht oder reich an Textur sind, eine stabile und vorhersehbare Leistung abgibt [Nummer, Page 7]. </w:t>
       </w:r>
     </w:p>
@@ -6935,25 +7155,12 @@
     </w:p>
     <w:p>
       <w:pPr>
-        <w:rPr>
-          <w:lang w:val="de-DE"/>
-        </w:rPr>
-      </w:pPr>
-      <w:r>
-        <w:rPr>
-          <w:lang w:val="de-DE"/>
-        </w:rPr>
-        <w:t>Im Vergleich mit anderen Verfahren wieß der Kong-Choi-Algorithmus meist überlegene Effektivität hervor. Seine Herangehensweise erlaubt für eine hohe Kontrolle über das Ergebnisbild, was ein Vorteil bei einzeln abgehandelten Fällen bringen sollte. Auf der anderen Seite ist diese Art von Ergebnisüberwachung bei einem enormen Datensatz, wie es im machinellen Lernen oder dergleichen verwendet wird, jedoch nicht vertretbar.</w:t>
-      </w:r>
-    </w:p>
-    <w:p>
-      <w:pPr>
         <w:pStyle w:val="Heading3"/>
         <w:rPr>
           <w:lang w:val="de-DE"/>
         </w:rPr>
       </w:pPr>
-      <w:bookmarkStart w:id="7" w:name="_Toc233453459"/>
+      <w:bookmarkStart w:id="7" w:name="_Toc233555456"/>
       <w:r>
         <w:rPr>
           <w:lang w:val="de-DE"/>
@@ -6977,41 +7184,377 @@
     <w:p>
       <w:pPr>
         <w:rPr>
-          <w:color w:val="FFC000"/>
-          <w:lang w:val="de-DE"/>
-        </w:rPr>
-      </w:pPr>
-      <w:r>
-        <w:rPr>
-          <w:color w:val="FFC000"/>
-          <w:lang w:val="de-DE"/>
-        </w:rPr>
-        <w:t>Hier stellt sich die Frage, ob es möglich ist, die Mindestanzahl an Iteration in Relation zur der prozentualen Bildverrauschen, welche Kong und Choi für das Lena Bild aufgestellt haben, zu verallgemeinern, sodass es gewisse Richtwerte gibt, mit denen man arbeiten kann.</w:t>
+          <w:lang w:val="de-DE"/>
+        </w:rPr>
+      </w:pPr>
+      <w:r>
+        <w:rPr>
+          <w:lang w:val="de-DE"/>
+        </w:rPr>
+        <w:lastRenderedPageBreak/>
+        <w:t>Im grundlegendem Vergleich mit dem Median Filter</w:t>
+      </w:r>
+      <w:r>
+        <w:rPr>
+          <w:lang w:val="de-DE"/>
+        </w:rPr>
+        <w:t xml:space="preserve"> weist der Kong-Choi-Algorithmus überlegene Effektivität bei jeglicher Rauschdichte hervor</w:t>
+      </w:r>
+      <w:r>
+        <w:rPr>
+          <w:lang w:val="de-DE"/>
+        </w:rPr>
+        <w:t xml:space="preserve"> (siehe </w:t>
+      </w:r>
+      <w:r>
+        <w:rPr>
+          <w:highlight w:val="cyan"/>
+          <w:lang w:val="de-DE"/>
+        </w:rPr>
+        <w:t>Abb. Nr)</w:t>
+      </w:r>
+      <w:r>
+        <w:rPr>
+          <w:lang w:val="de-DE"/>
+        </w:rPr>
+        <w:t>.</w:t>
+      </w:r>
+      <w:r>
+        <w:rPr>
+          <w:lang w:val="de-DE"/>
+        </w:rPr>
+        <w:t xml:space="preserve"> </w:t>
+      </w:r>
+      <w:r>
+        <w:rPr>
+          <w:lang w:val="de-DE"/>
+        </w:rPr>
+        <w:t xml:space="preserve">Vor allem beim SSIM </w:t>
+      </w:r>
+      <w:r>
+        <w:rPr>
+          <w:lang w:val="de-DE"/>
+        </w:rPr>
+        <w:t xml:space="preserve">erreicht das Verfahren </w:t>
+      </w:r>
+      <w:r>
+        <w:rPr>
+          <w:lang w:val="de-DE"/>
+        </w:rPr>
+        <w:t xml:space="preserve">konsistente und strukturell hochwertige Ergebnisse, </w:t>
+      </w:r>
+      <w:r>
+        <w:rPr>
+          <w:lang w:val="de-DE"/>
+        </w:rPr>
+        <w:t xml:space="preserve">die erst bei besonders hoher Rauschdichte </w:t>
+      </w:r>
+      <w:r>
+        <w:rPr>
+          <w:lang w:val="de-DE"/>
+        </w:rPr>
+        <w:t>abfällt.</w:t>
+      </w:r>
+    </w:p>
+    <w:tbl>
+      <w:tblPr>
+        <w:tblStyle w:val="TableGrid"/>
+        <w:tblW w:w="0" w:type="auto"/>
+        <w:tblLook w:val="04A0" w:firstRow="1" w:lastRow="0" w:firstColumn="1" w:lastColumn="0" w:noHBand="0" w:noVBand="1"/>
+      </w:tblPr>
+      <w:tblGrid>
+        <w:gridCol w:w="4675"/>
+        <w:gridCol w:w="4675"/>
+      </w:tblGrid>
+      <w:tr>
+        <w:tc>
+          <w:tcPr>
+            <w:tcW w:w="4675" w:type="dxa"/>
+          </w:tcPr>
+          <w:p>
+            <w:pPr>
+              <w:jc w:val="center"/>
+              <w:rPr>
+                <w:color w:val="FFC000"/>
+                <w:lang w:val="de-DE"/>
+              </w:rPr>
+            </w:pPr>
+            <w:r>
+              <w:rPr>
+                <w:noProof/>
+                <w:color w:val="FFC000"/>
+                <w:lang w:val="de-DE"/>
+              </w:rPr>
+              <w:drawing>
+                <wp:inline distT="0" distB="0" distL="0" distR="0" wp14:anchorId="417C5F4C" wp14:editId="5B60C6AB">
+                  <wp:extent cx="2806810" cy="1337691"/>
+                  <wp:effectExtent l="0" t="0" r="0" b="0"/>
+                  <wp:docPr id="1279992341" name="Picture 2"/>
+                  <wp:cNvGraphicFramePr>
+                    <a:graphicFrameLocks xmlns:a="http://schemas.openxmlformats.org/drawingml/2006/main" noChangeAspect="1"/>
+                  </wp:cNvGraphicFramePr>
+                  <a:graphic xmlns:a="http://schemas.openxmlformats.org/drawingml/2006/main">
+                    <a:graphicData uri="http://schemas.openxmlformats.org/drawingml/2006/picture">
+                      <pic:pic xmlns:pic="http://schemas.openxmlformats.org/drawingml/2006/picture">
+                        <pic:nvPicPr>
+                          <pic:cNvPr id="0" name="Picture 2"/>
+                          <pic:cNvPicPr>
+                            <a:picLocks noChangeAspect="1" noChangeArrowheads="1"/>
+                          </pic:cNvPicPr>
+                        </pic:nvPicPr>
+                        <pic:blipFill>
+                          <a:blip r:embed="rId8" cstate="print">
+                            <a:extLst>
+                              <a:ext uri="{28A0092B-C50C-407E-A947-70E740481C1C}">
+                                <a14:useLocalDpi xmlns:a14="http://schemas.microsoft.com/office/drawing/2010/main" val="0"/>
+                              </a:ext>
+                            </a:extLst>
+                          </a:blip>
+                          <a:srcRect/>
+                          <a:stretch>
+                            <a:fillRect/>
+                          </a:stretch>
+                        </pic:blipFill>
+                        <pic:spPr bwMode="auto">
+                          <a:xfrm>
+                            <a:off x="0" y="0"/>
+                            <a:ext cx="2817063" cy="1342577"/>
+                          </a:xfrm>
+                          <a:prstGeom prst="rect">
+                            <a:avLst/>
+                          </a:prstGeom>
+                          <a:noFill/>
+                          <a:ln>
+                            <a:noFill/>
+                          </a:ln>
+                        </pic:spPr>
+                      </pic:pic>
+                    </a:graphicData>
+                  </a:graphic>
+                </wp:inline>
+              </w:drawing>
+            </w:r>
+          </w:p>
+        </w:tc>
+        <w:tc>
+          <w:tcPr>
+            <w:tcW w:w="4675" w:type="dxa"/>
+          </w:tcPr>
+          <w:p>
+            <w:pPr>
+              <w:jc w:val="center"/>
+              <w:rPr>
+                <w:color w:val="FFC000"/>
+                <w:lang w:val="de-DE"/>
+              </w:rPr>
+            </w:pPr>
+            <w:r>
+              <w:rPr>
+                <w:noProof/>
+                <w:color w:val="FFC000"/>
+                <w:lang w:val="de-DE"/>
+              </w:rPr>
+              <w:drawing>
+                <wp:inline distT="0" distB="0" distL="0" distR="0" wp14:anchorId="2AB262B7" wp14:editId="1881E318">
+                  <wp:extent cx="2727298" cy="1299797"/>
+                  <wp:effectExtent l="0" t="0" r="0" b="0"/>
+                  <wp:docPr id="140432352" name="Picture 3"/>
+                  <wp:cNvGraphicFramePr>
+                    <a:graphicFrameLocks xmlns:a="http://schemas.openxmlformats.org/drawingml/2006/main" noChangeAspect="1"/>
+                  </wp:cNvGraphicFramePr>
+                  <a:graphic xmlns:a="http://schemas.openxmlformats.org/drawingml/2006/main">
+                    <a:graphicData uri="http://schemas.openxmlformats.org/drawingml/2006/picture">
+                      <pic:pic xmlns:pic="http://schemas.openxmlformats.org/drawingml/2006/picture">
+                        <pic:nvPicPr>
+                          <pic:cNvPr id="0" name="Picture 3"/>
+                          <pic:cNvPicPr>
+                            <a:picLocks noChangeAspect="1" noChangeArrowheads="1"/>
+                          </pic:cNvPicPr>
+                        </pic:nvPicPr>
+                        <pic:blipFill>
+                          <a:blip r:embed="rId9" cstate="print">
+                            <a:extLst>
+                              <a:ext uri="{28A0092B-C50C-407E-A947-70E740481C1C}">
+                                <a14:useLocalDpi xmlns:a14="http://schemas.microsoft.com/office/drawing/2010/main" val="0"/>
+                              </a:ext>
+                            </a:extLst>
+                          </a:blip>
+                          <a:srcRect/>
+                          <a:stretch>
+                            <a:fillRect/>
+                          </a:stretch>
+                        </pic:blipFill>
+                        <pic:spPr bwMode="auto">
+                          <a:xfrm>
+                            <a:off x="0" y="0"/>
+                            <a:ext cx="2742769" cy="1307170"/>
+                          </a:xfrm>
+                          <a:prstGeom prst="rect">
+                            <a:avLst/>
+                          </a:prstGeom>
+                          <a:noFill/>
+                          <a:ln>
+                            <a:noFill/>
+                          </a:ln>
+                        </pic:spPr>
+                      </pic:pic>
+                    </a:graphicData>
+                  </a:graphic>
+                </wp:inline>
+              </w:drawing>
+            </w:r>
+          </w:p>
+        </w:tc>
+      </w:tr>
+    </w:tbl>
+    <w:p>
+      <w:pPr>
+        <w:rPr>
+          <w:lang w:val="de-DE"/>
+        </w:rPr>
+      </w:pPr>
+      <w:r>
+        <w:rPr>
+          <w:lang w:val="de-DE"/>
+        </w:rPr>
+        <w:t>Seine Herangehensweise erlaubt für eine hohe Kontrolle über das Ergebnisbild, was ein</w:t>
+      </w:r>
+      <w:r>
+        <w:rPr>
+          <w:lang w:val="de-DE"/>
+        </w:rPr>
+        <w:t>en</w:t>
+      </w:r>
+      <w:r>
+        <w:rPr>
+          <w:lang w:val="de-DE"/>
+        </w:rPr>
+        <w:t xml:space="preserve"> Vorteil bei einzeln abgehandelten Fällen bringen sollte.</w:t>
+      </w:r>
+      <w:r>
+        <w:rPr>
+          <w:lang w:val="de-DE"/>
+        </w:rPr>
+        <w:t xml:space="preserve"> </w:t>
+      </w:r>
+      <w:r>
+        <w:rPr>
+          <w:lang w:val="de-DE"/>
+        </w:rPr>
+        <w:t>Auf der anderen Seite ist</w:t>
+      </w:r>
+      <w:r>
+        <w:rPr>
+          <w:lang w:val="de-DE"/>
+        </w:rPr>
+        <w:t xml:space="preserve"> jedoch</w:t>
+      </w:r>
+      <w:r>
+        <w:rPr>
+          <w:lang w:val="de-DE"/>
+        </w:rPr>
+        <w:t xml:space="preserve"> diese Art von Ergebnisüberwachung bei einem enormen Datensatz, wie es im machinellen Lernen oder dergleichen </w:t>
+      </w:r>
+      <w:r>
+        <w:rPr>
+          <w:lang w:val="de-DE"/>
+        </w:rPr>
+        <w:t>auftritt</w:t>
+      </w:r>
+      <w:r>
+        <w:rPr>
+          <w:lang w:val="de-DE"/>
+        </w:rPr>
+        <w:t xml:space="preserve">, jedoch </w:t>
+      </w:r>
+      <w:r>
+        <w:rPr>
+          <w:lang w:val="de-DE"/>
+        </w:rPr>
+        <w:t>nur bedingt</w:t>
+      </w:r>
+      <w:r>
+        <w:rPr>
+          <w:lang w:val="de-DE"/>
+        </w:rPr>
+        <w:t xml:space="preserve"> vertretbar.</w:t>
       </w:r>
     </w:p>
     <w:p>
       <w:pPr>
         <w:rPr>
-          <w:color w:val="FFC000"/>
-          <w:lang w:val="de-DE"/>
-        </w:rPr>
-      </w:pPr>
-      <w:r>
-        <w:rPr>
-          <w:color w:val="FFC000"/>
-          <w:lang w:val="de-DE"/>
-        </w:rPr>
-        <w:lastRenderedPageBreak/>
-        <w:t>Da jedoch der Algorithmus rechnerisch sehr effizient ist, sollte es, abhängig vom machinellen Lernverfahren, auch möglich sein, den Datensatz mit verschiedenen Iterationsanzahlen durchzutesten und diese als weiteren Algorithmusparameter anzusehen.</w:t>
+          <w:lang w:val="de-DE"/>
+        </w:rPr>
+      </w:pPr>
+      <w:r>
+        <w:rPr>
+          <w:lang w:val="de-DE"/>
+        </w:rPr>
+        <w:t xml:space="preserve">Hier stellt sich die Frage, ob es möglich </w:t>
+      </w:r>
+      <w:r>
+        <w:rPr>
+          <w:lang w:val="de-DE"/>
+        </w:rPr>
+        <w:t>wäre</w:t>
+      </w:r>
+      <w:r>
+        <w:rPr>
+          <w:lang w:val="de-DE"/>
+        </w:rPr>
+        <w:t xml:space="preserve">, die Mindestanzahl an Iteration in Relation zu der prozentualen </w:t>
+      </w:r>
+      <w:r>
+        <w:rPr>
+          <w:lang w:val="de-DE"/>
+        </w:rPr>
+        <w:t>Rauschdichte</w:t>
+      </w:r>
+      <w:r>
+        <w:rPr>
+          <w:lang w:val="de-DE"/>
+        </w:rPr>
+        <w:t xml:space="preserve"> zu verallgemeinern, sodass es gewisse Richtwerte gibt, </w:t>
+      </w:r>
+      <w:r>
+        <w:rPr>
+          <w:lang w:val="de-DE"/>
+        </w:rPr>
+        <w:t>mit denen der Filter initialisiert werden kann</w:t>
+      </w:r>
+      <w:r>
+        <w:rPr>
+          <w:lang w:val="de-DE"/>
+        </w:rPr>
+        <w:t>.</w:t>
+      </w:r>
+      <w:r>
+        <w:rPr>
+          <w:lang w:val="de-DE"/>
+        </w:rPr>
+        <w:t xml:space="preserve"> In [Nummer] </w:t>
+      </w:r>
+      <w:r>
+        <w:rPr>
+          <w:lang w:val="de-DE"/>
+        </w:rPr>
+        <w:t>wurde</w:t>
+      </w:r>
+      <w:r>
+        <w:rPr>
+          <w:lang w:val="de-DE"/>
+        </w:rPr>
+        <w:t xml:space="preserve"> beispielsweise</w:t>
+      </w:r>
+      <w:r>
+        <w:rPr>
+          <w:lang w:val="de-DE"/>
+        </w:rPr>
+        <w:t xml:space="preserve"> solch eine Tabelle für das Lena Testbild aufgestellt.</w:t>
       </w:r>
     </w:p>
     <w:p>
       <w:pPr>
-        <w:pStyle w:val="ListParagraph"/>
-        <w:numPr>
-          <w:ilvl w:val="0"/>
-          <w:numId w:val="18"/>
-        </w:numPr>
         <w:rPr>
           <w:color w:val="FFC000"/>
           <w:lang w:val="de-DE"/>
@@ -7019,59 +7562,20 @@
       </w:pPr>
       <w:r>
         <w:rPr>
-          <w:lang w:val="de-DE"/>
-        </w:rPr>
-        <w:t xml:space="preserve">Sehr </w:t>
-      </w:r>
-      <w:r>
-        <w:rPr>
-          <w:lang w:val="de-DE"/>
-        </w:rPr>
-        <w:t>simpel aufgebaut</w:t>
+          <w:color w:val="FFC000"/>
+          <w:lang w:val="de-DE"/>
+        </w:rPr>
+        <w:br w:type="page"/>
       </w:r>
     </w:p>
     <w:p>
       <w:pPr>
-        <w:pStyle w:val="ListParagraph"/>
-        <w:numPr>
-          <w:ilvl w:val="0"/>
-          <w:numId w:val="18"/>
-        </w:numPr>
-        <w:rPr>
-          <w:color w:val="FFC000"/>
-          <w:lang w:val="de-DE"/>
-        </w:rPr>
-      </w:pPr>
-      <w:r>
-        <w:rPr>
-          <w:lang w:val="de-DE"/>
-        </w:rPr>
-        <w:t>TODO: vergleichsgraph median</w:t>
-      </w:r>
-    </w:p>
-    <w:p>
-      <w:pPr>
-        <w:rPr>
-          <w:color w:val="FFC000"/>
-          <w:lang w:val="de-DE"/>
-        </w:rPr>
-      </w:pPr>
-      <w:r>
-        <w:rPr>
-          <w:color w:val="FFC000"/>
-          <w:lang w:val="de-DE"/>
-        </w:rPr>
-        <w:br w:type="page"/>
-      </w:r>
-    </w:p>
-    <w:p>
-      <w:pPr>
         <w:pStyle w:val="Heading2"/>
         <w:rPr>
           <w:lang w:val="de-DE"/>
         </w:rPr>
       </w:pPr>
-      <w:bookmarkStart w:id="8" w:name="_Toc233453460"/>
+      <w:bookmarkStart w:id="8" w:name="_Toc233555457"/>
       <w:r>
         <w:rPr>
           <w:lang w:val="de-DE"/>
@@ -8786,13 +9290,14 @@
           <w:lang w:val="de-DE"/>
         </w:rPr>
       </w:pPr>
-      <w:bookmarkStart w:id="9" w:name="_Toc233453461"/>
+      <w:bookmarkStart w:id="9" w:name="_Toc233555458"/>
       <w:r>
         <w:rPr>
           <w:lang w:val="de-DE"/>
         </w:rPr>
         <w:t>Evaluation des MERIG Algorithmus</w:t>
       </w:r>
+      <w:bookmarkEnd w:id="9"/>
     </w:p>
     <w:p>
       <w:pPr>
@@ -8830,6 +9335,85 @@
         <w:t>TODO: vergleichsgraph mit median</w:t>
       </w:r>
     </w:p>
+    <w:tbl>
+      <w:tblPr>
+        <w:tblStyle w:val="TableGrid"/>
+        <w:tblW w:w="0" w:type="auto"/>
+        <w:tblLook w:val="04A0" w:firstRow="1" w:lastRow="0" w:firstColumn="1" w:lastColumn="0" w:noHBand="0" w:noVBand="1"/>
+      </w:tblPr>
+      <w:tblGrid>
+        <w:gridCol w:w="9350"/>
+      </w:tblGrid>
+      <w:tr>
+        <w:tc>
+          <w:tcPr>
+            <w:tcW w:w="9350" w:type="dxa"/>
+          </w:tcPr>
+          <w:p>
+            <w:pPr>
+              <w:jc w:val="center"/>
+              <w:rPr>
+                <w:lang w:val="de-DE"/>
+              </w:rPr>
+            </w:pPr>
+            <w:r>
+              <w:rPr>
+                <w:noProof/>
+                <w:lang w:val="de-DE"/>
+              </w:rPr>
+              <w:drawing>
+                <wp:inline distT="0" distB="0" distL="0" distR="0" wp14:anchorId="1E24486C" wp14:editId="2A773E60">
+                  <wp:extent cx="4078704" cy="1943859"/>
+                  <wp:effectExtent l="0" t="0" r="0" b="0"/>
+                  <wp:docPr id="1028576447" name="Picture 4"/>
+                  <wp:cNvGraphicFramePr>
+                    <a:graphicFrameLocks xmlns:a="http://schemas.openxmlformats.org/drawingml/2006/main" noChangeAspect="1"/>
+                  </wp:cNvGraphicFramePr>
+                  <a:graphic xmlns:a="http://schemas.openxmlformats.org/drawingml/2006/main">
+                    <a:graphicData uri="http://schemas.openxmlformats.org/drawingml/2006/picture">
+                      <pic:pic xmlns:pic="http://schemas.openxmlformats.org/drawingml/2006/picture">
+                        <pic:nvPicPr>
+                          <pic:cNvPr id="0" name="Picture 4"/>
+                          <pic:cNvPicPr>
+                            <a:picLocks noChangeAspect="1" noChangeArrowheads="1"/>
+                          </pic:cNvPicPr>
+                        </pic:nvPicPr>
+                        <pic:blipFill>
+                          <a:blip r:embed="rId10">
+                            <a:extLst>
+                              <a:ext uri="{28A0092B-C50C-407E-A947-70E740481C1C}">
+                                <a14:useLocalDpi xmlns:a14="http://schemas.microsoft.com/office/drawing/2010/main" val="0"/>
+                              </a:ext>
+                            </a:extLst>
+                          </a:blip>
+                          <a:srcRect/>
+                          <a:stretch>
+                            <a:fillRect/>
+                          </a:stretch>
+                        </pic:blipFill>
+                        <pic:spPr bwMode="auto">
+                          <a:xfrm>
+                            <a:off x="0" y="0"/>
+                            <a:ext cx="4103154" cy="1955512"/>
+                          </a:xfrm>
+                          <a:prstGeom prst="rect">
+                            <a:avLst/>
+                          </a:prstGeom>
+                          <a:noFill/>
+                          <a:ln>
+                            <a:noFill/>
+                          </a:ln>
+                        </pic:spPr>
+                      </pic:pic>
+                    </a:graphicData>
+                  </a:graphic>
+                </wp:inline>
+              </w:drawing>
+            </w:r>
+          </w:p>
+        </w:tc>
+      </w:tr>
+    </w:tbl>
     <w:p>
       <w:pPr>
         <w:rPr>
@@ -8839,24 +9423,10 @@
     </w:p>
     <w:p>
       <w:pPr>
-        <w:pStyle w:val="Heading2"/>
-        <w:rPr>
-          <w:lang w:val="de-DE"/>
-        </w:rPr>
-      </w:pPr>
-      <w:r>
-        <w:rPr>
-          <w:lang w:val="de-DE"/>
-        </w:rPr>
-        <w:t>Sadeghi et al: Identifikation un</w:t>
-      </w:r>
-      <w:r>
-        <w:rPr>
-          <w:lang w:val="de-DE"/>
-        </w:rPr>
-        <w:t>d Restauration durch CA</w:t>
-      </w:r>
-      <w:bookmarkEnd w:id="9"/>
+        <w:rPr>
+          <w:lang w:val="de-DE"/>
+        </w:rPr>
+      </w:pPr>
     </w:p>
     <w:p>
       <w:pPr>
@@ -8868,6 +9438,42 @@
         <w:rPr>
           <w:lang w:val="de-DE"/>
         </w:rPr>
+        <w:br w:type="page"/>
+      </w:r>
+    </w:p>
+    <w:p>
+      <w:pPr>
+        <w:pStyle w:val="Heading2"/>
+        <w:rPr>
+          <w:lang w:val="de-DE"/>
+        </w:rPr>
+      </w:pPr>
+      <w:bookmarkStart w:id="10" w:name="_Toc233555459"/>
+      <w:r>
+        <w:rPr>
+          <w:lang w:val="de-DE"/>
+        </w:rPr>
+        <w:lastRenderedPageBreak/>
+        <w:t>Sadeghi et al: Identifikation un</w:t>
+      </w:r>
+      <w:r>
+        <w:rPr>
+          <w:lang w:val="de-DE"/>
+        </w:rPr>
+        <w:t>d Restauration durch CA</w:t>
+      </w:r>
+      <w:bookmarkEnd w:id="10"/>
+    </w:p>
+    <w:p>
+      <w:pPr>
+        <w:rPr>
+          <w:lang w:val="de-DE"/>
+        </w:rPr>
+      </w:pPr>
+      <w:r>
+        <w:rPr>
+          <w:lang w:val="de-DE"/>
+        </w:rPr>
         <w:t xml:space="preserve">Im Gegensatz zu den anderen Arbeiten, die hier vorgestellt werden, </w:t>
       </w:r>
       <w:r>
@@ -8892,7 +9498,13 @@
         <w:rPr>
           <w:lang w:val="de-DE"/>
         </w:rPr>
-        <w:t>– der Algorithmus wird von nun</w:t>
+        <w:t xml:space="preserve">– der Algorithmus </w:t>
+      </w:r>
+      <w:r>
+        <w:rPr>
+          <w:lang w:val="de-DE"/>
+        </w:rPr>
+        <w:t>wird im weiteren Text</w:t>
       </w:r>
       <w:r>
         <w:rPr>
@@ -10243,14 +10855,7 @@
         <w:rPr>
           <w:lang w:val="de-DE"/>
         </w:rPr>
-        <w:t xml:space="preserve"> welche die Weiterverarbeitung der </w:t>
-      </w:r>
-      <w:r>
-        <w:rPr>
-          <w:lang w:val="de-DE"/>
-        </w:rPr>
-        <w:lastRenderedPageBreak/>
-        <w:t>Daten leiten</w:t>
+        <w:t xml:space="preserve"> welche die Weiterverarbeitung der Daten leiten</w:t>
       </w:r>
       <w:r>
         <w:rPr>
@@ -10556,6 +11161,7 @@
         <w:rPr>
           <w:lang w:val="de-DE"/>
         </w:rPr>
+        <w:lastRenderedPageBreak/>
         <w:t xml:space="preserve">[Nummer] </w:t>
       </w:r>
       <w:r>
@@ -11701,7 +12307,7 @@
           <w:lang w:val="de-DE"/>
         </w:rPr>
       </w:pPr>
-      <w:bookmarkStart w:id="10" w:name="_Toc233453462"/>
+      <w:bookmarkStart w:id="11" w:name="_Toc233555460"/>
       <w:r>
         <w:rPr>
           <w:lang w:val="de-DE"/>
@@ -11714,7 +12320,7 @@
         </w:rPr>
         <w:t xml:space="preserve"> des SaReKa Algorithmus</w:t>
       </w:r>
-      <w:bookmarkEnd w:id="10"/>
+      <w:bookmarkEnd w:id="11"/>
     </w:p>
     <w:p>
       <w:pPr>
@@ -11834,237 +12440,6 @@
           <w:lang w:val="de-DE"/>
         </w:rPr>
         <w:t>, laufzeit</w:t>
-      </w:r>
-    </w:p>
-    <w:p>
-      <w:pPr>
-        <w:rPr>
-          <w:lang w:val="de-DE"/>
-        </w:rPr>
-      </w:pPr>
-    </w:p>
-    <w:p>
-      <w:pPr>
-        <w:pStyle w:val="Heading2"/>
-        <w:rPr>
-          <w:lang w:val="de-DE"/>
-        </w:rPr>
-      </w:pPr>
-      <w:bookmarkStart w:id="11" w:name="_Toc233453463"/>
-      <w:r>
-        <w:rPr>
-          <w:lang w:val="de-DE"/>
-        </w:rPr>
-        <w:t xml:space="preserve">Jeelani Qadir: </w:t>
-      </w:r>
-      <w:r>
-        <w:rPr>
-          <w:lang w:val="de-DE"/>
-        </w:rPr>
-        <w:t xml:space="preserve">CA-basiertes </w:t>
-      </w:r>
-      <w:r>
-        <w:rPr>
-          <w:lang w:val="de-DE"/>
-        </w:rPr>
-        <w:t>Ersatzverfahren</w:t>
-      </w:r>
-      <w:bookmarkEnd w:id="11"/>
-    </w:p>
-    <w:p>
-      <w:pPr>
-        <w:rPr>
-          <w:lang w:val="de-DE"/>
-        </w:rPr>
-      </w:pPr>
-      <w:r>
-        <w:rPr>
-          <w:lang w:val="de-DE"/>
-        </w:rPr>
-        <w:t>Der Algorithmus von Jeelani und Qadir</w:t>
-      </w:r>
-      <w:r>
-        <w:rPr>
-          <w:lang w:val="de-DE"/>
-        </w:rPr>
-        <w:t xml:space="preserve"> [Nummer]</w:t>
-      </w:r>
-      <w:r>
-        <w:rPr>
-          <w:lang w:val="de-DE"/>
-        </w:rPr>
-        <w:t xml:space="preserve"> (Jeelani-Qadir Algorithmus)</w:t>
-      </w:r>
-      <w:r>
-        <w:rPr>
-          <w:lang w:val="de-DE"/>
-        </w:rPr>
-        <w:t xml:space="preserve"> ist das simpelste Verfahren</w:t>
-      </w:r>
-      <w:r>
-        <w:rPr>
-          <w:lang w:val="de-DE"/>
-        </w:rPr>
-        <w:t xml:space="preserve"> zur Identifikation und Restauration von Pixeln in Relation </w:t>
-      </w:r>
-      <w:r>
-        <w:rPr>
-          <w:lang w:val="de-DE"/>
-        </w:rPr>
-        <w:t>zu den anderen hier aufgeführten Algorithmen.</w:t>
-      </w:r>
-    </w:p>
-    <w:p>
-      <w:pPr>
-        <w:rPr>
-          <w:lang w:val="de-DE"/>
-        </w:rPr>
-      </w:pPr>
-      <w:r>
-        <w:rPr>
-          <w:lang w:val="de-DE"/>
-        </w:rPr>
-        <w:lastRenderedPageBreak/>
-        <w:t xml:space="preserve">In diesem Werk werden </w:t>
-      </w:r>
-      <w:r>
-        <w:rPr>
-          <w:lang w:val="de-DE"/>
-        </w:rPr>
-        <w:t xml:space="preserve">vier </w:t>
-      </w:r>
-      <w:r>
-        <w:rPr>
-          <w:lang w:val="de-DE"/>
-        </w:rPr>
-        <w:t>Algorithmen präsentiert, welche alle dem gleichen Grundprinzip folgen.</w:t>
-      </w:r>
-      <w:r>
-        <w:rPr>
-          <w:lang w:val="de-DE"/>
-        </w:rPr>
-        <w:t xml:space="preserve"> </w:t>
-      </w:r>
-    </w:p>
-    <w:p>
-      <w:pPr>
-        <w:rPr>
-          <w:lang w:val="de-DE"/>
-        </w:rPr>
-      </w:pPr>
-      <w:r>
-        <w:rPr>
-          <w:lang w:val="de-DE"/>
-        </w:rPr>
-        <w:t xml:space="preserve">Die Identifikation von verrauschten Pixeln folgt dem </w:t>
-      </w:r>
-      <w:r>
-        <w:rPr>
-          <w:lang w:val="de-DE"/>
-        </w:rPr>
-        <w:t>bekannten</w:t>
-      </w:r>
-      <w:r>
-        <w:rPr>
-          <w:lang w:val="de-DE"/>
-        </w:rPr>
-        <w:t xml:space="preserve"> </w:t>
-      </w:r>
-      <w:r>
-        <w:rPr>
-          <w:lang w:val="de-DE"/>
-        </w:rPr>
-        <w:t>Verfahren</w:t>
-      </w:r>
-      <w:r>
-        <w:rPr>
-          <w:lang w:val="de-DE"/>
-        </w:rPr>
-        <w:t xml:space="preserve"> und wird durch Extremwerte</w:t>
-      </w:r>
-      <w:r>
-        <w:rPr>
-          <w:lang w:val="de-DE"/>
-        </w:rPr>
-        <w:t xml:space="preserve"> – 0 für Salt, 255 für Pepper -</w:t>
-      </w:r>
-      <w:r>
-        <w:rPr>
-          <w:lang w:val="de-DE"/>
-        </w:rPr>
-        <w:t xml:space="preserve"> festgemacht.</w:t>
-      </w:r>
-      <w:r>
-        <w:rPr>
-          <w:lang w:val="de-DE"/>
-        </w:rPr>
-        <w:t xml:space="preserve"> </w:t>
-      </w:r>
-      <w:r>
-        <w:rPr>
-          <w:lang w:val="de-DE"/>
-        </w:rPr>
-        <w:t xml:space="preserve">Konzeptionell betrachtet der </w:t>
-      </w:r>
-      <w:r>
-        <w:rPr>
-          <w:lang w:val="de-DE"/>
-        </w:rPr>
-        <w:t xml:space="preserve">Algorithmus eine Von Neumann Nachbarschaft mit </w:t>
-      </w:r>
-      <w:r>
-        <w:rPr>
-          <w:lang w:val="de-DE"/>
-        </w:rPr>
-        <w:t>einer Manhattan Distanz von 4</w:t>
-      </w:r>
-      <w:r>
-        <w:rPr>
-          <w:lang w:val="de-DE"/>
-        </w:rPr>
-        <w:t xml:space="preserve">. </w:t>
-      </w:r>
-      <w:r>
-        <w:rPr>
-          <w:lang w:val="de-DE"/>
-        </w:rPr>
-        <w:t>Die Nachbarspixel</w:t>
-      </w:r>
-      <w:r>
-        <w:rPr>
-          <w:lang w:val="de-DE"/>
-        </w:rPr>
-        <w:t xml:space="preserve"> werden von 1 bis 24</w:t>
-      </w:r>
-      <w:r>
-        <w:rPr>
-          <w:lang w:val="de-DE"/>
-        </w:rPr>
-        <w:t xml:space="preserve"> basierend auf deren Nähe zum Zentrum</w:t>
-      </w:r>
-      <w:r>
-        <w:rPr>
-          <w:lang w:val="de-DE"/>
-        </w:rPr>
-        <w:t xml:space="preserve"> durchnummeriert und </w:t>
-      </w:r>
-      <w:r>
-        <w:rPr>
-          <w:lang w:val="de-DE"/>
-        </w:rPr>
-        <w:t>stellen später den Ersatzwert des Zentrums bereit</w:t>
-      </w:r>
-      <w:r>
-        <w:rPr>
-          <w:lang w:val="de-DE"/>
-        </w:rPr>
-        <w:t xml:space="preserve"> (siehe Abb. Nr)</w:t>
-      </w:r>
-      <w:r>
-        <w:rPr>
-          <w:lang w:val="de-DE"/>
-        </w:rPr>
-        <w:t>.</w:t>
       </w:r>
     </w:p>
     <w:tbl>
@@ -12080,6 +12455,396 @@
         <w:tc>
           <w:tcPr>
             <w:tcW w:w="9350" w:type="dxa"/>
+          </w:tcPr>
+          <w:p>
+            <w:pPr>
+              <w:jc w:val="center"/>
+              <w:rPr>
+                <w:lang w:val="de-DE"/>
+              </w:rPr>
+            </w:pPr>
+            <w:r>
+              <w:rPr>
+                <w:noProof/>
+                <w:lang w:val="de-DE"/>
+              </w:rPr>
+              <w:drawing>
+                <wp:inline distT="0" distB="0" distL="0" distR="0" wp14:anchorId="0D80EDAB" wp14:editId="1ED5769A">
+                  <wp:extent cx="3780330" cy="1804946"/>
+                  <wp:effectExtent l="0" t="0" r="0" b="5080"/>
+                  <wp:docPr id="633141036" name="Picture 1"/>
+                  <wp:cNvGraphicFramePr>
+                    <a:graphicFrameLocks xmlns:a="http://schemas.openxmlformats.org/drawingml/2006/main" noChangeAspect="1"/>
+                  </wp:cNvGraphicFramePr>
+                  <a:graphic xmlns:a="http://schemas.openxmlformats.org/drawingml/2006/main">
+                    <a:graphicData uri="http://schemas.openxmlformats.org/drawingml/2006/picture">
+                      <pic:pic xmlns:pic="http://schemas.openxmlformats.org/drawingml/2006/picture">
+                        <pic:nvPicPr>
+                          <pic:cNvPr id="0" name="Picture 1"/>
+                          <pic:cNvPicPr>
+                            <a:picLocks noChangeAspect="1" noChangeArrowheads="1"/>
+                          </pic:cNvPicPr>
+                        </pic:nvPicPr>
+                        <pic:blipFill>
+                          <a:blip r:embed="rId11" cstate="print">
+                            <a:extLst>
+                              <a:ext uri="{28A0092B-C50C-407E-A947-70E740481C1C}">
+                                <a14:useLocalDpi xmlns:a14="http://schemas.microsoft.com/office/drawing/2010/main" val="0"/>
+                              </a:ext>
+                            </a:extLst>
+                          </a:blip>
+                          <a:srcRect/>
+                          <a:stretch>
+                            <a:fillRect/>
+                          </a:stretch>
+                        </pic:blipFill>
+                        <pic:spPr bwMode="auto">
+                          <a:xfrm>
+                            <a:off x="0" y="0"/>
+                            <a:ext cx="3839947" cy="1833410"/>
+                          </a:xfrm>
+                          <a:prstGeom prst="rect">
+                            <a:avLst/>
+                          </a:prstGeom>
+                          <a:noFill/>
+                          <a:ln>
+                            <a:noFill/>
+                          </a:ln>
+                        </pic:spPr>
+                      </pic:pic>
+                    </a:graphicData>
+                  </a:graphic>
+                </wp:inline>
+              </w:drawing>
+            </w:r>
+          </w:p>
+        </w:tc>
+      </w:tr>
+    </w:tbl>
+    <w:p>
+      <w:pPr>
+        <w:rPr>
+          <w:lang w:val="de-DE"/>
+        </w:rPr>
+      </w:pPr>
+    </w:p>
+    <w:p>
+      <w:pPr>
+        <w:rPr>
+          <w:lang w:val="de-DE"/>
+        </w:rPr>
+      </w:pPr>
+    </w:p>
+    <w:p>
+      <w:pPr>
+        <w:rPr>
+          <w:lang w:val="de-DE"/>
+        </w:rPr>
+      </w:pPr>
+      <w:r>
+        <w:rPr>
+          <w:lang w:val="de-DE"/>
+        </w:rPr>
+        <w:lastRenderedPageBreak/>
+        <w:br w:type="page"/>
+      </w:r>
+    </w:p>
+    <w:p>
+      <w:pPr>
+        <w:pStyle w:val="Heading2"/>
+        <w:rPr>
+          <w:lang w:val="de-DE"/>
+        </w:rPr>
+      </w:pPr>
+      <w:bookmarkStart w:id="12" w:name="_Toc233555461"/>
+      <w:r>
+        <w:rPr>
+          <w:lang w:val="de-DE"/>
+        </w:rPr>
+        <w:lastRenderedPageBreak/>
+        <w:t xml:space="preserve">Jeelani Qadir: </w:t>
+      </w:r>
+      <w:r>
+        <w:rPr>
+          <w:lang w:val="de-DE"/>
+        </w:rPr>
+        <w:t xml:space="preserve">CA-basiertes </w:t>
+      </w:r>
+      <w:r>
+        <w:rPr>
+          <w:lang w:val="de-DE"/>
+        </w:rPr>
+        <w:t>Ersatzverfahren</w:t>
+      </w:r>
+      <w:bookmarkEnd w:id="12"/>
+    </w:p>
+    <w:p>
+      <w:pPr>
+        <w:rPr>
+          <w:lang w:val="de-DE"/>
+        </w:rPr>
+      </w:pPr>
+      <w:r>
+        <w:rPr>
+          <w:lang w:val="de-DE"/>
+        </w:rPr>
+        <w:t xml:space="preserve">Der letzte Algorithmus, der zum Vergleich herangeführt werden soll, </w:t>
+      </w:r>
+      <w:r>
+        <w:rPr>
+          <w:lang w:val="de-DE"/>
+        </w:rPr>
+        <w:t>wurde von</w:t>
+      </w:r>
+      <w:r>
+        <w:rPr>
+          <w:lang w:val="de-DE"/>
+        </w:rPr>
+        <w:t xml:space="preserve"> Jeelani und Qadir in [Nummer] </w:t>
+      </w:r>
+      <w:r>
+        <w:rPr>
+          <w:lang w:val="de-DE"/>
+        </w:rPr>
+        <w:t>konzipiert und präsentiert vier Filter, welche alle dem gleichem Grundprinzip folgen</w:t>
+      </w:r>
+      <w:r>
+        <w:rPr>
+          <w:lang w:val="de-DE"/>
+        </w:rPr>
+        <w:t>.</w:t>
+      </w:r>
+    </w:p>
+    <w:p>
+      <w:pPr>
+        <w:rPr>
+          <w:lang w:val="de-DE"/>
+        </w:rPr>
+      </w:pPr>
+      <w:r>
+        <w:rPr>
+          <w:lang w:val="de-DE"/>
+        </w:rPr>
+        <w:t xml:space="preserve">Die Identifikation von verrauschten Pixeln folgt dem </w:t>
+      </w:r>
+      <w:r>
+        <w:rPr>
+          <w:lang w:val="de-DE"/>
+        </w:rPr>
+        <w:t>bekannten</w:t>
+      </w:r>
+      <w:r>
+        <w:rPr>
+          <w:lang w:val="de-DE"/>
+        </w:rPr>
+        <w:t xml:space="preserve"> </w:t>
+      </w:r>
+      <w:r>
+        <w:rPr>
+          <w:lang w:val="de-DE"/>
+        </w:rPr>
+        <w:t>Verfahren</w:t>
+      </w:r>
+      <w:r>
+        <w:rPr>
+          <w:lang w:val="de-DE"/>
+        </w:rPr>
+        <w:t xml:space="preserve"> und wird durch Extremwerte</w:t>
+      </w:r>
+      <w:r>
+        <w:rPr>
+          <w:lang w:val="de-DE"/>
+        </w:rPr>
+        <w:t xml:space="preserve"> – 0 für Salt, 255 für Pepper -</w:t>
+      </w:r>
+      <w:r>
+        <w:rPr>
+          <w:lang w:val="de-DE"/>
+        </w:rPr>
+        <w:t xml:space="preserve"> festgemacht.</w:t>
+      </w:r>
+      <w:r>
+        <w:rPr>
+          <w:lang w:val="de-DE"/>
+        </w:rPr>
+        <w:t xml:space="preserve"> </w:t>
+      </w:r>
+      <w:r>
+        <w:rPr>
+          <w:lang w:val="de-DE"/>
+        </w:rPr>
+        <w:t xml:space="preserve">Konzeptionell betrachtet der </w:t>
+      </w:r>
+      <w:r>
+        <w:rPr>
+          <w:lang w:val="de-DE"/>
+        </w:rPr>
+        <w:t xml:space="preserve">Algorithmus eine Von Neumann Nachbarschaft mit </w:t>
+      </w:r>
+      <w:r>
+        <w:rPr>
+          <w:lang w:val="de-DE"/>
+        </w:rPr>
+        <w:t>einer Manhattan Distanz von 4</w:t>
+      </w:r>
+      <w:r>
+        <w:rPr>
+          <w:lang w:val="de-DE"/>
+        </w:rPr>
+        <w:t xml:space="preserve">. </w:t>
+      </w:r>
+      <w:r>
+        <w:rPr>
+          <w:lang w:val="de-DE"/>
+        </w:rPr>
+        <w:t>Die Nachbarspixel</w:t>
+      </w:r>
+      <w:r>
+        <w:rPr>
+          <w:lang w:val="de-DE"/>
+        </w:rPr>
+        <w:t xml:space="preserve"> werden</w:t>
+      </w:r>
+      <w:r>
+        <w:rPr>
+          <w:lang w:val="de-DE"/>
+        </w:rPr>
+        <w:t xml:space="preserve"> als sogenannte</w:t>
+      </w:r>
+      <w:r>
+        <w:rPr>
+          <w:lang w:val="de-DE"/>
+        </w:rPr>
+        <w:t xml:space="preserve"> Primärregel (engl.:</w:t>
+      </w:r>
+      <w:r>
+        <w:rPr>
+          <w:lang w:val="de-DE"/>
+        </w:rPr>
+        <w:t xml:space="preserve"> </w:t>
+      </w:r>
+      <w:r>
+        <w:rPr>
+          <w:i/>
+          <w:iCs/>
+          <w:lang w:val="de-DE"/>
+        </w:rPr>
+        <w:t>primary rule</w:t>
+      </w:r>
+      <w:r>
+        <w:rPr>
+          <w:lang w:val="de-DE"/>
+        </w:rPr>
+        <w:t>)</w:t>
+      </w:r>
+      <w:r>
+        <w:rPr>
+          <w:lang w:val="de-DE"/>
+        </w:rPr>
+        <w:t xml:space="preserve"> von </w:t>
+      </w:r>
+      <w:r>
+        <w:rPr>
+          <w:i/>
+          <w:iCs/>
+        </w:rPr>
+        <w:t>ψ</w:t>
+      </w:r>
+      <w:r>
+        <w:rPr>
+          <w:i/>
+          <w:iCs/>
+          <w:vertAlign w:val="subscript"/>
+          <w:lang w:val="de-DE"/>
+        </w:rPr>
+        <w:t>1</w:t>
+      </w:r>
+      <w:r>
+        <w:rPr>
+          <w:lang w:val="de-DE"/>
+        </w:rPr>
+        <w:t xml:space="preserve"> bis </w:t>
+      </w:r>
+      <w:r>
+        <w:rPr>
+          <w:i/>
+          <w:iCs/>
+        </w:rPr>
+        <w:t>ψ</w:t>
+      </w:r>
+      <w:r>
+        <w:rPr>
+          <w:i/>
+          <w:iCs/>
+          <w:vertAlign w:val="subscript"/>
+          <w:lang w:val="de-DE"/>
+        </w:rPr>
+        <w:t>24</w:t>
+      </w:r>
+      <w:r>
+        <w:rPr>
+          <w:lang w:val="de-DE"/>
+        </w:rPr>
+        <w:t xml:space="preserve"> basierend auf deren Nähe zum Zentrum</w:t>
+      </w:r>
+      <w:r>
+        <w:rPr>
+          <w:lang w:val="de-DE"/>
+        </w:rPr>
+        <w:t xml:space="preserve"> durchnummeriert und </w:t>
+      </w:r>
+      <w:r>
+        <w:rPr>
+          <w:lang w:val="de-DE"/>
+        </w:rPr>
+        <w:t xml:space="preserve">stellen später den Ersatzwert des Zentrums </w:t>
+      </w:r>
+      <w:r>
+        <w:rPr>
+          <w:lang w:val="de-DE"/>
+        </w:rPr>
+        <w:t>dar</w:t>
+      </w:r>
+      <w:r>
+        <w:rPr>
+          <w:lang w:val="de-DE"/>
+        </w:rPr>
+        <w:t xml:space="preserve"> (siehe </w:t>
+      </w:r>
+      <w:r>
+        <w:rPr>
+          <w:highlight w:val="cyan"/>
+          <w:lang w:val="de-DE"/>
+        </w:rPr>
+        <w:t>Abb</w:t>
+      </w:r>
+      <w:r>
+        <w:rPr>
+          <w:lang w:val="de-DE"/>
+        </w:rPr>
+        <w:t>. Nr)</w:t>
+      </w:r>
+      <w:r>
+        <w:rPr>
+          <w:lang w:val="de-DE"/>
+        </w:rPr>
+        <w:t>.</w:t>
+      </w:r>
+    </w:p>
+    <w:tbl>
+      <w:tblPr>
+        <w:tblStyle w:val="TableGrid"/>
+        <w:tblW w:w="0" w:type="auto"/>
+        <w:tblLook w:val="04A0" w:firstRow="1" w:lastRow="0" w:firstColumn="1" w:lastColumn="0" w:noHBand="0" w:noVBand="1"/>
+      </w:tblPr>
+      <w:tblGrid>
+        <w:gridCol w:w="5538"/>
+        <w:gridCol w:w="3812"/>
+      </w:tblGrid>
+      <w:tr>
+        <w:tc>
+          <w:tcPr>
+            <w:tcW w:w="5538" w:type="dxa"/>
           </w:tcPr>
           <w:p>
             <w:pPr>
@@ -12110,7 +12875,7 @@
                           </pic:cNvPicPr>
                         </pic:nvPicPr>
                         <pic:blipFill>
-                          <a:blip r:embed="rId6" cstate="print">
+                          <a:blip r:embed="rId12" cstate="print">
                             <a:extLst>
                               <a:ext uri="{28A0092B-C50C-407E-A947-70E740481C1C}">
                                 <a14:useLocalDpi xmlns:a14="http://schemas.microsoft.com/office/drawing/2010/main" val="0"/>
@@ -12143,6 +12908,30 @@
             </w:r>
           </w:p>
         </w:tc>
+        <w:tc>
+          <w:tcPr>
+            <w:tcW w:w="3812" w:type="dxa"/>
+          </w:tcPr>
+          <w:p>
+            <w:pPr>
+              <w:rPr>
+                <w:noProof/>
+              </w:rPr>
+            </w:pPr>
+            <w:r>
+              <w:rPr>
+                <w:noProof/>
+              </w:rPr>
+              <w:t>entnommen aus [</w:t>
+            </w:r>
+            <w:r>
+              <w:rPr>
+                <w:noProof/>
+              </w:rPr>
+              <w:t>Nummer]</w:t>
+            </w:r>
+          </w:p>
+        </w:tc>
       </w:tr>
     </w:tbl>
     <w:p>
@@ -12155,558 +12944,7 @@
         <w:rPr>
           <w:lang w:val="de-DE"/>
         </w:rPr>
-        <w:t xml:space="preserve">Bei den Algorithmusvariationen werden verschiedene Untergruppen </w:t>
-      </w:r>
-      <w:r>
-        <w:rPr>
-          <w:lang w:val="de-DE"/>
-        </w:rPr>
-        <w:t>aus diesen</w:t>
-      </w:r>
-      <w:r>
-        <w:rPr>
-          <w:lang w:val="de-DE"/>
-        </w:rPr>
-        <w:t xml:space="preserve"> 24 Nachbarpixel </w:t>
-      </w:r>
-      <w:r>
-        <w:rPr>
-          <w:lang w:val="de-DE"/>
-        </w:rPr>
-        <w:t>gebildet</w:t>
-      </w:r>
-      <w:r>
-        <w:rPr>
-          <w:lang w:val="de-DE"/>
-        </w:rPr>
-        <w:t xml:space="preserve"> sowie d</w:t>
-      </w:r>
-      <w:r>
-        <w:rPr>
-          <w:lang w:val="de-DE"/>
-        </w:rPr>
-        <w:t xml:space="preserve">ie </w:t>
-      </w:r>
-      <w:r>
-        <w:rPr>
-          <w:lang w:val="de-DE"/>
-        </w:rPr>
-        <w:t>horizontale und vertikale Laufrichtung abgeändert.</w:t>
-      </w:r>
-      <w:r>
-        <w:rPr>
-          <w:lang w:val="de-DE"/>
-        </w:rPr>
-        <w:t xml:space="preserve"> Wird ein verrauschter Pixel identifiziert, so wird sein Wert</w:t>
-      </w:r>
-      <w:r>
-        <w:rPr>
-          <w:lang w:val="de-DE"/>
-        </w:rPr>
-        <w:t xml:space="preserve"> lediglich durch einen passenden Wert aus der Untergruppe ausgetauscht</w:t>
-      </w:r>
-      <w:r>
-        <w:rPr>
-          <w:lang w:val="de-DE"/>
-        </w:rPr>
-        <w:t>.</w:t>
-      </w:r>
-    </w:p>
-    <w:tbl>
-      <w:tblPr>
-        <w:tblStyle w:val="TableGrid"/>
-        <w:tblW w:w="9355" w:type="dxa"/>
-        <w:tblLook w:val="04A0" w:firstRow="1" w:lastRow="0" w:firstColumn="1" w:lastColumn="0" w:noHBand="0" w:noVBand="1"/>
-      </w:tblPr>
-      <w:tblGrid>
-        <w:gridCol w:w="1558"/>
-        <w:gridCol w:w="2599"/>
-        <w:gridCol w:w="2599"/>
-        <w:gridCol w:w="2599"/>
-      </w:tblGrid>
-      <w:tr>
-        <w:tc>
-          <w:tcPr>
-            <w:tcW w:w="1558" w:type="dxa"/>
-          </w:tcPr>
-          <w:p>
-            <w:pPr>
-              <w:jc w:val="center"/>
-              <w:rPr>
-                <w:lang w:val="de-DE"/>
-              </w:rPr>
-            </w:pPr>
-            <w:r>
-              <w:rPr>
-                <w:lang w:val="de-DE"/>
-              </w:rPr>
-              <w:t>Filter</w:t>
-            </w:r>
-          </w:p>
-        </w:tc>
-        <w:tc>
-          <w:tcPr>
-            <w:tcW w:w="2599" w:type="dxa"/>
-          </w:tcPr>
-          <w:p>
-            <w:pPr>
-              <w:jc w:val="center"/>
-              <w:rPr>
-                <w:lang w:val="de-DE"/>
-              </w:rPr>
-            </w:pPr>
-            <w:r>
-              <w:rPr>
-                <w:lang w:val="de-DE"/>
-              </w:rPr>
-              <w:t>Horizontale Laufrichtung</w:t>
-            </w:r>
-          </w:p>
-        </w:tc>
-        <w:tc>
-          <w:tcPr>
-            <w:tcW w:w="2599" w:type="dxa"/>
-          </w:tcPr>
-          <w:p>
-            <w:pPr>
-              <w:jc w:val="center"/>
-              <w:rPr>
-                <w:lang w:val="de-DE"/>
-              </w:rPr>
-            </w:pPr>
-            <w:r>
-              <w:rPr>
-                <w:lang w:val="de-DE"/>
-              </w:rPr>
-              <w:t>Vertikale Laufrichtung</w:t>
-            </w:r>
-          </w:p>
-        </w:tc>
-        <w:tc>
-          <w:tcPr>
-            <w:tcW w:w="2599" w:type="dxa"/>
-          </w:tcPr>
-          <w:p>
-            <w:pPr>
-              <w:jc w:val="center"/>
-              <w:rPr>
-                <w:lang w:val="de-DE"/>
-              </w:rPr>
-            </w:pPr>
-            <w:r>
-              <w:rPr>
-                <w:lang w:val="de-DE"/>
-              </w:rPr>
-              <w:t>Algorithmus</w:t>
-            </w:r>
-          </w:p>
-        </w:tc>
-      </w:tr>
-      <w:tr>
-        <w:trPr>
-          <w:trHeight w:val="64"/>
-        </w:trPr>
-        <w:tc>
-          <w:tcPr>
-            <w:tcW w:w="1558" w:type="dxa"/>
-          </w:tcPr>
-          <w:p>
-            <w:pPr>
-              <w:jc w:val="center"/>
-              <w:rPr>
-                <w:lang w:val="de-DE"/>
-              </w:rPr>
-            </w:pPr>
-            <w:r>
-              <w:rPr>
-                <w:lang w:val="de-DE"/>
-              </w:rPr>
-              <w:t>1</w:t>
-            </w:r>
-          </w:p>
-        </w:tc>
-        <w:tc>
-          <w:tcPr>
-            <w:tcW w:w="2599" w:type="dxa"/>
-          </w:tcPr>
-          <w:p>
-            <w:pPr>
-              <w:jc w:val="center"/>
-              <w:rPr>
-                <w:lang w:val="de-DE"/>
-              </w:rPr>
-            </w:pPr>
-            <w:r>
-              <w:rPr>
-                <w:lang w:val="de-DE"/>
-              </w:rPr>
-              <w:t>abwärts</w:t>
-            </w:r>
-          </w:p>
-        </w:tc>
-        <w:tc>
-          <w:tcPr>
-            <w:tcW w:w="2599" w:type="dxa"/>
-          </w:tcPr>
-          <w:p>
-            <w:pPr>
-              <w:jc w:val="center"/>
-              <w:rPr>
-                <w:lang w:val="de-DE"/>
-              </w:rPr>
-            </w:pPr>
-            <w:r>
-              <w:rPr>
-                <w:lang w:val="de-DE"/>
-              </w:rPr>
-              <w:t>rechtswärts</w:t>
-            </w:r>
-          </w:p>
-        </w:tc>
-        <w:tc>
-          <w:tcPr>
-            <w:tcW w:w="2599" w:type="dxa"/>
-          </w:tcPr>
-          <w:p>
-            <w:pPr>
-              <w:jc w:val="center"/>
-              <w:rPr>
-                <w:lang w:val="de-DE"/>
-              </w:rPr>
-            </w:pPr>
-            <w:r>
-              <w:rPr>
-                <w:lang w:val="de-DE"/>
-              </w:rPr>
-              <w:t>1</w:t>
-            </w:r>
-          </w:p>
-        </w:tc>
-      </w:tr>
-      <w:tr>
-        <w:tc>
-          <w:tcPr>
-            <w:tcW w:w="1558" w:type="dxa"/>
-          </w:tcPr>
-          <w:p>
-            <w:pPr>
-              <w:jc w:val="center"/>
-              <w:rPr>
-                <w:lang w:val="de-DE"/>
-              </w:rPr>
-            </w:pPr>
-            <w:r>
-              <w:rPr>
-                <w:lang w:val="de-DE"/>
-              </w:rPr>
-              <w:t>2</w:t>
-            </w:r>
-          </w:p>
-        </w:tc>
-        <w:tc>
-          <w:tcPr>
-            <w:tcW w:w="2599" w:type="dxa"/>
-          </w:tcPr>
-          <w:p>
-            <w:pPr>
-              <w:jc w:val="center"/>
-              <w:rPr>
-                <w:lang w:val="de-DE"/>
-              </w:rPr>
-            </w:pPr>
-            <w:r>
-              <w:rPr>
-                <w:lang w:val="de-DE"/>
-              </w:rPr>
-              <w:t>aufwärts</w:t>
-            </w:r>
-          </w:p>
-        </w:tc>
-        <w:tc>
-          <w:tcPr>
-            <w:tcW w:w="2599" w:type="dxa"/>
-          </w:tcPr>
-          <w:p>
-            <w:pPr>
-              <w:jc w:val="center"/>
-              <w:rPr>
-                <w:lang w:val="de-DE"/>
-              </w:rPr>
-            </w:pPr>
-            <w:r>
-              <w:rPr>
-                <w:lang w:val="de-DE"/>
-              </w:rPr>
-              <w:t>linkswärts</w:t>
-            </w:r>
-          </w:p>
-        </w:tc>
-        <w:tc>
-          <w:tcPr>
-            <w:tcW w:w="2599" w:type="dxa"/>
-          </w:tcPr>
-          <w:p>
-            <w:pPr>
-              <w:jc w:val="center"/>
-              <w:rPr>
-                <w:lang w:val="de-DE"/>
-              </w:rPr>
-            </w:pPr>
-            <w:r>
-              <w:rPr>
-                <w:lang w:val="de-DE"/>
-              </w:rPr>
-              <w:t>1</w:t>
-            </w:r>
-          </w:p>
-        </w:tc>
-      </w:tr>
-      <w:tr>
-        <w:tc>
-          <w:tcPr>
-            <w:tcW w:w="1558" w:type="dxa"/>
-          </w:tcPr>
-          <w:p>
-            <w:pPr>
-              <w:jc w:val="center"/>
-              <w:rPr>
-                <w:lang w:val="de-DE"/>
-              </w:rPr>
-            </w:pPr>
-            <w:r>
-              <w:rPr>
-                <w:lang w:val="de-DE"/>
-              </w:rPr>
-              <w:t>3</w:t>
-            </w:r>
-          </w:p>
-        </w:tc>
-        <w:tc>
-          <w:tcPr>
-            <w:tcW w:w="2599" w:type="dxa"/>
-          </w:tcPr>
-          <w:p>
-            <w:pPr>
-              <w:jc w:val="center"/>
-              <w:rPr>
-                <w:lang w:val="de-DE"/>
-              </w:rPr>
-            </w:pPr>
-            <w:r>
-              <w:rPr>
-                <w:lang w:val="de-DE"/>
-              </w:rPr>
-              <w:t>abwärts</w:t>
-            </w:r>
-          </w:p>
-        </w:tc>
-        <w:tc>
-          <w:tcPr>
-            <w:tcW w:w="2599" w:type="dxa"/>
-          </w:tcPr>
-          <w:p>
-            <w:pPr>
-              <w:jc w:val="center"/>
-              <w:rPr>
-                <w:lang w:val="de-DE"/>
-              </w:rPr>
-            </w:pPr>
-            <w:r>
-              <w:rPr>
-                <w:lang w:val="de-DE"/>
-              </w:rPr>
-              <w:t>rechtswärts</w:t>
-            </w:r>
-          </w:p>
-        </w:tc>
-        <w:tc>
-          <w:tcPr>
-            <w:tcW w:w="2599" w:type="dxa"/>
-          </w:tcPr>
-          <w:p>
-            <w:pPr>
-              <w:jc w:val="center"/>
-              <w:rPr>
-                <w:lang w:val="de-DE"/>
-              </w:rPr>
-            </w:pPr>
-            <w:r>
-              <w:rPr>
-                <w:lang w:val="de-DE"/>
-              </w:rPr>
-              <w:t>2</w:t>
-            </w:r>
-          </w:p>
-        </w:tc>
-      </w:tr>
-      <w:tr>
-        <w:tc>
-          <w:tcPr>
-            <w:tcW w:w="1558" w:type="dxa"/>
-          </w:tcPr>
-          <w:p>
-            <w:pPr>
-              <w:jc w:val="center"/>
-              <w:rPr>
-                <w:lang w:val="de-DE"/>
-              </w:rPr>
-            </w:pPr>
-            <w:r>
-              <w:rPr>
-                <w:lang w:val="de-DE"/>
-              </w:rPr>
-              <w:t>4</w:t>
-            </w:r>
-          </w:p>
-        </w:tc>
-        <w:tc>
-          <w:tcPr>
-            <w:tcW w:w="2599" w:type="dxa"/>
-          </w:tcPr>
-          <w:p>
-            <w:pPr>
-              <w:jc w:val="center"/>
-              <w:rPr>
-                <w:lang w:val="de-DE"/>
-              </w:rPr>
-            </w:pPr>
-            <w:r>
-              <w:rPr>
-                <w:lang w:val="de-DE"/>
-              </w:rPr>
-              <w:t>abwärts</w:t>
-            </w:r>
-          </w:p>
-        </w:tc>
-        <w:tc>
-          <w:tcPr>
-            <w:tcW w:w="2599" w:type="dxa"/>
-          </w:tcPr>
-          <w:p>
-            <w:pPr>
-              <w:jc w:val="center"/>
-              <w:rPr>
-                <w:lang w:val="de-DE"/>
-              </w:rPr>
-            </w:pPr>
-            <w:r>
-              <w:rPr>
-                <w:lang w:val="de-DE"/>
-              </w:rPr>
-              <w:t>rechtswärts</w:t>
-            </w:r>
-          </w:p>
-        </w:tc>
-        <w:tc>
-          <w:tcPr>
-            <w:tcW w:w="2599" w:type="dxa"/>
-          </w:tcPr>
-          <w:p>
-            <w:pPr>
-              <w:jc w:val="center"/>
-              <w:rPr>
-                <w:lang w:val="de-DE"/>
-              </w:rPr>
-            </w:pPr>
-            <w:r>
-              <w:rPr>
-                <w:lang w:val="de-DE"/>
-              </w:rPr>
-              <w:t>3, 4</w:t>
-            </w:r>
-          </w:p>
-        </w:tc>
-      </w:tr>
-      <w:tr>
-        <w:tc>
-          <w:tcPr>
-            <w:tcW w:w="1558" w:type="dxa"/>
-          </w:tcPr>
-          <w:p>
-            <w:pPr>
-              <w:jc w:val="center"/>
-              <w:rPr>
-                <w:lang w:val="de-DE"/>
-              </w:rPr>
-            </w:pPr>
-            <w:r>
-              <w:rPr>
-                <w:lang w:val="de-DE"/>
-              </w:rPr>
-              <w:t>5</w:t>
-            </w:r>
-          </w:p>
-        </w:tc>
-        <w:tc>
-          <w:tcPr>
-            <w:tcW w:w="2599" w:type="dxa"/>
-          </w:tcPr>
-          <w:p>
-            <w:pPr>
-              <w:jc w:val="center"/>
-              <w:rPr>
-                <w:lang w:val="de-DE"/>
-              </w:rPr>
-            </w:pPr>
-            <w:r>
-              <w:rPr>
-                <w:lang w:val="de-DE"/>
-              </w:rPr>
-              <w:t>abwärts</w:t>
-            </w:r>
-          </w:p>
-        </w:tc>
-        <w:tc>
-          <w:tcPr>
-            <w:tcW w:w="2599" w:type="dxa"/>
-          </w:tcPr>
-          <w:p>
-            <w:pPr>
-              <w:jc w:val="center"/>
-              <w:rPr>
-                <w:lang w:val="de-DE"/>
-              </w:rPr>
-            </w:pPr>
-            <w:r>
-              <w:rPr>
-                <w:lang w:val="de-DE"/>
-              </w:rPr>
-              <w:t>rechtswärts</w:t>
-            </w:r>
-          </w:p>
-        </w:tc>
-        <w:tc>
-          <w:tcPr>
-            <w:tcW w:w="2599" w:type="dxa"/>
-          </w:tcPr>
-          <w:p>
-            <w:pPr>
-              <w:jc w:val="center"/>
-              <w:rPr>
-                <w:lang w:val="de-DE"/>
-              </w:rPr>
-            </w:pPr>
-            <w:r>
-              <w:rPr>
-                <w:lang w:val="de-DE"/>
-              </w:rPr>
-              <w:t>5</w:t>
-            </w:r>
-          </w:p>
-        </w:tc>
-      </w:tr>
-    </w:tbl>
-    <w:p>
-      <w:pPr>
-        <w:rPr>
-          <w:lang w:val="de-DE"/>
-        </w:rPr>
-      </w:pPr>
-      <w:r>
-        <w:rPr>
-          <w:lang w:val="de-DE"/>
-        </w:rPr>
-        <w:t>Das hat zur Folge, dass</w:t>
+        <w:t>In der ersten Version</w:t>
       </w:r>
       <w:r>
         <w:rPr>
@@ -12718,85 +12956,10 @@
         <w:rPr>
           <w:lang w:val="de-DE"/>
         </w:rPr>
-        <w:t>nur</w:t>
-      </w:r>
-      <w:r>
-        <w:rPr>
-          <w:lang w:val="de-DE"/>
-        </w:rPr>
-        <w:t xml:space="preserve"> Pixelwerte</w:t>
-      </w:r>
-      <w:r>
-        <w:rPr>
-          <w:lang w:val="de-DE"/>
-        </w:rPr>
-        <w:t>, die auch wirklich im Bild vorhanden und nicht verrauscht sind,</w:t>
-      </w:r>
-      <w:r>
-        <w:rPr>
-          <w:lang w:val="de-DE"/>
-        </w:rPr>
-        <w:t xml:space="preserve"> zur Bildrestauration genutzt werden, wodurch </w:t>
-      </w:r>
-      <w:r>
-        <w:rPr>
-          <w:lang w:val="de-DE"/>
-        </w:rPr>
-        <w:t>sich jedoch Fehler durch das ganze Bild verbreiten</w:t>
-      </w:r>
-      <w:r>
-        <w:rPr>
-          <w:lang w:val="de-DE"/>
-        </w:rPr>
-        <w:t>. Dies führt zu verschwommenen Ergebnissen mit</w:t>
-      </w:r>
-      <w:r>
-        <w:rPr>
-          <w:lang w:val="de-DE"/>
-        </w:rPr>
-        <w:t xml:space="preserve"> schlieren-ähnlichen</w:t>
-      </w:r>
-      <w:r>
-        <w:rPr>
-          <w:lang w:val="de-DE"/>
-        </w:rPr>
-        <w:t xml:space="preserve"> Artefakten</w:t>
-      </w:r>
-      <w:r>
-        <w:rPr>
-          <w:lang w:val="de-DE"/>
-        </w:rPr>
-        <w:t>, welche</w:t>
-      </w:r>
-      <w:r>
-        <w:rPr>
-          <w:lang w:val="de-DE"/>
-        </w:rPr>
-        <w:t xml:space="preserve"> meist</w:t>
-      </w:r>
-      <w:r>
-        <w:rPr>
-          <w:lang w:val="de-DE"/>
-        </w:rPr>
-        <w:t xml:space="preserve">ens ausgehend vom Zentrum </w:t>
-      </w:r>
-      <w:r>
-        <w:rPr>
-          <w:lang w:val="de-DE"/>
-        </w:rPr>
-        <w:t xml:space="preserve">in Richtung des gewählten </w:t>
-      </w:r>
-      <w:r>
-        <w:rPr>
-          <w:i/>
-          <w:iCs/>
-        </w:rPr>
-        <w:t>ψ</w:t>
-      </w:r>
-      <w:r>
-        <w:rPr>
-          <w:i/>
-          <w:iCs/>
+        <w:t>des Filters</w:t>
+      </w:r>
+      <w:r>
+        <w:rPr>
           <w:lang w:val="de-DE"/>
         </w:rPr>
         <w:t xml:space="preserve"> </w:t>
@@ -12805,7 +12968,43 @@
         <w:rPr>
           <w:lang w:val="de-DE"/>
         </w:rPr>
-        <w:t>verlaufen</w:t>
+        <w:t>(Filter 1)</w:t>
+      </w:r>
+      <w:r>
+        <w:rPr>
+          <w:lang w:val="de-DE"/>
+        </w:rPr>
+        <w:t xml:space="preserve"> werden Primärregeln 1 bis 12 genutzt.</w:t>
+      </w:r>
+      <w:r>
+        <w:rPr>
+          <w:lang w:val="de-DE"/>
+        </w:rPr>
+        <w:t xml:space="preserve"> </w:t>
+      </w:r>
+      <w:r>
+        <w:rPr>
+          <w:lang w:val="de-DE"/>
+        </w:rPr>
+        <w:t>Bei Anwendung iteriert der Filter über das gesamte Bild bis ein verrauschter Pixel aufgefunden wurde, woraufhin die erste Primärregel in Sequenz gewählt wird, welche nicht verrauscht ist. Die Restauration des Pixels findet unter Ersetzen des Zentrum-Wert</w:t>
+      </w:r>
+      <w:r>
+        <w:rPr>
+          <w:lang w:val="de-DE"/>
+        </w:rPr>
+        <w:t>s</w:t>
+      </w:r>
+      <w:r>
+        <w:rPr>
+          <w:lang w:val="de-DE"/>
+        </w:rPr>
+        <w:t xml:space="preserve"> über den Wert der gewählten </w:t>
+      </w:r>
+      <w:r>
+        <w:rPr>
+          <w:lang w:val="de-DE"/>
+        </w:rPr>
+        <w:t>Regel</w:t>
       </w:r>
       <w:r>
         <w:rPr>
@@ -12824,49 +13023,67 @@
         <w:rPr>
           <w:lang w:val="de-DE"/>
         </w:rPr>
-        <w:t>Zuletzt ist anzumerken, dass dieses</w:t>
-      </w:r>
-      <w:r>
-        <w:rPr>
-          <w:lang w:val="de-DE"/>
-        </w:rPr>
-        <w:t xml:space="preserve"> Verfahren sequentiell vor</w:t>
-      </w:r>
-      <w:r>
-        <w:rPr>
-          <w:lang w:val="de-DE"/>
-        </w:rPr>
-        <w:t>geht</w:t>
-      </w:r>
-      <w:r>
-        <w:rPr>
-          <w:lang w:val="de-DE"/>
-        </w:rPr>
-        <w:t xml:space="preserve"> und </w:t>
-      </w:r>
-      <w:r>
-        <w:rPr>
-          <w:lang w:val="de-DE"/>
-        </w:rPr>
-        <w:t>verwirft somit die Möglichkeit zur Parallelisierung</w:t>
-      </w:r>
-      <w:r>
-        <w:rPr>
-          <w:lang w:val="de-DE"/>
-        </w:rPr>
-        <w:t xml:space="preserve">, da die Weiterverarbeitung des Bildes </w:t>
-      </w:r>
-      <w:r>
-        <w:rPr>
-          <w:lang w:val="de-DE"/>
-        </w:rPr>
-        <w:t>von</w:t>
-      </w:r>
-      <w:r>
-        <w:rPr>
-          <w:lang w:val="de-DE"/>
-        </w:rPr>
-        <w:t xml:space="preserve"> dem vorhergehenden Rechenschritt</w:t>
+        <w:t>Jeelani und Qadir fanden</w:t>
+      </w:r>
+      <w:r>
+        <w:rPr>
+          <w:lang w:val="de-DE"/>
+        </w:rPr>
+        <w:t xml:space="preserve"> während dem Testen heraus, dass eine normale Abfolge beim Abarbeiten zu vertikalen Folgefehler führte.</w:t>
+      </w:r>
+      <w:r>
+        <w:rPr>
+          <w:lang w:val="de-DE"/>
+        </w:rPr>
+        <w:t xml:space="preserve"> Dementsprechend </w:t>
+      </w:r>
+      <w:r>
+        <w:rPr>
+          <w:lang w:val="de-DE"/>
+        </w:rPr>
+        <w:t>wurde in der zweite Iteration</w:t>
+      </w:r>
+      <w:r>
+        <w:rPr>
+          <w:lang w:val="de-DE"/>
+        </w:rPr>
+        <w:t xml:space="preserve"> (Filter</w:t>
+      </w:r>
+      <w:r>
+        <w:rPr>
+          <w:lang w:val="de-DE"/>
+        </w:rPr>
+        <w:t xml:space="preserve"> 2</w:t>
+      </w:r>
+      <w:r>
+        <w:rPr>
+          <w:lang w:val="de-DE"/>
+        </w:rPr>
+        <w:t>)</w:t>
+      </w:r>
+      <w:r>
+        <w:rPr>
+          <w:lang w:val="de-DE"/>
+        </w:rPr>
+        <w:t xml:space="preserve"> konzipiert</w:t>
+      </w:r>
+      <w:r>
+        <w:rPr>
+          <w:lang w:val="de-DE"/>
+        </w:rPr>
+        <w:t xml:space="preserve">, welche das Bild </w:t>
+      </w:r>
+      <w:r>
+        <w:rPr>
+          <w:lang w:val="de-DE"/>
+        </w:rPr>
+        <w:t>in umgekehrter horizontaler und vertikaler Reihenfolge abgearbeitet – von unten nach oben und rechts nach links</w:t>
+      </w:r>
+      <w:r>
+        <w:rPr>
+          <w:lang w:val="de-DE"/>
+        </w:rPr>
+        <w:t>.</w:t>
       </w:r>
       <w:r>
         <w:rPr>
@@ -12878,13 +13095,98 @@
         <w:rPr>
           <w:lang w:val="de-DE"/>
         </w:rPr>
-        <w:t>a</w:t>
-      </w:r>
-      <w:r>
-        <w:rPr>
-          <w:lang w:val="de-DE"/>
-        </w:rPr>
-        <w:t>bhängt.</w:t>
+        <w:t>Darauffolgende</w:t>
+      </w:r>
+      <w:r>
+        <w:rPr>
+          <w:lang w:val="de-DE"/>
+        </w:rPr>
+        <w:t xml:space="preserve"> Iterationen verliefen</w:t>
+      </w:r>
+      <w:r>
+        <w:rPr>
+          <w:lang w:val="de-DE"/>
+        </w:rPr>
+        <w:t xml:space="preserve"> wieder</w:t>
+      </w:r>
+      <w:r>
+        <w:rPr>
+          <w:lang w:val="de-DE"/>
+        </w:rPr>
+        <w:t xml:space="preserve"> in gleicher Abfolge jedoch mit </w:t>
+      </w:r>
+      <w:r>
+        <w:rPr>
+          <w:lang w:val="de-DE"/>
+        </w:rPr>
+        <w:t xml:space="preserve">anderen </w:t>
+      </w:r>
+      <w:r>
+        <w:rPr>
+          <w:lang w:val="de-DE"/>
+        </w:rPr>
+        <w:t>Sets</w:t>
+      </w:r>
+      <w:r>
+        <w:rPr>
+          <w:lang w:val="de-DE"/>
+        </w:rPr>
+        <w:t xml:space="preserve"> an Primärregeln.</w:t>
+      </w:r>
+      <w:r>
+        <w:rPr>
+          <w:lang w:val="de-DE"/>
+        </w:rPr>
+        <w:t xml:space="preserve"> </w:t>
+      </w:r>
+    </w:p>
+    <w:p>
+      <w:pPr>
+        <w:rPr>
+          <w:lang w:val="de-DE"/>
+        </w:rPr>
+      </w:pPr>
+      <w:r>
+        <w:rPr>
+          <w:lang w:val="de-DE"/>
+        </w:rPr>
+        <w:t xml:space="preserve">Um die Länge dieser Arbeit einzugrenzen, wird zu Vergleichszwecken repräsentativ Filter 2 aus den vorgeschlagenen Verfahren gewählt, da es sich metrik-basiert um die effektivste Version handelt. </w:t>
+      </w:r>
+      <w:r>
+        <w:rPr>
+          <w:lang w:val="de-DE"/>
+        </w:rPr>
+        <w:t xml:space="preserve">Dieser Filter wird </w:t>
+      </w:r>
+      <w:r>
+        <w:rPr>
+          <w:lang w:val="de-DE"/>
+        </w:rPr>
+        <w:t>analog zu den anderen Verfahren</w:t>
+      </w:r>
+      <w:r>
+        <w:rPr>
+          <w:lang w:val="de-DE"/>
+        </w:rPr>
+        <w:t xml:space="preserve"> im weiteren Text </w:t>
+      </w:r>
+      <w:r>
+        <w:rPr>
+          <w:lang w:val="de-DE"/>
+        </w:rPr>
+        <w:t>als Jeelani-Qadir Algorithmus bezeichne</w:t>
+      </w:r>
+      <w:r>
+        <w:rPr>
+          <w:lang w:val="de-DE"/>
+        </w:rPr>
+        <w:t>t</w:t>
+      </w:r>
+      <w:r>
+        <w:rPr>
+          <w:lang w:val="de-DE"/>
+        </w:rPr>
+        <w:t>.</w:t>
       </w:r>
     </w:p>
     <w:tbl>
@@ -12929,23 +13231,7 @@
                 <w:bCs/>
                 <w:lang w:val="de-DE"/>
               </w:rPr>
-              <w:t>Jeelani-Qadir</w:t>
-            </w:r>
-            <w:r>
-              <w:rPr>
-                <w:b/>
-                <w:bCs/>
-                <w:lang w:val="de-DE"/>
-              </w:rPr>
-              <w:t xml:space="preserve"> Algorithmus</w:t>
-            </w:r>
-            <w:r>
-              <w:rPr>
-                <w:b/>
-                <w:bCs/>
-                <w:lang w:val="de-DE"/>
-              </w:rPr>
-              <w:t xml:space="preserve"> 1</w:t>
+              <w:t>Jeelani-Qadir Algorithmus</w:t>
             </w:r>
             <w:r>
               <w:rPr>
@@ -13145,6 +13431,22 @@
               <w:t xml:space="preserve"> </w:t>
             </w:r>
             <w:r>
+              <w:t xml:space="preserve">in </w:t>
+            </w:r>
+            <w:r>
+              <w:t>reverse</w:t>
+            </w:r>
+            <w:r>
+              <w:t xml:space="preserve"> order</w:t>
+            </w:r>
+            <w:r>
+              <w:rPr>
+                <w:i/>
+                <w:iCs/>
+              </w:rPr>
+              <w:t xml:space="preserve"> </w:t>
+            </w:r>
+            <w:r>
               <w:rPr>
                 <w:b/>
                 <w:bCs/>
@@ -13335,21 +13637,7 @@
                 <w:i/>
                 <w:iCs/>
               </w:rPr>
-              <w:t>(</w:t>
-            </w:r>
-            <w:r>
-              <w:rPr>
-                <w:i/>
-                <w:iCs/>
-              </w:rPr>
-              <w:t>C(i, j)</w:t>
-            </w:r>
-            <w:r>
-              <w:rPr>
-                <w:i/>
-                <w:iCs/>
-              </w:rPr>
-              <w:t>)</w:t>
+              <w:t>(C(i, j))</w:t>
             </w:r>
             <w:r>
               <w:t xml:space="preserve"> ≠ 0 and 255</w:t>
@@ -13458,7 +13746,14 @@
                 <w:b/>
                 <w:bCs/>
               </w:rPr>
-              <w:t xml:space="preserve">                    continue</w:t>
+              <w:t xml:space="preserve">                    </w:t>
+            </w:r>
+            <w:r>
+              <w:rPr>
+                <w:b/>
+                <w:bCs/>
+              </w:rPr>
+              <w:t>break</w:t>
             </w:r>
           </w:p>
         </w:tc>
@@ -13643,7 +13938,919 @@
         </w:tc>
       </w:tr>
     </w:tbl>
-    <w:p/>
+    <w:p>
+      <w:pPr>
+        <w:rPr>
+          <w:lang w:val="de-DE"/>
+        </w:rPr>
+      </w:pPr>
+    </w:p>
+    <w:p>
+      <w:pPr>
+        <w:pStyle w:val="Heading3"/>
+        <w:rPr>
+          <w:lang w:val="de-DE"/>
+        </w:rPr>
+      </w:pPr>
+      <w:bookmarkStart w:id="13" w:name="_Toc233555462"/>
+      <w:r>
+        <w:rPr>
+          <w:lang w:val="de-DE"/>
+        </w:rPr>
+        <w:t>Evaluation des Jaleeni-</w:t>
+      </w:r>
+      <w:r>
+        <w:rPr>
+          <w:lang w:val="de-DE"/>
+        </w:rPr>
+        <w:t>Qadir Alg</w:t>
+      </w:r>
+      <w:r>
+        <w:rPr>
+          <w:lang w:val="de-DE"/>
+        </w:rPr>
+        <w:t>orithmu</w:t>
+      </w:r>
+      <w:r>
+        <w:rPr>
+          <w:lang w:val="de-DE"/>
+        </w:rPr>
+        <w:t>s</w:t>
+      </w:r>
+      <w:bookmarkEnd w:id="13"/>
+    </w:p>
+    <w:p>
+      <w:pPr>
+        <w:pStyle w:val="ListParagraph"/>
+        <w:numPr>
+          <w:ilvl w:val="0"/>
+          <w:numId w:val="15"/>
+        </w:numPr>
+        <w:rPr>
+          <w:lang w:val="de-DE"/>
+        </w:rPr>
+      </w:pPr>
+      <w:r>
+        <w:rPr>
+          <w:lang w:val="de-DE"/>
+        </w:rPr>
+        <w:t xml:space="preserve">Überraschend effektiv auch bei </w:t>
+      </w:r>
+      <w:r>
+        <w:rPr>
+          <w:lang w:val="de-DE"/>
+        </w:rPr>
+        <w:t>hoher Rauschdichte</w:t>
+      </w:r>
+    </w:p>
+    <w:p>
+      <w:pPr>
+        <w:pStyle w:val="ListParagraph"/>
+        <w:numPr>
+          <w:ilvl w:val="0"/>
+          <w:numId w:val="15"/>
+        </w:numPr>
+        <w:rPr>
+          <w:lang w:val="de-DE"/>
+        </w:rPr>
+      </w:pPr>
+      <w:r>
+        <w:rPr>
+          <w:lang w:val="de-DE"/>
+        </w:rPr>
+        <w:t xml:space="preserve">Visuell </w:t>
+      </w:r>
+      <w:r>
+        <w:rPr>
+          <w:lang w:val="de-DE"/>
+        </w:rPr>
+        <w:t>starke Verzerrung</w:t>
+      </w:r>
+      <w:r>
+        <w:rPr>
+          <w:lang w:val="de-DE"/>
+        </w:rPr>
+        <w:t xml:space="preserve"> bei hoher Rauschdichte</w:t>
+      </w:r>
+      <w:r>
+        <w:rPr>
+          <w:lang w:val="de-DE"/>
+        </w:rPr>
+        <w:t>, schlierern</w:t>
+      </w:r>
+      <w:r>
+        <w:rPr>
+          <w:lang w:val="de-DE"/>
+        </w:rPr>
+        <w:t xml:space="preserve"> von Zentrum nach gewählter primärregel</w:t>
+      </w:r>
+    </w:p>
+    <w:p>
+      <w:pPr>
+        <w:pStyle w:val="ListParagraph"/>
+        <w:numPr>
+          <w:ilvl w:val="0"/>
+          <w:numId w:val="15"/>
+        </w:numPr>
+        <w:rPr>
+          <w:lang w:val="de-DE"/>
+        </w:rPr>
+      </w:pPr>
+      <w:r>
+        <w:rPr>
+          <w:lang w:val="de-DE"/>
+        </w:rPr>
+        <w:t>Metrik-basiert übertrifft jedoch median</w:t>
+      </w:r>
+    </w:p>
+    <w:p>
+      <w:pPr>
+        <w:pStyle w:val="ListParagraph"/>
+        <w:numPr>
+          <w:ilvl w:val="0"/>
+          <w:numId w:val="15"/>
+        </w:numPr>
+        <w:rPr>
+          <w:lang w:val="de-DE"/>
+        </w:rPr>
+      </w:pPr>
+      <w:r>
+        <w:rPr>
+          <w:lang w:val="de-DE"/>
+        </w:rPr>
+        <w:t xml:space="preserve">TODO: vergleichsgraph </w:t>
+      </w:r>
+      <w:r>
+        <w:rPr>
+          <w:lang w:val="de-DE"/>
+        </w:rPr>
+        <w:t>median, laufzeit</w:t>
+      </w:r>
+    </w:p>
+    <w:p>
+      <w:pPr>
+        <w:rPr>
+          <w:lang w:val="de-DE"/>
+        </w:rPr>
+      </w:pPr>
+    </w:p>
+    <w:tbl>
+      <w:tblPr>
+        <w:tblStyle w:val="TableGrid"/>
+        <w:tblW w:w="0" w:type="auto"/>
+        <w:tblLook w:val="04A0" w:firstRow="1" w:lastRow="0" w:firstColumn="1" w:lastColumn="0" w:noHBand="0" w:noVBand="1"/>
+      </w:tblPr>
+      <w:tblGrid>
+        <w:gridCol w:w="4626"/>
+        <w:gridCol w:w="4724"/>
+      </w:tblGrid>
+      <w:tr>
+        <w:tc>
+          <w:tcPr>
+            <w:tcW w:w="5955" w:type="dxa"/>
+          </w:tcPr>
+          <w:p>
+            <w:pPr>
+              <w:jc w:val="center"/>
+              <w:rPr>
+                <w:lang w:val="de-DE"/>
+              </w:rPr>
+            </w:pPr>
+            <w:r>
+              <w:rPr>
+                <w:noProof/>
+                <w:lang w:val="de-DE"/>
+              </w:rPr>
+              <w:drawing>
+                <wp:inline distT="0" distB="0" distL="0" distR="0" wp14:anchorId="410E896F" wp14:editId="5ADA8364">
+                  <wp:extent cx="2790908" cy="1330111"/>
+                  <wp:effectExtent l="0" t="0" r="0" b="3810"/>
+                  <wp:docPr id="408768978" name="Picture 5"/>
+                  <wp:cNvGraphicFramePr>
+                    <a:graphicFrameLocks xmlns:a="http://schemas.openxmlformats.org/drawingml/2006/main" noChangeAspect="1"/>
+                  </wp:cNvGraphicFramePr>
+                  <a:graphic xmlns:a="http://schemas.openxmlformats.org/drawingml/2006/main">
+                    <a:graphicData uri="http://schemas.openxmlformats.org/drawingml/2006/picture">
+                      <pic:pic xmlns:pic="http://schemas.openxmlformats.org/drawingml/2006/picture">
+                        <pic:nvPicPr>
+                          <pic:cNvPr id="0" name="Picture 5"/>
+                          <pic:cNvPicPr>
+                            <a:picLocks noChangeAspect="1" noChangeArrowheads="1"/>
+                          </pic:cNvPicPr>
+                        </pic:nvPicPr>
+                        <pic:blipFill>
+                          <a:blip r:embed="rId13" cstate="print">
+                            <a:extLst>
+                              <a:ext uri="{28A0092B-C50C-407E-A947-70E740481C1C}">
+                                <a14:useLocalDpi xmlns:a14="http://schemas.microsoft.com/office/drawing/2010/main" val="0"/>
+                              </a:ext>
+                            </a:extLst>
+                          </a:blip>
+                          <a:srcRect/>
+                          <a:stretch>
+                            <a:fillRect/>
+                          </a:stretch>
+                        </pic:blipFill>
+                        <pic:spPr bwMode="auto">
+                          <a:xfrm>
+                            <a:off x="0" y="0"/>
+                            <a:ext cx="2818309" cy="1343170"/>
+                          </a:xfrm>
+                          <a:prstGeom prst="rect">
+                            <a:avLst/>
+                          </a:prstGeom>
+                          <a:noFill/>
+                          <a:ln>
+                            <a:noFill/>
+                          </a:ln>
+                        </pic:spPr>
+                      </pic:pic>
+                    </a:graphicData>
+                  </a:graphic>
+                </wp:inline>
+              </w:drawing>
+            </w:r>
+          </w:p>
+        </w:tc>
+        <w:tc>
+          <w:tcPr>
+            <w:tcW w:w="3395" w:type="dxa"/>
+          </w:tcPr>
+          <w:p>
+            <w:pPr>
+              <w:jc w:val="center"/>
+              <w:rPr>
+                <w:noProof/>
+                <w:lang w:val="de-DE"/>
+              </w:rPr>
+            </w:pPr>
+            <w:r>
+              <w:rPr>
+                <w:noProof/>
+                <w:lang w:val="de-DE"/>
+              </w:rPr>
+              <w:drawing>
+                <wp:inline distT="0" distB="0" distL="0" distR="0" wp14:anchorId="1022FEEA" wp14:editId="4A5FDE28">
+                  <wp:extent cx="2862635" cy="1364296"/>
+                  <wp:effectExtent l="0" t="0" r="0" b="7620"/>
+                  <wp:docPr id="909725001" name="Picture 6"/>
+                  <wp:cNvGraphicFramePr>
+                    <a:graphicFrameLocks xmlns:a="http://schemas.openxmlformats.org/drawingml/2006/main" noChangeAspect="1"/>
+                  </wp:cNvGraphicFramePr>
+                  <a:graphic xmlns:a="http://schemas.openxmlformats.org/drawingml/2006/main">
+                    <a:graphicData uri="http://schemas.openxmlformats.org/drawingml/2006/picture">
+                      <pic:pic xmlns:pic="http://schemas.openxmlformats.org/drawingml/2006/picture">
+                        <pic:nvPicPr>
+                          <pic:cNvPr id="0" name="Picture 6"/>
+                          <pic:cNvPicPr>
+                            <a:picLocks noChangeAspect="1" noChangeArrowheads="1"/>
+                          </pic:cNvPicPr>
+                        </pic:nvPicPr>
+                        <pic:blipFill>
+                          <a:blip r:embed="rId14" cstate="print">
+                            <a:extLst>
+                              <a:ext uri="{28A0092B-C50C-407E-A947-70E740481C1C}">
+                                <a14:useLocalDpi xmlns:a14="http://schemas.microsoft.com/office/drawing/2010/main" val="0"/>
+                              </a:ext>
+                            </a:extLst>
+                          </a:blip>
+                          <a:srcRect/>
+                          <a:stretch>
+                            <a:fillRect/>
+                          </a:stretch>
+                        </pic:blipFill>
+                        <pic:spPr bwMode="auto">
+                          <a:xfrm>
+                            <a:off x="0" y="0"/>
+                            <a:ext cx="2879188" cy="1372185"/>
+                          </a:xfrm>
+                          <a:prstGeom prst="rect">
+                            <a:avLst/>
+                          </a:prstGeom>
+                          <a:noFill/>
+                          <a:ln>
+                            <a:noFill/>
+                          </a:ln>
+                        </pic:spPr>
+                      </pic:pic>
+                    </a:graphicData>
+                  </a:graphic>
+                </wp:inline>
+              </w:drawing>
+            </w:r>
+          </w:p>
+        </w:tc>
+      </w:tr>
+    </w:tbl>
+    <w:p>
+      <w:pPr>
+        <w:rPr>
+          <w:lang w:val="de-DE"/>
+        </w:rPr>
+      </w:pPr>
+      <w:r>
+        <w:rPr>
+          <w:lang w:val="de-DE"/>
+        </w:rPr>
+        <w:br w:type="page"/>
+      </w:r>
+    </w:p>
+    <w:p>
+      <w:pPr>
+        <w:pStyle w:val="Heading1"/>
+        <w:rPr>
+          <w:lang w:val="de-DE"/>
+        </w:rPr>
+      </w:pPr>
+      <w:bookmarkStart w:id="14" w:name="_Toc233555464"/>
+      <w:r>
+        <w:rPr>
+          <w:lang w:val="de-DE"/>
+        </w:rPr>
+        <w:lastRenderedPageBreak/>
+        <w:t>Vergleich und Evaluation</w:t>
+      </w:r>
+      <w:bookmarkEnd w:id="14"/>
+    </w:p>
+    <w:p>
+      <w:pPr>
+        <w:pStyle w:val="ListParagraph"/>
+        <w:numPr>
+          <w:ilvl w:val="0"/>
+          <w:numId w:val="15"/>
+        </w:numPr>
+        <w:rPr>
+          <w:lang w:val="de-DE"/>
+        </w:rPr>
+      </w:pPr>
+      <w:r>
+        <w:rPr>
+          <w:lang w:val="de-DE"/>
+        </w:rPr>
+        <w:t>O Notation</w:t>
+      </w:r>
+    </w:p>
+    <w:p>
+      <w:pPr>
+        <w:pStyle w:val="ListParagraph"/>
+        <w:numPr>
+          <w:ilvl w:val="0"/>
+          <w:numId w:val="15"/>
+        </w:numPr>
+        <w:rPr>
+          <w:lang w:val="de-DE"/>
+        </w:rPr>
+      </w:pPr>
+      <w:r>
+        <w:rPr>
+          <w:lang w:val="de-DE"/>
+        </w:rPr>
+        <w:t>Vergleich anhand PSNR und SSIM über Lena Bild</w:t>
+      </w:r>
+    </w:p>
+    <w:p>
+      <w:pPr>
+        <w:pStyle w:val="Heading1"/>
+        <w:rPr>
+          <w:lang w:val="de-DE"/>
+        </w:rPr>
+      </w:pPr>
+      <w:bookmarkStart w:id="15" w:name="_Toc233555465"/>
+      <w:r>
+        <w:rPr>
+          <w:lang w:val="de-DE"/>
+        </w:rPr>
+        <w:t>Schlussfolgerung und Anmerkungen</w:t>
+      </w:r>
+      <w:bookmarkEnd w:id="15"/>
+    </w:p>
+    <w:p>
+      <w:pPr>
+        <w:pStyle w:val="ListParagraph"/>
+        <w:numPr>
+          <w:ilvl w:val="0"/>
+          <w:numId w:val="9"/>
+        </w:numPr>
+        <w:rPr>
+          <w:lang w:val="de-DE"/>
+        </w:rPr>
+      </w:pPr>
+      <w:r>
+        <w:rPr>
+          <w:lang w:val="de-DE"/>
+        </w:rPr>
+        <w:t>Viele Arten, CA in Entrauschungsverfahren miteinzubinden</w:t>
+      </w:r>
+    </w:p>
+    <w:p>
+      <w:pPr>
+        <w:pStyle w:val="ListParagraph"/>
+        <w:numPr>
+          <w:ilvl w:val="0"/>
+          <w:numId w:val="9"/>
+        </w:numPr>
+        <w:rPr>
+          <w:lang w:val="de-DE"/>
+        </w:rPr>
+      </w:pPr>
+      <w:r>
+        <w:rPr>
+          <w:lang w:val="de-DE"/>
+        </w:rPr>
+        <w:t>zeigt hohe Effektivität in gewählten Arbeiten</w:t>
+      </w:r>
+    </w:p>
+    <w:p>
+      <w:pPr>
+        <w:pStyle w:val="ListParagraph"/>
+        <w:numPr>
+          <w:ilvl w:val="0"/>
+          <w:numId w:val="9"/>
+        </w:numPr>
+        <w:rPr>
+          <w:lang w:val="de-DE"/>
+        </w:rPr>
+      </w:pPr>
+      <w:r>
+        <w:rPr>
+          <w:lang w:val="de-DE"/>
+        </w:rPr>
+        <w:t>CA bietet oft simplen Ansatz mit effektiven Ergebnissen</w:t>
+      </w:r>
+      <w:r>
+        <w:rPr>
+          <w:lang w:val="de-DE"/>
+        </w:rPr>
+        <w:t>, analog zu überraschenden Komplexität/Emergenz, was Eigenschaft von CA ist</w:t>
+      </w:r>
+    </w:p>
+    <w:p>
+      <w:pPr>
+        <w:pStyle w:val="ListParagraph"/>
+        <w:numPr>
+          <w:ilvl w:val="0"/>
+          <w:numId w:val="9"/>
+        </w:numPr>
+        <w:rPr>
+          <w:lang w:val="de-DE"/>
+        </w:rPr>
+      </w:pPr>
+      <w:r>
+        <w:rPr>
+          <w:lang w:val="de-DE"/>
+        </w:rPr>
+        <w:t>Repräsentation von verschiedenen Rauschtypen niedrig (nur SPN und Speckle, auch bei Recherche und nicht erwähnten Werken), Ausweitung auf diese Art von Rauschen</w:t>
+      </w:r>
+    </w:p>
+    <w:p>
+      <w:pPr>
+        <w:pStyle w:val="ListParagraph"/>
+        <w:numPr>
+          <w:ilvl w:val="0"/>
+          <w:numId w:val="9"/>
+        </w:numPr>
+        <w:rPr>
+          <w:lang w:val="de-DE"/>
+        </w:rPr>
+      </w:pPr>
+      <w:r>
+        <w:rPr>
+          <w:lang w:val="de-DE"/>
+        </w:rPr>
+        <w:t xml:space="preserve">Mangelnde Arbeiten </w:t>
+      </w:r>
+      <w:r>
+        <w:rPr>
+          <w:lang w:val="de-DE"/>
+        </w:rPr>
+        <w:t>in Bereich von Farbbildern</w:t>
+      </w:r>
+      <w:r>
+        <w:rPr>
+          <w:lang w:val="de-DE"/>
+        </w:rPr>
+        <w:t>, was an erhöhter Bearbeitungskomplexität liegen könnte, Bearbeitungsansatz komplett anders</w:t>
+      </w:r>
+    </w:p>
+    <w:p>
+      <w:pPr>
+        <w:pStyle w:val="ListParagraph"/>
+        <w:numPr>
+          <w:ilvl w:val="0"/>
+          <w:numId w:val="9"/>
+        </w:numPr>
+        <w:rPr>
+          <w:lang w:val="de-DE"/>
+        </w:rPr>
+      </w:pPr>
+      <w:r>
+        <w:rPr>
+          <w:lang w:val="de-DE"/>
+        </w:rPr>
+        <w:t>Testergebnisse aus zweiter Hand</w:t>
+      </w:r>
+      <w:r>
+        <w:rPr>
+          <w:lang w:val="de-DE"/>
+        </w:rPr>
+        <w:t>, Verbesserung durch Selbstdurchführung der Algorithmen</w:t>
+      </w:r>
+      <w:r>
+        <w:rPr>
+          <w:lang w:val="de-DE"/>
+        </w:rPr>
+        <w:t xml:space="preserve"> (Differenz in Hardware/Software)</w:t>
+      </w:r>
+    </w:p>
+    <w:p>
+      <w:pPr>
+        <w:pStyle w:val="Heading1"/>
+        <w:rPr>
+          <w:lang w:val="de-DE"/>
+        </w:rPr>
+      </w:pPr>
+      <w:bookmarkStart w:id="16" w:name="_Toc233555466"/>
+      <w:r>
+        <w:rPr>
+          <w:lang w:val="de-DE"/>
+        </w:rPr>
+        <w:t>Rejected</w:t>
+      </w:r>
+      <w:bookmarkEnd w:id="16"/>
+    </w:p>
+    <w:p>
+      <w:pPr>
+        <w:pStyle w:val="ListParagraph"/>
+        <w:numPr>
+          <w:ilvl w:val="0"/>
+          <w:numId w:val="7"/>
+        </w:numPr>
+        <w:rPr>
+          <w:color w:val="A02B93" w:themeColor="accent5"/>
+          <w:lang w:val="de-DE"/>
+        </w:rPr>
+      </w:pPr>
+      <w:r>
+        <w:rPr>
+          <w:color w:val="A02B93" w:themeColor="accent5"/>
+          <w:lang w:val="de-DE"/>
+        </w:rPr>
+        <w:t>Wird im Kontext und Nutzen von Bildbearbeitung erklärt, also gekürzte Version</w:t>
+      </w:r>
+    </w:p>
+    <w:p>
+      <w:pPr>
+        <w:pStyle w:val="ListParagraph"/>
+        <w:numPr>
+          <w:ilvl w:val="0"/>
+          <w:numId w:val="7"/>
+        </w:numPr>
+        <w:rPr>
+          <w:color w:val="A02B93" w:themeColor="accent5"/>
+          <w:lang w:val="de-DE"/>
+        </w:rPr>
+      </w:pPr>
+      <w:r>
+        <w:rPr>
+          <w:color w:val="A02B93" w:themeColor="accent5"/>
+          <w:lang w:val="de-DE"/>
+        </w:rPr>
+        <w:t>2D und 3D zelluläre Automaten</w:t>
+      </w:r>
+    </w:p>
+    <w:p>
+      <w:pPr>
+        <w:rPr>
+          <w:color w:val="A02B93" w:themeColor="accent5"/>
+          <w:lang w:val="de-DE"/>
+        </w:rPr>
+      </w:pPr>
+      <w:r>
+        <w:rPr>
+          <w:color w:val="A02B93" w:themeColor="accent5"/>
+          <w:lang w:val="de-DE"/>
+        </w:rPr>
+        <w:t>Zelluläre Automaten gehören zu den endlichen Automaten</w:t>
+      </w:r>
+    </w:p>
+    <w:p>
+      <w:pPr>
+        <w:rPr>
+          <w:color w:val="A02B93" w:themeColor="accent5"/>
+          <w:lang w:val="de-DE"/>
+        </w:rPr>
+      </w:pPr>
+      <w:r>
+        <w:rPr>
+          <w:color w:val="A02B93" w:themeColor="accent5"/>
+          <w:lang w:val="de-DE"/>
+        </w:rPr>
+        <w:t xml:space="preserve">Ein dreidimensionaler zellulärer Automat beschreibt ein Raum </w:t>
+      </w:r>
+      <w:r>
+        <w:rPr>
+          <w:i/>
+          <w:iCs/>
+          <w:color w:val="A02B93" w:themeColor="accent5"/>
+          <w:lang w:val="de-DE"/>
+        </w:rPr>
+        <w:t>R</w:t>
+      </w:r>
+      <w:r>
+        <w:rPr>
+          <w:color w:val="A02B93" w:themeColor="accent5"/>
+          <w:lang w:val="de-DE"/>
+        </w:rPr>
+        <w:t xml:space="preserve"> an Zellen, in dem jede Zelle zum Zeitpunkt </w:t>
+      </w:r>
+      <w:r>
+        <w:rPr>
+          <w:i/>
+          <w:iCs/>
+          <w:color w:val="A02B93" w:themeColor="accent5"/>
+          <w:lang w:val="de-DE"/>
+        </w:rPr>
+        <w:t>t</w:t>
+      </w:r>
+      <w:r>
+        <w:rPr>
+          <w:color w:val="A02B93" w:themeColor="accent5"/>
+          <w:lang w:val="de-DE"/>
+        </w:rPr>
+        <w:t xml:space="preserve"> einen Zustand </w:t>
+      </w:r>
+      <w:r>
+        <w:rPr>
+          <w:rFonts w:ascii="Cambria Math" w:hAnsi="Cambria Math" w:cs="Cambria Math"/>
+          <w:color w:val="A02B93" w:themeColor="accent5"/>
+          <w:lang w:val="de-DE"/>
+        </w:rPr>
+        <w:t>∈</w:t>
+      </w:r>
+      <w:r>
+        <w:rPr>
+          <w:color w:val="A02B93" w:themeColor="accent5"/>
+          <w:lang w:val="de-DE"/>
+        </w:rPr>
+        <w:t xml:space="preserve"> Zustandsmenge </w:t>
+      </w:r>
+      <w:r>
+        <w:rPr>
+          <w:i/>
+          <w:iCs/>
+          <w:color w:val="A02B93" w:themeColor="accent5"/>
+          <w:lang w:val="de-DE"/>
+        </w:rPr>
+        <w:t xml:space="preserve">Q </w:t>
+      </w:r>
+      <w:r>
+        <w:rPr>
+          <w:color w:val="A02B93" w:themeColor="accent5"/>
+          <w:lang w:val="de-DE"/>
+        </w:rPr>
+        <w:t xml:space="preserve">hat. Beim Zeitpunkt </w:t>
+      </w:r>
+      <w:r>
+        <w:rPr>
+          <w:i/>
+          <w:iCs/>
+          <w:color w:val="A02B93" w:themeColor="accent5"/>
+          <w:lang w:val="de-DE"/>
+        </w:rPr>
+        <w:t xml:space="preserve">t+1 </w:t>
+      </w:r>
+      <w:r>
+        <w:rPr>
+          <w:color w:val="A02B93" w:themeColor="accent5"/>
+          <w:lang w:val="de-DE"/>
+        </w:rPr>
+        <w:t>entsteht eine neue Generation aus Zellen basierend auf deren Nachbarschaft.</w:t>
+      </w:r>
+    </w:p>
+    <w:p>
+      <w:pPr>
+        <w:rPr>
+          <w:color w:val="A02B93" w:themeColor="accent5"/>
+          <w:lang w:val="de-DE"/>
+        </w:rPr>
+      </w:pPr>
+      <w:r>
+        <w:rPr>
+          <w:color w:val="A02B93" w:themeColor="accent5"/>
+          <w:lang w:val="de-DE"/>
+        </w:rPr>
+        <w:t xml:space="preserve">Bei einem darauffolgendem Zeitschritt </w:t>
+      </w:r>
+      <w:r>
+        <w:rPr>
+          <w:i/>
+          <w:iCs/>
+          <w:color w:val="A02B93" w:themeColor="accent5"/>
+          <w:lang w:val="de-DE"/>
+        </w:rPr>
+        <w:t>t+1</w:t>
+      </w:r>
+      <w:r>
+        <w:rPr>
+          <w:color w:val="A02B93" w:themeColor="accent5"/>
+          <w:lang w:val="de-DE"/>
+        </w:rPr>
+        <w:t xml:space="preserve"> verändert sich der Zustand der Zelle gemäß seiner lokalen Überführungsfunktion. </w:t>
+      </w:r>
+    </w:p>
+    <w:p>
+      <w:pPr>
+        <w:rPr>
+          <w:color w:val="A02B93" w:themeColor="accent5"/>
+          <w:lang w:val="de-DE"/>
+        </w:rPr>
+      </w:pPr>
+      <w:r>
+        <w:rPr>
+          <w:color w:val="A02B93" w:themeColor="accent5"/>
+          <w:lang w:val="de-DE"/>
+        </w:rPr>
+        <w:t xml:space="preserve">Hierbei beeinflussen benachbarte </w:t>
+      </w:r>
+      <w:r>
+        <w:rPr>
+          <w:color w:val="A02B93" w:themeColor="accent5"/>
+          <w:lang w:val="de-DE"/>
+        </w:rPr>
+        <w:t xml:space="preserve">Zellen den Zustandsübergang ausgehend von deren Zustand. Jede Zelle hat eine Nachbarschaft </w:t>
+      </w:r>
+      <w:r>
+        <w:rPr>
+          <w:i/>
+          <w:iCs/>
+          <w:color w:val="A02B93" w:themeColor="accent5"/>
+          <w:lang w:val="de-DE"/>
+        </w:rPr>
+        <w:t>N</w:t>
+      </w:r>
+      <w:r>
+        <w:rPr>
+          <w:color w:val="A02B93" w:themeColor="accent5"/>
+          <w:lang w:val="de-DE"/>
+        </w:rPr>
+        <w:t>.</w:t>
+      </w:r>
+    </w:p>
+    <w:p>
+      <w:pPr>
+        <w:rPr>
+          <w:lang w:val="de-DE"/>
+        </w:rPr>
+      </w:pPr>
+      <w:r>
+        <w:rPr>
+          <w:lang w:val="de-DE"/>
+        </w:rPr>
+        <w:t xml:space="preserve">Der Mean-Filter läuft über das gesamte Bild und betrachtet ein [Fenster] an Pixel. Daraufhin wird der Durchschnittswert aller darin enthaltenen Pixel berechnet. </w:t>
+      </w:r>
+    </w:p>
+    <w:p>
+      <w:pPr>
+        <w:pStyle w:val="ListParagraph"/>
+        <w:numPr>
+          <w:ilvl w:val="0"/>
+          <w:numId w:val="10"/>
+        </w:numPr>
+        <w:rPr>
+          <w:lang w:val="de-DE"/>
+        </w:rPr>
+      </w:pPr>
+      <w:r>
+        <w:rPr>
+          <w:lang w:val="de-DE"/>
+        </w:rPr>
+        <w:t>Mean-Filter</w:t>
+      </w:r>
+    </w:p>
+    <w:p>
+      <w:pPr>
+        <w:pStyle w:val="ListParagraph"/>
+        <w:numPr>
+          <w:ilvl w:val="0"/>
+          <w:numId w:val="10"/>
+        </w:numPr>
+        <w:rPr>
+          <w:lang w:val="de-DE"/>
+        </w:rPr>
+      </w:pPr>
+      <w:r>
+        <w:rPr>
+          <w:lang w:val="de-DE"/>
+        </w:rPr>
+        <w:t>Median-Filter: standard für SPN</w:t>
+      </w:r>
+    </w:p>
+    <w:p>
+      <w:pPr>
+        <w:rPr>
+          <w:lang w:val="de-DE"/>
+        </w:rPr>
+      </w:pPr>
+      <w:r>
+        <w:rPr>
+          <w:lang w:val="de-DE"/>
+        </w:rPr>
+        <w:t>Der Algorithmus von Jeelani und Qadir [Nummer] (Jeelani-Qadir Algorithmus) ist das simpelste Verfahren zur Identifikation und Restauration von Pixeln in Relation zu den anderen hier aufgeführten Algorithmen.</w:t>
+      </w:r>
+    </w:p>
+    <w:p>
+      <w:pPr>
+        <w:rPr>
+          <w:lang w:val="de-DE"/>
+        </w:rPr>
+      </w:pPr>
+      <w:r>
+        <w:rPr>
+          <w:lang w:val="de-DE"/>
+        </w:rPr>
+        <w:t>In diesem Werk werden vier Algorithmen präsentiert, welche alle dem gleichen Grundprinzip folgen.</w:t>
+      </w:r>
+    </w:p>
+    <w:p>
+      <w:pPr>
+        <w:rPr>
+          <w:lang w:val="de-DE"/>
+        </w:rPr>
+      </w:pPr>
+    </w:p>
+    <w:p>
+      <w:pPr>
+        <w:rPr>
+          <w:lang w:val="de-DE"/>
+        </w:rPr>
+      </w:pPr>
+    </w:p>
+    <w:p>
+      <w:pPr>
+        <w:rPr>
+          <w:lang w:val="de-DE"/>
+        </w:rPr>
+      </w:pPr>
+    </w:p>
+    <w:p>
+      <w:pPr>
+        <w:rPr>
+          <w:lang w:val="de-DE"/>
+        </w:rPr>
+      </w:pPr>
+    </w:p>
+    <w:p>
+      <w:pPr>
+        <w:rPr>
+          <w:color w:val="EE0000"/>
+          <w:lang w:val="de-DE"/>
+        </w:rPr>
+      </w:pPr>
+      <w:r>
+        <w:rPr>
+          <w:color w:val="EE0000"/>
+          <w:lang w:val="de-DE"/>
+        </w:rPr>
+        <w:t>CA hat die Kapazität zur Darstellung von komplexen Systemen und findet Anwendung in der Abbildung von beispielsweise biologischen Systemen oder kann auch zur Simulation von beispielsweise Waldbränden benutzt werden.</w:t>
+      </w:r>
+    </w:p>
+    <w:p>
+      <w:pPr>
+        <w:rPr>
+          <w:color w:val="EE0000"/>
+          <w:lang w:val="de-DE"/>
+        </w:rPr>
+      </w:pPr>
+      <w:r>
+        <w:rPr>
+          <w:color w:val="EE0000"/>
+          <w:lang w:val="de-DE"/>
+        </w:rPr>
+        <w:t xml:space="preserve">Eine besondere Charakteristik von CA ist sein recht simpler Aufbau, der jedoch die Kapazität zu emergenten Verhalten und die Darstellung von komplexen System beinhaltet. Desweiteren wird jede Zelle innerhalb dem Zeitschritt isoliert von den anderen betrachtet und abgehandelt, da seine Entwicklung auf der vorherigen Generation anstatt der jetzigen basiert. Dies birgt großes Potential zur Parallelisierung in der Implementation und, wie es später aufgezeigt wird, machen sich die meisten Methoden diese beiden Eigenschaften zu Nutze. </w:t>
+      </w:r>
+    </w:p>
+    <w:p>
+      <w:pPr>
+        <w:rPr>
+          <w:color w:val="EE0000"/>
+          <w:lang w:val="de-DE"/>
+        </w:rPr>
+      </w:pPr>
+      <w:r>
+        <w:rPr>
+          <w:color w:val="EE0000"/>
+          <w:lang w:val="de-DE"/>
+        </w:rPr>
+        <w:t>Zuletzt ist anzumerken, dass die Determinierung von einem geeigneten, wenn nicht sogar von einem optimalen, Set an Übergangsfunktionen oft Teilschritt des Bildbearbeitungsverfahren oder der Algorithmusfindung ist.</w:t>
+      </w:r>
+      <w:r>
+        <w:rPr>
+          <w:color w:val="EE0000"/>
+          <w:lang w:val="de-DE"/>
+        </w:rPr>
+        <w:br/>
+      </w:r>
+    </w:p>
     <w:tbl>
       <w:tblPr>
         <w:tblStyle w:val="TableGrid"/>
@@ -13702,15 +14909,7 @@
                 <w:bCs/>
                 <w:lang w:val="de-DE"/>
               </w:rPr>
-              <w:t xml:space="preserve"> </w:t>
-            </w:r>
-            <w:r>
-              <w:rPr>
-                <w:b/>
-                <w:bCs/>
-                <w:lang w:val="de-DE"/>
-              </w:rPr>
-              <w:t>2</w:t>
+              <w:t xml:space="preserve"> 2</w:t>
             </w:r>
             <w:r>
               <w:rPr>
@@ -14050,10 +15249,7 @@
               <w:jc w:val="right"/>
             </w:pPr>
             <w:r>
-              <w:t>6</w:t>
-            </w:r>
-            <w:r>
-              <w:t>:</w:t>
+              <w:t>6:</w:t>
             </w:r>
           </w:p>
         </w:tc>
@@ -14120,10 +15316,7 @@
               <w:jc w:val="right"/>
             </w:pPr>
             <w:r>
-              <w:t>7</w:t>
-            </w:r>
-            <w:r>
-              <w:t xml:space="preserve">: </w:t>
+              <w:t xml:space="preserve">7: </w:t>
             </w:r>
           </w:p>
         </w:tc>
@@ -14183,10 +15376,7 @@
               <w:jc w:val="right"/>
             </w:pPr>
             <w:r>
-              <w:t>8</w:t>
-            </w:r>
-            <w:r>
-              <w:t>:</w:t>
+              <w:t>8:</w:t>
             </w:r>
           </w:p>
         </w:tc>
@@ -14253,10 +15443,7 @@
               <w:jc w:val="right"/>
             </w:pPr>
             <w:r>
-              <w:t>9</w:t>
-            </w:r>
-            <w:r>
-              <w:t>:</w:t>
+              <w:t>9:</w:t>
             </w:r>
           </w:p>
         </w:tc>
@@ -14291,10 +15478,7 @@
               <w:jc w:val="right"/>
             </w:pPr>
             <w:r>
-              <w:t>10</w:t>
-            </w:r>
-            <w:r>
-              <w:t>:</w:t>
+              <w:t>10:</w:t>
             </w:r>
           </w:p>
         </w:tc>
@@ -14308,14 +15492,7 @@
                 <w:b/>
                 <w:bCs/>
               </w:rPr>
-              <w:t xml:space="preserve">       end </w:t>
-            </w:r>
-            <w:r>
-              <w:rPr>
-                <w:b/>
-                <w:bCs/>
-              </w:rPr>
-              <w:t>if</w:t>
+              <w:t xml:space="preserve">       end if</w:t>
             </w:r>
           </w:p>
         </w:tc>
@@ -14333,10 +15510,7 @@
               <w:jc w:val="right"/>
             </w:pPr>
             <w:r>
-              <w:t>11</w:t>
-            </w:r>
-            <w:r>
-              <w:t>:</w:t>
+              <w:t>11:</w:t>
             </w:r>
           </w:p>
         </w:tc>
@@ -14359,20 +15533,19 @@
                 <w:b/>
                 <w:bCs/>
               </w:rPr>
-              <w:t xml:space="preserve">end </w:t>
-            </w:r>
-            <w:r>
-              <w:rPr>
-                <w:b/>
-                <w:bCs/>
-              </w:rPr>
-              <w:t>for</w:t>
+              <w:t>end for</w:t>
             </w:r>
           </w:p>
         </w:tc>
       </w:tr>
     </w:tbl>
-    <w:p/>
+    <w:p>
+      <w:pPr>
+        <w:rPr>
+          <w:lang w:val="de-DE"/>
+        </w:rPr>
+      </w:pPr>
+    </w:p>
     <w:tbl>
       <w:tblPr>
         <w:tblStyle w:val="TableGrid"/>
@@ -14431,15 +15604,7 @@
                 <w:bCs/>
                 <w:lang w:val="de-DE"/>
               </w:rPr>
-              <w:t xml:space="preserve"> </w:t>
-            </w:r>
-            <w:r>
-              <w:rPr>
-                <w:b/>
-                <w:bCs/>
-                <w:lang w:val="de-DE"/>
-              </w:rPr>
-              <w:t>3</w:t>
+              <w:t xml:space="preserve"> 3</w:t>
             </w:r>
             <w:r>
               <w:rPr>
@@ -14785,13 +15950,7 @@
               <w:t xml:space="preserve">          for </w:t>
             </w:r>
             <w:r>
-              <w:t xml:space="preserve">k ← 1 to </w:t>
-            </w:r>
-            <w:r>
-              <w:t>24</w:t>
-            </w:r>
-            <w:r>
-              <w:t xml:space="preserve"> </w:t>
+              <w:t xml:space="preserve">k ← 1 to 24 </w:t>
             </w:r>
             <w:r>
               <w:rPr>
@@ -14858,10 +16017,7 @@
               <w:t>(C(i, j))</w:t>
             </w:r>
             <w:r>
-              <w:t xml:space="preserve"> ≠ 0 and</w:t>
-            </w:r>
-            <w:r>
-              <w:t xml:space="preserve"> </w:t>
+              <w:t xml:space="preserve"> ≠ 0 and </w:t>
             </w:r>
             <w:r>
               <w:rPr>
@@ -14886,10 +16042,7 @@
               <w:t>(C(i, j))</w:t>
             </w:r>
             <w:r>
-              <w:t xml:space="preserve"> ≠</w:t>
-            </w:r>
-            <w:r>
-              <w:t xml:space="preserve"> 255 </w:t>
+              <w:t xml:space="preserve"> ≠ 255 </w:t>
             </w:r>
             <w:r>
               <w:rPr>
@@ -15050,21 +16203,7 @@
                 <w:b/>
                 <w:bCs/>
               </w:rPr>
-              <w:t xml:space="preserve">                  </w:t>
-            </w:r>
-            <w:r>
-              <w:rPr>
-                <w:b/>
-                <w:bCs/>
-              </w:rPr>
-              <w:t xml:space="preserve"> </w:t>
-            </w:r>
-            <w:r>
-              <w:rPr>
-                <w:b/>
-                <w:bCs/>
-              </w:rPr>
-              <w:t xml:space="preserve"> continue</w:t>
+              <w:t xml:space="preserve">                    continue</w:t>
             </w:r>
           </w:p>
         </w:tc>
@@ -15079,13 +16218,7 @@
               <w:jc w:val="right"/>
             </w:pPr>
             <w:r>
-              <w:t>1</w:t>
-            </w:r>
-            <w:r>
-              <w:t>2</w:t>
-            </w:r>
-            <w:r>
-              <w:t>:</w:t>
+              <w:t>12:</w:t>
             </w:r>
           </w:p>
         </w:tc>
@@ -15114,13 +16247,7 @@
               <w:jc w:val="right"/>
             </w:pPr>
             <w:r>
-              <w:t>1</w:t>
-            </w:r>
-            <w:r>
-              <w:t>3</w:t>
-            </w:r>
-            <w:r>
-              <w:t>:</w:t>
+              <w:t>13:</w:t>
             </w:r>
           </w:p>
         </w:tc>
@@ -15155,13 +16282,7 @@
               <w:jc w:val="right"/>
             </w:pPr>
             <w:r>
-              <w:t>1</w:t>
-            </w:r>
-            <w:r>
-              <w:t>4</w:t>
-            </w:r>
-            <w:r>
-              <w:t>:</w:t>
+              <w:t>14:</w:t>
             </w:r>
           </w:p>
         </w:tc>
@@ -15216,13 +16337,7 @@
               <w:jc w:val="right"/>
             </w:pPr>
             <w:r>
-              <w:t>1</w:t>
-            </w:r>
-            <w:r>
-              <w:t>5</w:t>
-            </w:r>
-            <w:r>
-              <w:t>:</w:t>
+              <w:t>15:</w:t>
             </w:r>
           </w:p>
         </w:tc>
@@ -15260,13 +16375,7 @@
               <w:jc w:val="right"/>
             </w:pPr>
             <w:r>
-              <w:t>1</w:t>
-            </w:r>
-            <w:r>
-              <w:t>6</w:t>
-            </w:r>
-            <w:r>
-              <w:t>:</w:t>
+              <w:t>16:</w:t>
             </w:r>
           </w:p>
         </w:tc>
@@ -15295,7 +16404,13 @@
         </w:tc>
       </w:tr>
     </w:tbl>
-    <w:p/>
+    <w:p>
+      <w:pPr>
+        <w:rPr>
+          <w:lang w:val="de-DE"/>
+        </w:rPr>
+      </w:pPr>
+    </w:p>
     <w:tbl>
       <w:tblPr>
         <w:tblStyle w:val="TableGrid"/>
@@ -15354,15 +16469,7 @@
                 <w:bCs/>
                 <w:lang w:val="de-DE"/>
               </w:rPr>
-              <w:t xml:space="preserve"> </w:t>
-            </w:r>
-            <w:r>
-              <w:rPr>
-                <w:b/>
-                <w:bCs/>
-                <w:lang w:val="de-DE"/>
-              </w:rPr>
-              <w:t>4</w:t>
+              <w:t xml:space="preserve"> 4</w:t>
             </w:r>
             <w:r>
               <w:rPr>
@@ -15433,10 +16540,7 @@
               <w:t xml:space="preserve">l </w:t>
             </w:r>
             <w:r>
-              <w:t>= 2</w:t>
-            </w:r>
-            <w:r>
-              <w:t xml:space="preserve"> </w:t>
+              <w:t xml:space="preserve">= 2 </w:t>
             </w:r>
             <w:r>
               <w:rPr>
@@ -15497,10 +16601,7 @@
               <w:t xml:space="preserve">l </w:t>
             </w:r>
             <w:r>
-              <w:t>←</w:t>
-            </w:r>
-            <w:r>
-              <w:t xml:space="preserve"> 6</w:t>
+              <w:t>← 6</w:t>
             </w:r>
           </w:p>
         </w:tc>
@@ -15640,10 +16741,7 @@
               <w:t>≥</w:t>
             </w:r>
             <w:r>
-              <w:t xml:space="preserve"> 24</w:t>
-            </w:r>
-            <w:r>
-              <w:t xml:space="preserve"> </w:t>
+              <w:t xml:space="preserve"> 24 </w:t>
             </w:r>
             <w:r>
               <w:rPr>
@@ -15771,7 +16869,13 @@
         </w:tc>
       </w:tr>
     </w:tbl>
-    <w:p/>
+    <w:p>
+      <w:pPr>
+        <w:rPr>
+          <w:lang w:val="de-DE"/>
+        </w:rPr>
+      </w:pPr>
+    </w:p>
     <w:tbl>
       <w:tblPr>
         <w:tblStyle w:val="TableGrid"/>
@@ -15830,15 +16934,7 @@
                 <w:bCs/>
                 <w:lang w:val="de-DE"/>
               </w:rPr>
-              <w:t xml:space="preserve"> </w:t>
-            </w:r>
-            <w:r>
-              <w:rPr>
-                <w:b/>
-                <w:bCs/>
-                <w:lang w:val="de-DE"/>
-              </w:rPr>
-              <w:t>5</w:t>
+              <w:t xml:space="preserve"> 5</w:t>
             </w:r>
             <w:r>
               <w:rPr>
@@ -16045,7 +17141,6 @@
               <w:rPr>
                 <w:lang w:val="de-DE"/>
               </w:rPr>
-              <w:lastRenderedPageBreak/>
               <w:t>4:</w:t>
             </w:r>
           </w:p>
@@ -16185,13 +17280,7 @@
               <w:t xml:space="preserve">          for </w:t>
             </w:r>
             <w:r>
-              <w:t xml:space="preserve">k ← 1 to </w:t>
-            </w:r>
-            <w:r>
-              <w:t>12</w:t>
-            </w:r>
-            <w:r>
-              <w:t xml:space="preserve"> </w:t>
+              <w:t xml:space="preserve">k ← 1 to 12 </w:t>
             </w:r>
             <w:r>
               <w:rPr>
@@ -16258,10 +17347,7 @@
               <w:t>(C(i, j))</w:t>
             </w:r>
             <w:r>
-              <w:t xml:space="preserve"> ≠ 0 and</w:t>
-            </w:r>
-            <w:r>
-              <w:t xml:space="preserve"> </w:t>
+              <w:t xml:space="preserve"> ≠ 0 and </w:t>
             </w:r>
             <w:r>
               <w:rPr>
@@ -16383,21 +17469,7 @@
                 <w:b/>
                 <w:bCs/>
               </w:rPr>
-              <w:t xml:space="preserve">                  </w:t>
-            </w:r>
-            <w:r>
-              <w:rPr>
-                <w:b/>
-                <w:bCs/>
-              </w:rPr>
-              <w:t xml:space="preserve"> </w:t>
-            </w:r>
-            <w:r>
-              <w:rPr>
-                <w:b/>
-                <w:bCs/>
-              </w:rPr>
-              <w:t xml:space="preserve"> </w:t>
+              <w:t xml:space="preserve">                    </w:t>
             </w:r>
             <w:r>
               <w:rPr>
@@ -16611,28 +17683,7 @@
                 <w:b/>
                 <w:bCs/>
               </w:rPr>
-              <w:t xml:space="preserve">                 </w:t>
-            </w:r>
-            <w:r>
-              <w:rPr>
-                <w:b/>
-                <w:bCs/>
-              </w:rPr>
-              <w:t xml:space="preserve"> </w:t>
-            </w:r>
-            <w:r>
-              <w:rPr>
-                <w:b/>
-                <w:bCs/>
-              </w:rPr>
-              <w:t xml:space="preserve">  </w:t>
-            </w:r>
-            <w:r>
-              <w:rPr>
-                <w:b/>
-                <w:bCs/>
-              </w:rPr>
-              <w:t>continue</w:t>
+              <w:t xml:space="preserve">                    continue</w:t>
             </w:r>
           </w:p>
         </w:tc>
@@ -16647,13 +17698,7 @@
               <w:jc w:val="right"/>
             </w:pPr>
             <w:r>
-              <w:t>1</w:t>
-            </w:r>
-            <w:r>
-              <w:t>4</w:t>
-            </w:r>
-            <w:r>
-              <w:t>:</w:t>
+              <w:t>14:</w:t>
             </w:r>
           </w:p>
         </w:tc>
@@ -16688,13 +17733,7 @@
               <w:jc w:val="right"/>
             </w:pPr>
             <w:r>
-              <w:t>1</w:t>
-            </w:r>
-            <w:r>
-              <w:t>5</w:t>
-            </w:r>
-            <w:r>
-              <w:t>:</w:t>
+              <w:t>15:</w:t>
             </w:r>
           </w:p>
         </w:tc>
@@ -16714,21 +17753,7 @@
                 <w:b/>
                 <w:bCs/>
               </w:rPr>
-              <w:t xml:space="preserve">          </w:t>
-            </w:r>
-            <w:r>
-              <w:rPr>
-                <w:b/>
-                <w:bCs/>
-              </w:rPr>
-              <w:t xml:space="preserve"> </w:t>
-            </w:r>
-            <w:r>
-              <w:rPr>
-                <w:b/>
-                <w:bCs/>
-              </w:rPr>
-              <w:t>end for</w:t>
+              <w:t xml:space="preserve">           end for</w:t>
             </w:r>
           </w:p>
         </w:tc>
@@ -16743,13 +17768,7 @@
               <w:jc w:val="right"/>
             </w:pPr>
             <w:r>
-              <w:t>1</w:t>
-            </w:r>
-            <w:r>
-              <w:t>6</w:t>
-            </w:r>
-            <w:r>
-              <w:t>:</w:t>
+              <w:t>16:</w:t>
             </w:r>
           </w:p>
         </w:tc>
@@ -16818,13 +17837,7 @@
               <w:jc w:val="right"/>
             </w:pPr>
             <w:r>
-              <w:t>1</w:t>
-            </w:r>
-            <w:r>
-              <w:t>7</w:t>
-            </w:r>
-            <w:r>
-              <w:t>:</w:t>
+              <w:t>17:</w:t>
             </w:r>
           </w:p>
         </w:tc>
@@ -16876,13 +17889,7 @@
               <w:jc w:val="right"/>
             </w:pPr>
             <w:r>
-              <w:t>1</w:t>
-            </w:r>
-            <w:r>
-              <w:t>8</w:t>
-            </w:r>
-            <w:r>
-              <w:t>:</w:t>
+              <w:t>18:</w:t>
             </w:r>
           </w:p>
         </w:tc>
@@ -16934,13 +17941,7 @@
               <w:jc w:val="right"/>
             </w:pPr>
             <w:r>
-              <w:t>1</w:t>
-            </w:r>
-            <w:r>
-              <w:t>9</w:t>
-            </w:r>
-            <w:r>
-              <w:t>:</w:t>
+              <w:t>19:</w:t>
             </w:r>
           </w:p>
         </w:tc>
@@ -16960,21 +17961,7 @@
                 <w:b/>
                 <w:bCs/>
               </w:rPr>
-              <w:t xml:space="preserve">     </w:t>
-            </w:r>
-            <w:r>
-              <w:rPr>
-                <w:b/>
-                <w:bCs/>
-              </w:rPr>
-              <w:t xml:space="preserve">     </w:t>
-            </w:r>
-            <w:r>
-              <w:rPr>
-                <w:b/>
-                <w:bCs/>
-              </w:rPr>
-              <w:t xml:space="preserve"> end if</w:t>
+              <w:t xml:space="preserve">           end if</w:t>
             </w:r>
           </w:p>
         </w:tc>
@@ -17027,10 +18014,7 @@
               <w:jc w:val="right"/>
             </w:pPr>
             <w:r>
-              <w:t>21</w:t>
-            </w:r>
-            <w:r>
-              <w:t>:</w:t>
+              <w:t>21:</w:t>
             </w:r>
           </w:p>
         </w:tc>
@@ -17059,146 +18043,589 @@
         </w:tc>
       </w:tr>
     </w:tbl>
-    <w:p/>
     <w:p>
       <w:pPr>
-        <w:pStyle w:val="Heading3"/>
-        <w:rPr>
-          <w:lang w:val="de-DE"/>
-        </w:rPr>
-      </w:pPr>
-      <w:bookmarkStart w:id="12" w:name="_Toc233453464"/>
-      <w:r>
-        <w:rPr>
-          <w:lang w:val="de-DE"/>
-        </w:rPr>
-        <w:t>Evaluation des Jaleeni-</w:t>
-      </w:r>
-      <w:r>
-        <w:rPr>
-          <w:lang w:val="de-DE"/>
-        </w:rPr>
-        <w:t>Qadir Alg</w:t>
-      </w:r>
-      <w:r>
-        <w:rPr>
-          <w:lang w:val="de-DE"/>
-        </w:rPr>
-        <w:t>orithmu</w:t>
-      </w:r>
-      <w:r>
-        <w:rPr>
-          <w:lang w:val="de-DE"/>
-        </w:rPr>
-        <w:t>s</w:t>
-      </w:r>
-      <w:bookmarkEnd w:id="12"/>
+        <w:rPr>
+          <w:lang w:val="de-DE"/>
+        </w:rPr>
+      </w:pPr>
     </w:p>
     <w:p>
       <w:pPr>
-        <w:pStyle w:val="ListParagraph"/>
-        <w:numPr>
-          <w:ilvl w:val="0"/>
-          <w:numId w:val="15"/>
-        </w:numPr>
-        <w:rPr>
-          <w:lang w:val="de-DE"/>
-        </w:rPr>
-      </w:pPr>
-      <w:r>
-        <w:rPr>
-          <w:lang w:val="de-DE"/>
-        </w:rPr>
-        <w:t xml:space="preserve">Überraschend effektiv auch bei </w:t>
-      </w:r>
-      <w:r>
-        <w:rPr>
-          <w:lang w:val="de-DE"/>
-        </w:rPr>
-        <w:t>hoher Rauschdichte</w:t>
+        <w:rPr>
+          <w:lang w:val="de-DE"/>
+        </w:rPr>
+      </w:pPr>
+      <w:r>
+        <w:rPr>
+          <w:lang w:val="de-DE"/>
+        </w:rPr>
+        <w:t>Bei den Algorithmusvariationen werden verschiedene Untergruppen aus diesen 24 Nachbarpixel gebildet sowie die horizontale und vertikale Laufrichtung abgeändert. Wird ein verrauschter Pixel identifiziert, so wird sein Wert lediglich durch einen passenden Wert aus der Untergruppe ausgetauscht.</w:t>
+      </w:r>
+    </w:p>
+    <w:tbl>
+      <w:tblPr>
+        <w:tblStyle w:val="TableGrid"/>
+        <w:tblW w:w="9355" w:type="dxa"/>
+        <w:tblLook w:val="04A0" w:firstRow="1" w:lastRow="0" w:firstColumn="1" w:lastColumn="0" w:noHBand="0" w:noVBand="1"/>
+      </w:tblPr>
+      <w:tblGrid>
+        <w:gridCol w:w="1558"/>
+        <w:gridCol w:w="2599"/>
+        <w:gridCol w:w="2599"/>
+        <w:gridCol w:w="2599"/>
+      </w:tblGrid>
+      <w:tr>
+        <w:tc>
+          <w:tcPr>
+            <w:tcW w:w="1558" w:type="dxa"/>
+          </w:tcPr>
+          <w:p>
+            <w:pPr>
+              <w:jc w:val="center"/>
+              <w:rPr>
+                <w:lang w:val="de-DE"/>
+              </w:rPr>
+            </w:pPr>
+            <w:r>
+              <w:rPr>
+                <w:lang w:val="de-DE"/>
+              </w:rPr>
+              <w:t>Filter</w:t>
+            </w:r>
+          </w:p>
+        </w:tc>
+        <w:tc>
+          <w:tcPr>
+            <w:tcW w:w="2599" w:type="dxa"/>
+          </w:tcPr>
+          <w:p>
+            <w:pPr>
+              <w:jc w:val="center"/>
+              <w:rPr>
+                <w:lang w:val="de-DE"/>
+              </w:rPr>
+            </w:pPr>
+            <w:r>
+              <w:rPr>
+                <w:lang w:val="de-DE"/>
+              </w:rPr>
+              <w:t>Horizontale Laufrichtung</w:t>
+            </w:r>
+          </w:p>
+        </w:tc>
+        <w:tc>
+          <w:tcPr>
+            <w:tcW w:w="2599" w:type="dxa"/>
+          </w:tcPr>
+          <w:p>
+            <w:pPr>
+              <w:jc w:val="center"/>
+              <w:rPr>
+                <w:lang w:val="de-DE"/>
+              </w:rPr>
+            </w:pPr>
+            <w:r>
+              <w:rPr>
+                <w:lang w:val="de-DE"/>
+              </w:rPr>
+              <w:t>Vertikale Laufrichtung</w:t>
+            </w:r>
+          </w:p>
+        </w:tc>
+        <w:tc>
+          <w:tcPr>
+            <w:tcW w:w="2599" w:type="dxa"/>
+          </w:tcPr>
+          <w:p>
+            <w:pPr>
+              <w:jc w:val="center"/>
+              <w:rPr>
+                <w:lang w:val="de-DE"/>
+              </w:rPr>
+            </w:pPr>
+            <w:r>
+              <w:rPr>
+                <w:lang w:val="de-DE"/>
+              </w:rPr>
+              <w:t>Algorithmus</w:t>
+            </w:r>
+          </w:p>
+        </w:tc>
+      </w:tr>
+      <w:tr>
+        <w:trPr>
+          <w:trHeight w:val="64"/>
+        </w:trPr>
+        <w:tc>
+          <w:tcPr>
+            <w:tcW w:w="1558" w:type="dxa"/>
+          </w:tcPr>
+          <w:p>
+            <w:pPr>
+              <w:jc w:val="center"/>
+              <w:rPr>
+                <w:lang w:val="de-DE"/>
+              </w:rPr>
+            </w:pPr>
+            <w:r>
+              <w:rPr>
+                <w:lang w:val="de-DE"/>
+              </w:rPr>
+              <w:t>1</w:t>
+            </w:r>
+          </w:p>
+        </w:tc>
+        <w:tc>
+          <w:tcPr>
+            <w:tcW w:w="2599" w:type="dxa"/>
+          </w:tcPr>
+          <w:p>
+            <w:pPr>
+              <w:jc w:val="center"/>
+              <w:rPr>
+                <w:lang w:val="de-DE"/>
+              </w:rPr>
+            </w:pPr>
+            <w:r>
+              <w:rPr>
+                <w:lang w:val="de-DE"/>
+              </w:rPr>
+              <w:t>abwärts</w:t>
+            </w:r>
+          </w:p>
+        </w:tc>
+        <w:tc>
+          <w:tcPr>
+            <w:tcW w:w="2599" w:type="dxa"/>
+          </w:tcPr>
+          <w:p>
+            <w:pPr>
+              <w:jc w:val="center"/>
+              <w:rPr>
+                <w:lang w:val="de-DE"/>
+              </w:rPr>
+            </w:pPr>
+            <w:r>
+              <w:rPr>
+                <w:lang w:val="de-DE"/>
+              </w:rPr>
+              <w:t>rechtswärts</w:t>
+            </w:r>
+          </w:p>
+        </w:tc>
+        <w:tc>
+          <w:tcPr>
+            <w:tcW w:w="2599" w:type="dxa"/>
+          </w:tcPr>
+          <w:p>
+            <w:pPr>
+              <w:jc w:val="center"/>
+              <w:rPr>
+                <w:lang w:val="de-DE"/>
+              </w:rPr>
+            </w:pPr>
+            <w:r>
+              <w:rPr>
+                <w:lang w:val="de-DE"/>
+              </w:rPr>
+              <w:t>1</w:t>
+            </w:r>
+          </w:p>
+        </w:tc>
+      </w:tr>
+      <w:tr>
+        <w:tc>
+          <w:tcPr>
+            <w:tcW w:w="1558" w:type="dxa"/>
+          </w:tcPr>
+          <w:p>
+            <w:pPr>
+              <w:jc w:val="center"/>
+              <w:rPr>
+                <w:lang w:val="de-DE"/>
+              </w:rPr>
+            </w:pPr>
+            <w:r>
+              <w:rPr>
+                <w:lang w:val="de-DE"/>
+              </w:rPr>
+              <w:t>2</w:t>
+            </w:r>
+          </w:p>
+        </w:tc>
+        <w:tc>
+          <w:tcPr>
+            <w:tcW w:w="2599" w:type="dxa"/>
+          </w:tcPr>
+          <w:p>
+            <w:pPr>
+              <w:jc w:val="center"/>
+              <w:rPr>
+                <w:lang w:val="de-DE"/>
+              </w:rPr>
+            </w:pPr>
+            <w:r>
+              <w:rPr>
+                <w:lang w:val="de-DE"/>
+              </w:rPr>
+              <w:t>aufwärts</w:t>
+            </w:r>
+          </w:p>
+        </w:tc>
+        <w:tc>
+          <w:tcPr>
+            <w:tcW w:w="2599" w:type="dxa"/>
+          </w:tcPr>
+          <w:p>
+            <w:pPr>
+              <w:jc w:val="center"/>
+              <w:rPr>
+                <w:lang w:val="de-DE"/>
+              </w:rPr>
+            </w:pPr>
+            <w:r>
+              <w:rPr>
+                <w:lang w:val="de-DE"/>
+              </w:rPr>
+              <w:t>linkswärts</w:t>
+            </w:r>
+          </w:p>
+        </w:tc>
+        <w:tc>
+          <w:tcPr>
+            <w:tcW w:w="2599" w:type="dxa"/>
+          </w:tcPr>
+          <w:p>
+            <w:pPr>
+              <w:jc w:val="center"/>
+              <w:rPr>
+                <w:lang w:val="de-DE"/>
+              </w:rPr>
+            </w:pPr>
+            <w:r>
+              <w:rPr>
+                <w:lang w:val="de-DE"/>
+              </w:rPr>
+              <w:t>1</w:t>
+            </w:r>
+          </w:p>
+        </w:tc>
+      </w:tr>
+      <w:tr>
+        <w:tc>
+          <w:tcPr>
+            <w:tcW w:w="1558" w:type="dxa"/>
+          </w:tcPr>
+          <w:p>
+            <w:pPr>
+              <w:jc w:val="center"/>
+              <w:rPr>
+                <w:lang w:val="de-DE"/>
+              </w:rPr>
+            </w:pPr>
+            <w:r>
+              <w:rPr>
+                <w:lang w:val="de-DE"/>
+              </w:rPr>
+              <w:t>3</w:t>
+            </w:r>
+          </w:p>
+        </w:tc>
+        <w:tc>
+          <w:tcPr>
+            <w:tcW w:w="2599" w:type="dxa"/>
+          </w:tcPr>
+          <w:p>
+            <w:pPr>
+              <w:jc w:val="center"/>
+              <w:rPr>
+                <w:lang w:val="de-DE"/>
+              </w:rPr>
+            </w:pPr>
+            <w:r>
+              <w:rPr>
+                <w:lang w:val="de-DE"/>
+              </w:rPr>
+              <w:t>abwärts</w:t>
+            </w:r>
+          </w:p>
+        </w:tc>
+        <w:tc>
+          <w:tcPr>
+            <w:tcW w:w="2599" w:type="dxa"/>
+          </w:tcPr>
+          <w:p>
+            <w:pPr>
+              <w:jc w:val="center"/>
+              <w:rPr>
+                <w:lang w:val="de-DE"/>
+              </w:rPr>
+            </w:pPr>
+            <w:r>
+              <w:rPr>
+                <w:lang w:val="de-DE"/>
+              </w:rPr>
+              <w:t>rechtswärts</w:t>
+            </w:r>
+          </w:p>
+        </w:tc>
+        <w:tc>
+          <w:tcPr>
+            <w:tcW w:w="2599" w:type="dxa"/>
+          </w:tcPr>
+          <w:p>
+            <w:pPr>
+              <w:jc w:val="center"/>
+              <w:rPr>
+                <w:lang w:val="de-DE"/>
+              </w:rPr>
+            </w:pPr>
+            <w:r>
+              <w:rPr>
+                <w:lang w:val="de-DE"/>
+              </w:rPr>
+              <w:t>2</w:t>
+            </w:r>
+          </w:p>
+        </w:tc>
+      </w:tr>
+      <w:tr>
+        <w:tc>
+          <w:tcPr>
+            <w:tcW w:w="1558" w:type="dxa"/>
+          </w:tcPr>
+          <w:p>
+            <w:pPr>
+              <w:jc w:val="center"/>
+              <w:rPr>
+                <w:lang w:val="de-DE"/>
+              </w:rPr>
+            </w:pPr>
+            <w:r>
+              <w:rPr>
+                <w:lang w:val="de-DE"/>
+              </w:rPr>
+              <w:t>4</w:t>
+            </w:r>
+          </w:p>
+        </w:tc>
+        <w:tc>
+          <w:tcPr>
+            <w:tcW w:w="2599" w:type="dxa"/>
+          </w:tcPr>
+          <w:p>
+            <w:pPr>
+              <w:jc w:val="center"/>
+              <w:rPr>
+                <w:lang w:val="de-DE"/>
+              </w:rPr>
+            </w:pPr>
+            <w:r>
+              <w:rPr>
+                <w:lang w:val="de-DE"/>
+              </w:rPr>
+              <w:t>abwärts</w:t>
+            </w:r>
+          </w:p>
+        </w:tc>
+        <w:tc>
+          <w:tcPr>
+            <w:tcW w:w="2599" w:type="dxa"/>
+          </w:tcPr>
+          <w:p>
+            <w:pPr>
+              <w:jc w:val="center"/>
+              <w:rPr>
+                <w:lang w:val="de-DE"/>
+              </w:rPr>
+            </w:pPr>
+            <w:r>
+              <w:rPr>
+                <w:lang w:val="de-DE"/>
+              </w:rPr>
+              <w:t>rechtswärts</w:t>
+            </w:r>
+          </w:p>
+        </w:tc>
+        <w:tc>
+          <w:tcPr>
+            <w:tcW w:w="2599" w:type="dxa"/>
+          </w:tcPr>
+          <w:p>
+            <w:pPr>
+              <w:jc w:val="center"/>
+              <w:rPr>
+                <w:lang w:val="de-DE"/>
+              </w:rPr>
+            </w:pPr>
+            <w:r>
+              <w:rPr>
+                <w:lang w:val="de-DE"/>
+              </w:rPr>
+              <w:t>3, 4</w:t>
+            </w:r>
+          </w:p>
+        </w:tc>
+      </w:tr>
+      <w:tr>
+        <w:tc>
+          <w:tcPr>
+            <w:tcW w:w="1558" w:type="dxa"/>
+          </w:tcPr>
+          <w:p>
+            <w:pPr>
+              <w:jc w:val="center"/>
+              <w:rPr>
+                <w:lang w:val="de-DE"/>
+              </w:rPr>
+            </w:pPr>
+            <w:r>
+              <w:rPr>
+                <w:lang w:val="de-DE"/>
+              </w:rPr>
+              <w:t>5</w:t>
+            </w:r>
+          </w:p>
+        </w:tc>
+        <w:tc>
+          <w:tcPr>
+            <w:tcW w:w="2599" w:type="dxa"/>
+          </w:tcPr>
+          <w:p>
+            <w:pPr>
+              <w:jc w:val="center"/>
+              <w:rPr>
+                <w:lang w:val="de-DE"/>
+              </w:rPr>
+            </w:pPr>
+            <w:r>
+              <w:rPr>
+                <w:lang w:val="de-DE"/>
+              </w:rPr>
+              <w:t>abwärts</w:t>
+            </w:r>
+          </w:p>
+        </w:tc>
+        <w:tc>
+          <w:tcPr>
+            <w:tcW w:w="2599" w:type="dxa"/>
+          </w:tcPr>
+          <w:p>
+            <w:pPr>
+              <w:jc w:val="center"/>
+              <w:rPr>
+                <w:lang w:val="de-DE"/>
+              </w:rPr>
+            </w:pPr>
+            <w:r>
+              <w:rPr>
+                <w:lang w:val="de-DE"/>
+              </w:rPr>
+              <w:t>rechtswärts</w:t>
+            </w:r>
+          </w:p>
+        </w:tc>
+        <w:tc>
+          <w:tcPr>
+            <w:tcW w:w="2599" w:type="dxa"/>
+          </w:tcPr>
+          <w:p>
+            <w:pPr>
+              <w:jc w:val="center"/>
+              <w:rPr>
+                <w:lang w:val="de-DE"/>
+              </w:rPr>
+            </w:pPr>
+            <w:r>
+              <w:rPr>
+                <w:lang w:val="de-DE"/>
+              </w:rPr>
+              <w:t>5</w:t>
+            </w:r>
+          </w:p>
+        </w:tc>
+      </w:tr>
+    </w:tbl>
+    <w:p>
+      <w:pPr>
+        <w:rPr>
+          <w:lang w:val="de-DE"/>
+        </w:rPr>
+      </w:pPr>
+      <w:r>
+        <w:rPr>
+          <w:lang w:val="de-DE"/>
+        </w:rPr>
+        <w:lastRenderedPageBreak/>
+        <w:t>Bei Anwendung iteriert der Filter über das gesamte Bild bis ein verrauschter Pixel aufgefunden wurde, woraufhin die erste Primärregel in Sequenz gewählt wird, welche nicht verrauscht ist. Die Restauration des Pixels findet unter Ersetzen des Zentrum-Wert über den Wert der gewählten Primärregel.</w:t>
       </w:r>
     </w:p>
     <w:p>
       <w:pPr>
-        <w:pStyle w:val="ListParagraph"/>
-        <w:numPr>
-          <w:ilvl w:val="0"/>
-          <w:numId w:val="15"/>
-        </w:numPr>
-        <w:rPr>
-          <w:lang w:val="de-DE"/>
-        </w:rPr>
-      </w:pPr>
-      <w:r>
-        <w:rPr>
-          <w:lang w:val="de-DE"/>
-        </w:rPr>
-        <w:t xml:space="preserve">Visuell </w:t>
-      </w:r>
-      <w:r>
-        <w:rPr>
-          <w:lang w:val="de-DE"/>
-        </w:rPr>
-        <w:t>starke Verzerrung</w:t>
+        <w:rPr>
+          <w:lang w:val="de-DE"/>
+        </w:rPr>
+      </w:pPr>
+      <w:r>
+        <w:rPr>
+          <w:lang w:val="de-DE"/>
+        </w:rPr>
+        <w:t xml:space="preserve">Desweiteren wird das Bild in umgekehrter horizontaler und vertikaler Reihenfolge abgearbeitet – von unten nach oben und rechts nach links. Diese Entscheidung ist in den anderen Filterversionen begründet. Filter 1, von dem der Jeelani-Qadir Algorithmus eine Abwandlung ist, nutzt die gleichen Primärregeln. </w:t>
       </w:r>
     </w:p>
     <w:p>
       <w:pPr>
-        <w:pStyle w:val="ListParagraph"/>
-        <w:numPr>
-          <w:ilvl w:val="0"/>
-          <w:numId w:val="15"/>
-        </w:numPr>
-        <w:rPr>
-          <w:lang w:val="de-DE"/>
-        </w:rPr>
-      </w:pPr>
-      <w:r>
-        <w:rPr>
-          <w:lang w:val="de-DE"/>
-        </w:rPr>
-        <w:t>Metrik-basiert übertrifft jedoch median</w:t>
+        <w:rPr>
+          <w:lang w:val="de-DE"/>
+        </w:rPr>
+      </w:pPr>
+      <w:r>
+        <w:rPr>
+          <w:lang w:val="de-DE"/>
+        </w:rPr>
+        <w:t>Das hat zur Folge, dass nur Pixelwerte, die auch wirklich im Bild vorhanden und nicht verrauscht sind, zur Bildrestauration genutzt werden, wodurch sich jedoch Fehler durch das ganze Bild verbreiten. Dies führt zu verschwommenen Ergebnissen mit schlieren-ähnlichen Artefakten, welche meistens ausgehend vom Zentrum in Richtung der gewählten Primärregel</w:t>
+      </w:r>
+      <w:r>
+        <w:rPr>
+          <w:i/>
+          <w:iCs/>
+          <w:lang w:val="de-DE"/>
+        </w:rPr>
+        <w:t xml:space="preserve"> </w:t>
+      </w:r>
+      <w:r>
+        <w:rPr>
+          <w:lang w:val="de-DE"/>
+        </w:rPr>
+        <w:t>verlaufen.</w:t>
       </w:r>
     </w:p>
     <w:p>
       <w:pPr>
-        <w:pStyle w:val="ListParagraph"/>
-        <w:numPr>
-          <w:ilvl w:val="0"/>
-          <w:numId w:val="15"/>
-        </w:numPr>
-        <w:rPr>
-          <w:lang w:val="de-DE"/>
-        </w:rPr>
-      </w:pPr>
-      <w:r>
-        <w:rPr>
-          <w:lang w:val="de-DE"/>
-        </w:rPr>
-        <w:t xml:space="preserve">TODO: vergleichsgraph </w:t>
-      </w:r>
-      <w:r>
-        <w:rPr>
-          <w:lang w:val="de-DE"/>
-        </w:rPr>
-        <w:t>median, laufzeit</w:t>
+        <w:rPr>
+          <w:lang w:val="de-DE"/>
+        </w:rPr>
+      </w:pPr>
+      <w:r>
+        <w:rPr>
+          <w:lang w:val="de-DE"/>
+        </w:rPr>
+        <w:t>Zuletzt ist anzumerken, dass dieses Verfahren sequentiell vorgeht und verwirft somit die Möglichkeit zur Parallelisierung, da die Weiterverarbeitung des Bildes von dem vorhergehenden Rechenschritt abhängt.</w:t>
       </w:r>
     </w:p>
     <w:p>
       <w:pPr>
-        <w:pStyle w:val="Heading2"/>
-        <w:rPr>
-          <w:lang w:val="de-DE"/>
-        </w:rPr>
-      </w:pPr>
-      <w:bookmarkStart w:id="13" w:name="_Toc233453465"/>
-      <w:r>
-        <w:rPr>
-          <w:lang w:val="de-DE"/>
-        </w:rPr>
-        <w:t>Twinkle et al: Speckle Rauschen und Elementare CA</w:t>
-      </w:r>
-      <w:bookmarkEnd w:id="13"/>
+        <w:rPr>
+          <w:lang w:val="de-DE"/>
+        </w:rPr>
+      </w:pPr>
+      <w:r>
+        <w:rPr>
+          <w:lang w:val="de-DE"/>
+        </w:rPr>
+        <w:t xml:space="preserve">Der Algorithmus wird zwar als rechnerisch effizient dargestellt, jedoch skaliert er direkt mit der Größe der Datensätze, was zu </w:t>
+      </w:r>
     </w:p>
     <w:p>
       <w:pPr>
@@ -17210,650 +18637,7 @@
         <w:rPr>
           <w:lang w:val="de-DE"/>
         </w:rPr>
-        <w:t xml:space="preserve">Der letzte Algorithmus, der hier präsentiert werden soll, </w:t>
-      </w:r>
-      <w:r>
-        <w:rPr>
-          <w:lang w:val="de-DE"/>
-        </w:rPr>
-        <w:t xml:space="preserve">dient mehr </w:t>
-      </w:r>
-      <w:r>
-        <w:rPr>
-          <w:lang w:val="de-DE"/>
-        </w:rPr>
-        <w:t>zu Demonstrations- als Vergleichs</w:t>
-      </w:r>
-      <w:r>
-        <w:rPr>
-          <w:lang w:val="de-DE"/>
-        </w:rPr>
-        <w:t>zweck</w:t>
-      </w:r>
-      <w:r>
-        <w:rPr>
-          <w:lang w:val="de-DE"/>
-        </w:rPr>
-        <w:t>en</w:t>
-      </w:r>
-      <w:r>
-        <w:rPr>
-          <w:lang w:val="de-DE"/>
-        </w:rPr>
-        <w:t xml:space="preserve">, da es sich um ein </w:t>
-      </w:r>
-      <w:r>
-        <w:rPr>
-          <w:lang w:val="de-DE"/>
-        </w:rPr>
-        <w:t>Filter</w:t>
-      </w:r>
-      <w:r>
-        <w:rPr>
-          <w:lang w:val="de-DE"/>
-        </w:rPr>
-        <w:t xml:space="preserve"> für Speckle Rauschen handel</w:t>
-      </w:r>
-      <w:r>
-        <w:rPr>
-          <w:lang w:val="de-DE"/>
-        </w:rPr>
-        <w:t>t.</w:t>
-      </w:r>
-    </w:p>
-    <w:p>
-      <w:pPr>
-        <w:pStyle w:val="ListParagraph"/>
-        <w:numPr>
-          <w:ilvl w:val="0"/>
-          <w:numId w:val="19"/>
-        </w:numPr>
-        <w:rPr>
-          <w:lang w:val="de-DE"/>
-        </w:rPr>
-      </w:pPr>
-      <w:r>
-        <w:rPr>
-          <w:lang w:val="de-DE"/>
-        </w:rPr>
-        <w:t>Vllt auslassen</w:t>
-      </w:r>
-    </w:p>
-    <w:p>
-      <w:pPr>
-        <w:pStyle w:val="Heading1"/>
-        <w:rPr>
-          <w:lang w:val="de-DE"/>
-        </w:rPr>
-      </w:pPr>
-      <w:bookmarkStart w:id="14" w:name="_Toc233453466"/>
-      <w:r>
-        <w:rPr>
-          <w:lang w:val="de-DE"/>
-        </w:rPr>
-        <w:t>Vergleich und Evaluation</w:t>
-      </w:r>
-      <w:bookmarkEnd w:id="14"/>
-    </w:p>
-    <w:p>
-      <w:pPr>
-        <w:pStyle w:val="ListParagraph"/>
-        <w:numPr>
-          <w:ilvl w:val="0"/>
-          <w:numId w:val="15"/>
-        </w:numPr>
-        <w:rPr>
-          <w:lang w:val="de-DE"/>
-        </w:rPr>
-      </w:pPr>
-      <w:r>
-        <w:rPr>
-          <w:lang w:val="de-DE"/>
-        </w:rPr>
-        <w:t>O Notation</w:t>
-      </w:r>
-    </w:p>
-    <w:p>
-      <w:pPr>
-        <w:pStyle w:val="ListParagraph"/>
-        <w:numPr>
-          <w:ilvl w:val="0"/>
-          <w:numId w:val="15"/>
-        </w:numPr>
-        <w:rPr>
-          <w:lang w:val="de-DE"/>
-        </w:rPr>
-      </w:pPr>
-      <w:r>
-        <w:rPr>
-          <w:lang w:val="de-DE"/>
-        </w:rPr>
-        <w:t>Vergleich anhand PSNR und SSIM über Lena Bild</w:t>
-      </w:r>
-    </w:p>
-    <w:p>
-      <w:pPr>
-        <w:pStyle w:val="Heading1"/>
-        <w:rPr>
-          <w:lang w:val="de-DE"/>
-        </w:rPr>
-      </w:pPr>
-      <w:bookmarkStart w:id="15" w:name="_Toc233453467"/>
-      <w:r>
-        <w:rPr>
-          <w:lang w:val="de-DE"/>
-        </w:rPr>
-        <w:t>Schlussfolgerung und Anmerkungen</w:t>
-      </w:r>
-      <w:bookmarkEnd w:id="15"/>
-    </w:p>
-    <w:p>
-      <w:pPr>
-        <w:pStyle w:val="ListParagraph"/>
-        <w:numPr>
-          <w:ilvl w:val="0"/>
-          <w:numId w:val="9"/>
-        </w:numPr>
-        <w:rPr>
-          <w:lang w:val="de-DE"/>
-        </w:rPr>
-      </w:pPr>
-      <w:r>
-        <w:rPr>
-          <w:lang w:val="de-DE"/>
-        </w:rPr>
-        <w:t>Viele Arten, CA in Entrauschungsverfahren miteinzubinden</w:t>
-      </w:r>
-    </w:p>
-    <w:p>
-      <w:pPr>
-        <w:pStyle w:val="ListParagraph"/>
-        <w:numPr>
-          <w:ilvl w:val="0"/>
-          <w:numId w:val="9"/>
-        </w:numPr>
-        <w:rPr>
-          <w:lang w:val="de-DE"/>
-        </w:rPr>
-      </w:pPr>
-      <w:r>
-        <w:rPr>
-          <w:lang w:val="de-DE"/>
-        </w:rPr>
-        <w:t>zeigt hohe Effektivität in gewählten Arbeiten</w:t>
-      </w:r>
-    </w:p>
-    <w:p>
-      <w:pPr>
-        <w:pStyle w:val="ListParagraph"/>
-        <w:numPr>
-          <w:ilvl w:val="0"/>
-          <w:numId w:val="9"/>
-        </w:numPr>
-        <w:rPr>
-          <w:lang w:val="de-DE"/>
-        </w:rPr>
-      </w:pPr>
-      <w:r>
-        <w:rPr>
-          <w:lang w:val="de-DE"/>
-        </w:rPr>
-        <w:t>CA bietet oft simplen Ansatz mit effektiven Ergebnissen</w:t>
-      </w:r>
-      <w:r>
-        <w:rPr>
-          <w:lang w:val="de-DE"/>
-        </w:rPr>
-        <w:t>, analog zu überraschenden Komplexität/Emergenz, was Eigenschaft von CA ist</w:t>
-      </w:r>
-    </w:p>
-    <w:p>
-      <w:pPr>
-        <w:pStyle w:val="ListParagraph"/>
-        <w:numPr>
-          <w:ilvl w:val="0"/>
-          <w:numId w:val="9"/>
-        </w:numPr>
-        <w:rPr>
-          <w:lang w:val="de-DE"/>
-        </w:rPr>
-      </w:pPr>
-      <w:r>
-        <w:rPr>
-          <w:lang w:val="de-DE"/>
-        </w:rPr>
-        <w:t>Repräsentation von verschiedenen Rauschtypen niedrig (nur SPN und Speckle, auch bei Recherche und nicht erwähnten Werken), Ausweitung auf diese Art von Rauschen</w:t>
-      </w:r>
-    </w:p>
-    <w:p>
-      <w:pPr>
-        <w:pStyle w:val="ListParagraph"/>
-        <w:numPr>
-          <w:ilvl w:val="0"/>
-          <w:numId w:val="9"/>
-        </w:numPr>
-        <w:rPr>
-          <w:lang w:val="de-DE"/>
-        </w:rPr>
-      </w:pPr>
-      <w:r>
-        <w:rPr>
-          <w:lang w:val="de-DE"/>
-        </w:rPr>
-        <w:t xml:space="preserve">Mangelnde Arbeiten </w:t>
-      </w:r>
-      <w:r>
-        <w:rPr>
-          <w:lang w:val="de-DE"/>
-        </w:rPr>
-        <w:t>in Bereich von Farbbildern</w:t>
-      </w:r>
-      <w:r>
-        <w:rPr>
-          <w:lang w:val="de-DE"/>
-        </w:rPr>
-        <w:t>, was an erhöhter Bearbeitungskomplexität liegen könnte, Bearbeitungsansatz komplett anders</w:t>
-      </w:r>
-    </w:p>
-    <w:p>
-      <w:pPr>
-        <w:pStyle w:val="ListParagraph"/>
-        <w:numPr>
-          <w:ilvl w:val="0"/>
-          <w:numId w:val="9"/>
-        </w:numPr>
-        <w:rPr>
-          <w:lang w:val="de-DE"/>
-        </w:rPr>
-      </w:pPr>
-      <w:r>
-        <w:rPr>
-          <w:lang w:val="de-DE"/>
-        </w:rPr>
-        <w:lastRenderedPageBreak/>
-        <w:t>Testergebnisse aus zweiter Hand</w:t>
-      </w:r>
-      <w:r>
-        <w:rPr>
-          <w:lang w:val="de-DE"/>
-        </w:rPr>
-        <w:t>, Verbesserung durch Selbstdurchführung der Algorithmen</w:t>
-      </w:r>
-      <w:r>
-        <w:rPr>
-          <w:lang w:val="de-DE"/>
-        </w:rPr>
-        <w:t xml:space="preserve"> (Differenz in Hardware/Software)</w:t>
-      </w:r>
-    </w:p>
-    <w:p>
-      <w:pPr>
-        <w:pStyle w:val="Heading1"/>
-        <w:rPr>
-          <w:lang w:val="de-DE"/>
-        </w:rPr>
-      </w:pPr>
-      <w:bookmarkStart w:id="16" w:name="_Toc233453468"/>
-      <w:r>
-        <w:rPr>
-          <w:lang w:val="de-DE"/>
-        </w:rPr>
-        <w:t>Rejected</w:t>
-      </w:r>
-      <w:bookmarkEnd w:id="16"/>
-    </w:p>
-    <w:p>
-      <w:pPr>
-        <w:pStyle w:val="ListParagraph"/>
-        <w:numPr>
-          <w:ilvl w:val="0"/>
-          <w:numId w:val="7"/>
-        </w:numPr>
-        <w:rPr>
-          <w:color w:val="A02B93" w:themeColor="accent5"/>
-          <w:lang w:val="de-DE"/>
-        </w:rPr>
-      </w:pPr>
-      <w:r>
-        <w:rPr>
-          <w:color w:val="A02B93" w:themeColor="accent5"/>
-          <w:lang w:val="de-DE"/>
-        </w:rPr>
-        <w:t>Wird im Kontext und Nutzen von Bildbearbeitung erklärt, also gekürzte Version</w:t>
-      </w:r>
-    </w:p>
-    <w:p>
-      <w:pPr>
-        <w:pStyle w:val="ListParagraph"/>
-        <w:numPr>
-          <w:ilvl w:val="0"/>
-          <w:numId w:val="7"/>
-        </w:numPr>
-        <w:rPr>
-          <w:color w:val="A02B93" w:themeColor="accent5"/>
-          <w:lang w:val="de-DE"/>
-        </w:rPr>
-      </w:pPr>
-      <w:r>
-        <w:rPr>
-          <w:color w:val="A02B93" w:themeColor="accent5"/>
-          <w:lang w:val="de-DE"/>
-        </w:rPr>
-        <w:t>2D und 3D zelluläre Automaten</w:t>
-      </w:r>
-    </w:p>
-    <w:p>
-      <w:pPr>
-        <w:rPr>
-          <w:color w:val="A02B93" w:themeColor="accent5"/>
-          <w:lang w:val="de-DE"/>
-        </w:rPr>
-      </w:pPr>
-      <w:r>
-        <w:rPr>
-          <w:color w:val="A02B93" w:themeColor="accent5"/>
-          <w:lang w:val="de-DE"/>
-        </w:rPr>
-        <w:t>Zelluläre Automaten gehören zu den endlichen Automaten</w:t>
-      </w:r>
-    </w:p>
-    <w:p>
-      <w:pPr>
-        <w:rPr>
-          <w:color w:val="A02B93" w:themeColor="accent5"/>
-          <w:lang w:val="de-DE"/>
-        </w:rPr>
-      </w:pPr>
-      <w:r>
-        <w:rPr>
-          <w:color w:val="A02B93" w:themeColor="accent5"/>
-          <w:lang w:val="de-DE"/>
-        </w:rPr>
-        <w:t xml:space="preserve">Ein dreidimensionaler zellulärer Automat beschreibt ein Raum </w:t>
-      </w:r>
-      <w:r>
-        <w:rPr>
-          <w:i/>
-          <w:iCs/>
-          <w:color w:val="A02B93" w:themeColor="accent5"/>
-          <w:lang w:val="de-DE"/>
-        </w:rPr>
-        <w:t>R</w:t>
-      </w:r>
-      <w:r>
-        <w:rPr>
-          <w:color w:val="A02B93" w:themeColor="accent5"/>
-          <w:lang w:val="de-DE"/>
-        </w:rPr>
-        <w:t xml:space="preserve"> an Zellen, in dem jede Zelle zum Zeitpunkt </w:t>
-      </w:r>
-      <w:r>
-        <w:rPr>
-          <w:i/>
-          <w:iCs/>
-          <w:color w:val="A02B93" w:themeColor="accent5"/>
-          <w:lang w:val="de-DE"/>
-        </w:rPr>
-        <w:t>t</w:t>
-      </w:r>
-      <w:r>
-        <w:rPr>
-          <w:color w:val="A02B93" w:themeColor="accent5"/>
-          <w:lang w:val="de-DE"/>
-        </w:rPr>
-        <w:t xml:space="preserve"> einen Zustand </w:t>
-      </w:r>
-      <w:r>
-        <w:rPr>
-          <w:rFonts w:ascii="Cambria Math" w:hAnsi="Cambria Math" w:cs="Cambria Math"/>
-          <w:color w:val="A02B93" w:themeColor="accent5"/>
-          <w:lang w:val="de-DE"/>
-        </w:rPr>
-        <w:t>∈</w:t>
-      </w:r>
-      <w:r>
-        <w:rPr>
-          <w:color w:val="A02B93" w:themeColor="accent5"/>
-          <w:lang w:val="de-DE"/>
-        </w:rPr>
-        <w:t xml:space="preserve"> Zustandsmenge </w:t>
-      </w:r>
-      <w:r>
-        <w:rPr>
-          <w:i/>
-          <w:iCs/>
-          <w:color w:val="A02B93" w:themeColor="accent5"/>
-          <w:lang w:val="de-DE"/>
-        </w:rPr>
-        <w:t xml:space="preserve">Q </w:t>
-      </w:r>
-      <w:r>
-        <w:rPr>
-          <w:color w:val="A02B93" w:themeColor="accent5"/>
-          <w:lang w:val="de-DE"/>
-        </w:rPr>
-        <w:t xml:space="preserve">hat. Beim Zeitpunkt </w:t>
-      </w:r>
-      <w:r>
-        <w:rPr>
-          <w:i/>
-          <w:iCs/>
-          <w:color w:val="A02B93" w:themeColor="accent5"/>
-          <w:lang w:val="de-DE"/>
-        </w:rPr>
-        <w:t xml:space="preserve">t+1 </w:t>
-      </w:r>
-      <w:r>
-        <w:rPr>
-          <w:color w:val="A02B93" w:themeColor="accent5"/>
-          <w:lang w:val="de-DE"/>
-        </w:rPr>
-        <w:t>entsteht eine neue Generation aus Zellen basierend auf deren Nachbarschaft.</w:t>
-      </w:r>
-    </w:p>
-    <w:p>
-      <w:pPr>
-        <w:rPr>
-          <w:color w:val="A02B93" w:themeColor="accent5"/>
-          <w:lang w:val="de-DE"/>
-        </w:rPr>
-      </w:pPr>
-      <w:r>
-        <w:rPr>
-          <w:color w:val="A02B93" w:themeColor="accent5"/>
-          <w:lang w:val="de-DE"/>
-        </w:rPr>
-        <w:t xml:space="preserve">Bei einem darauffolgendem Zeitschritt </w:t>
-      </w:r>
-      <w:r>
-        <w:rPr>
-          <w:i/>
-          <w:iCs/>
-          <w:color w:val="A02B93" w:themeColor="accent5"/>
-          <w:lang w:val="de-DE"/>
-        </w:rPr>
-        <w:t>t+1</w:t>
-      </w:r>
-      <w:r>
-        <w:rPr>
-          <w:color w:val="A02B93" w:themeColor="accent5"/>
-          <w:lang w:val="de-DE"/>
-        </w:rPr>
-        <w:t xml:space="preserve"> verändert sich der Zustand der Zelle gemäß seiner lokalen Überführungsfunktion. </w:t>
-      </w:r>
-    </w:p>
-    <w:p>
-      <w:pPr>
-        <w:rPr>
-          <w:color w:val="A02B93" w:themeColor="accent5"/>
-          <w:lang w:val="de-DE"/>
-        </w:rPr>
-      </w:pPr>
-      <w:r>
-        <w:rPr>
-          <w:color w:val="A02B93" w:themeColor="accent5"/>
-          <w:lang w:val="de-DE"/>
-        </w:rPr>
-        <w:t xml:space="preserve">Hierbei beeinflussen benachbarte </w:t>
-      </w:r>
-      <w:r>
-        <w:rPr>
-          <w:color w:val="A02B93" w:themeColor="accent5"/>
-          <w:lang w:val="de-DE"/>
-        </w:rPr>
-        <w:t xml:space="preserve">Zellen den Zustandsübergang ausgehend von deren Zustand. Jede Zelle hat eine Nachbarschaft </w:t>
-      </w:r>
-      <w:r>
-        <w:rPr>
-          <w:i/>
-          <w:iCs/>
-          <w:color w:val="A02B93" w:themeColor="accent5"/>
-          <w:lang w:val="de-DE"/>
-        </w:rPr>
-        <w:t>N</w:t>
-      </w:r>
-      <w:r>
-        <w:rPr>
-          <w:color w:val="A02B93" w:themeColor="accent5"/>
-          <w:lang w:val="de-DE"/>
-        </w:rPr>
-        <w:t>.</w:t>
-      </w:r>
-    </w:p>
-    <w:p>
-      <w:pPr>
-        <w:rPr>
-          <w:lang w:val="de-DE"/>
-        </w:rPr>
-      </w:pPr>
-      <w:r>
-        <w:rPr>
-          <w:lang w:val="de-DE"/>
-        </w:rPr>
-        <w:t xml:space="preserve">Der Mean-Filter läuft über das gesamte Bild und betrachtet ein [Fenster] an Pixel. Daraufhin wird der Durchschnittswert aller darin enthaltenen Pixel berechnet. </w:t>
-      </w:r>
-    </w:p>
-    <w:p>
-      <w:pPr>
-        <w:pStyle w:val="ListParagraph"/>
-        <w:numPr>
-          <w:ilvl w:val="0"/>
-          <w:numId w:val="10"/>
-        </w:numPr>
-        <w:rPr>
-          <w:lang w:val="de-DE"/>
-        </w:rPr>
-      </w:pPr>
-      <w:r>
-        <w:rPr>
-          <w:lang w:val="de-DE"/>
-        </w:rPr>
-        <w:t>Mean-Filter</w:t>
-      </w:r>
-    </w:p>
-    <w:p>
-      <w:pPr>
-        <w:pStyle w:val="ListParagraph"/>
-        <w:numPr>
-          <w:ilvl w:val="0"/>
-          <w:numId w:val="10"/>
-        </w:numPr>
-        <w:rPr>
-          <w:lang w:val="de-DE"/>
-        </w:rPr>
-      </w:pPr>
-      <w:r>
-        <w:rPr>
-          <w:lang w:val="de-DE"/>
-        </w:rPr>
-        <w:t>Median-Filter: standard für SPN</w:t>
-      </w:r>
-    </w:p>
-    <w:p>
-      <w:pPr>
-        <w:rPr>
-          <w:lang w:val="de-DE"/>
-        </w:rPr>
-      </w:pPr>
-    </w:p>
-    <w:p>
-      <w:pPr>
-        <w:rPr>
-          <w:lang w:val="de-DE"/>
-        </w:rPr>
-      </w:pPr>
-    </w:p>
-    <w:p>
-      <w:pPr>
-        <w:rPr>
-          <w:lang w:val="de-DE"/>
-        </w:rPr>
-      </w:pPr>
-    </w:p>
-    <w:p>
-      <w:pPr>
-        <w:rPr>
-          <w:lang w:val="de-DE"/>
-        </w:rPr>
-      </w:pPr>
-    </w:p>
-    <w:p>
-      <w:pPr>
-        <w:rPr>
-          <w:lang w:val="de-DE"/>
-        </w:rPr>
-      </w:pPr>
-    </w:p>
-    <w:p>
-      <w:pPr>
-        <w:rPr>
-          <w:color w:val="EE0000"/>
-          <w:lang w:val="de-DE"/>
-        </w:rPr>
-      </w:pPr>
-      <w:r>
-        <w:rPr>
-          <w:color w:val="EE0000"/>
-          <w:lang w:val="de-DE"/>
-        </w:rPr>
-        <w:t>CA hat die Kapazität zur Darstellung von komplexen Systemen und findet Anwendung in der Abbildung von beispielsweise biologischen Systemen oder kann auch zur Simulation von beispielsweise Waldbränden benutzt werden.</w:t>
-      </w:r>
-    </w:p>
-    <w:p>
-      <w:pPr>
-        <w:rPr>
-          <w:color w:val="EE0000"/>
-          <w:lang w:val="de-DE"/>
-        </w:rPr>
-      </w:pPr>
-      <w:r>
-        <w:rPr>
-          <w:color w:val="EE0000"/>
-          <w:lang w:val="de-DE"/>
-        </w:rPr>
-        <w:t xml:space="preserve">Eine besondere Charakteristik von CA ist sein recht simpler Aufbau, der jedoch die Kapazität zu emergenten Verhalten und die Darstellung von komplexen System beinhaltet. Desweiteren wird jede Zelle innerhalb dem Zeitschritt isoliert von den anderen betrachtet und abgehandelt, da seine Entwicklung auf der vorherigen Generation anstatt der jetzigen basiert. Dies birgt großes Potential zur Parallelisierung in der Implementation und, wie es später aufgezeigt wird, machen sich die meisten Methoden diese beiden Eigenschaften zu Nutze. </w:t>
-      </w:r>
-    </w:p>
-    <w:p>
-      <w:pPr>
-        <w:rPr>
-          <w:color w:val="EE0000"/>
-          <w:lang w:val="de-DE"/>
-        </w:rPr>
-      </w:pPr>
-      <w:r>
-        <w:rPr>
-          <w:color w:val="EE0000"/>
-          <w:lang w:val="de-DE"/>
-        </w:rPr>
-        <w:t>Zuletzt ist anzumerken, dass die Determinierung von einem geeigneten, wenn nicht sogar von einem optimalen, Set an Übergangsfunktionen oft Teilschritt des Bildbearbeitungsverfahren oder der Algorithmusfindung ist.</w:t>
-      </w:r>
-      <w:r>
-        <w:rPr>
-          <w:color w:val="EE0000"/>
-          <w:lang w:val="de-DE"/>
-        </w:rPr>
-        <w:br/>
+        <w:t>Da jedoch der Algorithmus rechnerisch sehr effizient ist, sollte es, abhängig vom machinellen Lernverfahren, auch möglich sein, den Datensatz mit verschiedenen Iterationsanzahlen durchzutesten und diese als weiteren Algorithmusparameter anzusehen</w:t>
       </w:r>
     </w:p>
     <w:p>
@@ -20688,6 +21472,7 @@
   <w:style w:type="character" w:default="1" w:styleId="DefaultParagraphFont">
     <w:name w:val="Default Paragraph Font"/>
     <w:uiPriority w:val="1"/>
+    <w:semiHidden/>
     <w:unhideWhenUsed/>
   </w:style>
   <w:style w:type="table" w:default="1" w:styleId="TableNormal">

--- a/STI/CellularAutomata/Draft.docx
+++ b/STI/CellularAutomata/Draft.docx
@@ -2062,7 +2062,7 @@
                           </pic:cNvPicPr>
                         </pic:nvPicPr>
                         <pic:blipFill>
-                          <a:blip r:embed="rId6">
+                          <a:blip r:embed="rId8">
                             <a:extLst>
                               <a:ext uri="{28A0092B-C50C-407E-A947-70E740481C1C}">
                                 <a14:useLocalDpi xmlns:a14="http://schemas.microsoft.com/office/drawing/2010/main" val="0"/>
@@ -2129,7 +2129,7 @@
                           </pic:cNvPicPr>
                         </pic:nvPicPr>
                         <pic:blipFill>
-                          <a:blip r:embed="rId7">
+                          <a:blip r:embed="rId9">
                             <a:extLst>
                               <a:ext uri="{28A0092B-C50C-407E-A947-70E740481C1C}">
                                 <a14:useLocalDpi xmlns:a14="http://schemas.microsoft.com/office/drawing/2010/main" val="0"/>
@@ -2566,13 +2566,6 @@
           <w:lang w:val="de-DE"/>
         </w:rPr>
       </w:pPr>
-    </w:p>
-    <w:p>
-      <w:pPr>
-        <w:rPr>
-          <w:lang w:val="de-DE"/>
-        </w:rPr>
-      </w:pPr>
       <w:r>
         <w:rPr>
           <w:lang w:val="de-DE"/>
@@ -3280,32 +3273,38 @@
         <w:rPr>
           <w:lang w:val="de-DE"/>
         </w:rPr>
+        <w:t xml:space="preserve">Der Mean-Filter </w:t>
+      </w:r>
+      <w:r>
+        <w:rPr>
+          <w:lang w:val="de-DE"/>
+        </w:rPr>
+        <w:t xml:space="preserve">betrachtet jeden Pixel in einem Bild und berechnet ausgehend von seinen Nachbarn und inklusive seiner Selbst den Durchschnittswert </w:t>
+      </w:r>
+      <w:r>
+        <w:rPr>
+          <w:lang w:val="de-DE"/>
+        </w:rPr>
+        <w:t>aller Pixelsignale</w:t>
+      </w:r>
+      <w:r>
+        <w:rPr>
+          <w:lang w:val="de-DE"/>
+        </w:rPr>
+        <w:t>.</w:t>
+      </w:r>
+      <w:r>
+        <w:rPr>
+          <w:lang w:val="de-DE"/>
+        </w:rPr>
+        <w:t xml:space="preserve"> Die Nachbarschaft besteht hierbei aus </w:t>
+      </w:r>
+      <w:r>
+        <w:rPr>
+          <w:lang w:val="de-DE"/>
+        </w:rPr>
         <w:lastRenderedPageBreak/>
-        <w:t xml:space="preserve">Der Mean-Filter </w:t>
-      </w:r>
-      <w:r>
-        <w:rPr>
-          <w:lang w:val="de-DE"/>
-        </w:rPr>
-        <w:t xml:space="preserve">betrachtet jeden Pixel in einem Bild und berechnet ausgehend von seinen Nachbarn und inklusive seiner Selbst den Durchschnittswert </w:t>
-      </w:r>
-      <w:r>
-        <w:rPr>
-          <w:lang w:val="de-DE"/>
-        </w:rPr>
-        <w:t>aller Pixelsignale</w:t>
-      </w:r>
-      <w:r>
-        <w:rPr>
-          <w:lang w:val="de-DE"/>
-        </w:rPr>
-        <w:t>.</w:t>
-      </w:r>
-      <w:r>
-        <w:rPr>
-          <w:lang w:val="de-DE"/>
-        </w:rPr>
-        <w:t xml:space="preserve"> Die Nachbarschaft besteht hierbei aus einem quadratischem Fenster</w:t>
+        <w:t>einem quadratischem Fenster</w:t>
       </w:r>
       <w:r>
         <w:rPr>
@@ -5443,64 +5442,40 @@
       </w:pPr>
       <w:r>
         <w:rPr>
-          <w:lang w:val="de-DE"/>
-        </w:rPr>
-        <w:t xml:space="preserve">μ </w:t>
-      </w:r>
-      <w:r>
-        <w:rPr>
-          <w:lang w:val="de-DE"/>
-        </w:rPr>
-        <w:t>definiert die jeweiligen durchschnittlichen</w:t>
-      </w:r>
-      <w:r>
-        <w:rPr>
-          <w:lang w:val="de-DE"/>
-        </w:rPr>
-        <w:t xml:space="preserve"> Bildintensität</w:t>
-      </w:r>
-      <w:r>
-        <w:rPr>
-          <w:lang w:val="de-DE"/>
-        </w:rPr>
-        <w:t xml:space="preserve"> des restaurierten</w:t>
-      </w:r>
-      <w:r>
-        <w:rPr>
-          <w:lang w:val="de-DE"/>
-        </w:rPr>
-        <w:t xml:space="preserve"> (</w:t>
-      </w:r>
-      <w:r>
-        <w:rPr>
           <w:i/>
           <w:iCs/>
           <w:lang w:val="de-DE"/>
         </w:rPr>
-        <w:t>x</w:t>
-      </w:r>
-      <w:r>
-        <w:rPr>
-          <w:lang w:val="de-DE"/>
-        </w:rPr>
-        <w:t>)</w:t>
-      </w:r>
-      <w:r>
-        <w:rPr>
-          <w:lang w:val="de-DE"/>
-        </w:rPr>
-        <w:t xml:space="preserve"> und des Originalbilds</w:t>
-      </w:r>
-      <w:r>
-        <w:rPr>
-          <w:lang w:val="de-DE"/>
-        </w:rPr>
-        <w:t xml:space="preserve"> (</w:t>
+        <w:t>μ</w:t>
       </w:r>
       <w:r>
         <w:rPr>
           <w:i/>
           <w:iCs/>
+          <w:vertAlign w:val="subscript"/>
+          <w:lang w:val="de-DE"/>
+        </w:rPr>
+        <w:t>x</w:t>
+      </w:r>
+      <w:r>
+        <w:rPr>
+          <w:lang w:val="de-DE"/>
+        </w:rPr>
+        <w:t xml:space="preserve"> und </w:t>
+      </w:r>
+      <w:r>
+        <w:rPr>
+          <w:i/>
+          <w:iCs/>
+          <w:lang w:val="de-DE"/>
+        </w:rPr>
+        <w:t>μ</w:t>
+      </w:r>
+      <w:r>
+        <w:rPr>
+          <w:i/>
+          <w:iCs/>
+          <w:vertAlign w:val="subscript"/>
           <w:lang w:val="de-DE"/>
         </w:rPr>
         <w:t>y</w:t>
@@ -5509,22 +5484,120 @@
         <w:rPr>
           <w:lang w:val="de-DE"/>
         </w:rPr>
+        <w:t xml:space="preserve"> </w:t>
+      </w:r>
+      <w:r>
+        <w:rPr>
+          <w:lang w:val="de-DE"/>
+        </w:rPr>
+        <w:t>definiert die jeweiligen durchschnittlichen</w:t>
+      </w:r>
+      <w:r>
+        <w:rPr>
+          <w:lang w:val="de-DE"/>
+        </w:rPr>
+        <w:t xml:space="preserve"> Bildintensität</w:t>
+      </w:r>
+      <w:r>
+        <w:rPr>
+          <w:lang w:val="de-DE"/>
+        </w:rPr>
+        <w:t xml:space="preserve"> des restaurierten</w:t>
+      </w:r>
+      <w:r>
+        <w:rPr>
+          <w:lang w:val="de-DE"/>
+        </w:rPr>
+        <w:t xml:space="preserve"> (</w:t>
+      </w:r>
+      <w:r>
+        <w:rPr>
+          <w:i/>
+          <w:iCs/>
+          <w:lang w:val="de-DE"/>
+        </w:rPr>
+        <w:t>x</w:t>
+      </w:r>
+      <w:r>
+        <w:rPr>
+          <w:lang w:val="de-DE"/>
+        </w:rPr>
         <w:t>)</w:t>
       </w:r>
       <w:r>
         <w:rPr>
           <w:lang w:val="de-DE"/>
         </w:rPr>
+        <w:t xml:space="preserve"> und des Originalbilds</w:t>
+      </w:r>
+      <w:r>
+        <w:rPr>
+          <w:lang w:val="de-DE"/>
+        </w:rPr>
+        <w:t xml:space="preserve"> (</w:t>
+      </w:r>
+      <w:r>
+        <w:rPr>
+          <w:i/>
+          <w:iCs/>
+          <w:lang w:val="de-DE"/>
+        </w:rPr>
+        <w:t>y</w:t>
+      </w:r>
+      <w:r>
+        <w:rPr>
+          <w:lang w:val="de-DE"/>
+        </w:rPr>
+        <w:t>)</w:t>
+      </w:r>
+      <w:r>
+        <w:rPr>
+          <w:lang w:val="de-DE"/>
+        </w:rPr>
         <w:t xml:space="preserve">, während </w:t>
       </w:r>
       <w:r>
         <w:rPr>
+          <w:i/>
+          <w:iCs/>
           <w:lang w:val="de-DE"/>
         </w:rPr>
         <w:t>σ</w:t>
       </w:r>
       <w:r>
         <w:rPr>
+          <w:i/>
+          <w:iCs/>
+          <w:vertAlign w:val="subscript"/>
+          <w:lang w:val="de-DE"/>
+        </w:rPr>
+        <w:t>x</w:t>
+      </w:r>
+      <w:r>
+        <w:rPr>
+          <w:lang w:val="de-DE"/>
+        </w:rPr>
+        <w:t xml:space="preserve"> und </w:t>
+      </w:r>
+      <w:r>
+        <w:rPr>
+          <w:i/>
+          <w:iCs/>
+          <w:lang w:val="de-DE"/>
+        </w:rPr>
+        <w:t>σ</w:t>
+      </w:r>
+      <w:r>
+        <w:rPr>
+          <w:i/>
+          <w:iCs/>
+          <w:vertAlign w:val="subscript"/>
+          <w:lang w:val="de-DE"/>
+        </w:rPr>
+        <w:t>y</w:t>
+      </w:r>
+      <w:r>
+        <w:rPr>
           <w:lang w:val="de-DE"/>
         </w:rPr>
         <w:t xml:space="preserve"> </w:t>
@@ -5545,7 +5618,25 @@
         <w:rPr>
           <w:lang w:val="de-DE"/>
         </w:rPr>
-        <w:t xml:space="preserve"> tragen zur Stabilisierung der Divison im Falle eines 0-Divisors</w:t>
+        <w:t xml:space="preserve"> tragen zur Stabilisierung der Divison im Falle eines </w:t>
+      </w:r>
+      <w:r>
+        <w:rPr>
+          <w:lang w:val="de-DE"/>
+        </w:rPr>
+        <w:t xml:space="preserve">sehr kleinen </w:t>
+      </w:r>
+      <w:r>
+        <w:rPr>
+          <w:lang w:val="de-DE"/>
+        </w:rPr>
+        <w:t>Divisors</w:t>
+      </w:r>
+      <w:r>
+        <w:rPr>
+          <w:lang w:val="de-DE"/>
+        </w:rPr>
+        <w:t>, der nahezu null ist,</w:t>
       </w:r>
       <w:r>
         <w:rPr>
@@ -5636,19 +5727,7 @@
         <w:rPr>
           <w:lang w:val="de-DE"/>
         </w:rPr>
-        <w:t xml:space="preserve"> </w:t>
-      </w:r>
-      <w:r>
-        <w:rPr>
-          <w:lang w:val="de-DE"/>
-        </w:rPr>
-        <w:t xml:space="preserve">also </w:t>
-      </w:r>
-      <w:r>
-        <w:rPr>
-          <w:lang w:val="de-DE"/>
-        </w:rPr>
-        <w:t>strukturelle Information wie Lumin</w:t>
+        <w:t xml:space="preserve"> strukturelle Information wie Lumin</w:t>
       </w:r>
       <w:r>
         <w:rPr>
@@ -5685,6 +5764,12 @@
           <w:lang w:val="de-DE"/>
         </w:rPr>
         <w:t>, und stellt dadurch eine bessere Repräsentation der Ähnlichkeit zweier Bilder dar</w:t>
+      </w:r>
+      <w:r>
+        <w:rPr>
+          <w:lang w:val="de-DE"/>
+        </w:rPr>
+        <w:t xml:space="preserve"> [Kong Choi]</w:t>
       </w:r>
       <w:r>
         <w:rPr>
@@ -5890,61 +5975,25 @@
         <w:rPr>
           <w:lang w:val="de-DE"/>
         </w:rPr>
-        <w:t xml:space="preserve">- </w:t>
-      </w:r>
-      <w:r>
-        <w:rPr>
-          <w:lang w:val="de-DE"/>
-        </w:rPr>
-        <w:t>in Absenz von eine</w:t>
-      </w:r>
-      <w:r>
-        <w:rPr>
-          <w:lang w:val="de-DE"/>
-        </w:rPr>
-        <w:t>r Namensgebung durch die Autoren</w:t>
-      </w:r>
-      <w:r>
-        <w:rPr>
-          <w:lang w:val="de-DE"/>
-        </w:rPr>
-        <w:t xml:space="preserve">, </w:t>
-      </w:r>
-      <w:r>
-        <w:rPr>
-          <w:lang w:val="de-DE"/>
-        </w:rPr>
-        <w:t>wird</w:t>
-      </w:r>
-      <w:r>
-        <w:rPr>
-          <w:lang w:val="de-DE"/>
-        </w:rPr>
-        <w:t xml:space="preserve"> der Algorithmus</w:t>
-      </w:r>
-      <w:r>
-        <w:rPr>
-          <w:lang w:val="de-DE"/>
-        </w:rPr>
-        <w:t xml:space="preserve"> im Weiteren als Kong-Choi Algorithmus bezeichnet</w:t>
-      </w:r>
-      <w:r>
-        <w:rPr>
-          <w:lang w:val="de-DE"/>
-        </w:rPr>
-        <w:t xml:space="preserve"> -</w:t>
-      </w:r>
-      <w:r>
-        <w:rPr>
-          <w:lang w:val="de-DE"/>
-        </w:rPr>
-        <w:t xml:space="preserve"> </w:t>
-      </w:r>
-      <w:r>
-        <w:rPr>
-          <w:lang w:val="de-DE"/>
-        </w:rPr>
         <w:t>ist das aktuellste Werk in dieser Liste.</w:t>
+      </w:r>
+      <w:r>
+        <w:rPr>
+          <w:lang w:val="de-DE"/>
+        </w:rPr>
+        <w:t xml:space="preserve"> I</w:t>
+      </w:r>
+      <w:r>
+        <w:rPr>
+          <w:lang w:val="de-DE"/>
+        </w:rPr>
+        <w:t>n Absenz von einer Namensgebung durch die Autoren, wird der Algorithmus im Weiteren als Kong-Choi Algorithmus bezeichnet</w:t>
+      </w:r>
+      <w:r>
+        <w:rPr>
+          <w:lang w:val="de-DE"/>
+        </w:rPr>
+        <w:t>.</w:t>
       </w:r>
     </w:p>
     <w:p>
@@ -5957,7 +6006,19 @@
         <w:rPr>
           <w:lang w:val="de-DE"/>
         </w:rPr>
-        <w:t>[Nummer] von Kong und Choi stellt das aktuellste Werk in dieser Liste dar und beschränkt sich auf eine Herangehensweise mit niedriger Komplexität, die ohne machinelles Lernen auskommt, um eine Verwendung in ressourcenbeschränkten Umgebungen zu gewährleisten.</w:t>
+        <w:t>Das Verfahren</w:t>
+      </w:r>
+      <w:r>
+        <w:rPr>
+          <w:lang w:val="de-DE"/>
+        </w:rPr>
+        <w:t xml:space="preserve"> </w:t>
+      </w:r>
+      <w:r>
+        <w:rPr>
+          <w:lang w:val="de-DE"/>
+        </w:rPr>
+        <w:t>beschränkt sich auf eine Herangehensweise mit niedriger Komplexität, die ohne machinelles Lernen auskommt, um eine Verwendung in ressourcenbeschränkten Umgebungen zu gewährleisten.</w:t>
       </w:r>
     </w:p>
     <w:p>
@@ -5970,8 +6031,19 @@
         <w:rPr>
           <w:lang w:val="de-DE"/>
         </w:rPr>
-        <w:lastRenderedPageBreak/>
-        <w:t>Der Abbildung [Nummer]</w:t>
+        <w:t>D</w:t>
+      </w:r>
+      <w:r>
+        <w:rPr>
+          <w:lang w:val="de-DE"/>
+        </w:rPr>
+        <w:t>ie</w:t>
+      </w:r>
+      <w:r>
+        <w:rPr>
+          <w:lang w:val="de-DE"/>
+        </w:rPr>
+        <w:t xml:space="preserve"> Abbildung [Nummer]</w:t>
       </w:r>
       <w:r>
         <w:rPr>
@@ -6001,7 +6073,19 @@
         <w:rPr>
           <w:lang w:val="de-DE"/>
         </w:rPr>
-        <w:t>Anders als bei den zuvor beschriebenen Filtern, unterscheiden Kong und Choi zwischen verrauschten und nicht-verrauschten Pixeln, indem deren Werte gegen 0 (Salt) und 255 (Pepper) abgeglichen und dementsprechend klassifiziert werden.</w:t>
+        <w:t xml:space="preserve">Anders als </w:t>
+      </w:r>
+      <w:r>
+        <w:rPr>
+          <w:lang w:val="de-DE"/>
+        </w:rPr>
+        <w:t>beim Mean und Median Filter</w:t>
+      </w:r>
+      <w:r>
+        <w:rPr>
+          <w:lang w:val="de-DE"/>
+        </w:rPr>
+        <w:t>, unterscheiden Kong und Choi zwischen verrauschten und nicht-verrauschten Pixeln, indem deren Werte gegen 0 (Salt) und 255 (Pepper) abgeglichen und dementsprechend klassifiziert werden.</w:t>
       </w:r>
     </w:p>
     <w:p>
@@ -6014,9 +6098,100 @@
         <w:rPr>
           <w:lang w:val="de-DE"/>
         </w:rPr>
-        <w:t>Für ihre Berechnung benutzen Kong und Choi die Von Neumann Nachbarschaft. Anstatt diese in ihrer Vollständigkeit in ihre Betrachtung miteinzubeziehen, wird sie stattdessen in vier Unternachbarschaften beziehungsweise Gruppen eingeteilt,  wo jeweils ein Pixel in Himmelsrichtung exkludiert wird. Die Anwendung dieser Unternachbarschaften findet stets in der gleichen Reihenfolge statt, um ein konsistenten Filterverhalten über das ganze Bild hinweg sicherzustellen.</w:t>
+        <w:lastRenderedPageBreak/>
+        <w:t xml:space="preserve">Für ihre Berechnung benutzen Kong und Choi die Von Neumann Nachbarschaft. Anstatt diese in ihrer Vollständigkeit in ihre Betrachtung miteinzubeziehen, wird sie stattdessen in vier Unternachbarschaften </w:t>
+      </w:r>
+      <w:r>
+        <w:rPr>
+          <w:lang w:val="de-DE"/>
+        </w:rPr>
+        <w:t>G1 bis G4 (siehe Abb. Nr)</w:t>
+      </w:r>
+      <w:r>
+        <w:rPr>
+          <w:lang w:val="de-DE"/>
+        </w:rPr>
+        <w:t xml:space="preserve"> eingeteilt,  wo jeweils ein Pixel in Himmelsrichtung exkludiert wird. Die Anwendung dieser Unternachbarschaften findet stets in der gleichen Reihenfolge statt, um ein konsistenten Filterverhalten über das ganze Bild hinweg sicherzustellen.</w:t>
       </w:r>
     </w:p>
+    <w:tbl>
+      <w:tblPr>
+        <w:tblStyle w:val="TableGrid"/>
+        <w:tblW w:w="0" w:type="auto"/>
+        <w:tblLook w:val="04A0" w:firstRow="1" w:lastRow="0" w:firstColumn="1" w:lastColumn="0" w:noHBand="0" w:noVBand="1"/>
+      </w:tblPr>
+      <w:tblGrid>
+        <w:gridCol w:w="9350"/>
+      </w:tblGrid>
+      <w:tr>
+        <w:tc>
+          <w:tcPr>
+            <w:tcW w:w="9350" w:type="dxa"/>
+          </w:tcPr>
+          <w:p>
+            <w:pPr>
+              <w:jc w:val="center"/>
+              <w:rPr>
+                <w:lang w:val="de-DE"/>
+              </w:rPr>
+            </w:pPr>
+            <w:r>
+              <w:rPr>
+                <w:noProof/>
+              </w:rPr>
+              <w:drawing>
+                <wp:inline distT="0" distB="0" distL="0" distR="0" wp14:anchorId="2636DEB2" wp14:editId="4857F2AA">
+                  <wp:extent cx="5565913" cy="1465215"/>
+                  <wp:effectExtent l="0" t="0" r="0" b="1905"/>
+                  <wp:docPr id="1502122032" name="Picture 1" descr="Neighbor groups((1)-(4)) based on Von Neumann neighborhood"/>
+                  <wp:cNvGraphicFramePr>
+                    <a:graphicFrameLocks xmlns:a="http://schemas.openxmlformats.org/drawingml/2006/main" noChangeAspect="1"/>
+                  </wp:cNvGraphicFramePr>
+                  <a:graphic xmlns:a="http://schemas.openxmlformats.org/drawingml/2006/main">
+                    <a:graphicData uri="http://schemas.openxmlformats.org/drawingml/2006/picture">
+                      <pic:pic xmlns:pic="http://schemas.openxmlformats.org/drawingml/2006/picture">
+                        <pic:nvPicPr>
+                          <pic:cNvPr id="0" name="Picture 1" descr="Neighbor groups((1)-(4)) based on Von Neumann neighborhood"/>
+                          <pic:cNvPicPr>
+                            <a:picLocks noChangeAspect="1" noChangeArrowheads="1"/>
+                          </pic:cNvPicPr>
+                        </pic:nvPicPr>
+                        <pic:blipFill>
+                          <a:blip r:embed="rId10">
+                            <a:extLst>
+                              <a:ext uri="{28A0092B-C50C-407E-A947-70E740481C1C}">
+                                <a14:useLocalDpi xmlns:a14="http://schemas.microsoft.com/office/drawing/2010/main" val="0"/>
+                              </a:ext>
+                            </a:extLst>
+                          </a:blip>
+                          <a:srcRect/>
+                          <a:stretch>
+                            <a:fillRect/>
+                          </a:stretch>
+                        </pic:blipFill>
+                        <pic:spPr bwMode="auto">
+                          <a:xfrm>
+                            <a:off x="0" y="0"/>
+                            <a:ext cx="5587015" cy="1470770"/>
+                          </a:xfrm>
+                          <a:prstGeom prst="rect">
+                            <a:avLst/>
+                          </a:prstGeom>
+                          <a:noFill/>
+                          <a:ln>
+                            <a:noFill/>
+                          </a:ln>
+                        </pic:spPr>
+                      </pic:pic>
+                    </a:graphicData>
+                  </a:graphic>
+                </wp:inline>
+              </w:drawing>
+            </w:r>
+          </w:p>
+        </w:tc>
+      </w:tr>
+    </w:tbl>
     <w:p>
       <w:pPr>
         <w:rPr>
@@ -7130,31 +7305,6 @@
     </w:p>
     <w:p>
       <w:pPr>
-        <w:rPr>
-          <w:lang w:val="de-DE"/>
-        </w:rPr>
-      </w:pPr>
-      <w:r>
-        <w:rPr>
-          <w:lang w:val="de-DE"/>
-        </w:rPr>
-        <w:t>Der Algorithmus weißt eine lineare Komplexität von O(mn) für ein m</w:t>
-      </w:r>
-      <w:r>
-        <w:rPr>
-          <w:lang w:val="de-DE"/>
-        </w:rPr>
-        <w:t xml:space="preserve"> × n </w:t>
-      </w:r>
-      <w:r>
-        <w:rPr>
-          <w:lang w:val="de-DE"/>
-        </w:rPr>
-        <w:t>Bild auf.</w:t>
-      </w:r>
-    </w:p>
-    <w:p>
-      <w:pPr>
         <w:pStyle w:val="Heading3"/>
         <w:rPr>
           <w:lang w:val="de-DE"/>
@@ -7165,6 +7315,7 @@
         <w:rPr>
           <w:lang w:val="de-DE"/>
         </w:rPr>
+        <w:lastRenderedPageBreak/>
         <w:t>Evaluation</w:t>
       </w:r>
       <w:r>
@@ -7191,14 +7342,25 @@
         <w:rPr>
           <w:lang w:val="de-DE"/>
         </w:rPr>
-        <w:lastRenderedPageBreak/>
         <w:t>Im grundlegendem Vergleich mit dem Median Filter</w:t>
       </w:r>
       <w:r>
         <w:rPr>
           <w:lang w:val="de-DE"/>
         </w:rPr>
-        <w:t xml:space="preserve"> weist der Kong-Choi-Algorithmus überlegene Effektivität bei jeglicher Rauschdichte hervor</w:t>
+        <w:t xml:space="preserve"> weist der Kong-Choi</w:t>
+      </w:r>
+      <w:r>
+        <w:rPr>
+          <w:lang w:val="de-DE"/>
+        </w:rPr>
+        <w:t xml:space="preserve"> </w:t>
+      </w:r>
+      <w:r>
+        <w:rPr>
+          <w:lang w:val="de-DE"/>
+        </w:rPr>
+        <w:t>Algorithmus überlegene Effektivität bei jeglicher Rauschdichte hervor</w:t>
       </w:r>
       <w:r>
         <w:rPr>
@@ -7229,7 +7391,19 @@
         <w:rPr>
           <w:lang w:val="de-DE"/>
         </w:rPr>
-        <w:t xml:space="preserve">Vor allem beim SSIM </w:t>
+        <w:t xml:space="preserve">Vor allem </w:t>
+      </w:r>
+      <w:r>
+        <w:rPr>
+          <w:lang w:val="de-DE"/>
+        </w:rPr>
+        <w:t>in Bezug auf SSIM</w:t>
+      </w:r>
+      <w:r>
+        <w:rPr>
+          <w:lang w:val="de-DE"/>
+        </w:rPr>
+        <w:t xml:space="preserve"> </w:t>
       </w:r>
       <w:r>
         <w:rPr>
@@ -7241,19 +7415,92 @@
         <w:rPr>
           <w:lang w:val="de-DE"/>
         </w:rPr>
-        <w:t xml:space="preserve">konsistente und strukturell hochwertige Ergebnisse, </w:t>
-      </w:r>
-      <w:r>
-        <w:rPr>
-          <w:lang w:val="de-DE"/>
-        </w:rPr>
-        <w:t xml:space="preserve">die erst bei besonders hoher Rauschdichte </w:t>
-      </w:r>
-      <w:r>
-        <w:rPr>
-          <w:lang w:val="de-DE"/>
-        </w:rPr>
-        <w:t>abfällt.</w:t>
+        <w:t>konsistente und strukturell hochwertige Ergebnisse</w:t>
+      </w:r>
+      <w:r>
+        <w:rPr>
+          <w:lang w:val="de-DE"/>
+        </w:rPr>
+        <w:t xml:space="preserve"> bis ungefähr </w:t>
+      </w:r>
+      <w:r>
+        <w:rPr>
+          <w:lang w:val="de-DE"/>
+        </w:rPr>
+        <w:t>60%</w:t>
+      </w:r>
+      <w:r>
+        <w:rPr>
+          <w:lang w:val="de-DE"/>
+        </w:rPr>
+        <w:t xml:space="preserve"> Rauschdichte</w:t>
+      </w:r>
+      <w:r>
+        <w:rPr>
+          <w:lang w:val="de-DE"/>
+        </w:rPr>
+        <w:t>.</w:t>
+      </w:r>
+    </w:p>
+    <w:p>
+      <w:pPr>
+        <w:rPr>
+          <w:lang w:val="de-DE"/>
+        </w:rPr>
+      </w:pPr>
+      <w:r>
+        <w:rPr>
+          <w:lang w:val="de-DE"/>
+        </w:rPr>
+        <w:t>In Bezug auf PSNR</w:t>
+      </w:r>
+      <w:r>
+        <w:rPr>
+          <w:lang w:val="de-DE"/>
+        </w:rPr>
+        <w:t xml:space="preserve"> degradiert der Median schon zwischen </w:t>
+      </w:r>
+      <w:r>
+        <w:rPr>
+          <w:lang w:val="de-DE"/>
+        </w:rPr>
+        <w:t xml:space="preserve">ab 40% </w:t>
+      </w:r>
+      <w:r>
+        <w:rPr>
+          <w:lang w:val="de-DE"/>
+        </w:rPr>
+        <w:t xml:space="preserve">und fällt ab 50% </w:t>
+      </w:r>
+      <w:r>
+        <w:rPr>
+          <w:lang w:val="de-DE"/>
+        </w:rPr>
+        <w:t>unter 2</w:t>
+      </w:r>
+      <w:r>
+        <w:rPr>
+          <w:lang w:val="de-DE"/>
+        </w:rPr>
+        <w:t>0dB</w:t>
+      </w:r>
+      <w:r>
+        <w:rPr>
+          <w:lang w:val="de-DE"/>
+        </w:rPr>
+        <w:t xml:space="preserve">, während der Kong-Choi Algorithmus </w:t>
+      </w:r>
+      <w:r>
+        <w:rPr>
+          <w:lang w:val="de-DE"/>
+        </w:rPr>
+        <w:t xml:space="preserve">bis einschließlich 90% </w:t>
+      </w:r>
+      <w:r>
+        <w:rPr>
+          <w:lang w:val="de-DE"/>
+        </w:rPr>
+        <w:t>Rauschdichte eine relativ hohe PSNR beibehält.</w:t>
       </w:r>
     </w:p>
     <w:tbl>
@@ -7286,7 +7533,7 @@
                 <w:lang w:val="de-DE"/>
               </w:rPr>
               <w:drawing>
-                <wp:inline distT="0" distB="0" distL="0" distR="0" wp14:anchorId="417C5F4C" wp14:editId="5B60C6AB">
+                <wp:inline distT="0" distB="0" distL="0" distR="0" wp14:anchorId="417C5F4C" wp14:editId="6B236F33">
                   <wp:extent cx="2806810" cy="1337691"/>
                   <wp:effectExtent l="0" t="0" r="0" b="0"/>
                   <wp:docPr id="1279992341" name="Picture 2"/>
@@ -7303,7 +7550,7 @@
                           </pic:cNvPicPr>
                         </pic:nvPicPr>
                         <pic:blipFill>
-                          <a:blip r:embed="rId8" cstate="print">
+                          <a:blip r:embed="rId11" cstate="print">
                             <a:extLst>
                               <a:ext uri="{28A0092B-C50C-407E-A947-70E740481C1C}">
                                 <a14:useLocalDpi xmlns:a14="http://schemas.microsoft.com/office/drawing/2010/main" val="0"/>
@@ -7355,7 +7602,7 @@
                 <w:lang w:val="de-DE"/>
               </w:rPr>
               <w:drawing>
-                <wp:inline distT="0" distB="0" distL="0" distR="0" wp14:anchorId="2AB262B7" wp14:editId="1881E318">
+                <wp:inline distT="0" distB="0" distL="0" distR="0" wp14:anchorId="2AB262B7" wp14:editId="4EF36982">
                   <wp:extent cx="2727298" cy="1299797"/>
                   <wp:effectExtent l="0" t="0" r="0" b="0"/>
                   <wp:docPr id="140432352" name="Picture 3"/>
@@ -7372,7 +7619,7 @@
                           </pic:cNvPicPr>
                         </pic:nvPicPr>
                         <pic:blipFill>
-                          <a:blip r:embed="rId9" cstate="print">
+                          <a:blip r:embed="rId12" cstate="print">
                             <a:extLst>
                               <a:ext uri="{28A0092B-C50C-407E-A947-70E740481C1C}">
                                 <a14:useLocalDpi xmlns:a14="http://schemas.microsoft.com/office/drawing/2010/main" val="0"/>
@@ -7404,6 +7651,22 @@
               </w:drawing>
             </w:r>
           </w:p>
+          <w:p>
+            <w:pPr>
+              <w:jc w:val="center"/>
+              <w:rPr>
+                <w:color w:val="FFC000"/>
+                <w:lang w:val="de-DE"/>
+              </w:rPr>
+            </w:pPr>
+            <w:r>
+              <w:rPr>
+                <w:color w:val="FFC000"/>
+                <w:lang w:val="de-DE"/>
+              </w:rPr>
+              <w:t>werte auf Kong Choi</w:t>
+            </w:r>
+          </w:p>
         </w:tc>
       </w:tr>
     </w:tbl>
@@ -7417,7 +7680,25 @@
         <w:rPr>
           <w:lang w:val="de-DE"/>
         </w:rPr>
-        <w:t>Seine Herangehensweise erlaubt für eine hohe Kontrolle über das Ergebnisbild, was ein</w:t>
+        <w:t>Die</w:t>
+      </w:r>
+      <w:r>
+        <w:rPr>
+          <w:lang w:val="de-DE"/>
+        </w:rPr>
+        <w:t xml:space="preserve"> Herangehensweise</w:t>
+      </w:r>
+      <w:r>
+        <w:rPr>
+          <w:lang w:val="de-DE"/>
+        </w:rPr>
+        <w:t xml:space="preserve"> des Verfahren</w:t>
+      </w:r>
+      <w:r>
+        <w:rPr>
+          <w:lang w:val="de-DE"/>
+        </w:rPr>
+        <w:t xml:space="preserve"> erlaubt für eine hohe Kontrolle über das Ergebnisbild, was ein</w:t>
       </w:r>
       <w:r>
         <w:rPr>
@@ -7552,6 +7833,152 @@
         </w:rPr>
         <w:t xml:space="preserve"> solch eine Tabelle für das Lena Testbild aufgestellt.</w:t>
       </w:r>
+    </w:p>
+    <w:p>
+      <w:pPr>
+        <w:rPr>
+          <w:lang w:val="de-DE"/>
+        </w:rPr>
+      </w:pPr>
+      <w:r>
+        <w:rPr>
+          <w:lang w:val="de-DE"/>
+        </w:rPr>
+        <w:t>Alternativ</w:t>
+      </w:r>
+      <w:r>
+        <w:rPr>
+          <w:lang w:val="de-DE"/>
+        </w:rPr>
+        <w:t xml:space="preserve"> ist der Algorithmus jedoch rechnerisch sehr effizient</w:t>
+      </w:r>
+      <w:r>
+        <w:rPr>
+          <w:lang w:val="de-DE"/>
+        </w:rPr>
+        <w:t xml:space="preserve">. Kong und Choi merken in ihrem Werk an, dass das Verfahren </w:t>
+      </w:r>
+      <w:r>
+        <w:rPr>
+          <w:lang w:val="de-DE"/>
+        </w:rPr>
+        <w:t>eine lineare Komplexität von O(mn) für ein m</w:t>
+      </w:r>
+      <w:r>
+        <w:rPr>
+          <w:lang w:val="de-DE"/>
+        </w:rPr>
+        <w:t xml:space="preserve"> × n </w:t>
+      </w:r>
+      <w:r>
+        <w:rPr>
+          <w:lang w:val="de-DE"/>
+        </w:rPr>
+        <w:t>Bild auf</w:t>
+      </w:r>
+      <w:r>
+        <w:rPr>
+          <w:lang w:val="de-DE"/>
+        </w:rPr>
+        <w:t>weist</w:t>
+      </w:r>
+      <w:r>
+        <w:rPr>
+          <w:lang w:val="de-DE"/>
+        </w:rPr>
+        <w:t>.</w:t>
+      </w:r>
+      <w:r>
+        <w:rPr>
+          <w:lang w:val="de-DE"/>
+        </w:rPr>
+        <w:t xml:space="preserve"> </w:t>
+      </w:r>
+      <w:r>
+        <w:rPr>
+          <w:lang w:val="de-DE"/>
+        </w:rPr>
+        <w:t>A</w:t>
+      </w:r>
+      <w:r>
+        <w:rPr>
+          <w:lang w:val="de-DE"/>
+        </w:rPr>
+        <w:t>bhängig vo</w:t>
+      </w:r>
+      <w:r>
+        <w:rPr>
+          <w:lang w:val="de-DE"/>
+        </w:rPr>
+        <w:t xml:space="preserve">n dem genutzten </w:t>
+      </w:r>
+      <w:r>
+        <w:rPr>
+          <w:lang w:val="de-DE"/>
+        </w:rPr>
+        <w:t>machinellen Lernverfahren,</w:t>
+      </w:r>
+      <w:r>
+        <w:rPr>
+          <w:lang w:val="de-DE"/>
+        </w:rPr>
+        <w:t xml:space="preserve"> sollte es</w:t>
+      </w:r>
+      <w:r>
+        <w:rPr>
+          <w:lang w:val="de-DE"/>
+        </w:rPr>
+        <w:t xml:space="preserve"> auch möglich sein, den </w:t>
+      </w:r>
+      <w:r>
+        <w:rPr>
+          <w:lang w:val="de-DE"/>
+        </w:rPr>
+        <w:t>Bilddatensatz</w:t>
+      </w:r>
+      <w:r>
+        <w:rPr>
+          <w:lang w:val="de-DE"/>
+        </w:rPr>
+        <w:t xml:space="preserve"> mit verschiedenen</w:t>
+      </w:r>
+      <w:r>
+        <w:rPr>
+          <w:lang w:val="de-DE"/>
+        </w:rPr>
+        <w:t xml:space="preserve"> allgemeinen</w:t>
+      </w:r>
+      <w:r>
+        <w:rPr>
+          <w:lang w:val="de-DE"/>
+        </w:rPr>
+        <w:t xml:space="preserve"> Iteration</w:t>
+      </w:r>
+      <w:r>
+        <w:rPr>
+          <w:lang w:val="de-DE"/>
+        </w:rPr>
+        <w:t>swerten</w:t>
+      </w:r>
+      <w:r>
+        <w:rPr>
+          <w:lang w:val="de-DE"/>
+        </w:rPr>
+        <w:t xml:space="preserve"> durchzutesten und diese als weiteren Algorithmusparameter anzusehen</w:t>
+      </w:r>
+      <w:r>
+        <w:rPr>
+          <w:lang w:val="de-DE"/>
+        </w:rPr>
+        <w:t>.</w:t>
+      </w:r>
+    </w:p>
+    <w:p>
+      <w:pPr>
+        <w:rPr>
+          <w:lang w:val="de-DE"/>
+        </w:rPr>
+      </w:pPr>
     </w:p>
     <w:p>
       <w:pPr>
@@ -7595,7 +8022,19 @@
         <w:rPr>
           <w:lang w:val="de-DE"/>
         </w:rPr>
-        <w:t>In [Nummer] wird ein Algorithmus vorgestellt, welcher die Adaptivität, welche im vorherigen Werk verworfen wurde, wieder aufgreift.</w:t>
+        <w:t xml:space="preserve">In [Nummer] wird ein Algorithmus vorgestellt, </w:t>
+      </w:r>
+      <w:r>
+        <w:rPr>
+          <w:lang w:val="de-DE"/>
+        </w:rPr>
+        <w:t>der</w:t>
+      </w:r>
+      <w:r>
+        <w:rPr>
+          <w:lang w:val="de-DE"/>
+        </w:rPr>
+        <w:t xml:space="preserve"> die Adaptivität, welche im vorherigen Werk verworfen wurde, wieder aufgreift.</w:t>
       </w:r>
       <w:r>
         <w:rPr>
@@ -7619,7 +8058,19 @@
         <w:rPr>
           <w:lang w:val="de-DE"/>
         </w:rPr>
-        <w:t>strebten ein Verfahren an, welches effizient in der Entfernen von</w:t>
+        <w:t>strebten ein Verfahren an, welches effizient in de</w:t>
+      </w:r>
+      <w:r>
+        <w:rPr>
+          <w:lang w:val="de-DE"/>
+        </w:rPr>
+        <w:t>m</w:t>
+      </w:r>
+      <w:r>
+        <w:rPr>
+          <w:lang w:val="de-DE"/>
+        </w:rPr>
+        <w:t xml:space="preserve"> Entfernen von</w:t>
       </w:r>
       <w:r>
         <w:rPr>
@@ -7631,7 +8082,19 @@
         <w:rPr>
           <w:lang w:val="de-DE"/>
         </w:rPr>
-        <w:t xml:space="preserve"> starken Bildrauschen ist, ohne dabei rechnerische Kosten</w:t>
+        <w:t xml:space="preserve"> </w:t>
+      </w:r>
+      <w:r>
+        <w:rPr>
+          <w:lang w:val="de-DE"/>
+        </w:rPr>
+        <w:t>hoher Rauschdichte</w:t>
+      </w:r>
+      <w:r>
+        <w:rPr>
+          <w:lang w:val="de-DE"/>
+        </w:rPr>
+        <w:t xml:space="preserve"> ist, ohne dabei rechnerische Kosten</w:t>
       </w:r>
       <w:r>
         <w:rPr>
@@ -7698,92 +8161,91 @@
         <w:rPr>
           <w:lang w:val="de-DE"/>
         </w:rPr>
-        <w:t>Schon ab dem zweiten Verfahren ist hier eine klare Tendenz zu einer grundlegenden Verbesserung von Rauschfiltern zu erkennen</w:t>
-      </w:r>
-      <w:r>
-        <w:rPr>
-          <w:lang w:val="de-DE"/>
-        </w:rPr>
-        <w:t>, welche auch in späteren Kapiteln vertreten sein wird</w:t>
-      </w:r>
-      <w:r>
-        <w:rPr>
-          <w:lang w:val="de-DE"/>
-        </w:rPr>
-        <w:t xml:space="preserve">; </w:t>
-      </w:r>
-      <w:r>
-        <w:rPr>
-          <w:lang w:val="de-DE"/>
-        </w:rPr>
-        <w:t>anstatt das ganze Bild ungefiltert abzuhandeln</w:t>
-      </w:r>
-      <w:r>
-        <w:rPr>
-          <w:lang w:val="de-DE"/>
-        </w:rPr>
-        <w:t>, wie es der Median-Filter tun würde</w:t>
-      </w:r>
-      <w:r>
-        <w:rPr>
-          <w:lang w:val="de-DE"/>
-        </w:rPr>
-        <w:t xml:space="preserve">, </w:t>
-      </w:r>
-      <w:r>
-        <w:rPr>
-          <w:lang w:val="de-DE"/>
-        </w:rPr>
-        <w:t xml:space="preserve">werden zunächst </w:t>
-      </w:r>
-      <w:r>
-        <w:rPr>
-          <w:lang w:val="de-DE"/>
-        </w:rPr>
-        <w:t>die verrauschten Pixel identifiziert und dann restauriert.</w:t>
-      </w:r>
-    </w:p>
-    <w:p>
-      <w:pPr>
-        <w:rPr>
-          <w:lang w:val="de-DE"/>
-        </w:rPr>
-      </w:pPr>
-      <w:r>
-        <w:rPr>
-          <w:lang w:val="de-DE"/>
-        </w:rPr>
-        <w:t>Auch der</w:t>
-      </w:r>
-      <w:r>
-        <w:rPr>
-          <w:lang w:val="de-DE"/>
-        </w:rPr>
-        <w:t xml:space="preserve"> AnGilEs Algorithmus</w:t>
-      </w:r>
-      <w:r>
-        <w:rPr>
-          <w:lang w:val="de-DE"/>
-        </w:rPr>
-        <w:t xml:space="preserve"> macht sich diesem </w:t>
-      </w:r>
-      <w:r>
-        <w:rPr>
-          <w:lang w:val="de-DE"/>
-        </w:rPr>
-        <w:t>Bearbeitungsschritt zu Nutze.</w:t>
-      </w:r>
-      <w:r>
-        <w:rPr>
-          <w:lang w:val="de-DE"/>
-        </w:rPr>
-        <w:t xml:space="preserve"> D</w:t>
-      </w:r>
-      <w:r>
-        <w:rPr>
-          <w:lang w:val="de-DE"/>
-        </w:rPr>
-        <w:t>araufhin evaluiert er die Pixel innerhalb der Moore Nachbarschaft mit Distanz 1</w:t>
+        <w:t>Ähnlich wie d</w:t>
+      </w:r>
+      <w:r>
+        <w:rPr>
+          <w:lang w:val="de-DE"/>
+        </w:rPr>
+        <w:t>as</w:t>
+      </w:r>
+      <w:r>
+        <w:rPr>
+          <w:lang w:val="de-DE"/>
+        </w:rPr>
+        <w:t xml:space="preserve"> Kong-Choi </w:t>
+      </w:r>
+      <w:r>
+        <w:rPr>
+          <w:lang w:val="de-DE"/>
+        </w:rPr>
+        <w:t xml:space="preserve">Verfahren </w:t>
+      </w:r>
+      <w:r>
+        <w:rPr>
+          <w:lang w:val="de-DE"/>
+        </w:rPr>
+        <w:t xml:space="preserve">werden im MERIG Algorithmus </w:t>
+      </w:r>
+      <w:r>
+        <w:rPr>
+          <w:lang w:val="de-DE"/>
+        </w:rPr>
+        <w:t xml:space="preserve">verrauschte Pixel </w:t>
+      </w:r>
+      <w:r>
+        <w:rPr>
+          <w:lang w:val="de-DE"/>
+        </w:rPr>
+        <w:t xml:space="preserve">über einen Extremwertabgleich </w:t>
+      </w:r>
+      <w:r>
+        <w:rPr>
+          <w:lang w:val="de-DE"/>
+        </w:rPr>
+        <w:t>identifiziert</w:t>
+      </w:r>
+      <w:r>
+        <w:rPr>
+          <w:lang w:val="de-DE"/>
+        </w:rPr>
+        <w:t>.</w:t>
+      </w:r>
+      <w:r>
+        <w:rPr>
+          <w:lang w:val="de-DE"/>
+        </w:rPr>
+        <w:t xml:space="preserve"> </w:t>
+      </w:r>
+      <w:r>
+        <w:rPr>
+          <w:lang w:val="de-DE"/>
+        </w:rPr>
+        <w:t xml:space="preserve"> </w:t>
+      </w:r>
+      <w:r>
+        <w:rPr>
+          <w:lang w:val="de-DE"/>
+        </w:rPr>
+        <w:t>D</w:t>
+      </w:r>
+      <w:r>
+        <w:rPr>
+          <w:lang w:val="de-DE"/>
+        </w:rPr>
+        <w:t xml:space="preserve">araufhin evaluiert </w:t>
+      </w:r>
+      <w:r>
+        <w:rPr>
+          <w:lang w:val="de-DE"/>
+        </w:rPr>
+        <w:t>die Methode</w:t>
+      </w:r>
+      <w:r>
+        <w:rPr>
+          <w:lang w:val="de-DE"/>
+        </w:rPr>
+        <w:t xml:space="preserve"> die Pixel innerhalb der Moore Nachbarschaft mit Distanz 1</w:t>
       </w:r>
       <w:r>
         <w:rPr>
@@ -7801,21 +8263,44 @@
         <w:rPr>
           <w:lang w:val="de-DE"/>
         </w:rPr>
-        <w:t xml:space="preserve">wird dessen Distanz erhöht </w:t>
-      </w:r>
-      <w:r>
-        <w:rPr>
-          <w:lang w:val="de-DE"/>
-        </w:rPr>
-        <w:t>bis eine geeignete Fenstergröße erreicht wurde, in dem nicht-verrauschte Pixel vorhanden sind.</w:t>
-      </w:r>
-    </w:p>
-    <w:p>
-      <w:pPr>
-        <w:rPr>
-          <w:lang w:val="de-DE"/>
-        </w:rPr>
-      </w:pPr>
+        <w:t xml:space="preserve">wird dessen </w:t>
+      </w:r>
+      <w:r>
+        <w:rPr>
+          <w:lang w:val="de-DE"/>
+        </w:rPr>
+        <w:t>Umfang</w:t>
+      </w:r>
+      <w:r>
+        <w:rPr>
+          <w:lang w:val="de-DE"/>
+        </w:rPr>
+        <w:t xml:space="preserve"> </w:t>
+      </w:r>
+      <w:r>
+        <w:rPr>
+          <w:lang w:val="de-DE"/>
+        </w:rPr>
+        <w:t>erhöht, sodass eine Nachbarschaft mit N = 24</w:t>
+      </w:r>
+      <w:r>
+        <w:rPr>
+          <w:lang w:val="de-DE"/>
+        </w:rPr>
+        <w:t xml:space="preserve"> evaluiert wird</w:t>
+      </w:r>
+      <w:r>
+        <w:rPr>
+          <w:lang w:val="de-DE"/>
+        </w:rPr>
+        <w:t>.</w:t>
+      </w:r>
+      <w:r>
+        <w:rPr>
+          <w:lang w:val="de-DE"/>
+        </w:rPr>
+        <w:t xml:space="preserve"> </w:t>
+      </w:r>
       <w:r>
         <w:rPr>
           <w:lang w:val="de-DE"/>
@@ -7827,103 +8312,6 @@
           <w:lang w:val="de-DE"/>
         </w:rPr>
         <w:t>wird der Durchschnitt aller nicht-verrauschter Pixel genommen und dem Zentrum zugewiesen.</w:t>
-      </w:r>
-    </w:p>
-    <w:p>
-      <w:pPr>
-        <w:rPr>
-          <w:lang w:val="de-DE"/>
-        </w:rPr>
-      </w:pPr>
-      <w:r>
-        <w:rPr>
-          <w:lang w:val="de-DE"/>
-        </w:rPr>
-        <w:t xml:space="preserve">Ebenso wie der Kong-Choi Algorithmus geht der </w:t>
-      </w:r>
-      <w:r>
-        <w:rPr>
-          <w:lang w:val="de-DE"/>
-        </w:rPr>
-        <w:t xml:space="preserve">MERIG </w:t>
-      </w:r>
-      <w:r>
-        <w:rPr>
-          <w:lang w:val="de-DE"/>
-        </w:rPr>
-        <w:t xml:space="preserve">Algorithmus iterativ vor, gibt jedoch eine genaue Anzahl an Iteration an, welche durchgeführt werden müssen; </w:t>
-      </w:r>
-      <m:oMath>
-        <m:f>
-          <m:fPr>
-            <m:ctrlPr>
-              <w:rPr>
-                <w:rFonts w:ascii="Cambria Math" w:hAnsi="Cambria Math"/>
-                <w:i/>
-                <w:lang w:val="de-DE"/>
-              </w:rPr>
-            </m:ctrlPr>
-          </m:fPr>
-          <m:num>
-            <m:r>
-              <w:rPr>
-                <w:rFonts w:ascii="Cambria Math" w:hAnsi="Cambria Math"/>
-                <w:lang w:val="de-DE"/>
-              </w:rPr>
-              <m:t>n</m:t>
-            </m:r>
-          </m:num>
-          <m:den>
-            <m:r>
-              <w:rPr>
-                <w:rFonts w:ascii="Cambria Math" w:hAnsi="Cambria Math"/>
-                <w:lang w:val="de-DE"/>
-              </w:rPr>
-              <m:t>10</m:t>
-            </m:r>
-          </m:den>
-        </m:f>
-        <m:r>
-          <w:rPr>
-            <w:rFonts w:ascii="Cambria Math" w:hAnsi="Cambria Math"/>
-            <w:lang w:val="de-DE"/>
-          </w:rPr>
-          <m:t>+1</m:t>
-        </m:r>
-      </m:oMath>
-      <w:r>
-        <w:rPr>
-          <w:lang w:val="de-DE"/>
-        </w:rPr>
-        <w:t xml:space="preserve"> Durchläufe werden definiert, wobei </w:t>
-      </w:r>
-      <w:r>
-        <w:rPr>
-          <w:i/>
-          <w:iCs/>
-          <w:lang w:val="de-DE"/>
-        </w:rPr>
-        <w:t xml:space="preserve">n </w:t>
-      </w:r>
-      <w:r>
-        <w:rPr>
-          <w:lang w:val="de-DE"/>
-        </w:rPr>
-        <w:t xml:space="preserve">sich auf das Level an Rauschen im Bild (engl.: </w:t>
-      </w:r>
-      <w:r>
-        <w:rPr>
-          <w:i/>
-          <w:iCs/>
-          <w:lang w:val="de-DE"/>
-        </w:rPr>
-        <w:t>noise level</w:t>
-      </w:r>
-      <w:r>
-        <w:rPr>
-          <w:lang w:val="de-DE"/>
-        </w:rPr>
-        <w:t>) bezieht. Hier ist leider unklar, ob es sich um das prozentuale Level handelt oder ein anderweitig definiertes Maß, welches anhand vom dem Bild berechenbar ist.</w:t>
       </w:r>
     </w:p>
     <w:tbl>
@@ -7968,15 +8356,7 @@
                 <w:bCs/>
                 <w:lang w:val="de-DE"/>
               </w:rPr>
-              <w:t>MERIG</w:t>
-            </w:r>
-            <w:r>
-              <w:rPr>
-                <w:b/>
-                <w:bCs/>
-                <w:lang w:val="de-DE"/>
-              </w:rPr>
-              <w:t xml:space="preserve"> Algorithmus </w:t>
+              <w:t xml:space="preserve">MERIG Algorithmus </w:t>
             </w:r>
             <w:r>
               <w:rPr>
@@ -8051,47 +8431,90 @@
                 <w:i/>
                 <w:iCs/>
               </w:rPr>
-              <w:t>I</w:t>
+              <w:t xml:space="preserve">I </w:t>
+            </w:r>
+            <w:r>
+              <w:t>a</w:t>
+            </w:r>
+            <w:r>
+              <w:t xml:space="preserve">nd noise level </w:t>
             </w:r>
             <w:r>
               <w:rPr>
                 <w:i/>
                 <w:iCs/>
               </w:rPr>
-              <w:t xml:space="preserve"> </w:t>
-            </w:r>
-            <w:r>
-              <w:t>a</w:t>
-            </w:r>
-            <w:r>
-              <w:t xml:space="preserve">nd noise level </w:t>
+              <w:t xml:space="preserve">n, </w:t>
+            </w:r>
+            <w:r>
+              <w:t xml:space="preserve">neighborhood size </w:t>
             </w:r>
             <w:r>
               <w:rPr>
                 <w:i/>
                 <w:iCs/>
               </w:rPr>
-              <w:t>n</w:t>
-            </w:r>
-            <w:r>
+              <w:t>d</w:t>
+            </w:r>
+            <w:r>
+              <w:t xml:space="preserve"> = 3</w:t>
+            </w:r>
+          </w:p>
+        </w:tc>
+      </w:tr>
+      <w:tr>
+        <w:tc>
+          <w:tcPr>
+            <w:tcW w:w="487" w:type="dxa"/>
+          </w:tcPr>
+          <w:p>
+            <w:pPr>
+              <w:jc w:val="right"/>
+              <w:rPr>
+                <w:lang w:val="de-DE"/>
+              </w:rPr>
+            </w:pPr>
+            <w:r>
+              <w:rPr>
+                <w:lang w:val="de-DE"/>
+              </w:rPr>
+              <w:t>2:</w:t>
+            </w:r>
+          </w:p>
+        </w:tc>
+        <w:tc>
+          <w:tcPr>
+            <w:tcW w:w="8863" w:type="dxa"/>
+          </w:tcPr>
+          <w:p>
+            <w:pPr>
               <w:rPr>
                 <w:i/>
                 <w:iCs/>
-              </w:rPr>
-              <w:t xml:space="preserve">, </w:t>
-            </w:r>
-            <w:r>
-              <w:t xml:space="preserve">neighborhood size </w:t>
+                <w:lang w:val="de-DE"/>
+              </w:rPr>
+            </w:pPr>
+            <w:r>
+              <w:rPr>
+                <w:b/>
+                <w:bCs/>
+                <w:lang w:val="de-DE"/>
+              </w:rPr>
+              <w:t xml:space="preserve">Output: </w:t>
+            </w:r>
+            <w:r>
+              <w:rPr>
+                <w:lang w:val="de-DE"/>
+              </w:rPr>
+              <w:t xml:space="preserve">Denoised image </w:t>
             </w:r>
             <w:r>
               <w:rPr>
                 <w:i/>
                 <w:iCs/>
-              </w:rPr>
-              <w:t>d</w:t>
-            </w:r>
-            <w:r>
-              <w:t xml:space="preserve"> = 3</w:t>
+                <w:lang w:val="de-DE"/>
+              </w:rPr>
+              <w:t>I‘</w:t>
             </w:r>
           </w:p>
         </w:tc>
@@ -8112,7 +8535,7 @@
               <w:rPr>
                 <w:lang w:val="de-DE"/>
               </w:rPr>
-              <w:t>2:</w:t>
+              <w:t>3:</w:t>
             </w:r>
           </w:p>
         </w:tc>
@@ -8121,34 +8544,38 @@
             <w:tcW w:w="8863" w:type="dxa"/>
           </w:tcPr>
           <w:p>
-            <w:pPr>
+            <w:r>
+              <w:t xml:space="preserve">Identify noisy pixels </w:t>
+            </w:r>
+            <w:r>
               <w:rPr>
                 <w:i/>
                 <w:iCs/>
-                <w:lang w:val="de-DE"/>
-              </w:rPr>
-            </w:pPr>
-            <w:r>
-              <w:rPr>
-                <w:b/>
-                <w:bCs/>
-                <w:lang w:val="de-DE"/>
-              </w:rPr>
-              <w:t xml:space="preserve">Output: </w:t>
-            </w:r>
-            <w:r>
-              <w:rPr>
-                <w:lang w:val="de-DE"/>
-              </w:rPr>
-              <w:t xml:space="preserve">Denoised image </w:t>
+              </w:rPr>
+              <w:t>x</w:t>
+            </w:r>
+            <w:r>
+              <w:t xml:space="preserve"> in </w:t>
             </w:r>
             <w:r>
               <w:rPr>
                 <w:i/>
                 <w:iCs/>
-                <w:lang w:val="de-DE"/>
-              </w:rPr>
-              <w:t>I‘</w:t>
+              </w:rPr>
+              <w:t>I</w:t>
+            </w:r>
+            <w:r>
+              <w:t xml:space="preserve"> such that </w:t>
+            </w:r>
+            <w:r>
+              <w:rPr>
+                <w:i/>
+                <w:iCs/>
+              </w:rPr>
+              <w:t>x</w:t>
+            </w:r>
+            <w:r>
+              <w:t xml:space="preserve"> = 0 or 255</w:t>
             </w:r>
           </w:p>
         </w:tc>
@@ -8169,7 +8596,7 @@
               <w:rPr>
                 <w:lang w:val="de-DE"/>
               </w:rPr>
-              <w:t>3:</w:t>
+              <w:t>4:</w:t>
             </w:r>
           </w:p>
         </w:tc>
@@ -8178,8 +8605,74 @@
             <w:tcW w:w="8863" w:type="dxa"/>
           </w:tcPr>
           <w:p>
-            <w:r>
-              <w:t xml:space="preserve">Identify noisy pixels </w:t>
+            <w:pPr>
+              <w:rPr>
+                <w:b/>
+                <w:bCs/>
+                <w:lang w:val="de-DE"/>
+              </w:rPr>
+            </w:pPr>
+            <w:r>
+              <w:rPr>
+                <w:b/>
+                <w:bCs/>
+                <w:lang w:val="de-DE"/>
+              </w:rPr>
+              <w:t>Repeat</w:t>
+            </w:r>
+          </w:p>
+        </w:tc>
+      </w:tr>
+      <w:tr>
+        <w:tc>
+          <w:tcPr>
+            <w:tcW w:w="487" w:type="dxa"/>
+          </w:tcPr>
+          <w:p>
+            <w:pPr>
+              <w:jc w:val="right"/>
+              <w:rPr>
+                <w:lang w:val="de-DE"/>
+              </w:rPr>
+            </w:pPr>
+            <w:r>
+              <w:rPr>
+                <w:lang w:val="de-DE"/>
+              </w:rPr>
+              <w:t>5:</w:t>
+            </w:r>
+          </w:p>
+        </w:tc>
+        <w:tc>
+          <w:tcPr>
+            <w:tcW w:w="8863" w:type="dxa"/>
+          </w:tcPr>
+          <w:p>
+            <w:pPr>
+              <w:rPr>
+                <w:b/>
+                <w:bCs/>
+              </w:rPr>
+            </w:pPr>
+            <w:r>
+              <w:rPr>
+                <w:b/>
+                <w:bCs/>
+              </w:rPr>
+              <w:t xml:space="preserve">      f</w:t>
+            </w:r>
+            <w:r>
+              <w:rPr>
+                <w:b/>
+                <w:bCs/>
+              </w:rPr>
+              <w:t xml:space="preserve">or </w:t>
+            </w:r>
+            <w:r>
+              <w:t>each noisy pixel</w:t>
+            </w:r>
+            <w:r>
+              <w:t xml:space="preserve"> </w:t>
             </w:r>
             <w:r>
               <w:rPr>
@@ -8189,27 +8682,90 @@
               <w:t>x</w:t>
             </w:r>
             <w:r>
-              <w:t xml:space="preserve"> in </w:t>
+              <w:t xml:space="preserve"> </w:t>
+            </w:r>
+            <w:r>
+              <w:rPr>
+                <w:b/>
+                <w:bCs/>
+              </w:rPr>
+              <w:t>d</w:t>
+            </w:r>
+            <w:r>
+              <w:rPr>
+                <w:b/>
+                <w:bCs/>
+              </w:rPr>
+              <w:t>o</w:t>
+            </w:r>
+          </w:p>
+        </w:tc>
+      </w:tr>
+      <w:tr>
+        <w:tc>
+          <w:tcPr>
+            <w:tcW w:w="487" w:type="dxa"/>
+          </w:tcPr>
+          <w:p>
+            <w:pPr>
+              <w:jc w:val="right"/>
+            </w:pPr>
+            <w:r>
+              <w:t>6:</w:t>
+            </w:r>
+          </w:p>
+        </w:tc>
+        <w:tc>
+          <w:tcPr>
+            <w:tcW w:w="8863" w:type="dxa"/>
+          </w:tcPr>
+          <w:p>
+            <w:r>
+              <w:rPr>
+                <w:b/>
+                <w:bCs/>
+              </w:rPr>
+              <w:t xml:space="preserve">        </w:t>
+            </w:r>
+            <w:r>
+              <w:t>add</w:t>
+            </w:r>
+            <w:r>
+              <w:rPr>
+                <w:b/>
+                <w:bCs/>
+              </w:rPr>
+              <w:t xml:space="preserve"> </w:t>
+            </w:r>
+            <w:r>
+              <w:t>each pixel in</w:t>
             </w:r>
             <w:r>
               <w:rPr>
                 <w:i/>
                 <w:iCs/>
               </w:rPr>
-              <w:t>I</w:t>
-            </w:r>
-            <w:r>
-              <w:t xml:space="preserve"> such that </w:t>
+              <w:t xml:space="preserve"> d*d </w:t>
+            </w:r>
+            <w:r>
+              <w:t xml:space="preserve">neighborhood </w:t>
             </w:r>
             <w:r>
               <w:rPr>
                 <w:i/>
                 <w:iCs/>
               </w:rPr>
-              <w:t>x</w:t>
-            </w:r>
-            <w:r>
-              <w:t xml:space="preserve"> = 0 or 255</w:t>
+              <w:t>N</w:t>
+            </w:r>
+            <w:r>
+              <w:t xml:space="preserve"> to </w:t>
+            </w:r>
+            <w:r>
+              <w:rPr>
+                <w:i/>
+                <w:iCs/>
+              </w:rPr>
+              <w:t>todo</w:t>
             </w:r>
           </w:p>
         </w:tc>
@@ -8230,7 +8786,7 @@
               <w:rPr>
                 <w:lang w:val="de-DE"/>
               </w:rPr>
-              <w:t>4:</w:t>
+              <w:t>7:</w:t>
             </w:r>
           </w:p>
         </w:tc>
@@ -8243,16 +8799,41 @@
               <w:rPr>
                 <w:b/>
                 <w:bCs/>
-                <w:lang w:val="de-DE"/>
-              </w:rPr>
-            </w:pPr>
-            <w:r>
-              <w:rPr>
-                <w:b/>
-                <w:bCs/>
-                <w:lang w:val="de-DE"/>
-              </w:rPr>
-              <w:t>Repeat</w:t>
+              </w:rPr>
+            </w:pPr>
+            <w:r>
+              <w:rPr>
+                <w:b/>
+                <w:bCs/>
+              </w:rPr>
+              <w:t xml:space="preserve">             </w:t>
+            </w:r>
+            <w:r>
+              <w:rPr>
+                <w:b/>
+                <w:bCs/>
+              </w:rPr>
+              <w:t xml:space="preserve">for </w:t>
+            </w:r>
+            <w:r>
+              <w:t xml:space="preserve">each </w:t>
+            </w:r>
+            <w:r>
+              <w:t xml:space="preserve">pixel in </w:t>
+            </w:r>
+            <w:r>
+              <w:rPr>
+                <w:i/>
+                <w:iCs/>
+              </w:rPr>
+              <w:t xml:space="preserve">todo </w:t>
+            </w:r>
+            <w:r>
+              <w:rPr>
+                <w:b/>
+                <w:bCs/>
+              </w:rPr>
+              <w:t>do</w:t>
             </w:r>
           </w:p>
         </w:tc>
@@ -8273,278 +8854,7 @@
               <w:rPr>
                 <w:lang w:val="de-DE"/>
               </w:rPr>
-              <w:t>5:</w:t>
-            </w:r>
-          </w:p>
-        </w:tc>
-        <w:tc>
-          <w:tcPr>
-            <w:tcW w:w="8863" w:type="dxa"/>
-          </w:tcPr>
-          <w:p>
-            <w:pPr>
-              <w:rPr>
-                <w:b/>
-                <w:bCs/>
-              </w:rPr>
-            </w:pPr>
-            <w:r>
-              <w:rPr>
-                <w:b/>
-                <w:bCs/>
-              </w:rPr>
-              <w:t xml:space="preserve">      f</w:t>
-            </w:r>
-            <w:r>
-              <w:rPr>
-                <w:b/>
-                <w:bCs/>
-              </w:rPr>
-              <w:t xml:space="preserve">or </w:t>
-            </w:r>
-            <w:r>
-              <w:t>each noisy pixel</w:t>
-            </w:r>
-            <w:r>
-              <w:t xml:space="preserve"> </w:t>
-            </w:r>
-            <w:r>
-              <w:rPr>
-                <w:i/>
-                <w:iCs/>
-              </w:rPr>
-              <w:t>x</w:t>
-            </w:r>
-            <w:r>
-              <w:t xml:space="preserve"> </w:t>
-            </w:r>
-            <w:r>
-              <w:rPr>
-                <w:b/>
-                <w:bCs/>
-              </w:rPr>
-              <w:t>d</w:t>
-            </w:r>
-            <w:r>
-              <w:rPr>
-                <w:b/>
-                <w:bCs/>
-              </w:rPr>
-              <w:t>o</w:t>
-            </w:r>
-          </w:p>
-        </w:tc>
-      </w:tr>
-      <w:tr>
-        <w:tc>
-          <w:tcPr>
-            <w:tcW w:w="487" w:type="dxa"/>
-          </w:tcPr>
-          <w:p>
-            <w:pPr>
-              <w:jc w:val="right"/>
-            </w:pPr>
-            <w:r>
-              <w:t>6:</w:t>
-            </w:r>
-          </w:p>
-        </w:tc>
-        <w:tc>
-          <w:tcPr>
-            <w:tcW w:w="8863" w:type="dxa"/>
-          </w:tcPr>
-          <w:p>
-            <w:r>
-              <w:rPr>
-                <w:b/>
-                <w:bCs/>
-              </w:rPr>
-              <w:t xml:space="preserve">      </w:t>
-            </w:r>
-            <w:r>
-              <w:rPr>
-                <w:b/>
-                <w:bCs/>
-              </w:rPr>
-              <w:t xml:space="preserve">  </w:t>
-            </w:r>
-            <w:r>
-              <w:t>add</w:t>
-            </w:r>
-            <w:r>
-              <w:rPr>
-                <w:b/>
-                <w:bCs/>
-              </w:rPr>
-              <w:t xml:space="preserve"> </w:t>
-            </w:r>
-            <w:r>
-              <w:t>each pixel in</w:t>
-            </w:r>
-            <w:r>
-              <w:rPr>
-                <w:i/>
-                <w:iCs/>
-              </w:rPr>
-              <w:t xml:space="preserve"> d</w:t>
-            </w:r>
-            <w:r>
-              <w:rPr>
-                <w:i/>
-                <w:iCs/>
-              </w:rPr>
-              <w:t>*</w:t>
-            </w:r>
-            <w:r>
-              <w:rPr>
-                <w:i/>
-                <w:iCs/>
-              </w:rPr>
-              <w:t>d</w:t>
-            </w:r>
-            <w:r>
-              <w:rPr>
-                <w:i/>
-                <w:iCs/>
-              </w:rPr>
-              <w:t xml:space="preserve"> </w:t>
-            </w:r>
-            <w:r>
-              <w:t>neighborhood</w:t>
-            </w:r>
-            <w:r>
-              <w:t xml:space="preserve"> </w:t>
-            </w:r>
-            <w:r>
-              <w:rPr>
-                <w:i/>
-                <w:iCs/>
-              </w:rPr>
-              <w:t>N</w:t>
-            </w:r>
-            <w:r>
-              <w:t xml:space="preserve"> </w:t>
-            </w:r>
-            <w:r>
-              <w:t>to</w:t>
-            </w:r>
-            <w:r>
-              <w:t xml:space="preserve"> </w:t>
-            </w:r>
-            <w:r>
-              <w:rPr>
-                <w:i/>
-                <w:iCs/>
-              </w:rPr>
-              <w:t>todo</w:t>
-            </w:r>
-          </w:p>
-        </w:tc>
-      </w:tr>
-      <w:tr>
-        <w:tc>
-          <w:tcPr>
-            <w:tcW w:w="487" w:type="dxa"/>
-          </w:tcPr>
-          <w:p>
-            <w:pPr>
-              <w:jc w:val="right"/>
-              <w:rPr>
-                <w:lang w:val="de-DE"/>
-              </w:rPr>
-            </w:pPr>
-            <w:r>
-              <w:rPr>
-                <w:lang w:val="de-DE"/>
-              </w:rPr>
-              <w:t>7</w:t>
-            </w:r>
-            <w:r>
-              <w:rPr>
-                <w:lang w:val="de-DE"/>
-              </w:rPr>
-              <w:t>:</w:t>
-            </w:r>
-          </w:p>
-        </w:tc>
-        <w:tc>
-          <w:tcPr>
-            <w:tcW w:w="8863" w:type="dxa"/>
-          </w:tcPr>
-          <w:p>
-            <w:pPr>
-              <w:rPr>
-                <w:b/>
-                <w:bCs/>
-              </w:rPr>
-            </w:pPr>
-            <w:r>
-              <w:rPr>
-                <w:b/>
-                <w:bCs/>
-              </w:rPr>
-              <w:t xml:space="preserve">             </w:t>
-            </w:r>
-            <w:r>
-              <w:rPr>
-                <w:b/>
-                <w:bCs/>
-              </w:rPr>
-              <w:t xml:space="preserve">for </w:t>
-            </w:r>
-            <w:r>
-              <w:t xml:space="preserve">each </w:t>
-            </w:r>
-            <w:r>
-              <w:t xml:space="preserve">pixel in </w:t>
-            </w:r>
-            <w:r>
-              <w:rPr>
-                <w:i/>
-                <w:iCs/>
-              </w:rPr>
-              <w:t>todo</w:t>
-            </w:r>
-            <w:r>
-              <w:rPr>
-                <w:i/>
-                <w:iCs/>
-              </w:rPr>
-              <w:t xml:space="preserve"> </w:t>
-            </w:r>
-            <w:r>
-              <w:rPr>
-                <w:b/>
-                <w:bCs/>
-              </w:rPr>
-              <w:t>do</w:t>
-            </w:r>
-          </w:p>
-        </w:tc>
-      </w:tr>
-      <w:tr>
-        <w:tc>
-          <w:tcPr>
-            <w:tcW w:w="487" w:type="dxa"/>
-          </w:tcPr>
-          <w:p>
-            <w:pPr>
-              <w:jc w:val="right"/>
-              <w:rPr>
-                <w:lang w:val="de-DE"/>
-              </w:rPr>
-            </w:pPr>
-            <w:r>
-              <w:rPr>
-                <w:lang w:val="de-DE"/>
-              </w:rPr>
-              <w:t>8</w:t>
-            </w:r>
-            <w:r>
-              <w:rPr>
-                <w:lang w:val="de-DE"/>
-              </w:rPr>
-              <w:t>:</w:t>
+              <w:t>8:</w:t>
             </w:r>
           </w:p>
         </w:tc>
@@ -8567,10 +8877,7 @@
               <w:t>Count the number of n</w:t>
             </w:r>
             <w:r>
-              <w:t>on-noisy pixels</w:t>
-            </w:r>
-            <w:r>
-              <w:t xml:space="preserve"> </w:t>
+              <w:t xml:space="preserve">on-noisy pixels </w:t>
             </w:r>
             <w:r>
               <w:rPr>
@@ -8616,13 +8923,7 @@
               <w:rPr>
                 <w:lang w:val="de-DE"/>
               </w:rPr>
-              <w:t>9</w:t>
-            </w:r>
-            <w:r>
-              <w:rPr>
-                <w:lang w:val="de-DE"/>
-              </w:rPr>
-              <w:t>:</w:t>
+              <w:t>9:</w:t>
             </w:r>
           </w:p>
         </w:tc>
@@ -8635,42 +8936,56 @@
               <w:rPr>
                 <w:b/>
                 <w:bCs/>
-                <w:lang w:val="de-DE"/>
-              </w:rPr>
-            </w:pPr>
-            <w:r>
-              <w:rPr>
-                <w:b/>
-                <w:bCs/>
-                <w:lang w:val="de-DE"/>
+              </w:rPr>
+            </w:pPr>
+            <w:r>
+              <w:rPr>
+                <w:b/>
+                <w:bCs/>
               </w:rPr>
               <w:t xml:space="preserve">                    if</w:t>
             </w:r>
             <w:r>
-              <w:rPr>
-                <w:lang w:val="de-DE"/>
-              </w:rPr>
               <w:t xml:space="preserve"> </w:t>
             </w:r>
             <w:r>
               <w:rPr>
                 <w:i/>
                 <w:iCs/>
-                <w:lang w:val="de-DE"/>
-              </w:rPr>
-              <w:t xml:space="preserve">n &lt;= </w:t>
-            </w:r>
-            <w:r>
-              <w:rPr>
-                <w:lang w:val="de-DE"/>
-              </w:rPr>
-              <w:t>0</w:t>
+              </w:rPr>
+              <w:t xml:space="preserve">n </w:t>
             </w:r>
             <w:r>
               <w:rPr>
                 <w:i/>
                 <w:iCs/>
-                <w:lang w:val="de-DE"/>
+              </w:rPr>
+              <w:t>=</w:t>
+            </w:r>
+            <w:r>
+              <w:rPr>
+                <w:i/>
+                <w:iCs/>
+              </w:rPr>
+              <w:t xml:space="preserve">= </w:t>
+            </w:r>
+            <w:r>
+              <w:t xml:space="preserve">0 and </w:t>
+            </w:r>
+            <w:r>
+              <w:rPr>
+                <w:i/>
+                <w:iCs/>
+              </w:rPr>
+              <w:t xml:space="preserve">d ≠ </w:t>
+            </w:r>
+            <w:r>
+              <w:t>4</w:t>
+            </w:r>
+            <w:r>
+              <w:rPr>
+                <w:i/>
+                <w:iCs/>
               </w:rPr>
               <w:t xml:space="preserve"> </w:t>
             </w:r>
@@ -8678,7 +8993,6 @@
               <w:rPr>
                 <w:b/>
                 <w:bCs/>
-                <w:lang w:val="de-DE"/>
               </w:rPr>
               <w:t>then</w:t>
             </w:r>
@@ -8701,13 +9015,7 @@
               <w:rPr>
                 <w:lang w:val="de-DE"/>
               </w:rPr>
-              <w:t>10</w:t>
-            </w:r>
-            <w:r>
-              <w:rPr>
-                <w:lang w:val="de-DE"/>
-              </w:rPr>
-              <w:t>:</w:t>
+              <w:t>10:</w:t>
             </w:r>
           </w:p>
         </w:tc>
@@ -8723,13 +9031,7 @@
               </w:rPr>
             </w:pPr>
             <w:r>
-              <w:t xml:space="preserve">                      </w:t>
-            </w:r>
-            <w:r>
-              <w:t xml:space="preserve">    </w:t>
-            </w:r>
-            <w:r>
-              <w:t xml:space="preserve"> </w:t>
+              <w:t xml:space="preserve">                           </w:t>
             </w:r>
             <w:r>
               <w:t>increment</w:t>
@@ -8746,7 +9048,10 @@
                 <w:i/>
                 <w:iCs/>
               </w:rPr>
-              <w:t>d</w:t>
+              <w:t xml:space="preserve">d </w:t>
+            </w:r>
+            <w:r>
+              <w:t>to 4</w:t>
             </w:r>
           </w:p>
         </w:tc>
@@ -8767,19 +9072,7 @@
               <w:rPr>
                 <w:lang w:val="de-DE"/>
               </w:rPr>
-              <w:t>1</w:t>
-            </w:r>
-            <w:r>
-              <w:rPr>
-                <w:lang w:val="de-DE"/>
-              </w:rPr>
-              <w:t>1</w:t>
-            </w:r>
-            <w:r>
-              <w:rPr>
-                <w:lang w:val="de-DE"/>
-              </w:rPr>
-              <w:t>:</w:t>
+              <w:t>11:</w:t>
             </w:r>
           </w:p>
         </w:tc>
@@ -8793,20 +9086,13 @@
                 <w:b/>
                 <w:bCs/>
               </w:rPr>
-              <w:t xml:space="preserve">                       </w:t>
-            </w:r>
-            <w:r>
-              <w:rPr>
-                <w:b/>
-                <w:bCs/>
-              </w:rPr>
-              <w:t xml:space="preserve">    </w:t>
+              <w:t xml:space="preserve">                           </w:t>
             </w:r>
             <w:r>
               <w:t>add</w:t>
             </w:r>
             <w:r>
-              <w:t xml:space="preserve"> each new neighbor pixel to </w:t>
+              <w:t xml:space="preserve"> each new unvisited neighbor pixel to </w:t>
             </w:r>
             <w:r>
               <w:rPr>
@@ -8828,13 +9114,7 @@
               <w:jc w:val="right"/>
             </w:pPr>
             <w:r>
-              <w:t>1</w:t>
-            </w:r>
-            <w:r>
-              <w:t>2</w:t>
-            </w:r>
-            <w:r>
-              <w:t>:</w:t>
+              <w:t>12:</w:t>
             </w:r>
           </w:p>
         </w:tc>
@@ -8872,13 +9152,7 @@
               <w:jc w:val="right"/>
             </w:pPr>
             <w:r>
-              <w:t>1</w:t>
-            </w:r>
-            <w:r>
-              <w:t>3</w:t>
-            </w:r>
-            <w:r>
-              <w:t>:</w:t>
+              <w:t>13:</w:t>
             </w:r>
           </w:p>
         </w:tc>
@@ -8888,10 +9162,7 @@
           </w:tcPr>
           <w:p>
             <w:r>
-              <w:t xml:space="preserve">                           </w:t>
-            </w:r>
-            <w:r>
-              <w:t>r</w:t>
+              <w:t xml:space="preserve">                           r</w:t>
             </w:r>
             <w:r>
               <w:t xml:space="preserve">eplace </w:t>
@@ -8943,19 +9214,7 @@
               <w:rPr>
                 <w:lang w:val="de-DE"/>
               </w:rPr>
-              <w:t>1</w:t>
-            </w:r>
-            <w:r>
-              <w:rPr>
-                <w:lang w:val="de-DE"/>
-              </w:rPr>
-              <w:t>4</w:t>
-            </w:r>
-            <w:r>
-              <w:rPr>
-                <w:lang w:val="de-DE"/>
-              </w:rPr>
-              <w:t>:</w:t>
+              <w:t>14:</w:t>
             </w:r>
           </w:p>
         </w:tc>
@@ -8977,23 +9236,7 @@
                 <w:bCs/>
                 <w:lang w:val="de-DE"/>
               </w:rPr>
-              <w:t xml:space="preserve">                      </w:t>
-            </w:r>
-            <w:r>
-              <w:rPr>
-                <w:b/>
-                <w:bCs/>
-                <w:lang w:val="de-DE"/>
-              </w:rPr>
-              <w:t xml:space="preserve">     </w:t>
-            </w:r>
-            <w:r>
-              <w:rPr>
-                <w:b/>
-                <w:bCs/>
-                <w:lang w:val="de-DE"/>
-              </w:rPr>
-              <w:t xml:space="preserve"> break</w:t>
+              <w:t xml:space="preserve">                            break</w:t>
             </w:r>
           </w:p>
         </w:tc>
@@ -9014,19 +9257,7 @@
               <w:rPr>
                 <w:lang w:val="de-DE"/>
               </w:rPr>
-              <w:t>1</w:t>
-            </w:r>
-            <w:r>
-              <w:rPr>
-                <w:lang w:val="de-DE"/>
-              </w:rPr>
-              <w:t>5</w:t>
-            </w:r>
-            <w:r>
-              <w:rPr>
-                <w:lang w:val="de-DE"/>
-              </w:rPr>
-              <w:t>:</w:t>
+              <w:t>15:</w:t>
             </w:r>
           </w:p>
         </w:tc>
@@ -9048,23 +9279,7 @@
                 <w:bCs/>
                 <w:lang w:val="de-DE"/>
               </w:rPr>
-              <w:t xml:space="preserve">                   </w:t>
-            </w:r>
-            <w:r>
-              <w:rPr>
-                <w:b/>
-                <w:bCs/>
-                <w:lang w:val="de-DE"/>
-              </w:rPr>
-              <w:t xml:space="preserve"> </w:t>
-            </w:r>
-            <w:r>
-              <w:rPr>
-                <w:b/>
-                <w:bCs/>
-                <w:lang w:val="de-DE"/>
-              </w:rPr>
-              <w:t>end if</w:t>
+              <w:t xml:space="preserve">                    end if</w:t>
             </w:r>
           </w:p>
         </w:tc>
@@ -9085,19 +9300,7 @@
               <w:rPr>
                 <w:lang w:val="de-DE"/>
               </w:rPr>
-              <w:t>1</w:t>
-            </w:r>
-            <w:r>
-              <w:rPr>
-                <w:lang w:val="de-DE"/>
-              </w:rPr>
-              <w:t>6</w:t>
-            </w:r>
-            <w:r>
-              <w:rPr>
-                <w:lang w:val="de-DE"/>
-              </w:rPr>
-              <w:t>:</w:t>
+              <w:t>16:</w:t>
             </w:r>
           </w:p>
         </w:tc>
@@ -9140,19 +9343,7 @@
               <w:rPr>
                 <w:lang w:val="de-DE"/>
               </w:rPr>
-              <w:t>1</w:t>
-            </w:r>
-            <w:r>
-              <w:rPr>
-                <w:lang w:val="de-DE"/>
-              </w:rPr>
-              <w:t>7</w:t>
-            </w:r>
-            <w:r>
-              <w:rPr>
-                <w:lang w:val="de-DE"/>
-              </w:rPr>
-              <w:t>:</w:t>
+              <w:t>17:</w:t>
             </w:r>
           </w:p>
         </w:tc>
@@ -9198,19 +9389,7 @@
               <w:rPr>
                 <w:lang w:val="de-DE"/>
               </w:rPr>
-              <w:t>1</w:t>
-            </w:r>
-            <w:r>
-              <w:rPr>
-                <w:lang w:val="de-DE"/>
-              </w:rPr>
-              <w:t>8</w:t>
-            </w:r>
-            <w:r>
-              <w:rPr>
-                <w:lang w:val="de-DE"/>
-              </w:rPr>
-              <w:t>:</w:t>
+              <w:t>18:</w:t>
             </w:r>
           </w:p>
         </w:tc>
@@ -9274,14 +9453,138 @@
         </w:tc>
       </w:tr>
     </w:tbl>
-    <w:p/>
-    <w:p/>
     <w:p>
       <w:pPr>
         <w:rPr>
           <w:lang w:val="de-DE"/>
         </w:rPr>
       </w:pPr>
+      <w:r>
+        <w:rPr>
+          <w:lang w:val="de-DE"/>
+        </w:rPr>
+        <w:t>Da eine vollständige Restauration bei hoher Rauschdichte</w:t>
+      </w:r>
+      <w:r>
+        <w:rPr>
+          <w:lang w:val="de-DE"/>
+        </w:rPr>
+        <w:t xml:space="preserve"> nach einem Durchlauf</w:t>
+      </w:r>
+      <w:r>
+        <w:rPr>
+          <w:lang w:val="de-DE"/>
+        </w:rPr>
+        <w:t xml:space="preserve"> nicht möglich ist, geht der MERIG Algorithmus ebenfalls iterativ vor.</w:t>
+      </w:r>
+      <w:r>
+        <w:rPr>
+          <w:lang w:val="de-DE"/>
+        </w:rPr>
+        <w:t xml:space="preserve"> Anders als der Kong-Choi Algorithmus</w:t>
+      </w:r>
+      <w:r>
+        <w:rPr>
+          <w:lang w:val="de-DE"/>
+        </w:rPr>
+        <w:t xml:space="preserve"> geben</w:t>
+      </w:r>
+      <w:r>
+        <w:rPr>
+          <w:lang w:val="de-DE"/>
+        </w:rPr>
+        <w:t xml:space="preserve"> Angulo-Sogamoso, Gil-Sierra und Espitia-Cuchango</w:t>
+      </w:r>
+      <w:r>
+        <w:rPr>
+          <w:lang w:val="de-DE"/>
+        </w:rPr>
+        <w:t xml:space="preserve"> jedoch eine genaue Anzahl an Iteration an, welche durchgeführt werden müssen</w:t>
+      </w:r>
+      <w:r>
+        <w:rPr>
+          <w:lang w:val="de-DE"/>
+        </w:rPr>
+        <w:t>. Hierfür werden</w:t>
+      </w:r>
+      <w:r>
+        <w:rPr>
+          <w:lang w:val="de-DE"/>
+        </w:rPr>
+        <w:t xml:space="preserve"> </w:t>
+      </w:r>
+      <m:oMath>
+        <m:f>
+          <m:fPr>
+            <m:ctrlPr>
+              <w:rPr>
+                <w:rFonts w:ascii="Cambria Math" w:hAnsi="Cambria Math"/>
+                <w:i/>
+                <w:lang w:val="de-DE"/>
+              </w:rPr>
+            </m:ctrlPr>
+          </m:fPr>
+          <m:num>
+            <m:r>
+              <w:rPr>
+                <w:rFonts w:ascii="Cambria Math" w:hAnsi="Cambria Math"/>
+                <w:lang w:val="de-DE"/>
+              </w:rPr>
+              <m:t>n</m:t>
+            </m:r>
+          </m:num>
+          <m:den>
+            <m:r>
+              <w:rPr>
+                <w:rFonts w:ascii="Cambria Math" w:hAnsi="Cambria Math"/>
+                <w:lang w:val="de-DE"/>
+              </w:rPr>
+              <m:t>10</m:t>
+            </m:r>
+          </m:den>
+        </m:f>
+        <m:r>
+          <w:rPr>
+            <w:rFonts w:ascii="Cambria Math" w:hAnsi="Cambria Math"/>
+            <w:lang w:val="de-DE"/>
+          </w:rPr>
+          <m:t>+1</m:t>
+        </m:r>
+      </m:oMath>
+      <w:r>
+        <w:rPr>
+          <w:lang w:val="de-DE"/>
+        </w:rPr>
+        <w:t xml:space="preserve"> Durchläufe definiert, wobei </w:t>
+      </w:r>
+      <w:r>
+        <w:rPr>
+          <w:i/>
+          <w:iCs/>
+          <w:lang w:val="de-DE"/>
+        </w:rPr>
+        <w:t xml:space="preserve">n </w:t>
+      </w:r>
+      <w:r>
+        <w:rPr>
+          <w:lang w:val="de-DE"/>
+        </w:rPr>
+        <w:t xml:space="preserve">sich auf das Level an Rauschen im Bild (engl.: </w:t>
+      </w:r>
+      <w:r>
+        <w:rPr>
+          <w:i/>
+          <w:iCs/>
+          <w:lang w:val="de-DE"/>
+        </w:rPr>
+        <w:t>noise level</w:t>
+      </w:r>
+      <w:r>
+        <w:rPr>
+          <w:lang w:val="de-DE"/>
+        </w:rPr>
+        <w:t>) bezieht.</w:t>
+      </w:r>
     </w:p>
     <w:p>
       <w:pPr>
@@ -9301,38 +9604,478 @@
     </w:p>
     <w:p>
       <w:pPr>
-        <w:pStyle w:val="ListParagraph"/>
-        <w:numPr>
-          <w:ilvl w:val="0"/>
-          <w:numId w:val="17"/>
-        </w:numPr>
-        <w:rPr>
-          <w:lang w:val="de-DE"/>
-        </w:rPr>
-      </w:pPr>
-      <w:r>
-        <w:rPr>
-          <w:lang w:val="de-DE"/>
-        </w:rPr>
-        <w:t>Laufzeit weniger vorhersehbar durch adaptivität</w:t>
+        <w:rPr>
+          <w:lang w:val="de-DE"/>
+        </w:rPr>
+      </w:pPr>
+      <w:r>
+        <w:rPr>
+          <w:lang w:val="de-DE"/>
+        </w:rPr>
+        <w:t>In Bezug auf den Richtwert der Anzahl an Iterationen</w:t>
+      </w:r>
+      <w:r>
+        <w:rPr>
+          <w:lang w:val="de-DE"/>
+        </w:rPr>
+        <w:t xml:space="preserve"> ist </w:t>
+      </w:r>
+      <w:r>
+        <w:rPr>
+          <w:lang w:val="de-DE"/>
+        </w:rPr>
+        <w:t>bedauerlicherweise</w:t>
+      </w:r>
+      <w:r>
+        <w:rPr>
+          <w:lang w:val="de-DE"/>
+        </w:rPr>
+        <w:t xml:space="preserve"> unklar, ob es sich um d</w:t>
+      </w:r>
+      <w:r>
+        <w:rPr>
+          <w:lang w:val="de-DE"/>
+        </w:rPr>
+        <w:t>ie</w:t>
+      </w:r>
+      <w:r>
+        <w:rPr>
+          <w:lang w:val="de-DE"/>
+        </w:rPr>
+        <w:t xml:space="preserve"> prozentuale </w:t>
+      </w:r>
+      <w:r>
+        <w:rPr>
+          <w:lang w:val="de-DE"/>
+        </w:rPr>
+        <w:t>Rauschdichte</w:t>
+      </w:r>
+      <w:r>
+        <w:rPr>
+          <w:lang w:val="de-DE"/>
+        </w:rPr>
+        <w:t xml:space="preserve"> handelt</w:t>
+      </w:r>
+      <w:r>
+        <w:rPr>
+          <w:lang w:val="de-DE"/>
+        </w:rPr>
+        <w:t xml:space="preserve"> und inwiefern diese berechnet werden sollte.</w:t>
       </w:r>
     </w:p>
     <w:p>
       <w:pPr>
-        <w:pStyle w:val="ListParagraph"/>
-        <w:numPr>
-          <w:ilvl w:val="0"/>
-          <w:numId w:val="17"/>
-        </w:numPr>
-        <w:rPr>
-          <w:lang w:val="de-DE"/>
-        </w:rPr>
-      </w:pPr>
-      <w:r>
-        <w:rPr>
-          <w:lang w:val="de-DE"/>
-        </w:rPr>
-        <w:t>TODO: vergleichsgraph mit median</w:t>
+        <w:rPr>
+          <w:lang w:val="de-DE"/>
+        </w:rPr>
+      </w:pPr>
+      <w:r>
+        <w:rPr>
+          <w:lang w:val="de-DE"/>
+        </w:rPr>
+        <w:t xml:space="preserve">Rajesh Kanna, Shafi Bat, </w:t>
+      </w:r>
+      <w:r>
+        <w:rPr>
+          <w:lang w:val="de-DE"/>
+        </w:rPr>
+        <w:t>Vijayalakshmi</w:t>
+      </w:r>
+      <w:r>
+        <w:rPr>
+          <w:lang w:val="de-DE"/>
+        </w:rPr>
+        <w:t xml:space="preserve"> und Raj beispielsweise analysierten die Änderung der Entropie in verrauschten Bildern und fanden eine inverse Korrelation zwischen Rauschdichte und der Bild-Entropie – je höher die Dichte, desto niedriger niedriger wird die Entropie [Nummer].</w:t>
+      </w:r>
+    </w:p>
+    <w:p>
+      <w:pPr>
+        <w:rPr>
+          <w:lang w:val="de-DE"/>
+        </w:rPr>
+      </w:pPr>
+    </w:p>
+    <w:p>
+      <w:pPr>
+        <w:rPr>
+          <w:lang w:val="de-DE"/>
+        </w:rPr>
+      </w:pPr>
+      <w:r>
+        <w:rPr>
+          <w:lang w:val="de-DE"/>
+        </w:rPr>
+        <w:lastRenderedPageBreak/>
+        <w:t>Li, Yuan, Yang und Hu</w:t>
+      </w:r>
+      <w:r>
+        <w:rPr>
+          <w:lang w:val="de-DE"/>
+        </w:rPr>
+        <w:t xml:space="preserve"> </w:t>
+      </w:r>
+      <w:r>
+        <w:rPr>
+          <w:lang w:val="de-DE"/>
+        </w:rPr>
+        <w:t>hingegen</w:t>
+      </w:r>
+      <w:r>
+        <w:rPr>
+          <w:lang w:val="de-DE"/>
+        </w:rPr>
+        <w:t xml:space="preserve"> </w:t>
+      </w:r>
+      <w:r>
+        <w:rPr>
+          <w:lang w:val="de-DE"/>
+        </w:rPr>
+        <w:t>nutzen</w:t>
+      </w:r>
+      <w:r>
+        <w:rPr>
+          <w:lang w:val="de-DE"/>
+        </w:rPr>
+        <w:t xml:space="preserve"> </w:t>
+      </w:r>
+      <w:r>
+        <w:rPr>
+          <w:lang w:val="de-DE"/>
+        </w:rPr>
+        <w:t xml:space="preserve">den </w:t>
+      </w:r>
+      <w:r>
+        <w:rPr>
+          <w:lang w:val="de-DE"/>
+        </w:rPr>
+        <w:t>Korrelationskoeffizient zwischen benachbarten Pixeln</w:t>
+      </w:r>
+      <w:r>
+        <w:rPr>
+          <w:lang w:val="de-DE"/>
+        </w:rPr>
+        <w:t xml:space="preserve"> eines verrauschten Bildes</w:t>
+      </w:r>
+      <w:r>
+        <w:rPr>
+          <w:lang w:val="de-DE"/>
+        </w:rPr>
+        <w:t xml:space="preserve"> und</w:t>
+      </w:r>
+      <w:r>
+        <w:rPr>
+          <w:lang w:val="de-DE"/>
+        </w:rPr>
+        <w:t xml:space="preserve"> </w:t>
+      </w:r>
+      <w:r>
+        <w:rPr>
+          <w:lang w:val="de-DE"/>
+        </w:rPr>
+        <w:t>berechnet die Standardabweichung</w:t>
+      </w:r>
+      <w:r>
+        <w:rPr>
+          <w:lang w:val="de-DE"/>
+        </w:rPr>
+        <w:t xml:space="preserve"> von </w:t>
+      </w:r>
+      <w:r>
+        <w:rPr>
+          <w:lang w:val="de-DE"/>
+        </w:rPr>
+        <w:t>den daraus entstehenden</w:t>
+      </w:r>
+      <w:r>
+        <w:rPr>
+          <w:lang w:val="de-DE"/>
+        </w:rPr>
+        <w:t xml:space="preserve"> Histogramme</w:t>
+      </w:r>
+      <w:r>
+        <w:rPr>
+          <w:lang w:val="de-DE"/>
+        </w:rPr>
+        <w:t>n</w:t>
+      </w:r>
+      <w:r>
+        <w:rPr>
+          <w:lang w:val="de-DE"/>
+        </w:rPr>
+        <w:t xml:space="preserve"> im Vergleich zu einem Sta</w:t>
+      </w:r>
+      <w:r>
+        <w:rPr>
+          <w:lang w:val="de-DE"/>
+        </w:rPr>
+        <w:t>ndard-Histogram, welches ein nicht-verrauschtes Bild wiederspiegelt.</w:t>
+      </w:r>
+      <w:r>
+        <w:rPr>
+          <w:lang w:val="de-DE"/>
+        </w:rPr>
+        <w:t xml:space="preserve"> Daraufhin </w:t>
+      </w:r>
+      <w:r>
+        <w:rPr>
+          <w:lang w:val="de-DE"/>
+        </w:rPr>
+        <w:t>geben sie</w:t>
+      </w:r>
+      <w:r>
+        <w:rPr>
+          <w:lang w:val="de-DE"/>
+        </w:rPr>
+        <w:t xml:space="preserve"> </w:t>
+      </w:r>
+      <w:r>
+        <w:rPr>
+          <w:lang w:val="de-DE"/>
+        </w:rPr>
+        <w:t xml:space="preserve">mittels </w:t>
+      </w:r>
+      <w:r>
+        <w:rPr>
+          <w:lang w:val="de-DE"/>
+        </w:rPr>
+        <w:t>einer Polynomberechnung</w:t>
+      </w:r>
+      <w:r>
+        <w:rPr>
+          <w:lang w:val="de-DE"/>
+        </w:rPr>
+        <w:t xml:space="preserve"> eine Schätzung über</w:t>
+      </w:r>
+      <w:r>
+        <w:rPr>
+          <w:lang w:val="de-DE"/>
+        </w:rPr>
+        <w:t xml:space="preserve"> </w:t>
+      </w:r>
+      <w:r>
+        <w:rPr>
+          <w:lang w:val="de-DE"/>
+        </w:rPr>
+        <w:t>die Rauschdichte eines Bildes ab</w:t>
+      </w:r>
+      <w:r>
+        <w:rPr>
+          <w:lang w:val="de-DE"/>
+        </w:rPr>
+        <w:t xml:space="preserve"> [Nummer]</w:t>
+      </w:r>
+      <w:r>
+        <w:rPr>
+          <w:lang w:val="de-DE"/>
+        </w:rPr>
+        <w:t>.</w:t>
+      </w:r>
+      <w:r>
+        <w:rPr>
+          <w:lang w:val="de-DE"/>
+        </w:rPr>
+        <w:t xml:space="preserve"> Diese Verfahren leistet eine vergleichsweise genaue Schätzung der prozentualen Rauschdichte.</w:t>
+      </w:r>
+    </w:p>
+    <w:p>
+      <w:pPr>
+        <w:rPr>
+          <w:lang w:val="de-DE"/>
+        </w:rPr>
+      </w:pPr>
+      <w:r>
+        <w:rPr>
+          <w:lang w:val="de-DE"/>
+        </w:rPr>
+        <w:t xml:space="preserve">Beider dieser Verfahren haben jedoch das Problem, dass sie lediglich bis 70% Rauschdichte zuverlässig </w:t>
+      </w:r>
+      <w:r>
+        <w:rPr>
+          <w:lang w:val="de-DE"/>
+        </w:rPr>
+        <w:t>Ergebnisse liefern. Bei höheren Dichten degradiert entweder die Genauigkeit der Aussage [Li et al]</w:t>
+      </w:r>
+      <w:r>
+        <w:rPr>
+          <w:lang w:val="de-DE"/>
+        </w:rPr>
+        <w:t xml:space="preserve"> oder das Verfahren wurde für solch hohe Zahlen nicht getestet</w:t>
+      </w:r>
+      <w:r>
+        <w:rPr>
+          <w:lang w:val="de-DE"/>
+        </w:rPr>
+        <w:t xml:space="preserve"> [Kanna et al]</w:t>
+      </w:r>
+      <w:r>
+        <w:rPr>
+          <w:lang w:val="de-DE"/>
+        </w:rPr>
+        <w:t>.</w:t>
+      </w:r>
+    </w:p>
+    <w:p>
+      <w:pPr>
+        <w:rPr>
+          <w:lang w:val="de-DE"/>
+        </w:rPr>
+      </w:pPr>
+      <w:r>
+        <w:rPr>
+          <w:lang w:val="de-DE"/>
+        </w:rPr>
+        <w:t>Aufgrund dieser Diskrepanz</w:t>
+      </w:r>
+      <w:r>
+        <w:rPr>
+          <w:lang w:val="de-DE"/>
+        </w:rPr>
+        <w:t xml:space="preserve"> und Gewissheit in Methodik in Bezug auf den MERIG Algorithmus lässt sich schwer eine klare Aussage über den Rechenaufwand von diesem Verfahren sagen.</w:t>
+      </w:r>
+    </w:p>
+    <w:p>
+      <w:pPr>
+        <w:rPr>
+          <w:lang w:val="de-DE"/>
+        </w:rPr>
+      </w:pPr>
+      <w:r>
+        <w:rPr>
+          <w:lang w:val="de-DE"/>
+        </w:rPr>
+        <w:t xml:space="preserve">Abgesehen davon hat </w:t>
+      </w:r>
+      <w:r>
+        <w:rPr>
+          <w:lang w:val="de-DE"/>
+        </w:rPr>
+        <w:t>das Verfahren</w:t>
+      </w:r>
+      <w:r>
+        <w:rPr>
+          <w:lang w:val="de-DE"/>
+        </w:rPr>
+        <w:t xml:space="preserve"> im Vergleich zum Median Filter</w:t>
+      </w:r>
+      <w:r>
+        <w:rPr>
+          <w:lang w:val="de-DE"/>
+        </w:rPr>
+        <w:t xml:space="preserve"> jedoch eine sehr gute Leistung</w:t>
+      </w:r>
+      <w:r>
+        <w:rPr>
+          <w:lang w:val="de-DE"/>
+        </w:rPr>
+        <w:t xml:space="preserve"> und </w:t>
+      </w:r>
+      <w:r>
+        <w:rPr>
+          <w:lang w:val="de-DE"/>
+        </w:rPr>
+        <w:t>weist eine</w:t>
+      </w:r>
+      <w:r>
+        <w:rPr>
+          <w:lang w:val="de-DE"/>
+        </w:rPr>
+        <w:t xml:space="preserve"> sehr</w:t>
+      </w:r>
+      <w:r>
+        <w:rPr>
+          <w:lang w:val="de-DE"/>
+        </w:rPr>
+        <w:t xml:space="preserve"> hohe </w:t>
+      </w:r>
+      <w:r>
+        <w:rPr>
+          <w:lang w:val="de-DE"/>
+        </w:rPr>
+        <w:t>SSIM</w:t>
+      </w:r>
+      <w:r>
+        <w:rPr>
+          <w:lang w:val="de-DE"/>
+        </w:rPr>
+        <w:t xml:space="preserve"> &gt; 0.9</w:t>
+      </w:r>
+      <w:r>
+        <w:rPr>
+          <w:lang w:val="de-DE"/>
+        </w:rPr>
+        <w:t xml:space="preserve"> bis mindestens 50%</w:t>
+      </w:r>
+      <w:r>
+        <w:rPr>
+          <w:lang w:val="de-DE"/>
+        </w:rPr>
+        <w:t xml:space="preserve"> auf</w:t>
+      </w:r>
+      <w:r>
+        <w:rPr>
+          <w:lang w:val="de-DE"/>
+        </w:rPr>
+        <w:t xml:space="preserve">. </w:t>
+      </w:r>
+      <w:r>
+        <w:rPr>
+          <w:lang w:val="de-DE"/>
+        </w:rPr>
+        <w:t>Beide Filter fallen</w:t>
+      </w:r>
+      <w:r>
+        <w:rPr>
+          <w:lang w:val="de-DE"/>
+        </w:rPr>
+        <w:t xml:space="preserve"> merklich ab 60%</w:t>
+      </w:r>
+      <w:r>
+        <w:rPr>
+          <w:lang w:val="de-DE"/>
+        </w:rPr>
+        <w:t xml:space="preserve"> ab, jedoch degradiert </w:t>
+      </w:r>
+      <w:r>
+        <w:rPr>
+          <w:lang w:val="de-DE"/>
+        </w:rPr>
+        <w:t>d</w:t>
+      </w:r>
+      <w:r>
+        <w:rPr>
+          <w:lang w:val="de-DE"/>
+        </w:rPr>
+        <w:t>er</w:t>
+      </w:r>
+      <w:r>
+        <w:rPr>
+          <w:lang w:val="de-DE"/>
+        </w:rPr>
+        <w:t xml:space="preserve"> MERIG Algorithmus</w:t>
+      </w:r>
+      <w:r>
+        <w:rPr>
+          <w:lang w:val="de-DE"/>
+        </w:rPr>
+        <w:t xml:space="preserve"> nicht so </w:t>
+      </w:r>
+      <w:r>
+        <w:rPr>
+          <w:lang w:val="de-DE"/>
+        </w:rPr>
+        <w:t>extrem</w:t>
+      </w:r>
+      <w:r>
+        <w:rPr>
+          <w:lang w:val="de-DE"/>
+        </w:rPr>
+        <w:t xml:space="preserve"> wie der Median</w:t>
+      </w:r>
+      <w:r>
+        <w:rPr>
+          <w:lang w:val="de-DE"/>
+        </w:rPr>
+        <w:t>.</w:t>
       </w:r>
     </w:p>
     <w:tbl>
@@ -9379,7 +10122,7 @@
                           </pic:cNvPicPr>
                         </pic:nvPicPr>
                         <pic:blipFill>
-                          <a:blip r:embed="rId10">
+                          <a:blip r:embed="rId13">
                             <a:extLst>
                               <a:ext uri="{28A0092B-C50C-407E-A947-70E740481C1C}">
                                 <a14:useLocalDpi xmlns:a14="http://schemas.microsoft.com/office/drawing/2010/main" val="0"/>
@@ -9409,6 +10152,20 @@
                   </a:graphic>
                 </wp:inline>
               </w:drawing>
+            </w:r>
+          </w:p>
+          <w:p>
+            <w:pPr>
+              <w:jc w:val="center"/>
+              <w:rPr>
+                <w:lang w:val="de-DE"/>
+              </w:rPr>
+            </w:pPr>
+            <w:r>
+              <w:rPr>
+                <w:lang w:val="de-DE"/>
+              </w:rPr>
+              <w:t>SSIM werte aus Kong Choi</w:t>
             </w:r>
           </w:p>
         </w:tc>
@@ -12325,34 +13082,77 @@
     <w:p>
       <w:pPr>
         <w:rPr>
-          <w:color w:val="FFC000"/>
-          <w:lang w:val="de-DE"/>
-        </w:rPr>
-      </w:pPr>
-      <w:r>
-        <w:rPr>
-          <w:color w:val="FFC000"/>
-          <w:lang w:val="de-DE"/>
-        </w:rPr>
-        <w:t>Dieses Verfahren zeigt eine erhöhte Komplexität bei der Identifikation auf. Jedoch wird gleichermaßen die Definition von verrauschten Pixeln d</w:t>
-      </w:r>
-      <w:r>
-        <w:rPr>
-          <w:color w:val="FFC000"/>
-          <w:lang w:val="de-DE"/>
-        </w:rPr>
-        <w:t>ifferenzierter betrachtet als bei den anderen Modellen</w:t>
-      </w:r>
-      <w:r>
-        <w:rPr>
-          <w:color w:val="FFC000"/>
-          <w:lang w:val="de-DE"/>
-        </w:rPr>
-        <w:t xml:space="preserve"> und erlaubt darin mehr Kontrolle als nur über SPN</w:t>
-      </w:r>
-      <w:r>
-        <w:rPr>
-          <w:color w:val="FFC000"/>
+          <w:lang w:val="de-DE"/>
+        </w:rPr>
+      </w:pPr>
+      <w:r>
+        <w:rPr>
+          <w:lang w:val="de-DE"/>
+        </w:rPr>
+        <w:t>Dieses Verfahren zeigt eine erhöhte Komplexität bei der Identifikation</w:t>
+      </w:r>
+      <w:r>
+        <w:rPr>
+          <w:lang w:val="de-DE"/>
+        </w:rPr>
+        <w:t xml:space="preserve"> von verrauschten Pixeln</w:t>
+      </w:r>
+      <w:r>
+        <w:rPr>
+          <w:lang w:val="de-DE"/>
+        </w:rPr>
+        <w:t xml:space="preserve"> auf. Jedoch wird gleichermaßen die Definition von verrauschten Pixeln d</w:t>
+      </w:r>
+      <w:r>
+        <w:rPr>
+          <w:lang w:val="de-DE"/>
+        </w:rPr>
+        <w:t xml:space="preserve">ifferenzierter betrachtet als bei den anderen </w:t>
+      </w:r>
+      <w:r>
+        <w:rPr>
+          <w:lang w:val="de-DE"/>
+        </w:rPr>
+        <w:t>Algorithmen</w:t>
+      </w:r>
+      <w:r>
+        <w:rPr>
+          <w:lang w:val="de-DE"/>
+        </w:rPr>
+        <w:t xml:space="preserve"> und erlaubt </w:t>
+      </w:r>
+      <w:r>
+        <w:rPr>
+          <w:lang w:val="de-DE"/>
+        </w:rPr>
+        <w:t>dadurch</w:t>
+      </w:r>
+      <w:r>
+        <w:rPr>
+          <w:lang w:val="de-DE"/>
+        </w:rPr>
+        <w:t xml:space="preserve"> in Theorie</w:t>
+      </w:r>
+      <w:r>
+        <w:rPr>
+          <w:lang w:val="de-DE"/>
+        </w:rPr>
+        <w:t xml:space="preserve"> mehr Kontrolle</w:t>
+      </w:r>
+      <w:r>
+        <w:rPr>
+          <w:lang w:val="de-DE"/>
+        </w:rPr>
+        <w:t xml:space="preserve"> und Identifikationspotential</w:t>
+      </w:r>
+      <w:r>
+        <w:rPr>
+          <w:lang w:val="de-DE"/>
+        </w:rPr>
+        <w:t xml:space="preserve"> als nur über SPN</w:t>
+      </w:r>
+      <w:r>
+        <w:rPr>
           <w:lang w:val="de-DE"/>
         </w:rPr>
         <w:t>.</w:t>
@@ -12360,86 +13160,69 @@
     </w:p>
     <w:p>
       <w:pPr>
-        <w:pStyle w:val="ListParagraph"/>
-        <w:numPr>
-          <w:ilvl w:val="0"/>
-          <w:numId w:val="16"/>
-        </w:numPr>
-        <w:rPr>
-          <w:lang w:val="de-DE"/>
-        </w:rPr>
-      </w:pPr>
-      <w:r>
-        <w:rPr>
-          <w:lang w:val="de-DE"/>
-        </w:rPr>
-        <w:t>Visuell hohe effektivität bis mind 50%</w:t>
-      </w:r>
-      <w:r>
-        <w:rPr>
-          <w:lang w:val="de-DE"/>
-        </w:rPr>
-        <w:t xml:space="preserve"> (beispiel in werk)</w:t>
-      </w:r>
-    </w:p>
-    <w:p>
-      <w:pPr>
-        <w:pStyle w:val="ListParagraph"/>
-        <w:numPr>
-          <w:ilvl w:val="0"/>
-          <w:numId w:val="16"/>
-        </w:numPr>
-        <w:rPr>
-          <w:lang w:val="de-DE"/>
-        </w:rPr>
-      </w:pPr>
-      <w:r>
-        <w:rPr>
-          <w:lang w:val="de-DE"/>
-        </w:rPr>
-        <w:t>Direkter wertlicher vergleich</w:t>
-      </w:r>
-      <w:r>
-        <w:rPr>
-          <w:lang w:val="de-DE"/>
-        </w:rPr>
-        <w:t xml:space="preserve"> nich möglich</w:t>
-      </w:r>
-      <w:r>
-        <w:rPr>
-          <w:lang w:val="de-DE"/>
-        </w:rPr>
-        <w:t>, da intervall von rauschdichte nicht gleich</w:t>
-      </w:r>
-    </w:p>
-    <w:p>
-      <w:pPr>
-        <w:pStyle w:val="ListParagraph"/>
-        <w:numPr>
-          <w:ilvl w:val="0"/>
-          <w:numId w:val="16"/>
-        </w:numPr>
-        <w:rPr>
-          <w:lang w:val="de-DE"/>
-        </w:rPr>
-      </w:pPr>
-      <w:r>
-        <w:rPr>
-          <w:lang w:val="de-DE"/>
-        </w:rPr>
-        <w:t xml:space="preserve">TODO: </w:t>
-      </w:r>
-      <w:r>
-        <w:rPr>
-          <w:lang w:val="de-DE"/>
-        </w:rPr>
-        <w:t>vergleichgraph mit median</w:t>
-      </w:r>
-      <w:r>
-        <w:rPr>
-          <w:lang w:val="de-DE"/>
-        </w:rPr>
-        <w:t>, laufzeit</w:t>
+        <w:rPr>
+          <w:lang w:val="de-DE"/>
+        </w:rPr>
+      </w:pPr>
+      <w:r>
+        <w:rPr>
+          <w:lang w:val="de-DE"/>
+        </w:rPr>
+        <w:t xml:space="preserve">Wie vorherige Verfahren zeigt auch der SaReKa Algorithmus eine </w:t>
+      </w:r>
+      <w:r>
+        <w:rPr>
+          <w:lang w:val="de-DE"/>
+        </w:rPr>
+        <w:t xml:space="preserve">klare Verbesserung </w:t>
+      </w:r>
+      <w:r>
+        <w:rPr>
+          <w:lang w:val="de-DE"/>
+        </w:rPr>
+        <w:t xml:space="preserve">in Bezug auf Leistung und </w:t>
+      </w:r>
+      <w:r>
+        <w:rPr>
+          <w:lang w:val="de-DE"/>
+        </w:rPr>
+        <w:t>Ergebnisqualität.</w:t>
+      </w:r>
+      <w:r>
+        <w:rPr>
+          <w:lang w:val="de-DE"/>
+        </w:rPr>
+        <w:t xml:space="preserve"> Es behält bis </w:t>
+      </w:r>
+      <w:r>
+        <w:rPr>
+          <w:lang w:val="de-DE"/>
+        </w:rPr>
+        <w:t>ungefähr 45%</w:t>
+      </w:r>
+      <w:r>
+        <w:rPr>
+          <w:lang w:val="de-DE"/>
+        </w:rPr>
+        <w:t xml:space="preserve"> Rauschdichte gute Bildqualität bei</w:t>
+      </w:r>
+      <w:r>
+        <w:rPr>
+          <w:lang w:val="de-DE"/>
+        </w:rPr>
+        <w:t xml:space="preserve"> </w:t>
+      </w:r>
+      <w:r>
+        <w:rPr>
+          <w:lang w:val="de-DE"/>
+        </w:rPr>
+        <w:t>mit über 30dB</w:t>
+      </w:r>
+      <w:r>
+        <w:rPr>
+          <w:lang w:val="de-DE"/>
+        </w:rPr>
+        <w:t>.</w:t>
       </w:r>
     </w:p>
     <w:tbl>
@@ -12486,7 +13269,7 @@
                           </pic:cNvPicPr>
                         </pic:nvPicPr>
                         <pic:blipFill>
-                          <a:blip r:embed="rId11" cstate="print">
+                          <a:blip r:embed="rId14" cstate="print">
                             <a:extLst>
                               <a:ext uri="{28A0092B-C50C-407E-A947-70E740481C1C}">
                                 <a14:useLocalDpi xmlns:a14="http://schemas.microsoft.com/office/drawing/2010/main" val="0"/>
@@ -12518,6 +13301,20 @@
               </w:drawing>
             </w:r>
           </w:p>
+          <w:p>
+            <w:pPr>
+              <w:jc w:val="center"/>
+              <w:rPr>
+                <w:lang w:val="de-DE"/>
+              </w:rPr>
+            </w:pPr>
+            <w:r>
+              <w:rPr>
+                <w:lang w:val="de-DE"/>
+              </w:rPr>
+              <w:t>PSNR werte aus Kong Choi</w:t>
+            </w:r>
+          </w:p>
         </w:tc>
       </w:tr>
     </w:tbl>
@@ -12875,7 +13672,7 @@
                           </pic:cNvPicPr>
                         </pic:nvPicPr>
                         <pic:blipFill>
-                          <a:blip r:embed="rId12" cstate="print">
+                          <a:blip r:embed="rId15" cstate="print">
                             <a:extLst>
                               <a:ext uri="{28A0092B-C50C-407E-A947-70E740481C1C}">
                                 <a14:useLocalDpi xmlns:a14="http://schemas.microsoft.com/office/drawing/2010/main" val="0"/>
@@ -12962,13 +13759,7 @@
         <w:rPr>
           <w:lang w:val="de-DE"/>
         </w:rPr>
-        <w:t xml:space="preserve"> </w:t>
-      </w:r>
-      <w:r>
-        <w:rPr>
-          <w:lang w:val="de-DE"/>
-        </w:rPr>
-        <w:t>(Filter 1)</w:t>
+        <w:t xml:space="preserve"> (Filter 1)</w:t>
       </w:r>
       <w:r>
         <w:rPr>
@@ -12980,13 +13771,7 @@
         <w:rPr>
           <w:lang w:val="de-DE"/>
         </w:rPr>
-        <w:t xml:space="preserve"> </w:t>
-      </w:r>
-      <w:r>
-        <w:rPr>
-          <w:lang w:val="de-DE"/>
-        </w:rPr>
-        <w:t>Bei Anwendung iteriert der Filter über das gesamte Bild bis ein verrauschter Pixel aufgefunden wurde, woraufhin die erste Primärregel in Sequenz gewählt wird, welche nicht verrauscht ist. Die Restauration des Pixels findet unter Ersetzen des Zentrum-Wert</w:t>
+        <w:t xml:space="preserve"> Bei Anwendung iteriert der Filter über das gesamte Bild bis ein verrauschter Pixel aufgefunden wurde, woraufhin die erste Primärregel in Sequenz gewählt wird, welche nicht verrauscht ist. Die Restauration des Pixels findet unter Ersetzen des Zentrum-Wert</w:t>
       </w:r>
       <w:r>
         <w:rPr>
@@ -13029,13 +13814,7 @@
         <w:rPr>
           <w:lang w:val="de-DE"/>
         </w:rPr>
-        <w:t xml:space="preserve"> während dem Testen heraus, dass eine normale Abfolge beim Abarbeiten zu vertikalen Folgefehler führte.</w:t>
-      </w:r>
-      <w:r>
-        <w:rPr>
-          <w:lang w:val="de-DE"/>
-        </w:rPr>
-        <w:t xml:space="preserve"> Dementsprechend </w:t>
+        <w:t xml:space="preserve"> während dem Testen heraus, dass eine normale Abfolge beim Abarbeiten zu vertikalen Folgefehler führte. Dementsprechend </w:t>
       </w:r>
       <w:r>
         <w:rPr>
@@ -13071,19 +13850,7 @@
         <w:rPr>
           <w:lang w:val="de-DE"/>
         </w:rPr>
-        <w:t xml:space="preserve">, welche das Bild </w:t>
-      </w:r>
-      <w:r>
-        <w:rPr>
-          <w:lang w:val="de-DE"/>
-        </w:rPr>
-        <w:t>in umgekehrter horizontaler und vertikaler Reihenfolge abgearbeitet – von unten nach oben und rechts nach links</w:t>
-      </w:r>
-      <w:r>
-        <w:rPr>
-          <w:lang w:val="de-DE"/>
-        </w:rPr>
-        <w:t>.</w:t>
+        <w:t>, welche das Bild in umgekehrter horizontaler und vertikaler Reihenfolge abgearbeitet – von unten nach oben und rechts nach links.</w:t>
       </w:r>
       <w:r>
         <w:rPr>
@@ -14122,7 +14889,7 @@
                 <w:lang w:val="de-DE"/>
               </w:rPr>
               <w:drawing>
-                <wp:inline distT="0" distB="0" distL="0" distR="0" wp14:anchorId="410E896F" wp14:editId="5ADA8364">
+                <wp:inline distT="0" distB="0" distL="0" distR="0" wp14:anchorId="410E896F" wp14:editId="687E4394">
                   <wp:extent cx="2790908" cy="1330111"/>
                   <wp:effectExtent l="0" t="0" r="0" b="3810"/>
                   <wp:docPr id="408768978" name="Picture 5"/>
@@ -14139,7 +14906,7 @@
                           </pic:cNvPicPr>
                         </pic:nvPicPr>
                         <pic:blipFill>
-                          <a:blip r:embed="rId13" cstate="print">
+                          <a:blip r:embed="rId16" cstate="print">
                             <a:extLst>
                               <a:ext uri="{28A0092B-C50C-407E-A947-70E740481C1C}">
                                 <a14:useLocalDpi xmlns:a14="http://schemas.microsoft.com/office/drawing/2010/main" val="0"/>
@@ -14190,7 +14957,7 @@
                 <w:lang w:val="de-DE"/>
               </w:rPr>
               <w:drawing>
-                <wp:inline distT="0" distB="0" distL="0" distR="0" wp14:anchorId="1022FEEA" wp14:editId="4A5FDE28">
+                <wp:inline distT="0" distB="0" distL="0" distR="0" wp14:anchorId="1022FEEA" wp14:editId="31216075">
                   <wp:extent cx="2862635" cy="1364296"/>
                   <wp:effectExtent l="0" t="0" r="0" b="7620"/>
                   <wp:docPr id="909725001" name="Picture 6"/>
@@ -14207,7 +14974,7 @@
                           </pic:cNvPicPr>
                         </pic:nvPicPr>
                         <pic:blipFill>
-                          <a:blip r:embed="rId14" cstate="print">
+                          <a:blip r:embed="rId17" cstate="print">
                             <a:extLst>
                               <a:ext uri="{28A0092B-C50C-407E-A947-70E740481C1C}">
                                 <a14:useLocalDpi xmlns:a14="http://schemas.microsoft.com/office/drawing/2010/main" val="0"/>
@@ -14239,6 +15006,22 @@
               </w:drawing>
             </w:r>
           </w:p>
+          <w:p>
+            <w:pPr>
+              <w:jc w:val="center"/>
+              <w:rPr>
+                <w:noProof/>
+                <w:lang w:val="de-DE"/>
+              </w:rPr>
+            </w:pPr>
+            <w:r>
+              <w:rPr>
+                <w:noProof/>
+                <w:lang w:val="de-DE"/>
+              </w:rPr>
+              <w:t>werte entnommen aus Jeelani Qadir</w:t>
+            </w:r>
+          </w:p>
         </w:tc>
       </w:tr>
     </w:tbl>
@@ -14460,6 +15243,48 @@
           <w:lang w:val="de-DE"/>
         </w:rPr>
         <w:t xml:space="preserve"> (Differenz in Hardware/Software)</w:t>
+      </w:r>
+    </w:p>
+    <w:p>
+      <w:pPr>
+        <w:pStyle w:val="ListParagraph"/>
+        <w:numPr>
+          <w:ilvl w:val="0"/>
+          <w:numId w:val="9"/>
+        </w:numPr>
+        <w:rPr>
+          <w:lang w:val="de-DE"/>
+        </w:rPr>
+      </w:pPr>
+      <w:r>
+        <w:rPr>
+          <w:lang w:val="de-DE"/>
+        </w:rPr>
+        <w:t>Identifikation von verrauschtem pixel allgemein</w:t>
+      </w:r>
+    </w:p>
+    <w:p>
+      <w:pPr>
+        <w:pStyle w:val="ListParagraph"/>
+        <w:numPr>
+          <w:ilvl w:val="0"/>
+          <w:numId w:val="9"/>
+        </w:numPr>
+        <w:rPr>
+          <w:lang w:val="de-DE"/>
+        </w:rPr>
+      </w:pPr>
+      <w:r>
+        <w:rPr>
+          <w:lang w:val="de-DE"/>
+        </w:rPr>
+        <w:t>Diskrepanz bei median filter effektivität</w:t>
+      </w:r>
+      <w:r>
+        <w:rPr>
+          <w:lang w:val="de-DE"/>
+        </w:rPr>
+        <w:t xml:space="preserve"> (cf. Kong choi, SaReKa)</w:t>
       </w:r>
     </w:p>
     <w:p>
@@ -16375,6 +17200,7 @@
               <w:jc w:val="right"/>
             </w:pPr>
             <w:r>
+              <w:lastRenderedPageBreak/>
               <w:t>16:</w:t>
             </w:r>
           </w:p>
@@ -18637,7 +19463,7 @@
         <w:rPr>
           <w:lang w:val="de-DE"/>
         </w:rPr>
-        <w:t>Da jedoch der Algorithmus rechnerisch sehr effizient ist, sollte es, abhängig vom machinellen Lernverfahren, auch möglich sein, den Datensatz mit verschiedenen Iterationsanzahlen durchzutesten und diese als weiteren Algorithmusparameter anzusehen</w:t>
+        <w:t>Schon ab dem zweiten Verfahren ist hier eine klare Tendenz zu einer grundlegenden Verbesserung von Rauschfiltern zu erkennen, welche auch in späteren Kapiteln vertreten sein wird; anstatt das ganze Bild ungefiltert abzuhandeln, wie es der Median-Filter tun würde, werden zunächst die verrauschten Pixel identifiziert und dann restauriert.</w:t>
       </w:r>
     </w:p>
     <w:p>
@@ -18646,6 +19472,12 @@
           <w:lang w:val="de-DE"/>
         </w:rPr>
       </w:pPr>
+      <w:r>
+        <w:rPr>
+          <w:lang w:val="de-DE"/>
+        </w:rPr>
+        <w:t>Auch der MERIG Algorithmus macht sich diesem Bearbeitungsschritt zu Nutze.</w:t>
+      </w:r>
     </w:p>
     <w:sectPr>
       <w:pgSz w:w="12240" w:h="15840"/>
@@ -18655,6 +19487,56 @@
     </w:sectPr>
   </w:body>
 </w:document>
+</file>
+
+<file path=word/endnotes.xml><?xml version="1.0" encoding="utf-8"?>
+<w:endnotes xmlns:wpc="http://schemas.microsoft.com/office/word/2010/wordprocessingCanvas" xmlns:cx="http://schemas.microsoft.com/office/drawing/2014/chartex" xmlns:cx1="http://schemas.microsoft.com/office/drawing/2015/9/8/chartex" xmlns:cx2="http://schemas.microsoft.com/office/drawing/2015/10/21/chartex" xmlns:cx3="http://schemas.microsoft.com/office/drawing/2016/5/9/chartex" xmlns:cx4="http://schemas.microsoft.com/office/drawing/2016/5/10/chartex" xmlns:cx5="http://schemas.microsoft.com/office/drawing/2016/5/11/chartex" xmlns:cx6="http://schemas.microsoft.com/office/drawing/2016/5/12/chartex" xmlns:cx7="http://schemas.microsoft.com/office/drawing/2016/5/13/chartex" xmlns:cx8="http://schemas.microsoft.com/office/drawing/2016/5/14/chartex" xmlns:mc="http://schemas.openxmlformats.org/markup-compatibility/2006" xmlns:aink="http://schemas.microsoft.com/office/drawing/2016/ink" xmlns:am3d="http://schemas.microsoft.com/office/drawing/2017/model3d" xmlns:o="urn:schemas-microsoft-com:office:office" xmlns:oel="http://schemas.microsoft.com/office/2019/extlst" xmlns:r="http://schemas.openxmlformats.org/officeDocument/2006/relationships" xmlns:m="http://schemas.openxmlformats.org/officeDocument/2006/math" xmlns:v="urn:schemas-microsoft-com:vml" xmlns:wp14="http://schemas.microsoft.com/office/word/2010/wordprocessingDrawing" xmlns:wp="http://schemas.openxmlformats.org/drawingml/2006/wordprocessingDrawing" xmlns:w10="urn:schemas-microsoft-com:office:word" xmlns:w="http://schemas.openxmlformats.org/wordprocessingml/2006/main" xmlns:w14="http://schemas.microsoft.com/office/word/2010/wordml" xmlns:w15="http://schemas.microsoft.com/office/word/2012/wordml" xmlns:w16cex="http://schemas.microsoft.com/office/word/2018/wordml/cex" xmlns:w16cid="http://schemas.microsoft.com/office/word/2016/wordml/cid" xmlns:w16="http://schemas.microsoft.com/office/word/2018/wordml" xmlns:w16du="http://schemas.microsoft.com/office/word/2023/wordml/word16du" xmlns:w16sdtdh="http://schemas.microsoft.com/office/word/2020/wordml/sdtdatahash" xmlns:w16sdtfl="http://schemas.microsoft.com/office/word/2024/wordml/sdtformatlock" xmlns:w16se="http://schemas.microsoft.com/office/word/2015/wordml/symex" xmlns:wpg="http://schemas.microsoft.com/office/word/2010/wordprocessingGroup" xmlns:wpi="http://schemas.microsoft.com/office/word/2010/wordprocessingInk" xmlns:wne="http://schemas.microsoft.com/office/word/2006/wordml" xmlns:wps="http://schemas.microsoft.com/office/word/2010/wordprocessingShape" mc:Ignorable="w14 w15 w16se w16cid w16 w16cex w16sdtdh w16sdtfl w16du wp14">
+  <w:endnote w:type="separator" w:id="-1">
+    <w:p>
+      <w:pPr>
+        <w:spacing w:before="0" w:after="0" w:line="240" w:lineRule="auto"/>
+      </w:pPr>
+      <w:r>
+        <w:separator/>
+      </w:r>
+    </w:p>
+  </w:endnote>
+  <w:endnote w:type="continuationSeparator" w:id="0">
+    <w:p>
+      <w:pPr>
+        <w:spacing w:before="0" w:after="0" w:line="240" w:lineRule="auto"/>
+      </w:pPr>
+      <w:r>
+        <w:continuationSeparator/>
+      </w:r>
+    </w:p>
+  </w:endnote>
+</w:endnotes>
+</file>
+
+<file path=word/footnotes.xml><?xml version="1.0" encoding="utf-8"?>
+<w:footnotes xmlns:wpc="http://schemas.microsoft.com/office/word/2010/wordprocessingCanvas" xmlns:cx="http://schemas.microsoft.com/office/drawing/2014/chartex" xmlns:cx1="http://schemas.microsoft.com/office/drawing/2015/9/8/chartex" xmlns:cx2="http://schemas.microsoft.com/office/drawing/2015/10/21/chartex" xmlns:cx3="http://schemas.microsoft.com/office/drawing/2016/5/9/chartex" xmlns:cx4="http://schemas.microsoft.com/office/drawing/2016/5/10/chartex" xmlns:cx5="http://schemas.microsoft.com/office/drawing/2016/5/11/chartex" xmlns:cx6="http://schemas.microsoft.com/office/drawing/2016/5/12/chartex" xmlns:cx7="http://schemas.microsoft.com/office/drawing/2016/5/13/chartex" xmlns:cx8="http://schemas.microsoft.com/office/drawing/2016/5/14/chartex" xmlns:mc="http://schemas.openxmlformats.org/markup-compatibility/2006" xmlns:aink="http://schemas.microsoft.com/office/drawing/2016/ink" xmlns:am3d="http://schemas.microsoft.com/office/drawing/2017/model3d" xmlns:o="urn:schemas-microsoft-com:office:office" xmlns:oel="http://schemas.microsoft.com/office/2019/extlst" xmlns:r="http://schemas.openxmlformats.org/officeDocument/2006/relationships" xmlns:m="http://schemas.openxmlformats.org/officeDocument/2006/math" xmlns:v="urn:schemas-microsoft-com:vml" xmlns:wp14="http://schemas.microsoft.com/office/word/2010/wordprocessingDrawing" xmlns:wp="http://schemas.openxmlformats.org/drawingml/2006/wordprocessingDrawing" xmlns:w10="urn:schemas-microsoft-com:office:word" xmlns:w="http://schemas.openxmlformats.org/wordprocessingml/2006/main" xmlns:w14="http://schemas.microsoft.com/office/word/2010/wordml" xmlns:w15="http://schemas.microsoft.com/office/word/2012/wordml" xmlns:w16cex="http://schemas.microsoft.com/office/word/2018/wordml/cex" xmlns:w16cid="http://schemas.microsoft.com/office/word/2016/wordml/cid" xmlns:w16="http://schemas.microsoft.com/office/word/2018/wordml" xmlns:w16du="http://schemas.microsoft.com/office/word/2023/wordml/word16du" xmlns:w16sdtdh="http://schemas.microsoft.com/office/word/2020/wordml/sdtdatahash" xmlns:w16sdtfl="http://schemas.microsoft.com/office/word/2024/wordml/sdtformatlock" xmlns:w16se="http://schemas.microsoft.com/office/word/2015/wordml/symex" xmlns:wpg="http://schemas.microsoft.com/office/word/2010/wordprocessingGroup" xmlns:wpi="http://schemas.microsoft.com/office/word/2010/wordprocessingInk" xmlns:wne="http://schemas.microsoft.com/office/word/2006/wordml" xmlns:wps="http://schemas.microsoft.com/office/word/2010/wordprocessingShape" mc:Ignorable="w14 w15 w16se w16cid w16 w16cex w16sdtdh w16sdtfl w16du wp14">
+  <w:footnote w:type="separator" w:id="-1">
+    <w:p>
+      <w:pPr>
+        <w:spacing w:before="0" w:after="0" w:line="240" w:lineRule="auto"/>
+      </w:pPr>
+      <w:r>
+        <w:separator/>
+      </w:r>
+    </w:p>
+  </w:footnote>
+  <w:footnote w:type="continuationSeparator" w:id="0">
+    <w:p>
+      <w:pPr>
+        <w:spacing w:before="0" w:after="0" w:line="240" w:lineRule="auto"/>
+      </w:pPr>
+      <w:r>
+        <w:continuationSeparator/>
+      </w:r>
+    </w:p>
+  </w:footnote>
+</w:footnotes>
 </file>
 
 <file path=word/numbering.xml><?xml version="1.0" encoding="utf-8"?>
@@ -22083,6 +22965,50 @@
       </w:tcPr>
     </w:tblStylePr>
   </w:style>
+  <w:style w:type="paragraph" w:styleId="Header">
+    <w:name w:val="header"/>
+    <w:basedOn w:val="Normal"/>
+    <w:link w:val="HeaderChar"/>
+    <w:uiPriority w:val="99"/>
+    <w:unhideWhenUsed/>
+    <w:rsid w:val="00DD42D8"/>
+    <w:pPr>
+      <w:tabs>
+        <w:tab w:val="center" w:pos="4680"/>
+        <w:tab w:val="right" w:pos="9360"/>
+      </w:tabs>
+      <w:spacing w:before="0" w:after="0" w:line="240" w:lineRule="auto"/>
+    </w:pPr>
+  </w:style>
+  <w:style w:type="character" w:customStyle="1" w:styleId="HeaderChar">
+    <w:name w:val="Header Char"/>
+    <w:basedOn w:val="DefaultParagraphFont"/>
+    <w:link w:val="Header"/>
+    <w:uiPriority w:val="99"/>
+    <w:rsid w:val="00DD42D8"/>
+  </w:style>
+  <w:style w:type="paragraph" w:styleId="Footer">
+    <w:name w:val="footer"/>
+    <w:basedOn w:val="Normal"/>
+    <w:link w:val="FooterChar"/>
+    <w:uiPriority w:val="99"/>
+    <w:unhideWhenUsed/>
+    <w:rsid w:val="00DD42D8"/>
+    <w:pPr>
+      <w:tabs>
+        <w:tab w:val="center" w:pos="4680"/>
+        <w:tab w:val="right" w:pos="9360"/>
+      </w:tabs>
+      <w:spacing w:before="0" w:after="0" w:line="240" w:lineRule="auto"/>
+    </w:pPr>
+  </w:style>
+  <w:style w:type="character" w:customStyle="1" w:styleId="FooterChar">
+    <w:name w:val="Footer Char"/>
+    <w:basedOn w:val="DefaultParagraphFont"/>
+    <w:link w:val="Footer"/>
+    <w:uiPriority w:val="99"/>
+    <w:rsid w:val="00DD42D8"/>
+  </w:style>
 </w:styles>
 </file>
 

--- a/STI/CellularAutomata/Draft.docx
+++ b/STI/CellularAutomata/Draft.docx
@@ -56,7 +56,7 @@
           <w:r>
             <w:fldChar w:fldCharType="separate"/>
           </w:r>
-          <w:hyperlink w:anchor="_Toc233555449" w:history="1">
+          <w:hyperlink w:anchor="_Toc233722435" w:history="1">
             <w:r>
               <w:rPr>
                 <w:rStyle w:val="Hyperlink"/>
@@ -84,7 +84,7 @@
                 <w:noProof/>
                 <w:webHidden/>
               </w:rPr>
-              <w:instrText xml:space="preserve"> PAGEREF _Toc233555449 \h </w:instrText>
+              <w:instrText xml:space="preserve"> PAGEREF _Toc233722435 \h </w:instrText>
             </w:r>
             <w:r>
               <w:rPr>
@@ -129,7 +129,7 @@
               <w14:ligatures w14:val="standardContextual"/>
             </w:rPr>
           </w:pPr>
-          <w:hyperlink w:anchor="_Toc233555450" w:history="1">
+          <w:hyperlink w:anchor="_Toc233722436" w:history="1">
             <w:r>
               <w:rPr>
                 <w:rStyle w:val="Hyperlink"/>
@@ -157,7 +157,7 @@
                 <w:noProof/>
                 <w:webHidden/>
               </w:rPr>
-              <w:instrText xml:space="preserve"> PAGEREF _Toc233555450 \h </w:instrText>
+              <w:instrText xml:space="preserve"> PAGEREF _Toc233722436 \h </w:instrText>
             </w:r>
             <w:r>
               <w:rPr>
@@ -202,7 +202,7 @@
               <w14:ligatures w14:val="standardContextual"/>
             </w:rPr>
           </w:pPr>
-          <w:hyperlink w:anchor="_Toc233555451" w:history="1">
+          <w:hyperlink w:anchor="_Toc233722437" w:history="1">
             <w:r>
               <w:rPr>
                 <w:rStyle w:val="Hyperlink"/>
@@ -230,7 +230,7 @@
                 <w:noProof/>
                 <w:webHidden/>
               </w:rPr>
-              <w:instrText xml:space="preserve"> PAGEREF _Toc233555451 \h </w:instrText>
+              <w:instrText xml:space="preserve"> PAGEREF _Toc233722437 \h </w:instrText>
             </w:r>
             <w:r>
               <w:rPr>
@@ -275,7 +275,7 @@
               <w14:ligatures w14:val="standardContextual"/>
             </w:rPr>
           </w:pPr>
-          <w:hyperlink w:anchor="_Toc233555452" w:history="1">
+          <w:hyperlink w:anchor="_Toc233722438" w:history="1">
             <w:r>
               <w:rPr>
                 <w:rStyle w:val="Hyperlink"/>
@@ -303,7 +303,7 @@
                 <w:noProof/>
                 <w:webHidden/>
               </w:rPr>
-              <w:instrText xml:space="preserve"> PAGEREF _Toc233555452 \h </w:instrText>
+              <w:instrText xml:space="preserve"> PAGEREF _Toc233722438 \h </w:instrText>
             </w:r>
             <w:r>
               <w:rPr>
@@ -348,7 +348,7 @@
               <w14:ligatures w14:val="standardContextual"/>
             </w:rPr>
           </w:pPr>
-          <w:hyperlink w:anchor="_Toc233555453" w:history="1">
+          <w:hyperlink w:anchor="_Toc233722439" w:history="1">
             <w:r>
               <w:rPr>
                 <w:rStyle w:val="Hyperlink"/>
@@ -376,7 +376,7 @@
                 <w:noProof/>
                 <w:webHidden/>
               </w:rPr>
-              <w:instrText xml:space="preserve"> PAGEREF _Toc233555453 \h </w:instrText>
+              <w:instrText xml:space="preserve"> PAGEREF _Toc233722439 \h </w:instrText>
             </w:r>
             <w:r>
               <w:rPr>
@@ -421,7 +421,7 @@
               <w14:ligatures w14:val="standardContextual"/>
             </w:rPr>
           </w:pPr>
-          <w:hyperlink w:anchor="_Toc233555454" w:history="1">
+          <w:hyperlink w:anchor="_Toc233722440" w:history="1">
             <w:r>
               <w:rPr>
                 <w:rStyle w:val="Hyperlink"/>
@@ -449,7 +449,7 @@
                 <w:noProof/>
                 <w:webHidden/>
               </w:rPr>
-              <w:instrText xml:space="preserve"> PAGEREF _Toc233555454 \h </w:instrText>
+              <w:instrText xml:space="preserve"> PAGEREF _Toc233722440 \h </w:instrText>
             </w:r>
             <w:r>
               <w:rPr>
@@ -494,7 +494,7 @@
               <w14:ligatures w14:val="standardContextual"/>
             </w:rPr>
           </w:pPr>
-          <w:hyperlink w:anchor="_Toc233555455" w:history="1">
+          <w:hyperlink w:anchor="_Toc233722441" w:history="1">
             <w:r>
               <w:rPr>
                 <w:rStyle w:val="Hyperlink"/>
@@ -522,7 +522,7 @@
                 <w:noProof/>
                 <w:webHidden/>
               </w:rPr>
-              <w:instrText xml:space="preserve"> PAGEREF _Toc233555455 \h </w:instrText>
+              <w:instrText xml:space="preserve"> PAGEREF _Toc233722441 \h </w:instrText>
             </w:r>
             <w:r>
               <w:rPr>
@@ -567,7 +567,7 @@
               <w14:ligatures w14:val="standardContextual"/>
             </w:rPr>
           </w:pPr>
-          <w:hyperlink w:anchor="_Toc233555456" w:history="1">
+          <w:hyperlink w:anchor="_Toc233722442" w:history="1">
             <w:r>
               <w:rPr>
                 <w:rStyle w:val="Hyperlink"/>
@@ -595,7 +595,7 @@
                 <w:noProof/>
                 <w:webHidden/>
               </w:rPr>
-              <w:instrText xml:space="preserve"> PAGEREF _Toc233555456 \h </w:instrText>
+              <w:instrText xml:space="preserve"> PAGEREF _Toc233722442 \h </w:instrText>
             </w:r>
             <w:r>
               <w:rPr>
@@ -615,7 +615,7 @@
                 <w:noProof/>
                 <w:webHidden/>
               </w:rPr>
-              <w:t>6</w:t>
+              <w:t>7</w:t>
             </w:r>
             <w:r>
               <w:rPr>
@@ -640,7 +640,7 @@
               <w14:ligatures w14:val="standardContextual"/>
             </w:rPr>
           </w:pPr>
-          <w:hyperlink w:anchor="_Toc233555457" w:history="1">
+          <w:hyperlink w:anchor="_Toc233722443" w:history="1">
             <w:r>
               <w:rPr>
                 <w:rStyle w:val="Hyperlink"/>
@@ -668,7 +668,7 @@
                 <w:noProof/>
                 <w:webHidden/>
               </w:rPr>
-              <w:instrText xml:space="preserve"> PAGEREF _Toc233555457 \h </w:instrText>
+              <w:instrText xml:space="preserve"> PAGEREF _Toc233722443 \h </w:instrText>
             </w:r>
             <w:r>
               <w:rPr>
@@ -713,7 +713,7 @@
               <w14:ligatures w14:val="standardContextual"/>
             </w:rPr>
           </w:pPr>
-          <w:hyperlink w:anchor="_Toc233555458" w:history="1">
+          <w:hyperlink w:anchor="_Toc233722444" w:history="1">
             <w:r>
               <w:rPr>
                 <w:rStyle w:val="Hyperlink"/>
@@ -741,7 +741,7 @@
                 <w:noProof/>
                 <w:webHidden/>
               </w:rPr>
-              <w:instrText xml:space="preserve"> PAGEREF _Toc233555458 \h </w:instrText>
+              <w:instrText xml:space="preserve"> PAGEREF _Toc233722444 \h </w:instrText>
             </w:r>
             <w:r>
               <w:rPr>
@@ -761,7 +761,7 @@
                 <w:noProof/>
                 <w:webHidden/>
               </w:rPr>
-              <w:t>9</w:t>
+              <w:t>8</w:t>
             </w:r>
             <w:r>
               <w:rPr>
@@ -786,7 +786,7 @@
               <w14:ligatures w14:val="standardContextual"/>
             </w:rPr>
           </w:pPr>
-          <w:hyperlink w:anchor="_Toc233555459" w:history="1">
+          <w:hyperlink w:anchor="_Toc233722445" w:history="1">
             <w:r>
               <w:rPr>
                 <w:rStyle w:val="Hyperlink"/>
@@ -814,7 +814,7 @@
                 <w:noProof/>
                 <w:webHidden/>
               </w:rPr>
-              <w:instrText xml:space="preserve"> PAGEREF _Toc233555459 \h </w:instrText>
+              <w:instrText xml:space="preserve"> PAGEREF _Toc233722445 \h </w:instrText>
             </w:r>
             <w:r>
               <w:rPr>
@@ -834,7 +834,7 @@
                 <w:noProof/>
                 <w:webHidden/>
               </w:rPr>
-              <w:t>9</w:t>
+              <w:t>10</w:t>
             </w:r>
             <w:r>
               <w:rPr>
@@ -859,7 +859,7 @@
               <w14:ligatures w14:val="standardContextual"/>
             </w:rPr>
           </w:pPr>
-          <w:hyperlink w:anchor="_Toc233555460" w:history="1">
+          <w:hyperlink w:anchor="_Toc233722446" w:history="1">
             <w:r>
               <w:rPr>
                 <w:rStyle w:val="Hyperlink"/>
@@ -887,7 +887,7 @@
                 <w:noProof/>
                 <w:webHidden/>
               </w:rPr>
-              <w:instrText xml:space="preserve"> PAGEREF _Toc233555460 \h </w:instrText>
+              <w:instrText xml:space="preserve"> PAGEREF _Toc233722446 \h </w:instrText>
             </w:r>
             <w:r>
               <w:rPr>
@@ -907,7 +907,7 @@
                 <w:noProof/>
                 <w:webHidden/>
               </w:rPr>
-              <w:t>10</w:t>
+              <w:t>11</w:t>
             </w:r>
             <w:r>
               <w:rPr>
@@ -932,7 +932,7 @@
               <w14:ligatures w14:val="standardContextual"/>
             </w:rPr>
           </w:pPr>
-          <w:hyperlink w:anchor="_Toc233555461" w:history="1">
+          <w:hyperlink w:anchor="_Toc233722447" w:history="1">
             <w:r>
               <w:rPr>
                 <w:rStyle w:val="Hyperlink"/>
@@ -960,7 +960,7 @@
                 <w:noProof/>
                 <w:webHidden/>
               </w:rPr>
-              <w:instrText xml:space="preserve"> PAGEREF _Toc233555461 \h </w:instrText>
+              <w:instrText xml:space="preserve"> PAGEREF _Toc233722447 \h </w:instrText>
             </w:r>
             <w:r>
               <w:rPr>
@@ -980,7 +980,7 @@
                 <w:noProof/>
                 <w:webHidden/>
               </w:rPr>
-              <w:t>10</w:t>
+              <w:t>13</w:t>
             </w:r>
             <w:r>
               <w:rPr>
@@ -1005,7 +1005,7 @@
               <w14:ligatures w14:val="standardContextual"/>
             </w:rPr>
           </w:pPr>
-          <w:hyperlink w:anchor="_Toc233555462" w:history="1">
+          <w:hyperlink w:anchor="_Toc233722448" w:history="1">
             <w:r>
               <w:rPr>
                 <w:rStyle w:val="Hyperlink"/>
@@ -1033,7 +1033,7 @@
                 <w:noProof/>
                 <w:webHidden/>
               </w:rPr>
-              <w:instrText xml:space="preserve"> PAGEREF _Toc233555462 \h </w:instrText>
+              <w:instrText xml:space="preserve"> PAGEREF _Toc233722448 \h </w:instrText>
             </w:r>
             <w:r>
               <w:rPr>
@@ -1053,80 +1053,7 @@
                 <w:noProof/>
                 <w:webHidden/>
               </w:rPr>
-              <w:t>13</w:t>
-            </w:r>
-            <w:r>
-              <w:rPr>
-                <w:noProof/>
-                <w:webHidden/>
-              </w:rPr>
-              <w:fldChar w:fldCharType="end"/>
-            </w:r>
-          </w:hyperlink>
-        </w:p>
-        <w:p>
-          <w:pPr>
-            <w:pStyle w:val="TOC2"/>
-            <w:tabs>
-              <w:tab w:val="right" w:leader="dot" w:pos="9350"/>
-            </w:tabs>
-            <w:rPr>
-              <w:noProof/>
-              <w:kern w:val="2"/>
-              <w:sz w:val="24"/>
-              <w:szCs w:val="24"/>
-              <w14:ligatures w14:val="standardContextual"/>
-            </w:rPr>
-          </w:pPr>
-          <w:hyperlink w:anchor="_Toc233555463" w:history="1">
-            <w:r>
-              <w:rPr>
-                <w:rStyle w:val="Hyperlink"/>
-                <w:noProof/>
-                <w:lang w:val="de-DE"/>
-              </w:rPr>
-              <w:t>Twinkle et al: Speckle Rauschen und Elementare CA</w:t>
-            </w:r>
-            <w:r>
-              <w:rPr>
-                <w:noProof/>
-                <w:webHidden/>
-              </w:rPr>
-              <w:tab/>
-            </w:r>
-            <w:r>
-              <w:rPr>
-                <w:noProof/>
-                <w:webHidden/>
-              </w:rPr>
-              <w:fldChar w:fldCharType="begin"/>
-            </w:r>
-            <w:r>
-              <w:rPr>
-                <w:noProof/>
-                <w:webHidden/>
-              </w:rPr>
-              <w:instrText xml:space="preserve"> PAGEREF _Toc233555463 \h </w:instrText>
-            </w:r>
-            <w:r>
-              <w:rPr>
-                <w:noProof/>
-                <w:webHidden/>
-              </w:rPr>
-            </w:r>
-            <w:r>
-              <w:rPr>
-                <w:noProof/>
-                <w:webHidden/>
-              </w:rPr>
-              <w:fldChar w:fldCharType="separate"/>
-            </w:r>
-            <w:r>
-              <w:rPr>
-                <w:noProof/>
-                <w:webHidden/>
-              </w:rPr>
-              <w:t>13</w:t>
+              <w:t>14</w:t>
             </w:r>
             <w:r>
               <w:rPr>
@@ -1151,7 +1078,7 @@
               <w14:ligatures w14:val="standardContextual"/>
             </w:rPr>
           </w:pPr>
-          <w:hyperlink w:anchor="_Toc233555464" w:history="1">
+          <w:hyperlink w:anchor="_Toc233722449" w:history="1">
             <w:r>
               <w:rPr>
                 <w:rStyle w:val="Hyperlink"/>
@@ -1179,7 +1106,7 @@
                 <w:noProof/>
                 <w:webHidden/>
               </w:rPr>
-              <w:instrText xml:space="preserve"> PAGEREF _Toc233555464 \h </w:instrText>
+              <w:instrText xml:space="preserve"> PAGEREF _Toc233722449 \h </w:instrText>
             </w:r>
             <w:r>
               <w:rPr>
@@ -1199,7 +1126,7 @@
                 <w:noProof/>
                 <w:webHidden/>
               </w:rPr>
-              <w:t>13</w:t>
+              <w:t>15</w:t>
             </w:r>
             <w:r>
               <w:rPr>
@@ -1224,7 +1151,7 @@
               <w14:ligatures w14:val="standardContextual"/>
             </w:rPr>
           </w:pPr>
-          <w:hyperlink w:anchor="_Toc233555465" w:history="1">
+          <w:hyperlink w:anchor="_Toc233722450" w:history="1">
             <w:r>
               <w:rPr>
                 <w:rStyle w:val="Hyperlink"/>
@@ -1252,7 +1179,7 @@
                 <w:noProof/>
                 <w:webHidden/>
               </w:rPr>
-              <w:instrText xml:space="preserve"> PAGEREF _Toc233555465 \h </w:instrText>
+              <w:instrText xml:space="preserve"> PAGEREF _Toc233722450 \h </w:instrText>
             </w:r>
             <w:r>
               <w:rPr>
@@ -1272,7 +1199,7 @@
                 <w:noProof/>
                 <w:webHidden/>
               </w:rPr>
-              <w:t>13</w:t>
+              <w:t>15</w:t>
             </w:r>
             <w:r>
               <w:rPr>
@@ -1297,7 +1224,7 @@
               <w14:ligatures w14:val="standardContextual"/>
             </w:rPr>
           </w:pPr>
-          <w:hyperlink w:anchor="_Toc233555466" w:history="1">
+          <w:hyperlink w:anchor="_Toc233722451" w:history="1">
             <w:r>
               <w:rPr>
                 <w:rStyle w:val="Hyperlink"/>
@@ -1325,7 +1252,7 @@
                 <w:noProof/>
                 <w:webHidden/>
               </w:rPr>
-              <w:instrText xml:space="preserve"> PAGEREF _Toc233555466 \h </w:instrText>
+              <w:instrText xml:space="preserve"> PAGEREF _Toc233722451 \h </w:instrText>
             </w:r>
             <w:r>
               <w:rPr>
@@ -1345,7 +1272,7 @@
                 <w:noProof/>
                 <w:webHidden/>
               </w:rPr>
-              <w:t>14</w:t>
+              <w:t>15</w:t>
             </w:r>
             <w:r>
               <w:rPr>
@@ -1380,7 +1307,7 @@
           <w:lang w:val="de-DE"/>
         </w:rPr>
       </w:pPr>
-      <w:bookmarkStart w:id="0" w:name="_Toc233555449"/>
+      <w:bookmarkStart w:id="0" w:name="_Toc233722435"/>
       <w:r>
         <w:rPr>
           <w:lang w:val="de-DE"/>
@@ -1404,7 +1331,7 @@
           <w:lang w:val="de-DE"/>
         </w:rPr>
       </w:pPr>
-      <w:bookmarkStart w:id="1" w:name="_Toc233555450"/>
+      <w:bookmarkStart w:id="1" w:name="_Toc233722436"/>
       <w:r>
         <w:rPr>
           <w:lang w:val="de-DE"/>
@@ -1481,7 +1408,7 @@
           <w:lang w:val="de-DE"/>
         </w:rPr>
       </w:pPr>
-      <w:bookmarkStart w:id="2" w:name="_Toc233555451"/>
+      <w:bookmarkStart w:id="2" w:name="_Toc233722437"/>
       <w:r>
         <w:rPr>
           <w:lang w:val="de-DE"/>
@@ -2616,7 +2543,7 @@
           <w:lang w:val="de-DE"/>
         </w:rPr>
       </w:pPr>
-      <w:bookmarkStart w:id="3" w:name="_Toc233555452"/>
+      <w:bookmarkStart w:id="3" w:name="_Toc233722438"/>
       <w:r>
         <w:rPr>
           <w:lang w:val="de-DE"/>
@@ -2853,7 +2780,19 @@
         <w:rPr>
           <w:lang w:val="de-DE"/>
         </w:rPr>
-        <w:t xml:space="preserve">r Rauschart wurde bei der Recherche am meisten aufgefunden </w:t>
+        <w:t xml:space="preserve">r Rauschart </w:t>
+      </w:r>
+      <w:r>
+        <w:rPr>
+          <w:lang w:val="de-DE"/>
+        </w:rPr>
+        <w:t>war in den aufgefunden Werken am meisten vertreten</w:t>
+      </w:r>
+      <w:r>
+        <w:rPr>
+          <w:lang w:val="de-DE"/>
+        </w:rPr>
+        <w:t xml:space="preserve"> </w:t>
       </w:r>
       <w:r>
         <w:rPr>
@@ -3495,54 +3434,6 @@
         </w:rPr>
         <w:t>.</w:t>
       </w:r>
-      <w:r>
-        <w:rPr>
-          <w:lang w:val="de-DE"/>
-        </w:rPr>
-        <w:t xml:space="preserve"> </w:t>
-      </w:r>
-      <w:r>
-        <w:rPr>
-          <w:lang w:val="de-DE"/>
-        </w:rPr>
-        <w:t xml:space="preserve">Der Filter in seiner Grundform </w:t>
-      </w:r>
-      <w:r>
-        <w:rPr>
-          <w:lang w:val="de-DE"/>
-        </w:rPr>
-        <w:t xml:space="preserve">findet wenig </w:t>
-      </w:r>
-      <w:r>
-        <w:rPr>
-          <w:lang w:val="de-DE"/>
-        </w:rPr>
-        <w:t>Verwendung</w:t>
-      </w:r>
-      <w:r>
-        <w:rPr>
-          <w:lang w:val="de-DE"/>
-        </w:rPr>
-        <w:t xml:space="preserve"> in der Praxis, aber stellt ein </w:t>
-      </w:r>
-      <w:r>
-        <w:rPr>
-          <w:lang w:val="de-DE"/>
-        </w:rPr>
-        <w:t>grundlegendes Fundament</w:t>
-      </w:r>
-      <w:r>
-        <w:rPr>
-          <w:lang w:val="de-DE"/>
-        </w:rPr>
-        <w:t xml:space="preserve"> für weiterführende </w:t>
-      </w:r>
-      <w:r>
-        <w:rPr>
-          <w:lang w:val="de-DE"/>
-        </w:rPr>
-        <w:t>Algorithmen und Methoden dar.</w:t>
-      </w:r>
     </w:p>
     <w:p>
       <w:pPr>
@@ -3554,85 +3445,171 @@
         <w:rPr>
           <w:lang w:val="de-DE"/>
         </w:rPr>
-        <w:t xml:space="preserve">Der Median-Filter </w:t>
-      </w:r>
-      <w:r>
-        <w:rPr>
-          <w:lang w:val="de-DE"/>
-        </w:rPr>
-        <w:t>basiert auf einem ähnlichen Prinzip</w:t>
-      </w:r>
-      <w:r>
-        <w:rPr>
-          <w:lang w:val="de-DE"/>
-        </w:rPr>
-        <w:t xml:space="preserve">, aber </w:t>
-      </w:r>
-      <w:r>
-        <w:rPr>
-          <w:lang w:val="de-DE"/>
-        </w:rPr>
-        <w:t xml:space="preserve">ersetzt </w:t>
-      </w:r>
-      <w:r>
-        <w:rPr>
-          <w:lang w:val="de-DE"/>
-        </w:rPr>
-        <w:t>den</w:t>
-      </w:r>
-      <w:r>
-        <w:rPr>
-          <w:lang w:val="de-DE"/>
-        </w:rPr>
-        <w:t xml:space="preserve"> Wert</w:t>
-      </w:r>
-      <w:r>
-        <w:rPr>
-          <w:lang w:val="de-DE"/>
-        </w:rPr>
-        <w:t xml:space="preserve"> des betrachteten Pixels</w:t>
-      </w:r>
-      <w:r>
-        <w:rPr>
-          <w:lang w:val="de-DE"/>
-        </w:rPr>
-        <w:t xml:space="preserve"> nicht mit dem Durchschnitt sondern den Median.</w:t>
-      </w:r>
-      <w:r>
-        <w:rPr>
-          <w:lang w:val="de-DE"/>
-        </w:rPr>
-        <w:t xml:space="preserve"> Hierfür </w:t>
-      </w:r>
-      <w:r>
-        <w:rPr>
-          <w:lang w:val="de-DE"/>
-        </w:rPr>
-        <w:t>werden die Pixelwerte numerisch absteigend angeordnet</w:t>
-      </w:r>
-      <w:r>
-        <w:rPr>
-          <w:lang w:val="de-DE"/>
-        </w:rPr>
-        <w:t xml:space="preserve"> und </w:t>
-      </w:r>
-      <w:r>
-        <w:rPr>
-          <w:lang w:val="de-DE"/>
-        </w:rPr>
-        <w:t xml:space="preserve">der Wert des mittleren Pixels in dieser Anordnung stellt den Median dar. Im Falle einer geraden Anzahl an betrachteten Pixeln </w:t>
-      </w:r>
-      <w:r>
-        <w:rPr>
-          <w:lang w:val="de-DE"/>
-        </w:rPr>
-        <w:t>wird</w:t>
-      </w:r>
-      <w:r>
-        <w:rPr>
-          <w:lang w:val="de-DE"/>
-        </w:rPr>
-        <w:t xml:space="preserve"> der Durchschnittswert der mittleren zwei Pixel genutzt.</w:t>
+        <w:t xml:space="preserve">Der Filter </w:t>
+      </w:r>
+      <w:r>
+        <w:rPr>
+          <w:lang w:val="de-DE"/>
+        </w:rPr>
+        <w:t>hat zwar eine gute Zeitkomplexität von</w:t>
+      </w:r>
+      <w:r>
+        <w:rPr>
+          <w:lang w:val="de-DE"/>
+        </w:rPr>
+        <w:t xml:space="preserve"> </w:t>
+      </w:r>
+      <w:r>
+        <w:rPr>
+          <w:lang w:val="de-DE"/>
+        </w:rPr>
+        <w:t>O(N)</w:t>
+      </w:r>
+      <w:r>
+        <w:rPr>
+          <w:lang w:val="de-DE"/>
+        </w:rPr>
+        <w:t xml:space="preserve"> mit </w:t>
+      </w:r>
+      <w:r>
+        <w:rPr>
+          <w:i/>
+          <w:iCs/>
+          <w:lang w:val="de-DE"/>
+        </w:rPr>
+        <w:t>N</w:t>
+      </w:r>
+      <w:r>
+        <w:rPr>
+          <w:lang w:val="de-DE"/>
+        </w:rPr>
+        <w:t xml:space="preserve"> </w:t>
+      </w:r>
+      <w:r>
+        <w:rPr>
+          <w:lang w:val="de-DE"/>
+        </w:rPr>
+        <w:t>Bildpixel</w:t>
+      </w:r>
+      <w:r>
+        <w:rPr>
+          <w:lang w:val="de-DE"/>
+        </w:rPr>
+        <w:t xml:space="preserve"> [Syah et al]</w:t>
+      </w:r>
+      <w:r>
+        <w:rPr>
+          <w:lang w:val="de-DE"/>
+        </w:rPr>
+        <w:t>,</w:t>
+      </w:r>
+      <w:r>
+        <w:rPr>
+          <w:lang w:val="de-DE"/>
+        </w:rPr>
+        <w:t xml:space="preserve"> </w:t>
+      </w:r>
+      <w:r>
+        <w:rPr>
+          <w:lang w:val="de-DE"/>
+        </w:rPr>
+        <w:t>aber findet</w:t>
+      </w:r>
+      <w:r>
+        <w:rPr>
+          <w:lang w:val="de-DE"/>
+        </w:rPr>
+        <w:t xml:space="preserve"> </w:t>
+      </w:r>
+      <w:r>
+        <w:rPr>
+          <w:lang w:val="de-DE"/>
+        </w:rPr>
+        <w:t>in seiner Grundform</w:t>
+      </w:r>
+      <w:r>
+        <w:rPr>
+          <w:lang w:val="de-DE"/>
+        </w:rPr>
+        <w:t xml:space="preserve"> aufgrund seine</w:t>
+      </w:r>
+      <w:r>
+        <w:rPr>
+          <w:lang w:val="de-DE"/>
+        </w:rPr>
+        <w:t>r</w:t>
+      </w:r>
+      <w:r>
+        <w:rPr>
+          <w:lang w:val="de-DE"/>
+        </w:rPr>
+        <w:t xml:space="preserve"> unterdurchschnittlichen Leistung</w:t>
+      </w:r>
+      <w:r>
+        <w:rPr>
+          <w:lang w:val="de-DE"/>
+        </w:rPr>
+        <w:t xml:space="preserve"> </w:t>
+      </w:r>
+      <w:r>
+        <w:rPr>
+          <w:lang w:val="de-DE"/>
+        </w:rPr>
+        <w:t xml:space="preserve">wenig </w:t>
+      </w:r>
+      <w:r>
+        <w:rPr>
+          <w:lang w:val="de-DE"/>
+        </w:rPr>
+        <w:t>Verwendung</w:t>
+      </w:r>
+      <w:r>
+        <w:rPr>
+          <w:lang w:val="de-DE"/>
+        </w:rPr>
+        <w:t xml:space="preserve"> in der Praxis</w:t>
+      </w:r>
+      <w:r>
+        <w:rPr>
+          <w:lang w:val="de-DE"/>
+        </w:rPr>
+        <w:t>. Jedoch</w:t>
+      </w:r>
+      <w:r>
+        <w:rPr>
+          <w:lang w:val="de-DE"/>
+        </w:rPr>
+        <w:t xml:space="preserve"> stellt</w:t>
+      </w:r>
+      <w:r>
+        <w:rPr>
+          <w:lang w:val="de-DE"/>
+        </w:rPr>
+        <w:t xml:space="preserve"> er</w:t>
+      </w:r>
+      <w:r>
+        <w:rPr>
+          <w:lang w:val="de-DE"/>
+        </w:rPr>
+        <w:t xml:space="preserve"> ein </w:t>
+      </w:r>
+      <w:r>
+        <w:rPr>
+          <w:lang w:val="de-DE"/>
+        </w:rPr>
+        <w:t>grundlegendes Fundament</w:t>
+      </w:r>
+      <w:r>
+        <w:rPr>
+          <w:lang w:val="de-DE"/>
+        </w:rPr>
+        <w:t xml:space="preserve"> für weiterführende </w:t>
+      </w:r>
+      <w:r>
+        <w:rPr>
+          <w:lang w:val="de-DE"/>
+        </w:rPr>
+        <w:t>Algorithmen und Methoden dar.</w:t>
       </w:r>
     </w:p>
     <w:p>
@@ -3645,109 +3622,85 @@
         <w:rPr>
           <w:lang w:val="de-DE"/>
         </w:rPr>
-        <w:t xml:space="preserve">Im Gegensatz zum Mean-Filter </w:t>
-      </w:r>
-      <w:r>
-        <w:rPr>
-          <w:lang w:val="de-DE"/>
-        </w:rPr>
-        <w:t>w</w:t>
-      </w:r>
-      <w:r>
-        <w:rPr>
-          <w:lang w:val="de-DE"/>
-        </w:rPr>
-        <w:t xml:space="preserve">ird </w:t>
-      </w:r>
-      <w:r>
-        <w:rPr>
-          <w:lang w:val="de-DE"/>
-        </w:rPr>
-        <w:t xml:space="preserve">hier </w:t>
-      </w:r>
-      <w:r>
-        <w:rPr>
-          <w:lang w:val="de-DE"/>
-        </w:rPr>
-        <w:t xml:space="preserve">Bildklarheit </w:t>
-      </w:r>
-      <w:r>
-        <w:rPr>
-          <w:lang w:val="de-DE"/>
-        </w:rPr>
-        <w:t>weitaus besser erhalten</w:t>
-      </w:r>
-      <w:r>
-        <w:rPr>
-          <w:lang w:val="de-DE"/>
-        </w:rPr>
-        <w:t>. D</w:t>
-      </w:r>
-      <w:r>
-        <w:rPr>
-          <w:lang w:val="de-DE"/>
-        </w:rPr>
-        <w:t xml:space="preserve">er Filter </w:t>
-      </w:r>
-      <w:r>
-        <w:rPr>
-          <w:lang w:val="de-DE"/>
-        </w:rPr>
-        <w:t>erfindet</w:t>
-      </w:r>
-      <w:r>
-        <w:rPr>
-          <w:lang w:val="de-DE"/>
-        </w:rPr>
-        <w:t xml:space="preserve"> keine neuen Pixelwerte</w:t>
-      </w:r>
-      <w:r>
-        <w:rPr>
-          <w:lang w:val="de-DE"/>
-        </w:rPr>
-        <w:t xml:space="preserve"> zur Restauration</w:t>
-      </w:r>
-      <w:r>
-        <w:rPr>
-          <w:lang w:val="de-DE"/>
-        </w:rPr>
-        <w:t>, sondern nutz</w:t>
-      </w:r>
-      <w:r>
-        <w:rPr>
-          <w:lang w:val="de-DE"/>
-        </w:rPr>
-        <w:t>t</w:t>
-      </w:r>
-      <w:r>
-        <w:rPr>
-          <w:lang w:val="de-DE"/>
-        </w:rPr>
-        <w:t xml:space="preserve"> schon vorhandene</w:t>
-      </w:r>
-      <w:r>
-        <w:rPr>
-          <w:lang w:val="de-DE"/>
-        </w:rPr>
-        <w:t xml:space="preserve"> Signale</w:t>
-      </w:r>
-      <w:r>
-        <w:rPr>
-          <w:lang w:val="de-DE"/>
-        </w:rPr>
-        <w:t>, die im Bild auch wirklich auftreten</w:t>
-      </w:r>
-      <w:r>
-        <w:rPr>
-          <w:lang w:val="de-DE"/>
-        </w:rPr>
-        <w:t xml:space="preserve"> und erhöht deren Ähnlichkeit zueinander</w:t>
-      </w:r>
-      <w:r>
-        <w:rPr>
-          <w:lang w:val="de-DE"/>
-        </w:rPr>
-        <w:t>.</w:t>
+        <w:t xml:space="preserve">Der Median-Filter </w:t>
+      </w:r>
+      <w:r>
+        <w:rPr>
+          <w:lang w:val="de-DE"/>
+        </w:rPr>
+        <w:t>basiert auf einem ähnlichen Prinzip</w:t>
+      </w:r>
+      <w:r>
+        <w:rPr>
+          <w:lang w:val="de-DE"/>
+        </w:rPr>
+        <w:t xml:space="preserve">, aber </w:t>
+      </w:r>
+      <w:r>
+        <w:rPr>
+          <w:lang w:val="de-DE"/>
+        </w:rPr>
+        <w:t xml:space="preserve">ersetzt </w:t>
+      </w:r>
+      <w:r>
+        <w:rPr>
+          <w:lang w:val="de-DE"/>
+        </w:rPr>
+        <w:t>den</w:t>
+      </w:r>
+      <w:r>
+        <w:rPr>
+          <w:lang w:val="de-DE"/>
+        </w:rPr>
+        <w:t xml:space="preserve"> Wert</w:t>
+      </w:r>
+      <w:r>
+        <w:rPr>
+          <w:lang w:val="de-DE"/>
+        </w:rPr>
+        <w:t xml:space="preserve"> des betrachteten Pixels</w:t>
+      </w:r>
+      <w:r>
+        <w:rPr>
+          <w:lang w:val="de-DE"/>
+        </w:rPr>
+        <w:t xml:space="preserve"> nicht mit dem Durchschnitt sondern den Median.</w:t>
+      </w:r>
+      <w:r>
+        <w:rPr>
+          <w:lang w:val="de-DE"/>
+        </w:rPr>
+        <w:t xml:space="preserve"> Hierfür </w:t>
+      </w:r>
+      <w:r>
+        <w:rPr>
+          <w:lang w:val="de-DE"/>
+        </w:rPr>
+        <w:t>werden die Pixelwerte numerisch absteigend angeordnet</w:t>
+      </w:r>
+      <w:r>
+        <w:rPr>
+          <w:lang w:val="de-DE"/>
+        </w:rPr>
+        <w:t xml:space="preserve"> und </w:t>
+      </w:r>
+      <w:r>
+        <w:rPr>
+          <w:lang w:val="de-DE"/>
+        </w:rPr>
+        <w:t xml:space="preserve">der Wert des mittleren Pixels in dieser Anordnung stellt den Median dar. Im Falle einer geraden Anzahl an betrachteten Pixeln </w:t>
+      </w:r>
+      <w:r>
+        <w:rPr>
+          <w:lang w:val="de-DE"/>
+        </w:rPr>
+        <w:t>wird</w:t>
+      </w:r>
+      <w:r>
+        <w:rPr>
+          <w:lang w:val="de-DE"/>
+        </w:rPr>
+        <w:t xml:space="preserve"> der Durchschnittswert der mittleren zwei Pixel genutzt.</w:t>
       </w:r>
     </w:p>
     <w:p>
@@ -3760,91 +3713,103 @@
         <w:rPr>
           <w:lang w:val="de-DE"/>
         </w:rPr>
-        <w:t>Dementsprechend ist der Median-Filter besonders effektiv gegen SP</w:t>
-      </w:r>
-      <w:r>
-        <w:rPr>
-          <w:lang w:val="de-DE"/>
-        </w:rPr>
-        <w:t>N</w:t>
-      </w:r>
-      <w:r>
-        <w:rPr>
-          <w:lang w:val="de-DE"/>
-        </w:rPr>
-        <w:t>, indem er korrupte Pixel indirekt durch sein Ausfiltern erkennt und überschreibt</w:t>
-      </w:r>
-      <w:r>
-        <w:rPr>
-          <w:lang w:val="de-DE"/>
-        </w:rPr>
-        <w:t>. Er</w:t>
-      </w:r>
-      <w:r>
-        <w:rPr>
-          <w:lang w:val="de-DE"/>
-        </w:rPr>
-        <w:t xml:space="preserve"> </w:t>
-      </w:r>
-      <w:r>
-        <w:rPr>
-          <w:lang w:val="de-DE"/>
-        </w:rPr>
-        <w:t>scheitert jedoch</w:t>
-      </w:r>
-      <w:r>
-        <w:rPr>
-          <w:lang w:val="de-DE"/>
-        </w:rPr>
-        <w:t xml:space="preserve">, wenn </w:t>
-      </w:r>
-      <w:r>
-        <w:rPr>
-          <w:lang w:val="de-DE"/>
-        </w:rPr>
-        <w:t>bei hoher Rauschdichte</w:t>
-      </w:r>
-      <w:r>
-        <w:rPr>
-          <w:lang w:val="de-DE"/>
-        </w:rPr>
-        <w:t xml:space="preserve">, da es </w:t>
-      </w:r>
-      <w:r>
-        <w:rPr>
-          <w:lang w:val="de-DE"/>
-        </w:rPr>
-        <w:t>nicht genügend</w:t>
-      </w:r>
-      <w:r>
-        <w:rPr>
-          <w:lang w:val="de-DE"/>
-        </w:rPr>
-        <w:t xml:space="preserve"> </w:t>
-      </w:r>
-      <w:r>
-        <w:rPr>
-          <w:lang w:val="de-DE"/>
-        </w:rPr>
-        <w:t xml:space="preserve">saubere Pixel gibt, die als </w:t>
-      </w:r>
-      <w:r>
-        <w:rPr>
-          <w:lang w:val="de-DE"/>
-        </w:rPr>
-        <w:t>Richtwer</w:t>
-      </w:r>
-      <w:r>
-        <w:rPr>
-          <w:lang w:val="de-DE"/>
-        </w:rPr>
-        <w:t>t zur Restauration genutzt werden</w:t>
-      </w:r>
-      <w:r>
-        <w:rPr>
-          <w:lang w:val="de-DE"/>
-        </w:rPr>
-        <w:t xml:space="preserve"> können</w:t>
+        <w:t xml:space="preserve">Im Gegensatz zum Mean-Filter </w:t>
+      </w:r>
+      <w:r>
+        <w:rPr>
+          <w:lang w:val="de-DE"/>
+        </w:rPr>
+        <w:t>w</w:t>
+      </w:r>
+      <w:r>
+        <w:rPr>
+          <w:lang w:val="de-DE"/>
+        </w:rPr>
+        <w:t xml:space="preserve">ird </w:t>
+      </w:r>
+      <w:r>
+        <w:rPr>
+          <w:lang w:val="de-DE"/>
+        </w:rPr>
+        <w:t xml:space="preserve">hier </w:t>
+      </w:r>
+      <w:r>
+        <w:rPr>
+          <w:lang w:val="de-DE"/>
+        </w:rPr>
+        <w:t xml:space="preserve">Bildklarheit </w:t>
+      </w:r>
+      <w:r>
+        <w:rPr>
+          <w:lang w:val="de-DE"/>
+        </w:rPr>
+        <w:t>weitaus besser erhalten</w:t>
+      </w:r>
+      <w:r>
+        <w:rPr>
+          <w:lang w:val="de-DE"/>
+        </w:rPr>
+        <w:t>. D</w:t>
+      </w:r>
+      <w:r>
+        <w:rPr>
+          <w:lang w:val="de-DE"/>
+        </w:rPr>
+        <w:t xml:space="preserve">er Filter </w:t>
+      </w:r>
+      <w:r>
+        <w:rPr>
+          <w:lang w:val="de-DE"/>
+        </w:rPr>
+        <w:t>erfindet</w:t>
+      </w:r>
+      <w:r>
+        <w:rPr>
+          <w:lang w:val="de-DE"/>
+        </w:rPr>
+        <w:t xml:space="preserve"> keine neuen Pixelwerte</w:t>
+      </w:r>
+      <w:r>
+        <w:rPr>
+          <w:lang w:val="de-DE"/>
+        </w:rPr>
+        <w:t xml:space="preserve"> zur Restauration</w:t>
+      </w:r>
+      <w:r>
+        <w:rPr>
+          <w:lang w:val="de-DE"/>
+        </w:rPr>
+        <w:t>, sondern nutz</w:t>
+      </w:r>
+      <w:r>
+        <w:rPr>
+          <w:lang w:val="de-DE"/>
+        </w:rPr>
+        <w:t>t</w:t>
+      </w:r>
+      <w:r>
+        <w:rPr>
+          <w:lang w:val="de-DE"/>
+        </w:rPr>
+        <w:t xml:space="preserve"> schon vorhandene</w:t>
+      </w:r>
+      <w:r>
+        <w:rPr>
+          <w:lang w:val="de-DE"/>
+        </w:rPr>
+        <w:t xml:space="preserve"> Signale</w:t>
+      </w:r>
+      <w:r>
+        <w:rPr>
+          <w:lang w:val="de-DE"/>
+        </w:rPr>
+        <w:t>, die im Bild auch wirklich auftreten</w:t>
+      </w:r>
+      <w:r>
+        <w:rPr>
+          <w:lang w:val="de-DE"/>
+        </w:rPr>
+        <w:t xml:space="preserve"> und erhöht deren Ähnlichkeit zueinander</w:t>
       </w:r>
       <w:r>
         <w:rPr>
@@ -3863,61 +3828,97 @@
         <w:rPr>
           <w:lang w:val="de-DE"/>
         </w:rPr>
-        <w:t>Um dem</w:t>
-      </w:r>
-      <w:r>
-        <w:rPr>
-          <w:lang w:val="de-DE"/>
-        </w:rPr>
-        <w:t xml:space="preserve"> etwas</w:t>
-      </w:r>
-      <w:r>
-        <w:rPr>
-          <w:lang w:val="de-DE"/>
-        </w:rPr>
-        <w:t xml:space="preserve"> entgegenzuwirken, kann das Betrachtungsfenster vergrößert werden, was jedoch zu Detailverlust führt</w:t>
+        <w:t>Dementsprechend ist der Median-Filter besonders effektiv gegen SP</w:t>
+      </w:r>
+      <w:r>
+        <w:rPr>
+          <w:lang w:val="de-DE"/>
+        </w:rPr>
+        <w:t>N</w:t>
+      </w:r>
+      <w:r>
+        <w:rPr>
+          <w:lang w:val="de-DE"/>
+        </w:rPr>
+        <w:t>, indem er korrupte Pixel indirekt durch sein Ausfiltern erkennt und überschreibt</w:t>
+      </w:r>
+      <w:r>
+        <w:rPr>
+          <w:lang w:val="de-DE"/>
+        </w:rPr>
+        <w:t>. Er</w:t>
+      </w:r>
+      <w:r>
+        <w:rPr>
+          <w:lang w:val="de-DE"/>
+        </w:rPr>
+        <w:t xml:space="preserve"> </w:t>
+      </w:r>
+      <w:r>
+        <w:rPr>
+          <w:lang w:val="de-DE"/>
+        </w:rPr>
+        <w:t>scheitert jedoch</w:t>
+      </w:r>
+      <w:r>
+        <w:rPr>
+          <w:lang w:val="de-DE"/>
+        </w:rPr>
+        <w:t xml:space="preserve">, wenn </w:t>
+      </w:r>
+      <w:r>
+        <w:rPr>
+          <w:lang w:val="de-DE"/>
+        </w:rPr>
+        <w:t>bei hoher Rauschdichte</w:t>
+      </w:r>
+      <w:r>
+        <w:rPr>
+          <w:lang w:val="de-DE"/>
+        </w:rPr>
+        <w:t xml:space="preserve">, da es </w:t>
+      </w:r>
+      <w:r>
+        <w:rPr>
+          <w:lang w:val="de-DE"/>
+        </w:rPr>
+        <w:t>nicht genügend</w:t>
+      </w:r>
+      <w:r>
+        <w:rPr>
+          <w:lang w:val="de-DE"/>
+        </w:rPr>
+        <w:t xml:space="preserve"> </w:t>
+      </w:r>
+      <w:r>
+        <w:rPr>
+          <w:lang w:val="de-DE"/>
+        </w:rPr>
+        <w:t xml:space="preserve">saubere Pixel gibt, die als </w:t>
+      </w:r>
+      <w:r>
+        <w:rPr>
+          <w:lang w:val="de-DE"/>
+        </w:rPr>
+        <w:t>Richtwer</w:t>
+      </w:r>
+      <w:r>
+        <w:rPr>
+          <w:lang w:val="de-DE"/>
+        </w:rPr>
+        <w:t>t zur Restauration genutzt werden</w:t>
+      </w:r>
+      <w:r>
+        <w:rPr>
+          <w:lang w:val="de-DE"/>
+        </w:rPr>
+        <w:t xml:space="preserve"> können</w:t>
       </w:r>
       <w:r>
         <w:rPr>
           <w:lang w:val="de-DE"/>
         </w:rPr>
         <w:t>.</w:t>
-      </w:r>
-      <w:r>
-        <w:rPr>
-          <w:lang w:val="de-DE"/>
-        </w:rPr>
-        <w:t xml:space="preserve"> Zudem ist die Effektivität von dieser Methode stark begrenzt</w:t>
-      </w:r>
-      <w:r>
-        <w:rPr>
-          <w:lang w:val="de-DE"/>
-        </w:rPr>
-        <w:t xml:space="preserve"> und trägt zu einem weiteren Prooblem bei</w:t>
-      </w:r>
-      <w:r>
-        <w:rPr>
-          <w:lang w:val="de-DE"/>
-        </w:rPr>
-        <w:t>.</w:t>
-      </w:r>
-      <w:r>
-        <w:rPr>
-          <w:lang w:val="de-DE"/>
-        </w:rPr>
-        <w:t xml:space="preserve"> </w:t>
-      </w:r>
-      <w:r>
-        <w:rPr>
-          <w:lang w:val="de-DE"/>
-        </w:rPr>
-        <w:t>Denn e</w:t>
-      </w:r>
-      <w:r>
-        <w:rPr>
-          <w:lang w:val="de-DE"/>
-        </w:rPr>
-        <w:t>in weiterer Nachteil stellt das Sortieren der Pixelwerte dar, was hohe rechnerische Kosten mit sich bringt, die nur bedingt reduziert werden können.</w:t>
       </w:r>
     </w:p>
     <w:p>
@@ -3930,13 +3931,130 @@
         <w:rPr>
           <w:lang w:val="de-DE"/>
         </w:rPr>
-        <w:t xml:space="preserve">Was beiden Filtern als Problem zugrunde liegt, ist </w:t>
-      </w:r>
-      <w:r>
-        <w:rPr>
-          <w:lang w:val="de-DE"/>
-        </w:rPr>
-        <w:t>der Ansatz, alle Pixel</w:t>
+        <w:t>Um dem</w:t>
+      </w:r>
+      <w:r>
+        <w:rPr>
+          <w:lang w:val="de-DE"/>
+        </w:rPr>
+        <w:t xml:space="preserve"> etwas</w:t>
+      </w:r>
+      <w:r>
+        <w:rPr>
+          <w:lang w:val="de-DE"/>
+        </w:rPr>
+        <w:t xml:space="preserve"> entgegenzuwirken, kann das Betrachtungsfenster vergrößert werden, was jedoch zu Detailverlust führt</w:t>
+      </w:r>
+      <w:r>
+        <w:rPr>
+          <w:lang w:val="de-DE"/>
+        </w:rPr>
+        <w:t>.</w:t>
+      </w:r>
+      <w:r>
+        <w:rPr>
+          <w:lang w:val="de-DE"/>
+        </w:rPr>
+        <w:t xml:space="preserve"> Zudem ist die Effektivität von dieser Methode stark begrenzt</w:t>
+      </w:r>
+      <w:r>
+        <w:rPr>
+          <w:lang w:val="de-DE"/>
+        </w:rPr>
+        <w:t xml:space="preserve"> und trägt zu einem weiteren Problem bei</w:t>
+      </w:r>
+      <w:r>
+        <w:rPr>
+          <w:lang w:val="de-DE"/>
+        </w:rPr>
+        <w:t xml:space="preserve">, denn der Median Filter weißt eine Zeitkomplexität von </w:t>
+      </w:r>
+      <w:r>
+        <w:rPr>
+          <w:lang w:val="de-DE"/>
+        </w:rPr>
+        <w:t>O(</w:t>
+      </w:r>
+      <m:oMath>
+        <m:r>
+          <w:rPr>
+            <w:rFonts w:ascii="Cambria Math" w:hAnsi="Cambria Math"/>
+            <w:lang w:val="de-DE"/>
+          </w:rPr>
+          <m:t>N*</m:t>
+        </m:r>
+        <m:sSup>
+          <m:sSupPr>
+            <m:ctrlPr>
+              <w:rPr>
+                <w:rFonts w:ascii="Cambria Math" w:hAnsi="Cambria Math"/>
+                <w:i/>
+                <w:lang w:val="de-DE"/>
+              </w:rPr>
+            </m:ctrlPr>
+          </m:sSupPr>
+          <m:e>
+            <m:r>
+              <w:rPr>
+                <w:rFonts w:ascii="Cambria Math" w:hAnsi="Cambria Math"/>
+                <w:lang w:val="de-DE"/>
+              </w:rPr>
+              <m:t>r</m:t>
+            </m:r>
+          </m:e>
+          <m:sup>
+            <m:r>
+              <w:rPr>
+                <w:rFonts w:ascii="Cambria Math" w:hAnsi="Cambria Math"/>
+                <w:lang w:val="de-DE"/>
+              </w:rPr>
+              <m:t>2</m:t>
+            </m:r>
+          </m:sup>
+        </m:sSup>
+        <m:func>
+          <m:funcPr>
+            <m:ctrlPr>
+              <w:rPr>
+                <w:rFonts w:ascii="Cambria Math" w:hAnsi="Cambria Math"/>
+                <w:lang w:val="de-DE"/>
+              </w:rPr>
+            </m:ctrlPr>
+          </m:funcPr>
+          <m:fName>
+            <m:r>
+              <m:rPr>
+                <m:sty m:val="p"/>
+              </m:rPr>
+              <w:rPr>
+                <w:rFonts w:ascii="Cambria Math" w:hAnsi="Cambria Math"/>
+                <w:lang w:val="de-DE"/>
+              </w:rPr>
+              <m:t>log</m:t>
+            </m:r>
+          </m:fName>
+          <m:e>
+            <m:r>
+              <w:rPr>
+                <w:rFonts w:ascii="Cambria Math" w:hAnsi="Cambria Math"/>
+                <w:lang w:val="de-DE"/>
+              </w:rPr>
+              <m:t>r</m:t>
+            </m:r>
+          </m:e>
+        </m:func>
+      </m:oMath>
+      <w:r>
+        <w:rPr>
+          <w:lang w:val="de-DE"/>
+        </w:rPr>
+        <w:t>)</w:t>
+      </w:r>
+      <w:r>
+        <w:rPr>
+          <w:lang w:val="de-DE"/>
+        </w:rPr>
+        <w:t>, wobei</w:t>
       </w:r>
       <w:r>
         <w:rPr>
@@ -3946,21 +4064,85 @@
       </w:r>
       <w:r>
         <w:rPr>
-          <w:lang w:val="de-DE"/>
-        </w:rPr>
-        <w:t>gleichermaßen abzuhandeln und zu ersetzen</w:t>
-      </w:r>
-      <w:r>
-        <w:rPr>
-          <w:lang w:val="de-DE"/>
-        </w:rPr>
-        <w:t xml:space="preserve">, ungeachtet, ob diese vom Bildrauschen betroffen </w:t>
-      </w:r>
-      <w:r>
-        <w:rPr>
-          <w:lang w:val="de-DE"/>
-        </w:rPr>
-        <w:t>sind oder nicht.</w:t>
+          <w:i/>
+          <w:iCs/>
+          <w:lang w:val="de-DE"/>
+        </w:rPr>
+        <w:t xml:space="preserve">N </w:t>
+      </w:r>
+      <w:r>
+        <w:rPr>
+          <w:lang w:val="de-DE"/>
+        </w:rPr>
+        <w:t>erneut die Pixelanzahl und</w:t>
+      </w:r>
+      <w:r>
+        <w:rPr>
+          <w:lang w:val="de-DE"/>
+        </w:rPr>
+        <w:t xml:space="preserve"> </w:t>
+      </w:r>
+      <w:r>
+        <w:rPr>
+          <w:i/>
+          <w:iCs/>
+          <w:lang w:val="de-DE"/>
+        </w:rPr>
+        <w:t>r</w:t>
+      </w:r>
+      <w:r>
+        <w:rPr>
+          <w:lang w:val="de-DE"/>
+        </w:rPr>
+        <w:t xml:space="preserve"> die</w:t>
+      </w:r>
+      <w:r>
+        <w:rPr>
+          <w:lang w:val="de-DE"/>
+        </w:rPr>
+        <w:t xml:space="preserve"> betrachtete</w:t>
+      </w:r>
+      <w:r>
+        <w:rPr>
+          <w:lang w:val="de-DE"/>
+        </w:rPr>
+        <w:t xml:space="preserve"> Fenstergröße denotiert</w:t>
+      </w:r>
+      <w:r>
+        <w:rPr>
+          <w:lang w:val="de-DE"/>
+        </w:rPr>
+        <w:t xml:space="preserve"> [Perreault]</w:t>
+      </w:r>
+      <w:r>
+        <w:rPr>
+          <w:lang w:val="de-DE"/>
+        </w:rPr>
+        <w:t>.</w:t>
+      </w:r>
+      <w:r>
+        <w:rPr>
+          <w:lang w:val="de-DE"/>
+        </w:rPr>
+        <w:t xml:space="preserve"> Dementsprechend </w:t>
+      </w:r>
+      <w:r>
+        <w:rPr>
+          <w:lang w:val="de-DE"/>
+        </w:rPr>
+        <w:t xml:space="preserve">skaliert die Laufzeit des Filters direkt </w:t>
+      </w:r>
+      <w:r>
+        <w:rPr>
+          <w:lang w:val="de-DE"/>
+        </w:rPr>
+        <w:t xml:space="preserve">mit der Größe des Bildes </w:t>
+      </w:r>
+      <w:r>
+        <w:rPr>
+          <w:lang w:val="de-DE"/>
+        </w:rPr>
+        <w:t>und der Größe des Fenters.</w:t>
       </w:r>
     </w:p>
     <w:p>
@@ -3973,13 +4155,13 @@
         <w:rPr>
           <w:lang w:val="de-DE"/>
         </w:rPr>
-        <w:t xml:space="preserve">Dennoch </w:t>
-      </w:r>
-      <w:r>
-        <w:rPr>
-          <w:lang w:val="de-DE"/>
-        </w:rPr>
-        <w:t>wird</w:t>
+        <w:t xml:space="preserve">Was beiden Filtern als Problem zugrunde liegt, ist </w:t>
+      </w:r>
+      <w:r>
+        <w:rPr>
+          <w:lang w:val="de-DE"/>
+        </w:rPr>
+        <w:t>der Ansatz, alle Pixel</w:t>
       </w:r>
       <w:r>
         <w:rPr>
@@ -3991,83 +4173,126 @@
         <w:rPr>
           <w:lang w:val="de-DE"/>
         </w:rPr>
-        <w:t>insbesondere der</w:t>
-      </w:r>
-      <w:r>
-        <w:rPr>
-          <w:lang w:val="de-DE"/>
-        </w:rPr>
-        <w:t xml:space="preserve"> Median Filter meist als Maßstab</w:t>
-      </w:r>
-      <w:r>
-        <w:rPr>
-          <w:lang w:val="de-DE"/>
-        </w:rPr>
-        <w:t xml:space="preserve"> von</w:t>
-      </w:r>
-      <w:r>
-        <w:rPr>
-          <w:lang w:val="de-DE"/>
-        </w:rPr>
-        <w:t xml:space="preserve"> effektive</w:t>
-      </w:r>
-      <w:r>
-        <w:rPr>
-          <w:lang w:val="de-DE"/>
-        </w:rPr>
-        <w:t>r</w:t>
-      </w:r>
-      <w:r>
-        <w:rPr>
-          <w:lang w:val="de-DE"/>
-        </w:rPr>
-        <w:t xml:space="preserve"> SPN-Bereinigung</w:t>
-      </w:r>
-      <w:r>
-        <w:rPr>
-          <w:lang w:val="de-DE"/>
-        </w:rPr>
-        <w:t xml:space="preserve"> bei niedrigem Bildrauschen</w:t>
-      </w:r>
-      <w:r>
-        <w:rPr>
-          <w:lang w:val="de-DE"/>
-        </w:rPr>
-        <w:t xml:space="preserve"> genutzt</w:t>
-      </w:r>
-      <w:r>
-        <w:rPr>
-          <w:lang w:val="de-DE"/>
-        </w:rPr>
-        <w:t xml:space="preserve"> und wurde auch in den meisten hier betrachteten </w:t>
-      </w:r>
-      <w:r>
-        <w:rPr>
-          <w:lang w:val="de-DE"/>
-        </w:rPr>
-        <w:t>Werken</w:t>
-      </w:r>
-      <w:r>
-        <w:rPr>
-          <w:lang w:val="de-DE"/>
-        </w:rPr>
-        <w:t xml:space="preserve"> zum Vergleich herangezogen</w:t>
-      </w:r>
-      <w:r>
-        <w:rPr>
-          <w:lang w:val="de-DE"/>
-        </w:rPr>
-        <w:t>.</w:t>
+        <w:t>gleichermaßen abzuhandeln und zu ersetzen</w:t>
+      </w:r>
+      <w:r>
+        <w:rPr>
+          <w:lang w:val="de-DE"/>
+        </w:rPr>
+        <w:t xml:space="preserve">, ungeachtet, ob diese vom Bildrauschen betroffen </w:t>
+      </w:r>
+      <w:r>
+        <w:rPr>
+          <w:lang w:val="de-DE"/>
+        </w:rPr>
+        <w:t>sind oder nicht.</w:t>
       </w:r>
     </w:p>
     <w:p>
       <w:pPr>
+        <w:rPr>
+          <w:lang w:val="de-DE"/>
+        </w:rPr>
+      </w:pPr>
+      <w:r>
+        <w:rPr>
+          <w:lang w:val="de-DE"/>
+        </w:rPr>
+        <w:t xml:space="preserve">Dennoch </w:t>
+      </w:r>
+      <w:r>
+        <w:rPr>
+          <w:lang w:val="de-DE"/>
+        </w:rPr>
+        <w:t>wird</w:t>
+      </w:r>
+      <w:r>
+        <w:rPr>
+          <w:lang w:val="de-DE"/>
+        </w:rPr>
+        <w:t xml:space="preserve"> </w:t>
+      </w:r>
+      <w:r>
+        <w:rPr>
+          <w:lang w:val="de-DE"/>
+        </w:rPr>
+        <w:t>insbesondere der</w:t>
+      </w:r>
+      <w:r>
+        <w:rPr>
+          <w:lang w:val="de-DE"/>
+        </w:rPr>
+        <w:t xml:space="preserve"> Median Filter meist als Maßstab</w:t>
+      </w:r>
+      <w:r>
+        <w:rPr>
+          <w:lang w:val="de-DE"/>
+        </w:rPr>
+        <w:t xml:space="preserve"> von</w:t>
+      </w:r>
+      <w:r>
+        <w:rPr>
+          <w:lang w:val="de-DE"/>
+        </w:rPr>
+        <w:t xml:space="preserve"> effektive</w:t>
+      </w:r>
+      <w:r>
+        <w:rPr>
+          <w:lang w:val="de-DE"/>
+        </w:rPr>
+        <w:t>r</w:t>
+      </w:r>
+      <w:r>
+        <w:rPr>
+          <w:lang w:val="de-DE"/>
+        </w:rPr>
+        <w:t xml:space="preserve"> SPN-Bereinigung</w:t>
+      </w:r>
+      <w:r>
+        <w:rPr>
+          <w:lang w:val="de-DE"/>
+        </w:rPr>
+        <w:t xml:space="preserve"> bei niedrigem Bildrauschen</w:t>
+      </w:r>
+      <w:r>
+        <w:rPr>
+          <w:lang w:val="de-DE"/>
+        </w:rPr>
+        <w:t xml:space="preserve"> genutzt</w:t>
+      </w:r>
+      <w:r>
+        <w:rPr>
+          <w:lang w:val="de-DE"/>
+        </w:rPr>
+        <w:t xml:space="preserve"> und wurde auch in den meisten hier betrachteten </w:t>
+      </w:r>
+      <w:r>
+        <w:rPr>
+          <w:lang w:val="de-DE"/>
+        </w:rPr>
+        <w:t>Werken</w:t>
+      </w:r>
+      <w:r>
+        <w:rPr>
+          <w:lang w:val="de-DE"/>
+        </w:rPr>
+        <w:t xml:space="preserve"> zum Vergleich herangezogen</w:t>
+      </w:r>
+      <w:r>
+        <w:rPr>
+          <w:lang w:val="de-DE"/>
+        </w:rPr>
+        <w:t>.</w:t>
+      </w:r>
+    </w:p>
+    <w:p>
+      <w:pPr>
         <w:pStyle w:val="Heading1"/>
         <w:rPr>
           <w:lang w:val="de-DE"/>
         </w:rPr>
       </w:pPr>
-      <w:bookmarkStart w:id="4" w:name="_Toc233555453"/>
+      <w:bookmarkStart w:id="4" w:name="_Toc233722439"/>
       <w:r>
         <w:rPr>
           <w:lang w:val="de-DE"/>
@@ -4764,6 +4989,18 @@
         <w:rPr>
           <w:lang w:val="de-DE"/>
         </w:rPr>
+        <w:t xml:space="preserve"> und </w:t>
+      </w:r>
+      <w:r>
+        <w:rPr>
+          <w:lang w:val="de-DE"/>
+        </w:rPr>
+        <w:t>-verzerrungen</w:t>
+      </w:r>
+      <w:r>
+        <w:rPr>
+          <w:lang w:val="de-DE"/>
+        </w:rPr>
         <w:t xml:space="preserve">, über 30 dB </w:t>
       </w:r>
       <w:r>
@@ -4789,6 +5026,24 @@
           <w:lang w:val="de-DE"/>
         </w:rPr>
         <w:t xml:space="preserve"> [KongChoi]</w:t>
+      </w:r>
+      <w:r>
+        <w:rPr>
+          <w:lang w:val="de-DE"/>
+        </w:rPr>
+        <w:t xml:space="preserve"> [MetricGate</w:t>
+      </w:r>
+      <w:r>
+        <w:rPr>
+          <w:lang w:val="de-DE"/>
+        </w:rPr>
+        <w:t>, PSNR</w:t>
+      </w:r>
+      <w:r>
+        <w:rPr>
+          <w:lang w:val="de-DE"/>
+        </w:rPr>
+        <w:t>]</w:t>
       </w:r>
       <w:r>
         <w:rPr>
@@ -4875,7 +5130,19 @@
         <w:rPr>
           <w:lang w:val="de-DE"/>
         </w:rPr>
-        <w:t>[Wang et al]</w:t>
+        <w:t>[</w:t>
+      </w:r>
+      <w:r>
+        <w:rPr>
+          <w:lang w:val="de-DE"/>
+        </w:rPr>
+        <w:t>W</w:t>
+      </w:r>
+      <w:r>
+        <w:rPr>
+          <w:lang w:val="de-DE"/>
+        </w:rPr>
+        <w:t>]</w:t>
       </w:r>
       <w:r>
         <w:rPr>
@@ -5660,7 +5927,19 @@
         <w:rPr>
           <w:lang w:val="de-DE"/>
         </w:rPr>
-        <w:t>Der Ergebniswert liegt dann zwischen 0 und 1</w:t>
+        <w:t xml:space="preserve">Der Ergebniswert liegt dann zwischen </w:t>
+      </w:r>
+      <w:r>
+        <w:rPr>
+          <w:lang w:val="de-DE"/>
+        </w:rPr>
+        <w:t>-1</w:t>
+      </w:r>
+      <w:r>
+        <w:rPr>
+          <w:lang w:val="de-DE"/>
+        </w:rPr>
+        <w:t xml:space="preserve"> und 1</w:t>
       </w:r>
       <w:r>
         <w:rPr>
@@ -5721,55 +6000,127 @@
         <w:rPr>
           <w:lang w:val="de-DE"/>
         </w:rPr>
-        <w:t>Der SSIM berücksichtigt bei seiner Berechnung</w:t>
-      </w:r>
-      <w:r>
-        <w:rPr>
-          <w:lang w:val="de-DE"/>
-        </w:rPr>
-        <w:t xml:space="preserve"> strukturelle Information wie Lumin</w:t>
-      </w:r>
-      <w:r>
-        <w:rPr>
-          <w:lang w:val="de-DE"/>
-        </w:rPr>
-        <w:t>a</w:t>
-      </w:r>
-      <w:r>
-        <w:rPr>
-          <w:lang w:val="de-DE"/>
-        </w:rPr>
-        <w:t>nz</w:t>
-      </w:r>
-      <w:r>
-        <w:rPr>
-          <w:lang w:val="de-DE"/>
-        </w:rPr>
-        <w:t>, Kontrast und Textur</w:t>
-      </w:r>
-      <w:r>
-        <w:rPr>
-          <w:lang w:val="de-DE"/>
-        </w:rPr>
-        <w:t xml:space="preserve">, welche maßgebend für </w:t>
-      </w:r>
-      <w:r>
-        <w:rPr>
-          <w:lang w:val="de-DE"/>
-        </w:rPr>
-        <w:t>die Wahrnehmung des Menschen sind</w:t>
-      </w:r>
-      <w:r>
-        <w:rPr>
-          <w:lang w:val="de-DE"/>
-        </w:rPr>
-        <w:t>, und stellt dadurch eine bessere Repräsentation der Ähnlichkeit zweier Bilder dar</w:t>
-      </w:r>
-      <w:r>
-        <w:rPr>
-          <w:lang w:val="de-DE"/>
-        </w:rPr>
-        <w:t xml:space="preserve"> [Kong Choi]</w:t>
+        <w:t>Hierbei sind Werte über 0.95</w:t>
+      </w:r>
+      <w:r>
+        <w:rPr>
+          <w:lang w:val="de-DE"/>
+        </w:rPr>
+        <w:t xml:space="preserve"> maßgebend für </w:t>
+      </w:r>
+      <w:r>
+        <w:rPr>
+          <w:lang w:val="de-DE"/>
+        </w:rPr>
+        <w:t>Bildverzerrungen</w:t>
+      </w:r>
+      <w:r>
+        <w:rPr>
+          <w:lang w:val="de-DE"/>
+        </w:rPr>
+        <w:t xml:space="preserve">, welche kaum mit dem menschlichen Augen zu erkennen sind. </w:t>
+      </w:r>
+      <w:r>
+        <w:rPr>
+          <w:lang w:val="de-DE"/>
+        </w:rPr>
+        <w:t>Ein SSIM von 0.8</w:t>
+      </w:r>
+      <w:r>
+        <w:rPr>
+          <w:lang w:val="de-DE"/>
+        </w:rPr>
+        <w:t>0</w:t>
+      </w:r>
+      <w:r>
+        <w:rPr>
+          <w:lang w:val="de-DE"/>
+        </w:rPr>
+        <w:t xml:space="preserve"> bis 0.95</w:t>
+      </w:r>
+      <w:r>
+        <w:rPr>
+          <w:lang w:val="de-DE"/>
+        </w:rPr>
+        <w:t xml:space="preserve"> </w:t>
+      </w:r>
+      <w:r>
+        <w:rPr>
+          <w:lang w:val="de-DE"/>
+        </w:rPr>
+        <w:t xml:space="preserve">spricht von sehr guter bis </w:t>
+      </w:r>
+      <w:r>
+        <w:rPr>
+          <w:lang w:val="de-DE"/>
+        </w:rPr>
+        <w:t xml:space="preserve">nahezu </w:t>
+      </w:r>
+      <w:r>
+        <w:rPr>
+          <w:lang w:val="de-DE"/>
+        </w:rPr>
+        <w:t>hervorragender Bildqualität, während</w:t>
+      </w:r>
+      <w:r>
+        <w:rPr>
+          <w:lang w:val="de-DE"/>
+        </w:rPr>
+        <w:t xml:space="preserve"> ein</w:t>
+      </w:r>
+      <w:r>
+        <w:rPr>
+          <w:lang w:val="de-DE"/>
+        </w:rPr>
+        <w:t xml:space="preserve"> Bild bis 0.5 </w:t>
+      </w:r>
+      <w:r>
+        <w:rPr>
+          <w:lang w:val="de-DE"/>
+        </w:rPr>
+        <w:t xml:space="preserve">SSIM </w:t>
+      </w:r>
+      <w:r>
+        <w:rPr>
+          <w:lang w:val="de-DE"/>
+        </w:rPr>
+        <w:t>zunehmenend bemerkbare Verzerrungen aufweist.</w:t>
+      </w:r>
+      <w:r>
+        <w:rPr>
+          <w:lang w:val="de-DE"/>
+        </w:rPr>
+        <w:t xml:space="preserve"> </w:t>
+      </w:r>
+      <w:r>
+        <w:rPr>
+          <w:lang w:val="de-DE"/>
+        </w:rPr>
+        <w:t>Bildqualitäten unter 0.5</w:t>
+      </w:r>
+      <w:r>
+        <w:rPr>
+          <w:lang w:val="de-DE"/>
+        </w:rPr>
+        <w:t xml:space="preserve"> </w:t>
+      </w:r>
+      <w:r>
+        <w:rPr>
+          <w:lang w:val="de-DE"/>
+        </w:rPr>
+        <w:t xml:space="preserve">haben </w:t>
+      </w:r>
+      <w:r>
+        <w:rPr>
+          <w:lang w:val="de-DE"/>
+        </w:rPr>
+        <w:t>schwere strukturelle Verzerrungen</w:t>
+      </w:r>
+      <w:r>
+        <w:rPr>
+          <w:lang w:val="de-DE"/>
+        </w:rPr>
+        <w:t xml:space="preserve"> [MetricGate, SSIM)</w:t>
       </w:r>
       <w:r>
         <w:rPr>
@@ -5788,23 +6139,181 @@
         <w:rPr>
           <w:lang w:val="de-DE"/>
         </w:rPr>
-        <w:t>Beim späteren Vergleich der CA-basierten Verfahren werden beide Metriken</w:t>
-      </w:r>
-      <w:r>
-        <w:rPr>
-          <w:lang w:val="de-DE"/>
-        </w:rPr>
-        <w:t xml:space="preserve"> zum Vergleich herangezogen.</w:t>
+        <w:t xml:space="preserve">Hierbei sind </w:t>
+      </w:r>
+      <w:r>
+        <w:rPr>
+          <w:lang w:val="de-DE"/>
+        </w:rPr>
+        <w:t>Werte</w:t>
+      </w:r>
+      <w:r>
+        <w:rPr>
+          <w:lang w:val="de-DE"/>
+        </w:rPr>
+        <w:t xml:space="preserve"> </w:t>
+      </w:r>
+      <w:r>
+        <w:rPr>
+          <w:lang w:val="de-DE"/>
+        </w:rPr>
+        <w:t>zwischen 0.80 und</w:t>
+      </w:r>
+      <w:r>
+        <w:rPr>
+          <w:lang w:val="de-DE"/>
+        </w:rPr>
+        <w:t xml:space="preserve"> 0.95 </w:t>
+      </w:r>
+      <w:r>
+        <w:rPr>
+          <w:lang w:val="de-DE"/>
+        </w:rPr>
+        <w:t>Maß von</w:t>
+      </w:r>
+      <w:r>
+        <w:rPr>
+          <w:lang w:val="de-DE"/>
+        </w:rPr>
+        <w:t xml:space="preserve"> sehr gute</w:t>
+      </w:r>
+      <w:r>
+        <w:rPr>
+          <w:lang w:val="de-DE"/>
+        </w:rPr>
+        <w:t>r</w:t>
+      </w:r>
+      <w:r>
+        <w:rPr>
+          <w:lang w:val="de-DE"/>
+        </w:rPr>
+        <w:t xml:space="preserve"> bis</w:t>
+      </w:r>
+      <w:r>
+        <w:rPr>
+          <w:lang w:val="de-DE"/>
+        </w:rPr>
+        <w:t xml:space="preserve"> hervorragender Bildqualität, während Werte unter 0.5</w:t>
+      </w:r>
+      <w:r>
+        <w:rPr>
+          <w:lang w:val="de-DE"/>
+        </w:rPr>
+        <w:t xml:space="preserve"> gravierende Verzerrungen</w:t>
+      </w:r>
+      <w:r>
+        <w:rPr>
+          <w:lang w:val="de-DE"/>
+        </w:rPr>
+        <w:t xml:space="preserve"> notiert</w:t>
+      </w:r>
+      <w:r>
+        <w:rPr>
+          <w:lang w:val="de-DE"/>
+        </w:rPr>
+        <w:t xml:space="preserve"> [MetricGate, SSIM]</w:t>
+      </w:r>
+      <w:r>
+        <w:rPr>
+          <w:lang w:val="de-DE"/>
+        </w:rPr>
+        <w:t>.</w:t>
       </w:r>
     </w:p>
     <w:p>
       <w:pPr>
+        <w:rPr>
+          <w:lang w:val="de-DE"/>
+        </w:rPr>
+      </w:pPr>
+      <w:r>
+        <w:rPr>
+          <w:lang w:val="de-DE"/>
+        </w:rPr>
+        <w:t>Der SSIM berücksichtigt bei seiner Berechnung</w:t>
+      </w:r>
+      <w:r>
+        <w:rPr>
+          <w:lang w:val="de-DE"/>
+        </w:rPr>
+        <w:t xml:space="preserve"> strukturelle Information wie Lumin</w:t>
+      </w:r>
+      <w:r>
+        <w:rPr>
+          <w:lang w:val="de-DE"/>
+        </w:rPr>
+        <w:t>a</w:t>
+      </w:r>
+      <w:r>
+        <w:rPr>
+          <w:lang w:val="de-DE"/>
+        </w:rPr>
+        <w:t>nz</w:t>
+      </w:r>
+      <w:r>
+        <w:rPr>
+          <w:lang w:val="de-DE"/>
+        </w:rPr>
+        <w:t>, Kontrast und Textur</w:t>
+      </w:r>
+      <w:r>
+        <w:rPr>
+          <w:lang w:val="de-DE"/>
+        </w:rPr>
+        <w:t xml:space="preserve">, welche maßgebend für </w:t>
+      </w:r>
+      <w:r>
+        <w:rPr>
+          <w:lang w:val="de-DE"/>
+        </w:rPr>
+        <w:t>die Wahrnehmung des Menschen sind</w:t>
+      </w:r>
+      <w:r>
+        <w:rPr>
+          <w:lang w:val="de-DE"/>
+        </w:rPr>
+        <w:t>, und stellt dadurch eine bessere Repräsentation der Ähnlichkeit zweier Bilder dar</w:t>
+      </w:r>
+      <w:r>
+        <w:rPr>
+          <w:lang w:val="de-DE"/>
+        </w:rPr>
+        <w:t xml:space="preserve"> [Kong Choi]</w:t>
+      </w:r>
+      <w:r>
+        <w:rPr>
+          <w:lang w:val="de-DE"/>
+        </w:rPr>
+        <w:t>.</w:t>
+      </w:r>
+    </w:p>
+    <w:p>
+      <w:pPr>
+        <w:rPr>
+          <w:lang w:val="de-DE"/>
+        </w:rPr>
+      </w:pPr>
+      <w:r>
+        <w:rPr>
+          <w:lang w:val="de-DE"/>
+        </w:rPr>
+        <w:t>Beim späteren Vergleich der CA-basierten Verfahren werden beide Metriken</w:t>
+      </w:r>
+      <w:r>
+        <w:rPr>
+          <w:lang w:val="de-DE"/>
+        </w:rPr>
+        <w:t xml:space="preserve"> zum Vergleich herangezogen.</w:t>
+      </w:r>
+    </w:p>
+    <w:p>
+      <w:pPr>
         <w:pStyle w:val="Heading1"/>
         <w:rPr>
           <w:lang w:val="de-DE"/>
         </w:rPr>
       </w:pPr>
-      <w:bookmarkStart w:id="5" w:name="_Toc233555454"/>
+      <w:bookmarkStart w:id="5" w:name="_Toc233722440"/>
       <w:r>
         <w:rPr>
           <w:lang w:val="de-DE"/>
@@ -5877,61 +6386,436 @@
     <w:p>
       <w:pPr>
         <w:rPr>
-          <w:color w:val="EE0000"/>
-          <w:lang w:val="de-DE"/>
-        </w:rPr>
-      </w:pPr>
-      <w:r>
-        <w:rPr>
-          <w:color w:val="EE0000"/>
-          <w:lang w:val="de-DE"/>
-        </w:rPr>
-        <w:t xml:space="preserve">[might not need to include this] </w:t>
-      </w:r>
-      <w:r>
-        <w:rPr>
-          <w:color w:val="EE0000"/>
-          <w:lang w:val="de-DE"/>
-        </w:rPr>
-        <w:t xml:space="preserve">Eine Implementierung aller Algorithmen zu Vergleichungszwecken </w:t>
-      </w:r>
-      <w:r>
-        <w:rPr>
-          <w:color w:val="EE0000"/>
-          <w:lang w:val="de-DE"/>
-        </w:rPr>
-        <w:t>übersteigt den Umfang dieser Arbeit</w:t>
-      </w:r>
-      <w:r>
-        <w:rPr>
-          <w:color w:val="EE0000"/>
-          <w:lang w:val="de-DE"/>
-        </w:rPr>
-        <w:t>, weshalb die in den jeweiligen wissenschaftlichen Arbeiten erwähnten Testwerte zum Vergleich herangezogen werden. Hierbei ist anzumerken, dass diese Art von Vergleich nicht wissenschaftlichen Standards entspricht</w:t>
-      </w:r>
-      <w:r>
-        <w:rPr>
-          <w:color w:val="EE0000"/>
-          <w:lang w:val="de-DE"/>
-        </w:rPr>
-        <w:t xml:space="preserve"> und demnach </w:t>
-      </w:r>
-      <w:r>
-        <w:rPr>
-          <w:color w:val="EE0000"/>
-          <w:lang w:val="de-DE"/>
-        </w:rPr>
-        <w:t>dieser Aspekt lediglich als ein loser Vergleich aufgefasst werden soll.</w:t>
+          <w:lang w:val="de-DE"/>
+        </w:rPr>
+      </w:pPr>
+      <w:r>
+        <w:rPr>
+          <w:lang w:val="de-DE"/>
+        </w:rPr>
+        <w:t>Hierbei ist anzumerken, dass</w:t>
+      </w:r>
+      <w:r>
+        <w:rPr>
+          <w:lang w:val="de-DE"/>
+        </w:rPr>
+        <w:t xml:space="preserve"> jegliche Testwerte</w:t>
+      </w:r>
+      <w:r>
+        <w:rPr>
+          <w:lang w:val="de-DE"/>
+        </w:rPr>
+        <w:t xml:space="preserve"> und Vergleichswerte, wenn möglich,</w:t>
+      </w:r>
+      <w:r>
+        <w:rPr>
+          <w:lang w:val="de-DE"/>
+        </w:rPr>
+        <w:t xml:space="preserve"> aus den </w:t>
+      </w:r>
+      <w:r>
+        <w:rPr>
+          <w:lang w:val="de-DE"/>
+        </w:rPr>
+        <w:t>jeweiligen Werken entnommen wurde, da</w:t>
+      </w:r>
+      <w:r>
+        <w:rPr>
+          <w:lang w:val="de-DE"/>
+        </w:rPr>
+        <w:t xml:space="preserve"> eine praktische Implementierung</w:t>
+      </w:r>
+      <w:r>
+        <w:rPr>
+          <w:lang w:val="de-DE"/>
+        </w:rPr>
+        <w:t xml:space="preserve"> und Auswertung den Umfang dieser Arbeit übersteigt.</w:t>
+      </w:r>
+      <w:r>
+        <w:rPr>
+          <w:lang w:val="de-DE"/>
+        </w:rPr>
+        <w:t xml:space="preserve"> </w:t>
+      </w:r>
+      <w:r>
+        <w:rPr>
+          <w:lang w:val="de-DE"/>
+        </w:rPr>
+        <w:t>Zudem wurden a</w:t>
+      </w:r>
+      <w:r>
+        <w:rPr>
+          <w:lang w:val="de-DE"/>
+        </w:rPr>
+        <w:t>llgemein die PSNR und SSIM Werte des Median Filters aus [Kong Choi]</w:t>
+      </w:r>
+      <w:r>
+        <w:rPr>
+          <w:lang w:val="de-DE"/>
+        </w:rPr>
+        <w:t xml:space="preserve"> </w:t>
+      </w:r>
+      <w:r>
+        <w:rPr>
+          <w:lang w:val="de-DE"/>
+        </w:rPr>
+        <w:t>einheitlich für alle Vergleiche genutzt</w:t>
+      </w:r>
+      <w:r>
+        <w:rPr>
+          <w:lang w:val="de-DE"/>
+        </w:rPr>
+        <w:t>.</w:t>
+      </w:r>
+      <w:r>
+        <w:rPr>
+          <w:lang w:val="de-DE"/>
+        </w:rPr>
+        <w:t xml:space="preserve"> </w:t>
+      </w:r>
+      <w:r>
+        <w:rPr>
+          <w:lang w:val="de-DE"/>
+        </w:rPr>
+        <w:t xml:space="preserve">Die Werte </w:t>
+      </w:r>
+      <w:r>
+        <w:rPr>
+          <w:lang w:val="de-DE"/>
+        </w:rPr>
+        <w:t>gehen von 10</w:t>
+      </w:r>
+      <w:r>
+        <w:rPr>
+          <w:lang w:val="de-DE"/>
+        </w:rPr>
+        <w:t>%</w:t>
+      </w:r>
+      <w:r>
+        <w:rPr>
+          <w:lang w:val="de-DE"/>
+        </w:rPr>
+        <w:t xml:space="preserve"> bis 90%</w:t>
+      </w:r>
+      <w:r>
+        <w:rPr>
+          <w:lang w:val="de-DE"/>
+        </w:rPr>
+        <w:t xml:space="preserve"> Rauschdichte </w:t>
+      </w:r>
+      <w:r>
+        <w:rPr>
+          <w:lang w:val="de-DE"/>
+        </w:rPr>
+        <w:t>und inkrementieren in Zehnerschritten</w:t>
+      </w:r>
+      <w:r>
+        <w:rPr>
+          <w:lang w:val="de-DE"/>
+        </w:rPr>
+        <w:t>.</w:t>
+      </w:r>
+      <w:r>
+        <w:rPr>
+          <w:lang w:val="de-DE"/>
+        </w:rPr>
+        <w:t xml:space="preserve"> </w:t>
+      </w:r>
+      <w:r>
+        <w:rPr>
+          <w:lang w:val="de-DE"/>
+        </w:rPr>
+        <w:t xml:space="preserve">Bei </w:t>
+      </w:r>
+      <w:r>
+        <w:rPr>
+          <w:lang w:val="de-DE"/>
+        </w:rPr>
+        <w:t>dem</w:t>
+      </w:r>
+      <w:r>
+        <w:rPr>
+          <w:lang w:val="de-DE"/>
+        </w:rPr>
+        <w:t xml:space="preserve"> Median</w:t>
+      </w:r>
+      <w:r>
+        <w:rPr>
+          <w:lang w:val="de-DE"/>
+        </w:rPr>
+        <w:t xml:space="preserve"> Filter</w:t>
+      </w:r>
+      <w:r>
+        <w:rPr>
+          <w:lang w:val="de-DE"/>
+        </w:rPr>
+        <w:t xml:space="preserve"> handelt es sich um eine Standard-Implementation </w:t>
+      </w:r>
+      <w:r>
+        <w:rPr>
+          <w:lang w:val="de-DE"/>
+        </w:rPr>
+        <w:t>mit einer</w:t>
+      </w:r>
+      <w:r>
+        <w:rPr>
+          <w:lang w:val="de-DE"/>
+        </w:rPr>
+        <w:t xml:space="preserve"> Fenstergröße von 3x3</w:t>
+      </w:r>
+      <w:r>
+        <w:rPr>
+          <w:lang w:val="de-DE"/>
+        </w:rPr>
+        <w:t xml:space="preserve">, also </w:t>
+      </w:r>
+      <w:r>
+        <w:rPr>
+          <w:lang w:val="de-DE"/>
+        </w:rPr>
+        <w:t>analog gesehen</w:t>
+      </w:r>
+      <w:r>
+        <w:rPr>
+          <w:lang w:val="de-DE"/>
+        </w:rPr>
+        <w:t xml:space="preserve"> unter</w:t>
+      </w:r>
+      <w:r>
+        <w:rPr>
+          <w:lang w:val="de-DE"/>
+        </w:rPr>
+        <w:t xml:space="preserve"> Anwendung der Moore Nachbarschaft mit Distanz 1.</w:t>
       </w:r>
     </w:p>
     <w:p>
       <w:pPr>
+        <w:rPr>
+          <w:lang w:val="de-DE"/>
+        </w:rPr>
+      </w:pPr>
+      <w:r>
+        <w:rPr>
+          <w:lang w:val="de-DE"/>
+        </w:rPr>
+        <w:t xml:space="preserve">Ausnahme hierfür </w:t>
+      </w:r>
+      <w:r>
+        <w:rPr>
+          <w:lang w:val="de-DE"/>
+        </w:rPr>
+        <w:t>stell</w:t>
+      </w:r>
+      <w:r>
+        <w:rPr>
+          <w:lang w:val="de-DE"/>
+        </w:rPr>
+        <w:t>t</w:t>
+      </w:r>
+      <w:r>
+        <w:rPr>
+          <w:lang w:val="de-DE"/>
+        </w:rPr>
+        <w:t xml:space="preserve"> das Verfahren aus</w:t>
+      </w:r>
+      <w:r>
+        <w:rPr>
+          <w:lang w:val="de-DE"/>
+        </w:rPr>
+        <w:t xml:space="preserve"> [</w:t>
+      </w:r>
+      <w:r>
+        <w:rPr>
+          <w:lang w:val="de-DE"/>
+        </w:rPr>
+        <w:t>JQ</w:t>
+      </w:r>
+      <w:r>
+        <w:rPr>
+          <w:lang w:val="de-DE"/>
+        </w:rPr>
+        <w:t xml:space="preserve">] von Jeelani und Qadir, welche </w:t>
+      </w:r>
+      <w:r>
+        <w:rPr>
+          <w:lang w:val="de-DE"/>
+        </w:rPr>
+        <w:t>eine</w:t>
+      </w:r>
+      <w:r>
+        <w:rPr>
+          <w:lang w:val="de-DE"/>
+        </w:rPr>
+        <w:t xml:space="preserve"> </w:t>
+      </w:r>
+      <w:r>
+        <w:rPr>
+          <w:lang w:val="de-DE"/>
+        </w:rPr>
+        <w:t xml:space="preserve">andere </w:t>
+      </w:r>
+      <w:r>
+        <w:rPr>
+          <w:lang w:val="de-DE"/>
+        </w:rPr>
+        <w:t xml:space="preserve">Abstufung </w:t>
+      </w:r>
+      <w:r>
+        <w:rPr>
+          <w:lang w:val="de-DE"/>
+        </w:rPr>
+        <w:t>bei der Rauschdichte nutzen</w:t>
+      </w:r>
+      <w:r>
+        <w:rPr>
+          <w:lang w:val="de-DE"/>
+        </w:rPr>
+        <w:t>, weshalb deren Median Filter PSNR und SSIM Werte</w:t>
+      </w:r>
+      <w:r>
+        <w:rPr>
+          <w:lang w:val="de-DE"/>
+        </w:rPr>
+        <w:t xml:space="preserve"> zum Vergleich</w:t>
+      </w:r>
+      <w:r>
+        <w:rPr>
+          <w:lang w:val="de-DE"/>
+        </w:rPr>
+        <w:t xml:space="preserve"> genutzt wurden.</w:t>
+      </w:r>
+      <w:r>
+        <w:rPr>
+          <w:lang w:val="de-DE"/>
+        </w:rPr>
+        <w:t xml:space="preserve"> </w:t>
+      </w:r>
+      <w:r>
+        <w:rPr>
+          <w:lang w:val="de-DE"/>
+        </w:rPr>
+        <w:lastRenderedPageBreak/>
+        <w:t xml:space="preserve">Darüberhinaus </w:t>
+      </w:r>
+      <w:r>
+        <w:rPr>
+          <w:lang w:val="de-DE"/>
+        </w:rPr>
+        <w:t>wurde in [Sadeghi et al] nur bis 80% Rauschdichte gemessen</w:t>
+      </w:r>
+      <w:r>
+        <w:rPr>
+          <w:lang w:val="de-DE"/>
+        </w:rPr>
+        <w:t>, weshalb</w:t>
+      </w:r>
+      <w:r>
+        <w:rPr>
+          <w:lang w:val="de-DE"/>
+        </w:rPr>
+        <w:t xml:space="preserve"> bei dieser Evaluation</w:t>
+      </w:r>
+      <w:r>
+        <w:rPr>
+          <w:lang w:val="de-DE"/>
+        </w:rPr>
+        <w:t xml:space="preserve"> ein verkürzter Graph aufzufinden ist.</w:t>
+      </w:r>
+    </w:p>
+    <w:p>
+      <w:pPr>
+        <w:rPr>
+          <w:lang w:val="de-DE"/>
+        </w:rPr>
+      </w:pPr>
+      <w:r>
+        <w:rPr>
+          <w:lang w:val="de-DE"/>
+        </w:rPr>
+        <w:t>Desweiteren zeigt die Effektivität der Standard-Implementation des Median Filter große Abweichungen zwischen verschiedenen wissenschaftlichen Werken</w:t>
+      </w:r>
+      <w:r>
+        <w:rPr>
+          <w:lang w:val="de-DE"/>
+        </w:rPr>
+        <w:t xml:space="preserve"> [</w:t>
+      </w:r>
+      <w:r>
+        <w:rPr>
+          <w:lang w:val="de-DE"/>
+        </w:rPr>
+        <w:t>KC</w:t>
+      </w:r>
+      <w:r>
+        <w:rPr>
+          <w:lang w:val="de-DE"/>
+        </w:rPr>
+        <w:t>] [</w:t>
+      </w:r>
+      <w:r>
+        <w:rPr>
+          <w:lang w:val="de-DE"/>
+        </w:rPr>
+        <w:t>JQ</w:t>
+      </w:r>
+      <w:r>
+        <w:rPr>
+          <w:lang w:val="de-DE"/>
+        </w:rPr>
+        <w:t>]</w:t>
+      </w:r>
+      <w:r>
+        <w:rPr>
+          <w:lang w:val="de-DE"/>
+        </w:rPr>
+        <w:t xml:space="preserve"> mit Diskrepanzen bis zu 4dB PSNR und 0.02 SSIM zwischen den Testdaten von Kong und Choi [</w:t>
+      </w:r>
+      <w:r>
+        <w:rPr>
+          <w:lang w:val="de-DE"/>
+        </w:rPr>
+        <w:t>KC</w:t>
+      </w:r>
+      <w:r>
+        <w:rPr>
+          <w:lang w:val="de-DE"/>
+        </w:rPr>
+        <w:t>] und Jeelani und Qadir [</w:t>
+      </w:r>
+      <w:r>
+        <w:rPr>
+          <w:lang w:val="de-DE"/>
+        </w:rPr>
+        <w:t>JQ</w:t>
+      </w:r>
+      <w:r>
+        <w:rPr>
+          <w:lang w:val="de-DE"/>
+        </w:rPr>
+        <w:t>].</w:t>
+      </w:r>
+    </w:p>
+    <w:p>
+      <w:pPr>
+        <w:rPr>
+          <w:lang w:val="de-DE"/>
+        </w:rPr>
+      </w:pPr>
+      <w:r>
+        <w:rPr>
+          <w:lang w:val="de-DE"/>
+        </w:rPr>
+        <w:t>Da die Leistungsdifferenz zwischen den Verfahren teils sehr schmal sind, werden nur allgemeine Aussagen getroffen.</w:t>
+      </w:r>
+    </w:p>
+    <w:p>
+      <w:pPr>
         <w:pStyle w:val="Heading2"/>
         <w:rPr>
           <w:lang w:val="de-DE"/>
         </w:rPr>
       </w:pPr>
-      <w:bookmarkStart w:id="6" w:name="_Toc233555455"/>
+      <w:bookmarkStart w:id="6" w:name="_Toc233722441"/>
       <w:r>
         <w:rPr>
           <w:lang w:val="de-DE"/>
@@ -5962,7 +6846,19 @@
         <w:rPr>
           <w:lang w:val="de-DE"/>
         </w:rPr>
-        <w:t>nd Choi in [Nummer]</w:t>
+        <w:t>nd Choi in [</w:t>
+      </w:r>
+      <w:r>
+        <w:rPr>
+          <w:lang w:val="de-DE"/>
+        </w:rPr>
+        <w:t>KC</w:t>
+      </w:r>
+      <w:r>
+        <w:rPr>
+          <w:lang w:val="de-DE"/>
+        </w:rPr>
+        <w:t>]</w:t>
       </w:r>
       <w:r>
         <w:rPr>
@@ -6098,20 +6994,57 @@
         <w:rPr>
           <w:lang w:val="de-DE"/>
         </w:rPr>
-        <w:lastRenderedPageBreak/>
         <w:t xml:space="preserve">Für ihre Berechnung benutzen Kong und Choi die Von Neumann Nachbarschaft. Anstatt diese in ihrer Vollständigkeit in ihre Betrachtung miteinzubeziehen, wird sie stattdessen in vier Unternachbarschaften </w:t>
       </w:r>
       <w:r>
         <w:rPr>
           <w:lang w:val="de-DE"/>
         </w:rPr>
-        <w:t>G1 bis G4 (siehe Abb. Nr)</w:t>
-      </w:r>
-      <w:r>
-        <w:rPr>
-          <w:lang w:val="de-DE"/>
-        </w:rPr>
-        <w:t xml:space="preserve"> eingeteilt,  wo jeweils ein Pixel in Himmelsrichtung exkludiert wird. Die Anwendung dieser Unternachbarschaften findet stets in der gleichen Reihenfolge statt, um ein konsistenten Filterverhalten über das ganze Bild hinweg sicherzustellen.</w:t>
+        <w:t>G</w:t>
+      </w:r>
+      <w:r>
+        <w:rPr>
+          <w:vertAlign w:val="subscript"/>
+          <w:lang w:val="de-DE"/>
+        </w:rPr>
+        <w:t>1</w:t>
+      </w:r>
+      <w:r>
+        <w:rPr>
+          <w:lang w:val="de-DE"/>
+        </w:rPr>
+        <w:t xml:space="preserve"> bis G</w:t>
+      </w:r>
+      <w:r>
+        <w:rPr>
+          <w:vertAlign w:val="subscript"/>
+          <w:lang w:val="de-DE"/>
+        </w:rPr>
+        <w:t>4</w:t>
+      </w:r>
+      <w:r>
+        <w:rPr>
+          <w:lang w:val="de-DE"/>
+        </w:rPr>
+        <w:t xml:space="preserve"> (siehe Abb. Nr)</w:t>
+      </w:r>
+      <w:r>
+        <w:rPr>
+          <w:lang w:val="de-DE"/>
+        </w:rPr>
+        <w:t xml:space="preserve"> eingeteilt,  wo jeweils ein Pixel in Himmelsrichtung exkludiert wird. Die Anwendung dieser Unternachbarschaften findet stets in der gleichen Reihenfolge statt, um ein konsistente</w:t>
+      </w:r>
+      <w:r>
+        <w:rPr>
+          <w:lang w:val="de-DE"/>
+        </w:rPr>
+        <w:t>s</w:t>
+      </w:r>
+      <w:r>
+        <w:rPr>
+          <w:lang w:val="de-DE"/>
+        </w:rPr>
+        <w:t xml:space="preserve"> Filterverhalten über das ganze Bild hinweg sicherzustellen.</w:t>
       </w:r>
     </w:p>
     <w:tbl>
@@ -6140,9 +7073,9 @@
                 <w:noProof/>
               </w:rPr>
               <w:drawing>
-                <wp:inline distT="0" distB="0" distL="0" distR="0" wp14:anchorId="2636DEB2" wp14:editId="4857F2AA">
-                  <wp:extent cx="5565913" cy="1465215"/>
-                  <wp:effectExtent l="0" t="0" r="0" b="1905"/>
+                <wp:inline distT="0" distB="0" distL="0" distR="0" wp14:anchorId="2636DEB2" wp14:editId="42D1058E">
+                  <wp:extent cx="5057775" cy="1331449"/>
+                  <wp:effectExtent l="0" t="0" r="0" b="2540"/>
                   <wp:docPr id="1502122032" name="Picture 1" descr="Neighbor groups((1)-(4)) based on Von Neumann neighborhood"/>
                   <wp:cNvGraphicFramePr>
                     <a:graphicFrameLocks xmlns:a="http://schemas.openxmlformats.org/drawingml/2006/main" noChangeAspect="1"/>
@@ -6172,7 +7105,7 @@
                         <pic:spPr bwMode="auto">
                           <a:xfrm>
                             <a:off x="0" y="0"/>
-                            <a:ext cx="5587015" cy="1470770"/>
+                            <a:ext cx="5111075" cy="1345480"/>
                           </a:xfrm>
                           <a:prstGeom prst="rect">
                             <a:avLst/>
@@ -6202,20 +7135,79 @@
         <w:rPr>
           <w:lang w:val="de-DE"/>
         </w:rPr>
-        <w:t xml:space="preserve">Die Autoren begründen diese statische Vorgehensweise und Definition – im Gegensatz zu einem adaptiven Verfahren wie [Sogamoso, Nummer] – außerdem damit, dass es vor allem in Bereichen, die besonders stark verrauscht oder reich an Textur sind, eine stabile und vorhersehbare Leistung abgibt [Nummer, Page 7]. </w:t>
-      </w:r>
-    </w:p>
-    <w:p>
-      <w:pPr>
-        <w:rPr>
-          <w:lang w:val="de-DE"/>
-        </w:rPr>
-      </w:pPr>
-      <w:r>
-        <w:rPr>
-          <w:lang w:val="de-DE"/>
-        </w:rPr>
-        <w:t>Insgesamt legen Kong und Choi bei ihrer Methodik stark auf Uniformität und Nachvollziehbarkeit über die Herangehensweise des Verfahren und setzen eher auf eine White-Box-Herangehensweise.</w:t>
+        <w:t>Die Autoren begründen diese statische Vorgehensweise und Definition – im Gegensatz zu einem adaptiven Verfahren wie [</w:t>
+      </w:r>
+      <w:r>
+        <w:rPr>
+          <w:lang w:val="de-DE"/>
+        </w:rPr>
+        <w:t>AS</w:t>
+      </w:r>
+      <w:r>
+        <w:rPr>
+          <w:lang w:val="de-DE"/>
+        </w:rPr>
+        <w:t>]</w:t>
+      </w:r>
+      <w:r>
+        <w:rPr>
+          <w:lang w:val="de-DE"/>
+        </w:rPr>
+        <w:t xml:space="preserve"> im hierauffolgendem Kapitel</w:t>
+      </w:r>
+      <w:r>
+        <w:rPr>
+          <w:lang w:val="de-DE"/>
+        </w:rPr>
+        <w:t xml:space="preserve"> – außerdem damit, dass es vor allem in Bereichen, die besonders stark verrauscht oder reich an Textur sind, eine stabile und vorhersehbare Leistung </w:t>
+      </w:r>
+      <w:r>
+        <w:rPr>
+          <w:lang w:val="de-DE"/>
+        </w:rPr>
+        <w:t>gewährleistet</w:t>
+      </w:r>
+      <w:r>
+        <w:rPr>
+          <w:lang w:val="de-DE"/>
+        </w:rPr>
+        <w:t xml:space="preserve"> [</w:t>
+      </w:r>
+      <w:r>
+        <w:rPr>
+          <w:lang w:val="de-DE"/>
+        </w:rPr>
+        <w:t>KC</w:t>
+      </w:r>
+      <w:r>
+        <w:rPr>
+          <w:lang w:val="de-DE"/>
+        </w:rPr>
+        <w:t xml:space="preserve">, </w:t>
+      </w:r>
+      <w:r>
+        <w:rPr>
+          <w:lang w:val="de-DE"/>
+        </w:rPr>
+        <w:t>S.</w:t>
+      </w:r>
+      <w:r>
+        <w:rPr>
+          <w:lang w:val="de-DE"/>
+        </w:rPr>
+        <w:t xml:space="preserve"> </w:t>
+      </w:r>
+      <w:r>
+        <w:rPr>
+          <w:lang w:val="de-DE"/>
+        </w:rPr>
+        <w:t>24</w:t>
+      </w:r>
+      <w:r>
+        <w:rPr>
+          <w:lang w:val="de-DE"/>
+        </w:rPr>
+        <w:t>7].</w:t>
       </w:r>
     </w:p>
     <w:tbl>
@@ -6266,7 +7258,19 @@
               <w:rPr>
                 <w:lang w:val="de-DE"/>
               </w:rPr>
-              <w:t>(aus [Nummer])</w:t>
+              <w:t>(aus [</w:t>
+            </w:r>
+            <w:r>
+              <w:rPr>
+                <w:lang w:val="de-DE"/>
+              </w:rPr>
+              <w:t>KC</w:t>
+            </w:r>
+            <w:r>
+              <w:rPr>
+                <w:lang w:val="de-DE"/>
+              </w:rPr>
+              <w:t>])</w:t>
             </w:r>
           </w:p>
         </w:tc>
@@ -6865,6 +7869,7 @@
               <w:rPr>
                 <w:lang w:val="de-DE"/>
               </w:rPr>
+              <w:lastRenderedPageBreak/>
               <w:t>8:</w:t>
             </w:r>
           </w:p>
@@ -7287,7 +8292,13 @@
         <w:rPr>
           <w:lang w:val="de-DE"/>
         </w:rPr>
-        <w:t>Hier ist anzumerken, dass, obwohl es in [Nummer] nicht angesprochen wird, diese Verfahren aufgrund seiner Nutzung von CA Potential zur Parallelisierung hat, da die Restauration der verrauschten Pixel auf der vorherigen Iteration aufbaut und nicht von der momentanen Iteration abhängt.</w:t>
+        <w:t>Das Verfahren geht in der Gesamtumsetzung iterativ vor</w:t>
+      </w:r>
+      <w:r>
+        <w:rPr>
+          <w:lang w:val="de-DE"/>
+        </w:rPr>
+        <w:t>. In subsequenten Durchlaufen erhöht sich die Anzahl an nicht-verrauschten Pixeln, sodass zuvor ignorierte Pixel, deren Nachbarschaft die Reinheitsgrenze unterschritten haben, nun wiederhergestellt werden können.</w:t>
       </w:r>
     </w:p>
     <w:p>
@@ -7300,7 +8311,7 @@
         <w:rPr>
           <w:lang w:val="de-DE"/>
         </w:rPr>
-        <w:t>Darüberhinaus geht das Verfahren iterativ vor. In subsequenten Durchlaufen erhöht sich die Anzahl an nicht-verrauschten Pixeln, sodass zuvor ignorierte Pixel, deren Nachbarschaft die Reinheitsgrenze unterschritten haben, nun wiederhergestellt werden können.</w:t>
+        <w:t>Insgesamt legen Kong und Choi bei ihrer Methodik stark auf Uniformität und Nachvollziehbarkeit über die Herangehensweise des Verfahren und setzen eher auf eine totale White-Box-Herangehensweise.</w:t>
       </w:r>
     </w:p>
     <w:p>
@@ -7310,12 +8321,11 @@
           <w:lang w:val="de-DE"/>
         </w:rPr>
       </w:pPr>
-      <w:bookmarkStart w:id="7" w:name="_Toc233555456"/>
-      <w:r>
-        <w:rPr>
-          <w:lang w:val="de-DE"/>
-        </w:rPr>
-        <w:lastRenderedPageBreak/>
+      <w:bookmarkStart w:id="7" w:name="_Toc233722442"/>
+      <w:r>
+        <w:rPr>
+          <w:lang w:val="de-DE"/>
+        </w:rPr>
         <w:t>Evaluation</w:t>
       </w:r>
       <w:r>
@@ -7360,7 +8370,13 @@
         <w:rPr>
           <w:lang w:val="de-DE"/>
         </w:rPr>
-        <w:t>Algorithmus überlegene Effektivität bei jeglicher Rauschdichte hervor</w:t>
+        <w:t xml:space="preserve">Algorithmus überlegene Effektivität bei jeglicher Rauschdichte </w:t>
+      </w:r>
+      <w:r>
+        <w:rPr>
+          <w:lang w:val="de-DE"/>
+        </w:rPr>
+        <w:t>vor</w:t>
       </w:r>
       <w:r>
         <w:rPr>
@@ -7434,6 +8450,36 @@
           <w:lang w:val="de-DE"/>
         </w:rPr>
         <w:t xml:space="preserve"> Rauschdichte</w:t>
+      </w:r>
+      <w:r>
+        <w:rPr>
+          <w:lang w:val="de-DE"/>
+        </w:rPr>
+        <w:t xml:space="preserve"> bei einem SSIM von über 0.9</w:t>
+      </w:r>
+      <w:r>
+        <w:rPr>
+          <w:lang w:val="de-DE"/>
+        </w:rPr>
+        <w:t>0</w:t>
+      </w:r>
+      <w:r>
+        <w:rPr>
+          <w:lang w:val="de-DE"/>
+        </w:rPr>
+        <w:t xml:space="preserve"> und degradiert erst ab </w:t>
+      </w:r>
+      <w:r>
+        <w:rPr>
+          <w:lang w:val="de-DE"/>
+        </w:rPr>
+        <w:t>80%</w:t>
+      </w:r>
+      <w:r>
+        <w:rPr>
+          <w:lang w:val="de-DE"/>
+        </w:rPr>
+        <w:t xml:space="preserve"> merklich</w:t>
       </w:r>
       <w:r>
         <w:rPr>
@@ -7458,7 +8504,7 @@
         <w:rPr>
           <w:lang w:val="de-DE"/>
         </w:rPr>
-        <w:t xml:space="preserve"> degradiert der Median schon zwischen </w:t>
+        <w:t xml:space="preserve"> degradiert der Median schon </w:t>
       </w:r>
       <w:r>
         <w:rPr>
@@ -7533,7 +8579,7 @@
                 <w:lang w:val="de-DE"/>
               </w:rPr>
               <w:drawing>
-                <wp:inline distT="0" distB="0" distL="0" distR="0" wp14:anchorId="417C5F4C" wp14:editId="6B236F33">
+                <wp:inline distT="0" distB="0" distL="0" distR="0" wp14:anchorId="417C5F4C" wp14:editId="3C81F225">
                   <wp:extent cx="2806810" cy="1337691"/>
                   <wp:effectExtent l="0" t="0" r="0" b="0"/>
                   <wp:docPr id="1279992341" name="Picture 2"/>
@@ -7602,7 +8648,7 @@
                 <w:lang w:val="de-DE"/>
               </w:rPr>
               <w:drawing>
-                <wp:inline distT="0" distB="0" distL="0" distR="0" wp14:anchorId="2AB262B7" wp14:editId="4EF36982">
+                <wp:inline distT="0" distB="0" distL="0" distR="0" wp14:anchorId="2AB262B7" wp14:editId="5EE2C3E4">
                   <wp:extent cx="2727298" cy="1299797"/>
                   <wp:effectExtent l="0" t="0" r="0" b="0"/>
                   <wp:docPr id="140432352" name="Picture 3"/>
@@ -7678,336 +8724,32 @@
       </w:pPr>
       <w:r>
         <w:rPr>
-          <w:lang w:val="de-DE"/>
-        </w:rPr>
-        <w:t>Die</w:t>
-      </w:r>
-      <w:r>
-        <w:rPr>
-          <w:lang w:val="de-DE"/>
-        </w:rPr>
-        <w:t xml:space="preserve"> Herangehensweise</w:t>
-      </w:r>
-      <w:r>
-        <w:rPr>
-          <w:lang w:val="de-DE"/>
-        </w:rPr>
-        <w:t xml:space="preserve"> des Verfahren</w:t>
-      </w:r>
-      <w:r>
-        <w:rPr>
-          <w:lang w:val="de-DE"/>
-        </w:rPr>
-        <w:t xml:space="preserve"> erlaubt für eine hohe Kontrolle über das Ergebnisbild, was ein</w:t>
-      </w:r>
-      <w:r>
-        <w:rPr>
-          <w:lang w:val="de-DE"/>
-        </w:rPr>
-        <w:t>en</w:t>
-      </w:r>
-      <w:r>
-        <w:rPr>
-          <w:lang w:val="de-DE"/>
-        </w:rPr>
-        <w:t xml:space="preserve"> Vorteil bei einzeln abgehandelten Fällen bringen sollte.</w:t>
-      </w:r>
-      <w:r>
-        <w:rPr>
-          <w:lang w:val="de-DE"/>
-        </w:rPr>
+          <w:color w:val="FFC000"/>
+          <w:lang w:val="de-DE"/>
+        </w:rPr>
+        <w:br w:type="page"/>
+      </w:r>
+      <w:r>
+        <w:rPr>
+          <w:color w:val="FFC000"/>
+          <w:lang w:val="de-DE"/>
+        </w:rPr>
+        <w:lastRenderedPageBreak/>
         <w:t xml:space="preserve"> </w:t>
-      </w:r>
-      <w:r>
-        <w:rPr>
-          <w:lang w:val="de-DE"/>
-        </w:rPr>
-        <w:t>Auf der anderen Seite ist</w:t>
-      </w:r>
-      <w:r>
-        <w:rPr>
-          <w:lang w:val="de-DE"/>
-        </w:rPr>
-        <w:t xml:space="preserve"> jedoch</w:t>
-      </w:r>
-      <w:r>
-        <w:rPr>
-          <w:lang w:val="de-DE"/>
-        </w:rPr>
-        <w:t xml:space="preserve"> diese Art von Ergebnisüberwachung bei einem enormen Datensatz, wie es im machinellen Lernen oder dergleichen </w:t>
-      </w:r>
-      <w:r>
-        <w:rPr>
-          <w:lang w:val="de-DE"/>
-        </w:rPr>
-        <w:t>auftritt</w:t>
-      </w:r>
-      <w:r>
-        <w:rPr>
-          <w:lang w:val="de-DE"/>
-        </w:rPr>
-        <w:t xml:space="preserve">, jedoch </w:t>
-      </w:r>
-      <w:r>
-        <w:rPr>
-          <w:lang w:val="de-DE"/>
-        </w:rPr>
-        <w:t>nur bedingt</w:t>
-      </w:r>
-      <w:r>
-        <w:rPr>
-          <w:lang w:val="de-DE"/>
-        </w:rPr>
-        <w:t xml:space="preserve"> vertretbar.</w:t>
       </w:r>
     </w:p>
     <w:p>
       <w:pPr>
-        <w:rPr>
-          <w:lang w:val="de-DE"/>
-        </w:rPr>
-      </w:pPr>
-      <w:r>
-        <w:rPr>
-          <w:lang w:val="de-DE"/>
-        </w:rPr>
-        <w:t xml:space="preserve">Hier stellt sich die Frage, ob es möglich </w:t>
-      </w:r>
-      <w:r>
-        <w:rPr>
-          <w:lang w:val="de-DE"/>
-        </w:rPr>
-        <w:t>wäre</w:t>
-      </w:r>
-      <w:r>
-        <w:rPr>
-          <w:lang w:val="de-DE"/>
-        </w:rPr>
-        <w:t xml:space="preserve">, die Mindestanzahl an Iteration in Relation zu der prozentualen </w:t>
-      </w:r>
-      <w:r>
-        <w:rPr>
-          <w:lang w:val="de-DE"/>
-        </w:rPr>
-        <w:t>Rauschdichte</w:t>
-      </w:r>
-      <w:r>
-        <w:rPr>
-          <w:lang w:val="de-DE"/>
-        </w:rPr>
-        <w:t xml:space="preserve"> zu verallgemeinern, sodass es gewisse Richtwerte gibt, </w:t>
-      </w:r>
-      <w:r>
-        <w:rPr>
-          <w:lang w:val="de-DE"/>
-        </w:rPr>
-        <w:t>mit denen der Filter initialisiert werden kann</w:t>
-      </w:r>
-      <w:r>
-        <w:rPr>
-          <w:lang w:val="de-DE"/>
-        </w:rPr>
-        <w:t>.</w:t>
-      </w:r>
-      <w:r>
-        <w:rPr>
-          <w:lang w:val="de-DE"/>
-        </w:rPr>
-        <w:t xml:space="preserve"> In [Nummer] </w:t>
-      </w:r>
-      <w:r>
-        <w:rPr>
-          <w:lang w:val="de-DE"/>
-        </w:rPr>
-        <w:t>wurde</w:t>
-      </w:r>
-      <w:r>
-        <w:rPr>
-          <w:lang w:val="de-DE"/>
-        </w:rPr>
-        <w:t xml:space="preserve"> beispielsweise</w:t>
-      </w:r>
-      <w:r>
-        <w:rPr>
-          <w:lang w:val="de-DE"/>
-        </w:rPr>
-        <w:t xml:space="preserve"> solch eine Tabelle für das Lena Testbild aufgestellt.</w:t>
-      </w:r>
-    </w:p>
-    <w:p>
-      <w:pPr>
-        <w:rPr>
-          <w:lang w:val="de-DE"/>
-        </w:rPr>
-      </w:pPr>
-      <w:r>
-        <w:rPr>
-          <w:lang w:val="de-DE"/>
-        </w:rPr>
-        <w:t>Alternativ</w:t>
-      </w:r>
-      <w:r>
-        <w:rPr>
-          <w:lang w:val="de-DE"/>
-        </w:rPr>
-        <w:t xml:space="preserve"> ist der Algorithmus jedoch rechnerisch sehr effizient</w:t>
-      </w:r>
-      <w:r>
-        <w:rPr>
-          <w:lang w:val="de-DE"/>
-        </w:rPr>
-        <w:t xml:space="preserve">. Kong und Choi merken in ihrem Werk an, dass das Verfahren </w:t>
-      </w:r>
-      <w:r>
-        <w:rPr>
-          <w:lang w:val="de-DE"/>
-        </w:rPr>
-        <w:t>eine lineare Komplexität von O(mn) für ein m</w:t>
-      </w:r>
-      <w:r>
-        <w:rPr>
-          <w:lang w:val="de-DE"/>
-        </w:rPr>
-        <w:t xml:space="preserve"> × n </w:t>
-      </w:r>
-      <w:r>
-        <w:rPr>
-          <w:lang w:val="de-DE"/>
-        </w:rPr>
-        <w:t>Bild auf</w:t>
-      </w:r>
-      <w:r>
-        <w:rPr>
-          <w:lang w:val="de-DE"/>
-        </w:rPr>
-        <w:t>weist</w:t>
-      </w:r>
-      <w:r>
-        <w:rPr>
-          <w:lang w:val="de-DE"/>
-        </w:rPr>
-        <w:t>.</w:t>
-      </w:r>
-      <w:r>
-        <w:rPr>
-          <w:lang w:val="de-DE"/>
-        </w:rPr>
-        <w:t xml:space="preserve"> </w:t>
-      </w:r>
-      <w:r>
-        <w:rPr>
-          <w:lang w:val="de-DE"/>
-        </w:rPr>
-        <w:t>A</w:t>
-      </w:r>
-      <w:r>
-        <w:rPr>
-          <w:lang w:val="de-DE"/>
-        </w:rPr>
-        <w:t>bhängig vo</w:t>
-      </w:r>
-      <w:r>
-        <w:rPr>
-          <w:lang w:val="de-DE"/>
-        </w:rPr>
-        <w:t xml:space="preserve">n dem genutzten </w:t>
-      </w:r>
-      <w:r>
-        <w:rPr>
-          <w:lang w:val="de-DE"/>
-        </w:rPr>
-        <w:t>machinellen Lernverfahren,</w:t>
-      </w:r>
-      <w:r>
-        <w:rPr>
-          <w:lang w:val="de-DE"/>
-        </w:rPr>
-        <w:t xml:space="preserve"> sollte es</w:t>
-      </w:r>
-      <w:r>
-        <w:rPr>
-          <w:lang w:val="de-DE"/>
-        </w:rPr>
-        <w:t xml:space="preserve"> auch möglich sein, den </w:t>
-      </w:r>
-      <w:r>
-        <w:rPr>
-          <w:lang w:val="de-DE"/>
-        </w:rPr>
-        <w:t>Bilddatensatz</w:t>
-      </w:r>
-      <w:r>
-        <w:rPr>
-          <w:lang w:val="de-DE"/>
-        </w:rPr>
-        <w:t xml:space="preserve"> mit verschiedenen</w:t>
-      </w:r>
-      <w:r>
-        <w:rPr>
-          <w:lang w:val="de-DE"/>
-        </w:rPr>
-        <w:t xml:space="preserve"> allgemeinen</w:t>
-      </w:r>
-      <w:r>
-        <w:rPr>
-          <w:lang w:val="de-DE"/>
-        </w:rPr>
-        <w:t xml:space="preserve"> Iteration</w:t>
-      </w:r>
-      <w:r>
-        <w:rPr>
-          <w:lang w:val="de-DE"/>
-        </w:rPr>
-        <w:t>swerten</w:t>
-      </w:r>
-      <w:r>
-        <w:rPr>
-          <w:lang w:val="de-DE"/>
-        </w:rPr>
-        <w:t xml:space="preserve"> durchzutesten und diese als weiteren Algorithmusparameter anzusehen</w:t>
-      </w:r>
-      <w:r>
-        <w:rPr>
-          <w:lang w:val="de-DE"/>
-        </w:rPr>
-        <w:t>.</w:t>
-      </w:r>
-    </w:p>
-    <w:p>
-      <w:pPr>
-        <w:rPr>
-          <w:lang w:val="de-DE"/>
-        </w:rPr>
-      </w:pPr>
-    </w:p>
-    <w:p>
-      <w:pPr>
-        <w:rPr>
-          <w:color w:val="FFC000"/>
-          <w:lang w:val="de-DE"/>
-        </w:rPr>
-      </w:pPr>
-      <w:r>
-        <w:rPr>
-          <w:color w:val="FFC000"/>
-          <w:lang w:val="de-DE"/>
-        </w:rPr>
-        <w:br w:type="page"/>
-      </w:r>
-    </w:p>
-    <w:p>
-      <w:pPr>
         <w:pStyle w:val="Heading2"/>
         <w:rPr>
           <w:lang w:val="de-DE"/>
         </w:rPr>
       </w:pPr>
-      <w:bookmarkStart w:id="8" w:name="_Toc233555457"/>
-      <w:r>
-        <w:rPr>
-          <w:lang w:val="de-DE"/>
-        </w:rPr>
-        <w:lastRenderedPageBreak/>
+      <w:bookmarkStart w:id="8" w:name="_Toc233722443"/>
+      <w:r>
+        <w:rPr>
+          <w:lang w:val="de-DE"/>
+        </w:rPr>
         <w:t>Angulo-Sogamoso et al: Adaptives CA-basiertes Verfahren</w:t>
       </w:r>
       <w:bookmarkEnd w:id="8"/>
@@ -8022,7 +8764,19 @@
         <w:rPr>
           <w:lang w:val="de-DE"/>
         </w:rPr>
-        <w:t xml:space="preserve">In [Nummer] wird ein Algorithmus vorgestellt, </w:t>
+        <w:t>In [</w:t>
+      </w:r>
+      <w:r>
+        <w:rPr>
+          <w:lang w:val="de-DE"/>
+        </w:rPr>
+        <w:t>AS</w:t>
+      </w:r>
+      <w:r>
+        <w:rPr>
+          <w:lang w:val="de-DE"/>
+        </w:rPr>
+        <w:t xml:space="preserve">] wird ein Algorithmus vorgestellt, </w:t>
       </w:r>
       <w:r>
         <w:rPr>
@@ -8374,7 +9128,19 @@
               <w:rPr>
                 <w:lang w:val="de-DE"/>
               </w:rPr>
-              <w:t xml:space="preserve"> [Nummer])</w:t>
+              <w:t xml:space="preserve"> [</w:t>
+            </w:r>
+            <w:r>
+              <w:rPr>
+                <w:lang w:val="de-DE"/>
+              </w:rPr>
+              <w:t>AS</w:t>
+            </w:r>
+            <w:r>
+              <w:rPr>
+                <w:lang w:val="de-DE"/>
+              </w:rPr>
+              <w:t>])</w:t>
             </w:r>
           </w:p>
         </w:tc>
@@ -8444,20 +9210,64 @@
                 <w:i/>
                 <w:iCs/>
               </w:rPr>
-              <w:t xml:space="preserve">n, </w:t>
-            </w:r>
-            <w:r>
-              <w:t xml:space="preserve">neighborhood size </w:t>
-            </w:r>
-            <w:r>
+              <w:t>n</w:t>
+            </w:r>
+          </w:p>
+        </w:tc>
+      </w:tr>
+      <w:tr>
+        <w:tc>
+          <w:tcPr>
+            <w:tcW w:w="487" w:type="dxa"/>
+          </w:tcPr>
+          <w:p>
+            <w:pPr>
+              <w:jc w:val="right"/>
+              <w:rPr>
+                <w:lang w:val="de-DE"/>
+              </w:rPr>
+            </w:pPr>
+            <w:r>
+              <w:rPr>
+                <w:lang w:val="de-DE"/>
+              </w:rPr>
+              <w:t>2:</w:t>
+            </w:r>
+          </w:p>
+        </w:tc>
+        <w:tc>
+          <w:tcPr>
+            <w:tcW w:w="8863" w:type="dxa"/>
+          </w:tcPr>
+          <w:p>
+            <w:pPr>
               <w:rPr>
                 <w:i/>
                 <w:iCs/>
-              </w:rPr>
-              <w:t>d</w:t>
-            </w:r>
-            <w:r>
-              <w:t xml:space="preserve"> = 3</w:t>
+                <w:lang w:val="de-DE"/>
+              </w:rPr>
+            </w:pPr>
+            <w:r>
+              <w:rPr>
+                <w:b/>
+                <w:bCs/>
+                <w:lang w:val="de-DE"/>
+              </w:rPr>
+              <w:t xml:space="preserve">Output: </w:t>
+            </w:r>
+            <w:r>
+              <w:rPr>
+                <w:lang w:val="de-DE"/>
+              </w:rPr>
+              <w:t xml:space="preserve">Denoised image </w:t>
+            </w:r>
+            <w:r>
+              <w:rPr>
+                <w:i/>
+                <w:iCs/>
+                <w:lang w:val="de-DE"/>
+              </w:rPr>
+              <w:t>I‘</w:t>
             </w:r>
           </w:p>
         </w:tc>
@@ -8478,7 +9288,7 @@
               <w:rPr>
                 <w:lang w:val="de-DE"/>
               </w:rPr>
-              <w:t>2:</w:t>
+              <w:t>3:</w:t>
             </w:r>
           </w:p>
         </w:tc>
@@ -8487,34 +9297,159 @@
             <w:tcW w:w="8863" w:type="dxa"/>
           </w:tcPr>
           <w:p>
-            <w:pPr>
+            <w:r>
+              <w:t xml:space="preserve">Identify noisy pixels </w:t>
+            </w:r>
+            <w:r>
               <w:rPr>
                 <w:i/>
                 <w:iCs/>
-                <w:lang w:val="de-DE"/>
-              </w:rPr>
-            </w:pPr>
-            <w:r>
+              </w:rPr>
+              <w:t>x</w:t>
+            </w:r>
+            <w:r>
+              <w:t xml:space="preserve"> in </w:t>
+            </w:r>
+            <w:r>
+              <w:rPr>
+                <w:i/>
+                <w:iCs/>
+              </w:rPr>
+              <w:t>I</w:t>
+            </w:r>
+            <w:r>
+              <w:t xml:space="preserve"> such that </w:t>
+            </w:r>
+            <w:r>
+              <w:rPr>
+                <w:i/>
+                <w:iCs/>
+              </w:rPr>
+              <w:t>x</w:t>
+            </w:r>
+            <w:r>
+              <w:t xml:space="preserve"> = 0 or 255</w:t>
+            </w:r>
+          </w:p>
+        </w:tc>
+      </w:tr>
+      <w:tr>
+        <w:tc>
+          <w:tcPr>
+            <w:tcW w:w="487" w:type="dxa"/>
+          </w:tcPr>
+          <w:p>
+            <w:pPr>
+              <w:jc w:val="right"/>
+              <w:rPr>
+                <w:lang w:val="de-DE"/>
+              </w:rPr>
+            </w:pPr>
+            <w:r>
+              <w:rPr>
+                <w:lang w:val="de-DE"/>
+              </w:rPr>
+              <w:t>4:</w:t>
+            </w:r>
+          </w:p>
+        </w:tc>
+        <w:tc>
+          <w:tcPr>
+            <w:tcW w:w="8863" w:type="dxa"/>
+          </w:tcPr>
+          <w:p>
+            <w:pPr>
               <w:rPr>
                 <w:b/>
                 <w:bCs/>
                 <w:lang w:val="de-DE"/>
               </w:rPr>
-              <w:t xml:space="preserve">Output: </w:t>
-            </w:r>
-            <w:r>
-              <w:rPr>
-                <w:lang w:val="de-DE"/>
-              </w:rPr>
-              <w:t xml:space="preserve">Denoised image </w:t>
+            </w:pPr>
+            <w:r>
+              <w:rPr>
+                <w:b/>
+                <w:bCs/>
+                <w:lang w:val="de-DE"/>
+              </w:rPr>
+              <w:t>Repeat</w:t>
+            </w:r>
+          </w:p>
+        </w:tc>
+      </w:tr>
+      <w:tr>
+        <w:tc>
+          <w:tcPr>
+            <w:tcW w:w="487" w:type="dxa"/>
+          </w:tcPr>
+          <w:p>
+            <w:pPr>
+              <w:jc w:val="right"/>
+              <w:rPr>
+                <w:lang w:val="de-DE"/>
+              </w:rPr>
+            </w:pPr>
+            <w:r>
+              <w:rPr>
+                <w:lang w:val="de-DE"/>
+              </w:rPr>
+              <w:t>5:</w:t>
+            </w:r>
+          </w:p>
+        </w:tc>
+        <w:tc>
+          <w:tcPr>
+            <w:tcW w:w="8863" w:type="dxa"/>
+          </w:tcPr>
+          <w:p>
+            <w:pPr>
+              <w:rPr>
+                <w:b/>
+                <w:bCs/>
+              </w:rPr>
+            </w:pPr>
+            <w:r>
+              <w:rPr>
+                <w:b/>
+                <w:bCs/>
+              </w:rPr>
+              <w:t xml:space="preserve">      f</w:t>
+            </w:r>
+            <w:r>
+              <w:rPr>
+                <w:b/>
+                <w:bCs/>
+              </w:rPr>
+              <w:t xml:space="preserve">or </w:t>
+            </w:r>
+            <w:r>
+              <w:t>each noisy pixel</w:t>
+            </w:r>
+            <w:r>
+              <w:t xml:space="preserve"> </w:t>
             </w:r>
             <w:r>
               <w:rPr>
                 <w:i/>
                 <w:iCs/>
-                <w:lang w:val="de-DE"/>
-              </w:rPr>
-              <w:t>I‘</w:t>
+              </w:rPr>
+              <w:t>x</w:t>
+            </w:r>
+            <w:r>
+              <w:t xml:space="preserve"> </w:t>
+            </w:r>
+            <w:r>
+              <w:rPr>
+                <w:b/>
+                <w:bCs/>
+              </w:rPr>
+              <w:t>d</w:t>
+            </w:r>
+            <w:r>
+              <w:rPr>
+                <w:b/>
+                <w:bCs/>
+              </w:rPr>
+              <w:t>o</w:t>
             </w:r>
           </w:p>
         </w:tc>
@@ -8527,15 +9462,9 @@
           <w:p>
             <w:pPr>
               <w:jc w:val="right"/>
-              <w:rPr>
-                <w:lang w:val="de-DE"/>
-              </w:rPr>
-            </w:pPr>
-            <w:r>
-              <w:rPr>
-                <w:lang w:val="de-DE"/>
-              </w:rPr>
-              <w:t>3:</w:t>
+            </w:pPr>
+            <w:r>
+              <w:t>6:</w:t>
             </w:r>
           </w:p>
         </w:tc>
@@ -8545,37 +9474,129 @@
           </w:tcPr>
           <w:p>
             <w:r>
-              <w:t xml:space="preserve">Identify noisy pixels </w:t>
+              <w:rPr>
+                <w:b/>
+                <w:bCs/>
+              </w:rPr>
+              <w:t xml:space="preserve">        </w:t>
+            </w:r>
+            <w:r>
+              <w:t>count number of non-noisy pixels</w:t>
+            </w:r>
+            <w:r>
+              <w:t xml:space="preserve"> </w:t>
             </w:r>
             <w:r>
               <w:rPr>
                 <w:i/>
                 <w:iCs/>
               </w:rPr>
-              <w:t>x</w:t>
-            </w:r>
-            <w:r>
-              <w:t xml:space="preserve"> in </w:t>
+              <w:t>n</w:t>
+            </w:r>
+            <w:r>
+              <w:t xml:space="preserve"> in neighborhood</w:t>
+            </w:r>
+            <w:r>
+              <w:t xml:space="preserve"> </w:t>
             </w:r>
             <w:r>
               <w:rPr>
                 <w:i/>
                 <w:iCs/>
               </w:rPr>
-              <w:t>I</w:t>
-            </w:r>
-            <w:r>
-              <w:t xml:space="preserve"> such that </w:t>
+              <w:t>N</w:t>
+            </w:r>
+          </w:p>
+        </w:tc>
+      </w:tr>
+      <w:tr>
+        <w:tc>
+          <w:tcPr>
+            <w:tcW w:w="487" w:type="dxa"/>
+          </w:tcPr>
+          <w:p>
+            <w:pPr>
+              <w:jc w:val="right"/>
+              <w:rPr>
+                <w:lang w:val="de-DE"/>
+              </w:rPr>
+            </w:pPr>
+            <w:r>
+              <w:rPr>
+                <w:lang w:val="de-DE"/>
+              </w:rPr>
+              <w:t>9:</w:t>
+            </w:r>
+          </w:p>
+        </w:tc>
+        <w:tc>
+          <w:tcPr>
+            <w:tcW w:w="8863" w:type="dxa"/>
+          </w:tcPr>
+          <w:p>
+            <w:pPr>
+              <w:rPr>
+                <w:b/>
+                <w:bCs/>
+              </w:rPr>
+            </w:pPr>
+            <w:r>
+              <w:rPr>
+                <w:b/>
+                <w:bCs/>
+              </w:rPr>
+              <w:t xml:space="preserve">                    if</w:t>
+            </w:r>
+            <w:r>
+              <w:t xml:space="preserve"> </w:t>
             </w:r>
             <w:r>
               <w:rPr>
                 <w:i/>
                 <w:iCs/>
               </w:rPr>
-              <w:t>x</w:t>
-            </w:r>
-            <w:r>
-              <w:t xml:space="preserve"> = 0 or 255</w:t>
+              <w:t xml:space="preserve">n </w:t>
+            </w:r>
+            <w:r>
+              <w:rPr>
+                <w:i/>
+                <w:iCs/>
+              </w:rPr>
+              <w:t>=</w:t>
+            </w:r>
+            <w:r>
+              <w:rPr>
+                <w:i/>
+                <w:iCs/>
+              </w:rPr>
+              <w:t xml:space="preserve">= </w:t>
+            </w:r>
+            <w:r>
+              <w:t xml:space="preserve">0 and </w:t>
+            </w:r>
+            <w:r>
+              <w:rPr>
+                <w:i/>
+                <w:iCs/>
+              </w:rPr>
+              <w:t xml:space="preserve">d ≠ </w:t>
+            </w:r>
+            <w:r>
+              <w:t>4</w:t>
+            </w:r>
+            <w:r>
+              <w:rPr>
+                <w:i/>
+                <w:iCs/>
+              </w:rPr>
+              <w:t xml:space="preserve"> </w:t>
+            </w:r>
+            <w:r>
+              <w:rPr>
+                <w:b/>
+                <w:bCs/>
+              </w:rPr>
+              <w:t>then</w:t>
             </w:r>
           </w:p>
         </w:tc>
@@ -8596,7 +9617,7 @@
               <w:rPr>
                 <w:lang w:val="de-DE"/>
               </w:rPr>
-              <w:t>4:</w:t>
+              <w:t>10:</w:t>
             </w:r>
           </w:p>
         </w:tc>
@@ -8605,501 +9626,24 @@
             <w:tcW w:w="8863" w:type="dxa"/>
           </w:tcPr>
           <w:p>
-            <w:pPr>
-              <w:rPr>
-                <w:b/>
-                <w:bCs/>
-                <w:lang w:val="de-DE"/>
-              </w:rPr>
-            </w:pPr>
-            <w:r>
-              <w:rPr>
-                <w:b/>
-                <w:bCs/>
-                <w:lang w:val="de-DE"/>
-              </w:rPr>
-              <w:t>Repeat</w:t>
-            </w:r>
-          </w:p>
-        </w:tc>
-      </w:tr>
-      <w:tr>
-        <w:tc>
-          <w:tcPr>
-            <w:tcW w:w="487" w:type="dxa"/>
-          </w:tcPr>
-          <w:p>
-            <w:pPr>
-              <w:jc w:val="right"/>
-              <w:rPr>
-                <w:lang w:val="de-DE"/>
-              </w:rPr>
-            </w:pPr>
-            <w:r>
-              <w:rPr>
-                <w:lang w:val="de-DE"/>
-              </w:rPr>
-              <w:t>5:</w:t>
-            </w:r>
-          </w:p>
-        </w:tc>
-        <w:tc>
-          <w:tcPr>
-            <w:tcW w:w="8863" w:type="dxa"/>
-          </w:tcPr>
-          <w:p>
-            <w:pPr>
-              <w:rPr>
-                <w:b/>
-                <w:bCs/>
-              </w:rPr>
-            </w:pPr>
-            <w:r>
-              <w:rPr>
-                <w:b/>
-                <w:bCs/>
-              </w:rPr>
-              <w:t xml:space="preserve">      f</w:t>
-            </w:r>
-            <w:r>
-              <w:rPr>
-                <w:b/>
-                <w:bCs/>
-              </w:rPr>
-              <w:t xml:space="preserve">or </w:t>
-            </w:r>
-            <w:r>
-              <w:t>each noisy pixel</w:t>
-            </w:r>
-            <w:r>
-              <w:t xml:space="preserve"> </w:t>
+            <w:r>
+              <w:t xml:space="preserve">                           </w:t>
+            </w:r>
+            <w:r>
+              <w:t xml:space="preserve">increase neighborhood size </w:t>
             </w:r>
             <w:r>
               <w:rPr>
                 <w:i/>
                 <w:iCs/>
               </w:rPr>
-              <w:t>x</w:t>
-            </w:r>
-            <w:r>
-              <w:t xml:space="preserve"> </w:t>
-            </w:r>
-            <w:r>
-              <w:rPr>
-                <w:b/>
-                <w:bCs/>
-              </w:rPr>
-              <w:t>d</w:t>
-            </w:r>
-            <w:r>
-              <w:rPr>
-                <w:b/>
-                <w:bCs/>
-              </w:rPr>
-              <w:t>o</w:t>
-            </w:r>
-          </w:p>
-        </w:tc>
-      </w:tr>
-      <w:tr>
-        <w:tc>
-          <w:tcPr>
-            <w:tcW w:w="487" w:type="dxa"/>
-          </w:tcPr>
-          <w:p>
-            <w:pPr>
-              <w:jc w:val="right"/>
-            </w:pPr>
-            <w:r>
-              <w:t>6:</w:t>
-            </w:r>
-          </w:p>
-        </w:tc>
-        <w:tc>
-          <w:tcPr>
-            <w:tcW w:w="8863" w:type="dxa"/>
-          </w:tcPr>
-          <w:p>
-            <w:r>
-              <w:rPr>
-                <w:b/>
-                <w:bCs/>
-              </w:rPr>
-              <w:t xml:space="preserve">        </w:t>
-            </w:r>
-            <w:r>
-              <w:t>add</w:t>
-            </w:r>
-            <w:r>
-              <w:rPr>
-                <w:b/>
-                <w:bCs/>
-              </w:rPr>
-              <w:t xml:space="preserve"> </w:t>
-            </w:r>
-            <w:r>
-              <w:t>each pixel in</w:t>
-            </w:r>
-            <w:r>
-              <w:rPr>
-                <w:i/>
-                <w:iCs/>
-              </w:rPr>
-              <w:t xml:space="preserve"> d*d </w:t>
-            </w:r>
-            <w:r>
-              <w:t xml:space="preserve">neighborhood </w:t>
-            </w:r>
-            <w:r>
-              <w:rPr>
-                <w:i/>
-                <w:iCs/>
-              </w:rPr>
-              <w:t>N</w:t>
-            </w:r>
-            <w:r>
-              <w:t xml:space="preserve"> to </w:t>
-            </w:r>
-            <w:r>
-              <w:rPr>
-                <w:i/>
-                <w:iCs/>
-              </w:rPr>
-              <w:t>todo</w:t>
-            </w:r>
-          </w:p>
-        </w:tc>
-      </w:tr>
-      <w:tr>
-        <w:tc>
-          <w:tcPr>
-            <w:tcW w:w="487" w:type="dxa"/>
-          </w:tcPr>
-          <w:p>
-            <w:pPr>
-              <w:jc w:val="right"/>
-              <w:rPr>
-                <w:lang w:val="de-DE"/>
-              </w:rPr>
-            </w:pPr>
-            <w:r>
-              <w:rPr>
-                <w:lang w:val="de-DE"/>
-              </w:rPr>
-              <w:t>7:</w:t>
-            </w:r>
-          </w:p>
-        </w:tc>
-        <w:tc>
-          <w:tcPr>
-            <w:tcW w:w="8863" w:type="dxa"/>
-          </w:tcPr>
-          <w:p>
-            <w:pPr>
-              <w:rPr>
-                <w:b/>
-                <w:bCs/>
-              </w:rPr>
-            </w:pPr>
-            <w:r>
-              <w:rPr>
-                <w:b/>
-                <w:bCs/>
-              </w:rPr>
-              <w:t xml:space="preserve">             </w:t>
-            </w:r>
-            <w:r>
-              <w:rPr>
-                <w:b/>
-                <w:bCs/>
-              </w:rPr>
-              <w:t xml:space="preserve">for </w:t>
-            </w:r>
-            <w:r>
-              <w:t xml:space="preserve">each </w:t>
-            </w:r>
-            <w:r>
-              <w:t xml:space="preserve">pixel in </w:t>
-            </w:r>
-            <w:r>
-              <w:rPr>
-                <w:i/>
-                <w:iCs/>
-              </w:rPr>
-              <w:t xml:space="preserve">todo </w:t>
-            </w:r>
-            <w:r>
-              <w:rPr>
-                <w:b/>
-                <w:bCs/>
-              </w:rPr>
-              <w:t>do</w:t>
-            </w:r>
-          </w:p>
-        </w:tc>
-      </w:tr>
-      <w:tr>
-        <w:tc>
-          <w:tcPr>
-            <w:tcW w:w="487" w:type="dxa"/>
-          </w:tcPr>
-          <w:p>
-            <w:pPr>
-              <w:jc w:val="right"/>
-              <w:rPr>
-                <w:lang w:val="de-DE"/>
-              </w:rPr>
-            </w:pPr>
-            <w:r>
-              <w:rPr>
-                <w:lang w:val="de-DE"/>
-              </w:rPr>
-              <w:t>8:</w:t>
-            </w:r>
-          </w:p>
-        </w:tc>
-        <w:tc>
-          <w:tcPr>
-            <w:tcW w:w="8863" w:type="dxa"/>
-          </w:tcPr>
-          <w:p>
-            <w:pPr>
-              <w:rPr>
-                <w:i/>
-                <w:iCs/>
-                <w:vertAlign w:val="subscript"/>
-              </w:rPr>
-            </w:pPr>
-            <w:r>
-              <w:t xml:space="preserve">                    </w:t>
-            </w:r>
-            <w:r>
-              <w:t>Count the number of n</w:t>
-            </w:r>
-            <w:r>
-              <w:t xml:space="preserve">on-noisy pixels </w:t>
-            </w:r>
-            <w:r>
-              <w:rPr>
-                <w:i/>
-                <w:iCs/>
-              </w:rPr>
-              <w:t>n</w:t>
-            </w:r>
-            <w:r>
-              <w:t xml:space="preserve"> in </w:t>
-            </w:r>
-            <w:r>
-              <w:rPr>
-                <w:i/>
-                <w:iCs/>
-              </w:rPr>
-              <w:t>G</w:t>
-            </w:r>
-            <w:r>
-              <w:rPr>
-                <w:i/>
-                <w:iCs/>
-                <w:vertAlign w:val="subscript"/>
-              </w:rPr>
-              <w:t>k</w:t>
-            </w:r>
-          </w:p>
-        </w:tc>
-      </w:tr>
-      <w:tr>
-        <w:tc>
-          <w:tcPr>
-            <w:tcW w:w="487" w:type="dxa"/>
-          </w:tcPr>
-          <w:p>
-            <w:pPr>
-              <w:jc w:val="right"/>
-              <w:rPr>
-                <w:lang w:val="de-DE"/>
-              </w:rPr>
-            </w:pPr>
-            <w:r>
-              <w:rPr>
-                <w:lang w:val="de-DE"/>
-              </w:rPr>
-              <w:t>9:</w:t>
-            </w:r>
-          </w:p>
-        </w:tc>
-        <w:tc>
-          <w:tcPr>
-            <w:tcW w:w="8863" w:type="dxa"/>
-          </w:tcPr>
-          <w:p>
-            <w:pPr>
-              <w:rPr>
-                <w:b/>
-                <w:bCs/>
-              </w:rPr>
-            </w:pPr>
-            <w:r>
-              <w:rPr>
-                <w:b/>
-                <w:bCs/>
-              </w:rPr>
-              <w:t xml:space="preserve">                    if</w:t>
-            </w:r>
-            <w:r>
-              <w:t xml:space="preserve"> </w:t>
-            </w:r>
-            <w:r>
-              <w:rPr>
-                <w:i/>
-                <w:iCs/>
-              </w:rPr>
-              <w:t xml:space="preserve">n </w:t>
-            </w:r>
-            <w:r>
-              <w:rPr>
-                <w:i/>
-                <w:iCs/>
-              </w:rPr>
-              <w:t>=</w:t>
-            </w:r>
-            <w:r>
-              <w:rPr>
-                <w:i/>
-                <w:iCs/>
-              </w:rPr>
-              <w:t xml:space="preserve">= </w:t>
-            </w:r>
-            <w:r>
-              <w:t xml:space="preserve">0 and </w:t>
-            </w:r>
-            <w:r>
-              <w:rPr>
-                <w:i/>
-                <w:iCs/>
-              </w:rPr>
-              <w:t xml:space="preserve">d ≠ </w:t>
-            </w:r>
-            <w:r>
-              <w:t>4</w:t>
-            </w:r>
-            <w:r>
-              <w:rPr>
-                <w:i/>
-                <w:iCs/>
-              </w:rPr>
-              <w:t xml:space="preserve"> </w:t>
-            </w:r>
-            <w:r>
-              <w:rPr>
-                <w:b/>
-                <w:bCs/>
-              </w:rPr>
-              <w:t>then</w:t>
-            </w:r>
-          </w:p>
-        </w:tc>
-      </w:tr>
-      <w:tr>
-        <w:tc>
-          <w:tcPr>
-            <w:tcW w:w="487" w:type="dxa"/>
-          </w:tcPr>
-          <w:p>
-            <w:pPr>
-              <w:jc w:val="right"/>
-              <w:rPr>
-                <w:lang w:val="de-DE"/>
-              </w:rPr>
-            </w:pPr>
-            <w:r>
-              <w:rPr>
-                <w:lang w:val="de-DE"/>
-              </w:rPr>
-              <w:t>10:</w:t>
-            </w:r>
-          </w:p>
-        </w:tc>
-        <w:tc>
-          <w:tcPr>
-            <w:tcW w:w="8863" w:type="dxa"/>
-          </w:tcPr>
-          <w:p>
-            <w:pPr>
-              <w:rPr>
-                <w:i/>
-                <w:iCs/>
-              </w:rPr>
-            </w:pPr>
-            <w:r>
-              <w:t xml:space="preserve">                           </w:t>
-            </w:r>
-            <w:r>
-              <w:t>increment</w:t>
-            </w:r>
-            <w:r>
-              <w:rPr>
-                <w:b/>
-                <w:bCs/>
-              </w:rPr>
-              <w:t xml:space="preserve"> </w:t>
-            </w:r>
-            <w:r>
-              <w:rPr>
-                <w:i/>
-                <w:iCs/>
-              </w:rPr>
               <w:t xml:space="preserve">d </w:t>
             </w:r>
             <w:r>
               <w:t>to 4</w:t>
             </w:r>
-          </w:p>
-        </w:tc>
-      </w:tr>
-      <w:tr>
-        <w:tc>
-          <w:tcPr>
-            <w:tcW w:w="487" w:type="dxa"/>
-          </w:tcPr>
-          <w:p>
-            <w:pPr>
-              <w:jc w:val="right"/>
-              <w:rPr>
-                <w:lang w:val="de-DE"/>
-              </w:rPr>
-            </w:pPr>
-            <w:r>
-              <w:rPr>
-                <w:lang w:val="de-DE"/>
-              </w:rPr>
-              <w:t>11:</w:t>
-            </w:r>
-          </w:p>
-        </w:tc>
-        <w:tc>
-          <w:tcPr>
-            <w:tcW w:w="8863" w:type="dxa"/>
-          </w:tcPr>
-          <w:p>
-            <w:r>
-              <w:rPr>
-                <w:b/>
-                <w:bCs/>
-              </w:rPr>
-              <w:t xml:space="preserve">                           </w:t>
-            </w:r>
-            <w:r>
-              <w:t>add</w:t>
-            </w:r>
-            <w:r>
-              <w:t xml:space="preserve"> each new unvisited neighbor pixel to </w:t>
-            </w:r>
-            <w:r>
-              <w:rPr>
-                <w:i/>
-                <w:iCs/>
-              </w:rPr>
-              <w:t>todo</w:t>
+            <w:r>
+              <w:t xml:space="preserve"> and go to 6</w:t>
             </w:r>
           </w:p>
         </w:tc>
@@ -9487,13 +10031,7 @@
         <w:rPr>
           <w:lang w:val="de-DE"/>
         </w:rPr>
-        <w:t xml:space="preserve"> geben</w:t>
-      </w:r>
-      <w:r>
-        <w:rPr>
-          <w:lang w:val="de-DE"/>
-        </w:rPr>
-        <w:t xml:space="preserve"> Angulo-Sogamoso, Gil-Sierra und Espitia-Cuchango</w:t>
+        <w:t xml:space="preserve"> geben Angulo-Sogamoso, Gil-Sierra und Espitia-Cuchango</w:t>
       </w:r>
       <w:r>
         <w:rPr>
@@ -9593,7 +10131,7 @@
           <w:lang w:val="de-DE"/>
         </w:rPr>
       </w:pPr>
-      <w:bookmarkStart w:id="9" w:name="_Toc233555458"/>
+      <w:bookmarkStart w:id="9" w:name="_Toc233722444"/>
       <w:r>
         <w:rPr>
           <w:lang w:val="de-DE"/>
@@ -9612,13 +10150,7 @@
         <w:rPr>
           <w:lang w:val="de-DE"/>
         </w:rPr>
-        <w:t>In Bezug auf den Richtwert der Anzahl an Iterationen</w:t>
-      </w:r>
-      <w:r>
-        <w:rPr>
-          <w:lang w:val="de-DE"/>
-        </w:rPr>
-        <w:t xml:space="preserve"> ist </w:t>
+        <w:t xml:space="preserve">In Bezug auf den Richtwert der Anzahl an Iterationen ist </w:t>
       </w:r>
       <w:r>
         <w:rPr>
@@ -9685,7 +10217,19 @@
         <w:rPr>
           <w:lang w:val="de-DE"/>
         </w:rPr>
-        <w:t xml:space="preserve"> und Raj beispielsweise analysierten die Änderung der Entropie in verrauschten Bildern und fanden eine inverse Korrelation zwischen Rauschdichte und der Bild-Entropie – je höher die Dichte, desto niedriger niedriger wird die Entropie [Nummer].</w:t>
+        <w:t xml:space="preserve"> und Raj beispielsweise analysierten die Änderung der Entropie in verrauschten Bildern und fanden eine inverse Korrelation zwischen Rauschdichte und der Bild-Entropie – je höher die Dichte, desto niedriger niedriger wird die Entropie [</w:t>
+      </w:r>
+      <w:r>
+        <w:rPr>
+          <w:lang w:val="de-DE"/>
+        </w:rPr>
+        <w:t>RK</w:t>
+      </w:r>
+      <w:r>
+        <w:rPr>
+          <w:lang w:val="de-DE"/>
+        </w:rPr>
+        <w:t>].</w:t>
       </w:r>
     </w:p>
     <w:p>
@@ -9742,13 +10286,7 @@
         <w:rPr>
           <w:lang w:val="de-DE"/>
         </w:rPr>
-        <w:t xml:space="preserve">den </w:t>
-      </w:r>
-      <w:r>
-        <w:rPr>
-          <w:lang w:val="de-DE"/>
-        </w:rPr>
-        <w:t>Korrelationskoeffizient zwischen benachbarten Pixeln</w:t>
+        <w:t>den Korrelationskoeffizient zwischen benachbarten Pixeln</w:t>
       </w:r>
       <w:r>
         <w:rPr>
@@ -9862,7 +10400,19 @@
         <w:rPr>
           <w:lang w:val="de-DE"/>
         </w:rPr>
-        <w:t xml:space="preserve"> [Nummer]</w:t>
+        <w:t xml:space="preserve"> [</w:t>
+      </w:r>
+      <w:r>
+        <w:rPr>
+          <w:lang w:val="de-DE"/>
+        </w:rPr>
+        <w:t>LYY</w:t>
+      </w:r>
+      <w:r>
+        <w:rPr>
+          <w:lang w:val="de-DE"/>
+        </w:rPr>
+        <w:t>]</w:t>
       </w:r>
       <w:r>
         <w:rPr>
@@ -9893,7 +10443,19 @@
         <w:rPr>
           <w:lang w:val="de-DE"/>
         </w:rPr>
-        <w:t>Ergebnisse liefern. Bei höheren Dichten degradiert entweder die Genauigkeit der Aussage [Li et al]</w:t>
+        <w:t>Ergebnisse liefern. Bei höheren Dichten degradiert entweder die Genauigkeit der Aussage [</w:t>
+      </w:r>
+      <w:r>
+        <w:rPr>
+          <w:lang w:val="de-DE"/>
+        </w:rPr>
+        <w:t>LYY</w:t>
+      </w:r>
+      <w:r>
+        <w:rPr>
+          <w:lang w:val="de-DE"/>
+        </w:rPr>
+        <w:t>]</w:t>
       </w:r>
       <w:r>
         <w:rPr>
@@ -9905,7 +10467,19 @@
         <w:rPr>
           <w:lang w:val="de-DE"/>
         </w:rPr>
-        <w:t xml:space="preserve"> [Kanna et al]</w:t>
+        <w:t xml:space="preserve"> [</w:t>
+      </w:r>
+      <w:r>
+        <w:rPr>
+          <w:lang w:val="de-DE"/>
+        </w:rPr>
+        <w:t>K</w:t>
+      </w:r>
+      <w:r>
+        <w:rPr>
+          <w:lang w:val="de-DE"/>
+        </w:rPr>
+        <w:t>]</w:t>
       </w:r>
       <w:r>
         <w:rPr>
@@ -9932,6 +10506,24 @@
         </w:rPr>
         <w:t xml:space="preserve"> und Gewissheit in Methodik in Bezug auf den MERIG Algorithmus lässt sich schwer eine klare Aussage über den Rechenaufwand von diesem Verfahren sagen.</w:t>
       </w:r>
+      <w:r>
+        <w:rPr>
+          <w:lang w:val="de-DE"/>
+        </w:rPr>
+        <w:t xml:space="preserve"> </w:t>
+      </w:r>
+      <w:r>
+        <w:rPr>
+          <w:lang w:val="de-DE"/>
+        </w:rPr>
+        <w:t xml:space="preserve">Wird </w:t>
+      </w:r>
+      <w:r>
+        <w:rPr>
+          <w:lang w:val="de-DE"/>
+        </w:rPr>
+        <w:t>dieser Punkt jedoch außen vor gelassen, läuft dieses Verfahren ebenfalls unter einer Zeitkomplexität von O(N), wobei N wieder die Gesamtanzahl aller Pixel im Bild sind.</w:t>
+      </w:r>
     </w:p>
     <w:p>
       <w:pPr>
@@ -9943,7 +10535,19 @@
         <w:rPr>
           <w:lang w:val="de-DE"/>
         </w:rPr>
-        <w:t xml:space="preserve">Abgesehen davon hat </w:t>
+        <w:t>Desweiteren</w:t>
+      </w:r>
+      <w:r>
+        <w:rPr>
+          <w:lang w:val="de-DE"/>
+        </w:rPr>
+        <w:t xml:space="preserve"> </w:t>
+      </w:r>
+      <w:r>
+        <w:rPr>
+          <w:lang w:val="de-DE"/>
+        </w:rPr>
+        <w:t xml:space="preserve">hat </w:t>
       </w:r>
       <w:r>
         <w:rPr>
@@ -9961,7 +10565,7 @@
         <w:rPr>
           <w:lang w:val="de-DE"/>
         </w:rPr>
-        <w:t xml:space="preserve"> jedoch eine sehr gute Leistung</w:t>
+        <w:t xml:space="preserve"> eine sehr gute Leistung</w:t>
       </w:r>
       <w:r>
         <w:rPr>
@@ -9997,7 +10601,25 @@
         <w:rPr>
           <w:lang w:val="de-DE"/>
         </w:rPr>
-        <w:t xml:space="preserve"> &gt; 0.9</w:t>
+        <w:t xml:space="preserve"> </w:t>
+      </w:r>
+      <w:r>
+        <w:rPr>
+          <w:lang w:val="de-DE"/>
+        </w:rPr>
+        <w:t>von über</w:t>
+      </w:r>
+      <w:r>
+        <w:rPr>
+          <w:lang w:val="de-DE"/>
+        </w:rPr>
+        <w:t xml:space="preserve"> 0.9</w:t>
+      </w:r>
+      <w:r>
+        <w:rPr>
+          <w:lang w:val="de-DE"/>
+        </w:rPr>
+        <w:t>0</w:t>
       </w:r>
       <w:r>
         <w:rPr>
@@ -10027,7 +10649,19 @@
         <w:rPr>
           <w:lang w:val="de-DE"/>
         </w:rPr>
-        <w:t xml:space="preserve"> merklich ab 60%</w:t>
+        <w:t xml:space="preserve"> erst</w:t>
+      </w:r>
+      <w:r>
+        <w:rPr>
+          <w:lang w:val="de-DE"/>
+        </w:rPr>
+        <w:t xml:space="preserve"> merklich </w:t>
+      </w:r>
+      <w:r>
+        <w:rPr>
+          <w:lang w:val="de-DE"/>
+        </w:rPr>
+        <w:t>zwischen 70 und 80%</w:t>
       </w:r>
       <w:r>
         <w:rPr>
@@ -10070,6 +10704,12 @@
           <w:lang w:val="de-DE"/>
         </w:rPr>
         <w:t xml:space="preserve"> wie der Median</w:t>
+      </w:r>
+      <w:r>
+        <w:rPr>
+          <w:lang w:val="de-DE"/>
+        </w:rPr>
+        <w:t xml:space="preserve"> Filter</w:t>
       </w:r>
       <w:r>
         <w:rPr>
@@ -10205,7 +10845,7 @@
           <w:lang w:val="de-DE"/>
         </w:rPr>
       </w:pPr>
-      <w:bookmarkStart w:id="10" w:name="_Toc233555459"/>
+      <w:bookmarkStart w:id="10" w:name="_Toc233722445"/>
       <w:r>
         <w:rPr>
           <w:lang w:val="de-DE"/>
@@ -10249,7 +10889,19 @@
         <w:rPr>
           <w:lang w:val="de-DE"/>
         </w:rPr>
-        <w:t xml:space="preserve">[Nummer] </w:t>
+        <w:t>[</w:t>
+      </w:r>
+      <w:r>
+        <w:rPr>
+          <w:lang w:val="de-DE"/>
+        </w:rPr>
+        <w:t>SRK</w:t>
+      </w:r>
+      <w:r>
+        <w:rPr>
+          <w:lang w:val="de-DE"/>
+        </w:rPr>
+        <w:t xml:space="preserve">] </w:t>
       </w:r>
       <w:r>
         <w:rPr>
@@ -10542,7 +11194,19 @@
         <w:rPr>
           <w:lang w:val="de-DE"/>
         </w:rPr>
-        <w:t>über Equ. [Nummer]</w:t>
+        <w:t>über Equ. [</w:t>
+      </w:r>
+      <w:r>
+        <w:rPr>
+          <w:lang w:val="de-DE"/>
+        </w:rPr>
+        <w:t>Nummer</w:t>
+      </w:r>
+      <w:r>
+        <w:rPr>
+          <w:lang w:val="de-DE"/>
+        </w:rPr>
+        <w:t>]</w:t>
       </w:r>
       <w:r>
         <w:rPr>
@@ -10597,7 +11261,19 @@
         <w:rPr>
           <w:lang w:val="de-DE"/>
         </w:rPr>
-        <w:t xml:space="preserve"> Nachbarpixel in Relation zum Zentrum und ist definiert über Equ. [Nummer]</w:t>
+        <w:t xml:space="preserve"> Nachbarpixel in Relation zum Zentrum und ist definiert über Equ. [</w:t>
+      </w:r>
+      <w:r>
+        <w:rPr>
+          <w:lang w:val="de-DE"/>
+        </w:rPr>
+        <w:t>Nummer</w:t>
+      </w:r>
+      <w:r>
+        <w:rPr>
+          <w:lang w:val="de-DE"/>
+        </w:rPr>
+        <w:t>]</w:t>
       </w:r>
       <w:r>
         <w:rPr>
@@ -12308,7 +12984,19 @@
               <w:rPr>
                 <w:lang w:val="de-DE"/>
               </w:rPr>
-              <w:t xml:space="preserve"> [Nummer])</w:t>
+              <w:t xml:space="preserve"> [</w:t>
+            </w:r>
+            <w:r>
+              <w:rPr>
+                <w:lang w:val="de-DE"/>
+              </w:rPr>
+              <w:t>SRK</w:t>
+            </w:r>
+            <w:r>
+              <w:rPr>
+                <w:lang w:val="de-DE"/>
+              </w:rPr>
+              <w:t>])</w:t>
             </w:r>
           </w:p>
         </w:tc>
@@ -13064,7 +13752,7 @@
           <w:lang w:val="de-DE"/>
         </w:rPr>
       </w:pPr>
-      <w:bookmarkStart w:id="11" w:name="_Toc233555460"/>
+      <w:bookmarkStart w:id="11" w:name="_Toc233722446"/>
       <w:r>
         <w:rPr>
           <w:lang w:val="de-DE"/>
@@ -13101,25 +13789,55 @@
         <w:rPr>
           <w:lang w:val="de-DE"/>
         </w:rPr>
-        <w:t xml:space="preserve"> auf. Jedoch wird gleichermaßen die Definition von verrauschten Pixeln d</w:t>
-      </w:r>
-      <w:r>
-        <w:rPr>
-          <w:lang w:val="de-DE"/>
-        </w:rPr>
-        <w:t xml:space="preserve">ifferenzierter betrachtet als bei den anderen </w:t>
-      </w:r>
-      <w:r>
-        <w:rPr>
-          <w:lang w:val="de-DE"/>
-        </w:rPr>
-        <w:t>Algorithmen</w:t>
-      </w:r>
-      <w:r>
-        <w:rPr>
-          <w:lang w:val="de-DE"/>
-        </w:rPr>
-        <w:t xml:space="preserve"> und erlaubt </w:t>
+        <w:t xml:space="preserve"> auf. Jedoch wird die Definition </w:t>
+      </w:r>
+      <w:r>
+        <w:rPr>
+          <w:lang w:val="de-DE"/>
+        </w:rPr>
+        <w:t>eines verrauschtes Pixeln</w:t>
+      </w:r>
+      <w:r>
+        <w:rPr>
+          <w:lang w:val="de-DE"/>
+        </w:rPr>
+        <w:t xml:space="preserve"> im Gegensatz zu den anderen Algorithmen</w:t>
+      </w:r>
+      <w:r>
+        <w:rPr>
+          <w:lang w:val="de-DE"/>
+        </w:rPr>
+        <w:t xml:space="preserve"> in Korrelation</w:t>
+      </w:r>
+      <w:r>
+        <w:rPr>
+          <w:lang w:val="de-DE"/>
+        </w:rPr>
+        <w:t xml:space="preserve"> zu de</w:t>
+      </w:r>
+      <w:r>
+        <w:rPr>
+          <w:lang w:val="de-DE"/>
+        </w:rPr>
+        <w:t>n</w:t>
+      </w:r>
+      <w:r>
+        <w:rPr>
+          <w:lang w:val="de-DE"/>
+        </w:rPr>
+        <w:t xml:space="preserve"> Werten seiner Nachbarspixel</w:t>
+      </w:r>
+      <w:r>
+        <w:rPr>
+          <w:lang w:val="de-DE"/>
+        </w:rPr>
+        <w:t xml:space="preserve"> betrachtet </w:t>
+      </w:r>
+      <w:r>
+        <w:rPr>
+          <w:lang w:val="de-DE"/>
+        </w:rPr>
+        <w:t xml:space="preserve">und erlaubt </w:t>
       </w:r>
       <w:r>
         <w:rPr>
@@ -13131,25 +13849,25 @@
         <w:rPr>
           <w:lang w:val="de-DE"/>
         </w:rPr>
-        <w:t xml:space="preserve"> in Theorie</w:t>
-      </w:r>
-      <w:r>
-        <w:rPr>
-          <w:lang w:val="de-DE"/>
-        </w:rPr>
-        <w:t xml:space="preserve"> mehr Kontrolle</w:t>
-      </w:r>
-      <w:r>
-        <w:rPr>
-          <w:lang w:val="de-DE"/>
-        </w:rPr>
-        <w:t xml:space="preserve"> und Identifikationspotential</w:t>
-      </w:r>
-      <w:r>
-        <w:rPr>
-          <w:lang w:val="de-DE"/>
-        </w:rPr>
-        <w:t xml:space="preserve"> als nur über SPN</w:t>
+        <w:t xml:space="preserve"> </w:t>
+      </w:r>
+      <w:r>
+        <w:rPr>
+          <w:lang w:val="de-DE"/>
+        </w:rPr>
+        <w:t>eine differenzierter Identifikation von SPN</w:t>
+      </w:r>
+      <w:r>
+        <w:rPr>
+          <w:lang w:val="de-DE"/>
+        </w:rPr>
+        <w:t xml:space="preserve"> im Kontext</w:t>
+      </w:r>
+      <w:r>
+        <w:rPr>
+          <w:lang w:val="de-DE"/>
+        </w:rPr>
+        <w:t xml:space="preserve"> seiner Umgebung</w:t>
       </w:r>
       <w:r>
         <w:rPr>
@@ -13168,7 +13886,306 @@
         <w:rPr>
           <w:lang w:val="de-DE"/>
         </w:rPr>
-        <w:t xml:space="preserve">Wie vorherige Verfahren zeigt auch der SaReKa Algorithmus eine </w:t>
+        <w:t xml:space="preserve">Weiterhin </w:t>
+      </w:r>
+      <w:r>
+        <w:rPr>
+          <w:lang w:val="de-DE"/>
+        </w:rPr>
+        <w:t>ist aber das Ausmaß von dieser Identifikationsmethode</w:t>
+      </w:r>
+      <w:r>
+        <w:rPr>
+          <w:lang w:val="de-DE"/>
+        </w:rPr>
+        <w:t xml:space="preserve"> sowie dessen Effektivität</w:t>
+      </w:r>
+      <w:r>
+        <w:rPr>
+          <w:lang w:val="de-DE"/>
+        </w:rPr>
+        <w:t xml:space="preserve"> fragwürdig.</w:t>
+      </w:r>
+      <w:r>
+        <w:rPr>
+          <w:lang w:val="de-DE"/>
+        </w:rPr>
+        <w:t xml:space="preserve"> </w:t>
+      </w:r>
+      <w:r>
+        <w:rPr>
+          <w:lang w:val="de-DE"/>
+        </w:rPr>
+        <w:t>Sadeghi, Rezvanian und Kamrani</w:t>
+      </w:r>
+      <w:r>
+        <w:rPr>
+          <w:lang w:val="de-DE"/>
+        </w:rPr>
+        <w:t xml:space="preserve"> geben keinen Richtwert</w:t>
+      </w:r>
+      <w:r>
+        <w:rPr>
+          <w:lang w:val="de-DE"/>
+        </w:rPr>
+        <w:t xml:space="preserve"> für </w:t>
+      </w:r>
+      <w:r>
+        <w:rPr>
+          <w:lang w:val="de-DE"/>
+        </w:rPr>
+        <w:t xml:space="preserve">den Grenzwert </w:t>
+      </w:r>
+      <w:r>
+        <w:rPr>
+          <w:i/>
+          <w:iCs/>
+        </w:rPr>
+        <w:t>θ</w:t>
+      </w:r>
+      <w:r>
+        <w:rPr>
+          <w:i/>
+          <w:iCs/>
+          <w:lang w:val="de-DE"/>
+        </w:rPr>
+        <w:t xml:space="preserve"> </w:t>
+      </w:r>
+      <w:r>
+        <w:rPr>
+          <w:lang w:val="de-DE"/>
+        </w:rPr>
+        <w:t xml:space="preserve">an und </w:t>
+      </w:r>
+      <w:r>
+        <w:rPr>
+          <w:lang w:val="de-DE"/>
+        </w:rPr>
+        <w:t xml:space="preserve">dokumentierten auch </w:t>
+      </w:r>
+      <w:r>
+        <w:rPr>
+          <w:lang w:val="de-DE"/>
+        </w:rPr>
+        <w:t>ihre Testwerte</w:t>
+      </w:r>
+      <w:r>
+        <w:rPr>
+          <w:lang w:val="de-DE"/>
+        </w:rPr>
+        <w:t xml:space="preserve"> </w:t>
+      </w:r>
+      <w:r>
+        <w:rPr>
+          <w:lang w:val="de-DE"/>
+        </w:rPr>
+        <w:t>nicht</w:t>
+      </w:r>
+      <w:r>
+        <w:rPr>
+          <w:lang w:val="de-DE"/>
+        </w:rPr>
+        <w:t xml:space="preserve"> in ausreichendem Detail</w:t>
+      </w:r>
+      <w:r>
+        <w:rPr>
+          <w:lang w:val="de-DE"/>
+        </w:rPr>
+        <w:t>, sodass dieser aus deren Bericht entnommen werden konnte</w:t>
+      </w:r>
+      <w:r>
+        <w:rPr>
+          <w:lang w:val="de-DE"/>
+        </w:rPr>
+        <w:t>.</w:t>
+      </w:r>
+      <w:r>
+        <w:rPr>
+          <w:lang w:val="de-DE"/>
+        </w:rPr>
+        <w:t xml:space="preserve"> Desweiteren </w:t>
+      </w:r>
+      <w:r>
+        <w:rPr>
+          <w:lang w:val="de-DE"/>
+        </w:rPr>
+        <w:t>wurde von den Autoren angemerkt</w:t>
+      </w:r>
+      <w:r>
+        <w:rPr>
+          <w:lang w:val="de-DE"/>
+        </w:rPr>
+        <w:t xml:space="preserve">, dass verrauschte Pixel </w:t>
+      </w:r>
+      <w:r>
+        <w:rPr>
+          <w:lang w:val="de-DE"/>
+        </w:rPr>
+        <w:t>durch dieses Verfahren</w:t>
+      </w:r>
+      <w:r>
+        <w:rPr>
+          <w:lang w:val="de-DE"/>
+        </w:rPr>
+        <w:t xml:space="preserve"> „ungefähr</w:t>
+      </w:r>
+      <w:r>
+        <w:rPr>
+          <w:lang w:val="de-DE"/>
+        </w:rPr>
+        <w:t xml:space="preserve"> </w:t>
+      </w:r>
+      <w:r>
+        <w:rPr>
+          <w:lang w:val="de-DE"/>
+        </w:rPr>
+        <w:t>erkannt“</w:t>
+      </w:r>
+      <w:r>
+        <w:rPr>
+          <w:lang w:val="de-DE"/>
+        </w:rPr>
+        <w:t xml:space="preserve"> </w:t>
+      </w:r>
+      <w:r>
+        <w:rPr>
+          <w:lang w:val="de-DE"/>
+        </w:rPr>
+        <w:t xml:space="preserve">[übersetzt durch Autor, </w:t>
+      </w:r>
+      <w:r>
+        <w:rPr>
+          <w:lang w:val="de-DE"/>
+        </w:rPr>
+        <w:t>Sadeghi et al</w:t>
+      </w:r>
+      <w:r>
+        <w:rPr>
+          <w:lang w:val="de-DE"/>
+        </w:rPr>
+        <w:t>, S. 776</w:t>
+      </w:r>
+      <w:r>
+        <w:rPr>
+          <w:lang w:val="de-DE"/>
+        </w:rPr>
+        <w:t>]</w:t>
+      </w:r>
+      <w:r>
+        <w:rPr>
+          <w:lang w:val="de-DE"/>
+        </w:rPr>
+        <w:t xml:space="preserve"> werden kön</w:t>
+      </w:r>
+      <w:r>
+        <w:rPr>
+          <w:lang w:val="de-DE"/>
+        </w:rPr>
+        <w:t>nen</w:t>
+      </w:r>
+      <w:r>
+        <w:rPr>
+          <w:lang w:val="de-DE"/>
+        </w:rPr>
+        <w:t xml:space="preserve">. Das ist </w:t>
+      </w:r>
+      <w:r>
+        <w:rPr>
+          <w:lang w:val="de-DE"/>
+        </w:rPr>
+        <w:t>im Kontext von SPN, welches Extremwert-Rauschen definiert, unzureichend ist</w:t>
+      </w:r>
+      <w:r>
+        <w:rPr>
+          <w:lang w:val="de-DE"/>
+        </w:rPr>
+        <w:t xml:space="preserve">, da ein simpler </w:t>
+      </w:r>
+      <w:r>
+        <w:rPr>
+          <w:lang w:val="de-DE"/>
+        </w:rPr>
+        <w:t>Wertev</w:t>
+      </w:r>
+      <w:r>
+        <w:rPr>
+          <w:lang w:val="de-DE"/>
+        </w:rPr>
+        <w:t xml:space="preserve">ergleich </w:t>
+      </w:r>
+      <w:r>
+        <w:rPr>
+          <w:lang w:val="de-DE"/>
+        </w:rPr>
+        <w:t>zur Identifikation</w:t>
+      </w:r>
+      <w:r>
+        <w:rPr>
+          <w:lang w:val="de-DE"/>
+        </w:rPr>
+        <w:t xml:space="preserve"> ebenfalls</w:t>
+      </w:r>
+      <w:r>
+        <w:rPr>
+          <w:lang w:val="de-DE"/>
+        </w:rPr>
+        <w:t xml:space="preserve"> ausreicht</w:t>
+      </w:r>
+      <w:r>
+        <w:rPr>
+          <w:lang w:val="de-DE"/>
+        </w:rPr>
+        <w:t>, wie es die anderen Algorithmen</w:t>
+      </w:r>
+      <w:r>
+        <w:rPr>
+          <w:lang w:val="de-DE"/>
+        </w:rPr>
+        <w:t xml:space="preserve"> [KongChoi] [Angulo-Sogamoso et al]</w:t>
+      </w:r>
+      <w:r>
+        <w:rPr>
+          <w:lang w:val="de-DE"/>
+        </w:rPr>
+        <w:t xml:space="preserve"> bewiesen haben.</w:t>
+      </w:r>
+    </w:p>
+    <w:p>
+      <w:pPr>
+        <w:rPr>
+          <w:lang w:val="de-DE"/>
+        </w:rPr>
+      </w:pPr>
+      <w:r>
+        <w:rPr>
+          <w:lang w:val="de-DE"/>
+        </w:rPr>
+        <w:t>Hier stellt sich die Frage, ob eine vereinfachte Identifikationsmethode eine ähnliche Leistung erreichen würde wie die momentane Version</w:t>
+      </w:r>
+      <w:r>
+        <w:rPr>
+          <w:lang w:val="de-DE"/>
+        </w:rPr>
+        <w:t>.</w:t>
+      </w:r>
+    </w:p>
+    <w:p>
+      <w:pPr>
+        <w:rPr>
+          <w:lang w:val="de-DE"/>
+        </w:rPr>
+      </w:pPr>
+      <w:r>
+        <w:rPr>
+          <w:lang w:val="de-DE"/>
+        </w:rPr>
+        <w:t>Ungeachtet dessen,</w:t>
+      </w:r>
+      <w:r>
+        <w:rPr>
+          <w:lang w:val="de-DE"/>
+        </w:rPr>
+        <w:t xml:space="preserve"> zeigt auch der SaReKa Algorithmus eine </w:t>
       </w:r>
       <w:r>
         <w:rPr>
@@ -13216,7 +14233,19 @@
         <w:rPr>
           <w:lang w:val="de-DE"/>
         </w:rPr>
-        <w:t>mit über 30dB</w:t>
+        <w:t>mit</w:t>
+      </w:r>
+      <w:r>
+        <w:rPr>
+          <w:lang w:val="de-DE"/>
+        </w:rPr>
+        <w:t xml:space="preserve"> einer PSNR von</w:t>
+      </w:r>
+      <w:r>
+        <w:rPr>
+          <w:lang w:val="de-DE"/>
+        </w:rPr>
+        <w:t xml:space="preserve"> über 30dB</w:t>
       </w:r>
       <w:r>
         <w:rPr>
@@ -13251,6 +14280,7 @@
                 <w:noProof/>
                 <w:lang w:val="de-DE"/>
               </w:rPr>
+              <w:lastRenderedPageBreak/>
               <w:drawing>
                 <wp:inline distT="0" distB="0" distL="0" distR="0" wp14:anchorId="0D80EDAB" wp14:editId="1ED5769A">
                   <wp:extent cx="3780330" cy="1804946"/>
@@ -13342,7 +14372,6 @@
         <w:rPr>
           <w:lang w:val="de-DE"/>
         </w:rPr>
-        <w:lastRenderedPageBreak/>
         <w:br w:type="page"/>
       </w:r>
     </w:p>
@@ -13353,7 +14382,7 @@
           <w:lang w:val="de-DE"/>
         </w:rPr>
       </w:pPr>
-      <w:bookmarkStart w:id="12" w:name="_Toc233555461"/>
+      <w:bookmarkStart w:id="12" w:name="_Toc233722447"/>
       <w:r>
         <w:rPr>
           <w:lang w:val="de-DE"/>
@@ -13397,7 +14426,19 @@
         <w:rPr>
           <w:lang w:val="de-DE"/>
         </w:rPr>
-        <w:t xml:space="preserve"> Jeelani und Qadir in [Nummer] </w:t>
+        <w:t xml:space="preserve"> Jeelani und Qadir in [</w:t>
+      </w:r>
+      <w:r>
+        <w:rPr>
+          <w:lang w:val="de-DE"/>
+        </w:rPr>
+        <w:t>JQ</w:t>
+      </w:r>
+      <w:r>
+        <w:rPr>
+          <w:lang w:val="de-DE"/>
+        </w:rPr>
+        <w:t xml:space="preserve">] </w:t>
       </w:r>
       <w:r>
         <w:rPr>
@@ -14012,7 +15053,19 @@
               <w:rPr>
                 <w:lang w:val="de-DE"/>
               </w:rPr>
-              <w:t>(aus [Nummer])</w:t>
+              <w:t>(aus [</w:t>
+            </w:r>
+            <w:r>
+              <w:rPr>
+                <w:lang w:val="de-DE"/>
+              </w:rPr>
+              <w:t>JQ</w:t>
+            </w:r>
+            <w:r>
+              <w:rPr>
+                <w:lang w:val="de-DE"/>
+              </w:rPr>
+              <w:t>])</w:t>
             </w:r>
           </w:p>
         </w:tc>
@@ -14719,7 +15772,7 @@
           <w:lang w:val="de-DE"/>
         </w:rPr>
       </w:pPr>
-      <w:bookmarkStart w:id="13" w:name="_Toc233555462"/>
+      <w:bookmarkStart w:id="13" w:name="_Toc233722448"/>
       <w:r>
         <w:rPr>
           <w:lang w:val="de-DE"/>
@@ -14748,118 +15801,312 @@
     </w:p>
     <w:p>
       <w:pPr>
-        <w:pStyle w:val="ListParagraph"/>
-        <w:numPr>
-          <w:ilvl w:val="0"/>
-          <w:numId w:val="15"/>
-        </w:numPr>
-        <w:rPr>
-          <w:lang w:val="de-DE"/>
-        </w:rPr>
-      </w:pPr>
-      <w:r>
-        <w:rPr>
-          <w:lang w:val="de-DE"/>
-        </w:rPr>
-        <w:t xml:space="preserve">Überraschend effektiv auch bei </w:t>
-      </w:r>
-      <w:r>
-        <w:rPr>
-          <w:lang w:val="de-DE"/>
-        </w:rPr>
-        <w:t>hoher Rauschdichte</w:t>
+        <w:rPr>
+          <w:lang w:val="de-DE"/>
+        </w:rPr>
+      </w:pPr>
+      <w:r>
+        <w:rPr>
+          <w:lang w:val="de-DE"/>
+        </w:rPr>
+        <w:t xml:space="preserve">Der Jeelani-Qadir Algorithmus stellt innerhalb der hier präsentierten Verfahren die </w:t>
+      </w:r>
+      <w:r>
+        <w:rPr>
+          <w:lang w:val="de-DE"/>
+        </w:rPr>
+        <w:t xml:space="preserve">rechnerisch </w:t>
+      </w:r>
+      <w:r>
+        <w:rPr>
+          <w:lang w:val="de-DE"/>
+        </w:rPr>
+        <w:t>simpelste</w:t>
+      </w:r>
+      <w:r>
+        <w:rPr>
+          <w:lang w:val="de-DE"/>
+        </w:rPr>
+        <w:t xml:space="preserve"> </w:t>
+      </w:r>
+      <w:r>
+        <w:rPr>
+          <w:lang w:val="de-DE"/>
+        </w:rPr>
+        <w:t>Verfahren</w:t>
+      </w:r>
+      <w:r>
+        <w:rPr>
+          <w:lang w:val="de-DE"/>
+        </w:rPr>
+        <w:t xml:space="preserve"> dar</w:t>
+      </w:r>
+      <w:r>
+        <w:rPr>
+          <w:lang w:val="de-DE"/>
+        </w:rPr>
+        <w:t xml:space="preserve">, denn </w:t>
+      </w:r>
+      <w:r>
+        <w:rPr>
+          <w:lang w:val="de-DE"/>
+        </w:rPr>
+        <w:t xml:space="preserve">der Zielwert des gewählten Nachbarpixels </w:t>
+      </w:r>
+      <w:r>
+        <w:rPr>
+          <w:lang w:val="de-DE"/>
+        </w:rPr>
+        <w:t>wird nicht nochmals verrechnet und stattdessen direkt übernommen</w:t>
+      </w:r>
+      <w:r>
+        <w:rPr>
+          <w:lang w:val="de-DE"/>
+        </w:rPr>
+        <w:t>.</w:t>
       </w:r>
     </w:p>
     <w:p>
       <w:pPr>
-        <w:pStyle w:val="ListParagraph"/>
-        <w:numPr>
-          <w:ilvl w:val="0"/>
-          <w:numId w:val="15"/>
-        </w:numPr>
-        <w:rPr>
-          <w:lang w:val="de-DE"/>
-        </w:rPr>
-      </w:pPr>
-      <w:r>
-        <w:rPr>
-          <w:lang w:val="de-DE"/>
-        </w:rPr>
-        <w:t xml:space="preserve">Visuell </w:t>
-      </w:r>
-      <w:r>
-        <w:rPr>
-          <w:lang w:val="de-DE"/>
-        </w:rPr>
-        <w:t>starke Verzerrung</w:t>
-      </w:r>
-      <w:r>
-        <w:rPr>
-          <w:lang w:val="de-DE"/>
-        </w:rPr>
-        <w:t xml:space="preserve"> bei hoher Rauschdichte</w:t>
-      </w:r>
-      <w:r>
-        <w:rPr>
-          <w:lang w:val="de-DE"/>
-        </w:rPr>
-        <w:t>, schlierern</w:t>
-      </w:r>
-      <w:r>
-        <w:rPr>
-          <w:lang w:val="de-DE"/>
-        </w:rPr>
-        <w:t xml:space="preserve"> von Zentrum nach gewählter primärregel</w:t>
+        <w:rPr>
+          <w:lang w:val="de-DE"/>
+        </w:rPr>
+      </w:pPr>
+      <w:r>
+        <w:rPr>
+          <w:lang w:val="de-DE"/>
+        </w:rPr>
+        <w:t>Um einen Vergleich zu einem Median mit ähnlicher</w:t>
+      </w:r>
+      <w:r>
+        <w:rPr>
+          <w:lang w:val="de-DE"/>
+        </w:rPr>
+        <w:t xml:space="preserve"> genutzter</w:t>
+      </w:r>
+      <w:r>
+        <w:rPr>
+          <w:lang w:val="de-DE"/>
+        </w:rPr>
+        <w:t xml:space="preserve"> Informationsdichte zu </w:t>
+      </w:r>
+      <w:r>
+        <w:rPr>
+          <w:lang w:val="de-DE"/>
+        </w:rPr>
+        <w:t>garantieren</w:t>
+      </w:r>
+      <w:r>
+        <w:rPr>
+          <w:lang w:val="de-DE"/>
+        </w:rPr>
+        <w:t>, wurde ein</w:t>
+      </w:r>
+      <w:r>
+        <w:rPr>
+          <w:lang w:val="de-DE"/>
+        </w:rPr>
+        <w:t>e</w:t>
+      </w:r>
+      <w:r>
+        <w:rPr>
+          <w:lang w:val="de-DE"/>
+        </w:rPr>
+        <w:t xml:space="preserve"> Version des Filters genutzt, der ebenfalls eine Von Neumann Nachbarschaft mit Distanz 2 nutzt.</w:t>
+      </w:r>
+      <w:r>
+        <w:rPr>
+          <w:lang w:val="de-DE"/>
+        </w:rPr>
+        <w:t xml:space="preserve"> </w:t>
+      </w:r>
+      <w:r>
+        <w:rPr>
+          <w:lang w:val="de-DE"/>
+        </w:rPr>
+        <w:t xml:space="preserve">Trotz </w:t>
+      </w:r>
+      <w:r>
+        <w:rPr>
+          <w:lang w:val="de-DE"/>
+        </w:rPr>
+        <w:t xml:space="preserve">seiner Einfachheit </w:t>
+      </w:r>
+      <w:r>
+        <w:rPr>
+          <w:lang w:val="de-DE"/>
+        </w:rPr>
+        <w:t>übe</w:t>
+      </w:r>
+      <w:r>
+        <w:rPr>
+          <w:lang w:val="de-DE"/>
+        </w:rPr>
+        <w:t>r</w:t>
+      </w:r>
+      <w:r>
+        <w:rPr>
+          <w:lang w:val="de-DE"/>
+        </w:rPr>
+        <w:t xml:space="preserve">trifft auch </w:t>
+      </w:r>
+      <w:r>
+        <w:rPr>
+          <w:lang w:val="de-DE"/>
+        </w:rPr>
+        <w:t>dieser</w:t>
+      </w:r>
+      <w:r>
+        <w:rPr>
+          <w:lang w:val="de-DE"/>
+        </w:rPr>
+        <w:t xml:space="preserve"> Algorithmus den Median Filter</w:t>
+      </w:r>
+      <w:r>
+        <w:rPr>
+          <w:lang w:val="de-DE"/>
+        </w:rPr>
+        <w:t xml:space="preserve"> und weist überraschend hohe </w:t>
+      </w:r>
+      <w:r>
+        <w:rPr>
+          <w:lang w:val="de-DE"/>
+        </w:rPr>
+        <w:t>Effektivität</w:t>
+      </w:r>
+      <w:r>
+        <w:rPr>
+          <w:lang w:val="de-DE"/>
+        </w:rPr>
+        <w:t xml:space="preserve"> </w:t>
+      </w:r>
+      <w:r>
+        <w:rPr>
+          <w:lang w:val="de-DE"/>
+        </w:rPr>
+        <w:t>vor</w:t>
+      </w:r>
+      <w:r>
+        <w:rPr>
+          <w:lang w:val="de-DE"/>
+        </w:rPr>
+        <w:t>.</w:t>
       </w:r>
     </w:p>
     <w:p>
       <w:pPr>
-        <w:pStyle w:val="ListParagraph"/>
-        <w:numPr>
-          <w:ilvl w:val="0"/>
-          <w:numId w:val="15"/>
-        </w:numPr>
-        <w:rPr>
-          <w:lang w:val="de-DE"/>
-        </w:rPr>
-      </w:pPr>
-      <w:r>
-        <w:rPr>
-          <w:lang w:val="de-DE"/>
-        </w:rPr>
-        <w:t>Metrik-basiert übertrifft jedoch median</w:t>
-      </w:r>
-    </w:p>
-    <w:p>
-      <w:pPr>
-        <w:pStyle w:val="ListParagraph"/>
-        <w:numPr>
-          <w:ilvl w:val="0"/>
-          <w:numId w:val="15"/>
-        </w:numPr>
-        <w:rPr>
-          <w:lang w:val="de-DE"/>
-        </w:rPr>
-      </w:pPr>
-      <w:r>
-        <w:rPr>
-          <w:lang w:val="de-DE"/>
-        </w:rPr>
-        <w:t xml:space="preserve">TODO: vergleichsgraph </w:t>
-      </w:r>
-      <w:r>
-        <w:rPr>
-          <w:lang w:val="de-DE"/>
-        </w:rPr>
-        <w:t>median, laufzeit</w:t>
-      </w:r>
-    </w:p>
-    <w:p>
-      <w:pPr>
-        <w:rPr>
-          <w:lang w:val="de-DE"/>
-        </w:rPr>
-      </w:pPr>
+        <w:rPr>
+          <w:lang w:val="de-DE"/>
+        </w:rPr>
+      </w:pPr>
+      <w:r>
+        <w:rPr>
+          <w:lang w:val="de-DE"/>
+        </w:rPr>
+        <w:t>In Relation</w:t>
+      </w:r>
+      <w:r>
+        <w:rPr>
+          <w:lang w:val="de-DE"/>
+        </w:rPr>
+        <w:t xml:space="preserve"> zum PSNR</w:t>
+      </w:r>
+      <w:r>
+        <w:rPr>
+          <w:lang w:val="de-DE"/>
+        </w:rPr>
+        <w:t xml:space="preserve"> fällt d</w:t>
+      </w:r>
+      <w:r>
+        <w:rPr>
+          <w:lang w:val="de-DE"/>
+        </w:rPr>
+        <w:t>ie Qualität des</w:t>
+      </w:r>
+      <w:r>
+        <w:rPr>
+          <w:lang w:val="de-DE"/>
+        </w:rPr>
+        <w:t xml:space="preserve"> Jeelani-Qadir Algorithmus schon ab </w:t>
+      </w:r>
+      <w:r>
+        <w:rPr>
+          <w:lang w:val="de-DE"/>
+        </w:rPr>
+        <w:t>35% ab</w:t>
+      </w:r>
+      <w:r>
+        <w:rPr>
+          <w:lang w:val="de-DE"/>
+        </w:rPr>
+        <w:t>, was sich auch im SSIM wiederspiegelt</w:t>
+      </w:r>
+      <w:r>
+        <w:rPr>
+          <w:lang w:val="de-DE"/>
+        </w:rPr>
+        <w:t>, aber liefert akzeptable Ergebnisse bis einschließlich 65%.</w:t>
+      </w:r>
+      <w:r>
+        <w:rPr>
+          <w:lang w:val="de-DE"/>
+        </w:rPr>
+        <w:t xml:space="preserve"> Ab dieser Rauschdichte treten jedoch</w:t>
+      </w:r>
+      <w:r>
+        <w:rPr>
+          <w:lang w:val="de-DE"/>
+        </w:rPr>
+        <w:t xml:space="preserve"> stark bemerkbare visuelle Verzerrungen auf, welche sich über schlieren-ähnlich</w:t>
+      </w:r>
+      <w:r>
+        <w:rPr>
+          <w:lang w:val="de-DE"/>
+        </w:rPr>
+        <w:t xml:space="preserve"> Artefakte</w:t>
+      </w:r>
+      <w:r>
+        <w:rPr>
+          <w:lang w:val="de-DE"/>
+        </w:rPr>
+        <w:t xml:space="preserve"> äußern. Diese </w:t>
+      </w:r>
+      <w:r>
+        <w:rPr>
+          <w:lang w:val="de-DE"/>
+        </w:rPr>
+        <w:t>ziehen sich</w:t>
+      </w:r>
+      <w:r>
+        <w:rPr>
+          <w:lang w:val="de-DE"/>
+        </w:rPr>
+        <w:t xml:space="preserve"> tendenziell </w:t>
+      </w:r>
+      <w:r>
+        <w:rPr>
+          <w:lang w:val="de-DE"/>
+        </w:rPr>
+        <w:t>von dem Zentrum-Pixel</w:t>
+      </w:r>
+      <w:r>
+        <w:rPr>
+          <w:lang w:val="de-DE"/>
+        </w:rPr>
+        <w:t xml:space="preserve"> in Richtung der gewählten Primärregel</w:t>
+      </w:r>
+      <w:r>
+        <w:rPr>
+          <w:lang w:val="de-DE"/>
+        </w:rPr>
+        <w:t xml:space="preserve"> über das Bild</w:t>
+      </w:r>
+      <w:r>
+        <w:rPr>
+          <w:lang w:val="de-DE"/>
+        </w:rPr>
+        <w:t>.</w:t>
+      </w:r>
     </w:p>
     <w:tbl>
       <w:tblPr>
@@ -14889,7 +16136,7 @@
                 <w:lang w:val="de-DE"/>
               </w:rPr>
               <w:drawing>
-                <wp:inline distT="0" distB="0" distL="0" distR="0" wp14:anchorId="410E896F" wp14:editId="687E4394">
+                <wp:inline distT="0" distB="0" distL="0" distR="0" wp14:anchorId="410E896F" wp14:editId="6AE14361">
                   <wp:extent cx="2790908" cy="1330111"/>
                   <wp:effectExtent l="0" t="0" r="0" b="3810"/>
                   <wp:docPr id="408768978" name="Picture 5"/>
@@ -14957,7 +16204,7 @@
                 <w:lang w:val="de-DE"/>
               </w:rPr>
               <w:drawing>
-                <wp:inline distT="0" distB="0" distL="0" distR="0" wp14:anchorId="1022FEEA" wp14:editId="31216075">
+                <wp:inline distT="0" distB="0" distL="0" distR="0" wp14:anchorId="1022FEEA" wp14:editId="3D01031D">
                   <wp:extent cx="2862635" cy="1364296"/>
                   <wp:effectExtent l="0" t="0" r="0" b="7620"/>
                   <wp:docPr id="909725001" name="Picture 6"/>
@@ -15045,7 +16292,7 @@
           <w:lang w:val="de-DE"/>
         </w:rPr>
       </w:pPr>
-      <w:bookmarkStart w:id="14" w:name="_Toc233555464"/>
+      <w:bookmarkStart w:id="14" w:name="_Toc233722449"/>
       <w:r>
         <w:rPr>
           <w:lang w:val="de-DE"/>
@@ -15054,6 +16301,67 @@
         <w:t>Vergleich und Evaluation</w:t>
       </w:r>
       <w:bookmarkEnd w:id="14"/>
+    </w:p>
+    <w:p>
+      <w:pPr>
+        <w:rPr>
+          <w:lang w:val="de-DE"/>
+        </w:rPr>
+      </w:pPr>
+      <w:r>
+        <w:rPr>
+          <w:lang w:val="de-DE"/>
+        </w:rPr>
+        <w:t>Bevor ein Vergleich unter den Algorithmen erfolgen kann,</w:t>
+      </w:r>
+      <w:r>
+        <w:rPr>
+          <w:lang w:val="de-DE"/>
+        </w:rPr>
+        <w:t xml:space="preserve"> muss hier angemerkt werden, dass</w:t>
+      </w:r>
+      <w:r>
+        <w:rPr>
+          <w:lang w:val="de-DE"/>
+        </w:rPr>
+        <w:t xml:space="preserve"> </w:t>
+      </w:r>
+      <w:r>
+        <w:rPr>
+          <w:lang w:val="de-DE"/>
+        </w:rPr>
+        <w:t xml:space="preserve">die Skala der Jeelani und Qadir Testdaten </w:t>
+      </w:r>
+      <w:r>
+        <w:rPr>
+          <w:lang w:val="de-DE"/>
+        </w:rPr>
+        <w:t xml:space="preserve">um 5% </w:t>
+      </w:r>
+      <w:r>
+        <w:rPr>
+          <w:lang w:val="de-DE"/>
+        </w:rPr>
+        <w:t>verschoben sind</w:t>
+      </w:r>
+      <w:r>
+        <w:rPr>
+          <w:lang w:val="de-DE"/>
+        </w:rPr>
+        <w:t xml:space="preserve">, weshalb ein </w:t>
+      </w:r>
+      <w:r>
+        <w:rPr>
+          <w:lang w:val="de-DE"/>
+        </w:rPr>
+        <w:t>nur ein ungefährer Vergleich</w:t>
+      </w:r>
+      <w:r>
+        <w:rPr>
+          <w:lang w:val="de-DE"/>
+        </w:rPr>
+        <w:t xml:space="preserve"> über die Testdaten stattfindet.</w:t>
+      </w:r>
     </w:p>
     <w:p>
       <w:pPr>
@@ -15098,7 +16406,7 @@
           <w:lang w:val="de-DE"/>
         </w:rPr>
       </w:pPr>
-      <w:bookmarkStart w:id="15" w:name="_Toc233555465"/>
+      <w:bookmarkStart w:id="15" w:name="_Toc233722450"/>
       <w:r>
         <w:rPr>
           <w:lang w:val="de-DE"/>
@@ -15294,7 +16602,7 @@
           <w:lang w:val="de-DE"/>
         </w:rPr>
       </w:pPr>
-      <w:bookmarkStart w:id="16" w:name="_Toc233555466"/>
+      <w:bookmarkStart w:id="16" w:name="_Toc233722451"/>
       <w:r>
         <w:rPr>
           <w:lang w:val="de-DE"/>
@@ -15580,6 +16888,7 @@
         <w:rPr>
           <w:lang w:val="de-DE"/>
         </w:rPr>
+        <w:lastRenderedPageBreak/>
         <w:t>Der Algorithmus von Jeelani und Qadir [Nummer] (Jeelani-Qadir Algorithmus) ist das simpelste Verfahren zur Identifikation und Restauration von Pixeln in Relation zu den anderen hier aufgeführten Algorithmen.</w:t>
       </w:r>
     </w:p>
@@ -16889,6 +18198,7 @@
               <w:jc w:val="right"/>
             </w:pPr>
             <w:r>
+              <w:lastRenderedPageBreak/>
               <w:t>8:</w:t>
             </w:r>
           </w:p>
@@ -17200,7 +18510,6 @@
               <w:jc w:val="right"/>
             </w:pPr>
             <w:r>
-              <w:lastRenderedPageBreak/>
               <w:t>16:</w:t>
             </w:r>
           </w:p>
@@ -18998,6 +20307,7 @@
               <w:rPr>
                 <w:lang w:val="de-DE"/>
               </w:rPr>
+              <w:lastRenderedPageBreak/>
               <w:t>1</w:t>
             </w:r>
           </w:p>
@@ -19383,7 +20693,6 @@
         <w:rPr>
           <w:lang w:val="de-DE"/>
         </w:rPr>
-        <w:lastRenderedPageBreak/>
         <w:t>Bei Anwendung iteriert der Filter über das gesamte Bild bis ein verrauschter Pixel aufgefunden wurde, woraufhin die erste Primärregel in Sequenz gewählt wird, welche nicht verrauscht ist. Die Restauration des Pixels findet unter Ersetzen des Zentrum-Wert über den Wert der gewählten Primärregel.</w:t>
       </w:r>
     </w:p>
@@ -19478,6 +20787,244 @@
         </w:rPr>
         <w:t>Auch der MERIG Algorithmus macht sich diesem Bearbeitungsschritt zu Nutze.</w:t>
       </w:r>
+    </w:p>
+    <w:p>
+      <w:pPr>
+        <w:rPr>
+          <w:lang w:val="de-DE"/>
+        </w:rPr>
+      </w:pPr>
+      <w:r>
+        <w:rPr>
+          <w:lang w:val="de-DE"/>
+        </w:rPr>
+        <w:t>Die Herangehensweise des Verfahren erlaubt für ein hohes Level an Kontrolle über das Ergebnisbild, was in Theorie eine Vorteil bei manuell überwachten Datensätzen bringt. Da der</w:t>
+      </w:r>
+    </w:p>
+    <w:p>
+      <w:pPr>
+        <w:rPr>
+          <w:lang w:val="de-DE"/>
+        </w:rPr>
+      </w:pPr>
+    </w:p>
+    <w:p>
+      <w:pPr>
+        <w:rPr>
+          <w:lang w:val="de-DE"/>
+        </w:rPr>
+      </w:pPr>
+      <w:r>
+        <w:rPr>
+          <w:lang w:val="de-DE"/>
+        </w:rPr>
+        <w:t>Auf der anderen Seite ist jedoch diese Art von Ergebnisüberwachung bei einem enormen Datensatz, wie es im machinellen Lernen oder dergleichen auftritt, jedoch nur bedingt vertretbar.</w:t>
+      </w:r>
+    </w:p>
+    <w:p>
+      <w:pPr>
+        <w:rPr>
+          <w:lang w:val="de-DE"/>
+        </w:rPr>
+      </w:pPr>
+      <w:r>
+        <w:rPr>
+          <w:lang w:val="de-DE"/>
+        </w:rPr>
+        <w:t>Eine Verallgemeinerung der</w:t>
+      </w:r>
+      <w:r>
+        <w:rPr>
+          <w:lang w:val="de-DE"/>
+        </w:rPr>
+        <w:t xml:space="preserve"> Mindestanzahl an Iteration in Relation zu der prozentualen </w:t>
+      </w:r>
+      <w:r>
+        <w:rPr>
+          <w:lang w:val="de-DE"/>
+        </w:rPr>
+        <w:t>Rauschdichte</w:t>
+      </w:r>
+      <w:r>
+        <w:rPr>
+          <w:lang w:val="de-DE"/>
+        </w:rPr>
+        <w:t xml:space="preserve"> zu verallgemeinern, sodass es gewisse Richtwerte gibt, </w:t>
+      </w:r>
+      <w:r>
+        <w:rPr>
+          <w:lang w:val="de-DE"/>
+        </w:rPr>
+        <w:t>mit denen der Filter initialisiert werden kann</w:t>
+      </w:r>
+      <w:r>
+        <w:rPr>
+          <w:lang w:val="de-DE"/>
+        </w:rPr>
+        <w:t>.</w:t>
+      </w:r>
+      <w:r>
+        <w:rPr>
+          <w:lang w:val="de-DE"/>
+        </w:rPr>
+        <w:t xml:space="preserve"> In [Nummer] wurde beispielsweise solch eine Tabelle für das Lena Testbild aufgestellt.</w:t>
+      </w:r>
+    </w:p>
+    <w:p>
+      <w:pPr>
+        <w:rPr>
+          <w:lang w:val="de-DE"/>
+        </w:rPr>
+      </w:pPr>
+      <w:r>
+        <w:rPr>
+          <w:lang w:val="de-DE"/>
+        </w:rPr>
+        <w:t>Alternativ ist der Algorithmus jedoch rechnerisch sehr effizient. Kong und Choi merken in ihrem Werk an, dass das Verfahren eine lineare Komplexität von O(mn) für ein m</w:t>
+      </w:r>
+      <w:r>
+        <w:rPr>
+          <w:lang w:val="de-DE"/>
+        </w:rPr>
+        <w:t xml:space="preserve"> × n </w:t>
+      </w:r>
+      <w:r>
+        <w:rPr>
+          <w:lang w:val="de-DE"/>
+        </w:rPr>
+        <w:t>Bild aufweist. A</w:t>
+      </w:r>
+      <w:r>
+        <w:rPr>
+          <w:lang w:val="de-DE"/>
+        </w:rPr>
+        <w:t>bhängig vo</w:t>
+      </w:r>
+      <w:r>
+        <w:rPr>
+          <w:lang w:val="de-DE"/>
+        </w:rPr>
+        <w:t xml:space="preserve">n dem genutzten </w:t>
+      </w:r>
+      <w:r>
+        <w:rPr>
+          <w:lang w:val="de-DE"/>
+        </w:rPr>
+        <w:t>machinellen Lernverfahren,</w:t>
+      </w:r>
+      <w:r>
+        <w:rPr>
+          <w:lang w:val="de-DE"/>
+        </w:rPr>
+        <w:t xml:space="preserve"> sollte es</w:t>
+      </w:r>
+      <w:r>
+        <w:rPr>
+          <w:lang w:val="de-DE"/>
+        </w:rPr>
+        <w:t xml:space="preserve"> auch möglich sein, den </w:t>
+      </w:r>
+      <w:r>
+        <w:rPr>
+          <w:lang w:val="de-DE"/>
+        </w:rPr>
+        <w:t>Bilddatensatz</w:t>
+      </w:r>
+      <w:r>
+        <w:rPr>
+          <w:lang w:val="de-DE"/>
+        </w:rPr>
+        <w:t xml:space="preserve"> mit verschiedenen</w:t>
+      </w:r>
+      <w:r>
+        <w:rPr>
+          <w:lang w:val="de-DE"/>
+        </w:rPr>
+        <w:t xml:space="preserve"> allgemeinen</w:t>
+      </w:r>
+      <w:r>
+        <w:rPr>
+          <w:lang w:val="de-DE"/>
+        </w:rPr>
+        <w:t xml:space="preserve"> Iteration</w:t>
+      </w:r>
+      <w:r>
+        <w:rPr>
+          <w:lang w:val="de-DE"/>
+        </w:rPr>
+        <w:t>swerten</w:t>
+      </w:r>
+      <w:r>
+        <w:rPr>
+          <w:lang w:val="de-DE"/>
+        </w:rPr>
+        <w:t xml:space="preserve"> durchzutesten und diese als weiteren Algorithmusparameter anzusehen</w:t>
+      </w:r>
+      <w:r>
+        <w:rPr>
+          <w:lang w:val="de-DE"/>
+        </w:rPr>
+        <w:t>.</w:t>
+      </w:r>
+    </w:p>
+    <w:p>
+      <w:pPr>
+        <w:rPr>
+          <w:lang w:val="de-DE"/>
+        </w:rPr>
+      </w:pPr>
+      <w:r>
+        <w:rPr>
+          <w:lang w:val="de-DE"/>
+        </w:rPr>
+        <w:lastRenderedPageBreak/>
+        <w:t>Der Algorithmus ist rechnerisch sehr effizient mit einer linearen Komplexität von O(mn) für ein Bild mit m</w:t>
+      </w:r>
+      <w:r>
+        <w:rPr>
+          <w:lang w:val="de-DE"/>
+        </w:rPr>
+        <w:t xml:space="preserve"> × n</w:t>
+      </w:r>
+      <w:r>
+        <w:rPr>
+          <w:lang w:val="de-DE"/>
+        </w:rPr>
+        <w:t xml:space="preserve"> Pixeln oder O(N), wenn N der gesamten Pixelanzahl gleichgesetzt wird.</w:t>
+      </w:r>
+    </w:p>
+    <w:p>
+      <w:pPr>
+        <w:rPr>
+          <w:lang w:val="de-DE"/>
+        </w:rPr>
+      </w:pPr>
+      <w:r>
+        <w:rPr>
+          <w:lang w:val="de-DE"/>
+        </w:rPr>
+        <w:t xml:space="preserve">Das Iterieren über die Unternachbarschaften </w:t>
+      </w:r>
+    </w:p>
+    <w:p>
+      <w:pPr>
+        <w:rPr>
+          <w:lang w:val="de-DE"/>
+        </w:rPr>
+      </w:pPr>
+      <w:r>
+        <w:rPr>
+          <w:lang w:val="de-DE"/>
+        </w:rPr>
+        <w:t>Essentiell gesehen, kombinieren Kong und Choi die Einfachheit eines Mean Filters mit dem Leistungspotential von zellulären Automaten.</w:t>
+      </w:r>
+    </w:p>
+    <w:p>
+      <w:pPr>
+        <w:rPr>
+          <w:lang w:val="de-DE"/>
+        </w:rPr>
+      </w:pPr>
     </w:p>
     <w:sectPr>
       <w:pgSz w:w="12240" w:h="15840"/>
@@ -23328,11 +24875,11 @@
 </file>
 
 <file path=customXml/item1.xml><?xml version="1.0" encoding="utf-8"?>
-<b:Sources xmlns:b="http://schemas.openxmlformats.org/officeDocument/2006/bibliography" xmlns="http://schemas.openxmlformats.org/officeDocument/2006/bibliography" SelectedStyle="\APASixthEditionOfficeOnline.xsl" StyleName="APA" Version="6"/>
+<b:Sources xmlns:b="http://schemas.openxmlformats.org/officeDocument/2006/bibliography" xmlns="http://schemas.openxmlformats.org/officeDocument/2006/bibliography" SelectedStyle="\IEEE2006OfficeOnline.xsl" StyleName="IEEE" Version="2006"/>
 </file>
 
 <file path=customXml/itemProps1.xml><?xml version="1.0" encoding="utf-8"?>
-<ds:datastoreItem xmlns:ds="http://schemas.openxmlformats.org/officeDocument/2006/customXml" ds:itemID="{90950CDC-66B5-4104-BE26-32E3135510C4}">
+<ds:datastoreItem xmlns:ds="http://schemas.openxmlformats.org/officeDocument/2006/customXml" ds:itemID="{A8217129-D7F7-47D3-8BE9-1F2024F88250}">
   <ds:schemaRefs>
     <ds:schemaRef ds:uri="http://schemas.openxmlformats.org/officeDocument/2006/bibliography"/>
   </ds:schemaRefs>

--- a/STI/CellularAutomata/Draft.docx
+++ b/STI/CellularAutomata/Draft.docx
@@ -8579,7 +8579,7 @@
                 <w:lang w:val="de-DE"/>
               </w:rPr>
               <w:drawing>
-                <wp:inline distT="0" distB="0" distL="0" distR="0" wp14:anchorId="417C5F4C" wp14:editId="3C81F225">
+                <wp:inline distT="0" distB="0" distL="0" distR="0" wp14:anchorId="417C5F4C" wp14:editId="12709142">
                   <wp:extent cx="2806810" cy="1337691"/>
                   <wp:effectExtent l="0" t="0" r="0" b="0"/>
                   <wp:docPr id="1279992341" name="Picture 2"/>
@@ -8648,7 +8648,7 @@
                 <w:lang w:val="de-DE"/>
               </w:rPr>
               <w:drawing>
-                <wp:inline distT="0" distB="0" distL="0" distR="0" wp14:anchorId="2AB262B7" wp14:editId="5EE2C3E4">
+                <wp:inline distT="0" distB="0" distL="0" distR="0" wp14:anchorId="2AB262B7" wp14:editId="4963BDAE">
                   <wp:extent cx="2727298" cy="1299797"/>
                   <wp:effectExtent l="0" t="0" r="0" b="0"/>
                   <wp:docPr id="140432352" name="Picture 3"/>
@@ -13973,13 +13973,7 @@
         <w:rPr>
           <w:lang w:val="de-DE"/>
         </w:rPr>
-        <w:t xml:space="preserve"> </w:t>
-      </w:r>
-      <w:r>
-        <w:rPr>
-          <w:lang w:val="de-DE"/>
-        </w:rPr>
-        <w:t>nicht</w:t>
+        <w:t xml:space="preserve"> nicht</w:t>
       </w:r>
       <w:r>
         <w:rPr>
@@ -15912,13 +15906,7 @@
         <w:rPr>
           <w:lang w:val="de-DE"/>
         </w:rPr>
-        <w:t xml:space="preserve"> Version des Filters genutzt, der ebenfalls eine Von Neumann Nachbarschaft mit Distanz 2 nutzt.</w:t>
-      </w:r>
-      <w:r>
-        <w:rPr>
-          <w:lang w:val="de-DE"/>
-        </w:rPr>
-        <w:t xml:space="preserve"> </w:t>
+        <w:t xml:space="preserve"> Version des Filters genutzt, der ebenfalls eine Von Neumann Nachbarschaft mit Distanz 2 nutzt. </w:t>
       </w:r>
       <w:r>
         <w:rPr>
@@ -16136,7 +16124,7 @@
                 <w:lang w:val="de-DE"/>
               </w:rPr>
               <w:drawing>
-                <wp:inline distT="0" distB="0" distL="0" distR="0" wp14:anchorId="410E896F" wp14:editId="6AE14361">
+                <wp:inline distT="0" distB="0" distL="0" distR="0" wp14:anchorId="410E896F" wp14:editId="7F2F01C4">
                   <wp:extent cx="2790908" cy="1330111"/>
                   <wp:effectExtent l="0" t="0" r="0" b="3810"/>
                   <wp:docPr id="408768978" name="Picture 5"/>
@@ -16204,7 +16192,7 @@
                 <w:lang w:val="de-DE"/>
               </w:rPr>
               <w:drawing>
-                <wp:inline distT="0" distB="0" distL="0" distR="0" wp14:anchorId="1022FEEA" wp14:editId="3D01031D">
+                <wp:inline distT="0" distB="0" distL="0" distR="0" wp14:anchorId="1022FEEA" wp14:editId="61FB4265">
                   <wp:extent cx="2862635" cy="1364296"/>
                   <wp:effectExtent l="0" t="0" r="0" b="7620"/>
                   <wp:docPr id="909725001" name="Picture 6"/>
@@ -16312,7 +16300,19 @@
         <w:rPr>
           <w:lang w:val="de-DE"/>
         </w:rPr>
-        <w:t>Bevor ein Vergleich unter den Algorithmen erfolgen kann,</w:t>
+        <w:t xml:space="preserve">Bevor ein Vergleich </w:t>
+      </w:r>
+      <w:r>
+        <w:rPr>
+          <w:lang w:val="de-DE"/>
+        </w:rPr>
+        <w:t>zwischen</w:t>
+      </w:r>
+      <w:r>
+        <w:rPr>
+          <w:lang w:val="de-DE"/>
+        </w:rPr>
+        <w:t xml:space="preserve"> den Algorithmen erfolgen kann,</w:t>
       </w:r>
       <w:r>
         <w:rPr>
@@ -16348,7 +16348,124 @@
         <w:rPr>
           <w:lang w:val="de-DE"/>
         </w:rPr>
-        <w:t xml:space="preserve">, weshalb ein </w:t>
+        <w:t xml:space="preserve">. </w:t>
+      </w:r>
+      <w:r>
+        <w:rPr>
+          <w:lang w:val="de-DE"/>
+        </w:rPr>
+        <w:t>O</w:t>
+      </w:r>
+      <w:r>
+        <w:rPr>
+          <w:lang w:val="de-DE"/>
+        </w:rPr>
+        <w:t xml:space="preserve">bwohl die Effektivität des </w:t>
+      </w:r>
+      <w:r>
+        <w:rPr>
+          <w:lang w:val="de-DE"/>
+        </w:rPr>
+        <w:t>stetig abnimmt und plötzlicher Anstieg</w:t>
+      </w:r>
+      <w:r>
+        <w:rPr>
+          <w:lang w:val="de-DE"/>
+        </w:rPr>
+        <w:t xml:space="preserve"> in den Zwischenintervallen unwahrscheinlich ist, sind die Zwischenwerte dennoch interpoliert und nicht maßgebend für die wirklich Leistung des Jeelani-Qadir Algorithmus </w:t>
+      </w:r>
+      <w:r>
+        <w:rPr>
+          <w:lang w:val="de-DE"/>
+        </w:rPr>
+        <w:t>bei den jeweiligen Rauschdichten.</w:t>
+      </w:r>
+    </w:p>
+    <w:p>
+      <w:pPr>
+        <w:rPr>
+          <w:lang w:val="de-DE"/>
+        </w:rPr>
+      </w:pPr>
+      <w:r>
+        <w:rPr>
+          <w:lang w:val="de-DE"/>
+        </w:rPr>
+        <w:t>Aufgrund der Limitationen dieser Arbeit folgt dennoch</w:t>
+      </w:r>
+      <w:r>
+        <w:rPr>
+          <w:lang w:val="de-DE"/>
+        </w:rPr>
+        <w:t xml:space="preserve"> ein allgemeiner Vergleich</w:t>
+      </w:r>
+      <w:r>
+        <w:rPr>
+          <w:lang w:val="de-DE"/>
+        </w:rPr>
+        <w:t xml:space="preserve"> für alle Algorithmen</w:t>
+      </w:r>
+      <w:r>
+        <w:rPr>
+          <w:lang w:val="de-DE"/>
+        </w:rPr>
+        <w:t xml:space="preserve"> in Hinsicht auf PSNR und SSIM.</w:t>
+      </w:r>
+    </w:p>
+    <w:p>
+      <w:pPr>
+        <w:rPr>
+          <w:lang w:val="de-DE"/>
+        </w:rPr>
+      </w:pPr>
+      <w:r>
+        <w:rPr>
+          <w:lang w:val="de-DE"/>
+        </w:rPr>
+        <w:t xml:space="preserve"> nur ungefähr maßgeben</w:t>
+      </w:r>
+      <w:r>
+        <w:rPr>
+          <w:lang w:val="de-DE"/>
+        </w:rPr>
+        <w:t>d</w:t>
+      </w:r>
+      <w:r>
+        <w:rPr>
+          <w:lang w:val="de-DE"/>
+        </w:rPr>
+        <w:t xml:space="preserve"> für </w:t>
+      </w:r>
+      <w:r>
+        <w:rPr>
+          <w:lang w:val="de-DE"/>
+        </w:rPr>
+        <w:t xml:space="preserve">die Leistung des Algorithmus bei </w:t>
+      </w:r>
+      <w:r>
+        <w:rPr>
+          <w:lang w:val="de-DE"/>
+        </w:rPr>
+        <w:t>jeweiligen</w:t>
+      </w:r>
+      <w:r>
+        <w:rPr>
+          <w:lang w:val="de-DE"/>
+        </w:rPr>
+        <w:t xml:space="preserve"> Rauschdichte.</w:t>
+      </w:r>
+    </w:p>
+    <w:p>
+      <w:pPr>
+        <w:rPr>
+          <w:lang w:val="de-DE"/>
+        </w:rPr>
+      </w:pPr>
+      <w:r>
+        <w:rPr>
+          <w:lang w:val="de-DE"/>
+        </w:rPr>
+        <w:t xml:space="preserve"> weshalb </w:t>
       </w:r>
       <w:r>
         <w:rPr>
@@ -16362,6 +16479,158 @@
         </w:rPr>
         <w:t xml:space="preserve"> über die Testdaten stattfindet.</w:t>
       </w:r>
+    </w:p>
+    <w:tbl>
+      <w:tblPr>
+        <w:tblStyle w:val="TableGrid"/>
+        <w:tblW w:w="0" w:type="auto"/>
+        <w:tblLook w:val="04A0" w:firstRow="1" w:lastRow="0" w:firstColumn="1" w:lastColumn="0" w:noHBand="0" w:noVBand="1"/>
+      </w:tblPr>
+      <w:tblGrid>
+        <w:gridCol w:w="4641"/>
+        <w:gridCol w:w="4709"/>
+      </w:tblGrid>
+      <w:tr>
+        <w:tc>
+          <w:tcPr>
+            <w:tcW w:w="4675" w:type="dxa"/>
+          </w:tcPr>
+          <w:p>
+            <w:pPr>
+              <w:rPr>
+                <w:lang w:val="de-DE"/>
+              </w:rPr>
+            </w:pPr>
+            <w:r>
+              <w:rPr>
+                <w:noProof/>
+                <w:lang w:val="de-DE"/>
+              </w:rPr>
+              <w:drawing>
+                <wp:inline distT="0" distB="0" distL="0" distR="0" wp14:anchorId="695C5530" wp14:editId="6884BE96">
+                  <wp:extent cx="2895600" cy="1540608"/>
+                  <wp:effectExtent l="0" t="0" r="0" b="2540"/>
+                  <wp:docPr id="1049662799" name="Picture 1"/>
+                  <wp:cNvGraphicFramePr>
+                    <a:graphicFrameLocks xmlns:a="http://schemas.openxmlformats.org/drawingml/2006/main" noChangeAspect="1"/>
+                  </wp:cNvGraphicFramePr>
+                  <a:graphic xmlns:a="http://schemas.openxmlformats.org/drawingml/2006/main">
+                    <a:graphicData uri="http://schemas.openxmlformats.org/drawingml/2006/picture">
+                      <pic:pic xmlns:pic="http://schemas.openxmlformats.org/drawingml/2006/picture">
+                        <pic:nvPicPr>
+                          <pic:cNvPr id="0" name="Picture 1"/>
+                          <pic:cNvPicPr>
+                            <a:picLocks noChangeAspect="1" noChangeArrowheads="1"/>
+                          </pic:cNvPicPr>
+                        </pic:nvPicPr>
+                        <pic:blipFill>
+                          <a:blip r:embed="rId18">
+                            <a:extLst>
+                              <a:ext uri="{28A0092B-C50C-407E-A947-70E740481C1C}">
+                                <a14:useLocalDpi xmlns:a14="http://schemas.microsoft.com/office/drawing/2010/main" val="0"/>
+                              </a:ext>
+                            </a:extLst>
+                          </a:blip>
+                          <a:srcRect/>
+                          <a:stretch>
+                            <a:fillRect/>
+                          </a:stretch>
+                        </pic:blipFill>
+                        <pic:spPr bwMode="auto">
+                          <a:xfrm>
+                            <a:off x="0" y="0"/>
+                            <a:ext cx="2932785" cy="1560392"/>
+                          </a:xfrm>
+                          <a:prstGeom prst="rect">
+                            <a:avLst/>
+                          </a:prstGeom>
+                          <a:noFill/>
+                          <a:ln>
+                            <a:noFill/>
+                          </a:ln>
+                        </pic:spPr>
+                      </pic:pic>
+                    </a:graphicData>
+                  </a:graphic>
+                </wp:inline>
+              </w:drawing>
+            </w:r>
+          </w:p>
+        </w:tc>
+        <w:tc>
+          <w:tcPr>
+            <w:tcW w:w="4675" w:type="dxa"/>
+          </w:tcPr>
+          <w:p>
+            <w:pPr>
+              <w:jc w:val="center"/>
+              <w:rPr>
+                <w:lang w:val="de-DE"/>
+              </w:rPr>
+            </w:pPr>
+            <w:r>
+              <w:rPr>
+                <w:noProof/>
+                <w:lang w:val="de-DE"/>
+              </w:rPr>
+              <w:drawing>
+                <wp:inline distT="0" distB="0" distL="0" distR="0" wp14:anchorId="49F7D4E2" wp14:editId="45906722">
+                  <wp:extent cx="2941203" cy="1567241"/>
+                  <wp:effectExtent l="0" t="0" r="0" b="0"/>
+                  <wp:docPr id="1460031644" name="Picture 2"/>
+                  <wp:cNvGraphicFramePr>
+                    <a:graphicFrameLocks xmlns:a="http://schemas.openxmlformats.org/drawingml/2006/main" noChangeAspect="1"/>
+                  </wp:cNvGraphicFramePr>
+                  <a:graphic xmlns:a="http://schemas.openxmlformats.org/drawingml/2006/main">
+                    <a:graphicData uri="http://schemas.openxmlformats.org/drawingml/2006/picture">
+                      <pic:pic xmlns:pic="http://schemas.openxmlformats.org/drawingml/2006/picture">
+                        <pic:nvPicPr>
+                          <pic:cNvPr id="1460031644" name="Picture 2"/>
+                          <pic:cNvPicPr>
+                            <a:picLocks noChangeAspect="1" noChangeArrowheads="1"/>
+                          </pic:cNvPicPr>
+                        </pic:nvPicPr>
+                        <pic:blipFill>
+                          <a:blip r:embed="rId19">
+                            <a:extLst>
+                              <a:ext uri="{28A0092B-C50C-407E-A947-70E740481C1C}">
+                                <a14:useLocalDpi xmlns:a14="http://schemas.microsoft.com/office/drawing/2010/main" val="0"/>
+                              </a:ext>
+                            </a:extLst>
+                          </a:blip>
+                          <a:stretch>
+                            <a:fillRect/>
+                          </a:stretch>
+                        </pic:blipFill>
+                        <pic:spPr bwMode="auto">
+                          <a:xfrm>
+                            <a:off x="0" y="0"/>
+                            <a:ext cx="2941203" cy="1567241"/>
+                          </a:xfrm>
+                          <a:prstGeom prst="rect">
+                            <a:avLst/>
+                          </a:prstGeom>
+                          <a:noFill/>
+                          <a:ln>
+                            <a:noFill/>
+                          </a:ln>
+                        </pic:spPr>
+                      </pic:pic>
+                    </a:graphicData>
+                  </a:graphic>
+                </wp:inline>
+              </w:drawing>
+            </w:r>
+          </w:p>
+        </w:tc>
+      </w:tr>
+    </w:tbl>
+    <w:p>
+      <w:pPr>
+        <w:rPr>
+          <w:lang w:val="de-DE"/>
+        </w:rPr>
+      </w:pPr>
     </w:p>
     <w:p>
       <w:pPr>
@@ -16648,6 +16917,7 @@
           <w:color w:val="A02B93" w:themeColor="accent5"/>
           <w:lang w:val="de-DE"/>
         </w:rPr>
+        <w:lastRenderedPageBreak/>
         <w:t>2D und 3D zelluläre Automaten</w:t>
       </w:r>
     </w:p>
@@ -16888,7 +17158,6 @@
         <w:rPr>
           <w:lang w:val="de-DE"/>
         </w:rPr>
-        <w:lastRenderedPageBreak/>
         <w:t>Der Algorithmus von Jeelani und Qadir [Nummer] (Jeelani-Qadir Algorithmus) ist das simpelste Verfahren zur Identifikation und Restauration von Pixeln in Relation zu den anderen hier aufgeführten Algorithmen.</w:t>
       </w:r>
     </w:p>
@@ -17135,6 +17404,7 @@
               <w:rPr>
                 <w:lang w:val="de-DE"/>
               </w:rPr>
+              <w:lastRenderedPageBreak/>
               <w:t>2:</w:t>
             </w:r>
           </w:p>
@@ -18198,7 +18468,6 @@
               <w:jc w:val="right"/>
             </w:pPr>
             <w:r>
-              <w:lastRenderedPageBreak/>
               <w:t>8:</w:t>
             </w:r>
           </w:p>
@@ -19590,6 +19859,7 @@
               <w:jc w:val="right"/>
             </w:pPr>
             <w:r>
+              <w:lastRenderedPageBreak/>
               <w:t>9:</w:t>
             </w:r>
           </w:p>
@@ -20307,7 +20577,6 @@
               <w:rPr>
                 <w:lang w:val="de-DE"/>
               </w:rPr>
-              <w:lastRenderedPageBreak/>
               <w:t>1</w:t>
             </w:r>
           </w:p>
@@ -20798,6 +21067,7 @@
         <w:rPr>
           <w:lang w:val="de-DE"/>
         </w:rPr>
+        <w:lastRenderedPageBreak/>
         <w:t>Die Herangehensweise des Verfahren erlaubt für ein hohes Level an Kontrolle über das Ergebnisbild, was in Theorie eine Vorteil bei manuell überwachten Datensätzen bringt. Da der</w:t>
       </w:r>
     </w:p>
@@ -20977,7 +21247,6 @@
         <w:rPr>
           <w:lang w:val="de-DE"/>
         </w:rPr>
-        <w:lastRenderedPageBreak/>
         <w:t>Der Algorithmus ist rechnerisch sehr effizient mit einer linearen Komplexität von O(mn) für ein Bild mit m</w:t>
       </w:r>
       <w:r>

--- a/STI/CellularAutomata/Draft.docx
+++ b/STI/CellularAutomata/Draft.docx
@@ -3301,6 +3301,9 @@
             <w:fldChar w:fldCharType="begin"/>
           </w:r>
           <w:r>
+            <w:rPr>
+              <w:lang w:val="de-DE"/>
+            </w:rPr>
             <w:instrText xml:space="preserve"> CITATION Ans25 \l 1033 </w:instrText>
           </w:r>
           <w:r>
@@ -3312,6 +3315,7 @@
           <w:r>
             <w:rPr>
               <w:noProof/>
+              <w:lang w:val="de-DE"/>
             </w:rPr>
             <w:t>[4]</w:t>
           </w:r>
@@ -8156,19 +8160,7 @@
         <w:rPr>
           <w:lang w:val="de-DE"/>
         </w:rPr>
-        <w:t>(</w:t>
-      </w:r>
-      <w:r>
-        <w:rPr>
-          <w:lang w:val="de-DE"/>
-        </w:rPr>
-        <w:t>KCA</w:t>
-      </w:r>
-      <w:r>
-        <w:rPr>
-          <w:lang w:val="de-DE"/>
-        </w:rPr>
-        <w:t>)</w:t>
+        <w:t>(KCA)</w:t>
       </w:r>
       <w:sdt>
         <w:sdtPr>
@@ -10130,7 +10122,7 @@
                 <w:lang w:val="de-DE"/>
               </w:rPr>
               <w:drawing>
-                <wp:inline distT="0" distB="0" distL="0" distR="0" wp14:anchorId="417C5F4C" wp14:editId="40EA572D">
+                <wp:inline distT="0" distB="0" distL="0" distR="0" wp14:anchorId="417C5F4C" wp14:editId="610BF5C2">
                   <wp:extent cx="2806810" cy="1337691"/>
                   <wp:effectExtent l="0" t="0" r="0" b="0"/>
                   <wp:docPr id="1279992341" name="Picture 2"/>
@@ -10199,7 +10191,7 @@
                 <w:lang w:val="de-DE"/>
               </w:rPr>
               <w:drawing>
-                <wp:inline distT="0" distB="0" distL="0" distR="0" wp14:anchorId="2AB262B7" wp14:editId="6E0C53FF">
+                <wp:inline distT="0" distB="0" distL="0" distR="0" wp14:anchorId="2AB262B7" wp14:editId="2C47FEF0">
                   <wp:extent cx="2739577" cy="1307170"/>
                   <wp:effectExtent l="0" t="0" r="3810" b="7620"/>
                   <wp:docPr id="140432352" name="Picture 3"/>
@@ -18455,7 +18447,7 @@
                 <w:lang w:val="de-DE"/>
               </w:rPr>
               <w:drawing>
-                <wp:inline distT="0" distB="0" distL="0" distR="0" wp14:anchorId="410E896F" wp14:editId="3939FF3F">
+                <wp:inline distT="0" distB="0" distL="0" distR="0" wp14:anchorId="410E896F" wp14:editId="7863EB54">
                   <wp:extent cx="2790908" cy="1330111"/>
                   <wp:effectExtent l="0" t="0" r="0" b="3810"/>
                   <wp:docPr id="408768978" name="Picture 5"/>
@@ -18523,7 +18515,7 @@
                 <w:lang w:val="de-DE"/>
               </w:rPr>
               <w:drawing>
-                <wp:inline distT="0" distB="0" distL="0" distR="0" wp14:anchorId="1022FEEA" wp14:editId="498C6983">
+                <wp:inline distT="0" distB="0" distL="0" distR="0" wp14:anchorId="1022FEEA" wp14:editId="162DDC2A">
                   <wp:extent cx="2875836" cy="1372185"/>
                   <wp:effectExtent l="0" t="0" r="1270" b="0"/>
                   <wp:docPr id="909725001" name="Picture 6"/>
@@ -19045,13 +19037,7 @@
         <w:rPr>
           <w:lang w:val="de-DE"/>
         </w:rPr>
-        <w:t xml:space="preserve"> herrschen beispielsweise </w:t>
-      </w:r>
-      <w:r>
-        <w:rPr>
-          <w:lang w:val="de-DE"/>
-        </w:rPr>
-        <w:t>Diskrepanzen</w:t>
+        <w:t xml:space="preserve"> herrschen beispielsweise Diskrepanzen</w:t>
       </w:r>
       <w:r>
         <w:rPr>
@@ -24594,14 +24580,7 @@
                 <w:sz w:val="10"/>
                 <w:szCs w:val="10"/>
               </w:rPr>
-              <w:t>J</w:t>
-            </w:r>
-            <w:r>
-              <w:rPr>
-                <w:sz w:val="10"/>
-                <w:szCs w:val="10"/>
-              </w:rPr>
-              <w:t>Q</w:t>
+              <w:t>JQ</w:t>
             </w:r>
             <w:r>
               <w:rPr>
@@ -26261,6 +26240,1252 @@
         </w:rPr>
         <w:t xml:space="preserve"> (cf. Kong choi, SaReKa)</w:t>
       </w:r>
+    </w:p>
+    <w:sdt>
+      <w:sdtPr>
+        <w:id w:val="962541460"/>
+        <w:docPartObj>
+          <w:docPartGallery w:val="Bibliographies"/>
+          <w:docPartUnique/>
+        </w:docPartObj>
+      </w:sdtPr>
+      <w:sdtEndPr>
+        <w:rPr>
+          <w:caps w:val="0"/>
+          <w:color w:val="auto"/>
+          <w:spacing w:val="0"/>
+          <w:sz w:val="20"/>
+          <w:szCs w:val="20"/>
+        </w:rPr>
+      </w:sdtEndPr>
+      <w:sdtContent>
+        <w:p>
+          <w:pPr>
+            <w:pStyle w:val="Heading1"/>
+          </w:pPr>
+          <w:r>
+            <w:t>Bibliography</w:t>
+          </w:r>
+        </w:p>
+        <w:sdt>
+          <w:sdtPr>
+            <w:id w:val="111145805"/>
+            <w:bibliography/>
+          </w:sdtPr>
+          <w:sdtContent>
+            <w:p>
+              <w:pPr>
+                <w:rPr>
+                  <w:noProof/>
+                </w:rPr>
+              </w:pPr>
+              <w:r>
+                <w:fldChar w:fldCharType="begin"/>
+              </w:r>
+              <w:r>
+                <w:instrText xml:space="preserve"> BIBLIOGRAPHY </w:instrText>
+              </w:r>
+              <w:r>
+                <w:fldChar w:fldCharType="separate"/>
+              </w:r>
+            </w:p>
+            <w:tbl>
+              <w:tblPr>
+                <w:tblW w:w="5000" w:type="pct"/>
+                <w:tblCellSpacing w:w="15" w:type="dxa"/>
+                <w:tblCellMar>
+                  <w:top w:w="15" w:type="dxa"/>
+                  <w:left w:w="15" w:type="dxa"/>
+                  <w:bottom w:w="15" w:type="dxa"/>
+                  <w:right w:w="15" w:type="dxa"/>
+                </w:tblCellMar>
+                <w:tblLook w:val="04A0" w:firstRow="1" w:lastRow="0" w:firstColumn="1" w:lastColumn="0" w:noHBand="0" w:noVBand="1"/>
+              </w:tblPr>
+              <w:tblGrid>
+                <w:gridCol w:w="407"/>
+                <w:gridCol w:w="8953"/>
+              </w:tblGrid>
+              <w:tr>
+                <w:trPr>
+                  <w:divId w:val="1054618536"/>
+                  <w:tblCellSpacing w:w="15" w:type="dxa"/>
+                </w:trPr>
+                <w:tc>
+                  <w:tcPr>
+                    <w:tcW w:w="50" w:type="pct"/>
+                    <w:hideMark/>
+                  </w:tcPr>
+                  <w:p>
+                    <w:pPr>
+                      <w:pStyle w:val="Bibliography"/>
+                      <w:rPr>
+                        <w:noProof/>
+                        <w:sz w:val="24"/>
+                        <w:szCs w:val="24"/>
+                      </w:rPr>
+                    </w:pPr>
+                    <w:r>
+                      <w:rPr>
+                        <w:noProof/>
+                      </w:rPr>
+                      <w:t xml:space="preserve">[1] </w:t>
+                    </w:r>
+                  </w:p>
+                </w:tc>
+                <w:tc>
+                  <w:tcPr>
+                    <w:tcW w:w="0" w:type="auto"/>
+                    <w:hideMark/>
+                  </w:tcPr>
+                  <w:p>
+                    <w:pPr>
+                      <w:pStyle w:val="Bibliography"/>
+                      <w:rPr>
+                        <w:noProof/>
+                      </w:rPr>
+                    </w:pPr>
+                    <w:r>
+                      <w:rPr>
+                        <w:noProof/>
+                      </w:rPr>
+                      <w:t>D. Shiffman, "7. Cellular Automata," 2024. [Online]. Available: https://natureofcode.com/cellular-automata/. [Accessed 21 June 2026].</w:t>
+                    </w:r>
+                  </w:p>
+                </w:tc>
+              </w:tr>
+              <w:tr>
+                <w:trPr>
+                  <w:divId w:val="1054618536"/>
+                  <w:tblCellSpacing w:w="15" w:type="dxa"/>
+                </w:trPr>
+                <w:tc>
+                  <w:tcPr>
+                    <w:tcW w:w="50" w:type="pct"/>
+                    <w:hideMark/>
+                  </w:tcPr>
+                  <w:p>
+                    <w:pPr>
+                      <w:pStyle w:val="Bibliography"/>
+                      <w:rPr>
+                        <w:noProof/>
+                      </w:rPr>
+                    </w:pPr>
+                    <w:r>
+                      <w:rPr>
+                        <w:noProof/>
+                      </w:rPr>
+                      <w:t xml:space="preserve">[2] </w:t>
+                    </w:r>
+                  </w:p>
+                </w:tc>
+                <w:tc>
+                  <w:tcPr>
+                    <w:tcW w:w="0" w:type="auto"/>
+                    <w:hideMark/>
+                  </w:tcPr>
+                  <w:p>
+                    <w:pPr>
+                      <w:pStyle w:val="Bibliography"/>
+                      <w:rPr>
+                        <w:noProof/>
+                      </w:rPr>
+                    </w:pPr>
+                    <w:r>
+                      <w:rPr>
+                        <w:noProof/>
+                      </w:rPr>
+                      <w:t xml:space="preserve">K. P. Hadeler and J. Müller, "Cellular Automata: Basic Definitions," in </w:t>
+                    </w:r>
+                    <w:r>
+                      <w:rPr>
+                        <w:i/>
+                        <w:iCs/>
+                        <w:noProof/>
+                      </w:rPr>
+                      <w:t>Cellular Automata: Analysis and Applications</w:t>
+                    </w:r>
+                    <w:r>
+                      <w:rPr>
+                        <w:noProof/>
+                      </w:rPr>
+                      <w:t>, Springer International Publishing, 2017, pp. 19-35.</w:t>
+                    </w:r>
+                  </w:p>
+                </w:tc>
+              </w:tr>
+              <w:tr>
+                <w:trPr>
+                  <w:divId w:val="1054618536"/>
+                  <w:tblCellSpacing w:w="15" w:type="dxa"/>
+                </w:trPr>
+                <w:tc>
+                  <w:tcPr>
+                    <w:tcW w:w="50" w:type="pct"/>
+                    <w:hideMark/>
+                  </w:tcPr>
+                  <w:p>
+                    <w:pPr>
+                      <w:pStyle w:val="Bibliography"/>
+                      <w:rPr>
+                        <w:noProof/>
+                      </w:rPr>
+                    </w:pPr>
+                    <w:r>
+                      <w:rPr>
+                        <w:noProof/>
+                      </w:rPr>
+                      <w:t xml:space="preserve">[3] </w:t>
+                    </w:r>
+                  </w:p>
+                </w:tc>
+                <w:tc>
+                  <w:tcPr>
+                    <w:tcW w:w="0" w:type="auto"/>
+                    <w:hideMark/>
+                  </w:tcPr>
+                  <w:p>
+                    <w:pPr>
+                      <w:pStyle w:val="Bibliography"/>
+                      <w:rPr>
+                        <w:noProof/>
+                      </w:rPr>
+                    </w:pPr>
+                    <w:r>
+                      <w:rPr>
+                        <w:noProof/>
+                      </w:rPr>
+                      <w:t xml:space="preserve">N. Chandra, S. Teotia, A. Chaudhary, V. Jain, T. Vashishtha and N. N. Dwivedi, "Noise Reduction Using Cellular Automata," </w:t>
+                    </w:r>
+                    <w:r>
+                      <w:rPr>
+                        <w:i/>
+                        <w:iCs/>
+                        <w:noProof/>
+                      </w:rPr>
+                      <w:t xml:space="preserve">NeuroQuantology, </w:t>
+                    </w:r>
+                    <w:r>
+                      <w:rPr>
+                        <w:noProof/>
+                      </w:rPr>
+                      <w:t xml:space="preserve">vol. 20, no. 6, pp. 4650-4672, 2022. </w:t>
+                    </w:r>
+                  </w:p>
+                </w:tc>
+              </w:tr>
+              <w:tr>
+                <w:trPr>
+                  <w:divId w:val="1054618536"/>
+                  <w:tblCellSpacing w:w="15" w:type="dxa"/>
+                </w:trPr>
+                <w:tc>
+                  <w:tcPr>
+                    <w:tcW w:w="50" w:type="pct"/>
+                    <w:hideMark/>
+                  </w:tcPr>
+                  <w:p>
+                    <w:pPr>
+                      <w:pStyle w:val="Bibliography"/>
+                      <w:rPr>
+                        <w:noProof/>
+                      </w:rPr>
+                    </w:pPr>
+                    <w:r>
+                      <w:rPr>
+                        <w:noProof/>
+                      </w:rPr>
+                      <w:t xml:space="preserve">[4] </w:t>
+                    </w:r>
+                  </w:p>
+                </w:tc>
+                <w:tc>
+                  <w:tcPr>
+                    <w:tcW w:w="0" w:type="auto"/>
+                    <w:hideMark/>
+                  </w:tcPr>
+                  <w:p>
+                    <w:pPr>
+                      <w:pStyle w:val="Bibliography"/>
+                      <w:rPr>
+                        <w:noProof/>
+                      </w:rPr>
+                    </w:pPr>
+                    <w:r>
+                      <w:rPr>
+                        <w:noProof/>
+                      </w:rPr>
+                      <w:t>Z. Ansari, "Understanding Image Noise: Exploring Different Kinds of Noises in Image Processing," 4 February 2025. [Online]. Available: https://medium.com/@zar_373/understanding-image-noise-exploring-different-kinds-of-noises-in-image-processing-dcd26c6c9e5a.</w:t>
+                    </w:r>
+                  </w:p>
+                </w:tc>
+              </w:tr>
+              <w:tr>
+                <w:trPr>
+                  <w:divId w:val="1054618536"/>
+                  <w:tblCellSpacing w:w="15" w:type="dxa"/>
+                </w:trPr>
+                <w:tc>
+                  <w:tcPr>
+                    <w:tcW w:w="50" w:type="pct"/>
+                    <w:hideMark/>
+                  </w:tcPr>
+                  <w:p>
+                    <w:pPr>
+                      <w:pStyle w:val="Bibliography"/>
+                      <w:rPr>
+                        <w:noProof/>
+                      </w:rPr>
+                    </w:pPr>
+                    <w:r>
+                      <w:rPr>
+                        <w:noProof/>
+                      </w:rPr>
+                      <w:t xml:space="preserve">[5] </w:t>
+                    </w:r>
+                  </w:p>
+                </w:tc>
+                <w:tc>
+                  <w:tcPr>
+                    <w:tcW w:w="0" w:type="auto"/>
+                    <w:hideMark/>
+                  </w:tcPr>
+                  <w:p>
+                    <w:pPr>
+                      <w:pStyle w:val="Bibliography"/>
+                      <w:rPr>
+                        <w:noProof/>
+                      </w:rPr>
+                    </w:pPr>
+                    <w:r>
+                      <w:rPr>
+                        <w:noProof/>
+                      </w:rPr>
+                      <w:t>University of Edinburgh, "Spatial Filters - Mean Filter," [Online]. Available: https://homepages.inf.ed.ac.uk/rbf/HIPR2/mean.htm. [Accessed 24 June 2026].</w:t>
+                    </w:r>
+                  </w:p>
+                </w:tc>
+              </w:tr>
+              <w:tr>
+                <w:trPr>
+                  <w:divId w:val="1054618536"/>
+                  <w:tblCellSpacing w:w="15" w:type="dxa"/>
+                </w:trPr>
+                <w:tc>
+                  <w:tcPr>
+                    <w:tcW w:w="50" w:type="pct"/>
+                    <w:hideMark/>
+                  </w:tcPr>
+                  <w:p>
+                    <w:pPr>
+                      <w:pStyle w:val="Bibliography"/>
+                      <w:rPr>
+                        <w:noProof/>
+                      </w:rPr>
+                    </w:pPr>
+                    <w:r>
+                      <w:rPr>
+                        <w:noProof/>
+                      </w:rPr>
+                      <w:t xml:space="preserve">[6] </w:t>
+                    </w:r>
+                  </w:p>
+                </w:tc>
+                <w:tc>
+                  <w:tcPr>
+                    <w:tcW w:w="0" w:type="auto"/>
+                    <w:hideMark/>
+                  </w:tcPr>
+                  <w:p>
+                    <w:pPr>
+                      <w:pStyle w:val="Bibliography"/>
+                      <w:rPr>
+                        <w:noProof/>
+                      </w:rPr>
+                    </w:pPr>
+                    <w:r>
+                      <w:rPr>
+                        <w:noProof/>
+                      </w:rPr>
+                      <w:t xml:space="preserve">R. C. Gonzales and R. E. Woods, "Restoration in the Presence of Noise Only - Spatial Filtering," in </w:t>
+                    </w:r>
+                    <w:r>
+                      <w:rPr>
+                        <w:i/>
+                        <w:iCs/>
+                        <w:noProof/>
+                      </w:rPr>
+                      <w:t>Digital Image Processing</w:t>
+                    </w:r>
+                    <w:r>
+                      <w:rPr>
+                        <w:noProof/>
+                      </w:rPr>
+                      <w:t>, New Jersey, Prentice Hall, 2008, pp. 322-335.</w:t>
+                    </w:r>
+                  </w:p>
+                </w:tc>
+              </w:tr>
+              <w:tr>
+                <w:trPr>
+                  <w:divId w:val="1054618536"/>
+                  <w:tblCellSpacing w:w="15" w:type="dxa"/>
+                </w:trPr>
+                <w:tc>
+                  <w:tcPr>
+                    <w:tcW w:w="50" w:type="pct"/>
+                    <w:hideMark/>
+                  </w:tcPr>
+                  <w:p>
+                    <w:pPr>
+                      <w:pStyle w:val="Bibliography"/>
+                      <w:rPr>
+                        <w:noProof/>
+                      </w:rPr>
+                    </w:pPr>
+                    <w:r>
+                      <w:rPr>
+                        <w:noProof/>
+                      </w:rPr>
+                      <w:t xml:space="preserve">[7] </w:t>
+                    </w:r>
+                  </w:p>
+                </w:tc>
+                <w:tc>
+                  <w:tcPr>
+                    <w:tcW w:w="0" w:type="auto"/>
+                    <w:hideMark/>
+                  </w:tcPr>
+                  <w:p>
+                    <w:pPr>
+                      <w:pStyle w:val="Bibliography"/>
+                      <w:rPr>
+                        <w:noProof/>
+                      </w:rPr>
+                    </w:pPr>
+                    <w:r>
+                      <w:rPr>
+                        <w:noProof/>
+                      </w:rPr>
+                      <w:t xml:space="preserve">O. F. Syah, R. Amar, D. S. Dzaqi, M. Adiputra, F. Zukman and M. G. Efgivia, "Real-Time Feasibility vs Frequency Analysis:," </w:t>
+                    </w:r>
+                    <w:r>
+                      <w:rPr>
+                        <w:i/>
+                        <w:iCs/>
+                        <w:noProof/>
+                      </w:rPr>
+                      <w:t xml:space="preserve">International Journal of Scientific Engineering and Science, </w:t>
+                    </w:r>
+                    <w:r>
+                      <w:rPr>
+                        <w:noProof/>
+                      </w:rPr>
+                      <w:t xml:space="preserve">vol. 9, no. 3, pp. 107-113, 2025. </w:t>
+                    </w:r>
+                  </w:p>
+                </w:tc>
+              </w:tr>
+              <w:tr>
+                <w:trPr>
+                  <w:divId w:val="1054618536"/>
+                  <w:tblCellSpacing w:w="15" w:type="dxa"/>
+                </w:trPr>
+                <w:tc>
+                  <w:tcPr>
+                    <w:tcW w:w="50" w:type="pct"/>
+                    <w:hideMark/>
+                  </w:tcPr>
+                  <w:p>
+                    <w:pPr>
+                      <w:pStyle w:val="Bibliography"/>
+                      <w:rPr>
+                        <w:noProof/>
+                      </w:rPr>
+                    </w:pPr>
+                    <w:r>
+                      <w:rPr>
+                        <w:noProof/>
+                      </w:rPr>
+                      <w:t xml:space="preserve">[8] </w:t>
+                    </w:r>
+                  </w:p>
+                </w:tc>
+                <w:tc>
+                  <w:tcPr>
+                    <w:tcW w:w="0" w:type="auto"/>
+                    <w:hideMark/>
+                  </w:tcPr>
+                  <w:p>
+                    <w:pPr>
+                      <w:pStyle w:val="Bibliography"/>
+                      <w:rPr>
+                        <w:noProof/>
+                      </w:rPr>
+                    </w:pPr>
+                    <w:r>
+                      <w:rPr>
+                        <w:noProof/>
+                      </w:rPr>
+                      <w:t>University of Edinburgh, "Spatial Filters - Median Filter," 2020. [Online]. Available: https://homepages.inf.ed.ac.uk/rbf/HIPR2/median.htm. [Accessed 24 June 2026].</w:t>
+                    </w:r>
+                  </w:p>
+                </w:tc>
+              </w:tr>
+              <w:tr>
+                <w:trPr>
+                  <w:divId w:val="1054618536"/>
+                  <w:tblCellSpacing w:w="15" w:type="dxa"/>
+                </w:trPr>
+                <w:tc>
+                  <w:tcPr>
+                    <w:tcW w:w="50" w:type="pct"/>
+                    <w:hideMark/>
+                  </w:tcPr>
+                  <w:p>
+                    <w:pPr>
+                      <w:pStyle w:val="Bibliography"/>
+                      <w:rPr>
+                        <w:noProof/>
+                      </w:rPr>
+                    </w:pPr>
+                    <w:r>
+                      <w:rPr>
+                        <w:noProof/>
+                      </w:rPr>
+                      <w:t xml:space="preserve">[9] </w:t>
+                    </w:r>
+                  </w:p>
+                </w:tc>
+                <w:tc>
+                  <w:tcPr>
+                    <w:tcW w:w="0" w:type="auto"/>
+                    <w:hideMark/>
+                  </w:tcPr>
+                  <w:p>
+                    <w:pPr>
+                      <w:pStyle w:val="Bibliography"/>
+                      <w:rPr>
+                        <w:noProof/>
+                      </w:rPr>
+                    </w:pPr>
+                    <w:r>
+                      <w:rPr>
+                        <w:noProof/>
+                      </w:rPr>
+                      <w:t xml:space="preserve">S. Perreault and P. Hebert, "Median Filtering in Constant Time," </w:t>
+                    </w:r>
+                    <w:r>
+                      <w:rPr>
+                        <w:i/>
+                        <w:iCs/>
+                        <w:noProof/>
+                      </w:rPr>
+                      <w:t xml:space="preserve">IEEE Transactions on Image Processing, </w:t>
+                    </w:r>
+                    <w:r>
+                      <w:rPr>
+                        <w:noProof/>
+                      </w:rPr>
+                      <w:t xml:space="preserve">vol. 16, no. 9, pp. 2389-2394, 2007. </w:t>
+                    </w:r>
+                  </w:p>
+                </w:tc>
+              </w:tr>
+              <w:tr>
+                <w:trPr>
+                  <w:divId w:val="1054618536"/>
+                  <w:tblCellSpacing w:w="15" w:type="dxa"/>
+                </w:trPr>
+                <w:tc>
+                  <w:tcPr>
+                    <w:tcW w:w="50" w:type="pct"/>
+                    <w:hideMark/>
+                  </w:tcPr>
+                  <w:p>
+                    <w:pPr>
+                      <w:pStyle w:val="Bibliography"/>
+                      <w:rPr>
+                        <w:noProof/>
+                      </w:rPr>
+                    </w:pPr>
+                    <w:r>
+                      <w:rPr>
+                        <w:noProof/>
+                      </w:rPr>
+                      <w:t xml:space="preserve">[10] </w:t>
+                    </w:r>
+                  </w:p>
+                </w:tc>
+                <w:tc>
+                  <w:tcPr>
+                    <w:tcW w:w="0" w:type="auto"/>
+                    <w:hideMark/>
+                  </w:tcPr>
+                  <w:p>
+                    <w:pPr>
+                      <w:pStyle w:val="Bibliography"/>
+                      <w:rPr>
+                        <w:noProof/>
+                      </w:rPr>
+                    </w:pPr>
+                    <w:r>
+                      <w:rPr>
+                        <w:noProof/>
+                      </w:rPr>
+                      <w:t>H. Lakhloufi, "Peak Signal-to-Noise Ratio (PSNR)," MetricGate, 18 October 2025. [Online]. Available: https://metricgate.com/docs/peak-signal-to-noise-ratio/. [Accessed 26 June 2026].</w:t>
+                    </w:r>
+                  </w:p>
+                </w:tc>
+              </w:tr>
+              <w:tr>
+                <w:trPr>
+                  <w:divId w:val="1054618536"/>
+                  <w:tblCellSpacing w:w="15" w:type="dxa"/>
+                </w:trPr>
+                <w:tc>
+                  <w:tcPr>
+                    <w:tcW w:w="50" w:type="pct"/>
+                    <w:hideMark/>
+                  </w:tcPr>
+                  <w:p>
+                    <w:pPr>
+                      <w:pStyle w:val="Bibliography"/>
+                      <w:rPr>
+                        <w:noProof/>
+                      </w:rPr>
+                    </w:pPr>
+                    <w:r>
+                      <w:rPr>
+                        <w:noProof/>
+                      </w:rPr>
+                      <w:t xml:space="preserve">[11] </w:t>
+                    </w:r>
+                  </w:p>
+                </w:tc>
+                <w:tc>
+                  <w:tcPr>
+                    <w:tcW w:w="0" w:type="auto"/>
+                    <w:hideMark/>
+                  </w:tcPr>
+                  <w:p>
+                    <w:pPr>
+                      <w:pStyle w:val="Bibliography"/>
+                      <w:rPr>
+                        <w:noProof/>
+                      </w:rPr>
+                    </w:pPr>
+                    <w:r>
+                      <w:rPr>
+                        <w:noProof/>
+                      </w:rPr>
+                      <w:t xml:space="preserve">G. Kong and U. Choi, "A cellular automata-based method for salt-and-pepper noise removal in images," </w:t>
+                    </w:r>
+                    <w:r>
+                      <w:rPr>
+                        <w:i/>
+                        <w:iCs/>
+                        <w:noProof/>
+                      </w:rPr>
+                      <w:t xml:space="preserve">Multimedia Tools and Applications, </w:t>
+                    </w:r>
+                    <w:r>
+                      <w:rPr>
+                        <w:noProof/>
+                      </w:rPr>
+                      <w:t xml:space="preserve">vol. 85, no. 3, 2026. </w:t>
+                    </w:r>
+                  </w:p>
+                </w:tc>
+              </w:tr>
+              <w:tr>
+                <w:trPr>
+                  <w:divId w:val="1054618536"/>
+                  <w:tblCellSpacing w:w="15" w:type="dxa"/>
+                </w:trPr>
+                <w:tc>
+                  <w:tcPr>
+                    <w:tcW w:w="50" w:type="pct"/>
+                    <w:hideMark/>
+                  </w:tcPr>
+                  <w:p>
+                    <w:pPr>
+                      <w:pStyle w:val="Bibliography"/>
+                      <w:rPr>
+                        <w:noProof/>
+                      </w:rPr>
+                    </w:pPr>
+                    <w:r>
+                      <w:rPr>
+                        <w:noProof/>
+                      </w:rPr>
+                      <w:lastRenderedPageBreak/>
+                      <w:t xml:space="preserve">[12] </w:t>
+                    </w:r>
+                  </w:p>
+                </w:tc>
+                <w:tc>
+                  <w:tcPr>
+                    <w:tcW w:w="0" w:type="auto"/>
+                    <w:hideMark/>
+                  </w:tcPr>
+                  <w:p>
+                    <w:pPr>
+                      <w:pStyle w:val="Bibliography"/>
+                      <w:rPr>
+                        <w:noProof/>
+                      </w:rPr>
+                    </w:pPr>
+                    <w:r>
+                      <w:rPr>
+                        <w:noProof/>
+                      </w:rPr>
+                      <w:t>N. Sapunov, "PSNR Explained: What It Measures and Where It Lies · Telemedicine · Fora Soft Learn," Fora Soft, 23 June 2026. [Online]. Available: https://www.forasoft.com/learn/video-quality/articles-vqm/psnr-explained. [Accessed 1 July 2026].</w:t>
+                    </w:r>
+                  </w:p>
+                </w:tc>
+              </w:tr>
+              <w:tr>
+                <w:trPr>
+                  <w:divId w:val="1054618536"/>
+                  <w:tblCellSpacing w:w="15" w:type="dxa"/>
+                </w:trPr>
+                <w:tc>
+                  <w:tcPr>
+                    <w:tcW w:w="50" w:type="pct"/>
+                    <w:hideMark/>
+                  </w:tcPr>
+                  <w:p>
+                    <w:pPr>
+                      <w:pStyle w:val="Bibliography"/>
+                      <w:rPr>
+                        <w:noProof/>
+                      </w:rPr>
+                    </w:pPr>
+                    <w:r>
+                      <w:rPr>
+                        <w:noProof/>
+                      </w:rPr>
+                      <w:t xml:space="preserve">[13] </w:t>
+                    </w:r>
+                  </w:p>
+                </w:tc>
+                <w:tc>
+                  <w:tcPr>
+                    <w:tcW w:w="0" w:type="auto"/>
+                    <w:hideMark/>
+                  </w:tcPr>
+                  <w:p>
+                    <w:pPr>
+                      <w:pStyle w:val="Bibliography"/>
+                      <w:rPr>
+                        <w:noProof/>
+                      </w:rPr>
+                    </w:pPr>
+                    <w:r>
+                      <w:rPr>
+                        <w:noProof/>
+                      </w:rPr>
+                      <w:t xml:space="preserve">Z. Wang, A. Bovik, H. Sheikh and E. Simoncelli, "Image Quality Assessment: From Error Visibility to Structural Similarity," </w:t>
+                    </w:r>
+                    <w:r>
+                      <w:rPr>
+                        <w:i/>
+                        <w:iCs/>
+                        <w:noProof/>
+                      </w:rPr>
+                      <w:t xml:space="preserve">IEEE Transactions on Image Processing, </w:t>
+                    </w:r>
+                    <w:r>
+                      <w:rPr>
+                        <w:noProof/>
+                      </w:rPr>
+                      <w:t xml:space="preserve">vol. 13, no. 4, pp. 600-612, 2004. </w:t>
+                    </w:r>
+                  </w:p>
+                </w:tc>
+              </w:tr>
+              <w:tr>
+                <w:trPr>
+                  <w:divId w:val="1054618536"/>
+                  <w:tblCellSpacing w:w="15" w:type="dxa"/>
+                </w:trPr>
+                <w:tc>
+                  <w:tcPr>
+                    <w:tcW w:w="50" w:type="pct"/>
+                    <w:hideMark/>
+                  </w:tcPr>
+                  <w:p>
+                    <w:pPr>
+                      <w:pStyle w:val="Bibliography"/>
+                      <w:rPr>
+                        <w:noProof/>
+                      </w:rPr>
+                    </w:pPr>
+                    <w:r>
+                      <w:rPr>
+                        <w:noProof/>
+                      </w:rPr>
+                      <w:t xml:space="preserve">[14] </w:t>
+                    </w:r>
+                  </w:p>
+                </w:tc>
+                <w:tc>
+                  <w:tcPr>
+                    <w:tcW w:w="0" w:type="auto"/>
+                    <w:hideMark/>
+                  </w:tcPr>
+                  <w:p>
+                    <w:pPr>
+                      <w:pStyle w:val="Bibliography"/>
+                      <w:rPr>
+                        <w:noProof/>
+                      </w:rPr>
+                    </w:pPr>
+                    <w:r>
+                      <w:rPr>
+                        <w:noProof/>
+                      </w:rPr>
+                      <w:t>H. Lakhloufi, "Structural Similarity Index (SSIM)," MetricGate, 10 February 2026. [Online]. Available: https://metricgate.com/docs/structural-similarity-index/. [Accessed 26 June 2026].</w:t>
+                    </w:r>
+                  </w:p>
+                </w:tc>
+              </w:tr>
+              <w:tr>
+                <w:trPr>
+                  <w:divId w:val="1054618536"/>
+                  <w:tblCellSpacing w:w="15" w:type="dxa"/>
+                </w:trPr>
+                <w:tc>
+                  <w:tcPr>
+                    <w:tcW w:w="50" w:type="pct"/>
+                    <w:hideMark/>
+                  </w:tcPr>
+                  <w:p>
+                    <w:pPr>
+                      <w:pStyle w:val="Bibliography"/>
+                      <w:rPr>
+                        <w:noProof/>
+                      </w:rPr>
+                    </w:pPr>
+                    <w:r>
+                      <w:rPr>
+                        <w:noProof/>
+                      </w:rPr>
+                      <w:t xml:space="preserve">[15] </w:t>
+                    </w:r>
+                  </w:p>
+                </w:tc>
+                <w:tc>
+                  <w:tcPr>
+                    <w:tcW w:w="0" w:type="auto"/>
+                    <w:hideMark/>
+                  </w:tcPr>
+                  <w:p>
+                    <w:pPr>
+                      <w:pStyle w:val="Bibliography"/>
+                      <w:rPr>
+                        <w:noProof/>
+                      </w:rPr>
+                    </w:pPr>
+                    <w:r>
+                      <w:rPr>
+                        <w:noProof/>
+                      </w:rPr>
+                      <w:t xml:space="preserve">Z. Jeelani and F. Qadir, "Cellular automata-based approach for salt-and-pepper noise filtration," </w:t>
+                    </w:r>
+                    <w:r>
+                      <w:rPr>
+                        <w:i/>
+                        <w:iCs/>
+                        <w:noProof/>
+                      </w:rPr>
+                      <w:t xml:space="preserve">Journal of King Saud University - Computer and Information Sciences, </w:t>
+                    </w:r>
+                    <w:r>
+                      <w:rPr>
+                        <w:noProof/>
+                      </w:rPr>
+                      <w:t xml:space="preserve">vol. 34, no. 2, pp. 365-374, December 2018. </w:t>
+                    </w:r>
+                  </w:p>
+                </w:tc>
+              </w:tr>
+              <w:tr>
+                <w:trPr>
+                  <w:divId w:val="1054618536"/>
+                  <w:tblCellSpacing w:w="15" w:type="dxa"/>
+                </w:trPr>
+                <w:tc>
+                  <w:tcPr>
+                    <w:tcW w:w="50" w:type="pct"/>
+                    <w:hideMark/>
+                  </w:tcPr>
+                  <w:p>
+                    <w:pPr>
+                      <w:pStyle w:val="Bibliography"/>
+                      <w:rPr>
+                        <w:noProof/>
+                      </w:rPr>
+                    </w:pPr>
+                    <w:r>
+                      <w:rPr>
+                        <w:noProof/>
+                      </w:rPr>
+                      <w:t xml:space="preserve">[16] </w:t>
+                    </w:r>
+                  </w:p>
+                </w:tc>
+                <w:tc>
+                  <w:tcPr>
+                    <w:tcW w:w="0" w:type="auto"/>
+                    <w:hideMark/>
+                  </w:tcPr>
+                  <w:p>
+                    <w:pPr>
+                      <w:pStyle w:val="Bibliography"/>
+                      <w:rPr>
+                        <w:noProof/>
+                      </w:rPr>
+                    </w:pPr>
+                    <w:r>
+                      <w:rPr>
+                        <w:noProof/>
+                      </w:rPr>
+                      <w:t xml:space="preserve">S. Sadeghi, A. Rezvanian and E. Kamrani, "An efficient method for impulse noise reduction from images using fuzzy cellular automata," </w:t>
+                    </w:r>
+                    <w:r>
+                      <w:rPr>
+                        <w:i/>
+                        <w:iCs/>
+                        <w:noProof/>
+                      </w:rPr>
+                      <w:t xml:space="preserve">AEU - International Journal of Electronics and Communications, </w:t>
+                    </w:r>
+                    <w:r>
+                      <w:rPr>
+                        <w:noProof/>
+                      </w:rPr>
+                      <w:t xml:space="preserve">vol. 66, no. 9, pp. 772-779, 2012. </w:t>
+                    </w:r>
+                  </w:p>
+                </w:tc>
+              </w:tr>
+              <w:tr>
+                <w:trPr>
+                  <w:divId w:val="1054618536"/>
+                  <w:tblCellSpacing w:w="15" w:type="dxa"/>
+                </w:trPr>
+                <w:tc>
+                  <w:tcPr>
+                    <w:tcW w:w="50" w:type="pct"/>
+                    <w:hideMark/>
+                  </w:tcPr>
+                  <w:p>
+                    <w:pPr>
+                      <w:pStyle w:val="Bibliography"/>
+                      <w:rPr>
+                        <w:noProof/>
+                      </w:rPr>
+                    </w:pPr>
+                    <w:r>
+                      <w:rPr>
+                        <w:noProof/>
+                      </w:rPr>
+                      <w:t xml:space="preserve">[17] </w:t>
+                    </w:r>
+                  </w:p>
+                </w:tc>
+                <w:tc>
+                  <w:tcPr>
+                    <w:tcW w:w="0" w:type="auto"/>
+                    <w:hideMark/>
+                  </w:tcPr>
+                  <w:p>
+                    <w:pPr>
+                      <w:pStyle w:val="Bibliography"/>
+                      <w:rPr>
+                        <w:noProof/>
+                      </w:rPr>
+                    </w:pPr>
+                    <w:r>
+                      <w:rPr>
+                        <w:noProof/>
+                      </w:rPr>
+                      <w:t xml:space="preserve">K. Angulo-Sogamoso, D. Gil-Sierra and H. Espitia-Cuchango, "A NOVEL ALGORITHM BASED ON CELLULAR AUTOMATA TO ELIMINATE NOISE IN DIGITAL IMAGES," </w:t>
+                    </w:r>
+                    <w:r>
+                      <w:rPr>
+                        <w:i/>
+                        <w:iCs/>
+                        <w:noProof/>
+                      </w:rPr>
+                      <w:t xml:space="preserve">ARPN Journal of Engineering and Applied Sciences, </w:t>
+                    </w:r>
+                    <w:r>
+                      <w:rPr>
+                        <w:noProof/>
+                      </w:rPr>
+                      <w:t xml:space="preserve">vol. 14, no. 18, pp. 3289-3300, 2019. </w:t>
+                    </w:r>
+                  </w:p>
+                </w:tc>
+              </w:tr>
+              <w:tr>
+                <w:trPr>
+                  <w:divId w:val="1054618536"/>
+                  <w:tblCellSpacing w:w="15" w:type="dxa"/>
+                </w:trPr>
+                <w:tc>
+                  <w:tcPr>
+                    <w:tcW w:w="50" w:type="pct"/>
+                    <w:hideMark/>
+                  </w:tcPr>
+                  <w:p>
+                    <w:pPr>
+                      <w:pStyle w:val="Bibliography"/>
+                      <w:rPr>
+                        <w:noProof/>
+                      </w:rPr>
+                    </w:pPr>
+                    <w:r>
+                      <w:rPr>
+                        <w:noProof/>
+                      </w:rPr>
+                      <w:t xml:space="preserve">[18] </w:t>
+                    </w:r>
+                  </w:p>
+                </w:tc>
+                <w:tc>
+                  <w:tcPr>
+                    <w:tcW w:w="0" w:type="auto"/>
+                    <w:hideMark/>
+                  </w:tcPr>
+                  <w:p>
+                    <w:pPr>
+                      <w:pStyle w:val="Bibliography"/>
+                      <w:rPr>
+                        <w:noProof/>
+                      </w:rPr>
+                    </w:pPr>
+                    <w:r>
+                      <w:rPr>
+                        <w:noProof/>
+                      </w:rPr>
+                      <w:t xml:space="preserve">R. Kanna B, M. Shafi Bhat, C. Vijayalakshmi and A. . N. J. Raj4, "Model to estimate the salt and pepper noise density level on gray-scale digital image," </w:t>
+                    </w:r>
+                    <w:r>
+                      <w:rPr>
+                        <w:i/>
+                        <w:iCs/>
+                        <w:noProof/>
+                      </w:rPr>
+                      <w:t xml:space="preserve">EAI Endorsed Transactions on Energy Web, </w:t>
+                    </w:r>
+                    <w:r>
+                      <w:rPr>
+                        <w:noProof/>
+                      </w:rPr>
+                      <w:t xml:space="preserve">vol. 5, no. 18, June 2018. </w:t>
+                    </w:r>
+                  </w:p>
+                </w:tc>
+              </w:tr>
+              <w:tr>
+                <w:trPr>
+                  <w:divId w:val="1054618536"/>
+                  <w:tblCellSpacing w:w="15" w:type="dxa"/>
+                </w:trPr>
+                <w:tc>
+                  <w:tcPr>
+                    <w:tcW w:w="50" w:type="pct"/>
+                    <w:hideMark/>
+                  </w:tcPr>
+                  <w:p>
+                    <w:pPr>
+                      <w:pStyle w:val="Bibliography"/>
+                      <w:rPr>
+                        <w:noProof/>
+                      </w:rPr>
+                    </w:pPr>
+                    <w:r>
+                      <w:rPr>
+                        <w:noProof/>
+                      </w:rPr>
+                      <w:t xml:space="preserve">[19] </w:t>
+                    </w:r>
+                  </w:p>
+                </w:tc>
+                <w:tc>
+                  <w:tcPr>
+                    <w:tcW w:w="0" w:type="auto"/>
+                    <w:hideMark/>
+                  </w:tcPr>
+                  <w:p>
+                    <w:pPr>
+                      <w:pStyle w:val="Bibliography"/>
+                      <w:rPr>
+                        <w:noProof/>
+                      </w:rPr>
+                    </w:pPr>
+                    <w:r>
+                      <w:rPr>
+                        <w:noProof/>
+                      </w:rPr>
+                      <w:t xml:space="preserve">T. Y. Li, P. G. Yuan, D. Y. Yang and X. Y. Hu, "Estimation of Salt-Pepper Noise in Images with Correlation Inspection," </w:t>
+                    </w:r>
+                    <w:r>
+                      <w:rPr>
+                        <w:i/>
+                        <w:iCs/>
+                        <w:noProof/>
+                      </w:rPr>
+                      <w:t xml:space="preserve">Applied Mechanics and Materials, </w:t>
+                    </w:r>
+                    <w:r>
+                      <w:rPr>
+                        <w:noProof/>
+                      </w:rPr>
+                      <w:t xml:space="preserve">Vols. 462-463, pp. 391-398, 2013. </w:t>
+                    </w:r>
+                  </w:p>
+                </w:tc>
+              </w:tr>
+              <w:tr>
+                <w:trPr>
+                  <w:divId w:val="1054618536"/>
+                  <w:tblCellSpacing w:w="15" w:type="dxa"/>
+                </w:trPr>
+                <w:tc>
+                  <w:tcPr>
+                    <w:tcW w:w="50" w:type="pct"/>
+                    <w:hideMark/>
+                  </w:tcPr>
+                  <w:p>
+                    <w:pPr>
+                      <w:pStyle w:val="Bibliography"/>
+                      <w:rPr>
+                        <w:noProof/>
+                      </w:rPr>
+                    </w:pPr>
+                    <w:r>
+                      <w:rPr>
+                        <w:noProof/>
+                      </w:rPr>
+                      <w:t xml:space="preserve">[20] </w:t>
+                    </w:r>
+                  </w:p>
+                </w:tc>
+                <w:tc>
+                  <w:tcPr>
+                    <w:tcW w:w="0" w:type="auto"/>
+                    <w:hideMark/>
+                  </w:tcPr>
+                  <w:p>
+                    <w:pPr>
+                      <w:pStyle w:val="Bibliography"/>
+                      <w:rPr>
+                        <w:noProof/>
+                      </w:rPr>
+                    </w:pPr>
+                    <w:r>
+                      <w:rPr>
+                        <w:noProof/>
+                      </w:rPr>
+                      <w:t>A. Mazraeh, "Week 3: Fuzzification and Defuzzification," 11 February 2025. [Online]. Available: https://medium.com/@adnan.mazraeh1993/fuzzification-and-defuzzification-6fbfe059047e. [Accessed 27 June 2026].</w:t>
+                    </w:r>
+                  </w:p>
+                </w:tc>
+              </w:tr>
+              <w:tr>
+                <w:trPr>
+                  <w:divId w:val="1054618536"/>
+                  <w:tblCellSpacing w:w="15" w:type="dxa"/>
+                </w:trPr>
+                <w:tc>
+                  <w:tcPr>
+                    <w:tcW w:w="50" w:type="pct"/>
+                    <w:hideMark/>
+                  </w:tcPr>
+                  <w:p>
+                    <w:pPr>
+                      <w:pStyle w:val="Bibliography"/>
+                      <w:rPr>
+                        <w:noProof/>
+                      </w:rPr>
+                    </w:pPr>
+                    <w:r>
+                      <w:rPr>
+                        <w:noProof/>
+                      </w:rPr>
+                      <w:t xml:space="preserve">[21] </w:t>
+                    </w:r>
+                  </w:p>
+                </w:tc>
+                <w:tc>
+                  <w:tcPr>
+                    <w:tcW w:w="0" w:type="auto"/>
+                    <w:hideMark/>
+                  </w:tcPr>
+                  <w:p>
+                    <w:pPr>
+                      <w:pStyle w:val="Bibliography"/>
+                      <w:rPr>
+                        <w:noProof/>
+                      </w:rPr>
+                    </w:pPr>
+                    <w:r>
+                      <w:rPr>
+                        <w:noProof/>
+                      </w:rPr>
+                      <w:t xml:space="preserve">"Image Quality Assessment: From Error Visibility to Structural Similarity," </w:t>
+                    </w:r>
+                    <w:r>
+                      <w:rPr>
+                        <w:i/>
+                        <w:iCs/>
+                        <w:noProof/>
+                      </w:rPr>
+                      <w:t xml:space="preserve">IEEE Transactions on Image Processing, </w:t>
+                    </w:r>
+                    <w:r>
+                      <w:rPr>
+                        <w:noProof/>
+                      </w:rPr>
+                      <w:t xml:space="preserve">vol. 13, no. 4, pp. 600-612, April 2004. </w:t>
+                    </w:r>
+                  </w:p>
+                </w:tc>
+              </w:tr>
+            </w:tbl>
+            <w:p>
+              <w:pPr>
+                <w:divId w:val="1054618536"/>
+                <w:rPr>
+                  <w:rFonts w:eastAsia="Times New Roman"/>
+                  <w:noProof/>
+                </w:rPr>
+              </w:pPr>
+            </w:p>
+            <w:p>
+              <w:r>
+                <w:rPr>
+                  <w:b/>
+                  <w:bCs/>
+                  <w:noProof/>
+                </w:rPr>
+                <w:fldChar w:fldCharType="end"/>
+              </w:r>
+            </w:p>
+          </w:sdtContent>
+        </w:sdt>
+      </w:sdtContent>
+    </w:sdt>
+    <w:p>
+      <w:pPr>
+        <w:rPr>
+          <w:lang w:val="de-DE"/>
+        </w:rPr>
+      </w:pPr>
     </w:p>
     <w:sectPr>
       <w:pgSz w:w="12240" w:h="15840"/>
@@ -29908,6 +31133,14 @@
     <w:uiPriority w:val="99"/>
     <w:rsid w:val="00DD42D8"/>
   </w:style>
+  <w:style w:type="paragraph" w:styleId="Bibliography">
+    <w:name w:val="Bibliography"/>
+    <w:basedOn w:val="Normal"/>
+    <w:next w:val="Normal"/>
+    <w:uiPriority w:val="37"/>
+    <w:unhideWhenUsed/>
+    <w:rsid w:val="007E662B"/>
+  </w:style>
 </w:styles>
 </file>
 

--- a/STI/CellularAutomata/Draft.docx
+++ b/STI/CellularAutomata/Draft.docx
@@ -56,7 +56,7 @@
           <w:r>
             <w:fldChar w:fldCharType="separate"/>
           </w:r>
-          <w:hyperlink w:anchor="_Toc233817015" w:history="1">
+          <w:hyperlink w:anchor="_Toc233925422" w:history="1">
             <w:r>
               <w:rPr>
                 <w:rStyle w:val="Hyperlink"/>
@@ -84,7 +84,7 @@
                 <w:noProof/>
                 <w:webHidden/>
               </w:rPr>
-              <w:instrText xml:space="preserve"> PAGEREF _Toc233817015 \h </w:instrText>
+              <w:instrText xml:space="preserve"> PAGEREF _Toc233925422 \h </w:instrText>
             </w:r>
             <w:r>
               <w:rPr>
@@ -129,7 +129,7 @@
               <w14:ligatures w14:val="standardContextual"/>
             </w:rPr>
           </w:pPr>
-          <w:hyperlink w:anchor="_Toc233817016" w:history="1">
+          <w:hyperlink w:anchor="_Toc233925423" w:history="1">
             <w:r>
               <w:rPr>
                 <w:rStyle w:val="Hyperlink"/>
@@ -157,7 +157,7 @@
                 <w:noProof/>
                 <w:webHidden/>
               </w:rPr>
-              <w:instrText xml:space="preserve"> PAGEREF _Toc233817016 \h </w:instrText>
+              <w:instrText xml:space="preserve"> PAGEREF _Toc233925423 \h </w:instrText>
             </w:r>
             <w:r>
               <w:rPr>
@@ -202,7 +202,7 @@
               <w14:ligatures w14:val="standardContextual"/>
             </w:rPr>
           </w:pPr>
-          <w:hyperlink w:anchor="_Toc233817017" w:history="1">
+          <w:hyperlink w:anchor="_Toc233925424" w:history="1">
             <w:r>
               <w:rPr>
                 <w:rStyle w:val="Hyperlink"/>
@@ -230,7 +230,7 @@
                 <w:noProof/>
                 <w:webHidden/>
               </w:rPr>
-              <w:instrText xml:space="preserve"> PAGEREF _Toc233817017 \h </w:instrText>
+              <w:instrText xml:space="preserve"> PAGEREF _Toc233925424 \h </w:instrText>
             </w:r>
             <w:r>
               <w:rPr>
@@ -275,14 +275,14 @@
               <w14:ligatures w14:val="standardContextual"/>
             </w:rPr>
           </w:pPr>
-          <w:hyperlink w:anchor="_Toc233817018" w:history="1">
+          <w:hyperlink w:anchor="_Toc233925425" w:history="1">
             <w:r>
               <w:rPr>
                 <w:rStyle w:val="Hyperlink"/>
                 <w:noProof/>
                 <w:lang w:val="de-DE"/>
               </w:rPr>
-              <w:t>Bildrauschen und Rauschfilter</w:t>
+              <w:t>Bildrauschen</w:t>
             </w:r>
             <w:r>
               <w:rPr>
@@ -303,7 +303,7 @@
                 <w:noProof/>
                 <w:webHidden/>
               </w:rPr>
-              <w:instrText xml:space="preserve"> PAGEREF _Toc233817018 \h </w:instrText>
+              <w:instrText xml:space="preserve"> PAGEREF _Toc233925425 \h </w:instrText>
             </w:r>
             <w:r>
               <w:rPr>
@@ -348,14 +348,14 @@
               <w14:ligatures w14:val="standardContextual"/>
             </w:rPr>
           </w:pPr>
-          <w:hyperlink w:anchor="_Toc233817019" w:history="1">
+          <w:hyperlink w:anchor="_Toc233925426" w:history="1">
             <w:r>
               <w:rPr>
                 <w:rStyle w:val="Hyperlink"/>
                 <w:noProof/>
                 <w:lang w:val="de-DE"/>
               </w:rPr>
-              <w:t>Evaluationsmetrik</w:t>
+              <w:t>Rauschfilter</w:t>
             </w:r>
             <w:r>
               <w:rPr>
@@ -376,7 +376,7 @@
                 <w:noProof/>
                 <w:webHidden/>
               </w:rPr>
-              <w:instrText xml:space="preserve"> PAGEREF _Toc233817019 \h </w:instrText>
+              <w:instrText xml:space="preserve"> PAGEREF _Toc233925426 \h </w:instrText>
             </w:r>
             <w:r>
               <w:rPr>
@@ -396,7 +396,7 @@
                 <w:noProof/>
                 <w:webHidden/>
               </w:rPr>
-              <w:t>4</w:t>
+              <w:t>3</w:t>
             </w:r>
             <w:r>
               <w:rPr>
@@ -421,14 +421,14 @@
               <w14:ligatures w14:val="standardContextual"/>
             </w:rPr>
           </w:pPr>
-          <w:hyperlink w:anchor="_Toc233817020" w:history="1">
+          <w:hyperlink w:anchor="_Toc233925427" w:history="1">
             <w:r>
               <w:rPr>
                 <w:rStyle w:val="Hyperlink"/>
                 <w:noProof/>
                 <w:lang w:val="de-DE"/>
               </w:rPr>
-              <w:t>CA-basierte Rauschfilter</w:t>
+              <w:t>Evaluationsmetrik</w:t>
             </w:r>
             <w:r>
               <w:rPr>
@@ -449,7 +449,80 @@
                 <w:noProof/>
                 <w:webHidden/>
               </w:rPr>
-              <w:instrText xml:space="preserve"> PAGEREF _Toc233817020 \h </w:instrText>
+              <w:instrText xml:space="preserve"> PAGEREF _Toc233925427 \h </w:instrText>
+            </w:r>
+            <w:r>
+              <w:rPr>
+                <w:noProof/>
+                <w:webHidden/>
+              </w:rPr>
+            </w:r>
+            <w:r>
+              <w:rPr>
+                <w:noProof/>
+                <w:webHidden/>
+              </w:rPr>
+              <w:fldChar w:fldCharType="separate"/>
+            </w:r>
+            <w:r>
+              <w:rPr>
+                <w:noProof/>
+                <w:webHidden/>
+              </w:rPr>
+              <w:t>4</w:t>
+            </w:r>
+            <w:r>
+              <w:rPr>
+                <w:noProof/>
+                <w:webHidden/>
+              </w:rPr>
+              <w:fldChar w:fldCharType="end"/>
+            </w:r>
+          </w:hyperlink>
+        </w:p>
+        <w:p>
+          <w:pPr>
+            <w:pStyle w:val="TOC1"/>
+            <w:tabs>
+              <w:tab w:val="right" w:leader="dot" w:pos="9350"/>
+            </w:tabs>
+            <w:rPr>
+              <w:noProof/>
+              <w:kern w:val="2"/>
+              <w:sz w:val="24"/>
+              <w:szCs w:val="24"/>
+              <w14:ligatures w14:val="standardContextual"/>
+            </w:rPr>
+          </w:pPr>
+          <w:hyperlink w:anchor="_Toc233925428" w:history="1">
+            <w:r>
+              <w:rPr>
+                <w:rStyle w:val="Hyperlink"/>
+                <w:noProof/>
+                <w:lang w:val="de-DE"/>
+              </w:rPr>
+              <w:t>CA-basierte Rauschfilter</w:t>
+            </w:r>
+            <w:r>
+              <w:rPr>
+                <w:noProof/>
+                <w:webHidden/>
+              </w:rPr>
+              <w:tab/>
+            </w:r>
+            <w:r>
+              <w:rPr>
+                <w:noProof/>
+                <w:webHidden/>
+              </w:rPr>
+              <w:fldChar w:fldCharType="begin"/>
+            </w:r>
+            <w:r>
+              <w:rPr>
+                <w:noProof/>
+                <w:webHidden/>
+              </w:rPr>
+              <w:instrText xml:space="preserve"> PAGEREF _Toc233925428 \h </w:instrText>
             </w:r>
             <w:r>
               <w:rPr>
@@ -494,7 +567,7 @@
               <w14:ligatures w14:val="standardContextual"/>
             </w:rPr>
           </w:pPr>
-          <w:hyperlink w:anchor="_Toc233817021" w:history="1">
+          <w:hyperlink w:anchor="_Toc233925429" w:history="1">
             <w:r>
               <w:rPr>
                 <w:rStyle w:val="Hyperlink"/>
@@ -522,7 +595,7 @@
                 <w:noProof/>
                 <w:webHidden/>
               </w:rPr>
-              <w:instrText xml:space="preserve"> PAGEREF _Toc233817021 \h </w:instrText>
+              <w:instrText xml:space="preserve"> PAGEREF _Toc233925429 \h </w:instrText>
             </w:r>
             <w:r>
               <w:rPr>
@@ -567,7 +640,7 @@
               <w14:ligatures w14:val="standardContextual"/>
             </w:rPr>
           </w:pPr>
-          <w:hyperlink w:anchor="_Toc233817022" w:history="1">
+          <w:hyperlink w:anchor="_Toc233925430" w:history="1">
             <w:r>
               <w:rPr>
                 <w:rStyle w:val="Hyperlink"/>
@@ -595,7 +668,7 @@
                 <w:noProof/>
                 <w:webHidden/>
               </w:rPr>
-              <w:instrText xml:space="preserve"> PAGEREF _Toc233817022 \h </w:instrText>
+              <w:instrText xml:space="preserve"> PAGEREF _Toc233925430 \h </w:instrText>
             </w:r>
             <w:r>
               <w:rPr>
@@ -640,7 +713,7 @@
               <w14:ligatures w14:val="standardContextual"/>
             </w:rPr>
           </w:pPr>
-          <w:hyperlink w:anchor="_Toc233817023" w:history="1">
+          <w:hyperlink w:anchor="_Toc233925431" w:history="1">
             <w:r>
               <w:rPr>
                 <w:rStyle w:val="Hyperlink"/>
@@ -668,7 +741,7 @@
                 <w:noProof/>
                 <w:webHidden/>
               </w:rPr>
-              <w:instrText xml:space="preserve"> PAGEREF _Toc233817023 \h </w:instrText>
+              <w:instrText xml:space="preserve"> PAGEREF _Toc233925431 \h </w:instrText>
             </w:r>
             <w:r>
               <w:rPr>
@@ -713,7 +786,7 @@
               <w14:ligatures w14:val="standardContextual"/>
             </w:rPr>
           </w:pPr>
-          <w:hyperlink w:anchor="_Toc233817024" w:history="1">
+          <w:hyperlink w:anchor="_Toc233925432" w:history="1">
             <w:r>
               <w:rPr>
                 <w:rStyle w:val="Hyperlink"/>
@@ -741,7 +814,7 @@
                 <w:noProof/>
                 <w:webHidden/>
               </w:rPr>
-              <w:instrText xml:space="preserve"> PAGEREF _Toc233817024 \h </w:instrText>
+              <w:instrText xml:space="preserve"> PAGEREF _Toc233925432 \h </w:instrText>
             </w:r>
             <w:r>
               <w:rPr>
@@ -786,7 +859,7 @@
               <w14:ligatures w14:val="standardContextual"/>
             </w:rPr>
           </w:pPr>
-          <w:hyperlink w:anchor="_Toc233817025" w:history="1">
+          <w:hyperlink w:anchor="_Toc233925433" w:history="1">
             <w:r>
               <w:rPr>
                 <w:rStyle w:val="Hyperlink"/>
@@ -814,7 +887,7 @@
                 <w:noProof/>
                 <w:webHidden/>
               </w:rPr>
-              <w:instrText xml:space="preserve"> PAGEREF _Toc233817025 \h </w:instrText>
+              <w:instrText xml:space="preserve"> PAGEREF _Toc233925433 \h </w:instrText>
             </w:r>
             <w:r>
               <w:rPr>
@@ -859,7 +932,7 @@
               <w14:ligatures w14:val="standardContextual"/>
             </w:rPr>
           </w:pPr>
-          <w:hyperlink w:anchor="_Toc233817026" w:history="1">
+          <w:hyperlink w:anchor="_Toc233925434" w:history="1">
             <w:r>
               <w:rPr>
                 <w:rStyle w:val="Hyperlink"/>
@@ -887,7 +960,7 @@
                 <w:noProof/>
                 <w:webHidden/>
               </w:rPr>
-              <w:instrText xml:space="preserve"> PAGEREF _Toc233817026 \h </w:instrText>
+              <w:instrText xml:space="preserve"> PAGEREF _Toc233925434 \h </w:instrText>
             </w:r>
             <w:r>
               <w:rPr>
@@ -932,7 +1005,7 @@
               <w14:ligatures w14:val="standardContextual"/>
             </w:rPr>
           </w:pPr>
-          <w:hyperlink w:anchor="_Toc233817027" w:history="1">
+          <w:hyperlink w:anchor="_Toc233925435" w:history="1">
             <w:r>
               <w:rPr>
                 <w:rStyle w:val="Hyperlink"/>
@@ -960,7 +1033,7 @@
                 <w:noProof/>
                 <w:webHidden/>
               </w:rPr>
-              <w:instrText xml:space="preserve"> PAGEREF _Toc233817027 \h </w:instrText>
+              <w:instrText xml:space="preserve"> PAGEREF _Toc233925435 \h </w:instrText>
             </w:r>
             <w:r>
               <w:rPr>
@@ -1005,7 +1078,7 @@
               <w14:ligatures w14:val="standardContextual"/>
             </w:rPr>
           </w:pPr>
-          <w:hyperlink w:anchor="_Toc233817028" w:history="1">
+          <w:hyperlink w:anchor="_Toc233925436" w:history="1">
             <w:r>
               <w:rPr>
                 <w:rStyle w:val="Hyperlink"/>
@@ -1033,7 +1106,7 @@
                 <w:noProof/>
                 <w:webHidden/>
               </w:rPr>
-              <w:instrText xml:space="preserve"> PAGEREF _Toc233817028 \h </w:instrText>
+              <w:instrText xml:space="preserve"> PAGEREF _Toc233925436 \h </w:instrText>
             </w:r>
             <w:r>
               <w:rPr>
@@ -1078,7 +1151,7 @@
               <w14:ligatures w14:val="standardContextual"/>
             </w:rPr>
           </w:pPr>
-          <w:hyperlink w:anchor="_Toc233817029" w:history="1">
+          <w:hyperlink w:anchor="_Toc233925437" w:history="1">
             <w:r>
               <w:rPr>
                 <w:rStyle w:val="Hyperlink"/>
@@ -1106,7 +1179,7 @@
                 <w:noProof/>
                 <w:webHidden/>
               </w:rPr>
-              <w:instrText xml:space="preserve"> PAGEREF _Toc233817029 \h </w:instrText>
+              <w:instrText xml:space="preserve"> PAGEREF _Toc233925437 \h </w:instrText>
             </w:r>
             <w:r>
               <w:rPr>
@@ -1151,7 +1224,7 @@
               <w14:ligatures w14:val="standardContextual"/>
             </w:rPr>
           </w:pPr>
-          <w:hyperlink w:anchor="_Toc233817030" w:history="1">
+          <w:hyperlink w:anchor="_Toc233925438" w:history="1">
             <w:r>
               <w:rPr>
                 <w:rStyle w:val="Hyperlink"/>
@@ -1179,7 +1252,7 @@
                 <w:noProof/>
                 <w:webHidden/>
               </w:rPr>
-              <w:instrText xml:space="preserve"> PAGEREF _Toc233817030 \h </w:instrText>
+              <w:instrText xml:space="preserve"> PAGEREF _Toc233925438 \h </w:instrText>
             </w:r>
             <w:r>
               <w:rPr>
@@ -1200,6 +1273,78 @@
                 <w:webHidden/>
               </w:rPr>
               <w:t>16</w:t>
+            </w:r>
+            <w:r>
+              <w:rPr>
+                <w:noProof/>
+                <w:webHidden/>
+              </w:rPr>
+              <w:fldChar w:fldCharType="end"/>
+            </w:r>
+          </w:hyperlink>
+        </w:p>
+        <w:p>
+          <w:pPr>
+            <w:pStyle w:val="TOC1"/>
+            <w:tabs>
+              <w:tab w:val="right" w:leader="dot" w:pos="9350"/>
+            </w:tabs>
+            <w:rPr>
+              <w:noProof/>
+              <w:kern w:val="2"/>
+              <w:sz w:val="24"/>
+              <w:szCs w:val="24"/>
+              <w14:ligatures w14:val="standardContextual"/>
+            </w:rPr>
+          </w:pPr>
+          <w:hyperlink w:anchor="_Toc233925439" w:history="1">
+            <w:r>
+              <w:rPr>
+                <w:rStyle w:val="Hyperlink"/>
+                <w:noProof/>
+              </w:rPr>
+              <w:t>Bibliography</w:t>
+            </w:r>
+            <w:r>
+              <w:rPr>
+                <w:noProof/>
+                <w:webHidden/>
+              </w:rPr>
+              <w:tab/>
+            </w:r>
+            <w:r>
+              <w:rPr>
+                <w:noProof/>
+                <w:webHidden/>
+              </w:rPr>
+              <w:fldChar w:fldCharType="begin"/>
+            </w:r>
+            <w:r>
+              <w:rPr>
+                <w:noProof/>
+                <w:webHidden/>
+              </w:rPr>
+              <w:instrText xml:space="preserve"> PAGEREF _Toc233925439 \h </w:instrText>
+            </w:r>
+            <w:r>
+              <w:rPr>
+                <w:noProof/>
+                <w:webHidden/>
+              </w:rPr>
+            </w:r>
+            <w:r>
+              <w:rPr>
+                <w:noProof/>
+                <w:webHidden/>
+              </w:rPr>
+              <w:fldChar w:fldCharType="separate"/>
+            </w:r>
+            <w:r>
+              <w:rPr>
+                <w:noProof/>
+                <w:webHidden/>
+              </w:rPr>
+              <w:t>17</w:t>
             </w:r>
             <w:r>
               <w:rPr>
@@ -1234,7 +1379,7 @@
           <w:lang w:val="de-DE"/>
         </w:rPr>
       </w:pPr>
-      <w:bookmarkStart w:id="0" w:name="_Toc233817015"/>
+      <w:bookmarkStart w:id="0" w:name="_Toc233925422"/>
       <w:r>
         <w:rPr>
           <w:lang w:val="de-DE"/>
@@ -1258,7 +1403,7 @@
           <w:lang w:val="de-DE"/>
         </w:rPr>
       </w:pPr>
-      <w:bookmarkStart w:id="1" w:name="_Toc233817016"/>
+      <w:bookmarkStart w:id="1" w:name="_Toc233925423"/>
       <w:r>
         <w:rPr>
           <w:lang w:val="de-DE"/>
@@ -1335,7 +1480,7 @@
           <w:lang w:val="de-DE"/>
         </w:rPr>
       </w:pPr>
-      <w:bookmarkStart w:id="2" w:name="_Toc233817017"/>
+      <w:bookmarkStart w:id="2" w:name="_Toc233925424"/>
       <w:r>
         <w:rPr>
           <w:lang w:val="de-DE"/>
@@ -1640,7 +1785,14 @@
               <w:noProof/>
               <w:lang w:val="de-DE"/>
             </w:rPr>
-            <w:t xml:space="preserve"> [2]</w:t>
+            <w:t xml:space="preserve"> </w:t>
+          </w:r>
+          <w:r>
+            <w:rPr>
+              <w:noProof/>
+              <w:lang w:val="de-DE"/>
+            </w:rPr>
+            <w:t>[2]</w:t>
           </w:r>
           <w:r>
             <w:rPr>
@@ -2739,7 +2891,7 @@
           <w:lang w:val="de-DE"/>
         </w:rPr>
       </w:pPr>
-      <w:bookmarkStart w:id="3" w:name="_Toc233817018"/>
+      <w:bookmarkStart w:id="3" w:name="_Toc233925425"/>
       <w:r>
         <w:rPr>
           <w:lang w:val="de-DE"/>
@@ -3523,12 +3675,14 @@
           <w:lang w:val="de-DE"/>
         </w:rPr>
       </w:pPr>
+      <w:bookmarkStart w:id="4" w:name="_Toc233925426"/>
       <w:r>
         <w:rPr>
           <w:lang w:val="de-DE"/>
         </w:rPr>
         <w:t>Rauschfilter</w:t>
       </w:r>
+      <w:bookmarkEnd w:id="4"/>
     </w:p>
     <w:p>
       <w:pPr>
@@ -4460,7 +4614,14 @@
               <w:noProof/>
               <w:lang w:val="de-DE"/>
             </w:rPr>
-            <w:t xml:space="preserve"> [8]</w:t>
+            <w:t xml:space="preserve"> </w:t>
+          </w:r>
+          <w:r>
+            <w:rPr>
+              <w:noProof/>
+              <w:lang w:val="de-DE"/>
+            </w:rPr>
+            <w:t>[8]</w:t>
           </w:r>
           <w:r>
             <w:rPr>
@@ -5107,7 +5268,7 @@
           <w:lang w:val="de-DE"/>
         </w:rPr>
       </w:pPr>
-      <w:bookmarkStart w:id="4" w:name="_Toc233817019"/>
+      <w:bookmarkStart w:id="5" w:name="_Toc233925427"/>
       <w:r>
         <w:rPr>
           <w:lang w:val="de-DE"/>
@@ -5120,7 +5281,7 @@
         </w:rPr>
         <w:t>metrik</w:t>
       </w:r>
-      <w:bookmarkEnd w:id="4"/>
+      <w:bookmarkEnd w:id="5"/>
     </w:p>
     <w:p>
       <w:pPr>
@@ -5808,7 +5969,14 @@
               <w:noProof/>
               <w:lang w:val="de-DE"/>
             </w:rPr>
-            <w:t xml:space="preserve"> [10]</w:t>
+            <w:t xml:space="preserve"> </w:t>
+          </w:r>
+          <w:r>
+            <w:rPr>
+              <w:noProof/>
+              <w:lang w:val="de-DE"/>
+            </w:rPr>
+            <w:t>[10]</w:t>
           </w:r>
           <w:r>
             <w:rPr>
@@ -5982,7 +6150,14 @@
               <w:noProof/>
               <w:lang w:val="de-DE"/>
             </w:rPr>
-            <w:t xml:space="preserve"> [11]</w:t>
+            <w:t xml:space="preserve"> </w:t>
+          </w:r>
+          <w:r>
+            <w:rPr>
+              <w:noProof/>
+              <w:lang w:val="de-DE"/>
+            </w:rPr>
+            <w:t>[11]</w:t>
           </w:r>
           <w:r>
             <w:rPr>
@@ -7404,14 +7579,14 @@
           <w:lang w:val="de-DE"/>
         </w:rPr>
       </w:pPr>
-      <w:bookmarkStart w:id="5" w:name="_Toc233817020"/>
+      <w:bookmarkStart w:id="6" w:name="_Toc233925428"/>
       <w:r>
         <w:rPr>
           <w:lang w:val="de-DE"/>
         </w:rPr>
         <w:t>CA-basierte Rauschfilter</w:t>
       </w:r>
-      <w:bookmarkEnd w:id="5"/>
+      <w:bookmarkEnd w:id="6"/>
     </w:p>
     <w:p>
       <w:pPr>
@@ -8123,7 +8298,7 @@
           <w:lang w:val="de-DE"/>
         </w:rPr>
       </w:pPr>
-      <w:bookmarkStart w:id="6" w:name="_Toc233817021"/>
+      <w:bookmarkStart w:id="7" w:name="_Toc233925429"/>
       <w:r>
         <w:rPr>
           <w:lang w:val="de-DE"/>
@@ -8136,7 +8311,7 @@
         </w:rPr>
         <w:t>Identifikation durch CA</w:t>
       </w:r>
-      <w:bookmarkEnd w:id="6"/>
+      <w:bookmarkEnd w:id="7"/>
     </w:p>
     <w:p>
       <w:pPr>
@@ -8194,7 +8369,14 @@
               <w:noProof/>
               <w:lang w:val="de-DE"/>
             </w:rPr>
-            <w:t xml:space="preserve"> [11]</w:t>
+            <w:t xml:space="preserve"> </w:t>
+          </w:r>
+          <w:r>
+            <w:rPr>
+              <w:noProof/>
+              <w:lang w:val="de-DE"/>
+            </w:rPr>
+            <w:t>[11]</w:t>
           </w:r>
           <w:r>
             <w:rPr>
@@ -9852,7 +10034,7 @@
           <w:lang w:val="de-DE"/>
         </w:rPr>
       </w:pPr>
-      <w:bookmarkStart w:id="7" w:name="_Toc233817022"/>
+      <w:bookmarkStart w:id="8" w:name="_Toc233925430"/>
       <w:r>
         <w:rPr>
           <w:lang w:val="de-DE"/>
@@ -9871,7 +10053,7 @@
         </w:rPr>
         <w:t>KCA</w:t>
       </w:r>
-      <w:bookmarkEnd w:id="7"/>
+      <w:bookmarkEnd w:id="8"/>
     </w:p>
     <w:p>
       <w:pPr>
@@ -10122,7 +10304,7 @@
                 <w:lang w:val="de-DE"/>
               </w:rPr>
               <w:drawing>
-                <wp:inline distT="0" distB="0" distL="0" distR="0" wp14:anchorId="417C5F4C" wp14:editId="610BF5C2">
+                <wp:inline distT="0" distB="0" distL="0" distR="0" wp14:anchorId="417C5F4C" wp14:editId="60DB2E75">
                   <wp:extent cx="2806810" cy="1337691"/>
                   <wp:effectExtent l="0" t="0" r="0" b="0"/>
                   <wp:docPr id="1279992341" name="Picture 2"/>
@@ -10191,7 +10373,7 @@
                 <w:lang w:val="de-DE"/>
               </w:rPr>
               <w:drawing>
-                <wp:inline distT="0" distB="0" distL="0" distR="0" wp14:anchorId="2AB262B7" wp14:editId="2C47FEF0">
+                <wp:inline distT="0" distB="0" distL="0" distR="0" wp14:anchorId="2AB262B7" wp14:editId="7944D639">
                   <wp:extent cx="2739577" cy="1307170"/>
                   <wp:effectExtent l="0" t="0" r="3810" b="7620"/>
                   <wp:docPr id="140432352" name="Picture 3"/>
@@ -10287,14 +10469,14 @@
           <w:lang w:val="de-DE"/>
         </w:rPr>
       </w:pPr>
-      <w:bookmarkStart w:id="8" w:name="_Toc233817023"/>
+      <w:bookmarkStart w:id="9" w:name="_Toc233925431"/>
       <w:r>
         <w:rPr>
           <w:lang w:val="de-DE"/>
         </w:rPr>
         <w:t>Angulo-Sogamoso et al: Adaptives CA-basiertes Verfahren</w:t>
       </w:r>
-      <w:bookmarkEnd w:id="8"/>
+      <w:bookmarkEnd w:id="9"/>
     </w:p>
     <w:p>
       <w:pPr>
@@ -11877,14 +12059,14 @@
           <w:lang w:val="de-DE"/>
         </w:rPr>
       </w:pPr>
-      <w:bookmarkStart w:id="9" w:name="_Toc233817024"/>
+      <w:bookmarkStart w:id="10" w:name="_Toc233925432"/>
       <w:r>
         <w:rPr>
           <w:lang w:val="de-DE"/>
         </w:rPr>
         <w:t>Evaluation des MERIG Algorithmus</w:t>
       </w:r>
-      <w:bookmarkEnd w:id="9"/>
+      <w:bookmarkEnd w:id="10"/>
     </w:p>
     <w:p>
       <w:pPr>
@@ -12776,7 +12958,7 @@
           <w:lang w:val="de-DE"/>
         </w:rPr>
       </w:pPr>
-      <w:bookmarkStart w:id="10" w:name="_Toc233817025"/>
+      <w:bookmarkStart w:id="11" w:name="_Toc233925433"/>
       <w:r>
         <w:rPr>
           <w:lang w:val="de-DE"/>
@@ -12790,7 +12972,7 @@
         </w:rPr>
         <w:t>d Restauration durch CA</w:t>
       </w:r>
-      <w:bookmarkEnd w:id="10"/>
+      <w:bookmarkEnd w:id="11"/>
     </w:p>
     <w:p>
       <w:pPr>
@@ -15845,7 +16027,7 @@
           <w:lang w:val="de-DE"/>
         </w:rPr>
       </w:pPr>
-      <w:bookmarkStart w:id="11" w:name="_Toc233817026"/>
+      <w:bookmarkStart w:id="12" w:name="_Toc233925434"/>
       <w:r>
         <w:rPr>
           <w:lang w:val="de-DE"/>
@@ -15864,7 +16046,7 @@
         </w:rPr>
         <w:t>SRKA</w:t>
       </w:r>
-      <w:bookmarkEnd w:id="11"/>
+      <w:bookmarkEnd w:id="12"/>
     </w:p>
     <w:p>
       <w:pPr>
@@ -16589,7 +16771,7 @@
           <w:lang w:val="de-DE"/>
         </w:rPr>
       </w:pPr>
-      <w:bookmarkStart w:id="12" w:name="_Toc233817027"/>
+      <w:bookmarkStart w:id="13" w:name="_Toc233925435"/>
       <w:r>
         <w:rPr>
           <w:lang w:val="de-DE"/>
@@ -16609,7 +16791,7 @@
         </w:rPr>
         <w:t>Ersatzverfahren</w:t>
       </w:r>
-      <w:bookmarkEnd w:id="12"/>
+      <w:bookmarkEnd w:id="13"/>
     </w:p>
     <w:p>
       <w:pPr>
@@ -18059,7 +18241,7 @@
           <w:lang w:val="de-DE"/>
         </w:rPr>
       </w:pPr>
-      <w:bookmarkStart w:id="13" w:name="_Toc233817028"/>
+      <w:bookmarkStart w:id="14" w:name="_Toc233925436"/>
       <w:r>
         <w:rPr>
           <w:lang w:val="de-DE"/>
@@ -18078,7 +18260,7 @@
         </w:rPr>
         <w:t>A</w:t>
       </w:r>
-      <w:bookmarkEnd w:id="13"/>
+      <w:bookmarkEnd w:id="14"/>
     </w:p>
     <w:p>
       <w:pPr>
@@ -18447,7 +18629,7 @@
                 <w:lang w:val="de-DE"/>
               </w:rPr>
               <w:drawing>
-                <wp:inline distT="0" distB="0" distL="0" distR="0" wp14:anchorId="410E896F" wp14:editId="7863EB54">
+                <wp:inline distT="0" distB="0" distL="0" distR="0" wp14:anchorId="410E896F" wp14:editId="687F5DF8">
                   <wp:extent cx="2790908" cy="1330111"/>
                   <wp:effectExtent l="0" t="0" r="0" b="3810"/>
                   <wp:docPr id="408768978" name="Picture 5"/>
@@ -18515,7 +18697,7 @@
                 <w:lang w:val="de-DE"/>
               </w:rPr>
               <w:drawing>
-                <wp:inline distT="0" distB="0" distL="0" distR="0" wp14:anchorId="1022FEEA" wp14:editId="162DDC2A">
+                <wp:inline distT="0" distB="0" distL="0" distR="0" wp14:anchorId="1022FEEA" wp14:editId="4FD63A17">
                   <wp:extent cx="2875836" cy="1372185"/>
                   <wp:effectExtent l="0" t="0" r="1270" b="0"/>
                   <wp:docPr id="909725001" name="Picture 6"/>
@@ -18602,7 +18784,7 @@
           <w:lang w:val="de-DE"/>
         </w:rPr>
       </w:pPr>
-      <w:bookmarkStart w:id="14" w:name="_Toc233817029"/>
+      <w:bookmarkStart w:id="15" w:name="_Toc233925437"/>
       <w:r>
         <w:rPr>
           <w:lang w:val="de-DE"/>
@@ -18610,7 +18792,7 @@
         <w:lastRenderedPageBreak/>
         <w:t>Vergleich und Evaluation</w:t>
       </w:r>
-      <w:bookmarkEnd w:id="14"/>
+      <w:bookmarkEnd w:id="15"/>
     </w:p>
     <w:p>
       <w:pPr>
@@ -25220,20 +25402,26 @@
         <w:rPr>
           <w:lang w:val="de-DE"/>
         </w:rPr>
-        <w:t xml:space="preserve"> Dieses Ergebnis ist insofern überraschend</w:t>
-      </w:r>
-      <w:r>
-        <w:rPr>
-          <w:lang w:val="de-DE"/>
-        </w:rPr>
-        <w:t xml:space="preserve">, dass die beiden Algorithmus einen gegenteiligen Ansatz </w:t>
+        <w:t xml:space="preserve"> Dieses Ergebnis ist insofern </w:t>
+      </w:r>
+      <w:r>
+        <w:rPr>
+          <w:lang w:val="de-DE"/>
+        </w:rPr>
+        <w:t>signifikant</w:t>
+      </w:r>
+      <w:r>
+        <w:rPr>
+          <w:lang w:val="de-DE"/>
+        </w:rPr>
+        <w:t xml:space="preserve">, dass die beiden Algorithmus einen gegenteiligen Ansatz hinsichtlich </w:t>
       </w:r>
       <w:r>
         <w:rPr>
           <w:lang w:val="de-DE"/>
         </w:rPr>
         <w:lastRenderedPageBreak/>
-        <w:t xml:space="preserve">hinsichtlich der </w:t>
+        <w:t xml:space="preserve">der </w:t>
       </w:r>
       <w:r>
         <w:rPr>
@@ -25522,25 +25710,67 @@
         <w:rPr>
           <w:lang w:val="de-DE"/>
         </w:rPr>
-        <w:t>der JQA meist bei 15% weniger Rauschdichte schon</w:t>
-      </w:r>
-      <w:r>
-        <w:rPr>
-          <w:lang w:val="de-DE"/>
-        </w:rPr>
-        <w:t xml:space="preserve"> zuvor genannte Qualitätsgrenzen</w:t>
-      </w:r>
-      <w:r>
-        <w:rPr>
-          <w:lang w:val="de-DE"/>
-        </w:rPr>
-        <w:t xml:space="preserve"> unterschreitet</w:t>
-      </w:r>
-      <w:r>
-        <w:rPr>
-          <w:lang w:val="de-DE"/>
-        </w:rPr>
-        <w:t xml:space="preserve"> als der KCA.</w:t>
+        <w:t>JQA</w:t>
+      </w:r>
+      <w:r>
+        <w:rPr>
+          <w:lang w:val="de-DE"/>
+        </w:rPr>
+        <w:t>, im Vergleich zu KCA,</w:t>
+      </w:r>
+      <w:r>
+        <w:rPr>
+          <w:lang w:val="de-DE"/>
+        </w:rPr>
+        <w:t xml:space="preserve"> meist</w:t>
+      </w:r>
+      <w:r>
+        <w:rPr>
+          <w:lang w:val="de-DE"/>
+        </w:rPr>
+        <w:t xml:space="preserve"> schon</w:t>
+      </w:r>
+      <w:r>
+        <w:rPr>
+          <w:lang w:val="de-DE"/>
+        </w:rPr>
+        <w:t xml:space="preserve"> 15% </w:t>
+      </w:r>
+      <w:r>
+        <w:rPr>
+          <w:lang w:val="de-DE"/>
+        </w:rPr>
+        <w:t>früher</w:t>
+      </w:r>
+      <w:r>
+        <w:rPr>
+          <w:lang w:val="de-DE"/>
+        </w:rPr>
+        <w:t xml:space="preserve"> </w:t>
+      </w:r>
+      <w:r>
+        <w:rPr>
+          <w:lang w:val="de-DE"/>
+        </w:rPr>
+        <w:t>zuvor genannte Qualitätsgrenzen</w:t>
+      </w:r>
+      <w:r>
+        <w:rPr>
+          <w:lang w:val="de-DE"/>
+        </w:rPr>
+        <w:t xml:space="preserve"> unterschreite</w:t>
+      </w:r>
+      <w:r>
+        <w:rPr>
+          <w:lang w:val="de-DE"/>
+        </w:rPr>
+        <w:t>t</w:t>
+      </w:r>
+      <w:r>
+        <w:rPr>
+          <w:lang w:val="de-DE"/>
+        </w:rPr>
+        <w:t>.</w:t>
       </w:r>
     </w:p>
     <w:p>
@@ -25565,7 +25795,31 @@
         <w:rPr>
           <w:lang w:val="de-DE"/>
         </w:rPr>
-        <w:t xml:space="preserve"> MERIG eine vergleichbare Leistung zu KCA</w:t>
+        <w:t xml:space="preserve"> MERIG eine </w:t>
+      </w:r>
+      <w:r>
+        <w:rPr>
+          <w:lang w:val="de-DE"/>
+        </w:rPr>
+        <w:t>ähnliche</w:t>
+      </w:r>
+      <w:r>
+        <w:rPr>
+          <w:lang w:val="de-DE"/>
+        </w:rPr>
+        <w:t xml:space="preserve"> Leistung </w:t>
+      </w:r>
+      <w:r>
+        <w:rPr>
+          <w:lang w:val="de-DE"/>
+        </w:rPr>
+        <w:t>wie</w:t>
+      </w:r>
+      <w:r>
+        <w:rPr>
+          <w:lang w:val="de-DE"/>
+        </w:rPr>
+        <w:t xml:space="preserve"> KCA</w:t>
       </w:r>
       <w:r>
         <w:rPr>
@@ -25626,7 +25880,55 @@
         <w:rPr>
           <w:lang w:val="de-DE"/>
         </w:rPr>
-        <w:t>Auch hier ist die Ähnlichkeit dieser beiden Algorithmen überraschend</w:t>
+        <w:t xml:space="preserve">Auch hier </w:t>
+      </w:r>
+      <w:r>
+        <w:rPr>
+          <w:lang w:val="de-DE"/>
+        </w:rPr>
+        <w:t>geh</w:t>
+      </w:r>
+      <w:r>
+        <w:rPr>
+          <w:lang w:val="de-DE"/>
+        </w:rPr>
+        <w:t>t</w:t>
+      </w:r>
+      <w:r>
+        <w:rPr>
+          <w:lang w:val="de-DE"/>
+        </w:rPr>
+        <w:t xml:space="preserve"> die </w:t>
+      </w:r>
+      <w:r>
+        <w:rPr>
+          <w:lang w:val="de-DE"/>
+        </w:rPr>
+        <w:t>ähnliche Leistung</w:t>
+      </w:r>
+      <w:r>
+        <w:rPr>
+          <w:lang w:val="de-DE"/>
+        </w:rPr>
+        <w:t xml:space="preserve"> dieser beiden Algorithmen </w:t>
+      </w:r>
+      <w:r>
+        <w:rPr>
+          <w:lang w:val="de-DE"/>
+        </w:rPr>
+        <w:t xml:space="preserve">gegen </w:t>
+      </w:r>
+      <w:r>
+        <w:rPr>
+          <w:lang w:val="de-DE"/>
+        </w:rPr>
+        <w:t>angenommene</w:t>
+      </w:r>
+      <w:r>
+        <w:rPr>
+          <w:lang w:val="de-DE"/>
+        </w:rPr>
+        <w:t xml:space="preserve"> Erwartungen</w:t>
       </w:r>
       <w:r>
         <w:rPr>
@@ -25644,7 +25946,25 @@
         <w:rPr>
           <w:lang w:val="de-DE"/>
         </w:rPr>
-        <w:t xml:space="preserve"> sich bei den beiden erheblich unterscheiden</w:t>
+        <w:t xml:space="preserve"> </w:t>
+      </w:r>
+      <w:r>
+        <w:rPr>
+          <w:lang w:val="de-DE"/>
+        </w:rPr>
+        <w:t>der beiden Algorithmen</w:t>
+      </w:r>
+      <w:r>
+        <w:rPr>
+          <w:lang w:val="de-DE"/>
+        </w:rPr>
+        <w:t xml:space="preserve"> sich</w:t>
+      </w:r>
+      <w:r>
+        <w:rPr>
+          <w:lang w:val="de-DE"/>
+        </w:rPr>
+        <w:t xml:space="preserve"> erheblich unterscheiden</w:t>
       </w:r>
       <w:r>
         <w:rPr>
@@ -25674,7 +25994,19 @@
         <w:rPr>
           <w:lang w:val="de-DE"/>
         </w:rPr>
-        <w:t xml:space="preserve"> Von Neumann Nachbarschaft mit Distanz 1 während MERIG adaptiv</w:t>
+        <w:t xml:space="preserve"> Von Neumann Nachbarschaft mit</w:t>
+      </w:r>
+      <w:r>
+        <w:rPr>
+          <w:lang w:val="de-DE"/>
+        </w:rPr>
+        <w:t xml:space="preserve"> einfacher</w:t>
+      </w:r>
+      <w:r>
+        <w:rPr>
+          <w:lang w:val="de-DE"/>
+        </w:rPr>
+        <w:t xml:space="preserve"> Distanz während MERIG adaptiv</w:t>
       </w:r>
       <w:r>
         <w:rPr>
@@ -25704,7 +26036,25 @@
         <w:rPr>
           <w:lang w:val="de-DE"/>
         </w:rPr>
-        <w:t xml:space="preserve">, was eine Informationsbreite von </w:t>
+        <w:t>, was eine</w:t>
+      </w:r>
+      <w:r>
+        <w:rPr>
+          <w:lang w:val="de-DE"/>
+        </w:rPr>
+        <w:t xml:space="preserve"> </w:t>
+      </w:r>
+      <w:r>
+        <w:rPr>
+          <w:lang w:val="de-DE"/>
+        </w:rPr>
+        <w:t>unterschiedliche</w:t>
+      </w:r>
+      <w:r>
+        <w:rPr>
+          <w:lang w:val="de-DE"/>
+        </w:rPr>
+        <w:t xml:space="preserve"> Informationsbreite von </w:t>
       </w:r>
       <w:r>
         <w:rPr>
@@ -25740,16 +26090,11 @@
         <w:rPr>
           <w:lang w:val="de-DE"/>
         </w:rPr>
-        <w:t>.</w:t>
+        <w:t>. Diese hat jedoch keine Auswirkung auf die Leistung.</w:t>
       </w:r>
     </w:p>
     <w:p>
       <w:pPr>
-        <w:pStyle w:val="ListParagraph"/>
-        <w:numPr>
-          <w:ilvl w:val="0"/>
-          <w:numId w:val="20"/>
-        </w:numPr>
         <w:rPr>
           <w:lang w:val="de-DE"/>
         </w:rPr>
@@ -25758,46 +26103,141 @@
         <w:rPr>
           <w:lang w:val="de-DE"/>
         </w:rPr>
-        <w:t>Trotz einfachheit KCA</w:t>
-      </w:r>
-      <w:r>
-        <w:rPr>
-          <w:lang w:val="de-DE"/>
-        </w:rPr>
-        <w:t xml:space="preserve"> beste leistung</w:t>
+        <w:t xml:space="preserve">Dies ist intuitiv durch die iterativen Anwendung der Algorithmen </w:t>
+      </w:r>
+      <w:r>
+        <w:rPr>
+          <w:lang w:val="de-DE"/>
+        </w:rPr>
+        <w:t>zu begründen, wodurch KCA</w:t>
+      </w:r>
+      <w:r>
+        <w:rPr>
+          <w:lang w:val="de-DE"/>
+        </w:rPr>
+        <w:t xml:space="preserve"> </w:t>
+      </w:r>
+      <w:r>
+        <w:rPr>
+          <w:lang w:val="de-DE"/>
+        </w:rPr>
+        <w:t>in subsequenten</w:t>
+      </w:r>
+      <w:r>
+        <w:rPr>
+          <w:lang w:val="de-DE"/>
+        </w:rPr>
+        <w:t xml:space="preserve"> Schritten</w:t>
+      </w:r>
+      <w:r>
+        <w:rPr>
+          <w:lang w:val="de-DE"/>
+        </w:rPr>
+        <w:t xml:space="preserve"> </w:t>
+      </w:r>
+      <w:r>
+        <w:rPr>
+          <w:lang w:val="de-DE"/>
+        </w:rPr>
+        <w:t>Restaurationen aus vorherigen</w:t>
+      </w:r>
+      <w:r>
+        <w:rPr>
+          <w:lang w:val="de-DE"/>
+        </w:rPr>
+        <w:t xml:space="preserve"> Durchläufen nachholen kann</w:t>
+      </w:r>
+      <w:r>
+        <w:rPr>
+          <w:lang w:val="de-DE"/>
+        </w:rPr>
+        <w:t>.</w:t>
+      </w:r>
+      <w:r>
+        <w:rPr>
+          <w:lang w:val="de-DE"/>
+        </w:rPr>
+        <w:t xml:space="preserve"> </w:t>
+      </w:r>
+      <w:r>
+        <w:rPr>
+          <w:lang w:val="de-DE"/>
+        </w:rPr>
+        <w:t>Darüberhinaus</w:t>
+      </w:r>
+      <w:r>
+        <w:rPr>
+          <w:lang w:val="de-DE"/>
+        </w:rPr>
+        <w:t xml:space="preserve"> </w:t>
+      </w:r>
+      <w:r>
+        <w:rPr>
+          <w:lang w:val="de-DE"/>
+        </w:rPr>
+        <w:t>begrenzt sich KCA</w:t>
+      </w:r>
+      <w:r>
+        <w:rPr>
+          <w:lang w:val="de-DE"/>
+        </w:rPr>
+        <w:t xml:space="preserve"> </w:t>
+      </w:r>
+      <w:r>
+        <w:rPr>
+          <w:lang w:val="de-DE"/>
+        </w:rPr>
+        <w:t xml:space="preserve">mehr auf die direkten Pixelnachbarn, was </w:t>
+      </w:r>
+      <w:r>
+        <w:rPr>
+          <w:lang w:val="de-DE"/>
+        </w:rPr>
+        <w:t xml:space="preserve">den Erhalt von Kanten und </w:t>
+      </w:r>
+      <w:r>
+        <w:rPr>
+          <w:lang w:val="de-DE"/>
+        </w:rPr>
+        <w:t>Bilddetail unterstützt</w:t>
+      </w:r>
+      <w:r>
+        <w:rPr>
+          <w:lang w:val="de-DE"/>
+        </w:rPr>
+        <w:t xml:space="preserve">, was die Differenz in Effektivität </w:t>
+      </w:r>
+      <w:r>
+        <w:rPr>
+          <w:lang w:val="de-DE"/>
+        </w:rPr>
+        <w:t>erklären</w:t>
+      </w:r>
+      <w:r>
+        <w:rPr>
+          <w:lang w:val="de-DE"/>
+        </w:rPr>
+        <w:t xml:space="preserve"> könnte.</w:t>
       </w:r>
     </w:p>
     <w:p>
       <w:pPr>
-        <w:pStyle w:val="ListParagraph"/>
-        <w:numPr>
-          <w:ilvl w:val="0"/>
-          <w:numId w:val="20"/>
-        </w:numPr>
+        <w:pStyle w:val="Heading1"/>
         <w:rPr>
           <w:lang w:val="de-DE"/>
         </w:rPr>
       </w:pPr>
-      <w:r>
-        <w:rPr>
-          <w:lang w:val="de-DE"/>
-        </w:rPr>
-        <w:t>Einfach verfasste übergangsregeln</w:t>
-      </w:r>
-      <w:r>
-        <w:rPr>
-          <w:lang w:val="de-DE"/>
-        </w:rPr>
-        <w:t xml:space="preserve"> mit voraussicht auf iteration</w:t>
-      </w:r>
+      <w:bookmarkStart w:id="16" w:name="_Toc233925438"/>
+      <w:r>
+        <w:rPr>
+          <w:lang w:val="de-DE"/>
+        </w:rPr>
+        <w:t>Schlussfolgerung und Anmerkungen</w:t>
+      </w:r>
+      <w:bookmarkEnd w:id="16"/>
     </w:p>
     <w:p>
       <w:pPr>
-        <w:pStyle w:val="ListParagraph"/>
-        <w:numPr>
-          <w:ilvl w:val="0"/>
-          <w:numId w:val="20"/>
-        </w:numPr>
         <w:rPr>
           <w:lang w:val="de-DE"/>
         </w:rPr>
@@ -25806,22 +26246,11 @@
         <w:rPr>
           <w:lang w:val="de-DE"/>
         </w:rPr>
-        <w:t>CA</w:t>
-      </w:r>
-      <w:r>
-        <w:rPr>
-          <w:lang w:val="de-DE"/>
-        </w:rPr>
-        <w:t xml:space="preserve"> emergentes verhaltes durch wiederholte anwendung und interaktion zwischen regeln und zuständen</w:t>
+        <w:t>Insgesamt veranschaulichen die hier analysierten Algorithmen, dass die Grundkonzepte von CA großes Potential für die Anwendung in der Bildverarbeitung präsentieren. Das spiegelt sich auch in den Evaluationen wieder, denn alle hier dargestellten Algorithmen weisen eine ähnliche Rechenkomplexität wie der Mean Filter und zugleich eine höhere Effektivität als der Median Filter auf.</w:t>
       </w:r>
     </w:p>
     <w:p>
       <w:pPr>
-        <w:pStyle w:val="ListParagraph"/>
-        <w:numPr>
-          <w:ilvl w:val="0"/>
-          <w:numId w:val="20"/>
-        </w:numPr>
         <w:rPr>
           <w:lang w:val="de-DE"/>
         </w:rPr>
@@ -25830,16 +26259,11 @@
         <w:rPr>
           <w:lang w:val="de-DE"/>
         </w:rPr>
-        <w:t>Spiegelt sich in KCA wieder</w:t>
+        <w:t>Hierbei ist anzumerken, dass die Mean und Median Filter nicht ungleich CA sind. Sie nutzen ebenfalls Nachbarschaftslogik zur Neuberechnung des Zentrums, wobei diese Rechnung als eine Art Übergangsfunktion angesehen werden kann. Der größte und zugleich bedeutendste Unterschied liegt jedoch im iterativen Charakter von CA, der für eine ressourcen-leichte Methodik erlaubt, welche mit wenig Information pro Iteration auskommt wie der Vergleich zwischen KCA und MERIG bewiesen hat.</w:t>
       </w:r>
     </w:p>
     <w:p>
       <w:pPr>
-        <w:pStyle w:val="ListParagraph"/>
-        <w:numPr>
-          <w:ilvl w:val="0"/>
-          <w:numId w:val="20"/>
-        </w:numPr>
         <w:rPr>
           <w:lang w:val="de-DE"/>
         </w:rPr>
@@ -25848,43 +26272,139 @@
         <w:rPr>
           <w:lang w:val="de-DE"/>
         </w:rPr>
-        <w:t>I</w:t>
-      </w:r>
-      <w:r>
-        <w:rPr>
-          <w:lang w:val="de-DE"/>
-        </w:rPr>
-        <w:t>nsgesamt</w:t>
-      </w:r>
-      <w:r>
-        <w:rPr>
-          <w:lang w:val="de-DE"/>
-        </w:rPr>
-        <w:t xml:space="preserve"> CA</w:t>
-      </w:r>
-      <w:r>
-        <w:rPr>
-          <w:lang w:val="de-DE"/>
-        </w:rPr>
-        <w:t xml:space="preserve"> großes potential in der bildverarbeit, große verbesserung bei ähnliche rechenko</w:t>
-      </w:r>
-      <w:r>
-        <w:rPr>
-          <w:lang w:val="de-DE"/>
-        </w:rPr>
-        <w:t>mplexität</w:t>
-      </w:r>
-      <w:r>
-        <w:rPr>
-          <w:lang w:val="de-DE"/>
-        </w:rPr>
-        <w:t xml:space="preserve"> wie mean</w:t>
-      </w:r>
-      <w:r>
-        <w:rPr>
-          <w:lang w:val="de-DE"/>
-        </w:rPr>
-        <w:t xml:space="preserve"> und besser als median</w:t>
+        <w:t xml:space="preserve">Grundlegend </w:t>
+      </w:r>
+      <w:r>
+        <w:rPr>
+          <w:lang w:val="de-DE"/>
+        </w:rPr>
+        <w:t>herrsch</w:t>
+      </w:r>
+      <w:r>
+        <w:rPr>
+          <w:lang w:val="de-DE"/>
+        </w:rPr>
+        <w:t>en</w:t>
+      </w:r>
+      <w:r>
+        <w:rPr>
+          <w:lang w:val="de-DE"/>
+        </w:rPr>
+        <w:t xml:space="preserve"> zwischen den Algorithmen </w:t>
+      </w:r>
+      <w:r>
+        <w:rPr>
+          <w:lang w:val="de-DE"/>
+        </w:rPr>
+        <w:t>bezüglich der Herangehensweise und Einbindung von CA keine besonders großen Unterschiede</w:t>
+      </w:r>
+      <w:r>
+        <w:rPr>
+          <w:lang w:val="de-DE"/>
+        </w:rPr>
+        <w:t>; Identifikation von SPN</w:t>
+      </w:r>
+      <w:r>
+        <w:rPr>
+          <w:lang w:val="de-DE"/>
+        </w:rPr>
+        <w:t xml:space="preserve"> findet meist über Extremwertvergleiche statt, während Zentrum-Pixel </w:t>
+      </w:r>
+      <w:r>
+        <w:rPr>
+          <w:lang w:val="de-DE"/>
+        </w:rPr>
+        <w:t>meist durch den Durchschnittswert der sauberen Nachbarpixe</w:t>
+      </w:r>
+      <w:r>
+        <w:rPr>
+          <w:lang w:val="de-DE"/>
+        </w:rPr>
+        <w:t>l</w:t>
+      </w:r>
+      <w:r>
+        <w:rPr>
+          <w:lang w:val="de-DE"/>
+        </w:rPr>
+        <w:t xml:space="preserve"> ersetzt wird.</w:t>
+      </w:r>
+      <w:r>
+        <w:rPr>
+          <w:lang w:val="de-DE"/>
+        </w:rPr>
+        <w:t xml:space="preserve"> </w:t>
+      </w:r>
+      <w:r>
+        <w:rPr>
+          <w:lang w:val="de-DE"/>
+        </w:rPr>
+        <w:t xml:space="preserve">Dennoch </w:t>
+      </w:r>
+      <w:r>
+        <w:rPr>
+          <w:lang w:val="de-DE"/>
+        </w:rPr>
+        <w:t xml:space="preserve">gibt es </w:t>
+      </w:r>
+      <w:r>
+        <w:rPr>
+          <w:lang w:val="de-DE"/>
+        </w:rPr>
+        <w:t xml:space="preserve">kleine </w:t>
+      </w:r>
+      <w:r>
+        <w:rPr>
+          <w:lang w:val="de-DE"/>
+        </w:rPr>
+        <w:t>Unterschiede in der Leistung der Algorithmen</w:t>
+      </w:r>
+      <w:r>
+        <w:rPr>
+          <w:lang w:val="de-DE"/>
+        </w:rPr>
+        <w:t>,</w:t>
+      </w:r>
+      <w:r>
+        <w:rPr>
+          <w:lang w:val="de-DE"/>
+        </w:rPr>
+        <w:t xml:space="preserve"> welche von Bedeutung sind und</w:t>
+      </w:r>
+      <w:r>
+        <w:rPr>
+          <w:lang w:val="de-DE"/>
+        </w:rPr>
+        <w:t xml:space="preserve"> für</w:t>
+      </w:r>
+      <w:r>
+        <w:rPr>
+          <w:lang w:val="de-DE"/>
+        </w:rPr>
+        <w:t xml:space="preserve"> Weiterentwicklung und -forschung</w:t>
+      </w:r>
+      <w:r>
+        <w:rPr>
+          <w:lang w:val="de-DE"/>
+        </w:rPr>
+        <w:t xml:space="preserve"> </w:t>
+      </w:r>
+      <w:r>
+        <w:rPr>
+          <w:lang w:val="de-DE"/>
+        </w:rPr>
+        <w:t>von CA-basierten Filtern</w:t>
+      </w:r>
+      <w:r>
+        <w:rPr>
+          <w:lang w:val="de-DE"/>
+        </w:rPr>
+        <w:t xml:space="preserve"> sprechen</w:t>
+      </w:r>
+      <w:r>
+        <w:rPr>
+          <w:lang w:val="de-DE"/>
+        </w:rPr>
+        <w:t>.</w:t>
       </w:r>
     </w:p>
     <w:p>
@@ -25897,26 +26417,81 @@
         <w:rPr>
           <w:lang w:val="de-DE"/>
         </w:rPr>
-        <w:t xml:space="preserve">Abschließend lässt sich also sagen, dass </w:t>
-      </w:r>
-      <w:r>
-        <w:rPr>
-          <w:lang w:val="de-DE"/>
-        </w:rPr>
-        <w:t>hinsichtlich PSNR und SSIM der Algorithmus von Kong und Choi</w:t>
+        <w:t>Zuletzt</w:t>
+      </w:r>
+      <w:r>
+        <w:rPr>
+          <w:lang w:val="de-DE"/>
+        </w:rPr>
+        <w:t xml:space="preserve"> gab es</w:t>
+      </w:r>
+      <w:r>
+        <w:rPr>
+          <w:lang w:val="de-DE"/>
+        </w:rPr>
+        <w:t xml:space="preserve"> unter den hier präsentierten sowie bei den Algorithmen, die während der </w:t>
+      </w:r>
+      <w:r>
+        <w:rPr>
+          <w:lang w:val="de-DE"/>
+        </w:rPr>
+        <w:t>Recherche</w:t>
+      </w:r>
+      <w:r>
+        <w:rPr>
+          <w:lang w:val="de-DE"/>
+        </w:rPr>
+        <w:t xml:space="preserve"> gefunden wurden,</w:t>
+      </w:r>
+      <w:r>
+        <w:rPr>
+          <w:lang w:val="de-DE"/>
+        </w:rPr>
+        <w:t xml:space="preserve"> eine klare Unterrepräsentation </w:t>
+      </w:r>
+      <w:r>
+        <w:rPr>
+          <w:lang w:val="de-DE"/>
+        </w:rPr>
+        <w:t xml:space="preserve">von farbliche Bildverarbeitung sowie </w:t>
+      </w:r>
+      <w:r>
+        <w:rPr>
+          <w:lang w:val="de-DE"/>
+        </w:rPr>
+        <w:t xml:space="preserve">Behandlung von anderen Arten </w:t>
+      </w:r>
+      <w:r>
+        <w:rPr>
+          <w:lang w:val="de-DE"/>
+        </w:rPr>
+        <w:lastRenderedPageBreak/>
+        <w:t>von Rauschen</w:t>
+      </w:r>
+      <w:r>
+        <w:rPr>
+          <w:lang w:val="de-DE"/>
+        </w:rPr>
+        <w:t>.</w:t>
       </w:r>
       <w:r>
         <w:rPr>
           <w:lang w:val="de-DE"/>
         </w:rPr>
         <w:t xml:space="preserve"> </w:t>
+      </w:r>
+      <w:r>
+        <w:rPr>
+          <w:lang w:val="de-DE"/>
+        </w:rPr>
+        <w:t xml:space="preserve">Abgesehen von </w:t>
       </w:r>
       <w:sdt>
         <w:sdtPr>
           <w:rPr>
             <w:lang w:val="de-DE"/>
           </w:rPr>
-          <w:id w:val="-1142117952"/>
+          <w:id w:val="1157654517"/>
           <w:citation/>
         </w:sdtPr>
         <w:sdtContent>
@@ -25930,7 +26505,7 @@
             <w:rPr>
               <w:lang w:val="de-DE"/>
             </w:rPr>
-            <w:instrText xml:space="preserve"> CITATION Kon26 \l 1033 </w:instrText>
+            <w:instrText xml:space="preserve"> CITATION Twi25 \l 1033 </w:instrText>
           </w:r>
           <w:r>
             <w:rPr>
@@ -25943,7 +26518,7 @@
               <w:noProof/>
               <w:lang w:val="de-DE"/>
             </w:rPr>
-            <w:t>[11]</w:t>
+            <w:t>[20]</w:t>
           </w:r>
           <w:r>
             <w:rPr>
@@ -25957,85 +26532,49 @@
         <w:rPr>
           <w:lang w:val="de-DE"/>
         </w:rPr>
-        <w:t xml:space="preserve"> die beste Leistung bietet</w:t>
-      </w:r>
-      <w:r>
-        <w:rPr>
-          <w:lang w:val="de-DE"/>
-        </w:rPr>
-        <w:t xml:space="preserve">, was durch die Einfachheit des Verfahrens überrascht, aber im Rückschluss auch </w:t>
-      </w:r>
-      <w:r>
-        <w:rPr>
-          <w:lang w:val="de-DE"/>
-        </w:rPr>
-        <w:t xml:space="preserve">für den emergenten Charakter von </w:t>
-      </w:r>
-      <w:r>
-        <w:rPr>
-          <w:lang w:val="de-DE"/>
-        </w:rPr>
-        <w:t>CA</w:t>
-      </w:r>
-      <w:r>
-        <w:rPr>
-          <w:lang w:val="de-DE"/>
-        </w:rPr>
-        <w:t xml:space="preserve"> spricht.</w:t>
-      </w:r>
-      <w:r>
-        <w:rPr>
-          <w:lang w:val="de-DE"/>
-        </w:rPr>
-        <w:t xml:space="preserve"> </w:t>
-      </w:r>
-      <w:r>
-        <w:rPr>
-          <w:lang w:val="de-DE"/>
-        </w:rPr>
-        <w:t xml:space="preserve">Hinsichtlich </w:t>
-      </w:r>
-      <w:r>
-        <w:rPr>
-          <w:lang w:val="de-DE"/>
-        </w:rPr>
-        <w:t>der Umsetzung der grundlegenden Charaktereigenschaften</w:t>
-      </w:r>
-      <w:r>
-        <w:rPr>
-          <w:lang w:val="de-DE"/>
-        </w:rPr>
-        <w:t xml:space="preserve"> von CA</w:t>
-      </w:r>
-      <w:r>
-        <w:rPr>
-          <w:lang w:val="de-DE"/>
-        </w:rPr>
-        <w:t xml:space="preserve"> </w:t>
-      </w:r>
-      <w:r>
-        <w:rPr>
-          <w:lang w:val="de-DE"/>
-        </w:rPr>
-        <w:t>setzt KCA</w:t>
-      </w:r>
-      <w:r>
-        <w:rPr>
-          <w:lang w:val="de-DE"/>
-        </w:rPr>
-        <w:t xml:space="preserve"> die meisten Attribute von diesen </w:t>
-      </w:r>
-      <w:r>
-        <w:rPr>
-          <w:lang w:val="de-DE"/>
-        </w:rPr>
-        <w:t xml:space="preserve">mit großen Erfolg </w:t>
-      </w:r>
-      <w:r>
-        <w:rPr>
-          <w:lang w:val="de-DE"/>
-        </w:rPr>
-        <w:t>um</w:t>
+        <w:t>,</w:t>
+      </w:r>
+      <w:r>
+        <w:rPr>
+          <w:lang w:val="de-DE"/>
+        </w:rPr>
+        <w:t xml:space="preserve"> welches einen Filter für Speckle Rauschen entwickelt hat,</w:t>
+      </w:r>
+      <w:r>
+        <w:rPr>
+          <w:lang w:val="de-DE"/>
+        </w:rPr>
+        <w:t xml:space="preserve"> wurde in den insgesamt 16 betrachteten Verfahren fast ausschließlich SPN</w:t>
+      </w:r>
+      <w:r>
+        <w:rPr>
+          <w:lang w:val="de-DE"/>
+        </w:rPr>
+        <w:t xml:space="preserve"> abgehandelt</w:t>
+      </w:r>
+      <w:r>
+        <w:rPr>
+          <w:lang w:val="de-DE"/>
+        </w:rPr>
+        <w:t xml:space="preserve">, um die Eignung von CA </w:t>
+      </w:r>
+      <w:r>
+        <w:rPr>
+          <w:lang w:val="de-DE"/>
+        </w:rPr>
+        <w:t xml:space="preserve">auch </w:t>
+      </w:r>
+      <w:r>
+        <w:rPr>
+          <w:lang w:val="de-DE"/>
+        </w:rPr>
+        <w:t>bei anderen Rauscharten</w:t>
+      </w:r>
+      <w:r>
+        <w:rPr>
+          <w:lang w:val="de-DE"/>
+        </w:rPr>
+        <w:t xml:space="preserve"> zu belegen</w:t>
       </w:r>
       <w:r>
         <w:rPr>
@@ -26044,220 +26583,22 @@
         <w:t>.</w:t>
       </w:r>
     </w:p>
-    <w:p>
-      <w:pPr>
-        <w:pStyle w:val="Heading1"/>
-        <w:rPr>
-          <w:lang w:val="de-DE"/>
-        </w:rPr>
-      </w:pPr>
-      <w:bookmarkStart w:id="15" w:name="_Toc233817030"/>
-      <w:r>
-        <w:rPr>
-          <w:lang w:val="de-DE"/>
-        </w:rPr>
-        <w:t>Schlussfolgerung und Anmerkungen</w:t>
-      </w:r>
-      <w:bookmarkEnd w:id="15"/>
-    </w:p>
-    <w:p>
-      <w:pPr>
-        <w:pStyle w:val="ListParagraph"/>
-        <w:numPr>
-          <w:ilvl w:val="0"/>
-          <w:numId w:val="9"/>
-        </w:numPr>
-        <w:rPr>
-          <w:lang w:val="de-DE"/>
-        </w:rPr>
-      </w:pPr>
-      <w:r>
-        <w:rPr>
-          <w:lang w:val="de-DE"/>
-        </w:rPr>
-        <w:t>Viele Arten, CA in Entrauschungsverfahren miteinzubinden</w:t>
-      </w:r>
-    </w:p>
-    <w:p>
-      <w:pPr>
-        <w:pStyle w:val="ListParagraph"/>
-        <w:numPr>
-          <w:ilvl w:val="0"/>
-          <w:numId w:val="9"/>
-        </w:numPr>
-        <w:rPr>
-          <w:lang w:val="de-DE"/>
-        </w:rPr>
-      </w:pPr>
-      <w:r>
-        <w:rPr>
-          <w:lang w:val="de-DE"/>
-        </w:rPr>
-        <w:t>zeigt hohe Effektivität in gewählten Arbeiten</w:t>
-      </w:r>
-    </w:p>
-    <w:p>
-      <w:pPr>
-        <w:pStyle w:val="ListParagraph"/>
-        <w:numPr>
-          <w:ilvl w:val="0"/>
-          <w:numId w:val="9"/>
-        </w:numPr>
-        <w:rPr>
-          <w:lang w:val="de-DE"/>
-        </w:rPr>
-      </w:pPr>
-      <w:r>
-        <w:rPr>
-          <w:lang w:val="de-DE"/>
-        </w:rPr>
-        <w:t>CA bietet oft simplen Ansatz mit effektiven Ergebnissen</w:t>
-      </w:r>
-      <w:r>
-        <w:rPr>
-          <w:lang w:val="de-DE"/>
-        </w:rPr>
-        <w:t>, analog zu überraschenden Komplexität/Emergenz, was Eigenschaft von CA ist</w:t>
-      </w:r>
-    </w:p>
-    <w:p>
-      <w:pPr>
-        <w:pStyle w:val="ListParagraph"/>
-        <w:numPr>
-          <w:ilvl w:val="0"/>
-          <w:numId w:val="9"/>
-        </w:numPr>
-        <w:rPr>
-          <w:lang w:val="de-DE"/>
-        </w:rPr>
-      </w:pPr>
-      <w:r>
-        <w:rPr>
-          <w:lang w:val="de-DE"/>
-        </w:rPr>
-        <w:t>Repräsentation von verschiedenen Rauschtypen niedrig (nur SPN und Speckle, auch bei Recherche und nicht erwähnten Werken), Ausweitung auf diese Art von Rauschen</w:t>
-      </w:r>
-    </w:p>
-    <w:p>
-      <w:pPr>
-        <w:pStyle w:val="ListParagraph"/>
-        <w:numPr>
-          <w:ilvl w:val="0"/>
-          <w:numId w:val="9"/>
-        </w:numPr>
-        <w:rPr>
-          <w:lang w:val="de-DE"/>
-        </w:rPr>
-      </w:pPr>
-      <w:r>
-        <w:rPr>
-          <w:lang w:val="de-DE"/>
-        </w:rPr>
-        <w:t xml:space="preserve">Mangelnde Arbeiten </w:t>
-      </w:r>
-      <w:r>
-        <w:rPr>
-          <w:lang w:val="de-DE"/>
-        </w:rPr>
-        <w:t>in Bereich von Farbbildern</w:t>
-      </w:r>
-      <w:r>
-        <w:rPr>
-          <w:lang w:val="de-DE"/>
-        </w:rPr>
-        <w:t>, was an erhöhter Bearbeitungskomplexität liegen könnte, Bearbeitungsansatz komplett anders</w:t>
-      </w:r>
-    </w:p>
-    <w:p>
-      <w:pPr>
-        <w:pStyle w:val="ListParagraph"/>
-        <w:numPr>
-          <w:ilvl w:val="0"/>
-          <w:numId w:val="9"/>
-        </w:numPr>
-        <w:rPr>
-          <w:lang w:val="de-DE"/>
-        </w:rPr>
-      </w:pPr>
-      <w:r>
-        <w:rPr>
-          <w:lang w:val="de-DE"/>
-        </w:rPr>
-        <w:t>Testergebnisse aus zweiter Hand</w:t>
-      </w:r>
-      <w:r>
-        <w:rPr>
-          <w:lang w:val="de-DE"/>
-        </w:rPr>
-        <w:t>, Verbesserung durch Selbstdurchführung der Algorithmen</w:t>
-      </w:r>
-      <w:r>
-        <w:rPr>
-          <w:lang w:val="de-DE"/>
-        </w:rPr>
-        <w:t xml:space="preserve"> (Differenz in Hardware/Software)</w:t>
-      </w:r>
-    </w:p>
-    <w:p>
-      <w:pPr>
-        <w:pStyle w:val="ListParagraph"/>
-        <w:numPr>
-          <w:ilvl w:val="0"/>
-          <w:numId w:val="9"/>
-        </w:numPr>
-        <w:rPr>
-          <w:lang w:val="de-DE"/>
-        </w:rPr>
-      </w:pPr>
-      <w:r>
-        <w:rPr>
-          <w:lang w:val="de-DE"/>
-        </w:rPr>
-        <w:t>Identifikation von verrauschtem pixel allgemein</w:t>
-      </w:r>
-    </w:p>
-    <w:p>
-      <w:pPr>
-        <w:pStyle w:val="ListParagraph"/>
-        <w:numPr>
-          <w:ilvl w:val="0"/>
-          <w:numId w:val="9"/>
-        </w:numPr>
-        <w:rPr>
-          <w:lang w:val="de-DE"/>
-        </w:rPr>
-      </w:pPr>
-      <w:r>
-        <w:rPr>
-          <w:lang w:val="de-DE"/>
-        </w:rPr>
-        <w:lastRenderedPageBreak/>
-        <w:t>Diskrepanz bei median filter effektivität</w:t>
-      </w:r>
-      <w:r>
-        <w:rPr>
-          <w:lang w:val="de-DE"/>
-        </w:rPr>
-        <w:t xml:space="preserve"> (cf. Kong choi, SaReKa)</w:t>
-      </w:r>
-    </w:p>
+    <w:bookmarkStart w:id="17" w:name="_Toc233925439" w:displacedByCustomXml="next"/>
     <w:sdt>
       <w:sdtPr>
+        <w:rPr>
+          <w:caps w:val="0"/>
+          <w:color w:val="auto"/>
+          <w:spacing w:val="0"/>
+          <w:sz w:val="20"/>
+          <w:szCs w:val="20"/>
+        </w:rPr>
         <w:id w:val="962541460"/>
         <w:docPartObj>
           <w:docPartGallery w:val="Bibliographies"/>
           <w:docPartUnique/>
         </w:docPartObj>
       </w:sdtPr>
-      <w:sdtEndPr>
-        <w:rPr>
-          <w:caps w:val="0"/>
-          <w:color w:val="auto"/>
-          <w:spacing w:val="0"/>
-          <w:sz w:val="20"/>
-          <w:szCs w:val="20"/>
-        </w:rPr>
-      </w:sdtEndPr>
       <w:sdtContent>
         <w:p>
           <w:pPr>
@@ -26266,6 +26607,7 @@
           <w:r>
             <w:t>Bibliography</w:t>
           </w:r>
+          <w:bookmarkEnd w:id="17"/>
         </w:p>
         <w:sdt>
           <w:sdtPr>
@@ -26307,7 +26649,7 @@
               </w:tblGrid>
               <w:tr>
                 <w:trPr>
-                  <w:divId w:val="1054618536"/>
+                  <w:divId w:val="8411573"/>
                   <w:tblCellSpacing w:w="15" w:type="dxa"/>
                 </w:trPr>
                 <w:tc>
@@ -26355,7 +26697,7 @@
               </w:tr>
               <w:tr>
                 <w:trPr>
-                  <w:divId w:val="1054618536"/>
+                  <w:divId w:val="8411573"/>
                   <w:tblCellSpacing w:w="15" w:type="dxa"/>
                 </w:trPr>
                 <w:tc>
@@ -26415,7 +26757,7 @@
               </w:tr>
               <w:tr>
                 <w:trPr>
-                  <w:divId w:val="1054618536"/>
+                  <w:divId w:val="8411573"/>
                   <w:tblCellSpacing w:w="15" w:type="dxa"/>
                 </w:trPr>
                 <w:tc>
@@ -26475,7 +26817,7 @@
               </w:tr>
               <w:tr>
                 <w:trPr>
-                  <w:divId w:val="1054618536"/>
+                  <w:divId w:val="8411573"/>
                   <w:tblCellSpacing w:w="15" w:type="dxa"/>
                 </w:trPr>
                 <w:tc>
@@ -26521,7 +26863,7 @@
               </w:tr>
               <w:tr>
                 <w:trPr>
-                  <w:divId w:val="1054618536"/>
+                  <w:divId w:val="8411573"/>
                   <w:tblCellSpacing w:w="15" w:type="dxa"/>
                 </w:trPr>
                 <w:tc>
@@ -26567,7 +26909,7 @@
               </w:tr>
               <w:tr>
                 <w:trPr>
-                  <w:divId w:val="1054618536"/>
+                  <w:divId w:val="8411573"/>
                   <w:tblCellSpacing w:w="15" w:type="dxa"/>
                 </w:trPr>
                 <w:tc>
@@ -26627,7 +26969,7 @@
               </w:tr>
               <w:tr>
                 <w:trPr>
-                  <w:divId w:val="1054618536"/>
+                  <w:divId w:val="8411573"/>
                   <w:tblCellSpacing w:w="15" w:type="dxa"/>
                 </w:trPr>
                 <w:tc>
@@ -26687,7 +27029,7 @@
               </w:tr>
               <w:tr>
                 <w:trPr>
-                  <w:divId w:val="1054618536"/>
+                  <w:divId w:val="8411573"/>
                   <w:tblCellSpacing w:w="15" w:type="dxa"/>
                 </w:trPr>
                 <w:tc>
@@ -26733,7 +27075,7 @@
               </w:tr>
               <w:tr>
                 <w:trPr>
-                  <w:divId w:val="1054618536"/>
+                  <w:divId w:val="8411573"/>
                   <w:tblCellSpacing w:w="15" w:type="dxa"/>
                 </w:trPr>
                 <w:tc>
@@ -26793,7 +27135,7 @@
               </w:tr>
               <w:tr>
                 <w:trPr>
-                  <w:divId w:val="1054618536"/>
+                  <w:divId w:val="8411573"/>
                   <w:tblCellSpacing w:w="15" w:type="dxa"/>
                 </w:trPr>
                 <w:tc>
@@ -26839,7 +27181,7 @@
               </w:tr>
               <w:tr>
                 <w:trPr>
-                  <w:divId w:val="1054618536"/>
+                  <w:divId w:val="8411573"/>
                   <w:tblCellSpacing w:w="15" w:type="dxa"/>
                 </w:trPr>
                 <w:tc>
@@ -26899,7 +27241,7 @@
               </w:tr>
               <w:tr>
                 <w:trPr>
-                  <w:divId w:val="1054618536"/>
+                  <w:divId w:val="8411573"/>
                   <w:tblCellSpacing w:w="15" w:type="dxa"/>
                 </w:trPr>
                 <w:tc>
@@ -26946,7 +27288,7 @@
               </w:tr>
               <w:tr>
                 <w:trPr>
-                  <w:divId w:val="1054618536"/>
+                  <w:divId w:val="8411573"/>
                   <w:tblCellSpacing w:w="15" w:type="dxa"/>
                 </w:trPr>
                 <w:tc>
@@ -27006,7 +27348,7 @@
               </w:tr>
               <w:tr>
                 <w:trPr>
-                  <w:divId w:val="1054618536"/>
+                  <w:divId w:val="8411573"/>
                   <w:tblCellSpacing w:w="15" w:type="dxa"/>
                 </w:trPr>
                 <w:tc>
@@ -27052,7 +27394,7 @@
               </w:tr>
               <w:tr>
                 <w:trPr>
-                  <w:divId w:val="1054618536"/>
+                  <w:divId w:val="8411573"/>
                   <w:tblCellSpacing w:w="15" w:type="dxa"/>
                 </w:trPr>
                 <w:tc>
@@ -27112,7 +27454,7 @@
               </w:tr>
               <w:tr>
                 <w:trPr>
-                  <w:divId w:val="1054618536"/>
+                  <w:divId w:val="8411573"/>
                   <w:tblCellSpacing w:w="15" w:type="dxa"/>
                 </w:trPr>
                 <w:tc>
@@ -27172,7 +27514,7 @@
               </w:tr>
               <w:tr>
                 <w:trPr>
-                  <w:divId w:val="1054618536"/>
+                  <w:divId w:val="8411573"/>
                   <w:tblCellSpacing w:w="15" w:type="dxa"/>
                 </w:trPr>
                 <w:tc>
@@ -27232,7 +27574,7 @@
               </w:tr>
               <w:tr>
                 <w:trPr>
-                  <w:divId w:val="1054618536"/>
+                  <w:divId w:val="8411573"/>
                   <w:tblCellSpacing w:w="15" w:type="dxa"/>
                 </w:trPr>
                 <w:tc>
@@ -27292,7 +27634,7 @@
               </w:tr>
               <w:tr>
                 <w:trPr>
-                  <w:divId w:val="1054618536"/>
+                  <w:divId w:val="8411573"/>
                   <w:tblCellSpacing w:w="15" w:type="dxa"/>
                 </w:trPr>
                 <w:tc>
@@ -27352,7 +27694,7 @@
               </w:tr>
               <w:tr>
                 <w:trPr>
-                  <w:divId w:val="1054618536"/>
+                  <w:divId w:val="8411573"/>
                   <w:tblCellSpacing w:w="15" w:type="dxa"/>
                 </w:trPr>
                 <w:tc>
@@ -27398,7 +27740,7 @@
               </w:tr>
               <w:tr>
                 <w:trPr>
-                  <w:divId w:val="1054618536"/>
+                  <w:divId w:val="8411573"/>
                   <w:tblCellSpacing w:w="15" w:type="dxa"/>
                 </w:trPr>
                 <w:tc>
@@ -27459,7 +27801,7 @@
             </w:tbl>
             <w:p>
               <w:pPr>
-                <w:divId w:val="1054618536"/>
+                <w:divId w:val="8411573"/>
                 <w:rPr>
                   <w:rFonts w:eastAsia="Times New Roman"/>
                   <w:noProof/>
@@ -30478,7 +30820,6 @@
   <w:style w:type="character" w:default="1" w:styleId="DefaultParagraphFont">
     <w:name w:val="Default Paragraph Font"/>
     <w:uiPriority w:val="1"/>
-    <w:semiHidden/>
     <w:unhideWhenUsed/>
   </w:style>
   <w:style w:type="table" w:default="1" w:styleId="TableNormal">
@@ -31634,7 +31975,7 @@
     <b:MonthAccessed>June</b:MonthAccessed>
     <b:DayAccessed>27</b:DayAccessed>
     <b:URL>https://medium.com/@adnan.mazraeh1993/fuzzification-and-defuzzification-6fbfe059047e</b:URL>
-    <b:RefOrder>20</b:RefOrder>
+    <b:RefOrder>21</b:RefOrder>
   </b:Source>
   <b:Source>
     <b:Tag>Lak26</b:Tag>
@@ -31937,7 +32278,7 @@
     <b:Volume>13</b:Volume>
     <b:Issue>4</b:Issue>
     <b:DOI>10.1109/tip.2003.819861</b:DOI>
-    <b:RefOrder>21</b:RefOrder>
+    <b:RefOrder>22</b:RefOrder>
   </b:Source>
   <b:Source>
     <b:Tag>Wan04</b:Tag>
@@ -32048,11 +32389,41 @@
     <b:DOI>10.4028/www.scientific.net/AMM.462-463.391</b:DOI>
     <b:RefOrder>19</b:RefOrder>
   </b:Source>
+  <b:Source>
+    <b:Tag>Twi25</b:Tag>
+    <b:SourceType>JournalArticle</b:SourceType>
+    <b:Guid>{47F59D63-E9C4-41C9-B525-05364170737E}</b:Guid>
+    <b:Title>Despeckling Images Using Elementary Cellular Automata</b:Title>
+    <b:Year>2025</b:Year>
+    <b:JournalName>Communications in Computer and Information Science</b:JournalName>
+    <b:Pages>191-202</b:Pages>
+    <b:Volume>2499</b:Volume>
+    <b:Author>
+      <b:Author>
+        <b:NameList>
+          <b:Person>
+            <b:Last>Twinkle</b:Last>
+            <b:Middle>Aishwarya</b:Middle>
+            <b:First>Swarna</b:First>
+          </b:Person>
+          <b:Person>
+            <b:Last>Kamilya</b:Last>
+            <b:First>Supreeti</b:First>
+          </b:Person>
+          <b:Person>
+            <b:Last>Mukherjee</b:Last>
+            <b:First>Jit</b:First>
+          </b:Person>
+        </b:NameList>
+      </b:Author>
+    </b:Author>
+    <b:RefOrder>20</b:RefOrder>
+  </b:Source>
 </b:Sources>
 </file>
 
 <file path=customXml/itemProps1.xml><?xml version="1.0" encoding="utf-8"?>
-<ds:datastoreItem xmlns:ds="http://schemas.openxmlformats.org/officeDocument/2006/customXml" ds:itemID="{429E7B8A-63EF-49F2-A9FC-A50FC2A8131C}">
+<ds:datastoreItem xmlns:ds="http://schemas.openxmlformats.org/officeDocument/2006/customXml" ds:itemID="{110C503A-9D2F-423B-98E1-DF7FD9E7D000}">
   <ds:schemaRefs>
     <ds:schemaRef ds:uri="http://schemas.openxmlformats.org/officeDocument/2006/bibliography"/>
   </ds:schemaRefs>

--- a/STI/CellularAutomata/Draft.docx
+++ b/STI/CellularAutomata/Draft.docx
@@ -1403,12 +1403,637 @@
           <w:lang w:val="de-DE"/>
         </w:rPr>
       </w:pPr>
-      <w:bookmarkStart w:id="1" w:name="_Toc233925423"/>
-      <w:r>
-        <w:rPr>
-          <w:lang w:val="de-DE"/>
-        </w:rPr>
-        <w:t>Introduction: TODO</w:t>
+      <w:r>
+        <w:rPr>
+          <w:lang w:val="de-DE"/>
+        </w:rPr>
+        <w:t>Einleitung</w:t>
+      </w:r>
+    </w:p>
+    <w:p>
+      <w:pPr>
+        <w:rPr>
+          <w:lang w:val="x-none"/>
+        </w:rPr>
+      </w:pPr>
+      <w:r>
+        <w:rPr>
+          <w:lang w:val="x-none"/>
+        </w:rPr>
+        <w:t xml:space="preserve">Das Bereinigen und Entfernen von </w:t>
+      </w:r>
+      <w:r>
+        <w:rPr>
+          <w:lang w:val="x-none"/>
+        </w:rPr>
+        <w:t>Rauschen</w:t>
+      </w:r>
+      <w:r>
+        <w:rPr>
+          <w:lang w:val="x-none"/>
+        </w:rPr>
+        <w:t xml:space="preserve"> in digitalen Bildern ist eine grundlegende Problemstellung in Bereichen der Fotografie, Medizin und Datenverarbeitung. Besonders in den zuletzt genannten Bereichen führt es zur ungewollte</w:t>
+      </w:r>
+      <w:r>
+        <w:rPr>
+          <w:lang w:val="x-none"/>
+        </w:rPr>
+        <w:t>r</w:t>
+      </w:r>
+      <w:r>
+        <w:rPr>
+          <w:lang w:val="x-none"/>
+        </w:rPr>
+        <w:t xml:space="preserve"> Addition</w:t>
+      </w:r>
+      <w:r>
+        <w:rPr>
+          <w:lang w:val="x-none"/>
+        </w:rPr>
+        <w:t xml:space="preserve"> oder</w:t>
+      </w:r>
+      <w:r>
+        <w:rPr>
+          <w:lang w:val="x-none"/>
+        </w:rPr>
+        <w:t xml:space="preserve"> Verzerrung</w:t>
+      </w:r>
+      <w:r>
+        <w:rPr>
+          <w:lang w:val="x-none"/>
+        </w:rPr>
+        <w:t xml:space="preserve"> von Information, welche Ergebnisse und Auswertungen verfälschen oder anderweitig beeinträchtigen können.</w:t>
+      </w:r>
+    </w:p>
+    <w:p>
+      <w:pPr>
+        <w:rPr>
+          <w:lang w:val="x-none"/>
+        </w:rPr>
+      </w:pPr>
+      <w:r>
+        <w:rPr>
+          <w:lang w:val="x-none"/>
+        </w:rPr>
+        <w:t xml:space="preserve">Es gibt viele verschiedene Arten von Bildrauschen, wobei </w:t>
+      </w:r>
+      <w:r>
+        <w:rPr>
+          <w:lang w:val="x-none"/>
+        </w:rPr>
+        <w:t xml:space="preserve">das sogenannte Salt and Pepper Rauschen (SPN, engl.: </w:t>
+      </w:r>
+      <w:r>
+        <w:rPr>
+          <w:i/>
+          <w:iCs/>
+          <w:lang w:val="x-none"/>
+        </w:rPr>
+        <w:t>salt and pepper noise</w:t>
+      </w:r>
+      <w:r>
+        <w:rPr>
+          <w:lang w:val="x-none"/>
+        </w:rPr>
+        <w:t>)</w:t>
+      </w:r>
+      <w:r>
+        <w:rPr>
+          <w:lang w:val="x-none"/>
+        </w:rPr>
+        <w:t xml:space="preserve"> in Schwarz-Weiß Bildern</w:t>
+      </w:r>
+      <w:r>
+        <w:rPr>
+          <w:lang w:val="x-none"/>
+        </w:rPr>
+        <w:t xml:space="preserve"> besonders weit verbreitet ist.</w:t>
+      </w:r>
+      <w:r>
+        <w:rPr>
+          <w:lang w:val="x-none"/>
+        </w:rPr>
+        <w:t xml:space="preserve"> </w:t>
+      </w:r>
+      <w:r>
+        <w:rPr>
+          <w:lang w:val="x-none"/>
+        </w:rPr>
+        <w:t>Ursache von SPN stellen</w:t>
+      </w:r>
+      <w:r>
+        <w:rPr>
+          <w:lang w:val="x-none"/>
+        </w:rPr>
+        <w:t xml:space="preserve"> beispielsweise</w:t>
+      </w:r>
+      <w:r>
+        <w:rPr>
+          <w:lang w:val="x-none"/>
+        </w:rPr>
+        <w:t xml:space="preserve"> defekte Kamerasensoren, Übertragungsfehler oder Bildfehler </w:t>
+      </w:r>
+      <w:r>
+        <w:rPr>
+          <w:lang w:val="x-none"/>
+        </w:rPr>
+        <w:t xml:space="preserve">bei Aufbewahrung und Abruf dar </w:t>
+      </w:r>
+      <w:sdt>
+        <w:sdtPr>
+          <w:rPr>
+            <w:lang w:val="x-none"/>
+          </w:rPr>
+          <w:id w:val="-641960164"/>
+          <w:citation/>
+        </w:sdtPr>
+        <w:sdtContent>
+          <w:r>
+            <w:rPr>
+              <w:lang w:val="x-none"/>
+            </w:rPr>
+            <w:fldChar w:fldCharType="begin"/>
+          </w:r>
+          <w:r>
+            <w:rPr>
+              <w:lang w:val="de-DE"/>
+            </w:rPr>
+            <w:instrText xml:space="preserve"> CITATION Ans25 \l 1033 </w:instrText>
+          </w:r>
+          <w:r>
+            <w:rPr>
+              <w:lang w:val="x-none"/>
+            </w:rPr>
+            <w:fldChar w:fldCharType="separate"/>
+          </w:r>
+          <w:r>
+            <w:rPr>
+              <w:noProof/>
+              <w:lang w:val="de-DE"/>
+            </w:rPr>
+            <w:t>[1]</w:t>
+          </w:r>
+          <w:r>
+            <w:rPr>
+              <w:lang w:val="x-none"/>
+            </w:rPr>
+            <w:fldChar w:fldCharType="end"/>
+          </w:r>
+        </w:sdtContent>
+      </w:sdt>
+      <w:r>
+        <w:rPr>
+          <w:lang w:val="x-none"/>
+        </w:rPr>
+        <w:t>.</w:t>
+      </w:r>
+    </w:p>
+    <w:p>
+      <w:pPr>
+        <w:rPr>
+          <w:lang w:val="x-none"/>
+        </w:rPr>
+      </w:pPr>
+      <w:r>
+        <w:rPr>
+          <w:lang w:val="x-none"/>
+        </w:rPr>
+        <w:t xml:space="preserve">Um derartigen Bildfehlern entgegenzuwirken, gibt es eine große Bandbreite an Filtertechniken, welche durch die Manipulation der Pixelwerte </w:t>
+      </w:r>
+      <w:r>
+        <w:rPr>
+          <w:lang w:val="x-none"/>
+        </w:rPr>
+        <w:t>das betroffene Bild restaurier</w:t>
+      </w:r>
+      <w:r>
+        <w:rPr>
+          <w:lang w:val="x-none"/>
+        </w:rPr>
+        <w:t>en oder anderweitig aufbessern.</w:t>
+      </w:r>
+      <w:r>
+        <w:rPr>
+          <w:lang w:val="x-none"/>
+        </w:rPr>
+        <w:t xml:space="preserve"> </w:t>
+      </w:r>
+      <w:r>
+        <w:rPr>
+          <w:lang w:val="x-none"/>
+        </w:rPr>
+        <w:t>Besonders populäre Herangehensweise zu dieser Problemstellung stellen Filtermethoden da, die auf den sogenannten Median Filter basieren</w:t>
+      </w:r>
+      <w:r>
+        <w:rPr>
+          <w:lang w:val="x-none"/>
+        </w:rPr>
+        <w:t>, denn d</w:t>
+      </w:r>
+      <w:r>
+        <w:rPr>
+          <w:lang w:val="x-none"/>
+        </w:rPr>
+        <w:t>er Aufbau von d</w:t>
+      </w:r>
+      <w:r>
+        <w:rPr>
+          <w:lang w:val="x-none"/>
+        </w:rPr>
+        <w:t xml:space="preserve">iesen </w:t>
+      </w:r>
+      <w:r>
+        <w:rPr>
+          <w:lang w:val="x-none"/>
+        </w:rPr>
+        <w:t>ist sehr einfach und rechnerisch effizient</w:t>
+      </w:r>
+      <w:r>
+        <w:rPr>
+          <w:lang w:val="x-none"/>
+        </w:rPr>
+        <w:t>. J</w:t>
+      </w:r>
+      <w:r>
+        <w:rPr>
+          <w:lang w:val="x-none"/>
+        </w:rPr>
+        <w:t xml:space="preserve">edoch weist </w:t>
+      </w:r>
+      <w:r>
+        <w:rPr>
+          <w:lang w:val="x-none"/>
+        </w:rPr>
+        <w:t>dieses Verfahren</w:t>
+      </w:r>
+      <w:r>
+        <w:rPr>
+          <w:lang w:val="x-none"/>
+        </w:rPr>
+        <w:t xml:space="preserve"> nur begrenzte Effektivität bei besonders hohen Rauschdichten auf</w:t>
+      </w:r>
+      <w:r>
+        <w:rPr>
+          <w:lang w:val="x-none"/>
+        </w:rPr>
+        <w:t xml:space="preserve">, weshalb es viele Ansätze und wissenschaftliche Arbeiten gibt, </w:t>
+      </w:r>
+      <w:r>
+        <w:rPr>
+          <w:lang w:val="x-none"/>
+        </w:rPr>
+        <w:t>welche eine</w:t>
+      </w:r>
+      <w:r>
+        <w:rPr>
+          <w:lang w:val="x-none"/>
+        </w:rPr>
+        <w:t xml:space="preserve"> direkte</w:t>
+      </w:r>
+      <w:r>
+        <w:rPr>
+          <w:lang w:val="x-none"/>
+        </w:rPr>
+        <w:t xml:space="preserve"> Besserung des Median Filters als Ziel</w:t>
+      </w:r>
+      <w:r>
+        <w:rPr>
+          <w:lang w:val="x-none"/>
+        </w:rPr>
+        <w:t xml:space="preserve"> vorzeigen.</w:t>
+      </w:r>
+    </w:p>
+    <w:p>
+      <w:pPr>
+        <w:rPr>
+          <w:lang w:val="x-none"/>
+        </w:rPr>
+      </w:pPr>
+      <w:r>
+        <w:rPr>
+          <w:lang w:val="x-none"/>
+        </w:rPr>
+        <w:t>Eine kleine Untergruppe dieses Forschungsbereich stellen Filterverfahren dar, welche auf den Prinzipien von zelluläre Automaten</w:t>
+      </w:r>
+      <w:r>
+        <w:rPr>
+          <w:lang w:val="x-none"/>
+        </w:rPr>
+        <w:t xml:space="preserve"> (CA, engl.: </w:t>
+      </w:r>
+      <w:r>
+        <w:rPr>
+          <w:i/>
+          <w:iCs/>
+          <w:lang w:val="x-none"/>
+        </w:rPr>
+        <w:t>cellular automata</w:t>
+      </w:r>
+      <w:r>
+        <w:rPr>
+          <w:lang w:val="x-none"/>
+        </w:rPr>
+        <w:t>)</w:t>
+      </w:r>
+      <w:r>
+        <w:rPr>
+          <w:lang w:val="x-none"/>
+        </w:rPr>
+        <w:t xml:space="preserve"> basieren.</w:t>
+      </w:r>
+      <w:r>
+        <w:rPr>
+          <w:lang w:val="x-none"/>
+        </w:rPr>
+        <w:t xml:space="preserve"> </w:t>
+      </w:r>
+      <w:r>
+        <w:rPr>
+          <w:lang w:val="x-none"/>
+        </w:rPr>
+        <w:t>Vorteil</w:t>
+      </w:r>
+      <w:r>
+        <w:rPr>
+          <w:lang w:val="x-none"/>
+        </w:rPr>
+        <w:t>e</w:t>
+      </w:r>
+      <w:r>
+        <w:rPr>
+          <w:lang w:val="x-none"/>
+        </w:rPr>
+        <w:t xml:space="preserve"> des Median Filters </w:t>
+      </w:r>
+      <w:r>
+        <w:rPr>
+          <w:lang w:val="x-none"/>
+        </w:rPr>
+        <w:t>sind</w:t>
+      </w:r>
+      <w:r>
+        <w:rPr>
+          <w:lang w:val="x-none"/>
+        </w:rPr>
+        <w:t xml:space="preserve"> seine </w:t>
+      </w:r>
+      <w:r>
+        <w:rPr>
+          <w:lang w:val="x-none"/>
+        </w:rPr>
+        <w:t>strukturelle Einfachheit und niedrige Rechenkomplexität</w:t>
+      </w:r>
+      <w:r>
+        <w:rPr>
+          <w:lang w:val="x-none"/>
+        </w:rPr>
+        <w:t>, was bei CA ebenfalls vertreten ist.</w:t>
+      </w:r>
+      <w:r>
+        <w:rPr>
+          <w:lang w:val="x-none"/>
+        </w:rPr>
+        <w:t xml:space="preserve"> </w:t>
+      </w:r>
+      <w:r>
+        <w:rPr>
+          <w:lang w:val="x-none"/>
+        </w:rPr>
+        <w:t xml:space="preserve">Darüberhinaus zeigt CA großes Potential in jeglichen Disziplinen der Bilderverarbeitung wie das Bereinigen von Bildrauschen, Identifikation von Bildkanten und </w:t>
+      </w:r>
+      <w:r>
+        <w:rPr>
+          <w:lang w:val="x-none"/>
+        </w:rPr>
+        <w:t xml:space="preserve">Berechnung von konvexen Hüllen </w:t>
+      </w:r>
+      <w:sdt>
+        <w:sdtPr>
+          <w:rPr>
+            <w:lang w:val="x-none"/>
+          </w:rPr>
+          <w:id w:val="860553069"/>
+          <w:citation/>
+        </w:sdtPr>
+        <w:sdtContent>
+          <w:r>
+            <w:rPr>
+              <w:lang w:val="x-none"/>
+            </w:rPr>
+            <w:fldChar w:fldCharType="begin"/>
+          </w:r>
+          <w:r>
+            <w:rPr>
+              <w:lang w:val="de-DE"/>
+            </w:rPr>
+            <w:instrText xml:space="preserve"> CITATION Ros06 \l 1033 </w:instrText>
+          </w:r>
+          <w:r>
+            <w:rPr>
+              <w:lang w:val="x-none"/>
+            </w:rPr>
+            <w:fldChar w:fldCharType="separate"/>
+          </w:r>
+          <w:r>
+            <w:rPr>
+              <w:noProof/>
+              <w:lang w:val="de-DE"/>
+            </w:rPr>
+            <w:t>[2]</w:t>
+          </w:r>
+          <w:r>
+            <w:rPr>
+              <w:lang w:val="x-none"/>
+            </w:rPr>
+            <w:fldChar w:fldCharType="end"/>
+          </w:r>
+        </w:sdtContent>
+      </w:sdt>
+      <w:r>
+        <w:rPr>
+          <w:lang w:val="x-none"/>
+        </w:rPr>
+        <w:t>.</w:t>
+      </w:r>
+    </w:p>
+    <w:p>
+      <w:pPr>
+        <w:rPr>
+          <w:lang w:val="x-none"/>
+        </w:rPr>
+      </w:pPr>
+      <w:r>
+        <w:rPr>
+          <w:lang w:val="x-none"/>
+        </w:rPr>
+        <w:t>In mehreren Werken wird dabei immer wieder demonstriert</w:t>
+      </w:r>
+      <w:r>
+        <w:rPr>
+          <w:lang w:val="x-none"/>
+        </w:rPr>
+        <w:t xml:space="preserve">, dass </w:t>
+      </w:r>
+      <w:r>
+        <w:rPr>
+          <w:lang w:val="x-none"/>
+        </w:rPr>
+        <w:t>CA-basierte Filter oft ein besseres Ergebnis als herkömmliche Filter</w:t>
+      </w:r>
+      <w:r>
+        <w:rPr>
+          <w:lang w:val="x-none"/>
+        </w:rPr>
+        <w:t xml:space="preserve"> bieten.</w:t>
+      </w:r>
+      <w:r>
+        <w:rPr>
+          <w:lang w:val="x-none"/>
+        </w:rPr>
+        <w:t xml:space="preserve"> </w:t>
+      </w:r>
+      <w:r>
+        <w:rPr>
+          <w:lang w:val="x-none"/>
+        </w:rPr>
+        <w:t>Dementsprechend sollen in dieser Arbeit vier CA-basierten Rauschfilter</w:t>
+      </w:r>
+      <w:r>
+        <w:rPr>
+          <w:lang w:val="x-none"/>
+        </w:rPr>
+        <w:t xml:space="preserve"> analysiert und</w:t>
+      </w:r>
+      <w:r>
+        <w:rPr>
+          <w:lang w:val="x-none"/>
+        </w:rPr>
+        <w:t xml:space="preserve"> mit einer Standard-Implementierung des Median</w:t>
+      </w:r>
+      <w:r>
+        <w:rPr>
+          <w:lang w:val="x-none"/>
+        </w:rPr>
+        <w:t>f</w:t>
+      </w:r>
+      <w:r>
+        <w:rPr>
+          <w:lang w:val="x-none"/>
+        </w:rPr>
+        <w:t>ilter sowie untereinander verglichen werden.</w:t>
+      </w:r>
+    </w:p>
+    <w:p>
+      <w:pPr>
+        <w:rPr>
+          <w:lang w:val="x-none"/>
+        </w:rPr>
+      </w:pPr>
+      <w:r>
+        <w:rPr>
+          <w:lang w:val="x-none"/>
+        </w:rPr>
+        <w:t xml:space="preserve">Hierfür wird zunächst die grundlegende Thematik von </w:t>
+      </w:r>
+      <w:r>
+        <w:rPr>
+          <w:lang w:val="x-none"/>
+        </w:rPr>
+        <w:t>Bildrauschen</w:t>
+      </w:r>
+      <w:r>
+        <w:rPr>
+          <w:lang w:val="x-none"/>
+        </w:rPr>
+        <w:t xml:space="preserve"> und </w:t>
+      </w:r>
+      <w:r>
+        <w:rPr>
+          <w:lang w:val="x-none"/>
+        </w:rPr>
+        <w:t>Filtertechniken abgehandelt</w:t>
+      </w:r>
+      <w:r>
+        <w:rPr>
+          <w:lang w:val="x-none"/>
+        </w:rPr>
+        <w:t>. Daraufhin soll die Theorie von CA grundlegend und dann im Kontext von Bildbearbeitung beleuchtet werden, bevor in die spezifische Implementierung von CA-basierten Noise Filtern übergegangen wird</w:t>
+      </w:r>
+      <w:r>
+        <w:rPr>
+          <w:lang w:val="x-none"/>
+        </w:rPr>
+        <w:t>.</w:t>
+      </w:r>
+    </w:p>
+    <w:p>
+      <w:pPr>
+        <w:rPr>
+          <w:lang w:val="x-none"/>
+        </w:rPr>
+      </w:pPr>
+      <w:r>
+        <w:rPr>
+          <w:lang w:val="x-none"/>
+        </w:rPr>
+        <w:t>Die Betrachtung und Analyse der Filter findet im Kontext von ausschließlich Schwarz-Weiß Bildern statt.</w:t>
+      </w:r>
+      <w:r>
+        <w:rPr>
+          <w:lang w:val="x-none"/>
+        </w:rPr>
+        <w:t xml:space="preserve"> Zudem soll hier angemerkt werden, </w:t>
+      </w:r>
+      <w:r>
+        <w:rPr>
+          <w:lang w:val="x-none"/>
+        </w:rPr>
+        <w:t>dass die hier präsentierte Band</w:t>
+      </w:r>
+      <w:r>
+        <w:rPr>
+          <w:lang w:val="x-none"/>
+        </w:rPr>
+        <w:t>breite an CA-basierten Filtern</w:t>
+      </w:r>
+      <w:r>
+        <w:rPr>
+          <w:lang w:val="x-none"/>
+        </w:rPr>
+        <w:t xml:space="preserve"> nicht für die Gesamtheit aller Werke bezüglich diesen Forschungsbereich steht und lediglich </w:t>
+      </w:r>
+      <w:r>
+        <w:rPr>
+          <w:lang w:val="x-none"/>
+        </w:rPr>
+        <w:t>als</w:t>
+      </w:r>
+      <w:r>
+        <w:rPr>
+          <w:lang w:val="x-none"/>
+        </w:rPr>
+        <w:t xml:space="preserve"> Einstiegspunkt</w:t>
+      </w:r>
+      <w:r>
+        <w:rPr>
+          <w:lang w:val="x-none"/>
+        </w:rPr>
+        <w:t xml:space="preserve"> in die Thematik sowie als Ansatzpunkt für weiterführende Forschung dienen soll.</w:t>
+      </w:r>
+    </w:p>
+    <w:p>
+      <w:pPr>
+        <w:pStyle w:val="Heading1"/>
+        <w:rPr>
+          <w:lang w:val="de-DE"/>
+        </w:rPr>
+      </w:pPr>
+      <w:bookmarkStart w:id="1" w:name="_Toc233925424"/>
+      <w:r>
+        <w:rPr>
+          <w:lang w:val="de-DE"/>
+        </w:rPr>
+        <w:t>Zelluläre Automaten</w:t>
       </w:r>
       <w:bookmarkEnd w:id="1"/>
     </w:p>
@@ -1418,83 +2043,6 @@
           <w:lang w:val="de-DE"/>
         </w:rPr>
       </w:pPr>
-    </w:p>
-    <w:p>
-      <w:pPr>
-        <w:pStyle w:val="ListParagraph"/>
-        <w:numPr>
-          <w:ilvl w:val="0"/>
-          <w:numId w:val="14"/>
-        </w:numPr>
-        <w:rPr>
-          <w:lang w:val="de-DE"/>
-        </w:rPr>
-      </w:pPr>
-      <w:r>
-        <w:rPr>
-          <w:lang w:val="de-DE"/>
-        </w:rPr>
-        <w:t xml:space="preserve">Jegliche Referenzen </w:t>
-      </w:r>
-      <w:r>
-        <w:rPr>
-          <w:lang w:val="de-DE"/>
-        </w:rPr>
-        <w:t>zu Aktualität</w:t>
-      </w:r>
-      <w:r>
-        <w:rPr>
-          <w:lang w:val="de-DE"/>
-        </w:rPr>
-        <w:t xml:space="preserve"> und </w:t>
-      </w:r>
-      <w:r>
-        <w:rPr>
-          <w:lang w:val="de-DE"/>
-        </w:rPr>
-        <w:t>Vergleichsaufstellungen sind im Kontext dieser hier aufgestellten Werkliste zu betrachten und spricht nicht für die Gesamtheit aller Werke bezüglich CA-basierter Filter.</w:t>
-      </w:r>
-    </w:p>
-    <w:p>
-      <w:pPr>
-        <w:pStyle w:val="ListParagraph"/>
-        <w:numPr>
-          <w:ilvl w:val="0"/>
-          <w:numId w:val="14"/>
-        </w:numPr>
-        <w:rPr>
-          <w:lang w:val="de-DE"/>
-        </w:rPr>
-      </w:pPr>
-      <w:r>
-        <w:rPr>
-          <w:lang w:val="de-DE"/>
-        </w:rPr>
-        <w:t>Diese Arbeit betrachtet nur CA-Filter im Kontext von Schwarz-Weiß Bildern</w:t>
-      </w:r>
-    </w:p>
-    <w:p>
-      <w:pPr>
-        <w:pStyle w:val="Heading1"/>
-        <w:rPr>
-          <w:lang w:val="de-DE"/>
-        </w:rPr>
-      </w:pPr>
-      <w:bookmarkStart w:id="2" w:name="_Toc233925424"/>
-      <w:r>
-        <w:rPr>
-          <w:lang w:val="de-DE"/>
-        </w:rPr>
-        <w:t>Zelluläre Automaten</w:t>
-      </w:r>
-      <w:bookmarkEnd w:id="2"/>
-    </w:p>
-    <w:p>
-      <w:pPr>
-        <w:rPr>
-          <w:lang w:val="de-DE"/>
-        </w:rPr>
-      </w:pPr>
       <w:r>
         <w:rPr>
           <w:lang w:val="de-DE"/>
@@ -1505,7 +2053,61 @@
         <w:rPr>
           <w:lang w:val="de-DE"/>
         </w:rPr>
-        <w:t xml:space="preserve"> (engl.: </w:t>
+        <w:t xml:space="preserve"> (</w:t>
+      </w:r>
+      <w:r>
+        <w:rPr>
+          <w:lang w:val="de-DE"/>
+        </w:rPr>
+        <w:t>CA</w:t>
+      </w:r>
+      <w:r>
+        <w:rPr>
+          <w:lang w:val="de-DE"/>
+        </w:rPr>
+        <w:t>)</w:t>
+      </w:r>
+      <w:r>
+        <w:rPr>
+          <w:lang w:val="de-DE"/>
+        </w:rPr>
+        <w:t xml:space="preserve"> beschreibt einen Raum an Zellen, </w:t>
+      </w:r>
+      <w:r>
+        <w:rPr>
+          <w:lang w:val="de-DE"/>
+        </w:rPr>
+        <w:t>welcher klassischerweise ein- oder zweidimensional ist</w:t>
+      </w:r>
+      <w:r>
+        <w:rPr>
+          <w:lang w:val="de-DE"/>
+        </w:rPr>
+        <w:t>, jedoch ist eine höhere Dimensionalität ebenfalls möglich.</w:t>
+      </w:r>
+      <w:r>
+        <w:rPr>
+          <w:lang w:val="de-DE"/>
+        </w:rPr>
+        <w:t xml:space="preserve"> </w:t>
+      </w:r>
+      <w:r>
+        <w:rPr>
+          <w:lang w:val="de-DE"/>
+        </w:rPr>
+        <w:t xml:space="preserve">Jede Zelle </w:t>
+      </w:r>
+      <w:r>
+        <w:rPr>
+          <w:lang w:val="de-DE"/>
+        </w:rPr>
+        <w:t>nimmt</w:t>
+      </w:r>
+      <w:r>
+        <w:rPr>
+          <w:lang w:val="de-DE"/>
+        </w:rPr>
+        <w:t xml:space="preserve"> zum Zeitpunkt </w:t>
       </w:r>
       <w:r>
         <w:rPr>
@@ -1513,7 +2115,13 @@
           <w:iCs/>
           <w:lang w:val="de-DE"/>
         </w:rPr>
-        <w:t>c</w:t>
+        <w:t xml:space="preserve">t </w:t>
+      </w:r>
+      <w:r>
+        <w:rPr>
+          <w:lang w:val="de-DE"/>
+        </w:rPr>
+        <w:t xml:space="preserve">einen Zustand </w:t>
       </w:r>
       <w:r>
         <w:rPr>
@@ -1521,55 +2129,13 @@
           <w:iCs/>
           <w:lang w:val="de-DE"/>
         </w:rPr>
-        <w:t>ellular automata</w:t>
-      </w:r>
-      <w:r>
-        <w:rPr>
-          <w:lang w:val="de-DE"/>
-        </w:rPr>
-        <w:t>, kurz: CA)</w:t>
-      </w:r>
-      <w:r>
-        <w:rPr>
-          <w:lang w:val="de-DE"/>
-        </w:rPr>
-        <w:t xml:space="preserve"> beschreibt einen Raum an Zellen, </w:t>
-      </w:r>
-      <w:r>
-        <w:rPr>
-          <w:lang w:val="de-DE"/>
-        </w:rPr>
-        <w:t>welcher klassischerweise ein- oder zweidimensional ist</w:t>
-      </w:r>
-      <w:r>
-        <w:rPr>
-          <w:lang w:val="de-DE"/>
-        </w:rPr>
-        <w:t>, jedoch ist eine höhere Dimensionalität ebenfalls möglich.</w:t>
-      </w:r>
-      <w:r>
-        <w:rPr>
-          <w:lang w:val="de-DE"/>
-        </w:rPr>
-        <w:t xml:space="preserve"> </w:t>
-      </w:r>
-      <w:r>
-        <w:rPr>
-          <w:lang w:val="de-DE"/>
-        </w:rPr>
-        <w:t xml:space="preserve">Jede Zelle </w:t>
-      </w:r>
-      <w:r>
-        <w:rPr>
-          <w:lang w:val="de-DE"/>
-        </w:rPr>
-        <w:t>nimmt</w:t>
-      </w:r>
-      <w:r>
-        <w:rPr>
-          <w:lang w:val="de-DE"/>
-        </w:rPr>
-        <w:t xml:space="preserve"> zum Zeitpunkt </w:t>
+        <w:t>q</w:t>
+      </w:r>
+      <w:r>
+        <w:rPr>
+          <w:lang w:val="de-DE"/>
+        </w:rPr>
+        <w:t xml:space="preserve"> aus einer finiten Zustandsmenge </w:t>
       </w:r>
       <w:r>
         <w:rPr>
@@ -1577,13 +2143,7 @@
           <w:iCs/>
           <w:lang w:val="de-DE"/>
         </w:rPr>
-        <w:t xml:space="preserve">t </w:t>
-      </w:r>
-      <w:r>
-        <w:rPr>
-          <w:lang w:val="de-DE"/>
-        </w:rPr>
-        <w:t xml:space="preserve">einen Zustand </w:t>
+        <w:t>Q</w:t>
       </w:r>
       <w:r>
         <w:rPr>
@@ -1591,28 +2151,6 @@
           <w:iCs/>
           <w:lang w:val="de-DE"/>
         </w:rPr>
-        <w:t>q</w:t>
-      </w:r>
-      <w:r>
-        <w:rPr>
-          <w:lang w:val="de-DE"/>
-        </w:rPr>
-        <w:t xml:space="preserve"> aus einer finiten Zustandsmenge </w:t>
-      </w:r>
-      <w:r>
-        <w:rPr>
-          <w:i/>
-          <w:iCs/>
-          <w:lang w:val="de-DE"/>
-        </w:rPr>
-        <w:t>Q</w:t>
-      </w:r>
-      <w:r>
-        <w:rPr>
-          <w:i/>
-          <w:iCs/>
-          <w:lang w:val="de-DE"/>
-        </w:rPr>
         <w:t xml:space="preserve"> </w:t>
       </w:r>
       <w:r>
@@ -1649,13 +2187,38 @@
         <w:rPr>
           <w:lang w:val="de-DE"/>
         </w:rPr>
-        <w:t xml:space="preserve">wäre </w:t>
-      </w:r>
-      <w:r>
-        <w:rPr>
-          <w:lang w:val="de-DE"/>
-        </w:rPr>
-        <w:t xml:space="preserve">diese Menge als </w:t>
+        <w:t>ist</w:t>
+      </w:r>
+      <w:r>
+        <w:rPr>
+          <w:lang w:val="de-DE"/>
+        </w:rPr>
+        <w:t xml:space="preserve"> </w:t>
+      </w:r>
+      <w:r>
+        <w:rPr>
+          <w:lang w:val="de-DE"/>
+        </w:rPr>
+        <w:t>diese Menge</w:t>
+      </w:r>
+      <w:r>
+        <w:rPr>
+          <w:lang w:val="de-DE"/>
+        </w:rPr>
+        <w:t xml:space="preserve"> </w:t>
+      </w:r>
+      <w:r>
+        <w:rPr>
+          <w:lang w:val="de-DE"/>
+        </w:rPr>
+        <w:lastRenderedPageBreak/>
+        <w:t>beispielsweise</w:t>
+      </w:r>
+      <w:r>
+        <w:rPr>
+          <w:lang w:val="de-DE"/>
+        </w:rPr>
+        <w:t xml:space="preserve"> als </w:t>
       </w:r>
       <w:r>
         <w:rPr>
@@ -1743,7 +2306,7 @@
               <w:noProof/>
               <w:lang w:val="de-DE"/>
             </w:rPr>
-            <w:t>[1]</w:t>
+            <w:t>[3]</w:t>
           </w:r>
           <w:r>
             <w:rPr>
@@ -1792,7 +2355,7 @@
               <w:noProof/>
               <w:lang w:val="de-DE"/>
             </w:rPr>
-            <w:t>[2]</w:t>
+            <w:t>[4]</w:t>
           </w:r>
           <w:r>
             <w:rPr>
@@ -1819,7 +2382,25 @@
         <w:rPr>
           <w:lang w:val="de-DE"/>
         </w:rPr>
-        <w:t>Desweiteren hat jede Zelle eine Nachbarschaft</w:t>
+        <w:t>CA ist iterativ</w:t>
+      </w:r>
+      <w:r>
+        <w:rPr>
+          <w:lang w:val="de-DE"/>
+        </w:rPr>
+        <w:t xml:space="preserve"> über seine Generationen</w:t>
+      </w:r>
+      <w:r>
+        <w:rPr>
+          <w:lang w:val="de-DE"/>
+        </w:rPr>
+        <w:t xml:space="preserve"> definiert und </w:t>
+      </w:r>
+      <w:r>
+        <w:rPr>
+          <w:lang w:val="de-DE"/>
+        </w:rPr>
+        <w:t>jede Zelle eine Nachbarschaft</w:t>
       </w:r>
       <w:r>
         <w:rPr>
@@ -1904,6 +2485,18 @@
           <w:lang w:val="de-DE"/>
         </w:rPr>
         <w:t>Neuwertzuweisung</w:t>
+      </w:r>
+      <w:r>
+        <w:rPr>
+          <w:lang w:val="de-DE"/>
+        </w:rPr>
+        <w:t xml:space="preserve"> de</w:t>
+      </w:r>
+      <w:r>
+        <w:rPr>
+          <w:lang w:val="de-DE"/>
+        </w:rPr>
+        <w:t>r betrachtenden Zelle</w:t>
       </w:r>
       <w:r>
         <w:rPr>
@@ -2036,19 +2629,43 @@
         <w:rPr>
           <w:lang w:val="de-DE"/>
         </w:rPr>
-        <w:t xml:space="preserve"> alle Zellen mit Manhattan Distanz </w:t>
-      </w:r>
-      <w:r>
-        <w:rPr>
-          <w:lang w:val="de-DE"/>
-        </w:rPr>
-        <w:t>= 1</w:t>
-      </w:r>
-      <w:r>
-        <w:rPr>
-          <w:lang w:val="de-DE"/>
-        </w:rPr>
-        <w:t xml:space="preserve"> als Nachbarn, während </w:t>
+        <w:t xml:space="preserve"> alle Zellen mit</w:t>
+      </w:r>
+      <w:r>
+        <w:rPr>
+          <w:lang w:val="de-DE"/>
+        </w:rPr>
+        <w:t xml:space="preserve"> einfacher</w:t>
+      </w:r>
+      <w:r>
+        <w:rPr>
+          <w:lang w:val="de-DE"/>
+        </w:rPr>
+        <w:t xml:space="preserve"> Manhattan Distanz als Nachbar</w:t>
+      </w:r>
+      <w:r>
+        <w:rPr>
+          <w:lang w:val="de-DE"/>
+        </w:rPr>
+        <w:t>zellen</w:t>
+      </w:r>
+      <w:r>
+        <w:rPr>
+          <w:lang w:val="de-DE"/>
+        </w:rPr>
+        <w:t xml:space="preserve"> </w:t>
+      </w:r>
+      <w:r>
+        <w:rPr>
+          <w:lang w:val="de-DE"/>
+        </w:rPr>
+        <w:t>(vgl. Abb. 1)</w:t>
+      </w:r>
+      <w:r>
+        <w:rPr>
+          <w:lang w:val="de-DE"/>
+        </w:rPr>
+        <w:t xml:space="preserve">, während </w:t>
       </w:r>
       <w:r>
         <w:rPr>
@@ -2076,10 +2693,9 @@
       </w:r>
       <w:r>
         <w:rPr>
-          <w:highlight w:val="cyan"/>
-          <w:lang w:val="de-DE"/>
-        </w:rPr>
-        <w:t>Abb. 1</w:t>
+          <w:lang w:val="de-DE"/>
+        </w:rPr>
+        <w:t>Abb. 2</w:t>
       </w:r>
       <w:r>
         <w:rPr>
@@ -2125,7 +2741,7 @@
               <w:noProof/>
               <w:lang w:val="de-DE"/>
             </w:rPr>
-            <w:t>[2]</w:t>
+            <w:t>[4]</w:t>
           </w:r>
           <w:r>
             <w:rPr>
@@ -2145,7 +2761,19 @@
         <w:rPr>
           <w:lang w:val="de-DE"/>
         </w:rPr>
-        <w:t xml:space="preserve"> Diese Distanz muss jedoch nicht gegeben sein</w:t>
+        <w:t xml:space="preserve"> Diese Distanz </w:t>
+      </w:r>
+      <w:r>
+        <w:rPr>
+          <w:lang w:val="de-DE"/>
+        </w:rPr>
+        <w:t xml:space="preserve">ist jedoch </w:t>
+      </w:r>
+      <w:r>
+        <w:rPr>
+          <w:lang w:val="de-DE"/>
+        </w:rPr>
+        <w:t>variabel</w:t>
       </w:r>
       <w:r>
         <w:rPr>
@@ -2535,7 +3163,7 @@
               <w:noProof/>
               <w:lang w:val="de-DE"/>
             </w:rPr>
-            <w:t>[1]</w:t>
+            <w:t>[3]</w:t>
           </w:r>
           <w:r>
             <w:rPr>
@@ -2648,7 +3276,6 @@
         <w:rPr>
           <w:lang w:val="de-DE"/>
         </w:rPr>
-        <w:lastRenderedPageBreak/>
         <w:t>Hierbei ist anzumerken, dass die Evolution aller Zellen</w:t>
       </w:r>
       <w:r>
@@ -2721,7 +3348,7 @@
               <w:noProof/>
               <w:lang w:val="de-DE"/>
             </w:rPr>
-            <w:t>[1]</w:t>
+            <w:t>[3]</w:t>
           </w:r>
           <w:r>
             <w:rPr>
@@ -2796,13 +3423,19 @@
         <w:rPr>
           <w:lang w:val="de-DE"/>
         </w:rPr>
-        <w:t xml:space="preserve"> und emergentes</w:t>
-      </w:r>
-      <w:r>
-        <w:rPr>
-          <w:lang w:val="de-DE"/>
-        </w:rPr>
-        <w:t xml:space="preserve"> Verhalten hervor</w:t>
+        <w:t xml:space="preserve"> </w:t>
+      </w:r>
+      <w:r>
+        <w:rPr>
+          <w:lang w:val="de-DE"/>
+        </w:rPr>
+        <w:t xml:space="preserve">und dynamisches </w:t>
+      </w:r>
+      <w:r>
+        <w:rPr>
+          <w:lang w:val="de-DE"/>
+        </w:rPr>
+        <w:t>Verhalten hervor</w:t>
       </w:r>
       <w:r>
         <w:rPr>
@@ -2857,13 +3490,31 @@
         <w:rPr>
           <w:lang w:val="de-DE"/>
         </w:rPr>
-        <w:t xml:space="preserve">eignet sich CA </w:t>
-      </w:r>
-      <w:r>
-        <w:rPr>
-          <w:lang w:val="de-DE"/>
-        </w:rPr>
-        <w:t xml:space="preserve">auch grundsätzlich zur Anwendung im Bereich der Bildverarbeitung; </w:t>
+        <w:t>eignet sich CA</w:t>
+      </w:r>
+      <w:r>
+        <w:rPr>
+          <w:lang w:val="de-DE"/>
+        </w:rPr>
+        <w:t>, wie zuvor erwähnt,</w:t>
+      </w:r>
+      <w:r>
+        <w:rPr>
+          <w:lang w:val="de-DE"/>
+        </w:rPr>
+        <w:t xml:space="preserve"> grundsätzlich zur Anwendung im Bereich der Bildverarbeitung</w:t>
+      </w:r>
+      <w:r>
+        <w:rPr>
+          <w:lang w:val="de-DE"/>
+        </w:rPr>
+        <w:t>.</w:t>
+      </w:r>
+      <w:r>
+        <w:rPr>
+          <w:lang w:val="de-DE"/>
+        </w:rPr>
+        <w:t xml:space="preserve"> </w:t>
       </w:r>
       <w:r>
         <w:rPr>
@@ -2891,14 +3542,14 @@
           <w:lang w:val="de-DE"/>
         </w:rPr>
       </w:pPr>
-      <w:bookmarkStart w:id="3" w:name="_Toc233925425"/>
+      <w:bookmarkStart w:id="2" w:name="_Toc233925425"/>
       <w:r>
         <w:rPr>
           <w:lang w:val="de-DE"/>
         </w:rPr>
         <w:t>Bildrauschen</w:t>
       </w:r>
-      <w:bookmarkEnd w:id="3"/>
+      <w:bookmarkEnd w:id="2"/>
     </w:p>
     <w:p>
       <w:pPr>
@@ -2998,7 +3649,7 @@
               <w:noProof/>
               <w:lang w:val="de-DE"/>
             </w:rPr>
-            <w:t>[3]</w:t>
+            <w:t>[5]</w:t>
           </w:r>
           <w:r>
             <w:rPr>
@@ -3025,6 +3676,7 @@
         <w:rPr>
           <w:lang w:val="de-DE"/>
         </w:rPr>
+        <w:lastRenderedPageBreak/>
         <w:t>Desweiteren spalten sich die Kategorien</w:t>
       </w:r>
       <w:r>
@@ -3135,109 +3787,6 @@
         </w:rPr>
         <w:t xml:space="preserve"> </w:t>
       </w:r>
-      <w:r>
-        <w:rPr>
-          <w:lang w:val="de-DE"/>
-        </w:rPr>
-        <w:t xml:space="preserve">Die Eliminierung von </w:t>
-      </w:r>
-      <w:r>
-        <w:rPr>
-          <w:lang w:val="de-DE"/>
-        </w:rPr>
-        <w:t>diese</w:t>
-      </w:r>
-      <w:r>
-        <w:rPr>
-          <w:lang w:val="de-DE"/>
-        </w:rPr>
-        <w:t xml:space="preserve">r Rauschart </w:t>
-      </w:r>
-      <w:r>
-        <w:rPr>
-          <w:lang w:val="de-DE"/>
-        </w:rPr>
-        <w:t>war in den aufgefunden Werken am meisten vertreten</w:t>
-      </w:r>
-      <w:r>
-        <w:rPr>
-          <w:lang w:val="de-DE"/>
-        </w:rPr>
-        <w:t xml:space="preserve"> </w:t>
-      </w:r>
-      <w:r>
-        <w:rPr>
-          <w:lang w:val="de-DE"/>
-        </w:rPr>
-        <w:t xml:space="preserve">und </w:t>
-      </w:r>
-      <w:r>
-        <w:rPr>
-          <w:lang w:val="de-DE"/>
-        </w:rPr>
-        <w:t>ist auch zentrales Thema dieser Arbeit</w:t>
-      </w:r>
-      <w:r>
-        <w:rPr>
-          <w:lang w:val="de-DE"/>
-        </w:rPr>
-        <w:t xml:space="preserve"> </w:t>
-      </w:r>
-      <w:sdt>
-        <w:sdtPr>
-          <w:rPr>
-            <w:lang w:val="de-DE"/>
-          </w:rPr>
-          <w:id w:val="-723053170"/>
-          <w:citation/>
-        </w:sdtPr>
-        <w:sdtContent>
-          <w:r>
-            <w:rPr>
-              <w:lang w:val="de-DE"/>
-            </w:rPr>
-            <w:fldChar w:fldCharType="begin"/>
-          </w:r>
-          <w:r>
-            <w:rPr>
-              <w:lang w:val="de-DE"/>
-            </w:rPr>
-            <w:instrText xml:space="preserve"> CITATION Ans25 \l 1033 </w:instrText>
-          </w:r>
-          <w:r>
-            <w:rPr>
-              <w:lang w:val="de-DE"/>
-            </w:rPr>
-            <w:fldChar w:fldCharType="separate"/>
-          </w:r>
-          <w:r>
-            <w:rPr>
-              <w:noProof/>
-              <w:lang w:val="de-DE"/>
-            </w:rPr>
-            <w:t>[4]</w:t>
-          </w:r>
-          <w:r>
-            <w:rPr>
-              <w:lang w:val="de-DE"/>
-            </w:rPr>
-            <w:fldChar w:fldCharType="end"/>
-          </w:r>
-        </w:sdtContent>
-      </w:sdt>
-      <w:r>
-        <w:rPr>
-          <w:lang w:val="de-DE"/>
-        </w:rPr>
-        <w:t>.</w:t>
-      </w:r>
-    </w:p>
-    <w:p>
-      <w:pPr>
-        <w:rPr>
-          <w:lang w:val="de-DE"/>
-        </w:rPr>
-      </w:pPr>
       <w:r>
         <w:rPr>
           <w:lang w:val="de-DE"/>
@@ -3324,7 +3873,7 @@
               <w:noProof/>
               <w:lang w:val="de-DE"/>
             </w:rPr>
-            <w:t>[4]</w:t>
+            <w:t>[1]</w:t>
           </w:r>
           <w:r>
             <w:rPr>
@@ -3381,7 +3930,19 @@
         <w:rPr>
           <w:lang w:val="de-DE"/>
         </w:rPr>
-        <w:t xml:space="preserve"> steht in Abhängigkeit zu der Helligkeit des Bildes</w:t>
+        <w:t xml:space="preserve"> steht in Abhängigkeit zu der Helligkeit des Bilde</w:t>
+      </w:r>
+      <w:r>
+        <w:rPr>
+          <w:lang w:val="de-DE"/>
+        </w:rPr>
+        <w:t>s</w:t>
+      </w:r>
+      <w:r>
+        <w:rPr>
+          <w:lang w:val="de-DE"/>
+        </w:rPr>
+        <w:t>,</w:t>
       </w:r>
       <w:r>
         <w:rPr>
@@ -3393,19 +3954,13 @@
         <w:rPr>
           <w:lang w:val="de-DE"/>
         </w:rPr>
-        <w:t>insofern</w:t>
-      </w:r>
-      <w:r>
-        <w:rPr>
-          <w:lang w:val="de-DE"/>
-        </w:rPr>
-        <w:t>,</w:t>
-      </w:r>
-      <w:r>
-        <w:rPr>
-          <w:lang w:val="de-DE"/>
-        </w:rPr>
-        <w:t xml:space="preserve"> das</w:t>
+        <w:t>so</w:t>
+      </w:r>
+      <w:r>
+        <w:rPr>
+          <w:lang w:val="de-DE"/>
+        </w:rPr>
+        <w:t>das</w:t>
       </w:r>
       <w:r>
         <w:rPr>
@@ -3469,7 +4024,7 @@
               <w:noProof/>
               <w:lang w:val="de-DE"/>
             </w:rPr>
-            <w:t>[4]</w:t>
+            <w:t>[1]</w:t>
           </w:r>
           <w:r>
             <w:rPr>
@@ -3496,13 +4051,43 @@
         <w:rPr>
           <w:lang w:val="de-DE"/>
         </w:rPr>
-        <w:t xml:space="preserve">Der letzte Subtyp ist Speckle Rauschen und </w:t>
-      </w:r>
-      <w:r>
-        <w:rPr>
-          <w:lang w:val="de-DE"/>
-        </w:rPr>
-        <w:t xml:space="preserve">charakterisiert </w:t>
+        <w:t xml:space="preserve">Der letzte Subtyp </w:t>
+      </w:r>
+      <w:r>
+        <w:rPr>
+          <w:lang w:val="de-DE"/>
+        </w:rPr>
+        <w:t>stellt das sogennante</w:t>
+      </w:r>
+      <w:r>
+        <w:rPr>
+          <w:lang w:val="de-DE"/>
+        </w:rPr>
+        <w:t xml:space="preserve"> Speckle Rauschen</w:t>
+      </w:r>
+      <w:r>
+        <w:rPr>
+          <w:lang w:val="de-DE"/>
+        </w:rPr>
+        <w:t xml:space="preserve"> dar</w:t>
+      </w:r>
+      <w:r>
+        <w:rPr>
+          <w:lang w:val="de-DE"/>
+        </w:rPr>
+        <w:t xml:space="preserve"> und</w:t>
+      </w:r>
+      <w:r>
+        <w:rPr>
+          <w:lang w:val="de-DE"/>
+        </w:rPr>
+        <w:t xml:space="preserve"> wird</w:t>
+      </w:r>
+      <w:r>
+        <w:rPr>
+          <w:lang w:val="de-DE"/>
+        </w:rPr>
+        <w:t xml:space="preserve"> </w:t>
       </w:r>
       <w:r>
         <w:rPr>
@@ -3514,13 +4099,37 @@
         <w:rPr>
           <w:lang w:val="de-DE"/>
         </w:rPr>
-        <w:t>e körnige Textur.</w:t>
-      </w:r>
-      <w:r>
-        <w:rPr>
-          <w:lang w:val="de-DE"/>
-        </w:rPr>
-        <w:t xml:space="preserve"> Diese Art tritt meistens im medizinischem Bereich </w:t>
+        <w:t>e körnige Textur</w:t>
+      </w:r>
+      <w:r>
+        <w:rPr>
+          <w:lang w:val="de-DE"/>
+        </w:rPr>
+        <w:t xml:space="preserve"> charakterisiert</w:t>
+      </w:r>
+      <w:r>
+        <w:rPr>
+          <w:lang w:val="de-DE"/>
+        </w:rPr>
+        <w:t>.</w:t>
+      </w:r>
+      <w:r>
+        <w:rPr>
+          <w:lang w:val="de-DE"/>
+        </w:rPr>
+        <w:t xml:space="preserve"> Diese Art tritt </w:t>
+      </w:r>
+      <w:r>
+        <w:rPr>
+          <w:lang w:val="de-DE"/>
+        </w:rPr>
+        <w:t>ebenfalls</w:t>
+      </w:r>
+      <w:r>
+        <w:rPr>
+          <w:lang w:val="de-DE"/>
+        </w:rPr>
+        <w:t xml:space="preserve"> im medizinischem Bereich </w:t>
       </w:r>
       <w:r>
         <w:rPr>
@@ -3572,7 +4181,7 @@
               <w:noProof/>
               <w:lang w:val="de-DE"/>
             </w:rPr>
-            <w:t>[4]</w:t>
+            <w:t>[1]</w:t>
           </w:r>
           <w:r>
             <w:rPr>
@@ -3611,61 +4220,19 @@
         <w:rPr>
           <w:lang w:val="de-DE"/>
         </w:rPr>
-        <w:t>des Machine Learnings zum Verhängnis wird.</w:t>
-      </w:r>
-      <w:r>
-        <w:rPr>
-          <w:lang w:val="de-DE"/>
-        </w:rPr>
-        <w:t xml:space="preserve"> </w:t>
-      </w:r>
-      <w:r>
-        <w:rPr>
-          <w:lang w:val="de-DE"/>
-        </w:rPr>
-        <w:t xml:space="preserve">Dementsprechend </w:t>
-      </w:r>
-      <w:r>
-        <w:rPr>
-          <w:lang w:val="de-DE"/>
-        </w:rPr>
-        <w:t>werden laufend neue</w:t>
-      </w:r>
-      <w:r>
-        <w:rPr>
-          <w:lang w:val="de-DE"/>
-        </w:rPr>
-        <w:t xml:space="preserve"> </w:t>
-      </w:r>
-      <w:r>
-        <w:rPr>
-          <w:lang w:val="de-DE"/>
-        </w:rPr>
-        <w:t>Methoden und Algorithmen erforscht</w:t>
-      </w:r>
-      <w:r>
-        <w:rPr>
-          <w:lang w:val="de-DE"/>
-        </w:rPr>
-        <w:t>, welche</w:t>
-      </w:r>
-      <w:r>
-        <w:rPr>
-          <w:lang w:val="de-DE"/>
-        </w:rPr>
-        <w:t xml:space="preserve"> teils schon</w:t>
-      </w:r>
-      <w:r>
-        <w:rPr>
-          <w:lang w:val="de-DE"/>
-        </w:rPr>
-        <w:t xml:space="preserve"> existierende Filtern abwandeln oder verbessern</w:t>
-      </w:r>
-      <w:r>
-        <w:rPr>
-          <w:lang w:val="de-DE"/>
-        </w:rPr>
-        <w:t>.</w:t>
+        <w:t>de</w:t>
+      </w:r>
+      <w:r>
+        <w:rPr>
+          <w:lang w:val="de-DE"/>
+        </w:rPr>
+        <w:t>r Datenverarbeitung bei maschinellem Lernen</w:t>
+      </w:r>
+      <w:r>
+        <w:rPr>
+          <w:lang w:val="de-DE"/>
+        </w:rPr>
+        <w:t xml:space="preserve"> zum Verhängnis wird.</w:t>
       </w:r>
     </w:p>
     <w:p>
@@ -3675,14 +4242,14 @@
           <w:lang w:val="de-DE"/>
         </w:rPr>
       </w:pPr>
-      <w:bookmarkStart w:id="4" w:name="_Toc233925426"/>
+      <w:bookmarkStart w:id="3" w:name="_Toc233925426"/>
       <w:r>
         <w:rPr>
           <w:lang w:val="de-DE"/>
         </w:rPr>
         <w:t>Rauschfilter</w:t>
       </w:r>
-      <w:bookmarkEnd w:id="4"/>
+      <w:bookmarkEnd w:id="3"/>
     </w:p>
     <w:p>
       <w:pPr>
@@ -3790,7 +4357,13 @@
         <w:rPr>
           <w:lang w:val="de-DE"/>
         </w:rPr>
-        <w:t>, jedoch ohne dabei Bildklarheit und -detail in zu großen Maßen zu verlieren.</w:t>
+        <w:t>, jedoch ohne dabei Bildklarheit und -detail in zu großen Maßen zu verlier</w:t>
+      </w:r>
+      <w:r>
+        <w:rPr>
+          <w:lang w:val="de-DE"/>
+        </w:rPr>
+        <w:t>en.</w:t>
       </w:r>
     </w:p>
     <w:p>
@@ -3803,7 +4376,25 @@
         <w:rPr>
           <w:lang w:val="de-DE"/>
         </w:rPr>
-        <w:t xml:space="preserve">Der Mean-Filter </w:t>
+        <w:t xml:space="preserve">Der </w:t>
+      </w:r>
+      <w:r>
+        <w:rPr>
+          <w:lang w:val="de-DE"/>
+        </w:rPr>
+        <w:t xml:space="preserve">Mean </w:t>
+      </w:r>
+      <w:r>
+        <w:rPr>
+          <w:lang w:val="de-DE"/>
+        </w:rPr>
+        <w:t>Filter, auch Mittelwertfilter genannt,</w:t>
+      </w:r>
+      <w:r>
+        <w:rPr>
+          <w:lang w:val="de-DE"/>
+        </w:rPr>
+        <w:t xml:space="preserve"> </w:t>
       </w:r>
       <w:r>
         <w:rPr>
@@ -3827,14 +4418,7 @@
         <w:rPr>
           <w:lang w:val="de-DE"/>
         </w:rPr>
-        <w:t xml:space="preserve"> Die Nachbarschaft besteht hierbei aus </w:t>
-      </w:r>
-      <w:r>
-        <w:rPr>
-          <w:lang w:val="de-DE"/>
-        </w:rPr>
-        <w:lastRenderedPageBreak/>
-        <w:t>einem quadratischem Fenster</w:t>
+        <w:t xml:space="preserve"> Die Nachbarschaft besteht hierbei aus einem quadratischem Fenster</w:t>
       </w:r>
       <w:r>
         <w:rPr>
@@ -3924,7 +4508,7 @@
               <w:noProof/>
               <w:lang w:val="de-DE"/>
             </w:rPr>
-            <w:t>[5]</w:t>
+            <w:t>[6]</w:t>
           </w:r>
           <w:r>
             <w:rPr>
@@ -3972,7 +4556,7 @@
               <w:noProof/>
               <w:lang w:val="de-DE"/>
             </w:rPr>
-            <w:t>[6]</w:t>
+            <w:t>[7]</w:t>
           </w:r>
           <w:r>
             <w:rPr>
@@ -4011,7 +4595,7 @@
         <w:rPr>
           <w:lang w:val="de-DE"/>
         </w:rPr>
-        <w:t>Zentrum-</w:t>
+        <w:t xml:space="preserve">betrachteten </w:t>
       </w:r>
       <w:r>
         <w:rPr>
@@ -4023,6 +4607,12 @@
         <w:rPr>
           <w:lang w:val="de-DE"/>
         </w:rPr>
+        <w:t xml:space="preserve"> – im weiteren Text auch Zentrum genannt -</w:t>
+      </w:r>
+      <w:r>
+        <w:rPr>
+          <w:lang w:val="de-DE"/>
+        </w:rPr>
         <w:t xml:space="preserve"> durch </w:t>
       </w:r>
       <w:r>
@@ -4053,43 +4643,37 @@
         <w:rPr>
           <w:lang w:val="de-DE"/>
         </w:rPr>
-        <w:t>. D</w:t>
-      </w:r>
-      <w:r>
-        <w:rPr>
-          <w:lang w:val="de-DE"/>
-        </w:rPr>
-        <w:t>as Bild</w:t>
+        <w:t xml:space="preserve"> und somit </w:t>
+      </w:r>
+      <w:r>
+        <w:rPr>
+          <w:lang w:val="de-DE"/>
+        </w:rPr>
+        <w:t xml:space="preserve">an </w:t>
+      </w:r>
+      <w:r>
+        <w:rPr>
+          <w:lang w:val="de-DE"/>
+        </w:rPr>
+        <w:t>Kantendefinitio</w:t>
+      </w:r>
+      <w:r>
+        <w:rPr>
+          <w:lang w:val="de-DE"/>
+        </w:rPr>
+        <w:t>n</w:t>
+      </w:r>
+      <w:r>
+        <w:rPr>
+          <w:lang w:val="de-DE"/>
+        </w:rPr>
+        <w:t xml:space="preserve"> und demzufolge an Klarheit</w:t>
       </w:r>
       <w:r>
         <w:rPr>
           <w:lang w:val="de-DE"/>
         </w:rPr>
         <w:t xml:space="preserve"> verliert</w:t>
-      </w:r>
-      <w:r>
-        <w:rPr>
-          <w:lang w:val="de-DE"/>
-        </w:rPr>
-        <w:t xml:space="preserve"> an </w:t>
-      </w:r>
-      <w:r>
-        <w:rPr>
-          <w:lang w:val="de-DE"/>
-        </w:rPr>
-        <w:t>Kantendefinitio</w:t>
-      </w:r>
-      <w:r>
-        <w:rPr>
-          <w:lang w:val="de-DE"/>
-        </w:rPr>
-        <w:t>n</w:t>
-      </w:r>
-      <w:r>
-        <w:rPr>
-          <w:lang w:val="de-DE"/>
-        </w:rPr>
-        <w:t xml:space="preserve"> und demzufolge an Klarheit</w:t>
       </w:r>
       <w:r>
         <w:rPr>
@@ -4159,7 +4743,7 @@
               <w:noProof/>
               <w:lang w:val="de-DE"/>
             </w:rPr>
-            <w:t>[6]</w:t>
+            <w:t>[7]</w:t>
           </w:r>
           <w:r>
             <w:rPr>
@@ -4192,7 +4776,7 @@
         <w:rPr>
           <w:lang w:val="de-DE"/>
         </w:rPr>
-        <w:t>hat zwar eine gute Zeitkomplexität von</w:t>
+        <w:t>hat eine gute Zeitkomplexität von</w:t>
       </w:r>
       <w:r>
         <w:rPr>
@@ -4210,7 +4794,13 @@
         <w:rPr>
           <w:lang w:val="de-DE"/>
         </w:rPr>
-        <w:t xml:space="preserve"> mit </w:t>
+        <w:t xml:space="preserve"> </w:t>
+      </w:r>
+      <w:r>
+        <w:rPr>
+          <w:lang w:val="de-DE"/>
+        </w:rPr>
+        <w:t xml:space="preserve">mit </w:t>
       </w:r>
       <w:r>
         <w:rPr>
@@ -4270,7 +4860,7 @@
               <w:noProof/>
               <w:lang w:val="de-DE"/>
             </w:rPr>
-            <w:t>[7]</w:t>
+            <w:t>[8]</w:t>
           </w:r>
           <w:r>
             <w:rPr>
@@ -4405,7 +4995,19 @@
         <w:rPr>
           <w:lang w:val="de-DE"/>
         </w:rPr>
-        <w:t xml:space="preserve">Der Median-Filter </w:t>
+        <w:t>Der Median</w:t>
+      </w:r>
+      <w:r>
+        <w:rPr>
+          <w:lang w:val="de-DE"/>
+        </w:rPr>
+        <w:t>f</w:t>
+      </w:r>
+      <w:r>
+        <w:rPr>
+          <w:lang w:val="de-DE"/>
+        </w:rPr>
+        <w:t xml:space="preserve">ilter </w:t>
       </w:r>
       <w:r>
         <w:rPr>
@@ -4417,7 +5019,13 @@
         <w:rPr>
           <w:lang w:val="de-DE"/>
         </w:rPr>
-        <w:t xml:space="preserve">, aber </w:t>
+        <w:t xml:space="preserve"> und gehört zu der Klasse der Rangordnungsfilter. Er</w:t>
+      </w:r>
+      <w:r>
+        <w:rPr>
+          <w:lang w:val="de-DE"/>
+        </w:rPr>
+        <w:t xml:space="preserve"> </w:t>
       </w:r>
       <w:r>
         <w:rPr>
@@ -4447,7 +5055,25 @@
         <w:rPr>
           <w:lang w:val="de-DE"/>
         </w:rPr>
-        <w:t xml:space="preserve"> nicht mit dem Durchschnitt sondern den Median.</w:t>
+        <w:t xml:space="preserve"> nicht mit dem Durchschnitt sondern den Median</w:t>
+      </w:r>
+      <w:r>
+        <w:rPr>
+          <w:lang w:val="de-DE"/>
+        </w:rPr>
+        <w:t xml:space="preserve"> aller im Fenster enthaltenen </w:t>
+      </w:r>
+      <w:r>
+        <w:rPr>
+          <w:lang w:val="de-DE"/>
+        </w:rPr>
+        <w:t>Pixel</w:t>
+      </w:r>
+      <w:r>
+        <w:rPr>
+          <w:lang w:val="de-DE"/>
+        </w:rPr>
+        <w:t>.</w:t>
       </w:r>
       <w:r>
         <w:rPr>
@@ -4459,7 +5085,25 @@
         <w:rPr>
           <w:lang w:val="de-DE"/>
         </w:rPr>
-        <w:t>werden die Pixelwerte numerisch absteigend angeordnet</w:t>
+        <w:t xml:space="preserve">werden die </w:t>
+      </w:r>
+      <w:r>
+        <w:rPr>
+          <w:lang w:val="de-DE"/>
+        </w:rPr>
+        <w:t>Pixel</w:t>
+      </w:r>
+      <w:r>
+        <w:rPr>
+          <w:lang w:val="de-DE"/>
+        </w:rPr>
+        <w:t>werte</w:t>
+      </w:r>
+      <w:r>
+        <w:rPr>
+          <w:lang w:val="de-DE"/>
+        </w:rPr>
+        <w:t xml:space="preserve"> numerisch absteigend angeordnet</w:t>
       </w:r>
       <w:r>
         <w:rPr>
@@ -4523,7 +5167,7 @@
               <w:noProof/>
               <w:lang w:val="de-DE"/>
             </w:rPr>
-            <w:t>[8]</w:t>
+            <w:t>[9]</w:t>
           </w:r>
           <w:r>
             <w:rPr>
@@ -4550,7 +5194,19 @@
         <w:rPr>
           <w:lang w:val="de-DE"/>
         </w:rPr>
-        <w:t xml:space="preserve">Im Gegensatz zum Mean-Filter </w:t>
+        <w:t>Im Gegensatz zum M</w:t>
+      </w:r>
+      <w:r>
+        <w:rPr>
+          <w:lang w:val="de-DE"/>
+        </w:rPr>
+        <w:t>ittelwertf</w:t>
+      </w:r>
+      <w:r>
+        <w:rPr>
+          <w:lang w:val="de-DE"/>
+        </w:rPr>
+        <w:t xml:space="preserve">ilter </w:t>
       </w:r>
       <w:r>
         <w:rPr>
@@ -4621,7 +5277,7 @@
               <w:noProof/>
               <w:lang w:val="de-DE"/>
             </w:rPr>
-            <w:t>[8]</w:t>
+            <w:t>[9]</w:t>
           </w:r>
           <w:r>
             <w:rPr>
@@ -4714,7 +5370,20 @@
         <w:rPr>
           <w:lang w:val="de-DE"/>
         </w:rPr>
-        <w:t>Dementsprechend ist der Median-Filter besonders effektiv gegen SP</w:t>
+        <w:lastRenderedPageBreak/>
+        <w:t>Dementsprechend ist der Median</w:t>
+      </w:r>
+      <w:r>
+        <w:rPr>
+          <w:lang w:val="de-DE"/>
+        </w:rPr>
+        <w:t>f</w:t>
+      </w:r>
+      <w:r>
+        <w:rPr>
+          <w:lang w:val="de-DE"/>
+        </w:rPr>
+        <w:t>ilter besonders effektiv gegen SP</w:t>
       </w:r>
       <w:r>
         <w:rPr>
@@ -4766,7 +5435,7 @@
               <w:noProof/>
               <w:lang w:val="de-DE"/>
             </w:rPr>
-            <w:t>[6]</w:t>
+            <w:t>[7]</w:t>
           </w:r>
           <w:r>
             <w:rPr>
@@ -4798,7 +5467,7 @@
         <w:rPr>
           <w:lang w:val="de-DE"/>
         </w:rPr>
-        <w:t xml:space="preserve">, wenn </w:t>
+        <w:t xml:space="preserve"> </w:t>
       </w:r>
       <w:r>
         <w:rPr>
@@ -4883,19 +5552,19 @@
         <w:rPr>
           <w:lang w:val="de-DE"/>
         </w:rPr>
-        <w:t>.</w:t>
-      </w:r>
-      <w:r>
-        <w:rPr>
-          <w:lang w:val="de-DE"/>
-        </w:rPr>
-        <w:t xml:space="preserve"> Zudem ist die Effektivität von dieser Methode stark begrenzt</w:t>
-      </w:r>
-      <w:r>
-        <w:rPr>
-          <w:lang w:val="de-DE"/>
-        </w:rPr>
-        <w:t xml:space="preserve"> und trägt zu einem weiteren Problem bei</w:t>
+        <w:t xml:space="preserve"> und zu einem weiteren grundlegendem </w:t>
+      </w:r>
+      <w:r>
+        <w:rPr>
+          <w:lang w:val="de-DE"/>
+        </w:rPr>
+        <w:t>Problem bei</w:t>
+      </w:r>
+      <w:r>
+        <w:rPr>
+          <w:lang w:val="de-DE"/>
+        </w:rPr>
+        <w:t>trägt</w:t>
       </w:r>
       <w:r>
         <w:rPr>
@@ -5080,7 +5749,7 @@
               <w:noProof/>
               <w:lang w:val="de-DE"/>
             </w:rPr>
-            <w:t>[9]</w:t>
+            <w:t>[10]</w:t>
           </w:r>
           <w:r>
             <w:rPr>
@@ -5131,7 +5800,31 @@
         <w:rPr>
           <w:lang w:val="de-DE"/>
         </w:rPr>
-        <w:t xml:space="preserve">Was beiden Filtern als Problem zugrunde liegt, ist </w:t>
+        <w:t>Was</w:t>
+      </w:r>
+      <w:r>
+        <w:rPr>
+          <w:lang w:val="de-DE"/>
+        </w:rPr>
+        <w:t xml:space="preserve"> zudem</w:t>
+      </w:r>
+      <w:r>
+        <w:rPr>
+          <w:lang w:val="de-DE"/>
+        </w:rPr>
+        <w:t xml:space="preserve"> beiden Filtern als </w:t>
+      </w:r>
+      <w:r>
+        <w:rPr>
+          <w:lang w:val="de-DE"/>
+        </w:rPr>
+        <w:t>Hindernis</w:t>
+      </w:r>
+      <w:r>
+        <w:rPr>
+          <w:lang w:val="de-DE"/>
+        </w:rPr>
+        <w:t xml:space="preserve"> zugrunde liegt, ist </w:t>
       </w:r>
       <w:r>
         <w:rPr>
@@ -5240,7 +5933,25 @@
         <w:rPr>
           <w:lang w:val="de-DE"/>
         </w:rPr>
-        <w:t xml:space="preserve"> und wurde auch in den meisten hier betrachteten </w:t>
+        <w:t xml:space="preserve"> und wurde auch </w:t>
+      </w:r>
+      <w:r>
+        <w:rPr>
+          <w:lang w:val="de-DE"/>
+        </w:rPr>
+        <w:t>bei</w:t>
+      </w:r>
+      <w:r>
+        <w:rPr>
+          <w:lang w:val="de-DE"/>
+        </w:rPr>
+        <w:t xml:space="preserve"> </w:t>
+      </w:r>
+      <w:r>
+        <w:rPr>
+          <w:lang w:val="de-DE"/>
+        </w:rPr>
+        <w:t xml:space="preserve">den meisten hier betrachteten </w:t>
       </w:r>
       <w:r>
         <w:rPr>
@@ -5252,7 +5963,25 @@
         <w:rPr>
           <w:lang w:val="de-DE"/>
         </w:rPr>
-        <w:t xml:space="preserve"> zum Vergleich herangezogen</w:t>
+        <w:t xml:space="preserve"> </w:t>
+      </w:r>
+      <w:r>
+        <w:rPr>
+          <w:lang w:val="de-DE"/>
+        </w:rPr>
+        <w:t>innerhalb deren</w:t>
+      </w:r>
+      <w:r>
+        <w:rPr>
+          <w:lang w:val="de-DE"/>
+        </w:rPr>
+        <w:t xml:space="preserve"> Evaluation zum</w:t>
+      </w:r>
+      <w:r>
+        <w:rPr>
+          <w:lang w:val="de-DE"/>
+        </w:rPr>
+        <w:t xml:space="preserve"> Vergleich herangezogen</w:t>
       </w:r>
       <w:r>
         <w:rPr>
@@ -5268,7 +5997,7 @@
           <w:lang w:val="de-DE"/>
         </w:rPr>
       </w:pPr>
-      <w:bookmarkStart w:id="5" w:name="_Toc233925427"/>
+      <w:bookmarkStart w:id="4" w:name="_Toc233925427"/>
       <w:r>
         <w:rPr>
           <w:lang w:val="de-DE"/>
@@ -5281,7 +6010,7 @@
         </w:rPr>
         <w:t>metrik</w:t>
       </w:r>
-      <w:bookmarkEnd w:id="5"/>
+      <w:bookmarkEnd w:id="4"/>
     </w:p>
     <w:p>
       <w:pPr>
@@ -5583,13 +6312,7 @@
         <w:rPr>
           <w:lang w:val="de-DE"/>
         </w:rPr>
-        <w:t xml:space="preserve"> </w:t>
-      </w:r>
-      <w:r>
-        <w:rPr>
-          <w:lang w:val="de-DE"/>
-        </w:rPr>
-        <w:t xml:space="preserve">die mittlere quadratische Abweichung (engl.: </w:t>
+        <w:t xml:space="preserve"> (engl.: </w:t>
       </w:r>
       <w:r>
         <w:rPr>
@@ -5609,6 +6332,18 @@
         <w:rPr>
           <w:lang w:val="de-DE"/>
         </w:rPr>
+        <w:t xml:space="preserve"> </w:t>
+      </w:r>
+      <w:r>
+        <w:rPr>
+          <w:lang w:val="de-DE"/>
+        </w:rPr>
+        <w:t>die mittlere quadratische Abweichung</w:t>
+      </w:r>
+      <w:r>
+        <w:rPr>
+          <w:lang w:val="de-DE"/>
+        </w:rPr>
         <w:t xml:space="preserve"> zwischen dem Originalbild und dem restauriertem Bild</w:t>
       </w:r>
       <w:r>
@@ -5621,7 +6356,13 @@
         <w:rPr>
           <w:lang w:val="de-DE"/>
         </w:rPr>
-        <w:t xml:space="preserve">. </w:t>
+        <w:t>.</w:t>
+      </w:r>
+      <w:r>
+        <w:rPr>
+          <w:lang w:val="de-DE"/>
+        </w:rPr>
+        <w:t xml:space="preserve"> </w:t>
       </w:r>
       <w:r>
         <w:rPr>
@@ -5676,7 +6417,6 @@
                     <w:rFonts w:ascii="Cambria Math" w:hAnsi="Cambria Math"/>
                     <w:lang w:val="de-DE"/>
                   </w:rPr>
-                  <w:lastRenderedPageBreak/>
                   <m:t>MSE=</m:t>
                 </m:r>
                 <m:f>
@@ -5976,7 +6716,7 @@
               <w:noProof/>
               <w:lang w:val="de-DE"/>
             </w:rPr>
-            <w:t>[10]</w:t>
+            <w:t>[11]</w:t>
           </w:r>
           <w:r>
             <w:rPr>
@@ -5992,12 +6732,13 @@
         </w:rPr>
         <w:t>.</w:t>
       </w:r>
-      <w:r>
-        <w:rPr>
-          <w:lang w:val="de-DE"/>
-        </w:rPr>
-        <w:t xml:space="preserve"> </w:t>
-      </w:r>
+    </w:p>
+    <w:p>
+      <w:pPr>
+        <w:rPr>
+          <w:lang w:val="de-DE"/>
+        </w:rPr>
+      </w:pPr>
       <w:r>
         <w:rPr>
           <w:lang w:val="de-DE"/>
@@ -6108,7 +6849,7 @@
               <w:noProof/>
               <w:lang w:val="de-DE"/>
             </w:rPr>
-            <w:t>[10]</w:t>
+            <w:t>[11]</w:t>
           </w:r>
           <w:r>
             <w:rPr>
@@ -6157,7 +6898,7 @@
               <w:noProof/>
               <w:lang w:val="de-DE"/>
             </w:rPr>
-            <w:t>[11]</w:t>
+            <w:t>[12]</w:t>
           </w:r>
           <w:r>
             <w:rPr>
@@ -6179,49 +6920,6 @@
         </w:rPr>
         <w:t xml:space="preserve"> </w:t>
       </w:r>
-      <w:r>
-        <w:rPr>
-          <w:lang w:val="de-DE"/>
-        </w:rPr>
-        <w:t xml:space="preserve">Diese Metrik ist jedoch rein </w:t>
-      </w:r>
-      <w:r>
-        <w:rPr>
-          <w:lang w:val="de-DE"/>
-        </w:rPr>
-        <w:t xml:space="preserve">mathematisch und </w:t>
-      </w:r>
-      <w:r>
-        <w:rPr>
-          <w:lang w:val="de-DE"/>
-        </w:rPr>
-        <w:t>auf den numerischen Werten der Bildpixel fundiert</w:t>
-      </w:r>
-      <w:r>
-        <w:rPr>
-          <w:lang w:val="de-DE"/>
-        </w:rPr>
-        <w:t xml:space="preserve"> und ignoriert</w:t>
-      </w:r>
-      <w:r>
-        <w:rPr>
-          <w:lang w:val="de-DE"/>
-        </w:rPr>
-        <w:t xml:space="preserve"> </w:t>
-      </w:r>
-      <w:r>
-        <w:rPr>
-          <w:lang w:val="de-DE"/>
-        </w:rPr>
-        <w:t>die Eindruckswahrnehmung und -verarbeitung des menschlichen Auges.</w:t>
-      </w:r>
-    </w:p>
-    <w:p>
-      <w:pPr>
-        <w:rPr>
-          <w:lang w:val="de-DE"/>
-        </w:rPr>
-      </w:pPr>
       <w:r>
         <w:rPr>
           <w:lang w:val="de-DE"/>
@@ -6320,7 +7018,7 @@
               <w:noProof/>
               <w:lang w:val="de-DE"/>
             </w:rPr>
-            <w:t>[12]</w:t>
+            <w:t>[13]</w:t>
           </w:r>
           <w:r>
             <w:rPr>
@@ -6335,6 +7033,19 @@
           <w:lang w:val="de-DE"/>
         </w:rPr>
         <w:t>.</w:t>
+      </w:r>
+    </w:p>
+    <w:p>
+      <w:pPr>
+        <w:rPr>
+          <w:lang w:val="de-DE"/>
+        </w:rPr>
+      </w:pPr>
+      <w:r>
+        <w:rPr>
+          <w:lang w:val="de-DE"/>
+        </w:rPr>
+        <w:t>Diese Metrik ist jedoch rein mathematisch und auf den numerischen Werten der Bildpixel fundiert und ignoriert die Eindruckswahrnehmung und -verarbeitung des menschlichen Auges.</w:t>
       </w:r>
     </w:p>
     <w:p>
@@ -6407,7 +7118,7 @@
               <w:noProof/>
               <w:lang w:val="de-DE"/>
             </w:rPr>
-            <w:t>[13]</w:t>
+            <w:t>[14]</w:t>
           </w:r>
           <w:r>
             <w:rPr>
@@ -6986,6 +7697,7 @@
           <w:iCs/>
           <w:lang w:val="de-DE"/>
         </w:rPr>
+        <w:lastRenderedPageBreak/>
         <w:t>μ</w:t>
       </w:r>
       <w:r>
@@ -7279,13 +7991,19 @@
         <w:rPr>
           <w:lang w:val="de-DE"/>
         </w:rPr>
-        <w:t xml:space="preserve"> maßgebend für </w:t>
-      </w:r>
-      <w:r>
-        <w:rPr>
-          <w:lang w:val="de-DE"/>
-        </w:rPr>
-        <w:t>Bildverzerrungen</w:t>
+        <w:t xml:space="preserve"> maßgebend für</w:t>
+      </w:r>
+      <w:r>
+        <w:rPr>
+          <w:lang w:val="de-DE"/>
+        </w:rPr>
+        <w:t xml:space="preserve"> ein Bild mit V</w:t>
+      </w:r>
+      <w:r>
+        <w:rPr>
+          <w:lang w:val="de-DE"/>
+        </w:rPr>
+        <w:t>erzerrungen</w:t>
       </w:r>
       <w:r>
         <w:rPr>
@@ -7345,7 +8063,19 @@
         <w:rPr>
           <w:lang w:val="de-DE"/>
         </w:rPr>
-        <w:t xml:space="preserve"> Bild bis 0.5 </w:t>
+        <w:t xml:space="preserve"> Bild bis 0.5</w:t>
+      </w:r>
+      <w:r>
+        <w:rPr>
+          <w:lang w:val="de-DE"/>
+        </w:rPr>
+        <w:t>0</w:t>
+      </w:r>
+      <w:r>
+        <w:rPr>
+          <w:lang w:val="de-DE"/>
+        </w:rPr>
+        <w:t xml:space="preserve"> </w:t>
       </w:r>
       <w:r>
         <w:rPr>
@@ -7370,6 +8100,12 @@
           <w:lang w:val="de-DE"/>
         </w:rPr>
         <w:t>Bildqualitäten unter 0.5</w:t>
+      </w:r>
+      <w:r>
+        <w:rPr>
+          <w:lang w:val="de-DE"/>
+        </w:rPr>
+        <w:t>0</w:t>
       </w:r>
       <w:r>
         <w:rPr>
@@ -7427,7 +8163,7 @@
               <w:noProof/>
               <w:lang w:val="de-DE"/>
             </w:rPr>
-            <w:t>[14]</w:t>
+            <w:t>[15]</w:t>
           </w:r>
           <w:r>
             <w:rPr>
@@ -7536,7 +8272,7 @@
               <w:noProof/>
               <w:lang w:val="de-DE"/>
             </w:rPr>
-            <w:t>[11]</w:t>
+            <w:t>[12]</w:t>
           </w:r>
           <w:r>
             <w:rPr>
@@ -7579,14 +8315,14 @@
           <w:lang w:val="de-DE"/>
         </w:rPr>
       </w:pPr>
-      <w:bookmarkStart w:id="6" w:name="_Toc233925428"/>
+      <w:bookmarkStart w:id="5" w:name="_Toc233925428"/>
       <w:r>
         <w:rPr>
           <w:lang w:val="de-DE"/>
         </w:rPr>
         <w:t>CA-basierte Rauschfilter</w:t>
       </w:r>
-      <w:bookmarkEnd w:id="6"/>
+      <w:bookmarkEnd w:id="5"/>
     </w:p>
     <w:p>
       <w:pPr>
@@ -7598,55 +8334,19 @@
         <w:rPr>
           <w:lang w:val="de-DE"/>
         </w:rPr>
-        <w:t>In diesem Abschnitt werden eine Reihe an CA-basierten Rauschfiltern abgehandelt und deren</w:t>
-      </w:r>
-      <w:r>
-        <w:rPr>
-          <w:lang w:val="de-DE"/>
-        </w:rPr>
-        <w:t xml:space="preserve"> Nutzung von CA verglichen, um die </w:t>
-      </w:r>
-      <w:r>
-        <w:rPr>
-          <w:lang w:val="de-DE"/>
-        </w:rPr>
-        <w:t>Vielseitigkeit und Flexibilität von diesen aufzuzeigen sowie einen Ansatzpunkt für weiter</w:t>
-      </w:r>
-      <w:r>
-        <w:rPr>
-          <w:lang w:val="de-DE"/>
-        </w:rPr>
-        <w:t>führende Forschungen zu bieten.</w:t>
-      </w:r>
-      <w:r>
-        <w:rPr>
-          <w:lang w:val="de-DE"/>
-        </w:rPr>
-        <w:t xml:space="preserve"> Darüberhinaus sollen auch die Algorithmen </w:t>
-      </w:r>
-      <w:r>
-        <w:rPr>
-          <w:lang w:val="de-DE"/>
-        </w:rPr>
-        <w:t>bezüglich Effektivität</w:t>
-      </w:r>
-      <w:r>
-        <w:rPr>
-          <w:lang w:val="de-DE"/>
-        </w:rPr>
-        <w:t xml:space="preserve"> untereinander</w:t>
-      </w:r>
-      <w:r>
-        <w:rPr>
-          <w:lang w:val="de-DE"/>
-        </w:rPr>
-        <w:t xml:space="preserve"> verglichen werden</w:t>
-      </w:r>
-      <w:r>
-        <w:rPr>
-          <w:lang w:val="de-DE"/>
-        </w:rPr>
-        <w:t>.</w:t>
+        <w:t>In diesem Abschnitt werden vier CA-basierte Rauschfilter abgehandelt, welche teils gegensätzlich</w:t>
+      </w:r>
+      <w:r>
+        <w:rPr>
+          <w:lang w:val="de-DE"/>
+        </w:rPr>
+        <w:t>e und teils sehr ähnliche Vorgehensweisen aufzeigen</w:t>
+      </w:r>
+      <w:r>
+        <w:rPr>
+          <w:lang w:val="de-DE"/>
+        </w:rPr>
+        <w:t>. Dies soll demonstrieren, dass auch kleine Änderungen in der Anwendung von CA großen Effekt auf die Leistung der jeweiligen Filter haben kann.</w:t>
       </w:r>
     </w:p>
     <w:p>
@@ -7750,7 +8450,19 @@
         <w:rPr>
           <w:lang w:val="de-DE"/>
         </w:rPr>
-        <w:t xml:space="preserve">llgemein die PSNR und SSIM Werte des Median Filters aus </w:t>
+        <w:t>llgemein die PSNR und SSIM Werte des Median</w:t>
+      </w:r>
+      <w:r>
+        <w:rPr>
+          <w:lang w:val="de-DE"/>
+        </w:rPr>
+        <w:t>f</w:t>
+      </w:r>
+      <w:r>
+        <w:rPr>
+          <w:lang w:val="de-DE"/>
+        </w:rPr>
+        <w:t xml:space="preserve">ilters aus </w:t>
       </w:r>
       <w:sdt>
         <w:sdtPr>
@@ -7784,7 +8496,7 @@
               <w:noProof/>
               <w:lang w:val="de-DE"/>
             </w:rPr>
-            <w:t>[11]</w:t>
+            <w:t>[12]</w:t>
           </w:r>
           <w:r>
             <w:rPr>
@@ -7804,7 +8516,37 @@
         <w:rPr>
           <w:lang w:val="de-DE"/>
         </w:rPr>
-        <w:t>einheitlich für alle Vergleiche genutzt</w:t>
+        <w:t>einheitlich für alle</w:t>
+      </w:r>
+      <w:r>
+        <w:rPr>
+          <w:lang w:val="de-DE"/>
+        </w:rPr>
+        <w:t xml:space="preserve"> individuelle</w:t>
+      </w:r>
+      <w:r>
+        <w:rPr>
+          <w:lang w:val="de-DE"/>
+        </w:rPr>
+        <w:t>n</w:t>
+      </w:r>
+      <w:r>
+        <w:rPr>
+          <w:lang w:val="de-DE"/>
+        </w:rPr>
+        <w:t xml:space="preserve"> </w:t>
+      </w:r>
+      <w:r>
+        <w:rPr>
+          <w:lang w:val="de-DE"/>
+        </w:rPr>
+        <w:t>Evaluationen</w:t>
+      </w:r>
+      <w:r>
+        <w:rPr>
+          <w:lang w:val="de-DE"/>
+        </w:rPr>
+        <w:t xml:space="preserve"> genutzt</w:t>
       </w:r>
       <w:r>
         <w:rPr>
@@ -7816,19 +8558,115 @@
         <w:rPr>
           <w:lang w:val="de-DE"/>
         </w:rPr>
+        <w:t xml:space="preserve"> Bei dieser Implementation des Medianfilters handelt es sich um den Standard mit einer Fenstergröße von 3x3, d.h. essentiell unter Anwendung der Moore Nachbarschaft mit</w:t>
+      </w:r>
+      <w:r>
+        <w:rPr>
+          <w:lang w:val="de-DE"/>
+        </w:rPr>
+        <w:t xml:space="preserve"> einfacher</w:t>
+      </w:r>
+      <w:r>
+        <w:rPr>
+          <w:lang w:val="de-DE"/>
+        </w:rPr>
+        <w:t xml:space="preserve"> Distanz. Aus diesem Grund wird diese Median Filterversion an zutreffenden Stellen als Median M1 bezeichnet.</w:t>
+      </w:r>
+      <w:r>
+        <w:rPr>
+          <w:lang w:val="de-DE"/>
+        </w:rPr>
         <w:t xml:space="preserve"> </w:t>
       </w:r>
       <w:r>
         <w:rPr>
           <w:lang w:val="de-DE"/>
         </w:rPr>
-        <w:t xml:space="preserve">Die Werte </w:t>
-      </w:r>
-      <w:r>
-        <w:rPr>
-          <w:lang w:val="de-DE"/>
-        </w:rPr>
-        <w:t>gehen von 10</w:t>
+        <w:t xml:space="preserve">In </w:t>
+      </w:r>
+      <w:sdt>
+        <w:sdtPr>
+          <w:rPr>
+            <w:lang w:val="de-DE"/>
+          </w:rPr>
+          <w:id w:val="1035002988"/>
+          <w:citation/>
+        </w:sdtPr>
+        <w:sdtContent>
+          <w:r>
+            <w:rPr>
+              <w:lang w:val="de-DE"/>
+            </w:rPr>
+            <w:fldChar w:fldCharType="begin"/>
+          </w:r>
+          <w:r>
+            <w:rPr>
+              <w:lang w:val="de-DE"/>
+            </w:rPr>
+            <w:instrText xml:space="preserve"> CITATION Kon26 \l 1033 </w:instrText>
+          </w:r>
+          <w:r>
+            <w:rPr>
+              <w:lang w:val="de-DE"/>
+            </w:rPr>
+            <w:fldChar w:fldCharType="separate"/>
+          </w:r>
+          <w:r>
+            <w:rPr>
+              <w:noProof/>
+              <w:lang w:val="de-DE"/>
+            </w:rPr>
+            <w:t>[12]</w:t>
+          </w:r>
+          <w:r>
+            <w:rPr>
+              <w:lang w:val="de-DE"/>
+            </w:rPr>
+            <w:fldChar w:fldCharType="end"/>
+          </w:r>
+        </w:sdtContent>
+      </w:sdt>
+      <w:r>
+        <w:rPr>
+          <w:lang w:val="de-DE"/>
+        </w:rPr>
+        <w:t xml:space="preserve"> </w:t>
+      </w:r>
+      <w:r>
+        <w:rPr>
+          <w:lang w:val="de-DE"/>
+        </w:rPr>
+        <w:t>wurde</w:t>
+      </w:r>
+      <w:r>
+        <w:rPr>
+          <w:lang w:val="de-DE"/>
+        </w:rPr>
+        <w:t xml:space="preserve"> der Filter</w:t>
+      </w:r>
+      <w:r>
+        <w:rPr>
+          <w:lang w:val="de-DE"/>
+        </w:rPr>
+        <w:t xml:space="preserve"> für </w:t>
+      </w:r>
+      <w:r>
+        <w:rPr>
+          <w:lang w:val="de-DE"/>
+        </w:rPr>
+        <w:t>Werte</w:t>
+      </w:r>
+      <w:r>
+        <w:rPr>
+          <w:lang w:val="de-DE"/>
+        </w:rPr>
+        <w:t xml:space="preserve"> </w:t>
+      </w:r>
+      <w:r>
+        <w:rPr>
+          <w:lang w:val="de-DE"/>
+        </w:rPr>
+        <w:t>von 10</w:t>
       </w:r>
       <w:r>
         <w:rPr>
@@ -7846,127 +8684,19 @@
         <w:rPr>
           <w:lang w:val="de-DE"/>
         </w:rPr>
-        <w:t xml:space="preserve"> Rauschdichte </w:t>
-      </w:r>
-      <w:r>
-        <w:rPr>
-          <w:lang w:val="de-DE"/>
-        </w:rPr>
-        <w:t>und inkrementieren in Zehnerschritten</w:t>
-      </w:r>
-      <w:r>
-        <w:rPr>
-          <w:lang w:val="de-DE"/>
-        </w:rPr>
-        <w:t>.</w:t>
-      </w:r>
-      <w:r>
-        <w:rPr>
-          <w:lang w:val="de-DE"/>
-        </w:rPr>
-        <w:t xml:space="preserve"> </w:t>
-      </w:r>
-      <w:r>
-        <w:rPr>
-          <w:lang w:val="de-DE"/>
-        </w:rPr>
-        <w:t xml:space="preserve">Bei </w:t>
-      </w:r>
-      <w:r>
-        <w:rPr>
-          <w:lang w:val="de-DE"/>
-        </w:rPr>
-        <w:t>d</w:t>
-      </w:r>
-      <w:r>
-        <w:rPr>
-          <w:lang w:val="de-DE"/>
-        </w:rPr>
-        <w:t>ieser Implementation des</w:t>
-      </w:r>
-      <w:r>
-        <w:rPr>
-          <w:lang w:val="de-DE"/>
-        </w:rPr>
-        <w:t xml:space="preserve"> Median</w:t>
-      </w:r>
-      <w:r>
-        <w:rPr>
-          <w:lang w:val="de-DE"/>
-        </w:rPr>
-        <w:t xml:space="preserve"> Filter</w:t>
-      </w:r>
-      <w:r>
-        <w:rPr>
-          <w:lang w:val="de-DE"/>
-        </w:rPr>
-        <w:t>s</w:t>
-      </w:r>
-      <w:r>
-        <w:rPr>
-          <w:lang w:val="de-DE"/>
-        </w:rPr>
-        <w:t xml:space="preserve"> handelt es sich um </w:t>
-      </w:r>
-      <w:r>
-        <w:rPr>
-          <w:lang w:val="de-DE"/>
-        </w:rPr>
-        <w:t xml:space="preserve">den Standard </w:t>
-      </w:r>
-      <w:r>
-        <w:rPr>
-          <w:lang w:val="de-DE"/>
-        </w:rPr>
-        <w:t>mit einer</w:t>
-      </w:r>
-      <w:r>
-        <w:rPr>
-          <w:lang w:val="de-DE"/>
-        </w:rPr>
-        <w:t xml:space="preserve"> Fenstergröße von 3x3</w:t>
-      </w:r>
-      <w:r>
-        <w:rPr>
-          <w:lang w:val="de-DE"/>
-        </w:rPr>
-        <w:t xml:space="preserve">, </w:t>
-      </w:r>
-      <w:r>
-        <w:rPr>
-          <w:lang w:val="de-DE"/>
-        </w:rPr>
-        <w:t>also essentiell</w:t>
-      </w:r>
-      <w:r>
-        <w:rPr>
-          <w:lang w:val="de-DE"/>
-        </w:rPr>
-        <w:t xml:space="preserve"> unter</w:t>
-      </w:r>
-      <w:r>
-        <w:rPr>
-          <w:lang w:val="de-DE"/>
-        </w:rPr>
-        <w:t xml:space="preserve"> Anwendung der Moore Nachbarschaft mit Distanz 1.</w:t>
-      </w:r>
-      <w:r>
-        <w:rPr>
-          <w:lang w:val="de-DE"/>
-        </w:rPr>
-        <w:t xml:space="preserve"> Aus diesem Grund wird diese Median </w:t>
-      </w:r>
-      <w:r>
-        <w:rPr>
-          <w:lang w:val="de-DE"/>
-        </w:rPr>
-        <w:t>Filterversion an zutreffenden Stellen</w:t>
-      </w:r>
-      <w:r>
-        <w:rPr>
-          <w:lang w:val="de-DE"/>
-        </w:rPr>
-        <w:t xml:space="preserve"> als Median M1 bezeichnet</w:t>
+        <w:t xml:space="preserve"> Rauschdichte</w:t>
+      </w:r>
+      <w:r>
+        <w:rPr>
+          <w:lang w:val="de-DE"/>
+        </w:rPr>
+        <w:t xml:space="preserve"> getestet</w:t>
+      </w:r>
+      <w:r>
+        <w:rPr>
+          <w:lang w:val="de-DE"/>
+        </w:rPr>
+        <w:t>, was sich bei den Testergebnissen der anderen Algorithmen wiederspiegelt</w:t>
       </w:r>
       <w:r>
         <w:rPr>
@@ -7985,7 +8715,6 @@
         <w:rPr>
           <w:lang w:val="de-DE"/>
         </w:rPr>
-        <w:lastRenderedPageBreak/>
         <w:t xml:space="preserve">Ausnahme </w:t>
       </w:r>
       <w:r>
@@ -8068,7 +8797,7 @@
               <w:noProof/>
               <w:lang w:val="de-DE"/>
             </w:rPr>
-            <w:t>[15]</w:t>
+            <w:t>[16]</w:t>
           </w:r>
           <w:r>
             <w:rPr>
@@ -8082,7 +8811,49 @@
         <w:rPr>
           <w:lang w:val="de-DE"/>
         </w:rPr>
-        <w:t xml:space="preserve"> dar, welche eine Skala benutzen, die um 5% verschoben ist und 5% bis 95% Rauschdichte abdeckt</w:t>
+        <w:t xml:space="preserve"> dar</w:t>
+      </w:r>
+      <w:r>
+        <w:rPr>
+          <w:lang w:val="de-DE"/>
+        </w:rPr>
+        <w:t xml:space="preserve">; innerhalb deren </w:t>
+      </w:r>
+      <w:r>
+        <w:rPr>
+          <w:lang w:val="de-DE"/>
+        </w:rPr>
+        <w:t>Test</w:t>
+      </w:r>
+      <w:r>
+        <w:rPr>
+          <w:lang w:val="de-DE"/>
+        </w:rPr>
+        <w:t xml:space="preserve"> wurden W</w:t>
+      </w:r>
+      <w:r>
+        <w:rPr>
+          <w:lang w:val="de-DE"/>
+        </w:rPr>
+        <w:t>erte</w:t>
+      </w:r>
+      <w:r>
+        <w:rPr>
+          <w:lang w:val="de-DE"/>
+        </w:rPr>
+        <w:t xml:space="preserve"> von</w:t>
+      </w:r>
+      <w:r>
+        <w:rPr>
+          <w:lang w:val="de-DE"/>
+        </w:rPr>
+        <w:t xml:space="preserve"> 5% bis 95% Rauschdichte </w:t>
+      </w:r>
+      <w:r>
+        <w:rPr>
+          <w:lang w:val="de-DE"/>
+        </w:rPr>
+        <w:t>abgedeckt</w:t>
       </w:r>
       <w:r>
         <w:rPr>
@@ -8094,31 +8865,79 @@
         <w:rPr>
           <w:lang w:val="de-DE"/>
         </w:rPr>
-        <w:t xml:space="preserve"> Dementsprechend</w:t>
-      </w:r>
-      <w:r>
-        <w:rPr>
-          <w:lang w:val="de-DE"/>
-        </w:rPr>
-        <w:t xml:space="preserve"> werden stattdessen die Testwerte von </w:t>
-      </w:r>
-      <w:r>
-        <w:rPr>
-          <w:lang w:val="de-DE"/>
-        </w:rPr>
-        <w:t>dem</w:t>
-      </w:r>
-      <w:r>
-        <w:rPr>
-          <w:lang w:val="de-DE"/>
-        </w:rPr>
-        <w:t xml:space="preserve"> Median Filter mit Moore Distanz 2 aus dem gleichen Werk genutzt</w:t>
+        <w:t xml:space="preserve"> Darüberhinaus wurde</w:t>
+      </w:r>
+      <w:r>
+        <w:rPr>
+          <w:lang w:val="de-DE"/>
+        </w:rPr>
+        <w:t xml:space="preserve"> zu</w:t>
+      </w:r>
+      <w:r>
+        <w:rPr>
+          <w:lang w:val="de-DE"/>
+        </w:rPr>
+        <w:t>r</w:t>
       </w:r>
       <w:r>
         <w:rPr>
           <w:lang w:val="de-DE"/>
         </w:rPr>
         <w:t xml:space="preserve"> </w:t>
+      </w:r>
+      <w:r>
+        <w:rPr>
+          <w:lang w:val="de-DE"/>
+        </w:rPr>
+        <w:t>Bildr</w:t>
+      </w:r>
+      <w:r>
+        <w:rPr>
+          <w:lang w:val="de-DE"/>
+        </w:rPr>
+        <w:t>estauration</w:t>
+      </w:r>
+      <w:r>
+        <w:rPr>
+          <w:lang w:val="de-DE"/>
+        </w:rPr>
+        <w:t xml:space="preserve"> überwiegend Information aus einer Moore Nachbarschaft mit doppelter Distanz genutzt</w:t>
+      </w:r>
+      <w:r>
+        <w:rPr>
+          <w:lang w:val="de-DE"/>
+        </w:rPr>
+        <w:t xml:space="preserve">, weshalb zum Vergleich </w:t>
+      </w:r>
+      <w:r>
+        <w:rPr>
+          <w:lang w:val="de-DE"/>
+        </w:rPr>
+        <w:t xml:space="preserve">Testwerte </w:t>
+      </w:r>
+      <w:r>
+        <w:rPr>
+          <w:lang w:val="de-DE"/>
+        </w:rPr>
+        <w:t>ein</w:t>
+      </w:r>
+      <w:r>
+        <w:rPr>
+          <w:lang w:val="de-DE"/>
+        </w:rPr>
+        <w:t>es</w:t>
+      </w:r>
+      <w:r>
+        <w:rPr>
+          <w:lang w:val="de-DE"/>
+        </w:rPr>
+        <w:t xml:space="preserve"> Medianfilter mit gleicher Nachbarschaft </w:t>
+      </w:r>
+      <w:r>
+        <w:rPr>
+          <w:lang w:val="de-DE"/>
+        </w:rPr>
+        <w:t xml:space="preserve">aus </w:t>
       </w:r>
       <w:sdt>
         <w:sdtPr>
@@ -8139,7 +8958,7 @@
             <w:rPr>
               <w:lang w:val="de-DE"/>
             </w:rPr>
-            <w:instrText xml:space="preserve">CITATION Jee18 \p 373 \l 1033 </w:instrText>
+            <w:instrText xml:space="preserve">CITATION Jee18 \l 1033 </w:instrText>
           </w:r>
           <w:r>
             <w:rPr>
@@ -8152,7 +8971,7 @@
               <w:noProof/>
               <w:lang w:val="de-DE"/>
             </w:rPr>
-            <w:t>[15, p. 373]</w:t>
+            <w:t>[16]</w:t>
           </w:r>
           <w:r>
             <w:rPr>
@@ -8162,6 +8981,12 @@
           </w:r>
         </w:sdtContent>
       </w:sdt>
+      <w:r>
+        <w:rPr>
+          <w:lang w:val="de-DE"/>
+        </w:rPr>
+        <w:t xml:space="preserve"> entnommen wurden</w:t>
+      </w:r>
       <w:r>
         <w:rPr>
           <w:lang w:val="de-DE"/>
@@ -8231,7 +9056,7 @@
               <w:noProof/>
               <w:lang w:val="de-DE"/>
             </w:rPr>
-            <w:t>[16]</w:t>
+            <w:t>[17]</w:t>
           </w:r>
           <w:r>
             <w:rPr>
@@ -8298,7 +9123,7 @@
           <w:lang w:val="de-DE"/>
         </w:rPr>
       </w:pPr>
-      <w:bookmarkStart w:id="7" w:name="_Toc233925429"/>
+      <w:bookmarkStart w:id="6" w:name="_Toc233925429"/>
       <w:r>
         <w:rPr>
           <w:lang w:val="de-DE"/>
@@ -8311,7 +9136,7 @@
         </w:rPr>
         <w:t>Identifikation durch CA</w:t>
       </w:r>
-      <w:bookmarkEnd w:id="7"/>
+      <w:bookmarkEnd w:id="6"/>
     </w:p>
     <w:p>
       <w:pPr>
@@ -8376,7 +9201,7 @@
               <w:noProof/>
               <w:lang w:val="de-DE"/>
             </w:rPr>
-            <w:t>[11]</w:t>
+            <w:t>[12]</w:t>
           </w:r>
           <w:r>
             <w:rPr>
@@ -8397,7 +9222,19 @@
         <w:rPr>
           <w:lang w:val="de-DE"/>
         </w:rPr>
-        <w:t>ist das aktuellste Werk in dieser Liste.</w:t>
+        <w:t>ist das aktuellste Werk</w:t>
+      </w:r>
+      <w:r>
+        <w:rPr>
+          <w:lang w:val="de-DE"/>
+        </w:rPr>
+        <w:t>, welches in dieser Arbeit betrachtet wird</w:t>
+      </w:r>
+      <w:r>
+        <w:rPr>
+          <w:lang w:val="de-DE"/>
+        </w:rPr>
+        <w:t>.</w:t>
       </w:r>
       <w:r>
         <w:rPr>
@@ -8421,7 +9258,69 @@
         <w:rPr>
           <w:lang w:val="de-DE"/>
         </w:rPr>
-        <w:t>beschränkt sich auf eine Herangehensweise mit niedriger Komplexität, die ohne machinelles Lernen auskommt, um eine Verwendung in ressourcenbeschränkten Umgebungen zu gewährleisten.</w:t>
+        <w:t xml:space="preserve">beschränkt sich auf eine Herangehensweise mit niedriger Komplexität, die ohne </w:t>
+      </w:r>
+      <w:r>
+        <w:rPr>
+          <w:lang w:val="de-DE"/>
+        </w:rPr>
+        <w:lastRenderedPageBreak/>
+        <w:t>machinelles Lernen auskommt, um eine Verwendung in ressourcenbeschränkten Umgebungen zu gewährleisten</w:t>
+      </w:r>
+      <w:sdt>
+        <w:sdtPr>
+          <w:rPr>
+            <w:lang w:val="de-DE"/>
+          </w:rPr>
+          <w:id w:val="-198395121"/>
+          <w:citation/>
+        </w:sdtPr>
+        <w:sdtContent>
+          <w:r>
+            <w:rPr>
+              <w:lang w:val="de-DE"/>
+            </w:rPr>
+            <w:fldChar w:fldCharType="begin"/>
+          </w:r>
+          <w:r>
+            <w:rPr>
+              <w:lang w:val="de-DE"/>
+            </w:rPr>
+            <w:instrText xml:space="preserve"> CITATION Kon26 \l 1033 </w:instrText>
+          </w:r>
+          <w:r>
+            <w:rPr>
+              <w:lang w:val="de-DE"/>
+            </w:rPr>
+            <w:fldChar w:fldCharType="separate"/>
+          </w:r>
+          <w:r>
+            <w:rPr>
+              <w:noProof/>
+              <w:lang w:val="de-DE"/>
+            </w:rPr>
+            <w:t xml:space="preserve"> </w:t>
+          </w:r>
+          <w:r>
+            <w:rPr>
+              <w:noProof/>
+              <w:lang w:val="de-DE"/>
+            </w:rPr>
+            <w:t>[12]</w:t>
+          </w:r>
+          <w:r>
+            <w:rPr>
+              <w:lang w:val="de-DE"/>
+            </w:rPr>
+            <w:fldChar w:fldCharType="end"/>
+          </w:r>
+        </w:sdtContent>
+      </w:sdt>
+      <w:r>
+        <w:rPr>
+          <w:lang w:val="de-DE"/>
+        </w:rPr>
+        <w:t>.</w:t>
       </w:r>
     </w:p>
     <w:p>
@@ -8434,61 +9333,37 @@
         <w:rPr>
           <w:lang w:val="de-DE"/>
         </w:rPr>
-        <w:t>D</w:t>
-      </w:r>
-      <w:r>
-        <w:rPr>
-          <w:lang w:val="de-DE"/>
-        </w:rPr>
-        <w:t>ie</w:t>
-      </w:r>
-      <w:r>
-        <w:rPr>
-          <w:lang w:val="de-DE"/>
-        </w:rPr>
-        <w:t xml:space="preserve"> Abbildung [Nummer]</w:t>
-      </w:r>
-      <w:r>
-        <w:rPr>
-          <w:lang w:val="de-DE"/>
-        </w:rPr>
-        <w:t xml:space="preserve"> stellt den</w:t>
-      </w:r>
-      <w:r>
-        <w:rPr>
-          <w:lang w:val="de-DE"/>
-        </w:rPr>
-        <w:t xml:space="preserve"> Algorithmus</w:t>
-      </w:r>
-      <w:r>
-        <w:rPr>
-          <w:lang w:val="de-DE"/>
-        </w:rPr>
-        <w:t xml:space="preserve"> in Pseudo-Code </w:t>
-      </w:r>
-      <w:r>
-        <w:rPr>
-          <w:lang w:val="de-DE"/>
-        </w:rPr>
-        <w:t xml:space="preserve">dar. </w:t>
-      </w:r>
-      <w:r>
-        <w:rPr>
-          <w:lang w:val="de-DE"/>
-        </w:rPr>
         <w:t xml:space="preserve">Anders als </w:t>
       </w:r>
       <w:r>
         <w:rPr>
           <w:lang w:val="de-DE"/>
         </w:rPr>
-        <w:t>beim Mean und Median Filter</w:t>
-      </w:r>
-      <w:r>
-        <w:rPr>
-          <w:lang w:val="de-DE"/>
-        </w:rPr>
-        <w:t>, unterscheiden Kong und Choi zwischen verrauschten und nicht-verrauschten Pixeln, indem deren Werte gegen 0 (Salt) und 255 (Pepper) abgeglichen und dementsprechend klassifiziert werden</w:t>
+        <w:t>beim Mean und Median</w:t>
+      </w:r>
+      <w:r>
+        <w:rPr>
+          <w:lang w:val="de-DE"/>
+        </w:rPr>
+        <w:t>f</w:t>
+      </w:r>
+      <w:r>
+        <w:rPr>
+          <w:lang w:val="de-DE"/>
+        </w:rPr>
+        <w:t>ilter</w:t>
+      </w:r>
+      <w:r>
+        <w:rPr>
+          <w:lang w:val="de-DE"/>
+        </w:rPr>
+        <w:t xml:space="preserve"> </w:t>
+      </w:r>
+      <w:r>
+        <w:rPr>
+          <w:lang w:val="de-DE"/>
+        </w:rPr>
+        <w:t>unterscheiden Kong und Choi</w:t>
       </w:r>
       <w:r>
         <w:rPr>
@@ -8528,7 +9403,7 @@
               <w:noProof/>
               <w:lang w:val="de-DE"/>
             </w:rPr>
-            <w:t>[11]</w:t>
+            <w:t>[12]</w:t>
           </w:r>
           <w:r>
             <w:rPr>
@@ -8542,7 +9417,7 @@
         <w:rPr>
           <w:lang w:val="de-DE"/>
         </w:rPr>
-        <w:t>.</w:t>
+        <w:t xml:space="preserve"> zwischen verrauschten und nicht-verrauschten Pixeln, indem deren Werte gegen 0 (Salt) und 255 (Pepper) abgeglichen und dementsprechend klassifiziert werden.</w:t>
       </w:r>
     </w:p>
     <w:p>
@@ -8561,7 +9436,19 @@
         <w:rPr>
           <w:lang w:val="de-DE"/>
         </w:rPr>
-        <w:t>die Berechnung wird die</w:t>
+        <w:t xml:space="preserve">die </w:t>
+      </w:r>
+      <w:r>
+        <w:rPr>
+          <w:lang w:val="de-DE"/>
+        </w:rPr>
+        <w:t xml:space="preserve">Neuwertberechnung vom betrachteten Pixel </w:t>
+      </w:r>
+      <w:r>
+        <w:rPr>
+          <w:lang w:val="de-DE"/>
+        </w:rPr>
+        <w:t>wird die</w:t>
       </w:r>
       <w:r>
         <w:rPr>
@@ -8579,7 +9466,19 @@
         <w:rPr>
           <w:lang w:val="de-DE"/>
         </w:rPr>
-        <w:t xml:space="preserve">. Anstatt diese in ihrer Vollständigkeit in ihre Betrachtung miteinzubeziehen, wird sie stattdessen in vier Unternachbarschaften </w:t>
+        <w:t xml:space="preserve">. Anstatt diese in ihrer Vollständigkeit in </w:t>
+      </w:r>
+      <w:r>
+        <w:rPr>
+          <w:lang w:val="de-DE"/>
+        </w:rPr>
+        <w:t>die</w:t>
+      </w:r>
+      <w:r>
+        <w:rPr>
+          <w:lang w:val="de-DE"/>
+        </w:rPr>
+        <w:t xml:space="preserve"> Betrachtung miteinzubeziehen, wird sie stattdessen in vier Unternachbarschaften </w:t>
       </w:r>
       <w:r>
         <w:rPr>
@@ -8611,7 +9510,19 @@
         <w:rPr>
           <w:lang w:val="de-DE"/>
         </w:rPr>
-        <w:t xml:space="preserve"> (siehe Abb. Nr)</w:t>
+        <w:t xml:space="preserve"> (siehe Abb. </w:t>
+      </w:r>
+      <w:r>
+        <w:rPr>
+          <w:lang w:val="de-DE"/>
+        </w:rPr>
+        <w:t>3</w:t>
+      </w:r>
+      <w:r>
+        <w:rPr>
+          <w:lang w:val="de-DE"/>
+        </w:rPr>
+        <w:t>)</w:t>
       </w:r>
       <w:r>
         <w:rPr>
@@ -8669,7 +9580,7 @@
               <w:noProof/>
               <w:lang w:val="de-DE"/>
             </w:rPr>
-            <w:t>[11]</w:t>
+            <w:t>[12]</w:t>
           </w:r>
           <w:r>
             <w:rPr>
@@ -8808,7 +9719,7 @@
               <w:noProof/>
               <w:lang w:val="de-DE"/>
             </w:rPr>
-            <w:t>[17]</w:t>
+            <w:t>[18]</w:t>
           </w:r>
           <w:r>
             <w:rPr>
@@ -8828,7 +9739,19 @@
         <w:rPr>
           <w:lang w:val="de-DE"/>
         </w:rPr>
-        <w:t xml:space="preserve"> – außerdem damit, dass es vor allem in Bereichen, die besonders stark verrauscht oder reich an Textur sind, eine stabile und vorhersehbare Leistung </w:t>
+        <w:t xml:space="preserve"> –</w:t>
+      </w:r>
+      <w:r>
+        <w:rPr>
+          <w:lang w:val="de-DE"/>
+        </w:rPr>
+        <w:t xml:space="preserve"> </w:t>
+      </w:r>
+      <w:r>
+        <w:rPr>
+          <w:lang w:val="de-DE"/>
+        </w:rPr>
+        <w:t xml:space="preserve">damit, dass es vor allem in Bereichen, die besonders stark verrauscht oder reich an Textur sind, eine stabile und vorhersehbare Leistung </w:t>
       </w:r>
       <w:r>
         <w:rPr>
@@ -8874,7 +9797,7 @@
               <w:noProof/>
               <w:lang w:val="de-DE"/>
             </w:rPr>
-            <w:t>[11]</w:t>
+            <w:t>[12]</w:t>
           </w:r>
           <w:r>
             <w:rPr>
@@ -8969,7 +9892,7 @@
                   <w:rPr>
                     <w:noProof/>
                   </w:rPr>
-                  <w:t>[11]</w:t>
+                  <w:t>[12]</w:t>
                 </w:r>
                 <w:r>
                   <w:rPr>
@@ -9739,7 +10662,6 @@
               <w:rPr>
                 <w:lang w:val="de-DE"/>
               </w:rPr>
-              <w:lastRenderedPageBreak/>
               <w:t>10:</w:t>
             </w:r>
           </w:p>
@@ -9992,7 +10914,85 @@
         <w:rPr>
           <w:lang w:val="de-DE"/>
         </w:rPr>
-        <w:t>Der Algorithmus iteriert über diese Unternachbarschaften bis eine Anzahl an nicht-verrauschten Pixeln von mindestens zwei gefunden wurde. Daraufhin wird der Durchschnitt aller nicht-verrauschten Pixel als neuen Wert für den betrachteten Pixel genommen. Unterschreiten alle Untergruppen diese Grenze, so wird der Pixel nicht verändert und das Verfahren läuft weiter über die restlichen verrauschten Pixel im Bild.</w:t>
+        <w:t xml:space="preserve">Der Algorithmus </w:t>
+      </w:r>
+      <w:r>
+        <w:rPr>
+          <w:lang w:val="de-DE"/>
+        </w:rPr>
+        <w:t>läuft</w:t>
+      </w:r>
+      <w:r>
+        <w:rPr>
+          <w:lang w:val="de-DE"/>
+        </w:rPr>
+        <w:t xml:space="preserve"> über </w:t>
+      </w:r>
+      <w:r>
+        <w:rPr>
+          <w:lang w:val="de-DE"/>
+        </w:rPr>
+        <w:t>die</w:t>
+      </w:r>
+      <w:r>
+        <w:rPr>
+          <w:lang w:val="de-DE"/>
+        </w:rPr>
+        <w:t xml:space="preserve"> Unternachbarschaften bis eine Anzahl an nicht-verrauschten Pixeln von mindestens zwei gefunden wurde. Daraufhin wird der Durchschnitt aller nicht-verrauschten Pixel als neuen Wert für den betrachteten Pixel genommen. Unterschreiten alle Untergruppen diese Grenze, so wird der Pixel nicht verändert und das Verfahren läuft weiter über die restlichen verrauschten Pixel im Bild</w:t>
+      </w:r>
+      <w:r>
+        <w:rPr>
+          <w:lang w:val="de-DE"/>
+        </w:rPr>
+        <w:t xml:space="preserve"> </w:t>
+      </w:r>
+      <w:sdt>
+        <w:sdtPr>
+          <w:rPr>
+            <w:lang w:val="de-DE"/>
+          </w:rPr>
+          <w:id w:val="-1835215704"/>
+          <w:citation/>
+        </w:sdtPr>
+        <w:sdtContent>
+          <w:r>
+            <w:rPr>
+              <w:lang w:val="de-DE"/>
+            </w:rPr>
+            <w:fldChar w:fldCharType="begin"/>
+          </w:r>
+          <w:r>
+            <w:rPr>
+              <w:lang w:val="de-DE"/>
+            </w:rPr>
+            <w:instrText xml:space="preserve"> CITATION Kon26 \l 1033 </w:instrText>
+          </w:r>
+          <w:r>
+            <w:rPr>
+              <w:lang w:val="de-DE"/>
+            </w:rPr>
+            <w:fldChar w:fldCharType="separate"/>
+          </w:r>
+          <w:r>
+            <w:rPr>
+              <w:noProof/>
+              <w:lang w:val="de-DE"/>
+            </w:rPr>
+            <w:t>[12]</w:t>
+          </w:r>
+          <w:r>
+            <w:rPr>
+              <w:lang w:val="de-DE"/>
+            </w:rPr>
+            <w:fldChar w:fldCharType="end"/>
+          </w:r>
+        </w:sdtContent>
+      </w:sdt>
+      <w:r>
+        <w:rPr>
+          <w:lang w:val="de-DE"/>
+        </w:rPr>
+        <w:t>.</w:t>
       </w:r>
     </w:p>
     <w:p>
@@ -10011,20 +11011,98 @@
         <w:rPr>
           <w:lang w:val="de-DE"/>
         </w:rPr>
-        <w:t>. In subsequenten Durchlaufen erhöht sich die Anzahl an nicht-verrauschten Pixeln, sodass zuvor ignorierte Pixel, deren Nachbarschaft die Reinheitsgrenze unterschritten haben, nun wiederhergestellt werden können.</w:t>
-      </w:r>
-    </w:p>
-    <w:p>
-      <w:pPr>
-        <w:rPr>
-          <w:lang w:val="de-DE"/>
-        </w:rPr>
-      </w:pPr>
-      <w:r>
-        <w:rPr>
-          <w:lang w:val="de-DE"/>
-        </w:rPr>
-        <w:t>Insgesamt legen Kong und Choi bei ihrer Methodik stark auf Uniformität und Nachvollziehbarkeit über die Herangehensweise des Verfahren und setzen eher auf eine totale White-Box-Herangehensweise.</w:t>
+        <w:t>. In subsequenten Durchl</w:t>
+      </w:r>
+      <w:r>
+        <w:rPr>
+          <w:lang w:val="de-DE"/>
+        </w:rPr>
+        <w:t>ä</w:t>
+      </w:r>
+      <w:r>
+        <w:rPr>
+          <w:lang w:val="de-DE"/>
+        </w:rPr>
+        <w:t xml:space="preserve">ufen </w:t>
+      </w:r>
+      <w:r>
+        <w:rPr>
+          <w:lang w:val="de-DE"/>
+        </w:rPr>
+        <w:t>reduziert sich die Rauschdichte</w:t>
+      </w:r>
+      <w:r>
+        <w:rPr>
+          <w:lang w:val="de-DE"/>
+        </w:rPr>
+        <w:t xml:space="preserve">, sodass zuvor ignorierte Pixel, deren Nachbarschaft die Reinheitsgrenze unterschritten haben, </w:t>
+      </w:r>
+      <w:r>
+        <w:rPr>
+          <w:lang w:val="de-DE"/>
+        </w:rPr>
+        <w:lastRenderedPageBreak/>
+        <w:t>nun wiederhergestellt werden können.</w:t>
+      </w:r>
+      <w:r>
+        <w:rPr>
+          <w:lang w:val="de-DE"/>
+        </w:rPr>
+        <w:t xml:space="preserve"> </w:t>
+      </w:r>
+      <w:r>
+        <w:rPr>
+          <w:lang w:val="de-DE"/>
+        </w:rPr>
+        <w:t xml:space="preserve">Der Algorithmus läuft in O(N), wobei N die Gesamtanzahl aller Pixel im Bild sind </w:t>
+      </w:r>
+      <w:sdt>
+        <w:sdtPr>
+          <w:rPr>
+            <w:lang w:val="de-DE"/>
+          </w:rPr>
+          <w:id w:val="454453547"/>
+          <w:citation/>
+        </w:sdtPr>
+        <w:sdtContent>
+          <w:r>
+            <w:rPr>
+              <w:lang w:val="de-DE"/>
+            </w:rPr>
+            <w:fldChar w:fldCharType="begin"/>
+          </w:r>
+          <w:r>
+            <w:rPr>
+              <w:lang w:val="de-DE"/>
+            </w:rPr>
+            <w:instrText xml:space="preserve"> CITATION Kon26 \l 1033 </w:instrText>
+          </w:r>
+          <w:r>
+            <w:rPr>
+              <w:lang w:val="de-DE"/>
+            </w:rPr>
+            <w:fldChar w:fldCharType="separate"/>
+          </w:r>
+          <w:r>
+            <w:rPr>
+              <w:noProof/>
+              <w:lang w:val="de-DE"/>
+            </w:rPr>
+            <w:t>[12]</w:t>
+          </w:r>
+          <w:r>
+            <w:rPr>
+              <w:lang w:val="de-DE"/>
+            </w:rPr>
+            <w:fldChar w:fldCharType="end"/>
+          </w:r>
+        </w:sdtContent>
+      </w:sdt>
+      <w:r>
+        <w:rPr>
+          <w:lang w:val="de-DE"/>
+        </w:rPr>
+        <w:t>.</w:t>
       </w:r>
     </w:p>
     <w:p>
@@ -10034,7 +11112,7 @@
           <w:lang w:val="de-DE"/>
         </w:rPr>
       </w:pPr>
-      <w:bookmarkStart w:id="8" w:name="_Toc233925430"/>
+      <w:bookmarkStart w:id="7" w:name="_Toc233925430"/>
       <w:r>
         <w:rPr>
           <w:lang w:val="de-DE"/>
@@ -10053,7 +11131,7 @@
         </w:rPr>
         <w:t>KCA</w:t>
       </w:r>
-      <w:bookmarkEnd w:id="8"/>
+      <w:bookmarkEnd w:id="7"/>
     </w:p>
     <w:p>
       <w:pPr>
@@ -10065,13 +11143,49 @@
         <w:rPr>
           <w:lang w:val="de-DE"/>
         </w:rPr>
-        <w:t>Im grundlegendem Vergleich mit dem Median Filter</w:t>
-      </w:r>
-      <w:r>
-        <w:rPr>
-          <w:lang w:val="de-DE"/>
-        </w:rPr>
-        <w:t xml:space="preserve"> weist der </w:t>
+        <w:t>Im grundlegendem Vergleich mit dem Media</w:t>
+      </w:r>
+      <w:r>
+        <w:rPr>
+          <w:lang w:val="de-DE"/>
+        </w:rPr>
+        <w:t>nf</w:t>
+      </w:r>
+      <w:r>
+        <w:rPr>
+          <w:lang w:val="de-DE"/>
+        </w:rPr>
+        <w:t>ilter</w:t>
+      </w:r>
+      <w:r>
+        <w:rPr>
+          <w:lang w:val="de-DE"/>
+        </w:rPr>
+        <w:t xml:space="preserve"> </w:t>
+      </w:r>
+      <w:r>
+        <w:rPr>
+          <w:lang w:val="de-DE"/>
+        </w:rPr>
+        <w:t>zei</w:t>
+      </w:r>
+      <w:r>
+        <w:rPr>
+          <w:lang w:val="de-DE"/>
+        </w:rPr>
+        <w:t>g</w:t>
+      </w:r>
+      <w:r>
+        <w:rPr>
+          <w:lang w:val="de-DE"/>
+        </w:rPr>
+        <w:t>t</w:t>
+      </w:r>
+      <w:r>
+        <w:rPr>
+          <w:lang w:val="de-DE"/>
+        </w:rPr>
+        <w:t xml:space="preserve"> der </w:t>
       </w:r>
       <w:r>
         <w:rPr>
@@ -10083,26 +11197,49 @@
         <w:rPr>
           <w:lang w:val="de-DE"/>
         </w:rPr>
-        <w:t xml:space="preserve"> überlegene Effektivität bei jeglicher Rauschdichte </w:t>
-      </w:r>
-      <w:r>
-        <w:rPr>
-          <w:lang w:val="de-DE"/>
-        </w:rPr>
-        <w:t>vor</w:t>
-      </w:r>
-      <w:r>
-        <w:rPr>
-          <w:lang w:val="de-DE"/>
-        </w:rPr>
-        <w:t xml:space="preserve"> (siehe </w:t>
-      </w:r>
-      <w:r>
-        <w:rPr>
-          <w:highlight w:val="cyan"/>
-          <w:lang w:val="de-DE"/>
-        </w:rPr>
-        <w:t>Abb. Nr)</w:t>
+        <w:t xml:space="preserve"> überlegene Effektivität bei jeglicher Rauschdichte</w:t>
+      </w:r>
+      <w:r>
+        <w:rPr>
+          <w:lang w:val="de-DE"/>
+        </w:rPr>
+        <w:t xml:space="preserve"> </w:t>
+      </w:r>
+      <w:r>
+        <w:rPr>
+          <w:lang w:val="de-DE"/>
+        </w:rPr>
+        <w:t>(siehe</w:t>
+      </w:r>
+      <w:r>
+        <w:rPr>
+          <w:lang w:val="de-DE"/>
+        </w:rPr>
+        <w:t xml:space="preserve"> Abb.</w:t>
+      </w:r>
+      <w:r>
+        <w:rPr>
+          <w:lang w:val="de-DE"/>
+        </w:rPr>
+        <w:t xml:space="preserve"> </w:t>
+      </w:r>
+      <w:r>
+        <w:rPr>
+          <w:lang w:val="de-DE"/>
+        </w:rPr>
+        <w:t>4</w:t>
+      </w:r>
+      <w:r>
+        <w:rPr>
+          <w:lang w:val="de-DE"/>
+        </w:rPr>
+        <w:t xml:space="preserve"> und 5</w:t>
+      </w:r>
+      <w:r>
+        <w:rPr>
+          <w:lang w:val="de-DE"/>
+        </w:rPr>
+        <w:t>)</w:t>
       </w:r>
       <w:r>
         <w:rPr>
@@ -10200,13 +11337,12 @@
         </w:rPr>
         <w:t>.</w:t>
       </w:r>
-    </w:p>
-    <w:p>
-      <w:pPr>
-        <w:rPr>
-          <w:lang w:val="de-DE"/>
-        </w:rPr>
-      </w:pPr>
+      <w:r>
+        <w:rPr>
+          <w:lang w:val="de-DE"/>
+        </w:rPr>
+        <w:t xml:space="preserve"> </w:t>
+      </w:r>
       <w:r>
         <w:rPr>
           <w:lang w:val="de-DE"/>
@@ -10217,13 +11353,43 @@
         <w:rPr>
           <w:lang w:val="de-DE"/>
         </w:rPr>
-        <w:t xml:space="preserve"> degradiert der Median schon </w:t>
-      </w:r>
-      <w:r>
-        <w:rPr>
-          <w:lang w:val="de-DE"/>
-        </w:rPr>
-        <w:t xml:space="preserve">ab 40% </w:t>
+        <w:t xml:space="preserve"> </w:t>
+      </w:r>
+      <w:r>
+        <w:rPr>
+          <w:lang w:val="de-DE"/>
+        </w:rPr>
+        <w:t>verl</w:t>
+      </w:r>
+      <w:r>
+        <w:rPr>
+          <w:lang w:val="de-DE"/>
+        </w:rPr>
+        <w:t>iert</w:t>
+      </w:r>
+      <w:r>
+        <w:rPr>
+          <w:lang w:val="de-DE"/>
+        </w:rPr>
+        <w:t xml:space="preserve"> der Median schon </w:t>
+      </w:r>
+      <w:r>
+        <w:rPr>
+          <w:lang w:val="de-DE"/>
+        </w:rPr>
+        <w:t>ab 40%</w:t>
+      </w:r>
+      <w:r>
+        <w:rPr>
+          <w:lang w:val="de-DE"/>
+        </w:rPr>
+        <w:t xml:space="preserve"> an Effektivität</w:t>
+      </w:r>
+      <w:r>
+        <w:rPr>
+          <w:lang w:val="de-DE"/>
+        </w:rPr>
+        <w:t xml:space="preserve"> </w:t>
       </w:r>
       <w:r>
         <w:rPr>
@@ -10304,7 +11470,7 @@
                 <w:lang w:val="de-DE"/>
               </w:rPr>
               <w:drawing>
-                <wp:inline distT="0" distB="0" distL="0" distR="0" wp14:anchorId="417C5F4C" wp14:editId="60DB2E75">
+                <wp:inline distT="0" distB="0" distL="0" distR="0" wp14:anchorId="417C5F4C" wp14:editId="266B9DE0">
                   <wp:extent cx="2806810" cy="1337691"/>
                   <wp:effectExtent l="0" t="0" r="0" b="0"/>
                   <wp:docPr id="1279992341" name="Picture 2"/>
@@ -10373,7 +11539,7 @@
                 <w:lang w:val="de-DE"/>
               </w:rPr>
               <w:drawing>
-                <wp:inline distT="0" distB="0" distL="0" distR="0" wp14:anchorId="2AB262B7" wp14:editId="7944D639">
+                <wp:inline distT="0" distB="0" distL="0" distR="0" wp14:anchorId="2AB262B7" wp14:editId="30F79DC0">
                   <wp:extent cx="2739577" cy="1307170"/>
                   <wp:effectExtent l="0" t="0" r="3810" b="7620"/>
                   <wp:docPr id="140432352" name="Picture 3"/>
@@ -10448,6 +11614,157 @@
       </w:pPr>
       <w:r>
         <w:rPr>
+          <w:lang w:val="de-DE"/>
+        </w:rPr>
+        <w:t>In Hinsicht auf CA-Konzepte</w:t>
+      </w:r>
+      <w:r>
+        <w:rPr>
+          <w:lang w:val="de-DE"/>
+        </w:rPr>
+        <w:t xml:space="preserve"> </w:t>
+      </w:r>
+      <w:r>
+        <w:rPr>
+          <w:lang w:val="de-DE"/>
+        </w:rPr>
+        <w:t>nutzt</w:t>
+      </w:r>
+      <w:r>
+        <w:rPr>
+          <w:lang w:val="de-DE"/>
+        </w:rPr>
+        <w:t xml:space="preserve"> der KCA</w:t>
+      </w:r>
+      <w:r>
+        <w:rPr>
+          <w:lang w:val="de-DE"/>
+        </w:rPr>
+        <w:t xml:space="preserve"> </w:t>
+      </w:r>
+      <w:r>
+        <w:rPr>
+          <w:lang w:val="de-DE"/>
+        </w:rPr>
+        <w:t>einfache Übergangsfunktionen</w:t>
+      </w:r>
+      <w:r>
+        <w:rPr>
+          <w:lang w:val="de-DE"/>
+        </w:rPr>
+        <w:t>, um eine</w:t>
+      </w:r>
+      <w:r>
+        <w:rPr>
+          <w:lang w:val="de-DE"/>
+        </w:rPr>
+        <w:t xml:space="preserve"> </w:t>
+      </w:r>
+      <w:r>
+        <w:rPr>
+          <w:lang w:val="de-DE"/>
+        </w:rPr>
+        <w:t xml:space="preserve">iterative und </w:t>
+      </w:r>
+      <w:r>
+        <w:rPr>
+          <w:lang w:val="de-DE"/>
+        </w:rPr>
+        <w:t>kleinschrittige Restauration</w:t>
+      </w:r>
+      <w:r>
+        <w:rPr>
+          <w:lang w:val="de-DE"/>
+        </w:rPr>
+        <w:t xml:space="preserve"> zu bewirken</w:t>
+      </w:r>
+      <w:r>
+        <w:rPr>
+          <w:lang w:val="de-DE"/>
+        </w:rPr>
+        <w:t xml:space="preserve">. </w:t>
+      </w:r>
+      <w:r>
+        <w:rPr>
+          <w:lang w:val="de-DE"/>
+        </w:rPr>
+        <w:t>Das erlaubt dem Algorithmus</w:t>
+      </w:r>
+      <w:r>
+        <w:rPr>
+          <w:lang w:val="de-DE"/>
+        </w:rPr>
+        <w:t xml:space="preserve"> eine enge Verkettung von benachbarten Pixeln</w:t>
+      </w:r>
+      <w:r>
+        <w:rPr>
+          <w:lang w:val="de-DE"/>
+        </w:rPr>
+        <w:t xml:space="preserve"> bei der Neuwertberechnung</w:t>
+      </w:r>
+      <w:r>
+        <w:rPr>
+          <w:lang w:val="de-DE"/>
+        </w:rPr>
+        <w:t>,</w:t>
+      </w:r>
+      <w:r>
+        <w:rPr>
+          <w:lang w:val="de-DE"/>
+        </w:rPr>
+        <w:t xml:space="preserve"> sodass nur umliegende Nachbarn</w:t>
+      </w:r>
+      <w:r>
+        <w:rPr>
+          <w:lang w:val="de-DE"/>
+        </w:rPr>
+        <w:t xml:space="preserve"> maßgebend für das Zentrum sind,</w:t>
+      </w:r>
+      <w:r>
+        <w:rPr>
+          <w:lang w:val="de-DE"/>
+        </w:rPr>
+        <w:t xml:space="preserve"> was d</w:t>
+      </w:r>
+      <w:r>
+        <w:rPr>
+          <w:lang w:val="de-DE"/>
+        </w:rPr>
+        <w:t>en</w:t>
+      </w:r>
+      <w:r>
+        <w:rPr>
+          <w:lang w:val="de-DE"/>
+        </w:rPr>
+        <w:t xml:space="preserve"> </w:t>
+      </w:r>
+      <w:r>
+        <w:rPr>
+          <w:lang w:val="de-DE"/>
+        </w:rPr>
+        <w:t>Erhalt</w:t>
+      </w:r>
+      <w:r>
+        <w:rPr>
+          <w:lang w:val="de-DE"/>
+        </w:rPr>
+        <w:t xml:space="preserve"> von Kanten und </w:t>
+      </w:r>
+      <w:r>
+        <w:rPr>
+          <w:lang w:val="de-DE"/>
+        </w:rPr>
+        <w:t>Bilddetails unterstützt.</w:t>
+      </w:r>
+    </w:p>
+    <w:p>
+      <w:pPr>
+        <w:rPr>
+          <w:lang w:val="de-DE"/>
+        </w:rPr>
+      </w:pPr>
+      <w:r>
+        <w:rPr>
           <w:color w:val="FFC000"/>
           <w:lang w:val="de-DE"/>
         </w:rPr>
@@ -10469,14 +11786,14 @@
           <w:lang w:val="de-DE"/>
         </w:rPr>
       </w:pPr>
-      <w:bookmarkStart w:id="9" w:name="_Toc233925431"/>
+      <w:bookmarkStart w:id="8" w:name="_Toc233925431"/>
       <w:r>
         <w:rPr>
           <w:lang w:val="de-DE"/>
         </w:rPr>
         <w:t>Angulo-Sogamoso et al: Adaptives CA-basiertes Verfahren</w:t>
       </w:r>
-      <w:bookmarkEnd w:id="9"/>
+      <w:bookmarkEnd w:id="8"/>
     </w:p>
     <w:p>
       <w:pPr>
@@ -10522,7 +11839,7 @@
               <w:noProof/>
               <w:lang w:val="de-DE"/>
             </w:rPr>
-            <w:t>[17]</w:t>
+            <w:t>[18]</w:t>
           </w:r>
           <w:r>
             <w:rPr>
@@ -10600,7 +11917,7 @@
               <w:noProof/>
               <w:lang w:val="de-DE"/>
             </w:rPr>
-            <w:t>[17]</w:t>
+            <w:t>[18]</w:t>
           </w:r>
           <w:r>
             <w:rPr>
@@ -10620,19 +11937,31 @@
         <w:rPr>
           <w:lang w:val="de-DE"/>
         </w:rPr>
-        <w:t>strebten ein Verfahren an, welches effizient in de</w:t>
-      </w:r>
-      <w:r>
-        <w:rPr>
-          <w:lang w:val="de-DE"/>
-        </w:rPr>
-        <w:t>m</w:t>
-      </w:r>
-      <w:r>
-        <w:rPr>
-          <w:lang w:val="de-DE"/>
-        </w:rPr>
-        <w:t xml:space="preserve"> Entfernen von</w:t>
+        <w:t>streben ein Verfahren an, welches effizient in de</w:t>
+      </w:r>
+      <w:r>
+        <w:rPr>
+          <w:lang w:val="de-DE"/>
+        </w:rPr>
+        <w:t>r</w:t>
+      </w:r>
+      <w:r>
+        <w:rPr>
+          <w:lang w:val="de-DE"/>
+        </w:rPr>
+        <w:t xml:space="preserve"> Entfern</w:t>
+      </w:r>
+      <w:r>
+        <w:rPr>
+          <w:lang w:val="de-DE"/>
+        </w:rPr>
+        <w:t>ung</w:t>
+      </w:r>
+      <w:r>
+        <w:rPr>
+          <w:lang w:val="de-DE"/>
+        </w:rPr>
+        <w:t xml:space="preserve"> von</w:t>
       </w:r>
       <w:r>
         <w:rPr>
@@ -10801,7 +12130,19 @@
         <w:rPr>
           <w:lang w:val="de-DE"/>
         </w:rPr>
-        <w:t xml:space="preserve"> die Pixel innerhalb der Moore Nachbarschaft mit Distanz 1</w:t>
+        <w:t xml:space="preserve"> die Pixel innerhalb der Moore Nachbarschaft mit</w:t>
+      </w:r>
+      <w:r>
+        <w:rPr>
+          <w:lang w:val="de-DE"/>
+        </w:rPr>
+        <w:t xml:space="preserve"> einfacher</w:t>
+      </w:r>
+      <w:r>
+        <w:rPr>
+          <w:lang w:val="de-DE"/>
+        </w:rPr>
+        <w:t xml:space="preserve"> Distanz</w:t>
       </w:r>
       <w:r>
         <w:rPr>
@@ -10825,7 +12166,7 @@
         <w:rPr>
           <w:lang w:val="de-DE"/>
         </w:rPr>
-        <w:t>Umfang</w:t>
+        <w:t>Weite um eins</w:t>
       </w:r>
       <w:r>
         <w:rPr>
@@ -10907,7 +12248,7 @@
               <w:noProof/>
               <w:lang w:val="de-DE"/>
             </w:rPr>
-            <w:t>[17]</w:t>
+            <w:t>[18]</w:t>
           </w:r>
           <w:r>
             <w:rPr>
@@ -11024,7 +12365,7 @@
                     <w:noProof/>
                     <w:lang w:val="de-DE"/>
                   </w:rPr>
-                  <w:t>[17]</w:t>
+                  <w:t>[18]</w:t>
                 </w:r>
                 <w:r>
                   <w:rPr>
@@ -12059,14 +13400,14 @@
           <w:lang w:val="de-DE"/>
         </w:rPr>
       </w:pPr>
-      <w:bookmarkStart w:id="10" w:name="_Toc233925432"/>
+      <w:bookmarkStart w:id="9" w:name="_Toc233925432"/>
       <w:r>
         <w:rPr>
           <w:lang w:val="de-DE"/>
         </w:rPr>
         <w:t>Evaluation des MERIG Algorithmus</w:t>
       </w:r>
-      <w:bookmarkEnd w:id="10"/>
+      <w:bookmarkEnd w:id="9"/>
     </w:p>
     <w:p>
       <w:pPr>
@@ -12121,6 +13462,18 @@
           <w:lang w:val="de-DE"/>
         </w:rPr>
         <w:t xml:space="preserve"> und inwiefern diese berechnet werden sollte.</w:t>
+      </w:r>
+      <w:r>
+        <w:rPr>
+          <w:lang w:val="de-DE"/>
+        </w:rPr>
+        <w:t xml:space="preserve"> Die Determinierung von Rauschdichte in einem Bild</w:t>
+      </w:r>
+      <w:r>
+        <w:rPr>
+          <w:lang w:val="de-DE"/>
+        </w:rPr>
+        <w:t xml:space="preserve"> stellt ein weiteren Forschungsbereich dar, der diesen Algorithmus erheblich beeinträchtigen würde.</w:t>
       </w:r>
     </w:p>
     <w:p>
@@ -12179,7 +13532,7 @@
               <w:noProof/>
               <w:lang w:val="de-DE"/>
             </w:rPr>
-            <w:t>[18]</w:t>
+            <w:t>[19]</w:t>
           </w:r>
           <w:r>
             <w:rPr>
@@ -12260,7 +13613,7 @@
               <w:noProof/>
               <w:lang w:val="de-DE"/>
             </w:rPr>
-            <w:t>[19]</w:t>
+            <w:t>[20]</w:t>
           </w:r>
           <w:r>
             <w:rPr>
@@ -12464,7 +13817,7 @@
               <w:noProof/>
               <w:lang w:val="de-DE"/>
             </w:rPr>
-            <w:t>[19]</w:t>
+            <w:t>[20]</w:t>
           </w:r>
           <w:r>
             <w:rPr>
@@ -12531,7 +13884,7 @@
               <w:noProof/>
               <w:lang w:val="de-DE"/>
             </w:rPr>
-            <w:t>[19]</w:t>
+            <w:t>[20]</w:t>
           </w:r>
           <w:r>
             <w:rPr>
@@ -12585,7 +13938,7 @@
               <w:noProof/>
               <w:lang w:val="de-DE"/>
             </w:rPr>
-            <w:t>[18]</w:t>
+            <w:t>[19]</w:t>
           </w:r>
           <w:r>
             <w:rPr>
@@ -12636,7 +13989,7 @@
         <w:rPr>
           <w:lang w:val="de-DE"/>
         </w:rPr>
-        <w:t>dieser Punkt jedoch außen vor gelassen, läuft dieses Verfahren ebenfalls unter einer Zeitkomplexität von O(N), wobei N wieder die Gesamtanzahl aller Pixel im Bild sind.</w:t>
+        <w:t>dieser Punkt jedoch außen vor gelassen, läuft dieses Verfahren ebenfalls unter einer Zeitkomplexität von O(N).</w:t>
       </w:r>
     </w:p>
     <w:p>
@@ -12673,7 +14026,19 @@
         <w:rPr>
           <w:lang w:val="de-DE"/>
         </w:rPr>
-        <w:t xml:space="preserve"> im Vergleich zum Median Filter</w:t>
+        <w:t xml:space="preserve"> im Vergleich zum Median</w:t>
+      </w:r>
+      <w:r>
+        <w:rPr>
+          <w:lang w:val="de-DE"/>
+        </w:rPr>
+        <w:t>f</w:t>
+      </w:r>
+      <w:r>
+        <w:rPr>
+          <w:lang w:val="de-DE"/>
+        </w:rPr>
+        <w:t>ilter</w:t>
       </w:r>
       <w:r>
         <w:rPr>
@@ -12824,6 +14189,18 @@
           <w:lang w:val="de-DE"/>
         </w:rPr>
         <w:t xml:space="preserve"> Filter</w:t>
+      </w:r>
+      <w:r>
+        <w:rPr>
+          <w:lang w:val="de-DE"/>
+        </w:rPr>
+        <w:t xml:space="preserve"> </w:t>
+      </w:r>
+      <w:r>
+        <w:rPr>
+          <w:lang w:val="de-DE"/>
+        </w:rPr>
+        <w:t>(siehe Abb. 6)</w:t>
       </w:r>
       <w:r>
         <w:rPr>
@@ -12958,7 +14335,7 @@
           <w:lang w:val="de-DE"/>
         </w:rPr>
       </w:pPr>
-      <w:bookmarkStart w:id="11" w:name="_Toc233925433"/>
+      <w:bookmarkStart w:id="10" w:name="_Toc233925433"/>
       <w:r>
         <w:rPr>
           <w:lang w:val="de-DE"/>
@@ -12972,7 +14349,7 @@
         </w:rPr>
         <w:t>d Restauration durch CA</w:t>
       </w:r>
-      <w:bookmarkEnd w:id="11"/>
+      <w:bookmarkEnd w:id="10"/>
     </w:p>
     <w:p>
       <w:pPr>
@@ -13030,7 +14407,7 @@
               <w:noProof/>
               <w:lang w:val="de-DE"/>
             </w:rPr>
-            <w:t>[16]</w:t>
+            <w:t>[17]</w:t>
           </w:r>
           <w:r>
             <w:rPr>
@@ -13050,43 +14427,7 @@
         <w:rPr>
           <w:lang w:val="de-DE"/>
         </w:rPr>
-        <w:t xml:space="preserve">– der Algorithmus </w:t>
-      </w:r>
-      <w:r>
-        <w:rPr>
-          <w:lang w:val="de-DE"/>
-        </w:rPr>
-        <w:t>wird im</w:t>
-      </w:r>
-      <w:r>
-        <w:rPr>
-          <w:lang w:val="de-DE"/>
-        </w:rPr>
-        <w:t xml:space="preserve"> weiteren Text als</w:t>
-      </w:r>
-      <w:r>
-        <w:rPr>
-          <w:lang w:val="de-DE"/>
-        </w:rPr>
-        <w:t xml:space="preserve"> </w:t>
-      </w:r>
-      <w:r>
-        <w:rPr>
-          <w:lang w:val="de-DE"/>
-        </w:rPr>
-        <w:t>SRKA abgekürzt</w:t>
-      </w:r>
-      <w:r>
-        <w:rPr>
-          <w:lang w:val="de-DE"/>
-        </w:rPr>
-        <w:t xml:space="preserve"> -</w:t>
-      </w:r>
-      <w:r>
-        <w:rPr>
-          <w:lang w:val="de-DE"/>
-        </w:rPr>
-        <w:t xml:space="preserve"> </w:t>
+        <w:t xml:space="preserve">in ihrem Algorithmus (SRKA) </w:t>
       </w:r>
       <w:r>
         <w:rPr>
@@ -13116,13 +14457,7 @@
         <w:rPr>
           <w:lang w:val="de-DE"/>
         </w:rPr>
-        <w:t>:</w:t>
-      </w:r>
-      <w:r>
-        <w:rPr>
-          <w:lang w:val="de-DE"/>
-        </w:rPr>
-        <w:t xml:space="preserve"> </w:t>
+        <w:t xml:space="preserve"> (1).</w:t>
       </w:r>
     </w:p>
     <w:tbl>
@@ -14230,7 +15565,19 @@
         <w:rPr>
           <w:lang w:val="de-DE"/>
         </w:rPr>
-        <w:t>, falls dieser überschritten wird.</w:t>
+        <w:t>, falls dieser über</w:t>
+      </w:r>
+      <w:r>
+        <w:rPr>
+          <w:lang w:val="de-DE"/>
+        </w:rPr>
+        <w:t>- oder unter</w:t>
+      </w:r>
+      <w:r>
+        <w:rPr>
+          <w:lang w:val="de-DE"/>
+        </w:rPr>
+        <w:t>schritten wird.</w:t>
       </w:r>
     </w:p>
     <w:p>
@@ -14280,25 +15627,55 @@
         <w:rPr>
           <w:lang w:val="de-DE"/>
         </w:rPr>
-        <w:t xml:space="preserve"> (auch Unschärfemodellierung genannt)</w:t>
-      </w:r>
-      <w:r>
-        <w:rPr>
-          <w:lang w:val="de-DE"/>
-        </w:rPr>
         <w:t xml:space="preserve"> </w:t>
       </w:r>
       <w:r>
         <w:rPr>
           <w:lang w:val="de-DE"/>
         </w:rPr>
-        <w:t xml:space="preserve">wandelt exakte Messwerte </w:t>
-      </w:r>
-      <w:r>
-        <w:rPr>
-          <w:lang w:val="de-DE"/>
-        </w:rPr>
-        <w:t xml:space="preserve">(z.B. 0 und 1) in </w:t>
+        <w:t xml:space="preserve">- </w:t>
+      </w:r>
+      <w:r>
+        <w:rPr>
+          <w:lang w:val="de-DE"/>
+        </w:rPr>
+        <w:t>auch Unschärfemodellierung genannt</w:t>
+      </w:r>
+      <w:r>
+        <w:rPr>
+          <w:lang w:val="de-DE"/>
+        </w:rPr>
+        <w:t xml:space="preserve"> - </w:t>
+      </w:r>
+      <w:r>
+        <w:rPr>
+          <w:lang w:val="de-DE"/>
+        </w:rPr>
+        <w:t>wandelt exakte Messwerte</w:t>
+      </w:r>
+      <w:r>
+        <w:rPr>
+          <w:lang w:val="de-DE"/>
+        </w:rPr>
+        <w:t xml:space="preserve">, </w:t>
+      </w:r>
+      <w:r>
+        <w:rPr>
+          <w:lang w:val="de-DE"/>
+        </w:rPr>
+        <w:t>z.B. 0 und 1</w:t>
+      </w:r>
+      <w:r>
+        <w:rPr>
+          <w:lang w:val="de-DE"/>
+        </w:rPr>
+        <w:t>,</w:t>
+      </w:r>
+      <w:r>
+        <w:rPr>
+          <w:lang w:val="de-DE"/>
+        </w:rPr>
+        <w:t xml:space="preserve"> in </w:t>
       </w:r>
       <w:r>
         <w:rPr>
@@ -14316,13 +15693,19 @@
         <w:rPr>
           <w:lang w:val="de-DE"/>
         </w:rPr>
-        <w:t xml:space="preserve"> (z.B. zwischen 0 und 1</w:t>
-      </w:r>
-      <w:r>
-        <w:rPr>
-          <w:lang w:val="de-DE"/>
-        </w:rPr>
-        <w:t>)</w:t>
+        <w:t xml:space="preserve">, </w:t>
+      </w:r>
+      <w:r>
+        <w:rPr>
+          <w:lang w:val="de-DE"/>
+        </w:rPr>
+        <w:t>z.B. zwischen 0 und 1</w:t>
+      </w:r>
+      <w:r>
+        <w:rPr>
+          <w:lang w:val="de-DE"/>
+        </w:rPr>
+        <w:t>,</w:t>
       </w:r>
       <w:r>
         <w:rPr>
@@ -14395,13 +15778,25 @@
         <w:rPr>
           <w:lang w:val="de-DE"/>
         </w:rPr>
-        <w:t>drei</w:t>
-      </w:r>
-      <w:r>
-        <w:rPr>
-          <w:lang w:val="de-DE"/>
-        </w:rPr>
-        <w:t xml:space="preserve"> Phasen; </w:t>
+        <w:t>mehreren</w:t>
+      </w:r>
+      <w:r>
+        <w:rPr>
+          <w:lang w:val="de-DE"/>
+        </w:rPr>
+        <w:t xml:space="preserve"> Phasen</w:t>
+      </w:r>
+      <w:r>
+        <w:rPr>
+          <w:lang w:val="de-DE"/>
+        </w:rPr>
+        <w:t>, aber in Kontext von diesem Algorithmus sind nur</w:t>
+      </w:r>
+      <w:r>
+        <w:rPr>
+          <w:lang w:val="de-DE"/>
+        </w:rPr>
+        <w:t xml:space="preserve"> </w:t>
       </w:r>
       <w:r>
         <w:rPr>
@@ -14413,31 +15808,37 @@
         <w:rPr>
           <w:lang w:val="de-DE"/>
         </w:rPr>
-        <w:t>, Inferenz</w:t>
-      </w:r>
-      <w:r>
-        <w:rPr>
-          <w:lang w:val="de-DE"/>
-        </w:rPr>
-        <w:t xml:space="preserve"> und Defuzzifizierung.</w:t>
-      </w:r>
-      <w:r>
-        <w:rPr>
-          <w:lang w:val="de-DE"/>
-        </w:rPr>
-        <w:t xml:space="preserve"> Bei </w:t>
-      </w:r>
-      <w:r>
-        <w:rPr>
-          <w:lang w:val="de-DE"/>
-        </w:rPr>
-        <w:t>E</w:t>
-      </w:r>
-      <w:r>
-        <w:rPr>
-          <w:lang w:val="de-DE"/>
-        </w:rPr>
-        <w:t>rsterem werden exakte, numerische Werte in eine Fuzzy-Menge durch eine geeignete Zugehörigkeitesfunktion</w:t>
+        <w:t xml:space="preserve"> und Defuzzifizierung</w:t>
+      </w:r>
+      <w:r>
+        <w:rPr>
+          <w:lang w:val="de-DE"/>
+        </w:rPr>
+        <w:t xml:space="preserve"> von Relevanz</w:t>
+      </w:r>
+      <w:r>
+        <w:rPr>
+          <w:lang w:val="de-DE"/>
+        </w:rPr>
+        <w:t>.</w:t>
+      </w:r>
+      <w:r>
+        <w:rPr>
+          <w:lang w:val="de-DE"/>
+        </w:rPr>
+        <w:t xml:space="preserve"> Bei</w:t>
+      </w:r>
+      <w:r>
+        <w:rPr>
+          <w:lang w:val="de-DE"/>
+        </w:rPr>
+        <w:t xml:space="preserve">m Fuzzifizieren </w:t>
+      </w:r>
+      <w:r>
+        <w:rPr>
+          <w:lang w:val="de-DE"/>
+        </w:rPr>
+        <w:t>werden exakte, numerische Werte in eine Fuzzy-Menge durch eine geeignete Zugehörigkeitsfunktion</w:t>
       </w:r>
       <w:r>
         <w:rPr>
@@ -14461,31 +15862,13 @@
         <w:rPr>
           <w:lang w:val="de-DE"/>
         </w:rPr>
-        <w:t>Inferenz beschreibt eine Reihe an</w:t>
-      </w:r>
-      <w:r>
-        <w:rPr>
-          <w:lang w:val="de-DE"/>
-        </w:rPr>
-        <w:t xml:space="preserve"> geeigneten</w:t>
-      </w:r>
-      <w:r>
-        <w:rPr>
-          <w:lang w:val="de-DE"/>
-        </w:rPr>
-        <w:t xml:space="preserve"> „Wenn-Dann“-Regeln,</w:t>
-      </w:r>
-      <w:r>
-        <w:rPr>
-          <w:lang w:val="de-DE"/>
-        </w:rPr>
-        <w:t xml:space="preserve"> welche die Weiterverarbeitung der Daten leiten</w:t>
-      </w:r>
-      <w:r>
-        <w:rPr>
-          <w:lang w:val="de-DE"/>
-        </w:rPr>
-        <w:t>. Zuletzt werden die Fuzzy-Daten wieder durch Defuzzifizierung scharf gemacht,</w:t>
+        <w:t>Auf der anderen Seite</w:t>
+      </w:r>
+      <w:r>
+        <w:rPr>
+          <w:lang w:val="de-DE"/>
+        </w:rPr>
+        <w:t xml:space="preserve"> werden die Fuzzy-Daten wieder durch Defuzzifizierung scharf gemacht,</w:t>
       </w:r>
       <w:r>
         <w:rPr>
@@ -14516,6 +15899,12 @@
           <w:lang w:val="de-DE"/>
         </w:rPr>
         <w:t>zu überführen</w:t>
+      </w:r>
+      <w:r>
+        <w:rPr>
+          <w:lang w:val="de-DE"/>
+        </w:rPr>
+        <w:t xml:space="preserve"> </w:t>
       </w:r>
       <w:r>
         <w:rPr>
@@ -14570,7 +15959,69 @@
         <w:rPr>
           <w:lang w:val="de-DE"/>
         </w:rPr>
-        <w:t>:</w:t>
+        <w:t xml:space="preserve"> (5). </w:t>
+      </w:r>
+      <w:sdt>
+        <w:sdtPr>
+          <w:rPr>
+            <w:lang w:val="de-DE"/>
+          </w:rPr>
+          <w:id w:val="1891843360"/>
+          <w:citation/>
+        </w:sdtPr>
+        <w:sdtContent>
+          <w:r>
+            <w:rPr>
+              <w:lang w:val="de-DE"/>
+            </w:rPr>
+            <w:fldChar w:fldCharType="begin"/>
+          </w:r>
+          <w:r>
+            <w:rPr>
+              <w:lang w:val="de-DE"/>
+            </w:rPr>
+            <w:instrText xml:space="preserve"> CITATION Sad12 \l 1033 </w:instrText>
+          </w:r>
+          <w:r>
+            <w:rPr>
+              <w:lang w:val="de-DE"/>
+            </w:rPr>
+            <w:fldChar w:fldCharType="separate"/>
+          </w:r>
+          <w:r>
+            <w:rPr>
+              <w:noProof/>
+              <w:lang w:val="de-DE"/>
+            </w:rPr>
+            <w:t>[17]</w:t>
+          </w:r>
+          <w:r>
+            <w:rPr>
+              <w:lang w:val="de-DE"/>
+            </w:rPr>
+            <w:fldChar w:fldCharType="end"/>
+          </w:r>
+        </w:sdtContent>
+      </w:sdt>
+      <w:r>
+        <w:rPr>
+          <w:lang w:val="de-DE"/>
+        </w:rPr>
+        <w:t xml:space="preserve"> setzt für </w:t>
+      </w:r>
+      <w:r>
+        <w:rPr>
+          <w:i/>
+          <w:iCs/>
+          <w:lang w:val="de-DE"/>
+        </w:rPr>
+        <w:t xml:space="preserve">w </w:t>
+      </w:r>
+      <w:r>
+        <w:rPr>
+          <w:lang w:val="de-DE"/>
+        </w:rPr>
+        <w:t>den Wert 127.5 an.</w:t>
       </w:r>
     </w:p>
     <w:tbl>
@@ -14799,48 +16250,12 @@
           <w:lang w:val="de-DE"/>
         </w:rPr>
       </w:pPr>
-      <w:sdt>
-        <w:sdtPr>
-          <w:rPr>
-            <w:lang w:val="de-DE"/>
-          </w:rPr>
-          <w:id w:val="1891843360"/>
-          <w:citation/>
-        </w:sdtPr>
-        <w:sdtContent>
-          <w:r>
-            <w:rPr>
-              <w:lang w:val="de-DE"/>
-            </w:rPr>
-            <w:fldChar w:fldCharType="begin"/>
-          </w:r>
-          <w:r>
-            <w:rPr>
-              <w:lang w:val="de-DE"/>
-            </w:rPr>
-            <w:instrText xml:space="preserve"> CITATION Sad12 \l 1033 </w:instrText>
-          </w:r>
-          <w:r>
-            <w:rPr>
-              <w:lang w:val="de-DE"/>
-            </w:rPr>
-            <w:fldChar w:fldCharType="separate"/>
-          </w:r>
-          <w:r>
-            <w:rPr>
-              <w:noProof/>
-              <w:lang w:val="de-DE"/>
-            </w:rPr>
-            <w:t>[16]</w:t>
-          </w:r>
-          <w:r>
-            <w:rPr>
-              <w:lang w:val="de-DE"/>
-            </w:rPr>
-            <w:fldChar w:fldCharType="end"/>
-          </w:r>
-        </w:sdtContent>
-      </w:sdt>
+      <w:r>
+        <w:rPr>
+          <w:lang w:val="de-DE"/>
+        </w:rPr>
+        <w:t>Beim Defuzzifizieren</w:t>
+      </w:r>
       <w:r>
         <w:rPr>
           <w:lang w:val="de-DE"/>
@@ -14851,50 +16266,6 @@
         <w:rPr>
           <w:lang w:val="de-DE"/>
         </w:rPr>
-        <w:t xml:space="preserve">setzt für W </w:t>
-      </w:r>
-      <w:r>
-        <w:rPr>
-          <w:lang w:val="de-DE"/>
-        </w:rPr>
-        <w:t>den</w:t>
-      </w:r>
-      <w:r>
-        <w:rPr>
-          <w:lang w:val="de-DE"/>
-        </w:rPr>
-        <w:t xml:space="preserve"> Wert 127.5 an</w:t>
-      </w:r>
-      <w:r>
-        <w:rPr>
-          <w:lang w:val="de-DE"/>
-        </w:rPr>
-        <w:t>.</w:t>
-      </w:r>
-    </w:p>
-    <w:p>
-      <w:pPr>
-        <w:rPr>
-          <w:lang w:val="de-DE"/>
-        </w:rPr>
-      </w:pPr>
-      <w:r>
-        <w:rPr>
-          <w:lang w:val="de-DE"/>
-        </w:rPr>
-        <w:lastRenderedPageBreak/>
-        <w:t>Beim Defuzzifizieren</w:t>
-      </w:r>
-      <w:r>
-        <w:rPr>
-          <w:lang w:val="de-DE"/>
-        </w:rPr>
-        <w:t xml:space="preserve"> </w:t>
-      </w:r>
-      <w:r>
-        <w:rPr>
-          <w:lang w:val="de-DE"/>
-        </w:rPr>
         <w:t>wird dann der durchschnittliche Schwerpunkt</w:t>
       </w:r>
       <w:r>
@@ -14913,7 +16284,7 @@
         <w:rPr>
           <w:lang w:val="de-DE"/>
         </w:rPr>
-        <w:t>:</w:t>
+        <w:t xml:space="preserve"> (6).</w:t>
       </w:r>
     </w:p>
     <w:tbl>
@@ -14945,6 +16316,7 @@
                     <w:rFonts w:ascii="Cambria Math" w:hAnsi="Cambria Math"/>
                     <w:lang w:val="de-DE"/>
                   </w:rPr>
+                  <w:lastRenderedPageBreak/>
                   <m:t xml:space="preserve">Y= </m:t>
                 </m:r>
                 <m:f>
@@ -15170,13 +16542,37 @@
         <w:rPr>
           <w:lang w:val="de-DE"/>
         </w:rPr>
-        <w:t>Dieser Algorithmus wird wiederholt angewendet bis alle Bildpixel zu einem stabilen Zustand konvergieren od</w:t>
-      </w:r>
-      <w:r>
-        <w:rPr>
-          <w:lang w:val="de-DE"/>
-        </w:rPr>
-        <w:t>er ein gewisser Grenzwert erreicht ist.</w:t>
+        <w:t>Dieser Algorithmus wird wiederholt angewendet</w:t>
+      </w:r>
+      <w:r>
+        <w:rPr>
+          <w:lang w:val="de-DE"/>
+        </w:rPr>
+        <w:t>,</w:t>
+      </w:r>
+      <w:r>
+        <w:rPr>
+          <w:lang w:val="de-DE"/>
+        </w:rPr>
+        <w:t xml:space="preserve"> bis alle Bildpixel zu einem stabilen Zustand konvergieren od</w:t>
+      </w:r>
+      <w:r>
+        <w:rPr>
+          <w:lang w:val="de-DE"/>
+        </w:rPr>
+        <w:t xml:space="preserve">er ein gewisser Grenzwert erreicht </w:t>
+      </w:r>
+      <w:r>
+        <w:rPr>
+          <w:lang w:val="de-DE"/>
+        </w:rPr>
+        <w:t>wird</w:t>
+      </w:r>
+      <w:r>
+        <w:rPr>
+          <w:lang w:val="de-DE"/>
+        </w:rPr>
+        <w:t>.</w:t>
       </w:r>
     </w:p>
     <w:tbl>
@@ -15263,7 +16659,7 @@
                   <w:rPr>
                     <w:noProof/>
                   </w:rPr>
-                  <w:t>[16]</w:t>
+                  <w:t>[17]</w:t>
                 </w:r>
                 <w:r>
                   <w:rPr>
@@ -16027,7 +17423,7 @@
           <w:lang w:val="de-DE"/>
         </w:rPr>
       </w:pPr>
-      <w:bookmarkStart w:id="12" w:name="_Toc233925434"/>
+      <w:bookmarkStart w:id="11" w:name="_Toc233925434"/>
       <w:r>
         <w:rPr>
           <w:lang w:val="de-DE"/>
@@ -16046,7 +17442,7 @@
         </w:rPr>
         <w:t>SRKA</w:t>
       </w:r>
-      <w:bookmarkEnd w:id="12"/>
+      <w:bookmarkEnd w:id="11"/>
     </w:p>
     <w:p>
       <w:pPr>
@@ -16199,6 +17595,54 @@
         </w:rPr>
         <w:t>Sadeghi, Rezvanian und Kamrani</w:t>
       </w:r>
+      <w:r>
+        <w:rPr>
+          <w:lang w:val="de-DE"/>
+        </w:rPr>
+        <w:t xml:space="preserve"> </w:t>
+      </w:r>
+      <w:sdt>
+        <w:sdtPr>
+          <w:rPr>
+            <w:lang w:val="de-DE"/>
+          </w:rPr>
+          <w:id w:val="1408731576"/>
+          <w:citation/>
+        </w:sdtPr>
+        <w:sdtContent>
+          <w:r>
+            <w:rPr>
+              <w:lang w:val="de-DE"/>
+            </w:rPr>
+            <w:fldChar w:fldCharType="begin"/>
+          </w:r>
+          <w:r>
+            <w:rPr>
+              <w:lang w:val="de-DE"/>
+            </w:rPr>
+            <w:instrText xml:space="preserve"> CITATION Sad12 \l 1033 </w:instrText>
+          </w:r>
+          <w:r>
+            <w:rPr>
+              <w:lang w:val="de-DE"/>
+            </w:rPr>
+            <w:fldChar w:fldCharType="separate"/>
+          </w:r>
+          <w:r>
+            <w:rPr>
+              <w:noProof/>
+              <w:lang w:val="de-DE"/>
+            </w:rPr>
+            <w:t>[17]</w:t>
+          </w:r>
+          <w:r>
+            <w:rPr>
+              <w:lang w:val="de-DE"/>
+            </w:rPr>
+            <w:fldChar w:fldCharType="end"/>
+          </w:r>
+        </w:sdtContent>
+      </w:sdt>
       <w:r>
         <w:rPr>
           <w:lang w:val="de-DE"/>
@@ -16354,7 +17798,7 @@
               <w:noProof/>
               <w:lang w:val="de-DE"/>
             </w:rPr>
-            <w:t>[16, p. 776]</w:t>
+            <w:t>[17, p. 776]</w:t>
           </w:r>
           <w:r>
             <w:rPr>
@@ -16456,7 +17900,7 @@
               <w:noProof/>
               <w:lang w:val="de-DE"/>
             </w:rPr>
-            <w:t>[11]</w:t>
+            <w:t>[12]</w:t>
           </w:r>
           <w:r>
             <w:rPr>
@@ -16510,7 +17954,7 @@
               <w:noProof/>
               <w:lang w:val="de-DE"/>
             </w:rPr>
-            <w:t>[17]</w:t>
+            <w:t>[18]</w:t>
           </w:r>
           <w:r>
             <w:rPr>
@@ -16635,6 +18079,18 @@
           <w:lang w:val="de-DE"/>
         </w:rPr>
         <w:t xml:space="preserve"> über 30dB</w:t>
+      </w:r>
+      <w:r>
+        <w:rPr>
+          <w:lang w:val="de-DE"/>
+        </w:rPr>
+        <w:t xml:space="preserve"> (siehe Abb.</w:t>
+      </w:r>
+      <w:r>
+        <w:rPr>
+          <w:lang w:val="de-DE"/>
+        </w:rPr>
+        <w:t xml:space="preserve"> 7)</w:t>
       </w:r>
       <w:r>
         <w:rPr>
@@ -16771,7 +18227,7 @@
           <w:lang w:val="de-DE"/>
         </w:rPr>
       </w:pPr>
-      <w:bookmarkStart w:id="13" w:name="_Toc233925435"/>
+      <w:bookmarkStart w:id="12" w:name="_Toc233925435"/>
       <w:r>
         <w:rPr>
           <w:lang w:val="de-DE"/>
@@ -16791,7 +18247,7 @@
         </w:rPr>
         <w:t>Ersatzverfahren</w:t>
       </w:r>
-      <w:bookmarkEnd w:id="13"/>
+      <w:bookmarkEnd w:id="12"/>
     </w:p>
     <w:p>
       <w:pPr>
@@ -16849,7 +18305,7 @@
               <w:noProof/>
               <w:lang w:val="de-DE"/>
             </w:rPr>
-            <w:t>[15]</w:t>
+            <w:t>[16]</w:t>
           </w:r>
           <w:r>
             <w:rPr>
@@ -16912,7 +18368,25 @@
         <w:rPr>
           <w:lang w:val="de-DE"/>
         </w:rPr>
-        <w:t xml:space="preserve"> und wird durch Extremwerte</w:t>
+        <w:t xml:space="preserve"> und wird durch</w:t>
+      </w:r>
+      <w:r>
+        <w:rPr>
+          <w:lang w:val="de-DE"/>
+        </w:rPr>
+        <w:t xml:space="preserve"> einen</w:t>
+      </w:r>
+      <w:r>
+        <w:rPr>
+          <w:lang w:val="de-DE"/>
+        </w:rPr>
+        <w:t xml:space="preserve"> Extremwert</w:t>
+      </w:r>
+      <w:r>
+        <w:rPr>
+          <w:lang w:val="de-DE"/>
+        </w:rPr>
+        <w:t>abgleich</w:t>
       </w:r>
       <w:r>
         <w:rPr>
@@ -16948,7 +18422,19 @@
         <w:rPr>
           <w:lang w:val="de-DE"/>
         </w:rPr>
-        <w:t>einer Manhattan Distanz von 4</w:t>
+        <w:t>einer</w:t>
+      </w:r>
+      <w:r>
+        <w:rPr>
+          <w:lang w:val="de-DE"/>
+        </w:rPr>
+        <w:t xml:space="preserve"> vierfachen</w:t>
+      </w:r>
+      <w:r>
+        <w:rPr>
+          <w:lang w:val="de-DE"/>
+        </w:rPr>
+        <w:t xml:space="preserve"> Manhattan Distanz</w:t>
       </w:r>
       <w:r>
         <w:rPr>
@@ -17076,17 +18562,64 @@
       </w:r>
       <w:r>
         <w:rPr>
-          <w:highlight w:val="cyan"/>
-          <w:lang w:val="de-DE"/>
-        </w:rPr>
-        <w:t>Abb</w:t>
-      </w:r>
-      <w:r>
-        <w:rPr>
-          <w:lang w:val="de-DE"/>
-        </w:rPr>
-        <w:t>. Nr)</w:t>
-      </w:r>
+          <w:lang w:val="de-DE"/>
+        </w:rPr>
+        <w:t>Abb. 8</w:t>
+      </w:r>
+      <w:r>
+        <w:rPr>
+          <w:lang w:val="de-DE"/>
+        </w:rPr>
+        <w:t>)</w:t>
+      </w:r>
+      <w:r>
+        <w:rPr>
+          <w:lang w:val="de-DE"/>
+        </w:rPr>
+        <w:t xml:space="preserve"> </w:t>
+      </w:r>
+      <w:sdt>
+        <w:sdtPr>
+          <w:rPr>
+            <w:lang w:val="de-DE"/>
+          </w:rPr>
+          <w:id w:val="152883834"/>
+          <w:citation/>
+        </w:sdtPr>
+        <w:sdtContent>
+          <w:r>
+            <w:rPr>
+              <w:lang w:val="de-DE"/>
+            </w:rPr>
+            <w:fldChar w:fldCharType="begin"/>
+          </w:r>
+          <w:r>
+            <w:rPr>
+              <w:lang w:val="de-DE"/>
+            </w:rPr>
+            <w:instrText xml:space="preserve"> CITATION Jee18 \l 1033 </w:instrText>
+          </w:r>
+          <w:r>
+            <w:rPr>
+              <w:lang w:val="de-DE"/>
+            </w:rPr>
+            <w:fldChar w:fldCharType="separate"/>
+          </w:r>
+          <w:r>
+            <w:rPr>
+              <w:noProof/>
+              <w:lang w:val="de-DE"/>
+            </w:rPr>
+            <w:t>[16]</w:t>
+          </w:r>
+          <w:r>
+            <w:rPr>
+              <w:lang w:val="de-DE"/>
+            </w:rPr>
+            <w:fldChar w:fldCharType="end"/>
+          </w:r>
+        </w:sdtContent>
+      </w:sdt>
       <w:r>
         <w:rPr>
           <w:lang w:val="de-DE"/>
@@ -17097,17 +18630,16 @@
     <w:tbl>
       <w:tblPr>
         <w:tblStyle w:val="TableGrid"/>
-        <w:tblW w:w="0" w:type="auto"/>
+        <w:tblW w:w="9445" w:type="dxa"/>
         <w:tblLook w:val="04A0" w:firstRow="1" w:lastRow="0" w:firstColumn="1" w:lastColumn="0" w:noHBand="0" w:noVBand="1"/>
       </w:tblPr>
       <w:tblGrid>
-        <w:gridCol w:w="5538"/>
-        <w:gridCol w:w="3812"/>
+        <w:gridCol w:w="9445"/>
       </w:tblGrid>
       <w:tr>
         <w:tc>
           <w:tcPr>
-            <w:tcW w:w="5538" w:type="dxa"/>
+            <w:tcW w:w="9445" w:type="dxa"/>
           </w:tcPr>
           <w:p>
             <w:pPr>
@@ -17171,30 +18703,6 @@
             </w:r>
           </w:p>
         </w:tc>
-        <w:tc>
-          <w:tcPr>
-            <w:tcW w:w="3812" w:type="dxa"/>
-          </w:tcPr>
-          <w:p>
-            <w:pPr>
-              <w:rPr>
-                <w:noProof/>
-              </w:rPr>
-            </w:pPr>
-            <w:r>
-              <w:rPr>
-                <w:noProof/>
-              </w:rPr>
-              <w:t>entnommen aus [</w:t>
-            </w:r>
-            <w:r>
-              <w:rPr>
-                <w:noProof/>
-              </w:rPr>
-              <w:t>Nummer]</w:t>
-            </w:r>
-          </w:p>
-        </w:tc>
       </w:tr>
     </w:tbl>
     <w:p>
@@ -17261,6 +18769,54 @@
         <w:rPr>
           <w:lang w:val="de-DE"/>
         </w:rPr>
+        <w:t xml:space="preserve"> </w:t>
+      </w:r>
+      <w:sdt>
+        <w:sdtPr>
+          <w:rPr>
+            <w:lang w:val="de-DE"/>
+          </w:rPr>
+          <w:id w:val="-1366667233"/>
+          <w:citation/>
+        </w:sdtPr>
+        <w:sdtContent>
+          <w:r>
+            <w:rPr>
+              <w:lang w:val="de-DE"/>
+            </w:rPr>
+            <w:fldChar w:fldCharType="begin"/>
+          </w:r>
+          <w:r>
+            <w:rPr>
+              <w:lang w:val="de-DE"/>
+            </w:rPr>
+            <w:instrText xml:space="preserve"> CITATION Jee18 \l 1033 </w:instrText>
+          </w:r>
+          <w:r>
+            <w:rPr>
+              <w:lang w:val="de-DE"/>
+            </w:rPr>
+            <w:fldChar w:fldCharType="separate"/>
+          </w:r>
+          <w:r>
+            <w:rPr>
+              <w:noProof/>
+              <w:lang w:val="de-DE"/>
+            </w:rPr>
+            <w:t>[16]</w:t>
+          </w:r>
+          <w:r>
+            <w:rPr>
+              <w:lang w:val="de-DE"/>
+            </w:rPr>
+            <w:fldChar w:fldCharType="end"/>
+          </w:r>
+        </w:sdtContent>
+      </w:sdt>
+      <w:r>
+        <w:rPr>
+          <w:lang w:val="de-DE"/>
+        </w:rPr>
         <w:t>.</w:t>
       </w:r>
     </w:p>
@@ -17274,7 +18830,61 @@
         <w:rPr>
           <w:lang w:val="de-DE"/>
         </w:rPr>
-        <w:t>Jeelani und Qadir fanden</w:t>
+        <w:t>Jeelani und Qadir</w:t>
+      </w:r>
+      <w:r>
+        <w:rPr>
+          <w:lang w:val="de-DE"/>
+        </w:rPr>
+        <w:t xml:space="preserve"> </w:t>
+      </w:r>
+      <w:sdt>
+        <w:sdtPr>
+          <w:rPr>
+            <w:lang w:val="de-DE"/>
+          </w:rPr>
+          <w:id w:val="1254159504"/>
+          <w:citation/>
+        </w:sdtPr>
+        <w:sdtContent>
+          <w:r>
+            <w:rPr>
+              <w:lang w:val="de-DE"/>
+            </w:rPr>
+            <w:fldChar w:fldCharType="begin"/>
+          </w:r>
+          <w:r>
+            <w:rPr>
+              <w:lang w:val="de-DE"/>
+            </w:rPr>
+            <w:instrText xml:space="preserve"> CITATION Jee18 \l 1033 </w:instrText>
+          </w:r>
+          <w:r>
+            <w:rPr>
+              <w:lang w:val="de-DE"/>
+            </w:rPr>
+            <w:fldChar w:fldCharType="separate"/>
+          </w:r>
+          <w:r>
+            <w:rPr>
+              <w:noProof/>
+              <w:lang w:val="de-DE"/>
+            </w:rPr>
+            <w:t>[16]</w:t>
+          </w:r>
+          <w:r>
+            <w:rPr>
+              <w:lang w:val="de-DE"/>
+            </w:rPr>
+            <w:fldChar w:fldCharType="end"/>
+          </w:r>
+        </w:sdtContent>
+      </w:sdt>
+      <w:r>
+        <w:rPr>
+          <w:lang w:val="de-DE"/>
+        </w:rPr>
+        <w:t xml:space="preserve"> fanden</w:t>
       </w:r>
       <w:r>
         <w:rPr>
@@ -17526,7 +19136,7 @@
                   <w:rPr>
                     <w:noProof/>
                   </w:rPr>
-                  <w:t>[15]</w:t>
+                  <w:t>[16]</w:t>
                 </w:r>
                 <w:r>
                   <w:rPr>
@@ -18241,7 +19851,7 @@
           <w:lang w:val="de-DE"/>
         </w:rPr>
       </w:pPr>
-      <w:bookmarkStart w:id="14" w:name="_Toc233925436"/>
+      <w:bookmarkStart w:id="13" w:name="_Toc233925436"/>
       <w:r>
         <w:rPr>
           <w:lang w:val="de-DE"/>
@@ -18260,7 +19870,7 @@
         </w:rPr>
         <w:t>A</w:t>
       </w:r>
-      <w:bookmarkEnd w:id="14"/>
+      <w:bookmarkEnd w:id="13"/>
     </w:p>
     <w:p>
       <w:pPr>
@@ -18629,7 +20239,7 @@
                 <w:lang w:val="de-DE"/>
               </w:rPr>
               <w:drawing>
-                <wp:inline distT="0" distB="0" distL="0" distR="0" wp14:anchorId="410E896F" wp14:editId="687F5DF8">
+                <wp:inline distT="0" distB="0" distL="0" distR="0" wp14:anchorId="410E896F" wp14:editId="3404A340">
                   <wp:extent cx="2790908" cy="1330111"/>
                   <wp:effectExtent l="0" t="0" r="0" b="3810"/>
                   <wp:docPr id="408768978" name="Picture 5"/>
@@ -18697,7 +20307,7 @@
                 <w:lang w:val="de-DE"/>
               </w:rPr>
               <w:drawing>
-                <wp:inline distT="0" distB="0" distL="0" distR="0" wp14:anchorId="1022FEEA" wp14:editId="4FD63A17">
+                <wp:inline distT="0" distB="0" distL="0" distR="0" wp14:anchorId="1022FEEA" wp14:editId="628C1B6A">
                   <wp:extent cx="2875836" cy="1372185"/>
                   <wp:effectExtent l="0" t="0" r="1270" b="0"/>
                   <wp:docPr id="909725001" name="Picture 6"/>
@@ -18784,15 +20394,25 @@
           <w:lang w:val="de-DE"/>
         </w:rPr>
       </w:pPr>
-      <w:bookmarkStart w:id="15" w:name="_Toc233925437"/>
       <w:r>
         <w:rPr>
           <w:lang w:val="de-DE"/>
         </w:rPr>
         <w:lastRenderedPageBreak/>
-        <w:t>Vergleich und Evaluation</w:t>
-      </w:r>
-      <w:bookmarkEnd w:id="15"/>
+        <w:t>Vergleich</w:t>
+      </w:r>
+      <w:r>
+        <w:rPr>
+          <w:lang w:val="de-DE"/>
+        </w:rPr>
+        <w:t xml:space="preserve"> und Analyse</w:t>
+      </w:r>
+      <w:r>
+        <w:rPr>
+          <w:lang w:val="de-DE"/>
+        </w:rPr>
+        <w:t xml:space="preserve"> aller Algorithmen</w:t>
+      </w:r>
     </w:p>
     <w:p>
       <w:pPr>
@@ -18838,7 +20458,7 @@
               <w:noProof/>
               <w:lang w:val="de-DE"/>
             </w:rPr>
-            <w:t>[15]</w:t>
+            <w:t>[16]</w:t>
           </w:r>
           <w:r>
             <w:rPr>
@@ -19031,7 +20651,7 @@
               <w:noProof/>
               <w:lang w:val="de-DE"/>
             </w:rPr>
-            <w:t>[11]</w:t>
+            <w:t>[12]</w:t>
           </w:r>
           <w:r>
             <w:rPr>
@@ -19079,7 +20699,7 @@
               <w:noProof/>
               <w:lang w:val="de-DE"/>
             </w:rPr>
-            <w:t>[15]</w:t>
+            <w:t>[16]</w:t>
           </w:r>
           <w:r>
             <w:rPr>
@@ -19157,7 +20777,7 @@
               <w:noProof/>
               <w:lang w:val="de-DE"/>
             </w:rPr>
-            <w:t>[11]</w:t>
+            <w:t>[12]</w:t>
           </w:r>
           <w:r>
             <w:rPr>
@@ -19205,7 +20825,7 @@
               <w:noProof/>
               <w:lang w:val="de-DE"/>
             </w:rPr>
-            <w:t>[15]</w:t>
+            <w:t>[16]</w:t>
           </w:r>
           <w:r>
             <w:rPr>
@@ -19356,7 +20976,7 @@
               <w:noProof/>
               <w:lang w:val="de-DE"/>
             </w:rPr>
-            <w:t>[11]</w:t>
+            <w:t>[12]</w:t>
           </w:r>
           <w:r>
             <w:rPr>
@@ -19404,7 +21024,7 @@
               <w:noProof/>
               <w:lang w:val="de-DE"/>
             </w:rPr>
-            <w:t>[15]</w:t>
+            <w:t>[16]</w:t>
           </w:r>
           <w:r>
             <w:rPr>
@@ -25606,7 +27226,7 @@
               <w:noProof/>
               <w:lang w:val="de-DE"/>
             </w:rPr>
-            <w:t>[12]</w:t>
+            <w:t>[13]</w:t>
           </w:r>
           <w:r>
             <w:rPr>
@@ -26227,14 +27847,12 @@
           <w:lang w:val="de-DE"/>
         </w:rPr>
       </w:pPr>
-      <w:bookmarkStart w:id="16" w:name="_Toc233925438"/>
-      <w:r>
-        <w:rPr>
-          <w:lang w:val="de-DE"/>
-        </w:rPr>
-        <w:t>Schlussfolgerung und Anmerkungen</w:t>
-      </w:r>
-      <w:bookmarkEnd w:id="16"/>
+      <w:r>
+        <w:rPr>
+          <w:lang w:val="de-DE"/>
+        </w:rPr>
+        <w:t>Fazit</w:t>
+      </w:r>
     </w:p>
     <w:p>
       <w:pPr>
@@ -26518,7 +28136,7 @@
               <w:noProof/>
               <w:lang w:val="de-DE"/>
             </w:rPr>
-            <w:t>[20]</w:t>
+            <w:t>[21]</w:t>
           </w:r>
           <w:r>
             <w:rPr>
@@ -26583,7 +28201,7 @@
         <w:t>.</w:t>
       </w:r>
     </w:p>
-    <w:bookmarkStart w:id="17" w:name="_Toc233925439" w:displacedByCustomXml="next"/>
+    <w:bookmarkStart w:id="14" w:name="_Toc233925439" w:displacedByCustomXml="next"/>
     <w:sdt>
       <w:sdtPr>
         <w:rPr>
@@ -26607,7 +28225,7 @@
           <w:r>
             <w:t>Bibliography</w:t>
           </w:r>
-          <w:bookmarkEnd w:id="17"/>
+          <w:bookmarkEnd w:id="14"/>
         </w:p>
         <w:sdt>
           <w:sdtPr>
@@ -26649,7 +28267,7 @@
               </w:tblGrid>
               <w:tr>
                 <w:trPr>
-                  <w:divId w:val="8411573"/>
+                  <w:divId w:val="447555234"/>
                   <w:tblCellSpacing w:w="15" w:type="dxa"/>
                 </w:trPr>
                 <w:tc>
@@ -26690,14 +28308,14 @@
                       <w:rPr>
                         <w:noProof/>
                       </w:rPr>
-                      <w:t>D. Shiffman, "7. Cellular Automata," 2024. [Online]. Available: https://natureofcode.com/cellular-automata/. [Accessed 21 June 2026].</w:t>
+                      <w:t>Z. Ansari, "Understanding Image Noise: Exploring Different Kinds of Noises in Image Processing," 4 February 2025. [Online]. Available: https://medium.com/@zar_373/understanding-image-noise-exploring-different-kinds-of-noises-in-image-processing-dcd26c6c9e5a.</w:t>
                     </w:r>
                   </w:p>
                 </w:tc>
               </w:tr>
               <w:tr>
                 <w:trPr>
-                  <w:divId w:val="8411573"/>
+                  <w:divId w:val="447555234"/>
                   <w:tblCellSpacing w:w="15" w:type="dxa"/>
                 </w:trPr>
                 <w:tc>
@@ -26717,6 +28335,112 @@
                         <w:noProof/>
                       </w:rPr>
                       <w:t xml:space="preserve">[2] </w:t>
+                    </w:r>
+                  </w:p>
+                </w:tc>
+                <w:tc>
+                  <w:tcPr>
+                    <w:tcW w:w="0" w:type="auto"/>
+                    <w:hideMark/>
+                  </w:tcPr>
+                  <w:p>
+                    <w:pPr>
+                      <w:pStyle w:val="Bibliography"/>
+                      <w:rPr>
+                        <w:noProof/>
+                      </w:rPr>
+                    </w:pPr>
+                    <w:r>
+                      <w:rPr>
+                        <w:noProof/>
+                      </w:rPr>
+                      <w:t xml:space="preserve">P. L. Rosin, "Training cellular automata for image processing," </w:t>
+                    </w:r>
+                    <w:r>
+                      <w:rPr>
+                        <w:i/>
+                        <w:iCs/>
+                        <w:noProof/>
+                      </w:rPr>
+                      <w:t xml:space="preserve">IEEE Transactions on Image Processing, </w:t>
+                    </w:r>
+                    <w:r>
+                      <w:rPr>
+                        <w:noProof/>
+                      </w:rPr>
+                      <w:t xml:space="preserve">vol. 15, no. 7, pp. 2076-2087, 2006. </w:t>
+                    </w:r>
+                  </w:p>
+                </w:tc>
+              </w:tr>
+              <w:tr>
+                <w:trPr>
+                  <w:divId w:val="447555234"/>
+                  <w:tblCellSpacing w:w="15" w:type="dxa"/>
+                </w:trPr>
+                <w:tc>
+                  <w:tcPr>
+                    <w:tcW w:w="50" w:type="pct"/>
+                    <w:hideMark/>
+                  </w:tcPr>
+                  <w:p>
+                    <w:pPr>
+                      <w:pStyle w:val="Bibliography"/>
+                      <w:rPr>
+                        <w:noProof/>
+                      </w:rPr>
+                    </w:pPr>
+                    <w:r>
+                      <w:rPr>
+                        <w:noProof/>
+                      </w:rPr>
+                      <w:t xml:space="preserve">[3] </w:t>
+                    </w:r>
+                  </w:p>
+                </w:tc>
+                <w:tc>
+                  <w:tcPr>
+                    <w:tcW w:w="0" w:type="auto"/>
+                    <w:hideMark/>
+                  </w:tcPr>
+                  <w:p>
+                    <w:pPr>
+                      <w:pStyle w:val="Bibliography"/>
+                      <w:rPr>
+                        <w:noProof/>
+                      </w:rPr>
+                    </w:pPr>
+                    <w:r>
+                      <w:rPr>
+                        <w:noProof/>
+                      </w:rPr>
+                      <w:t>D. Shiffman, "7. Cellular Automata," 2024. [Online]. Available: https://natureofcode.com/cellular-automata/. [Accessed 21 June 2026].</w:t>
+                    </w:r>
+                  </w:p>
+                </w:tc>
+              </w:tr>
+              <w:tr>
+                <w:trPr>
+                  <w:divId w:val="447555234"/>
+                  <w:tblCellSpacing w:w="15" w:type="dxa"/>
+                </w:trPr>
+                <w:tc>
+                  <w:tcPr>
+                    <w:tcW w:w="50" w:type="pct"/>
+                    <w:hideMark/>
+                  </w:tcPr>
+                  <w:p>
+                    <w:pPr>
+                      <w:pStyle w:val="Bibliography"/>
+                      <w:rPr>
+                        <w:noProof/>
+                      </w:rPr>
+                    </w:pPr>
+                    <w:r>
+                      <w:rPr>
+                        <w:noProof/>
+                      </w:rPr>
+                      <w:t xml:space="preserve">[4] </w:t>
                     </w:r>
                   </w:p>
                 </w:tc>
@@ -26757,7 +28481,7 @@
               </w:tr>
               <w:tr>
                 <w:trPr>
-                  <w:divId w:val="8411573"/>
+                  <w:divId w:val="447555234"/>
                   <w:tblCellSpacing w:w="15" w:type="dxa"/>
                 </w:trPr>
                 <w:tc>
@@ -26776,7 +28500,7 @@
                       <w:rPr>
                         <w:noProof/>
                       </w:rPr>
-                      <w:t xml:space="preserve">[3] </w:t>
+                      <w:t xml:space="preserve">[5] </w:t>
                     </w:r>
                   </w:p>
                 </w:tc>
@@ -26817,7 +28541,7 @@
               </w:tr>
               <w:tr>
                 <w:trPr>
-                  <w:divId w:val="8411573"/>
+                  <w:divId w:val="447555234"/>
                   <w:tblCellSpacing w:w="15" w:type="dxa"/>
                 </w:trPr>
                 <w:tc>
@@ -26836,53 +28560,7 @@
                       <w:rPr>
                         <w:noProof/>
                       </w:rPr>
-                      <w:t xml:space="preserve">[4] </w:t>
-                    </w:r>
-                  </w:p>
-                </w:tc>
-                <w:tc>
-                  <w:tcPr>
-                    <w:tcW w:w="0" w:type="auto"/>
-                    <w:hideMark/>
-                  </w:tcPr>
-                  <w:p>
-                    <w:pPr>
-                      <w:pStyle w:val="Bibliography"/>
-                      <w:rPr>
-                        <w:noProof/>
-                      </w:rPr>
-                    </w:pPr>
-                    <w:r>
-                      <w:rPr>
-                        <w:noProof/>
-                      </w:rPr>
-                      <w:t>Z. Ansari, "Understanding Image Noise: Exploring Different Kinds of Noises in Image Processing," 4 February 2025. [Online]. Available: https://medium.com/@zar_373/understanding-image-noise-exploring-different-kinds-of-noises-in-image-processing-dcd26c6c9e5a.</w:t>
-                    </w:r>
-                  </w:p>
-                </w:tc>
-              </w:tr>
-              <w:tr>
-                <w:trPr>
-                  <w:divId w:val="8411573"/>
-                  <w:tblCellSpacing w:w="15" w:type="dxa"/>
-                </w:trPr>
-                <w:tc>
-                  <w:tcPr>
-                    <w:tcW w:w="50" w:type="pct"/>
-                    <w:hideMark/>
-                  </w:tcPr>
-                  <w:p>
-                    <w:pPr>
-                      <w:pStyle w:val="Bibliography"/>
-                      <w:rPr>
-                        <w:noProof/>
-                      </w:rPr>
-                    </w:pPr>
-                    <w:r>
-                      <w:rPr>
-                        <w:noProof/>
-                      </w:rPr>
-                      <w:t xml:space="preserve">[5] </w:t>
+                      <w:t xml:space="preserve">[6] </w:t>
                     </w:r>
                   </w:p>
                 </w:tc>
@@ -26909,7 +28587,7 @@
               </w:tr>
               <w:tr>
                 <w:trPr>
-                  <w:divId w:val="8411573"/>
+                  <w:divId w:val="447555234"/>
                   <w:tblCellSpacing w:w="15" w:type="dxa"/>
                 </w:trPr>
                 <w:tc>
@@ -26928,7 +28606,7 @@
                       <w:rPr>
                         <w:noProof/>
                       </w:rPr>
-                      <w:t xml:space="preserve">[6] </w:t>
+                      <w:t xml:space="preserve">[7] </w:t>
                     </w:r>
                   </w:p>
                 </w:tc>
@@ -26969,7 +28647,7 @@
               </w:tr>
               <w:tr>
                 <w:trPr>
-                  <w:divId w:val="8411573"/>
+                  <w:divId w:val="447555234"/>
                   <w:tblCellSpacing w:w="15" w:type="dxa"/>
                 </w:trPr>
                 <w:tc>
@@ -26988,7 +28666,7 @@
                       <w:rPr>
                         <w:noProof/>
                       </w:rPr>
-                      <w:t xml:space="preserve">[7] </w:t>
+                      <w:t xml:space="preserve">[8] </w:t>
                     </w:r>
                   </w:p>
                 </w:tc>
@@ -27029,7 +28707,7 @@
               </w:tr>
               <w:tr>
                 <w:trPr>
-                  <w:divId w:val="8411573"/>
+                  <w:divId w:val="447555234"/>
                   <w:tblCellSpacing w:w="15" w:type="dxa"/>
                 </w:trPr>
                 <w:tc>
@@ -27048,7 +28726,7 @@
                       <w:rPr>
                         <w:noProof/>
                       </w:rPr>
-                      <w:t xml:space="preserve">[8] </w:t>
+                      <w:t xml:space="preserve">[9] </w:t>
                     </w:r>
                   </w:p>
                 </w:tc>
@@ -27075,7 +28753,7 @@
               </w:tr>
               <w:tr>
                 <w:trPr>
-                  <w:divId w:val="8411573"/>
+                  <w:divId w:val="447555234"/>
                   <w:tblCellSpacing w:w="15" w:type="dxa"/>
                 </w:trPr>
                 <w:tc>
@@ -27094,7 +28772,7 @@
                       <w:rPr>
                         <w:noProof/>
                       </w:rPr>
-                      <w:t xml:space="preserve">[9] </w:t>
+                      <w:t xml:space="preserve">[10] </w:t>
                     </w:r>
                   </w:p>
                 </w:tc>
@@ -27135,7 +28813,7 @@
               </w:tr>
               <w:tr>
                 <w:trPr>
-                  <w:divId w:val="8411573"/>
+                  <w:divId w:val="447555234"/>
                   <w:tblCellSpacing w:w="15" w:type="dxa"/>
                 </w:trPr>
                 <w:tc>
@@ -27154,7 +28832,7 @@
                       <w:rPr>
                         <w:noProof/>
                       </w:rPr>
-                      <w:t xml:space="preserve">[10] </w:t>
+                      <w:t xml:space="preserve">[11] </w:t>
                     </w:r>
                   </w:p>
                 </w:tc>
@@ -27181,7 +28859,7 @@
               </w:tr>
               <w:tr>
                 <w:trPr>
-                  <w:divId w:val="8411573"/>
+                  <w:divId w:val="447555234"/>
                   <w:tblCellSpacing w:w="15" w:type="dxa"/>
                 </w:trPr>
                 <w:tc>
@@ -27200,7 +28878,8 @@
                       <w:rPr>
                         <w:noProof/>
                       </w:rPr>
-                      <w:t xml:space="preserve">[11] </w:t>
+                      <w:lastRenderedPageBreak/>
+                      <w:t xml:space="preserve">[12] </w:t>
                     </w:r>
                   </w:p>
                 </w:tc>
@@ -27241,7 +28920,7 @@
               </w:tr>
               <w:tr>
                 <w:trPr>
-                  <w:divId w:val="8411573"/>
+                  <w:divId w:val="447555234"/>
                   <w:tblCellSpacing w:w="15" w:type="dxa"/>
                 </w:trPr>
                 <w:tc>
@@ -27260,8 +28939,7 @@
                       <w:rPr>
                         <w:noProof/>
                       </w:rPr>
-                      <w:lastRenderedPageBreak/>
-                      <w:t xml:space="preserve">[12] </w:t>
+                      <w:t xml:space="preserve">[13] </w:t>
                     </w:r>
                   </w:p>
                 </w:tc>
@@ -27288,7 +28966,7 @@
               </w:tr>
               <w:tr>
                 <w:trPr>
-                  <w:divId w:val="8411573"/>
+                  <w:divId w:val="447555234"/>
                   <w:tblCellSpacing w:w="15" w:type="dxa"/>
                 </w:trPr>
                 <w:tc>
@@ -27307,7 +28985,7 @@
                       <w:rPr>
                         <w:noProof/>
                       </w:rPr>
-                      <w:t xml:space="preserve">[13] </w:t>
+                      <w:t xml:space="preserve">[14] </w:t>
                     </w:r>
                   </w:p>
                 </w:tc>
@@ -27348,7 +29026,7 @@
               </w:tr>
               <w:tr>
                 <w:trPr>
-                  <w:divId w:val="8411573"/>
+                  <w:divId w:val="447555234"/>
                   <w:tblCellSpacing w:w="15" w:type="dxa"/>
                 </w:trPr>
                 <w:tc>
@@ -27367,7 +29045,7 @@
                       <w:rPr>
                         <w:noProof/>
                       </w:rPr>
-                      <w:t xml:space="preserve">[14] </w:t>
+                      <w:t xml:space="preserve">[15] </w:t>
                     </w:r>
                   </w:p>
                 </w:tc>
@@ -27394,7 +29072,7 @@
               </w:tr>
               <w:tr>
                 <w:trPr>
-                  <w:divId w:val="8411573"/>
+                  <w:divId w:val="447555234"/>
                   <w:tblCellSpacing w:w="15" w:type="dxa"/>
                 </w:trPr>
                 <w:tc>
@@ -27413,7 +29091,7 @@
                       <w:rPr>
                         <w:noProof/>
                       </w:rPr>
-                      <w:t xml:space="preserve">[15] </w:t>
+                      <w:t xml:space="preserve">[16] </w:t>
                     </w:r>
                   </w:p>
                 </w:tc>
@@ -27454,7 +29132,7 @@
               </w:tr>
               <w:tr>
                 <w:trPr>
-                  <w:divId w:val="8411573"/>
+                  <w:divId w:val="447555234"/>
                   <w:tblCellSpacing w:w="15" w:type="dxa"/>
                 </w:trPr>
                 <w:tc>
@@ -27473,7 +29151,7 @@
                       <w:rPr>
                         <w:noProof/>
                       </w:rPr>
-                      <w:t xml:space="preserve">[16] </w:t>
+                      <w:t xml:space="preserve">[17] </w:t>
                     </w:r>
                   </w:p>
                 </w:tc>
@@ -27514,7 +29192,7 @@
               </w:tr>
               <w:tr>
                 <w:trPr>
-                  <w:divId w:val="8411573"/>
+                  <w:divId w:val="447555234"/>
                   <w:tblCellSpacing w:w="15" w:type="dxa"/>
                 </w:trPr>
                 <w:tc>
@@ -27533,7 +29211,7 @@
                       <w:rPr>
                         <w:noProof/>
                       </w:rPr>
-                      <w:t xml:space="preserve">[17] </w:t>
+                      <w:t xml:space="preserve">[18] </w:t>
                     </w:r>
                   </w:p>
                 </w:tc>
@@ -27574,7 +29252,7 @@
               </w:tr>
               <w:tr>
                 <w:trPr>
-                  <w:divId w:val="8411573"/>
+                  <w:divId w:val="447555234"/>
                   <w:tblCellSpacing w:w="15" w:type="dxa"/>
                 </w:trPr>
                 <w:tc>
@@ -27593,7 +29271,7 @@
                       <w:rPr>
                         <w:noProof/>
                       </w:rPr>
-                      <w:t xml:space="preserve">[18] </w:t>
+                      <w:t xml:space="preserve">[19] </w:t>
                     </w:r>
                   </w:p>
                 </w:tc>
@@ -27634,7 +29312,7 @@
               </w:tr>
               <w:tr>
                 <w:trPr>
-                  <w:divId w:val="8411573"/>
+                  <w:divId w:val="447555234"/>
                   <w:tblCellSpacing w:w="15" w:type="dxa"/>
                 </w:trPr>
                 <w:tc>
@@ -27653,7 +29331,7 @@
                       <w:rPr>
                         <w:noProof/>
                       </w:rPr>
-                      <w:t xml:space="preserve">[19] </w:t>
+                      <w:t xml:space="preserve">[20] </w:t>
                     </w:r>
                   </w:p>
                 </w:tc>
@@ -27694,7 +29372,7 @@
               </w:tr>
               <w:tr>
                 <w:trPr>
-                  <w:divId w:val="8411573"/>
+                  <w:divId w:val="447555234"/>
                   <w:tblCellSpacing w:w="15" w:type="dxa"/>
                 </w:trPr>
                 <w:tc>
@@ -27713,7 +29391,67 @@
                       <w:rPr>
                         <w:noProof/>
                       </w:rPr>
-                      <w:t xml:space="preserve">[20] </w:t>
+                      <w:t xml:space="preserve">[21] </w:t>
+                    </w:r>
+                  </w:p>
+                </w:tc>
+                <w:tc>
+                  <w:tcPr>
+                    <w:tcW w:w="0" w:type="auto"/>
+                    <w:hideMark/>
+                  </w:tcPr>
+                  <w:p>
+                    <w:pPr>
+                      <w:pStyle w:val="Bibliography"/>
+                      <w:rPr>
+                        <w:noProof/>
+                      </w:rPr>
+                    </w:pPr>
+                    <w:r>
+                      <w:rPr>
+                        <w:noProof/>
+                      </w:rPr>
+                      <w:t xml:space="preserve">S. A. Twinkle, S. Kamilya and J. Mukherjee, "Despeckling Images Using Elementary Cellular Automata," </w:t>
+                    </w:r>
+                    <w:r>
+                      <w:rPr>
+                        <w:i/>
+                        <w:iCs/>
+                        <w:noProof/>
+                      </w:rPr>
+                      <w:t xml:space="preserve">Communications in Computer and Information Science, </w:t>
+                    </w:r>
+                    <w:r>
+                      <w:rPr>
+                        <w:noProof/>
+                      </w:rPr>
+                      <w:t xml:space="preserve">vol. 2499, pp. 191-202, 2025. </w:t>
+                    </w:r>
+                  </w:p>
+                </w:tc>
+              </w:tr>
+              <w:tr>
+                <w:trPr>
+                  <w:divId w:val="447555234"/>
+                  <w:tblCellSpacing w:w="15" w:type="dxa"/>
+                </w:trPr>
+                <w:tc>
+                  <w:tcPr>
+                    <w:tcW w:w="50" w:type="pct"/>
+                    <w:hideMark/>
+                  </w:tcPr>
+                  <w:p>
+                    <w:pPr>
+                      <w:pStyle w:val="Bibliography"/>
+                      <w:rPr>
+                        <w:noProof/>
+                      </w:rPr>
+                    </w:pPr>
+                    <w:r>
+                      <w:rPr>
+                        <w:noProof/>
+                      </w:rPr>
+                      <w:t xml:space="preserve">[22] </w:t>
                     </w:r>
                   </w:p>
                 </w:tc>
@@ -27740,7 +29478,7 @@
               </w:tr>
               <w:tr>
                 <w:trPr>
-                  <w:divId w:val="8411573"/>
+                  <w:divId w:val="447555234"/>
                   <w:tblCellSpacing w:w="15" w:type="dxa"/>
                 </w:trPr>
                 <w:tc>
@@ -27759,7 +29497,7 @@
                       <w:rPr>
                         <w:noProof/>
                       </w:rPr>
-                      <w:t xml:space="preserve">[21] </w:t>
+                      <w:t xml:space="preserve">[23] </w:t>
                     </w:r>
                   </w:p>
                 </w:tc>
@@ -27801,7 +29539,7 @@
             </w:tbl>
             <w:p>
               <w:pPr>
-                <w:divId w:val="8411573"/>
+                <w:divId w:val="447555234"/>
                 <w:rPr>
                   <w:rFonts w:eastAsia="Times New Roman"/>
                   <w:noProof/>
@@ -27822,13 +29560,6 @@
         </w:sdt>
       </w:sdtContent>
     </w:sdt>
-    <w:p>
-      <w:pPr>
-        <w:rPr>
-          <w:lang w:val="de-DE"/>
-        </w:rPr>
-      </w:pPr>
-    </w:p>
     <w:sectPr>
       <w:pgSz w:w="12240" w:h="15840"/>
       <w:pgMar w:top="1440" w:right="1440" w:bottom="1440" w:left="1440" w:header="720" w:footer="720" w:gutter="0"/>
@@ -31845,7 +33576,7 @@
         </b:NameList>
       </b:Author>
     </b:Author>
-    <b:RefOrder>7</b:RefOrder>
+    <b:RefOrder>8</b:RefOrder>
   </b:Source>
   <b:Source>
     <b:Tag>Shi26</b:Tag>
@@ -31868,7 +33599,7 @@
     <b:URL>https://natureofcode.com/cellular-automata/</b:URL>
     <b:Year>2024</b:Year>
     <b:BookTitle>The Nature of Code: Simulating Natural Systems with JavaScript</b:BookTitle>
-    <b:RefOrder>1</b:RefOrder>
+    <b:RefOrder>3</b:RefOrder>
   </b:Source>
   <b:Source>
     <b:Tag>Sap26</b:Tag>
@@ -31893,7 +33624,7 @@
     <b:MonthAccessed>July</b:MonthAccessed>
     <b:DayAccessed>1</b:DayAccessed>
     <b:URL>https://www.forasoft.com/learn/video-quality/articles-vqm/psnr-explained</b:URL>
-    <b:RefOrder>12</b:RefOrder>
+    <b:RefOrder>13</b:RefOrder>
   </b:Source>
   <b:Source>
     <b:Tag>Sad12</b:Tag>
@@ -31924,7 +33655,7 @@
       </b:Author>
     </b:Author>
     <b:DOI>10.1016/j.aeue.2012.01.010</b:DOI>
-    <b:RefOrder>16</b:RefOrder>
+    <b:RefOrder>17</b:RefOrder>
   </b:Source>
   <b:Source>
     <b:Tag>Per07</b:Tag>
@@ -31951,7 +33682,7 @@
       </b:Author>
     </b:Author>
     <b:DOI>10.1109/tip.2007.902329</b:DOI>
-    <b:RefOrder>9</b:RefOrder>
+    <b:RefOrder>10</b:RefOrder>
   </b:Source>
   <b:Source>
     <b:Tag>Maz25</b:Tag>
@@ -31975,7 +33706,7 @@
     <b:MonthAccessed>June</b:MonthAccessed>
     <b:DayAccessed>27</b:DayAccessed>
     <b:URL>https://medium.com/@adnan.mazraeh1993/fuzzification-and-defuzzification-6fbfe059047e</b:URL>
-    <b:RefOrder>21</b:RefOrder>
+    <b:RefOrder>22</b:RefOrder>
   </b:Source>
   <b:Source>
     <b:Tag>Lak26</b:Tag>
@@ -32000,7 +33731,7 @@
     <b:MonthAccessed>June</b:MonthAccessed>
     <b:DayAccessed>26</b:DayAccessed>
     <b:URL>https://metricgate.com/docs/structural-similarity-index/</b:URL>
-    <b:RefOrder>14</b:RefOrder>
+    <b:RefOrder>15</b:RefOrder>
   </b:Source>
   <b:Source>
     <b:Tag>Lak25</b:Tag>
@@ -32025,7 +33756,7 @@
     <b:DayAccessed>26</b:DayAccessed>
     <b:URL>https://metricgate.com/docs/peak-signal-to-noise-ratio/</b:URL>
     <b:ProductionCompany>MetricGate</b:ProductionCompany>
-    <b:RefOrder>10</b:RefOrder>
+    <b:RefOrder>11</b:RefOrder>
   </b:Source>
   <b:Source>
     <b:Tag>Kon26</b:Tag>
@@ -32052,7 +33783,7 @@
       </b:Author>
     </b:Author>
     <b:DOI>10.1007/s11042-026-21455-8</b:DOI>
-    <b:RefOrder>11</b:RefOrder>
+    <b:RefOrder>12</b:RefOrder>
   </b:Source>
   <b:Source>
     <b:Tag>Jee18</b:Tag>
@@ -32080,7 +33811,7 @@
     <b:Issue>2</b:Issue>
     <b:Month>December</b:Month>
     <b:DOI>10.1016/j.jksuci.2018.12.006</b:DOI>
-    <b:RefOrder>15</b:RefOrder>
+    <b:RefOrder>16</b:RefOrder>
   </b:Source>
   <b:Source>
     <b:Tag>Had17</b:Tag>
@@ -32106,7 +33837,7 @@
         </b:NameList>
       </b:Author>
     </b:Author>
-    <b:RefOrder>2</b:RefOrder>
+    <b:RefOrder>4</b:RefOrder>
   </b:Source>
   <b:Source>
     <b:Tag>Gon08</b:Tag>
@@ -32134,7 +33865,7 @@
         </b:NameList>
       </b:Author>
     </b:Author>
-    <b:RefOrder>6</b:RefOrder>
+    <b:RefOrder>7</b:RefOrder>
   </b:Source>
   <b:Source>
     <b:Tag>Cha22</b:Tag>
@@ -32178,7 +33909,7 @@
       </b:Author>
     </b:Author>
     <b:DOI>10.14704/nq.2022.20.6.NQ22456</b:DOI>
-    <b:RefOrder>3</b:RefOrder>
+    <b:RefOrder>5</b:RefOrder>
   </b:Source>
   <b:Source>
     <b:Tag>Ans25</b:Tag>
@@ -32200,7 +33931,7 @@
     <b:Month>February</b:Month>
     <b:Day>4</b:Day>
     <b:URL>https://medium.com/@zar_373/understanding-image-noise-exploring-different-kinds-of-noises-in-image-processing-dcd26c6c9e5a</b:URL>
-    <b:RefOrder>4</b:RefOrder>
+    <b:RefOrder>1</b:RefOrder>
   </b:Source>
   <b:Source>
     <b:Tag>Ang19</b:Tag>
@@ -32231,7 +33962,7 @@
       </b:Author>
     </b:Author>
     <b:URL>https://www.arpnjournals.org/jeas/research_papers/rp_2019/jeas_0919_7931.pdf</b:URL>
-    <b:RefOrder>17</b:RefOrder>
+    <b:RefOrder>18</b:RefOrder>
   </b:Source>
   <b:Source>
     <b:Tag>Uni20</b:Tag>
@@ -32248,7 +33979,7 @@
     <b:MonthAccessed>June</b:MonthAccessed>
     <b:DayAccessed>24</b:DayAccessed>
     <b:URL>https://homepages.inf.ed.ac.uk/rbf/HIPR2/median.htm</b:URL>
-    <b:RefOrder>8</b:RefOrder>
+    <b:RefOrder>9</b:RefOrder>
   </b:Source>
   <b:Source>
     <b:Tag>Uni26</b:Tag>
@@ -32264,7 +33995,7 @@
     <b:MonthAccessed>June</b:MonthAccessed>
     <b:DayAccessed>24</b:DayAccessed>
     <b:URL>https://homepages.inf.ed.ac.uk/rbf/HIPR2/mean.htm</b:URL>
-    <b:RefOrder>5</b:RefOrder>
+    <b:RefOrder>6</b:RefOrder>
   </b:Source>
   <b:Source>
     <b:Tag>Ima04</b:Tag>
@@ -32278,7 +34009,7 @@
     <b:Volume>13</b:Volume>
     <b:Issue>4</b:Issue>
     <b:DOI>10.1109/tip.2003.819861</b:DOI>
-    <b:RefOrder>22</b:RefOrder>
+    <b:RefOrder>23</b:RefOrder>
   </b:Source>
   <b:Source>
     <b:Tag>Wan04</b:Tag>
@@ -32313,7 +34044,7 @@
     <b:Volume>13</b:Volume>
     <b:Issue>4</b:Issue>
     <b:DOI>10.1109/tip.2003.819861</b:DOI>
-    <b:RefOrder>13</b:RefOrder>
+    <b:RefOrder>14</b:RefOrder>
   </b:Source>
   <b:Source>
     <b:Tag>Kan18</b:Tag>
@@ -32349,7 +34080,7 @@
     </b:Author>
     <b:Month>June</b:Month>
     <b:DOI>10.4108/eai.12-6-2018.154816</b:DOI>
-    <b:RefOrder>18</b:RefOrder>
+    <b:RefOrder>19</b:RefOrder>
   </b:Source>
   <b:Source>
     <b:Tag>LiT13</b:Tag>
@@ -32387,7 +34118,7 @@
       </b:Author>
     </b:Author>
     <b:DOI>10.4028/www.scientific.net/AMM.462-463.391</b:DOI>
-    <b:RefOrder>19</b:RefOrder>
+    <b:RefOrder>20</b:RefOrder>
   </b:Source>
   <b:Source>
     <b:Tag>Twi25</b:Tag>
@@ -32417,13 +34148,37 @@
         </b:NameList>
       </b:Author>
     </b:Author>
-    <b:RefOrder>20</b:RefOrder>
+    <b:RefOrder>21</b:RefOrder>
+  </b:Source>
+  <b:Source>
+    <b:Tag>Ros06</b:Tag>
+    <b:SourceType>JournalArticle</b:SourceType>
+    <b:Guid>{D84F2DAD-360C-4489-8F4F-63B1D9159146}</b:Guid>
+    <b:Title>Training cellular automata for image processing</b:Title>
+    <b:JournalName>IEEE Transactions on Image Processing</b:JournalName>
+    <b:Year>2006</b:Year>
+    <b:Pages>2076-2087</b:Pages>
+    <b:Volume>15</b:Volume>
+    <b:Issue>7</b:Issue>
+    <b:Author>
+      <b:Author>
+        <b:NameList>
+          <b:Person>
+            <b:Last>Rosin</b:Last>
+            <b:Middle>L</b:Middle>
+            <b:First>Paul</b:First>
+          </b:Person>
+        </b:NameList>
+      </b:Author>
+    </b:Author>
+    <b:DOI>10.1109/tip.2006.877040</b:DOI>
+    <b:RefOrder>2</b:RefOrder>
   </b:Source>
 </b:Sources>
 </file>
 
 <file path=customXml/itemProps1.xml><?xml version="1.0" encoding="utf-8"?>
-<ds:datastoreItem xmlns:ds="http://schemas.openxmlformats.org/officeDocument/2006/customXml" ds:itemID="{110C503A-9D2F-423B-98E1-DF7FD9E7D000}">
+<ds:datastoreItem xmlns:ds="http://schemas.openxmlformats.org/officeDocument/2006/customXml" ds:itemID="{6644D78E-520A-4F97-96DE-6AA5CFA38B23}">
   <ds:schemaRefs>
     <ds:schemaRef ds:uri="http://schemas.openxmlformats.org/officeDocument/2006/bibliography"/>
   </ds:schemaRefs>

--- a/STI/CellularAutomata/Draft.docx
+++ b/STI/CellularAutomata/Draft.docx
@@ -1622,12 +1622,24 @@
         <w:rPr>
           <w:lang w:val="x-none"/>
         </w:rPr>
-        <w:t>Besonders populäre Herangehensweise zu dieser Problemstellung stellen Filtermethoden da, die auf den sogenannten Median Filter basieren</w:t>
+        <w:t xml:space="preserve">Besonders populäre Herangehensweise zu dieser Problemstellung stellen Filtermethoden da, die auf den sogenannten </w:t>
       </w:r>
       <w:r>
         <w:rPr>
           <w:lang w:val="x-none"/>
         </w:rPr>
+        <w:t>Medianfilter</w:t>
+      </w:r>
+      <w:r>
+        <w:rPr>
+          <w:lang w:val="x-none"/>
+        </w:rPr>
+        <w:t xml:space="preserve"> basieren</w:t>
+      </w:r>
+      <w:r>
+        <w:rPr>
+          <w:lang w:val="x-none"/>
+        </w:rPr>
         <w:t>, denn d</w:t>
       </w:r>
       <w:r>
@@ -1694,7 +1706,19 @@
         <w:rPr>
           <w:lang w:val="x-none"/>
         </w:rPr>
-        <w:t xml:space="preserve"> Besserung des Median Filters als Ziel</w:t>
+        <w:t xml:space="preserve"> Besserung des </w:t>
+      </w:r>
+      <w:r>
+        <w:rPr>
+          <w:lang w:val="x-none"/>
+        </w:rPr>
+        <w:t>Medianfilter</w:t>
+      </w:r>
+      <w:r>
+        <w:rPr>
+          <w:lang w:val="x-none"/>
+        </w:rPr>
+        <w:t>s als Ziel</w:t>
       </w:r>
       <w:r>
         <w:rPr>
@@ -1763,7 +1787,19 @@
         <w:rPr>
           <w:lang w:val="x-none"/>
         </w:rPr>
-        <w:t xml:space="preserve"> des Median Filters </w:t>
+        <w:t xml:space="preserve"> des </w:t>
+      </w:r>
+      <w:r>
+        <w:rPr>
+          <w:lang w:val="x-none"/>
+        </w:rPr>
+        <w:t>Medianfilter</w:t>
+      </w:r>
+      <w:r>
+        <w:rPr>
+          <w:lang w:val="x-none"/>
+        </w:rPr>
+        <w:t xml:space="preserve">s </w:t>
       </w:r>
       <w:r>
         <w:rPr>
@@ -2246,7 +2282,19 @@
         <w:rPr>
           <w:lang w:val="de-DE"/>
         </w:rPr>
-        <w:t xml:space="preserve">definiert. Im Kontext von Schwarz-Weiß Bildern hingegen, wäre </w:t>
+        <w:t xml:space="preserve">definiert. Im Kontext von </w:t>
+      </w:r>
+      <w:r>
+        <w:rPr>
+          <w:lang w:val="de-DE"/>
+        </w:rPr>
+        <w:t>Schwarz-Weiß-Bildern</w:t>
+      </w:r>
+      <w:r>
+        <w:rPr>
+          <w:lang w:val="de-DE"/>
+        </w:rPr>
+        <w:t xml:space="preserve"> hingegen, wäre </w:t>
       </w:r>
       <w:r>
         <w:rPr>
@@ -2671,13 +2719,31 @@
         <w:rPr>
           <w:lang w:val="de-DE"/>
         </w:rPr>
-        <w:t>Moore alle anliegende Zellen</w:t>
-      </w:r>
-      <w:r>
-        <w:rPr>
-          <w:lang w:val="de-DE"/>
-        </w:rPr>
-        <w:t xml:space="preserve"> – grundlegend sind hier die acht umschließende Zellen gemeint -</w:t>
+        <w:t xml:space="preserve">Moore </w:t>
+      </w:r>
+      <w:r>
+        <w:rPr>
+          <w:lang w:val="de-DE"/>
+        </w:rPr>
+        <w:t>alle anliegenden Zellen</w:t>
+      </w:r>
+      <w:r>
+        <w:rPr>
+          <w:lang w:val="de-DE"/>
+        </w:rPr>
+        <w:t xml:space="preserve"> – grundlegend sind hier </w:t>
+      </w:r>
+      <w:r>
+        <w:rPr>
+          <w:lang w:val="de-DE"/>
+        </w:rPr>
+        <w:t>die acht umschließenden Zellen</w:t>
+      </w:r>
+      <w:r>
+        <w:rPr>
+          <w:lang w:val="de-DE"/>
+        </w:rPr>
+        <w:t xml:space="preserve"> gemeint -</w:t>
       </w:r>
       <w:r>
         <w:rPr>
@@ -3453,7 +3519,19 @@
         <w:rPr>
           <w:lang w:val="de-DE"/>
         </w:rPr>
-        <w:t xml:space="preserve">findet CA Anwendung in der Darstellung von dynamischen Systemen </w:t>
+        <w:t xml:space="preserve">findet </w:t>
+      </w:r>
+      <w:r>
+        <w:rPr>
+          <w:lang w:val="de-DE"/>
+        </w:rPr>
+        <w:t>CA-Anwendung</w:t>
+      </w:r>
+      <w:r>
+        <w:rPr>
+          <w:lang w:val="de-DE"/>
+        </w:rPr>
+        <w:t xml:space="preserve"> in der Darstellung von dynamischen Systemen </w:t>
       </w:r>
       <w:r>
         <w:rPr>
@@ -3561,7 +3639,19 @@
         <w:rPr>
           <w:lang w:val="de-DE"/>
         </w:rPr>
-        <w:t xml:space="preserve">Im Rahmen dieser Arbeit werden ausschließlich Schwarz-Weiß Bilder </w:t>
+        <w:t xml:space="preserve">Im Rahmen dieser Arbeit werden ausschließlich </w:t>
+      </w:r>
+      <w:r>
+        <w:rPr>
+          <w:lang w:val="de-DE"/>
+        </w:rPr>
+        <w:t>Schwarz-Weiß-Bilder</w:t>
+      </w:r>
+      <w:r>
+        <w:rPr>
+          <w:lang w:val="de-DE"/>
+        </w:rPr>
+        <w:t xml:space="preserve"> </w:t>
       </w:r>
       <w:r>
         <w:rPr>
@@ -3579,19 +3669,49 @@
         <w:rPr>
           <w:lang w:val="de-DE"/>
         </w:rPr>
-        <w:t xml:space="preserve">Beim Bildrauschen unterscheiden man zwischen zwei Kategorien. Bei additivem Rauschen handelt es sich eine Änderung des  Signals unabhängig </w:t>
-      </w:r>
-      <w:r>
-        <w:rPr>
-          <w:lang w:val="de-DE"/>
-        </w:rPr>
-        <w:t xml:space="preserve"> von dem Grundwert der Pixel</w:t>
-      </w:r>
-      <w:r>
-        <w:rPr>
-          <w:lang w:val="de-DE"/>
-        </w:rPr>
-        <w:t xml:space="preserve">. Bei multiplikativen Rauschen hingegen, wirkt sich das </w:t>
+        <w:t xml:space="preserve">Beim Bildrauschen unterscheiden man zwischen zwei Kategorien. Bei additivem Rauschen handelt es sich eine Änderung </w:t>
+      </w:r>
+      <w:r>
+        <w:rPr>
+          <w:lang w:val="de-DE"/>
+        </w:rPr>
+        <w:t>des Signals</w:t>
+      </w:r>
+      <w:r>
+        <w:rPr>
+          <w:lang w:val="de-DE"/>
+        </w:rPr>
+        <w:t xml:space="preserve"> </w:t>
+      </w:r>
+      <w:r>
+        <w:rPr>
+          <w:lang w:val="de-DE"/>
+        </w:rPr>
+        <w:t>unabhängig von</w:t>
+      </w:r>
+      <w:r>
+        <w:rPr>
+          <w:lang w:val="de-DE"/>
+        </w:rPr>
+        <w:t xml:space="preserve"> dem Grundwert der Pixel</w:t>
+      </w:r>
+      <w:r>
+        <w:rPr>
+          <w:lang w:val="de-DE"/>
+        </w:rPr>
+        <w:t xml:space="preserve">. </w:t>
+      </w:r>
+      <w:r>
+        <w:rPr>
+          <w:lang w:val="de-DE"/>
+        </w:rPr>
+        <w:t>Bei multiplikativem Rauschen</w:t>
+      </w:r>
+      <w:r>
+        <w:rPr>
+          <w:lang w:val="de-DE"/>
+        </w:rPr>
+        <w:t xml:space="preserve"> hingegen, wirkt sich das </w:t>
       </w:r>
       <w:r>
         <w:rPr>
@@ -4057,7 +4177,13 @@
         <w:rPr>
           <w:lang w:val="de-DE"/>
         </w:rPr>
-        <w:t>stellt das sogennante</w:t>
+        <w:t xml:space="preserve">stellt das </w:t>
+      </w:r>
+      <w:r>
+        <w:rPr>
+          <w:lang w:val="de-DE"/>
+        </w:rPr>
+        <w:t>sogenannte</w:t>
       </w:r>
       <w:r>
         <w:rPr>
@@ -4129,7 +4255,19 @@
         <w:rPr>
           <w:lang w:val="de-DE"/>
         </w:rPr>
-        <w:t xml:space="preserve"> im medizinischem Bereich </w:t>
+        <w:t xml:space="preserve"> </w:t>
+      </w:r>
+      <w:r>
+        <w:rPr>
+          <w:lang w:val="de-DE"/>
+        </w:rPr>
+        <w:t>im medizinischen Bereich</w:t>
+      </w:r>
+      <w:r>
+        <w:rPr>
+          <w:lang w:val="de-DE"/>
+        </w:rPr>
+        <w:t xml:space="preserve"> </w:t>
       </w:r>
       <w:r>
         <w:rPr>
@@ -4418,7 +4556,13 @@
         <w:rPr>
           <w:lang w:val="de-DE"/>
         </w:rPr>
-        <w:t xml:space="preserve"> Die Nachbarschaft besteht hierbei aus einem quadratischem Fenster</w:t>
+        <w:t xml:space="preserve"> Die Nachbarschaft besteht hierbei </w:t>
+      </w:r>
+      <w:r>
+        <w:rPr>
+          <w:lang w:val="de-DE"/>
+        </w:rPr>
+        <w:t>aus einem quadratischen Fenster</w:t>
       </w:r>
       <w:r>
         <w:rPr>
@@ -4444,13 +4588,13 @@
         <w:rPr>
           <w:lang w:val="de-DE"/>
         </w:rPr>
-        <w:t xml:space="preserve"> zentriert um das </w:t>
-      </w:r>
-      <w:r>
-        <w:rPr>
-          <w:lang w:val="de-DE"/>
-        </w:rPr>
-        <w:t>betrachtete Pixel</w:t>
+        <w:t xml:space="preserve"> zentriert </w:t>
+      </w:r>
+      <w:r>
+        <w:rPr>
+          <w:lang w:val="de-DE"/>
+        </w:rPr>
+        <w:t>um den betrachteten Pixel</w:t>
       </w:r>
       <w:r>
         <w:rPr>
@@ -5055,7 +5199,19 @@
         <w:rPr>
           <w:lang w:val="de-DE"/>
         </w:rPr>
-        <w:t xml:space="preserve"> nicht mit dem Durchschnitt sondern den Median</w:t>
+        <w:t xml:space="preserve"> nicht mit dem </w:t>
+      </w:r>
+      <w:r>
+        <w:rPr>
+          <w:lang w:val="de-DE"/>
+        </w:rPr>
+        <w:t>Durchschnitt,</w:t>
+      </w:r>
+      <w:r>
+        <w:rPr>
+          <w:lang w:val="de-DE"/>
+        </w:rPr>
+        <w:t xml:space="preserve"> sondern den Median</w:t>
       </w:r>
       <w:r>
         <w:rPr>
@@ -5546,19 +5702,31 @@
         <w:rPr>
           <w:lang w:val="de-DE"/>
         </w:rPr>
-        <w:t xml:space="preserve"> entgegenzuwirken, kann das Betrachtungsfenster vergrößert werden, was jedoch zu Detailverlust führt</w:t>
-      </w:r>
-      <w:r>
-        <w:rPr>
-          <w:lang w:val="de-DE"/>
-        </w:rPr>
-        <w:t xml:space="preserve"> und zu einem weiteren grundlegendem </w:t>
-      </w:r>
-      <w:r>
-        <w:rPr>
-          <w:lang w:val="de-DE"/>
-        </w:rPr>
-        <w:t>Problem bei</w:t>
+        <w:t xml:space="preserve"> entgegenzuwirken, kann das Betrachtungsfenster vergrößert werden, was jedoch zu Detailverlust </w:t>
+      </w:r>
+      <w:r>
+        <w:rPr>
+          <w:lang w:val="de-DE"/>
+        </w:rPr>
+        <w:t>führt,</w:t>
+      </w:r>
+      <w:r>
+        <w:rPr>
+          <w:lang w:val="de-DE"/>
+        </w:rPr>
+        <w:t xml:space="preserve"> und </w:t>
+      </w:r>
+      <w:r>
+        <w:rPr>
+          <w:lang w:val="de-DE"/>
+        </w:rPr>
+        <w:t>zu einem weiteren grundlegenden Problem</w:t>
+      </w:r>
+      <w:r>
+        <w:rPr>
+          <w:lang w:val="de-DE"/>
+        </w:rPr>
+        <w:t xml:space="preserve"> bei</w:t>
       </w:r>
       <w:r>
         <w:rPr>
@@ -5570,7 +5738,31 @@
         <w:rPr>
           <w:lang w:val="de-DE"/>
         </w:rPr>
-        <w:t xml:space="preserve">, denn der Median Filter weißt eine Zeitkomplexität von </w:t>
+        <w:t xml:space="preserve">, denn der </w:t>
+      </w:r>
+      <w:r>
+        <w:rPr>
+          <w:lang w:val="de-DE"/>
+        </w:rPr>
+        <w:t>Medianfilter</w:t>
+      </w:r>
+      <w:r>
+        <w:rPr>
+          <w:lang w:val="de-DE"/>
+        </w:rPr>
+        <w:t xml:space="preserve"> wei</w:t>
+      </w:r>
+      <w:r>
+        <w:rPr>
+          <w:lang w:val="de-DE"/>
+        </w:rPr>
+        <w:t>s</w:t>
+      </w:r>
+      <w:r>
+        <w:rPr>
+          <w:lang w:val="de-DE"/>
+        </w:rPr>
+        <w:t xml:space="preserve">t eine Zeitkomplexität von </w:t>
       </w:r>
       <w:r>
         <w:rPr>
@@ -5709,7 +5901,13 @@
         <w:rPr>
           <w:lang w:val="de-DE"/>
         </w:rPr>
-        <w:t xml:space="preserve"> Fenstergröße denotiert</w:t>
+        <w:t xml:space="preserve"> Fenstergröße </w:t>
+      </w:r>
+      <w:r>
+        <w:rPr>
+          <w:lang w:val="de-DE"/>
+        </w:rPr>
+        <w:t>repräsentieren</w:t>
       </w:r>
       <w:r>
         <w:rPr>
@@ -5891,7 +6089,19 @@
         <w:rPr>
           <w:lang w:val="de-DE"/>
         </w:rPr>
-        <w:t xml:space="preserve"> Median Filter meist als Maßstab</w:t>
+        <w:t xml:space="preserve"> </w:t>
+      </w:r>
+      <w:r>
+        <w:rPr>
+          <w:lang w:val="de-DE"/>
+        </w:rPr>
+        <w:t>Medianfilter</w:t>
+      </w:r>
+      <w:r>
+        <w:rPr>
+          <w:lang w:val="de-DE"/>
+        </w:rPr>
+        <w:t xml:space="preserve"> meist als Maßstab</w:t>
       </w:r>
       <w:r>
         <w:rPr>
@@ -6079,13 +6289,13 @@
         <w:rPr>
           <w:lang w:val="de-DE"/>
         </w:rPr>
-        <w:t xml:space="preserve"> </w:t>
-      </w:r>
-      <w:r>
-        <w:rPr>
-          <w:lang w:val="de-DE"/>
-        </w:rPr>
-        <w:t>ist definiert als</w:t>
+        <w:t>ist</w:t>
+      </w:r>
+      <w:r>
+        <w:rPr>
+          <w:lang w:val="de-DE"/>
+        </w:rPr>
+        <w:t xml:space="preserve"> definiert als</w:t>
       </w:r>
       <w:r>
         <w:rPr>
@@ -6101,8 +6311,8 @@
         <w:tblLook w:val="04A0" w:firstRow="1" w:lastRow="0" w:firstColumn="1" w:lastColumn="0" w:noHBand="0" w:noVBand="1"/>
       </w:tblPr>
       <w:tblGrid>
-        <w:gridCol w:w="8808"/>
-        <w:gridCol w:w="542"/>
+        <w:gridCol w:w="8815"/>
+        <w:gridCol w:w="535"/>
       </w:tblGrid>
       <w:tr>
         <w:tc>
@@ -6264,7 +6474,19 @@
               <w:rPr>
                 <w:lang w:val="de-DE"/>
               </w:rPr>
-              <w:t>(Nr)</w:t>
+              <w:t>(</w:t>
+            </w:r>
+            <w:r>
+              <w:rPr>
+                <w:lang w:val="de-DE"/>
+              </w:rPr>
+              <w:t>1</w:t>
+            </w:r>
+            <w:r>
+              <w:rPr>
+                <w:lang w:val="de-DE"/>
+              </w:rPr>
+              <w:t>)</w:t>
             </w:r>
           </w:p>
         </w:tc>
@@ -6344,7 +6566,13 @@
         <w:rPr>
           <w:lang w:val="de-DE"/>
         </w:rPr>
-        <w:t xml:space="preserve"> zwischen dem Originalbild und dem restauriertem Bild</w:t>
+        <w:t xml:space="preserve"> zwischen dem Originalbild und </w:t>
+      </w:r>
+      <w:r>
+        <w:rPr>
+          <w:lang w:val="de-DE"/>
+        </w:rPr>
+        <w:t>dem restaurierten Bild</w:t>
       </w:r>
       <w:r>
         <w:rPr>
@@ -6396,8 +6624,8 @@
         <w:tblLook w:val="04A0" w:firstRow="1" w:lastRow="0" w:firstColumn="1" w:lastColumn="0" w:noHBand="0" w:noVBand="1"/>
       </w:tblPr>
       <w:tblGrid>
-        <w:gridCol w:w="8808"/>
-        <w:gridCol w:w="542"/>
+        <w:gridCol w:w="8815"/>
+        <w:gridCol w:w="535"/>
       </w:tblGrid>
       <w:tr>
         <w:tc>
@@ -6625,7 +6853,19 @@
               <w:rPr>
                 <w:lang w:val="de-DE"/>
               </w:rPr>
-              <w:t>(Nr)</w:t>
+              <w:t>(</w:t>
+            </w:r>
+            <w:r>
+              <w:rPr>
+                <w:lang w:val="de-DE"/>
+              </w:rPr>
+              <w:t>2</w:t>
+            </w:r>
+            <w:r>
+              <w:rPr>
+                <w:lang w:val="de-DE"/>
+              </w:rPr>
+              <w:t>)</w:t>
             </w:r>
           </w:p>
         </w:tc>
@@ -6972,7 +7212,7 @@
         <w:rPr>
           <w:lang w:val="de-DE"/>
         </w:rPr>
-        <w:t>ieser</w:t>
+        <w:t>dieser</w:t>
       </w:r>
       <w:r>
         <w:rPr>
@@ -7142,8 +7382,8 @@
         <w:tblLook w:val="04A0" w:firstRow="1" w:lastRow="0" w:firstColumn="1" w:lastColumn="0" w:noHBand="0" w:noVBand="1"/>
       </w:tblPr>
       <w:tblGrid>
-        <w:gridCol w:w="8808"/>
-        <w:gridCol w:w="542"/>
+        <w:gridCol w:w="8815"/>
+        <w:gridCol w:w="535"/>
       </w:tblGrid>
       <w:tr>
         <w:tc>
@@ -7679,7 +7919,19 @@
               <w:rPr>
                 <w:lang w:val="de-DE"/>
               </w:rPr>
-              <w:t>(Nr)</w:t>
+              <w:t>(</w:t>
+            </w:r>
+            <w:r>
+              <w:rPr>
+                <w:lang w:val="de-DE"/>
+              </w:rPr>
+              <w:t>3</w:t>
+            </w:r>
+            <w:r>
+              <w:rPr>
+                <w:lang w:val="de-DE"/>
+              </w:rPr>
+              <w:t>)</w:t>
             </w:r>
           </w:p>
         </w:tc>
@@ -7870,7 +8122,19 @@
         <w:rPr>
           <w:lang w:val="de-DE"/>
         </w:rPr>
-        <w:t xml:space="preserve"> tragen zur Stabilisierung der Divison im Falle eines </w:t>
+        <w:t xml:space="preserve"> tragen zur Stabilisierung der Divis</w:t>
+      </w:r>
+      <w:r>
+        <w:rPr>
+          <w:lang w:val="de-DE"/>
+        </w:rPr>
+        <w:t>i</w:t>
+      </w:r>
+      <w:r>
+        <w:rPr>
+          <w:lang w:val="de-DE"/>
+        </w:rPr>
+        <w:t xml:space="preserve">on im Falle eines </w:t>
       </w:r>
       <w:r>
         <w:rPr>
@@ -8009,7 +8273,7 @@
         <w:rPr>
           <w:lang w:val="de-DE"/>
         </w:rPr>
-        <w:t xml:space="preserve">, welche kaum mit dem menschlichen Augen zu erkennen sind. </w:t>
+        <w:t xml:space="preserve">, welche kaum mit dem menschlichen Auge zu erkennen sind. </w:t>
       </w:r>
       <w:r>
         <w:rPr>
@@ -8407,7 +8671,19 @@
         <w:rPr>
           <w:lang w:val="de-DE"/>
         </w:rPr>
-        <w:t xml:space="preserve"> und Auswertung den Umfang dieser Arbeit übersteigt.</w:t>
+        <w:t xml:space="preserve"> und Auswertung den Umfang dieser Arbeit </w:t>
+      </w:r>
+      <w:r>
+        <w:rPr>
+          <w:lang w:val="de-DE"/>
+        </w:rPr>
+        <w:t>übersteigen</w:t>
+      </w:r>
+      <w:r>
+        <w:rPr>
+          <w:lang w:val="de-DE"/>
+        </w:rPr>
+        <w:t>.</w:t>
       </w:r>
       <w:r>
         <w:rPr>
@@ -8450,7 +8726,19 @@
         <w:rPr>
           <w:lang w:val="de-DE"/>
         </w:rPr>
-        <w:t>llgemein die PSNR und SSIM Werte des Median</w:t>
+        <w:t xml:space="preserve">llgemein die PSNR und </w:t>
+      </w:r>
+      <w:r>
+        <w:rPr>
+          <w:lang w:val="de-DE"/>
+        </w:rPr>
+        <w:t>SSIM-Werte</w:t>
+      </w:r>
+      <w:r>
+        <w:rPr>
+          <w:lang w:val="de-DE"/>
+        </w:rPr>
+        <w:t xml:space="preserve"> des Median</w:t>
       </w:r>
       <w:r>
         <w:rPr>
@@ -8558,7 +8846,19 @@
         <w:rPr>
           <w:lang w:val="de-DE"/>
         </w:rPr>
-        <w:t xml:space="preserve"> Bei dieser Implementation des Medianfilters handelt es sich um den Standard mit einer Fenstergröße von 3x3, d.h. essentiell unter Anwendung der Moore Nachbarschaft mit</w:t>
+        <w:t xml:space="preserve"> Bei dieser Implementation des Medianfilters handelt es sich um den Standard mit einer Fenstergröße von 3x3, d.h. </w:t>
+      </w:r>
+      <w:r>
+        <w:rPr>
+          <w:lang w:val="de-DE"/>
+        </w:rPr>
+        <w:t>essenziell</w:t>
+      </w:r>
+      <w:r>
+        <w:rPr>
+          <w:lang w:val="de-DE"/>
+        </w:rPr>
+        <w:t xml:space="preserve"> unter Anwendung der Moore Nachbarschaft mit</w:t>
       </w:r>
       <w:r>
         <w:rPr>
@@ -8570,7 +8870,31 @@
         <w:rPr>
           <w:lang w:val="de-DE"/>
         </w:rPr>
-        <w:t xml:space="preserve"> Distanz. Aus diesem Grund wird diese Median Filterversion an zutreffenden Stellen als Median M1 bezeichnet.</w:t>
+        <w:t xml:space="preserve"> Distanz. Aus diesem Grund wird diese </w:t>
+      </w:r>
+      <w:r>
+        <w:rPr>
+          <w:lang w:val="de-DE"/>
+        </w:rPr>
+        <w:t>Version des Medianfilters</w:t>
+      </w:r>
+      <w:r>
+        <w:rPr>
+          <w:lang w:val="de-DE"/>
+        </w:rPr>
+        <w:t xml:space="preserve"> </w:t>
+      </w:r>
+      <w:r>
+        <w:rPr>
+          <w:lang w:val="de-DE"/>
+        </w:rPr>
+        <w:t>anzutreffenden</w:t>
+      </w:r>
+      <w:r>
+        <w:rPr>
+          <w:lang w:val="de-DE"/>
+        </w:rPr>
+        <w:t xml:space="preserve"> Stellen als Median M1 bezeichnet.</w:t>
       </w:r>
       <w:r>
         <w:rPr>
@@ -8696,7 +9020,13 @@
         <w:rPr>
           <w:lang w:val="de-DE"/>
         </w:rPr>
-        <w:t>, was sich bei den Testergebnissen der anderen Algorithmen wiederspiegelt</w:t>
+        <w:t xml:space="preserve">, was sich bei den Testergebnissen der anderen Algorithmen </w:t>
+      </w:r>
+      <w:r>
+        <w:rPr>
+          <w:lang w:val="de-DE"/>
+        </w:rPr>
+        <w:t>widerspiegelt</w:t>
       </w:r>
       <w:r>
         <w:rPr>
@@ -9222,7 +9552,19 @@
         <w:rPr>
           <w:lang w:val="de-DE"/>
         </w:rPr>
-        <w:t>ist das aktuellste Werk</w:t>
+        <w:t xml:space="preserve">ist das </w:t>
+      </w:r>
+      <w:r>
+        <w:rPr>
+          <w:lang w:val="de-DE"/>
+        </w:rPr>
+        <w:t>neuste</w:t>
+      </w:r>
+      <w:r>
+        <w:rPr>
+          <w:lang w:val="de-DE"/>
+        </w:rPr>
+        <w:t xml:space="preserve"> Werk</w:t>
       </w:r>
       <w:r>
         <w:rPr>
@@ -9264,8 +9606,13 @@
         <w:rPr>
           <w:lang w:val="de-DE"/>
         </w:rPr>
-        <w:lastRenderedPageBreak/>
-        <w:t>machinelles Lernen auskommt, um eine Verwendung in ressourcenbeschränkten Umgebungen zu gewährleisten</w:t>
+        <w:t>maschinelles</w:t>
+      </w:r>
+      <w:r>
+        <w:rPr>
+          <w:lang w:val="de-DE"/>
+        </w:rPr>
+        <w:t xml:space="preserve"> Lernen auskommt, um eine Verwendung in ressourcenbeschränkten Umgebungen zu gewährleisten</w:t>
       </w:r>
       <w:sdt>
         <w:sdtPr>
@@ -9333,6 +9680,7 @@
         <w:rPr>
           <w:lang w:val="de-DE"/>
         </w:rPr>
+        <w:lastRenderedPageBreak/>
         <w:t xml:space="preserve">Anders als </w:t>
       </w:r>
       <w:r>
@@ -9528,7 +9876,19 @@
         <w:rPr>
           <w:lang w:val="de-DE"/>
         </w:rPr>
-        <w:t xml:space="preserve"> eingeteilt,  wo jeweils ein Pixel in Himmelsrichtung exkludiert wird. Die Anwendung dieser Unternachbarschaften findet stets in der gleichen Reihenfolge statt, um ein konsistente</w:t>
+        <w:t xml:space="preserve"> </w:t>
+      </w:r>
+      <w:r>
+        <w:rPr>
+          <w:lang w:val="de-DE"/>
+        </w:rPr>
+        <w:t>eingeteilt, wo</w:t>
+      </w:r>
+      <w:r>
+        <w:rPr>
+          <w:lang w:val="de-DE"/>
+        </w:rPr>
+        <w:t xml:space="preserve"> jeweils ein Pixel in Himmelsrichtung exkludiert wird. Die Anwendung dieser Unternachbarschaften findet stets in der gleichen Reihenfolge statt, um ein konsistente</w:t>
       </w:r>
       <w:r>
         <w:rPr>
@@ -9733,7 +10093,13 @@
         <w:rPr>
           <w:lang w:val="de-DE"/>
         </w:rPr>
-        <w:t xml:space="preserve"> im hierauffolgendem Kapitel</w:t>
+        <w:t xml:space="preserve"> </w:t>
+      </w:r>
+      <w:r>
+        <w:rPr>
+          <w:lang w:val="de-DE"/>
+        </w:rPr>
+        <w:t>im hierauf folgenden Kapitel</w:t>
       </w:r>
       <w:r>
         <w:rPr>
@@ -10938,7 +11304,19 @@
         <w:rPr>
           <w:lang w:val="de-DE"/>
         </w:rPr>
-        <w:t xml:space="preserve"> Unternachbarschaften bis eine Anzahl an nicht-verrauschten Pixeln von mindestens zwei gefunden wurde. Daraufhin wird der Durchschnitt aller nicht-verrauschten Pixel als neuen Wert für den betrachteten Pixel genommen. Unterschreiten alle Untergruppen diese Grenze, so wird der Pixel nicht verändert und das Verfahren läuft weiter über die restlichen verrauschten Pixel im Bild</w:t>
+        <w:t xml:space="preserve"> </w:t>
+      </w:r>
+      <w:r>
+        <w:rPr>
+          <w:lang w:val="de-DE"/>
+        </w:rPr>
+        <w:t>Unternachbarschaften,</w:t>
+      </w:r>
+      <w:r>
+        <w:rPr>
+          <w:lang w:val="de-DE"/>
+        </w:rPr>
+        <w:t xml:space="preserve"> bis eine Anzahl an nicht-verrauschten Pixeln von mindestens zwei gefunden wurde. Daraufhin wird der Durchschnitt aller nicht-verrauschten Pixel als neuen Wert für den betrachteten Pixel genommen. Unterschreiten alle Untergruppen diese Grenze, so wird der Pixel nicht verändert und das Verfahren läuft weiter über die restlichen verrauschten Pixel im Bild</w:t>
       </w:r>
       <w:r>
         <w:rPr>
@@ -11035,14 +11413,7 @@
         <w:rPr>
           <w:lang w:val="de-DE"/>
         </w:rPr>
-        <w:t xml:space="preserve">, sodass zuvor ignorierte Pixel, deren Nachbarschaft die Reinheitsgrenze unterschritten haben, </w:t>
-      </w:r>
-      <w:r>
-        <w:rPr>
-          <w:lang w:val="de-DE"/>
-        </w:rPr>
-        <w:lastRenderedPageBreak/>
-        <w:t>nun wiederhergestellt werden können.</w:t>
+        <w:t>, sodass zuvor ignorierte Pixel, deren Nachbarschaft die Reinheitsgrenze unterschritten haben, nun wiederhergestellt werden können.</w:t>
       </w:r>
       <w:r>
         <w:rPr>
@@ -11143,7 +11514,14 @@
         <w:rPr>
           <w:lang w:val="de-DE"/>
         </w:rPr>
-        <w:t>Im grundlegendem Vergleich mit dem Media</w:t>
+        <w:lastRenderedPageBreak/>
+        <w:t>Im grundlegenden Vergleich</w:t>
+      </w:r>
+      <w:r>
+        <w:rPr>
+          <w:lang w:val="de-DE"/>
+        </w:rPr>
+        <w:t xml:space="preserve"> mit dem Media</w:t>
       </w:r>
       <w:r>
         <w:rPr>
@@ -11209,13 +11587,13 @@
         <w:rPr>
           <w:lang w:val="de-DE"/>
         </w:rPr>
-        <w:t>(siehe</w:t>
-      </w:r>
-      <w:r>
-        <w:rPr>
-          <w:lang w:val="de-DE"/>
-        </w:rPr>
-        <w:t xml:space="preserve"> Abb.</w:t>
+        <w:t>(</w:t>
+      </w:r>
+      <w:r>
+        <w:rPr>
+          <w:lang w:val="de-DE"/>
+        </w:rPr>
+        <w:t>vgl. Abb.</w:t>
       </w:r>
       <w:r>
         <w:rPr>
@@ -11233,7 +11611,13 @@
         <w:rPr>
           <w:lang w:val="de-DE"/>
         </w:rPr>
-        <w:t xml:space="preserve"> und 5</w:t>
+        <w:t xml:space="preserve">, </w:t>
+      </w:r>
+      <w:r>
+        <w:rPr>
+          <w:lang w:val="de-DE"/>
+        </w:rPr>
+        <w:t>5</w:t>
       </w:r>
       <w:r>
         <w:rPr>
@@ -11470,7 +11854,7 @@
                 <w:lang w:val="de-DE"/>
               </w:rPr>
               <w:drawing>
-                <wp:inline distT="0" distB="0" distL="0" distR="0" wp14:anchorId="417C5F4C" wp14:editId="266B9DE0">
+                <wp:inline distT="0" distB="0" distL="0" distR="0" wp14:anchorId="417C5F4C" wp14:editId="66A16C31">
                   <wp:extent cx="2806810" cy="1337691"/>
                   <wp:effectExtent l="0" t="0" r="0" b="0"/>
                   <wp:docPr id="1279992341" name="Picture 2"/>
@@ -11539,7 +11923,7 @@
                 <w:lang w:val="de-DE"/>
               </w:rPr>
               <w:drawing>
-                <wp:inline distT="0" distB="0" distL="0" distR="0" wp14:anchorId="2AB262B7" wp14:editId="30F79DC0">
+                <wp:inline distT="0" distB="0" distL="0" distR="0" wp14:anchorId="2AB262B7" wp14:editId="60C0FC71">
                   <wp:extent cx="2739577" cy="1307170"/>
                   <wp:effectExtent l="0" t="0" r="3810" b="7620"/>
                   <wp:docPr id="140432352" name="Picture 3"/>
@@ -11640,19 +12024,7 @@
         <w:rPr>
           <w:lang w:val="de-DE"/>
         </w:rPr>
-        <w:t xml:space="preserve"> </w:t>
-      </w:r>
-      <w:r>
-        <w:rPr>
-          <w:lang w:val="de-DE"/>
-        </w:rPr>
-        <w:t>einfache Übergangsfunktionen</w:t>
-      </w:r>
-      <w:r>
-        <w:rPr>
-          <w:lang w:val="de-DE"/>
-        </w:rPr>
-        <w:t>, um eine</w:t>
+        <w:t xml:space="preserve"> einfache Übergangsfunktionen, um eine</w:t>
       </w:r>
       <w:r>
         <w:rPr>
@@ -12021,7 +12393,19 @@
         <w:rPr>
           <w:lang w:val="de-DE"/>
         </w:rPr>
-        <w:t>, wie im originalem Werk vorgegeben,</w:t>
+        <w:t xml:space="preserve">, wie </w:t>
+      </w:r>
+      <w:r>
+        <w:rPr>
+          <w:lang w:val="de-DE"/>
+        </w:rPr>
+        <w:t>im originalen Werk</w:t>
+      </w:r>
+      <w:r>
+        <w:rPr>
+          <w:lang w:val="de-DE"/>
+        </w:rPr>
+        <w:t xml:space="preserve"> vorgegeben,</w:t>
       </w:r>
       <w:r>
         <w:rPr>
@@ -13552,7 +13936,7 @@
         <w:rPr>
           <w:lang w:val="de-DE"/>
         </w:rPr>
-        <w:t>beispielsweise analysierten die Änderung der Entropie in verrauschten Bildern und fanden eine inverse Korrelation zwischen Rauschdichte und der Bild-Entropie – je höher die Dichte, desto niedriger niedriger wird die Entropie.</w:t>
+        <w:t>beispielsweise analysierten die Änderung der Entropie in verrauschten Bildern und fanden eine inverse Korrelation zwischen Rauschdichte und der Bild-Entropie – je höher die Dichte, desto niedriger wird die Entropie.</w:t>
       </w:r>
     </w:p>
     <w:p>
@@ -13717,7 +14101,31 @@
         <w:rPr>
           <w:lang w:val="de-DE"/>
         </w:rPr>
-        <w:t>ndard-Histogram, welches ein nicht-verrauschtes Bild wiederspiegelt.</w:t>
+        <w:t>ndard-</w:t>
+      </w:r>
+      <w:r>
+        <w:rPr>
+          <w:lang w:val="de-DE"/>
+        </w:rPr>
+        <w:t>Histogramm</w:t>
+      </w:r>
+      <w:r>
+        <w:rPr>
+          <w:lang w:val="de-DE"/>
+        </w:rPr>
+        <w:t xml:space="preserve">, welches ein nicht-verrauschtes Bild </w:t>
+      </w:r>
+      <w:r>
+        <w:rPr>
+          <w:lang w:val="de-DE"/>
+        </w:rPr>
+        <w:t>widerspiegelt</w:t>
+      </w:r>
+      <w:r>
+        <w:rPr>
+          <w:lang w:val="de-DE"/>
+        </w:rPr>
+        <w:t>.</w:t>
       </w:r>
       <w:r>
         <w:rPr>
@@ -13989,7 +14397,19 @@
         <w:rPr>
           <w:lang w:val="de-DE"/>
         </w:rPr>
-        <w:t>dieser Punkt jedoch außen vor gelassen, läuft dieses Verfahren ebenfalls unter einer Zeitkomplexität von O(N).</w:t>
+        <w:t xml:space="preserve">dieser Punkt jedoch außen </w:t>
+      </w:r>
+      <w:r>
+        <w:rPr>
+          <w:lang w:val="de-DE"/>
+        </w:rPr>
+        <w:t>vorgelassen</w:t>
+      </w:r>
+      <w:r>
+        <w:rPr>
+          <w:lang w:val="de-DE"/>
+        </w:rPr>
+        <w:t>, läuft dieses Verfahren ebenfalls unter einer Zeitkomplexität von O(N).</w:t>
       </w:r>
     </w:p>
     <w:p>
@@ -14182,25 +14602,31 @@
         <w:rPr>
           <w:lang w:val="de-DE"/>
         </w:rPr>
-        <w:t xml:space="preserve"> wie der Median</w:t>
-      </w:r>
-      <w:r>
-        <w:rPr>
-          <w:lang w:val="de-DE"/>
-        </w:rPr>
-        <w:t xml:space="preserve"> Filter</w:t>
-      </w:r>
-      <w:r>
-        <w:rPr>
-          <w:lang w:val="de-DE"/>
-        </w:rPr>
-        <w:t xml:space="preserve"> </w:t>
-      </w:r>
-      <w:r>
-        <w:rPr>
-          <w:lang w:val="de-DE"/>
-        </w:rPr>
-        <w:t>(siehe Abb. 6)</w:t>
+        <w:t xml:space="preserve"> wie der </w:t>
+      </w:r>
+      <w:r>
+        <w:rPr>
+          <w:lang w:val="de-DE"/>
+        </w:rPr>
+        <w:t>Medianfilter</w:t>
+      </w:r>
+      <w:r>
+        <w:rPr>
+          <w:lang w:val="de-DE"/>
+        </w:rPr>
+        <w:t xml:space="preserve"> (</w:t>
+      </w:r>
+      <w:r>
+        <w:rPr>
+          <w:lang w:val="de-DE"/>
+        </w:rPr>
+        <w:t>vgl. Abb.</w:t>
+      </w:r>
+      <w:r>
+        <w:rPr>
+          <w:lang w:val="de-DE"/>
+        </w:rPr>
+        <w:t xml:space="preserve"> 6)</w:t>
       </w:r>
       <w:r>
         <w:rPr>
@@ -14457,7 +14883,19 @@
         <w:rPr>
           <w:lang w:val="de-DE"/>
         </w:rPr>
-        <w:t xml:space="preserve"> (1).</w:t>
+        <w:t xml:space="preserve"> (</w:t>
+      </w:r>
+      <w:r>
+        <w:rPr>
+          <w:lang w:val="de-DE"/>
+        </w:rPr>
+        <w:t>4</w:t>
+      </w:r>
+      <w:r>
+        <w:rPr>
+          <w:lang w:val="de-DE"/>
+        </w:rPr>
+        <w:t>).</w:t>
       </w:r>
     </w:p>
     <w:tbl>
@@ -14619,7 +15057,7 @@
               <w:rPr>
                 <w:lang w:val="de-DE"/>
               </w:rPr>
-              <w:t>1</w:t>
+              <w:t>4</w:t>
             </w:r>
             <w:r>
               <w:rPr>
@@ -14690,7 +15128,19 @@
         <w:rPr>
           <w:lang w:val="de-DE"/>
         </w:rPr>
-        <w:t>(2)</w:t>
+        <w:t>(</w:t>
+      </w:r>
+      <w:r>
+        <w:rPr>
+          <w:lang w:val="de-DE"/>
+        </w:rPr>
+        <w:t>5</w:t>
+      </w:r>
+      <w:r>
+        <w:rPr>
+          <w:lang w:val="de-DE"/>
+        </w:rPr>
+        <w:t>)</w:t>
       </w:r>
       <w:r>
         <w:rPr>
@@ -14751,7 +15201,19 @@
         <w:rPr>
           <w:lang w:val="de-DE"/>
         </w:rPr>
-        <w:t>(3)</w:t>
+        <w:t>(</w:t>
+      </w:r>
+      <w:r>
+        <w:rPr>
+          <w:lang w:val="de-DE"/>
+        </w:rPr>
+        <w:t>6</w:t>
+      </w:r>
+      <w:r>
+        <w:rPr>
+          <w:lang w:val="de-DE"/>
+        </w:rPr>
+        <w:t>)</w:t>
       </w:r>
       <w:r>
         <w:rPr>
@@ -14812,7 +15274,13 @@
         <w:rPr>
           <w:lang w:val="de-DE"/>
         </w:rPr>
-        <w:t>4)</w:t>
+        <w:t>7</w:t>
+      </w:r>
+      <w:r>
+        <w:rPr>
+          <w:lang w:val="de-DE"/>
+        </w:rPr>
+        <w:t>)</w:t>
       </w:r>
       <w:r>
         <w:rPr>
@@ -15033,7 +15501,7 @@
               <w:rPr>
                 <w:lang w:val="de-DE"/>
               </w:rPr>
-              <w:t>2</w:t>
+              <w:t>5</w:t>
             </w:r>
             <w:r>
               <w:rPr>
@@ -15297,7 +15765,7 @@
               <w:rPr>
                 <w:lang w:val="de-DE"/>
               </w:rPr>
-              <w:t>3</w:t>
+              <w:t>6</w:t>
             </w:r>
             <w:r>
               <w:rPr>
@@ -15471,7 +15939,13 @@
               <w:rPr>
                 <w:lang w:val="de-DE"/>
               </w:rPr>
-              <w:t>(4</w:t>
+              <w:t>(</w:t>
+            </w:r>
+            <w:r>
+              <w:rPr>
+                <w:lang w:val="de-DE"/>
+              </w:rPr>
+              <w:t>7</w:t>
             </w:r>
             <w:r>
               <w:rPr>
@@ -15904,12 +16378,6 @@
         <w:rPr>
           <w:lang w:val="de-DE"/>
         </w:rPr>
-        <w:t xml:space="preserve"> </w:t>
-      </w:r>
-      <w:r>
-        <w:rPr>
-          <w:lang w:val="de-DE"/>
-        </w:rPr>
         <w:t>.</w:t>
       </w:r>
     </w:p>
@@ -15959,7 +16427,19 @@
         <w:rPr>
           <w:lang w:val="de-DE"/>
         </w:rPr>
-        <w:t xml:space="preserve"> (5). </w:t>
+        <w:t xml:space="preserve"> (</w:t>
+      </w:r>
+      <w:r>
+        <w:rPr>
+          <w:lang w:val="de-DE"/>
+        </w:rPr>
+        <w:t>8</w:t>
+      </w:r>
+      <w:r>
+        <w:rPr>
+          <w:lang w:val="de-DE"/>
+        </w:rPr>
+        <w:t xml:space="preserve">). </w:t>
       </w:r>
       <w:sdt>
         <w:sdtPr>
@@ -16232,7 +16712,7 @@
               <w:rPr>
                 <w:lang w:val="de-DE"/>
               </w:rPr>
-              <w:t>5</w:t>
+              <w:t>8</w:t>
             </w:r>
             <w:r>
               <w:rPr>
@@ -16284,7 +16764,19 @@
         <w:rPr>
           <w:lang w:val="de-DE"/>
         </w:rPr>
-        <w:t xml:space="preserve"> (6).</w:t>
+        <w:t xml:space="preserve"> (</w:t>
+      </w:r>
+      <w:r>
+        <w:rPr>
+          <w:lang w:val="de-DE"/>
+        </w:rPr>
+        <w:t>9</w:t>
+      </w:r>
+      <w:r>
+        <w:rPr>
+          <w:lang w:val="de-DE"/>
+        </w:rPr>
+        <w:t>).</w:t>
       </w:r>
     </w:p>
     <w:tbl>
@@ -16520,7 +17012,7 @@
               <w:rPr>
                 <w:lang w:val="de-DE"/>
               </w:rPr>
-              <w:t>6</w:t>
+              <w:t>9</w:t>
             </w:r>
             <w:r>
               <w:rPr>
@@ -17472,7 +17964,7 @@
         <w:rPr>
           <w:lang w:val="de-DE"/>
         </w:rPr>
-        <w:t>eines verrauschtes Pixeln</w:t>
+        <w:t>eines verrauschten Pixels</w:t>
       </w:r>
       <w:r>
         <w:rPr>
@@ -17532,7 +18024,19 @@
         <w:rPr>
           <w:lang w:val="de-DE"/>
         </w:rPr>
-        <w:t>eine differenzierter Identifikation von SPN</w:t>
+        <w:t>eine differenzierter</w:t>
+      </w:r>
+      <w:r>
+        <w:rPr>
+          <w:lang w:val="de-DE"/>
+        </w:rPr>
+        <w:t>e</w:t>
+      </w:r>
+      <w:r>
+        <w:rPr>
+          <w:lang w:val="de-DE"/>
+        </w:rPr>
+        <w:t xml:space="preserve"> Identifikation von SPN</w:t>
       </w:r>
       <w:r>
         <w:rPr>
@@ -17569,7 +18073,13 @@
         <w:rPr>
           <w:lang w:val="de-DE"/>
         </w:rPr>
-        <w:t>ist aber das Ausmaß von dieser Identifikationsmethode</w:t>
+        <w:t xml:space="preserve">ist aber das Ausmaß </w:t>
+      </w:r>
+      <w:r>
+        <w:rPr>
+          <w:lang w:val="de-DE"/>
+        </w:rPr>
+        <w:t>dieser Identifikationsmethode</w:t>
       </w:r>
       <w:r>
         <w:rPr>
@@ -18084,7 +18594,13 @@
         <w:rPr>
           <w:lang w:val="de-DE"/>
         </w:rPr>
-        <w:t xml:space="preserve"> (siehe Abb.</w:t>
+        <w:t xml:space="preserve"> (</w:t>
+      </w:r>
+      <w:r>
+        <w:rPr>
+          <w:lang w:val="de-DE"/>
+        </w:rPr>
+        <w:t>vgl. Abb.</w:t>
       </w:r>
       <w:r>
         <w:rPr>
@@ -18325,7 +18841,19 @@
         <w:rPr>
           <w:lang w:val="de-DE"/>
         </w:rPr>
-        <w:t>konzipiert und präsentiert vier Filter, welche alle dem gleichem Grundprinzip folgen</w:t>
+        <w:t xml:space="preserve">konzipiert und präsentiert vier Filter, welche alle </w:t>
+      </w:r>
+      <w:r>
+        <w:rPr>
+          <w:lang w:val="de-DE"/>
+        </w:rPr>
+        <w:t>dem gleichen Grundprinzip</w:t>
+      </w:r>
+      <w:r>
+        <w:rPr>
+          <w:lang w:val="de-DE"/>
+        </w:rPr>
+        <w:t xml:space="preserve"> folgen</w:t>
       </w:r>
       <w:r>
         <w:rPr>
@@ -18745,7 +19273,19 @@
         <w:rPr>
           <w:lang w:val="de-DE"/>
         </w:rPr>
-        <w:t xml:space="preserve"> Bei Anwendung iteriert der Filter über das gesamte Bild bis ein verrauschter Pixel aufgefunden wurde, woraufhin die erste Primärregel in Sequenz gewählt wird, welche nicht verrauscht ist. Die Restauration des Pixels findet unter Ersetzen des Zentrum-Wert</w:t>
+        <w:t xml:space="preserve"> Bei Anwendung iteriert der Filter über das gesamte </w:t>
+      </w:r>
+      <w:r>
+        <w:rPr>
+          <w:lang w:val="de-DE"/>
+        </w:rPr>
+        <w:t>Bild,</w:t>
+      </w:r>
+      <w:r>
+        <w:rPr>
+          <w:lang w:val="de-DE"/>
+        </w:rPr>
+        <w:t xml:space="preserve"> bis ein verrauschter Pixel aufgefunden wurde, woraufhin die erste Primärregel in Sequenz gewählt wird, welche nicht verrauscht ist. Die Restauration des Pixels findet unter Ersetzen des Zentrum-Wert</w:t>
       </w:r>
       <w:r>
         <w:rPr>
@@ -18896,7 +19436,13 @@
         <w:rPr>
           <w:lang w:val="de-DE"/>
         </w:rPr>
-        <w:t>wurde in der zweite Iteration</w:t>
+        <w:t xml:space="preserve">wurde </w:t>
+      </w:r>
+      <w:r>
+        <w:rPr>
+          <w:lang w:val="de-DE"/>
+        </w:rPr>
+        <w:t>in der zweiten Iteration</w:t>
       </w:r>
       <w:r>
         <w:rPr>
@@ -18993,7 +19539,19 @@
         <w:rPr>
           <w:lang w:val="de-DE"/>
         </w:rPr>
-        <w:t xml:space="preserve">Um die Länge dieser Arbeit einzugrenzen, wird zu Vergleichszwecken repräsentativ Filter 2 aus den vorgeschlagenen Verfahren gewählt, da es sich metrik-basiert um die effektivste Version handelt. </w:t>
+        <w:t xml:space="preserve">Um die Länge dieser Arbeit einzugrenzen, wird zu Vergleichszwecken repräsentativ Filter 2 aus den vorgeschlagenen Verfahren gewählt, da es sich </w:t>
+      </w:r>
+      <w:r>
+        <w:rPr>
+          <w:lang w:val="de-DE"/>
+        </w:rPr>
+        <w:t>Metrik</w:t>
+      </w:r>
+      <w:r>
+        <w:rPr>
+          <w:lang w:val="de-DE"/>
+        </w:rPr>
+        <w:t xml:space="preserve">-basiert um die effektivste Version handelt. </w:t>
       </w:r>
       <w:r>
         <w:rPr>
@@ -19948,13 +20506,43 @@
         <w:rPr>
           <w:lang w:val="de-DE"/>
         </w:rPr>
-        <w:t xml:space="preserve">der Zielwert des gewählten Nachbarpixels </w:t>
-      </w:r>
-      <w:r>
-        <w:rPr>
-          <w:lang w:val="de-DE"/>
-        </w:rPr>
-        <w:t>wird nicht nochmals verrechnet und stattdessen direkt übernommen</w:t>
+        <w:t xml:space="preserve">der Zielwert des </w:t>
+      </w:r>
+      <w:r>
+        <w:rPr>
+          <w:lang w:val="de-DE"/>
+        </w:rPr>
+        <w:t xml:space="preserve">Zentrums </w:t>
+      </w:r>
+      <w:r>
+        <w:rPr>
+          <w:lang w:val="de-DE"/>
+        </w:rPr>
+        <w:t xml:space="preserve">wird nicht nochmals </w:t>
+      </w:r>
+      <w:r>
+        <w:rPr>
+          <w:lang w:val="de-DE"/>
+        </w:rPr>
+        <w:t>über die Nachbarschaft ber</w:t>
+      </w:r>
+      <w:r>
+        <w:rPr>
+          <w:lang w:val="de-DE"/>
+        </w:rPr>
+        <w:t>echnet und stattdessen direkt</w:t>
+      </w:r>
+      <w:r>
+        <w:rPr>
+          <w:lang w:val="de-DE"/>
+        </w:rPr>
+        <w:t xml:space="preserve"> über die gewählte Primärregel</w:t>
+      </w:r>
+      <w:r>
+        <w:rPr>
+          <w:lang w:val="de-DE"/>
+        </w:rPr>
+        <w:t xml:space="preserve"> übernommen</w:t>
       </w:r>
       <w:r>
         <w:rPr>
@@ -19991,7 +20579,7 @@
         <w:rPr>
           <w:lang w:val="de-DE"/>
         </w:rPr>
-        <w:t>garantieren</w:t>
+        <w:t>gewährleisten</w:t>
       </w:r>
       <w:r>
         <w:rPr>
@@ -20009,7 +20597,31 @@
         <w:rPr>
           <w:lang w:val="de-DE"/>
         </w:rPr>
-        <w:t xml:space="preserve"> Version des Filters genutzt, der ebenfalls eine Von Neumann Nachbarschaft mit Distanz 2 nutzt. </w:t>
+        <w:t xml:space="preserve"> Version des Filters genutzt, </w:t>
+      </w:r>
+      <w:r>
+        <w:rPr>
+          <w:lang w:val="de-DE"/>
+        </w:rPr>
+        <w:t>welche</w:t>
+      </w:r>
+      <w:r>
+        <w:rPr>
+          <w:lang w:val="de-DE"/>
+        </w:rPr>
+        <w:t xml:space="preserve"> ebenfalls eine Von Neumann Nachbarschaft mit </w:t>
+      </w:r>
+      <w:r>
+        <w:rPr>
+          <w:lang w:val="de-DE"/>
+        </w:rPr>
+        <w:t xml:space="preserve">zweifacher </w:t>
+      </w:r>
+      <w:r>
+        <w:rPr>
+          <w:lang w:val="de-DE"/>
+        </w:rPr>
+        <w:t xml:space="preserve">Distanz nutzt. </w:t>
       </w:r>
       <w:r>
         <w:rPr>
@@ -20051,13 +20663,25 @@
         <w:rPr>
           <w:lang w:val="de-DE"/>
         </w:rPr>
-        <w:t xml:space="preserve"> Algorithmus den Median Filter</w:t>
-      </w:r>
-      <w:r>
-        <w:rPr>
-          <w:lang w:val="de-DE"/>
-        </w:rPr>
-        <w:t xml:space="preserve"> und weist überraschend hohe </w:t>
+        <w:t xml:space="preserve"> Algorithmus den Median</w:t>
+      </w:r>
+      <w:r>
+        <w:rPr>
+          <w:lang w:val="de-DE"/>
+        </w:rPr>
+        <w:t>f</w:t>
+      </w:r>
+      <w:r>
+        <w:rPr>
+          <w:lang w:val="de-DE"/>
+        </w:rPr>
+        <w:t>ilter</w:t>
+      </w:r>
+      <w:r>
+        <w:rPr>
+          <w:lang w:val="de-DE"/>
+        </w:rPr>
+        <w:t xml:space="preserve"> und weist hohe </w:t>
       </w:r>
       <w:r>
         <w:rPr>
@@ -20130,25 +20754,85 @@
         <w:rPr>
           <w:lang w:val="de-DE"/>
         </w:rPr>
+        <w:t xml:space="preserve"> jedoch</w:t>
+      </w:r>
+      <w:r>
+        <w:rPr>
+          <w:lang w:val="de-DE"/>
+        </w:rPr>
         <w:t xml:space="preserve"> schon ab </w:t>
       </w:r>
       <w:r>
         <w:rPr>
           <w:lang w:val="de-DE"/>
         </w:rPr>
-        <w:t>35% ab</w:t>
-      </w:r>
-      <w:r>
-        <w:rPr>
-          <w:lang w:val="de-DE"/>
-        </w:rPr>
-        <w:t>, was sich auch im SSIM wiederspiegelt</w:t>
-      </w:r>
-      <w:r>
-        <w:rPr>
-          <w:lang w:val="de-DE"/>
-        </w:rPr>
-        <w:t>, aber liefert akzeptable Ergebnisse bis einschließlich 65%.</w:t>
+        <w:t xml:space="preserve">35% </w:t>
+      </w:r>
+      <w:r>
+        <w:rPr>
+          <w:lang w:val="de-DE"/>
+        </w:rPr>
+        <w:t>unter 30dB</w:t>
+      </w:r>
+      <w:r>
+        <w:rPr>
+          <w:lang w:val="de-DE"/>
+        </w:rPr>
+        <w:t xml:space="preserve">, was sich auch im SSIM </w:t>
+      </w:r>
+      <w:r>
+        <w:rPr>
+          <w:lang w:val="de-DE"/>
+        </w:rPr>
+        <w:t>widerspiegelt</w:t>
+      </w:r>
+      <w:r>
+        <w:rPr>
+          <w:lang w:val="de-DE"/>
+        </w:rPr>
+        <w:t>, aber liefert akzeptable Ergebnisse bis einschließlich 65%</w:t>
+      </w:r>
+      <w:r>
+        <w:rPr>
+          <w:lang w:val="de-DE"/>
+        </w:rPr>
+        <w:t xml:space="preserve"> (</w:t>
+      </w:r>
+      <w:r>
+        <w:rPr>
+          <w:lang w:val="de-DE"/>
+        </w:rPr>
+        <w:t>vgl. Abb.</w:t>
+      </w:r>
+      <w:r>
+        <w:rPr>
+          <w:lang w:val="de-DE"/>
+        </w:rPr>
+        <w:t xml:space="preserve"> </w:t>
+      </w:r>
+      <w:r>
+        <w:rPr>
+          <w:lang w:val="de-DE"/>
+        </w:rPr>
+        <w:t>9</w:t>
+      </w:r>
+      <w:r>
+        <w:rPr>
+          <w:lang w:val="de-DE"/>
+        </w:rPr>
+        <w:t xml:space="preserve">, </w:t>
+      </w:r>
+      <w:r>
+        <w:rPr>
+          <w:lang w:val="de-DE"/>
+        </w:rPr>
+        <w:t>10)</w:t>
+      </w:r>
+      <w:r>
+        <w:rPr>
+          <w:lang w:val="de-DE"/>
+        </w:rPr>
+        <w:t>.</w:t>
       </w:r>
       <w:r>
         <w:rPr>
@@ -20239,7 +20923,7 @@
                 <w:lang w:val="de-DE"/>
               </w:rPr>
               <w:drawing>
-                <wp:inline distT="0" distB="0" distL="0" distR="0" wp14:anchorId="410E896F" wp14:editId="3404A340">
+                <wp:inline distT="0" distB="0" distL="0" distR="0" wp14:anchorId="410E896F" wp14:editId="3F6D5775">
                   <wp:extent cx="2790908" cy="1330111"/>
                   <wp:effectExtent l="0" t="0" r="0" b="3810"/>
                   <wp:docPr id="408768978" name="Picture 5"/>
@@ -20307,7 +20991,7 @@
                 <w:lang w:val="de-DE"/>
               </w:rPr>
               <w:drawing>
-                <wp:inline distT="0" distB="0" distL="0" distR="0" wp14:anchorId="1022FEEA" wp14:editId="628C1B6A">
+                <wp:inline distT="0" distB="0" distL="0" distR="0" wp14:anchorId="1022FEEA" wp14:editId="6E61F7D3">
                   <wp:extent cx="2875836" cy="1372185"/>
                   <wp:effectExtent l="0" t="0" r="1270" b="0"/>
                   <wp:docPr id="909725001" name="Picture 6"/>
@@ -20424,7 +21108,19 @@
         <w:rPr>
           <w:lang w:val="de-DE"/>
         </w:rPr>
-        <w:t xml:space="preserve">Wie zuvor erwähnt, nutzen die Testdaten aus </w:t>
+        <w:t xml:space="preserve">Wie zuvor erwähnt, nutzen </w:t>
+      </w:r>
+      <w:r>
+        <w:rPr>
+          <w:lang w:val="de-DE"/>
+        </w:rPr>
+        <w:t>Jeelani und Qadir</w:t>
+      </w:r>
+      <w:r>
+        <w:rPr>
+          <w:lang w:val="de-DE"/>
+        </w:rPr>
+        <w:t xml:space="preserve"> </w:t>
       </w:r>
       <w:sdt>
         <w:sdtPr>
@@ -20478,19 +21174,31 @@
         <w:rPr>
           <w:lang w:val="de-DE"/>
         </w:rPr>
-        <w:t xml:space="preserve">eine Skala, die </w:t>
-      </w:r>
-      <w:r>
-        <w:rPr>
-          <w:lang w:val="de-DE"/>
-        </w:rPr>
-        <w:t xml:space="preserve">um 5% </w:t>
-      </w:r>
-      <w:r>
-        <w:rPr>
-          <w:lang w:val="de-DE"/>
-        </w:rPr>
-        <w:t xml:space="preserve">verschoben </w:t>
+        <w:t>eine</w:t>
+      </w:r>
+      <w:r>
+        <w:rPr>
+          <w:lang w:val="de-DE"/>
+        </w:rPr>
+        <w:t xml:space="preserve">n </w:t>
+      </w:r>
+      <w:r>
+        <w:rPr>
+          <w:lang w:val="de-DE"/>
+        </w:rPr>
+        <w:t>Testwertb</w:t>
+      </w:r>
+      <w:r>
+        <w:rPr>
+          <w:lang w:val="de-DE"/>
+        </w:rPr>
+        <w:t>ereich</w:t>
+      </w:r>
+      <w:r>
+        <w:rPr>
+          <w:lang w:val="de-DE"/>
+        </w:rPr>
+        <w:t xml:space="preserve"> </w:t>
       </w:r>
       <w:r>
         <w:rPr>
@@ -20568,19 +21276,13 @@
         <w:rPr>
           <w:lang w:val="de-DE"/>
         </w:rPr>
-        <w:t xml:space="preserve"> dennoch interpoliert und nicht maßgebend für die wirklich Leistung des Jeelani-Qadir </w:t>
-      </w:r>
-      <w:r>
-        <w:rPr>
-          <w:lang w:val="de-DE"/>
-        </w:rPr>
-        <w:t>Verfahrens</w:t>
-      </w:r>
-      <w:r>
-        <w:rPr>
-          <w:lang w:val="de-DE"/>
-        </w:rPr>
-        <w:t xml:space="preserve"> </w:t>
+        <w:t xml:space="preserve"> dennoch interpoliert und nicht maßgebend für die wirklich Leistung des </w:t>
+      </w:r>
+      <w:r>
+        <w:rPr>
+          <w:lang w:val="de-DE"/>
+        </w:rPr>
+        <w:t xml:space="preserve">JQA </w:t>
       </w:r>
       <w:r>
         <w:rPr>
@@ -20599,7 +21301,19 @@
         <w:rPr>
           <w:lang w:val="de-DE"/>
         </w:rPr>
-        <w:t>Desweiteren zeigt die Effektivität der Standard-Implementation des Median Filter</w:t>
+        <w:t>Desweiteren zeigt die Effektivität der Standard-Implementation des Median</w:t>
+      </w:r>
+      <w:r>
+        <w:rPr>
+          <w:lang w:val="de-DE"/>
+        </w:rPr>
+        <w:t>f</w:t>
+      </w:r>
+      <w:r>
+        <w:rPr>
+          <w:lang w:val="de-DE"/>
+        </w:rPr>
+        <w:t>ilter</w:t>
       </w:r>
       <w:r>
         <w:rPr>
@@ -21100,6 +21814,188 @@
         </w:rPr>
         <w:t xml:space="preserve"> statt</w:t>
       </w:r>
+      <w:r>
+        <w:rPr>
+          <w:lang w:val="de-DE"/>
+        </w:rPr>
+        <w:t>.</w:t>
+      </w:r>
+    </w:p>
+    <w:p>
+      <w:pPr>
+        <w:rPr>
+          <w:lang w:val="de-DE"/>
+        </w:rPr>
+      </w:pPr>
+      <w:r>
+        <w:rPr>
+          <w:lang w:val="de-DE"/>
+        </w:rPr>
+        <w:t xml:space="preserve">Für den PSNR wird </w:t>
+      </w:r>
+      <w:r>
+        <w:rPr>
+          <w:lang w:val="de-DE"/>
+        </w:rPr>
+        <w:t>mathematisch</w:t>
+      </w:r>
+      <w:r>
+        <w:rPr>
+          <w:lang w:val="de-DE"/>
+        </w:rPr>
+        <w:t xml:space="preserve">-bedingt eine Differenz von 3dB als signifikant angesehen </w:t>
+      </w:r>
+      <w:sdt>
+        <w:sdtPr>
+          <w:rPr>
+            <w:lang w:val="de-DE"/>
+          </w:rPr>
+          <w:id w:val="-1813626816"/>
+          <w:citation/>
+        </w:sdtPr>
+        <w:sdtContent>
+          <w:r>
+            <w:rPr>
+              <w:lang w:val="de-DE"/>
+            </w:rPr>
+            <w:fldChar w:fldCharType="begin"/>
+          </w:r>
+          <w:r>
+            <w:rPr>
+              <w:lang w:val="de-DE"/>
+            </w:rPr>
+            <w:instrText xml:space="preserve"> CITATION Sap26 \l 1033 </w:instrText>
+          </w:r>
+          <w:r>
+            <w:rPr>
+              <w:lang w:val="de-DE"/>
+            </w:rPr>
+            <w:fldChar w:fldCharType="separate"/>
+          </w:r>
+          <w:r>
+            <w:rPr>
+              <w:noProof/>
+              <w:lang w:val="de-DE"/>
+            </w:rPr>
+            <w:t>[13]</w:t>
+          </w:r>
+          <w:r>
+            <w:rPr>
+              <w:lang w:val="de-DE"/>
+            </w:rPr>
+            <w:fldChar w:fldCharType="end"/>
+          </w:r>
+        </w:sdtContent>
+      </w:sdt>
+      <w:r>
+        <w:rPr>
+          <w:lang w:val="de-DE"/>
+        </w:rPr>
+        <w:t>, während bei SSIM eine Differenz von 0.05 als bedeutend eingestuft wird</w:t>
+      </w:r>
+      <w:r>
+        <w:rPr>
+          <w:lang w:val="de-DE"/>
+        </w:rPr>
+        <w:t xml:space="preserve">, wobei Grenzunterschreitung </w:t>
+      </w:r>
+      <w:r>
+        <w:rPr>
+          <w:lang w:val="de-DE"/>
+        </w:rPr>
+        <w:t xml:space="preserve">nochmals aussagekräftiger sind </w:t>
+      </w:r>
+      <w:sdt>
+        <w:sdtPr>
+          <w:rPr>
+            <w:lang w:val="de-DE"/>
+          </w:rPr>
+          <w:id w:val="-1224291295"/>
+          <w:citation/>
+        </w:sdtPr>
+        <w:sdtContent>
+          <w:r>
+            <w:rPr>
+              <w:lang w:val="de-DE"/>
+            </w:rPr>
+            <w:fldChar w:fldCharType="begin"/>
+          </w:r>
+          <w:r>
+            <w:rPr>
+              <w:lang w:val="de-DE"/>
+            </w:rPr>
+            <w:instrText xml:space="preserve"> CITATION Lak25 \l 1033 </w:instrText>
+          </w:r>
+          <w:r>
+            <w:rPr>
+              <w:lang w:val="de-DE"/>
+            </w:rPr>
+            <w:fldChar w:fldCharType="separate"/>
+          </w:r>
+          <w:r>
+            <w:rPr>
+              <w:noProof/>
+              <w:lang w:val="de-DE"/>
+            </w:rPr>
+            <w:t>[11]</w:t>
+          </w:r>
+          <w:r>
+            <w:rPr>
+              <w:lang w:val="de-DE"/>
+            </w:rPr>
+            <w:fldChar w:fldCharType="end"/>
+          </w:r>
+        </w:sdtContent>
+      </w:sdt>
+      <w:sdt>
+        <w:sdtPr>
+          <w:rPr>
+            <w:lang w:val="de-DE"/>
+          </w:rPr>
+          <w:id w:val="440185262"/>
+          <w:citation/>
+        </w:sdtPr>
+        <w:sdtContent>
+          <w:r>
+            <w:rPr>
+              <w:lang w:val="de-DE"/>
+            </w:rPr>
+            <w:fldChar w:fldCharType="begin"/>
+          </w:r>
+          <w:r>
+            <w:rPr>
+              <w:lang w:val="de-DE"/>
+            </w:rPr>
+            <w:instrText xml:space="preserve"> CITATION Lak26 \l 1033 </w:instrText>
+          </w:r>
+          <w:r>
+            <w:rPr>
+              <w:lang w:val="de-DE"/>
+            </w:rPr>
+            <w:fldChar w:fldCharType="separate"/>
+          </w:r>
+          <w:r>
+            <w:rPr>
+              <w:noProof/>
+              <w:lang w:val="de-DE"/>
+            </w:rPr>
+            <w:t xml:space="preserve"> </w:t>
+          </w:r>
+          <w:r>
+            <w:rPr>
+              <w:noProof/>
+              <w:lang w:val="de-DE"/>
+            </w:rPr>
+            <w:t>[15]</w:t>
+          </w:r>
+          <w:r>
+            <w:rPr>
+              <w:lang w:val="de-DE"/>
+            </w:rPr>
+            <w:fldChar w:fldCharType="end"/>
+          </w:r>
+        </w:sdtContent>
+      </w:sdt>
       <w:r>
         <w:rPr>
           <w:lang w:val="de-DE"/>
@@ -21200,8 +22096,8 @@
                 <w:lang w:val="de-DE"/>
               </w:rPr>
               <w:drawing>
-                <wp:inline distT="0" distB="0" distL="0" distR="0" wp14:anchorId="49F7D4E2" wp14:editId="2EC53535">
-                  <wp:extent cx="2941203" cy="1567240"/>
+                <wp:inline distT="0" distB="0" distL="0" distR="0" wp14:anchorId="49F7D4E2" wp14:editId="3B323A17">
+                  <wp:extent cx="2941201" cy="1567240"/>
                   <wp:effectExtent l="0" t="0" r="0" b="0"/>
                   <wp:docPr id="1460031644" name="Picture 2"/>
                   <wp:cNvGraphicFramePr>
@@ -21231,7 +22127,7 @@
                         <pic:spPr bwMode="auto">
                           <a:xfrm>
                             <a:off x="0" y="0"/>
-                            <a:ext cx="2941203" cy="1567240"/>
+                            <a:ext cx="2941201" cy="1567240"/>
                           </a:xfrm>
                           <a:prstGeom prst="rect">
                             <a:avLst/>
@@ -26871,7 +27767,31 @@
         <w:rPr>
           <w:lang w:val="de-DE"/>
         </w:rPr>
+        <w:t xml:space="preserve"> bezüglich PSNR und SSIM</w:t>
+      </w:r>
+      <w:r>
+        <w:rPr>
+          <w:lang w:val="de-DE"/>
+        </w:rPr>
         <w:t xml:space="preserve"> nach Restauration</w:t>
+      </w:r>
+      <w:r>
+        <w:rPr>
+          <w:lang w:val="de-DE"/>
+        </w:rPr>
+        <w:t xml:space="preserve"> (vgl. Abb. 11</w:t>
+      </w:r>
+      <w:r>
+        <w:rPr>
+          <w:lang w:val="de-DE"/>
+        </w:rPr>
+        <w:t>,</w:t>
+      </w:r>
+      <w:r>
+        <w:rPr>
+          <w:lang w:val="de-DE"/>
+        </w:rPr>
+        <w:t xml:space="preserve"> 12)</w:t>
       </w:r>
       <w:r>
         <w:rPr>
@@ -26890,7 +27810,19 @@
         <w:rPr>
           <w:lang w:val="de-DE"/>
         </w:rPr>
-        <w:t xml:space="preserve">Aus Abbildung [Nummer] ist zu entnehmen, dass </w:t>
+        <w:t xml:space="preserve">Aus Abbildung </w:t>
+      </w:r>
+      <w:r>
+        <w:rPr>
+          <w:lang w:val="de-DE"/>
+        </w:rPr>
+        <w:t>11</w:t>
+      </w:r>
+      <w:r>
+        <w:rPr>
+          <w:lang w:val="de-DE"/>
+        </w:rPr>
+        <w:t xml:space="preserve"> ist zu entnehmen, dass </w:t>
       </w:r>
       <w:r>
         <w:rPr>
@@ -26920,7 +27852,19 @@
         <w:rPr>
           <w:lang w:val="de-DE"/>
         </w:rPr>
-        <w:t xml:space="preserve">über alle getesten Rauschdichten </w:t>
+        <w:t>über alle geteste</w:t>
+      </w:r>
+      <w:r>
+        <w:rPr>
+          <w:lang w:val="de-DE"/>
+        </w:rPr>
+        <w:t>te</w:t>
+      </w:r>
+      <w:r>
+        <w:rPr>
+          <w:lang w:val="de-DE"/>
+        </w:rPr>
+        <w:t xml:space="preserve">n Rauschdichten </w:t>
       </w:r>
       <w:r>
         <w:rPr>
@@ -26938,7 +27882,19 @@
         <w:rPr>
           <w:lang w:val="de-DE"/>
         </w:rPr>
-        <w:t xml:space="preserve">wobei SaReKa </w:t>
+        <w:t xml:space="preserve">wobei </w:t>
+      </w:r>
+      <w:r>
+        <w:rPr>
+          <w:lang w:val="de-DE"/>
+        </w:rPr>
+        <w:t>SRKA</w:t>
+      </w:r>
+      <w:r>
+        <w:rPr>
+          <w:lang w:val="de-DE"/>
+        </w:rPr>
+        <w:t xml:space="preserve"> </w:t>
       </w:r>
       <w:r>
         <w:rPr>
@@ -26974,13 +27930,32 @@
         <w:rPr>
           <w:lang w:val="de-DE"/>
         </w:rPr>
-        <w:t xml:space="preserve">ein minimale Überlegenheit zeigt, </w:t>
-      </w:r>
-      <w:r>
-        <w:rPr>
-          <w:lang w:val="de-DE"/>
-        </w:rPr>
-        <w:t xml:space="preserve">aber vermutlich </w:t>
+        <w:lastRenderedPageBreak/>
+        <w:t>Rauschdichte visuell</w:t>
+      </w:r>
+      <w:r>
+        <w:rPr>
+          <w:lang w:val="de-DE"/>
+        </w:rPr>
+        <w:t xml:space="preserve"> </w:t>
+      </w:r>
+      <w:r>
+        <w:rPr>
+          <w:lang w:val="de-DE"/>
+        </w:rPr>
+        <w:t>eine minimale Überlegenheit</w:t>
+      </w:r>
+      <w:r>
+        <w:rPr>
+          <w:lang w:val="de-DE"/>
+        </w:rPr>
+        <w:t xml:space="preserve"> zeigt, </w:t>
+      </w:r>
+      <w:r>
+        <w:rPr>
+          <w:lang w:val="de-DE"/>
+        </w:rPr>
+        <w:t xml:space="preserve">aber </w:t>
       </w:r>
       <w:r>
         <w:rPr>
@@ -27004,7 +27979,19 @@
         <w:rPr>
           <w:lang w:val="de-DE"/>
         </w:rPr>
-        <w:t xml:space="preserve">im PSNR Wert </w:t>
+        <w:t xml:space="preserve">im </w:t>
+      </w:r>
+      <w:r>
+        <w:rPr>
+          <w:lang w:val="de-DE"/>
+        </w:rPr>
+        <w:t>PSNR-Wert</w:t>
+      </w:r>
+      <w:r>
+        <w:rPr>
+          <w:lang w:val="de-DE"/>
+        </w:rPr>
+        <w:t xml:space="preserve"> </w:t>
       </w:r>
       <w:r>
         <w:rPr>
@@ -27034,20 +28021,19 @@
         <w:rPr>
           <w:lang w:val="de-DE"/>
         </w:rPr>
-        <w:t xml:space="preserve">, dass die beiden Algorithmus einen gegenteiligen Ansatz hinsichtlich </w:t>
-      </w:r>
-      <w:r>
-        <w:rPr>
-          <w:lang w:val="de-DE"/>
-        </w:rPr>
-        <w:lastRenderedPageBreak/>
-        <w:t xml:space="preserve">der </w:t>
-      </w:r>
-      <w:r>
-        <w:rPr>
-          <w:lang w:val="de-DE"/>
-        </w:rPr>
-        <w:t>Neuberechnung des Zentrum-Werts</w:t>
+        <w:t xml:space="preserve">, dass die beiden Algorithmus einen gegenteiligen Ansatz hinsichtlich der </w:t>
+      </w:r>
+      <w:r>
+        <w:rPr>
+          <w:lang w:val="de-DE"/>
+        </w:rPr>
+        <w:t xml:space="preserve">Neuberechnung </w:t>
+      </w:r>
+      <w:r>
+        <w:rPr>
+          <w:lang w:val="de-DE"/>
+        </w:rPr>
+        <w:t>des Zentrums</w:t>
       </w:r>
       <w:r>
         <w:rPr>
@@ -27282,7 +28268,19 @@
         <w:rPr>
           <w:lang w:val="de-DE"/>
         </w:rPr>
-        <w:t xml:space="preserve"> wird auch hinsichtlich der SSIM Metrik belegt</w:t>
+        <w:t xml:space="preserve"> wird auch hinsichtlich der </w:t>
+      </w:r>
+      <w:r>
+        <w:rPr>
+          <w:lang w:val="de-DE"/>
+        </w:rPr>
+        <w:t>SSIM-Metrik</w:t>
+      </w:r>
+      <w:r>
+        <w:rPr>
+          <w:lang w:val="de-DE"/>
+        </w:rPr>
+        <w:t xml:space="preserve"> belegt</w:t>
       </w:r>
       <w:r>
         <w:rPr>
@@ -27294,7 +28292,25 @@
         <w:rPr>
           <w:lang w:val="de-DE"/>
         </w:rPr>
-        <w:t xml:space="preserve"> fällt schon ab 25% Rauschdichte unter 0.95</w:t>
+        <w:t xml:space="preserve"> fällt schon ab 25% Rauschdichte unter</w:t>
+      </w:r>
+      <w:r>
+        <w:rPr>
+          <w:lang w:val="de-DE"/>
+        </w:rPr>
+        <w:t xml:space="preserve"> einem Wert von</w:t>
+      </w:r>
+      <w:r>
+        <w:rPr>
+          <w:lang w:val="de-DE"/>
+        </w:rPr>
+        <w:t xml:space="preserve"> </w:t>
+      </w:r>
+      <w:r>
+        <w:rPr>
+          <w:lang w:val="de-DE"/>
+        </w:rPr>
+        <w:t>0.95,</w:t>
       </w:r>
       <w:r>
         <w:rPr>
@@ -27312,7 +28328,37 @@
         <w:rPr>
           <w:lang w:val="de-DE"/>
         </w:rPr>
-        <w:t xml:space="preserve"> über dieser Grenze bleibt.</w:t>
+        <w:t xml:space="preserve"> über dieser Grenze bleibt</w:t>
+      </w:r>
+      <w:r>
+        <w:rPr>
+          <w:lang w:val="de-DE"/>
+        </w:rPr>
+        <w:t xml:space="preserve"> (vgl. Abb. </w:t>
+      </w:r>
+      <w:r>
+        <w:rPr>
+          <w:lang w:val="de-DE"/>
+        </w:rPr>
+        <w:t>1</w:t>
+      </w:r>
+      <w:r>
+        <w:rPr>
+          <w:lang w:val="de-DE"/>
+        </w:rPr>
+        <w:t>2</w:t>
+      </w:r>
+      <w:r>
+        <w:rPr>
+          <w:lang w:val="de-DE"/>
+        </w:rPr>
+        <w:t>)</w:t>
+      </w:r>
+      <w:r>
+        <w:rPr>
+          <w:lang w:val="de-DE"/>
+        </w:rPr>
+        <w:t>.</w:t>
       </w:r>
       <w:r>
         <w:rPr>
@@ -27372,7 +28418,13 @@
         <w:rPr>
           <w:lang w:val="de-DE"/>
         </w:rPr>
-        <w:t>zuvor genannte Qualitätsgrenzen</w:t>
+        <w:t>bestimmte</w:t>
+      </w:r>
+      <w:r>
+        <w:rPr>
+          <w:lang w:val="de-DE"/>
+        </w:rPr>
+        <w:t xml:space="preserve"> Qualitätsgrenzen</w:t>
       </w:r>
       <w:r>
         <w:rPr>
@@ -27469,6 +28521,12 @@
         <w:rPr>
           <w:lang w:val="de-DE"/>
         </w:rPr>
+        <w:t xml:space="preserve"> (vgl. Abb. 11)</w:t>
+      </w:r>
+      <w:r>
+        <w:rPr>
+          <w:lang w:val="de-DE"/>
+        </w:rPr>
         <w:t>.</w:t>
       </w:r>
       <w:r>
@@ -27487,7 +28545,7 @@
         <w:rPr>
           <w:lang w:val="de-DE"/>
         </w:rPr>
-        <w:t>, was aufgrund des nicht-linearen Charakters von SSIM signifikant sein könnte.</w:t>
+        <w:t>.</w:t>
       </w:r>
     </w:p>
     <w:p>
@@ -27560,7 +28618,13 @@
         <w:rPr>
           <w:lang w:val="de-DE"/>
         </w:rPr>
-        <w:t>genutze Informationsbreite</w:t>
+        <w:t>genutzte</w:t>
+      </w:r>
+      <w:r>
+        <w:rPr>
+          <w:lang w:val="de-DE"/>
+        </w:rPr>
+        <w:t xml:space="preserve"> Informationsbreite</w:t>
       </w:r>
       <w:r>
         <w:rPr>
@@ -27626,18 +28690,30 @@
         <w:rPr>
           <w:lang w:val="de-DE"/>
         </w:rPr>
-        <w:t xml:space="preserve"> Distanz während MERIG adaptiv</w:t>
-      </w:r>
-      <w:r>
-        <w:rPr>
-          <w:lang w:val="de-DE"/>
-        </w:rPr>
         <w:t xml:space="preserve"> </w:t>
       </w:r>
       <w:r>
         <w:rPr>
           <w:lang w:val="de-DE"/>
         </w:rPr>
+        <w:t>Distanz,</w:t>
+      </w:r>
+      <w:r>
+        <w:rPr>
+          <w:lang w:val="de-DE"/>
+        </w:rPr>
+        <w:t xml:space="preserve"> während MERIG adaptiv</w:t>
+      </w:r>
+      <w:r>
+        <w:rPr>
+          <w:lang w:val="de-DE"/>
+        </w:rPr>
+        <w:t xml:space="preserve"> </w:t>
+      </w:r>
+      <w:r>
+        <w:rPr>
+          <w:lang w:val="de-DE"/>
+        </w:rPr>
         <w:t xml:space="preserve">zwischen </w:t>
       </w:r>
       <w:r>
@@ -27686,7 +28762,19 @@
         <w:rPr>
           <w:lang w:val="de-DE"/>
         </w:rPr>
-        <w:t>8 bzw 3:</w:t>
+        <w:t xml:space="preserve">8 </w:t>
+      </w:r>
+      <w:r>
+        <w:rPr>
+          <w:lang w:val="de-DE"/>
+        </w:rPr>
+        <w:t>bzw.</w:t>
+      </w:r>
+      <w:r>
+        <w:rPr>
+          <w:lang w:val="de-DE"/>
+        </w:rPr>
+        <w:t xml:space="preserve"> 3:</w:t>
       </w:r>
       <w:r>
         <w:rPr>
@@ -27698,7 +28786,19 @@
         <w:rPr>
           <w:lang w:val="de-DE"/>
         </w:rPr>
-        <w:t xml:space="preserve"> (KCA:MERIG)</w:t>
+        <w:t xml:space="preserve"> (</w:t>
+      </w:r>
+      <w:r>
+        <w:rPr>
+          <w:lang w:val="de-DE"/>
+        </w:rPr>
+        <w:t>KCA: MERIG</w:t>
+      </w:r>
+      <w:r>
+        <w:rPr>
+          <w:lang w:val="de-DE"/>
+        </w:rPr>
+        <w:t>)</w:t>
       </w:r>
       <w:r>
         <w:rPr>
@@ -27710,7 +28810,19 @@
         <w:rPr>
           <w:lang w:val="de-DE"/>
         </w:rPr>
-        <w:t>. Diese hat jedoch keine Auswirkung auf die Leistung.</w:t>
+        <w:t>. Diese ha</w:t>
+      </w:r>
+      <w:r>
+        <w:rPr>
+          <w:lang w:val="de-DE"/>
+        </w:rPr>
+        <w:t>ben</w:t>
+      </w:r>
+      <w:r>
+        <w:rPr>
+          <w:lang w:val="de-DE"/>
+        </w:rPr>
+        <w:t xml:space="preserve"> jedoch keine Auswirkung auf die Leistung.</w:t>
       </w:r>
     </w:p>
     <w:p>
@@ -27723,19 +28835,31 @@
         <w:rPr>
           <w:lang w:val="de-DE"/>
         </w:rPr>
-        <w:t xml:space="preserve">Dies ist intuitiv durch die iterativen Anwendung der Algorithmen </w:t>
-      </w:r>
-      <w:r>
-        <w:rPr>
-          <w:lang w:val="de-DE"/>
-        </w:rPr>
-        <w:t>zu begründen, wodurch KCA</w:t>
-      </w:r>
-      <w:r>
-        <w:rPr>
-          <w:lang w:val="de-DE"/>
-        </w:rPr>
-        <w:t xml:space="preserve"> </w:t>
+        <w:t xml:space="preserve">Dies ist intuitiv </w:t>
+      </w:r>
+      <w:r>
+        <w:rPr>
+          <w:lang w:val="de-DE"/>
+        </w:rPr>
+        <w:t>durch die iterative Anwendung</w:t>
+      </w:r>
+      <w:r>
+        <w:rPr>
+          <w:lang w:val="de-DE"/>
+        </w:rPr>
+        <w:t xml:space="preserve"> der Algorithmen </w:t>
+      </w:r>
+      <w:r>
+        <w:rPr>
+          <w:lang w:val="de-DE"/>
+        </w:rPr>
+        <w:t xml:space="preserve">zu begründen, wodurch </w:t>
+      </w:r>
+      <w:r>
+        <w:rPr>
+          <w:lang w:val="de-DE"/>
+        </w:rPr>
+        <w:t xml:space="preserve">KCA </w:t>
       </w:r>
       <w:r>
         <w:rPr>
@@ -27864,7 +28988,31 @@
         <w:rPr>
           <w:lang w:val="de-DE"/>
         </w:rPr>
-        <w:t>Insgesamt veranschaulichen die hier analysierten Algorithmen, dass die Grundkonzepte von CA großes Potential für die Anwendung in der Bildverarbeitung präsentieren. Das spiegelt sich auch in den Evaluationen wieder, denn alle hier dargestellten Algorithmen weisen eine ähnliche Rechenkomplexität wie der Mean Filter und zugleich eine höhere Effektivität als der Median Filter auf.</w:t>
+        <w:t xml:space="preserve">Insgesamt veranschaulichen die hier analysierten Algorithmen, dass die Grundkonzepte von CA großes Potential für die Anwendung in der Bildverarbeitung präsentieren. Das spiegelt sich auch in den Evaluationen </w:t>
+      </w:r>
+      <w:r>
+        <w:rPr>
+          <w:lang w:val="de-DE"/>
+        </w:rPr>
+        <w:t>wider</w:t>
+      </w:r>
+      <w:r>
+        <w:rPr>
+          <w:lang w:val="de-DE"/>
+        </w:rPr>
+        <w:t xml:space="preserve">, denn alle hier dargestellten Algorithmen weisen eine ähnliche Rechenkomplexität wie der Mean Filter und zugleich eine höhere Effektivität als der </w:t>
+      </w:r>
+      <w:r>
+        <w:rPr>
+          <w:lang w:val="de-DE"/>
+        </w:rPr>
+        <w:t>Medianfilter</w:t>
+      </w:r>
+      <w:r>
+        <w:rPr>
+          <w:lang w:val="de-DE"/>
+        </w:rPr>
+        <w:t xml:space="preserve"> auf.</w:t>
       </w:r>
     </w:p>
     <w:p>
@@ -27877,7 +29025,67 @@
         <w:rPr>
           <w:lang w:val="de-DE"/>
         </w:rPr>
-        <w:t>Hierbei ist anzumerken, dass die Mean und Median Filter nicht ungleich CA sind. Sie nutzen ebenfalls Nachbarschaftslogik zur Neuberechnung des Zentrums, wobei diese Rechnung als eine Art Übergangsfunktion angesehen werden kann. Der größte und zugleich bedeutendste Unterschied liegt jedoch im iterativen Charakter von CA, der für eine ressourcen-leichte Methodik erlaubt, welche mit wenig Information pro Iteration auskommt wie der Vergleich zwischen KCA und MERIG bewiesen hat.</w:t>
+        <w:t xml:space="preserve">Hierbei ist anzumerken, dass die Mean und </w:t>
+      </w:r>
+      <w:r>
+        <w:rPr>
+          <w:lang w:val="de-DE"/>
+        </w:rPr>
+        <w:t>Medianfilter</w:t>
+      </w:r>
+      <w:r>
+        <w:rPr>
+          <w:lang w:val="de-DE"/>
+        </w:rPr>
+        <w:t xml:space="preserve"> </w:t>
+      </w:r>
+      <w:r>
+        <w:rPr>
+          <w:lang w:val="de-DE"/>
+        </w:rPr>
+        <w:t xml:space="preserve">konzeptionell </w:t>
+      </w:r>
+      <w:r>
+        <w:rPr>
+          <w:lang w:val="de-DE"/>
+        </w:rPr>
+        <w:t>nicht ungleich CA</w:t>
+      </w:r>
+      <w:r>
+        <w:rPr>
+          <w:lang w:val="de-DE"/>
+        </w:rPr>
+        <w:t>-basierten Filtern</w:t>
+      </w:r>
+      <w:r>
+        <w:rPr>
+          <w:lang w:val="de-DE"/>
+        </w:rPr>
+        <w:t xml:space="preserve"> sind. Sie nutzen ebenfalls Nachbarschaftslogik zur Neuberechnung des Zentrums, wobei diese Rechnung</w:t>
+      </w:r>
+      <w:r>
+        <w:rPr>
+          <w:lang w:val="de-DE"/>
+        </w:rPr>
+        <w:t>en</w:t>
+      </w:r>
+      <w:r>
+        <w:rPr>
+          <w:lang w:val="de-DE"/>
+        </w:rPr>
+        <w:t xml:space="preserve"> als eine Art Übergangsfunktion angesehen werden </w:t>
+      </w:r>
+      <w:r>
+        <w:rPr>
+          <w:lang w:val="de-DE"/>
+        </w:rPr>
+        <w:t>können</w:t>
+      </w:r>
+      <w:r>
+        <w:rPr>
+          <w:lang w:val="de-DE"/>
+        </w:rPr>
+        <w:t>. Der größte und zugleich bedeutendste Unterschied liegt jedoch im iterativen Charakter von CA, der für eine ressourcen-leichte Methodik erlaubt, welche mit wenig Information pro Iteration auskommt wie der Vergleich zwischen KCA und MERIG bewiesen hat.</w:t>
       </w:r>
     </w:p>
     <w:p>
@@ -27968,7 +29176,13 @@
         <w:rPr>
           <w:lang w:val="de-DE"/>
         </w:rPr>
-        <w:t xml:space="preserve">kleine </w:t>
+        <w:t>signifikante</w:t>
+      </w:r>
+      <w:r>
+        <w:rPr>
+          <w:lang w:val="de-DE"/>
+        </w:rPr>
+        <w:t xml:space="preserve"> </w:t>
       </w:r>
       <w:r>
         <w:rPr>
@@ -27986,37 +29200,62 @@
         <w:rPr>
           <w:lang w:val="de-DE"/>
         </w:rPr>
-        <w:t xml:space="preserve"> welche von Bedeutung sind und</w:t>
-      </w:r>
-      <w:r>
-        <w:rPr>
-          <w:lang w:val="de-DE"/>
-        </w:rPr>
-        <w:t xml:space="preserve"> für</w:t>
-      </w:r>
-      <w:r>
-        <w:rPr>
-          <w:lang w:val="de-DE"/>
-        </w:rPr>
-        <w:t xml:space="preserve"> Weiterentwicklung und -forschung</w:t>
-      </w:r>
-      <w:r>
-        <w:rPr>
-          <w:lang w:val="de-DE"/>
-        </w:rPr>
         <w:t xml:space="preserve"> </w:t>
       </w:r>
       <w:r>
         <w:rPr>
           <w:lang w:val="de-DE"/>
         </w:rPr>
-        <w:t>von CA-basierten Filtern</w:t>
-      </w:r>
-      <w:r>
-        <w:rPr>
-          <w:lang w:val="de-DE"/>
-        </w:rPr>
-        <w:t xml:space="preserve"> sprechen</w:t>
+        <w:t>was charakteristisch für CA</w:t>
+      </w:r>
+      <w:r>
+        <w:rPr>
+          <w:lang w:val="de-DE"/>
+        </w:rPr>
+        <w:t xml:space="preserve"> und</w:t>
+      </w:r>
+      <w:r>
+        <w:rPr>
+          <w:lang w:val="de-DE"/>
+        </w:rPr>
+        <w:t xml:space="preserve"> </w:t>
+      </w:r>
+      <w:r>
+        <w:rPr>
+          <w:lang w:val="de-DE"/>
+        </w:rPr>
+        <w:lastRenderedPageBreak/>
+        <w:t>emergentes Verhalten</w:t>
+      </w:r>
+      <w:r>
+        <w:rPr>
+          <w:lang w:val="de-DE"/>
+        </w:rPr>
+        <w:t xml:space="preserve"> ist; kleine Änderung in den Übergangsfunktionen führen </w:t>
+      </w:r>
+      <w:r>
+        <w:rPr>
+          <w:lang w:val="de-DE"/>
+        </w:rPr>
+        <w:t>zu enormen Änderungen</w:t>
+      </w:r>
+      <w:r>
+        <w:rPr>
+          <w:lang w:val="de-DE"/>
+        </w:rPr>
+        <w:t xml:space="preserve"> im finalen Verhalten des C</w:t>
+      </w:r>
+      <w:r>
+        <w:rPr>
+          <w:lang w:val="de-DE"/>
+        </w:rPr>
+        <w:t>A</w:t>
+      </w:r>
+      <w:r>
+        <w:rPr>
+          <w:lang w:val="de-DE"/>
+        </w:rPr>
+        <w:t>s</w:t>
       </w:r>
       <w:r>
         <w:rPr>
@@ -28035,56 +29274,61 @@
         <w:rPr>
           <w:lang w:val="de-DE"/>
         </w:rPr>
-        <w:t>Zuletzt</w:t>
-      </w:r>
-      <w:r>
-        <w:rPr>
-          <w:lang w:val="de-DE"/>
-        </w:rPr>
-        <w:t xml:space="preserve"> gab es</w:t>
-      </w:r>
-      <w:r>
-        <w:rPr>
-          <w:lang w:val="de-DE"/>
-        </w:rPr>
-        <w:t xml:space="preserve"> unter den hier präsentierten sowie bei den Algorithmen, die während der </w:t>
-      </w:r>
-      <w:r>
-        <w:rPr>
-          <w:lang w:val="de-DE"/>
-        </w:rPr>
-        <w:t>Recherche</w:t>
-      </w:r>
-      <w:r>
-        <w:rPr>
-          <w:lang w:val="de-DE"/>
-        </w:rPr>
-        <w:t xml:space="preserve"> gefunden wurden,</w:t>
-      </w:r>
-      <w:r>
-        <w:rPr>
-          <w:lang w:val="de-DE"/>
-        </w:rPr>
-        <w:t xml:space="preserve"> eine klare Unterrepräsentation </w:t>
-      </w:r>
-      <w:r>
-        <w:rPr>
-          <w:lang w:val="de-DE"/>
-        </w:rPr>
-        <w:t xml:space="preserve">von farbliche Bildverarbeitung sowie </w:t>
-      </w:r>
-      <w:r>
-        <w:rPr>
-          <w:lang w:val="de-DE"/>
-        </w:rPr>
-        <w:t xml:space="preserve">Behandlung von anderen Arten </w:t>
-      </w:r>
-      <w:r>
-        <w:rPr>
-          <w:lang w:val="de-DE"/>
-        </w:rPr>
-        <w:lastRenderedPageBreak/>
-        <w:t>von Rauschen</w:t>
+        <w:t>Anschließend ist hier anzumerken, dass der Korpus an Werken in diesem Forschungsbereich</w:t>
+      </w:r>
+      <w:r>
+        <w:rPr>
+          <w:lang w:val="de-DE"/>
+        </w:rPr>
+        <w:t xml:space="preserve"> </w:t>
+      </w:r>
+      <w:r>
+        <w:rPr>
+          <w:lang w:val="de-DE"/>
+        </w:rPr>
+        <w:t xml:space="preserve">eine klare </w:t>
+      </w:r>
+      <w:r>
+        <w:rPr>
+          <w:lang w:val="de-DE"/>
+        </w:rPr>
+        <w:t xml:space="preserve">Unterrepräsentation </w:t>
+      </w:r>
+      <w:r>
+        <w:rPr>
+          <w:lang w:val="de-DE"/>
+        </w:rPr>
+        <w:t>von Bildverarbeitung</w:t>
+      </w:r>
+      <w:r>
+        <w:rPr>
+          <w:lang w:val="de-DE"/>
+        </w:rPr>
+        <w:t xml:space="preserve"> farblicher Bilder</w:t>
+      </w:r>
+      <w:r>
+        <w:rPr>
+          <w:lang w:val="de-DE"/>
+        </w:rPr>
+        <w:t xml:space="preserve"> sowie </w:t>
+      </w:r>
+      <w:r>
+        <w:rPr>
+          <w:lang w:val="de-DE"/>
+        </w:rPr>
+        <w:t>Behandlung von anderen Arten von Rauschen</w:t>
+      </w:r>
+      <w:r>
+        <w:rPr>
+          <w:lang w:val="de-DE"/>
+        </w:rPr>
+        <w:t xml:space="preserve"> </w:t>
+      </w:r>
+      <w:r>
+        <w:rPr>
+          <w:lang w:val="de-DE"/>
+        </w:rPr>
+        <w:t>aufweist</w:t>
       </w:r>
       <w:r>
         <w:rPr>
@@ -28162,7 +29406,31 @@
         <w:rPr>
           <w:lang w:val="de-DE"/>
         </w:rPr>
-        <w:t xml:space="preserve"> wurde in den insgesamt 16 betrachteten Verfahren fast ausschließlich SPN</w:t>
+        <w:t xml:space="preserve"> wurde in </w:t>
+      </w:r>
+      <w:r>
+        <w:rPr>
+          <w:lang w:val="de-DE"/>
+        </w:rPr>
+        <w:t>jeglichen</w:t>
+      </w:r>
+      <w:r>
+        <w:rPr>
+          <w:lang w:val="de-DE"/>
+        </w:rPr>
+        <w:t xml:space="preserve"> </w:t>
+      </w:r>
+      <w:r>
+        <w:rPr>
+          <w:lang w:val="de-DE"/>
+        </w:rPr>
+        <w:t xml:space="preserve">Verfahren </w:t>
+      </w:r>
+      <w:r>
+        <w:rPr>
+          <w:lang w:val="de-DE"/>
+        </w:rPr>
+        <w:t>fast ausschließlich SPN</w:t>
       </w:r>
       <w:r>
         <w:rPr>
@@ -28174,7 +29442,13 @@
         <w:rPr>
           <w:lang w:val="de-DE"/>
         </w:rPr>
-        <w:t xml:space="preserve">, um die Eignung von CA </w:t>
+        <w:t xml:space="preserve">, weshalb weiterführende Forschungen in diese Unterbereiche empfehlenswert wären, </w:t>
+      </w:r>
+      <w:r>
+        <w:rPr>
+          <w:lang w:val="de-DE"/>
+        </w:rPr>
+        <w:t xml:space="preserve">um die Eignung von CA </w:t>
       </w:r>
       <w:r>
         <w:rPr>
@@ -28267,7 +29541,7 @@
               </w:tblGrid>
               <w:tr>
                 <w:trPr>
-                  <w:divId w:val="447555234"/>
+                  <w:divId w:val="1351029352"/>
                   <w:tblCellSpacing w:w="15" w:type="dxa"/>
                 </w:trPr>
                 <w:tc>
@@ -28315,7 +29589,7 @@
               </w:tr>
               <w:tr>
                 <w:trPr>
-                  <w:divId w:val="447555234"/>
+                  <w:divId w:val="1351029352"/>
                   <w:tblCellSpacing w:w="15" w:type="dxa"/>
                 </w:trPr>
                 <w:tc>
@@ -28375,7 +29649,7 @@
               </w:tr>
               <w:tr>
                 <w:trPr>
-                  <w:divId w:val="447555234"/>
+                  <w:divId w:val="1351029352"/>
                   <w:tblCellSpacing w:w="15" w:type="dxa"/>
                 </w:trPr>
                 <w:tc>
@@ -28421,7 +29695,7 @@
               </w:tr>
               <w:tr>
                 <w:trPr>
-                  <w:divId w:val="447555234"/>
+                  <w:divId w:val="1351029352"/>
                   <w:tblCellSpacing w:w="15" w:type="dxa"/>
                 </w:trPr>
                 <w:tc>
@@ -28481,7 +29755,7 @@
               </w:tr>
               <w:tr>
                 <w:trPr>
-                  <w:divId w:val="447555234"/>
+                  <w:divId w:val="1351029352"/>
                   <w:tblCellSpacing w:w="15" w:type="dxa"/>
                 </w:trPr>
                 <w:tc>
@@ -28541,7 +29815,7 @@
               </w:tr>
               <w:tr>
                 <w:trPr>
-                  <w:divId w:val="447555234"/>
+                  <w:divId w:val="1351029352"/>
                   <w:tblCellSpacing w:w="15" w:type="dxa"/>
                 </w:trPr>
                 <w:tc>
@@ -28587,7 +29861,7 @@
               </w:tr>
               <w:tr>
                 <w:trPr>
-                  <w:divId w:val="447555234"/>
+                  <w:divId w:val="1351029352"/>
                   <w:tblCellSpacing w:w="15" w:type="dxa"/>
                 </w:trPr>
                 <w:tc>
@@ -28647,7 +29921,7 @@
               </w:tr>
               <w:tr>
                 <w:trPr>
-                  <w:divId w:val="447555234"/>
+                  <w:divId w:val="1351029352"/>
                   <w:tblCellSpacing w:w="15" w:type="dxa"/>
                 </w:trPr>
                 <w:tc>
@@ -28707,7 +29981,7 @@
               </w:tr>
               <w:tr>
                 <w:trPr>
-                  <w:divId w:val="447555234"/>
+                  <w:divId w:val="1351029352"/>
                   <w:tblCellSpacing w:w="15" w:type="dxa"/>
                 </w:trPr>
                 <w:tc>
@@ -28753,7 +30027,7 @@
               </w:tr>
               <w:tr>
                 <w:trPr>
-                  <w:divId w:val="447555234"/>
+                  <w:divId w:val="1351029352"/>
                   <w:tblCellSpacing w:w="15" w:type="dxa"/>
                 </w:trPr>
                 <w:tc>
@@ -28772,6 +30046,7 @@
                       <w:rPr>
                         <w:noProof/>
                       </w:rPr>
+                      <w:lastRenderedPageBreak/>
                       <w:t xml:space="preserve">[10] </w:t>
                     </w:r>
                   </w:p>
@@ -28813,7 +30088,7 @@
               </w:tr>
               <w:tr>
                 <w:trPr>
-                  <w:divId w:val="447555234"/>
+                  <w:divId w:val="1351029352"/>
                   <w:tblCellSpacing w:w="15" w:type="dxa"/>
                 </w:trPr>
                 <w:tc>
@@ -28859,7 +30134,7 @@
               </w:tr>
               <w:tr>
                 <w:trPr>
-                  <w:divId w:val="447555234"/>
+                  <w:divId w:val="1351029352"/>
                   <w:tblCellSpacing w:w="15" w:type="dxa"/>
                 </w:trPr>
                 <w:tc>
@@ -28878,7 +30153,6 @@
                       <w:rPr>
                         <w:noProof/>
                       </w:rPr>
-                      <w:lastRenderedPageBreak/>
                       <w:t xml:space="preserve">[12] </w:t>
                     </w:r>
                   </w:p>
@@ -28920,7 +30194,7 @@
               </w:tr>
               <w:tr>
                 <w:trPr>
-                  <w:divId w:val="447555234"/>
+                  <w:divId w:val="1351029352"/>
                   <w:tblCellSpacing w:w="15" w:type="dxa"/>
                 </w:trPr>
                 <w:tc>
@@ -28966,7 +30240,7 @@
               </w:tr>
               <w:tr>
                 <w:trPr>
-                  <w:divId w:val="447555234"/>
+                  <w:divId w:val="1351029352"/>
                   <w:tblCellSpacing w:w="15" w:type="dxa"/>
                 </w:trPr>
                 <w:tc>
@@ -29026,7 +30300,7 @@
               </w:tr>
               <w:tr>
                 <w:trPr>
-                  <w:divId w:val="447555234"/>
+                  <w:divId w:val="1351029352"/>
                   <w:tblCellSpacing w:w="15" w:type="dxa"/>
                 </w:trPr>
                 <w:tc>
@@ -29072,7 +30346,7 @@
               </w:tr>
               <w:tr>
                 <w:trPr>
-                  <w:divId w:val="447555234"/>
+                  <w:divId w:val="1351029352"/>
                   <w:tblCellSpacing w:w="15" w:type="dxa"/>
                 </w:trPr>
                 <w:tc>
@@ -29132,7 +30406,7 @@
               </w:tr>
               <w:tr>
                 <w:trPr>
-                  <w:divId w:val="447555234"/>
+                  <w:divId w:val="1351029352"/>
                   <w:tblCellSpacing w:w="15" w:type="dxa"/>
                 </w:trPr>
                 <w:tc>
@@ -29192,7 +30466,7 @@
               </w:tr>
               <w:tr>
                 <w:trPr>
-                  <w:divId w:val="447555234"/>
+                  <w:divId w:val="1351029352"/>
                   <w:tblCellSpacing w:w="15" w:type="dxa"/>
                 </w:trPr>
                 <w:tc>
@@ -29252,7 +30526,7 @@
               </w:tr>
               <w:tr>
                 <w:trPr>
-                  <w:divId w:val="447555234"/>
+                  <w:divId w:val="1351029352"/>
                   <w:tblCellSpacing w:w="15" w:type="dxa"/>
                 </w:trPr>
                 <w:tc>
@@ -29312,7 +30586,7 @@
               </w:tr>
               <w:tr>
                 <w:trPr>
-                  <w:divId w:val="447555234"/>
+                  <w:divId w:val="1351029352"/>
                   <w:tblCellSpacing w:w="15" w:type="dxa"/>
                 </w:trPr>
                 <w:tc>
@@ -29372,7 +30646,7 @@
               </w:tr>
               <w:tr>
                 <w:trPr>
-                  <w:divId w:val="447555234"/>
+                  <w:divId w:val="1351029352"/>
                   <w:tblCellSpacing w:w="15" w:type="dxa"/>
                 </w:trPr>
                 <w:tc>
@@ -29432,7 +30706,7 @@
               </w:tr>
               <w:tr>
                 <w:trPr>
-                  <w:divId w:val="447555234"/>
+                  <w:divId w:val="1351029352"/>
                   <w:tblCellSpacing w:w="15" w:type="dxa"/>
                 </w:trPr>
                 <w:tc>
@@ -29451,6 +30725,7 @@
                       <w:rPr>
                         <w:noProof/>
                       </w:rPr>
+                      <w:lastRenderedPageBreak/>
                       <w:t xml:space="preserve">[22] </w:t>
                     </w:r>
                   </w:p>
@@ -29478,7 +30753,7 @@
               </w:tr>
               <w:tr>
                 <w:trPr>
-                  <w:divId w:val="447555234"/>
+                  <w:divId w:val="1351029352"/>
                   <w:tblCellSpacing w:w="15" w:type="dxa"/>
                 </w:trPr>
                 <w:tc>
@@ -29539,7 +30814,7 @@
             </w:tbl>
             <w:p>
               <w:pPr>
-                <w:divId w:val="447555234"/>
+                <w:divId w:val="1351029352"/>
                 <w:rPr>
                   <w:rFonts w:eastAsia="Times New Roman"/>
                   <w:noProof/>
@@ -32551,6 +33826,7 @@
   <w:style w:type="character" w:default="1" w:styleId="DefaultParagraphFont">
     <w:name w:val="Default Paragraph Font"/>
     <w:uiPriority w:val="1"/>
+    <w:semiHidden/>
     <w:unhideWhenUsed/>
   </w:style>
   <w:style w:type="table" w:default="1" w:styleId="TableNormal">

--- a/STI/CellularAutomata/Draft.docx
+++ b/STI/CellularAutomata/Draft.docx
@@ -44,6 +44,7 @@
               <w:kern w:val="2"/>
               <w:sz w:val="24"/>
               <w:szCs w:val="24"/>
+              <w:lang w:val="de-DE" w:eastAsia="de-DE"/>
               <w14:ligatures w14:val="standardContextual"/>
             </w:rPr>
           </w:pPr>
@@ -56,7 +57,7 @@
           <w:r>
             <w:fldChar w:fldCharType="separate"/>
           </w:r>
-          <w:hyperlink w:anchor="_Toc233925422" w:history="1">
+          <w:hyperlink w:anchor="_Toc234152668" w:history="1">
             <w:r>
               <w:rPr>
                 <w:rStyle w:val="Hyperlink"/>
@@ -84,7 +85,7 @@
                 <w:noProof/>
                 <w:webHidden/>
               </w:rPr>
-              <w:instrText xml:space="preserve"> PAGEREF _Toc233925422 \h </w:instrText>
+              <w:instrText xml:space="preserve"> PAGEREF _Toc234152668 \h </w:instrText>
             </w:r>
             <w:r>
               <w:rPr>
@@ -126,17 +127,18 @@
               <w:kern w:val="2"/>
               <w:sz w:val="24"/>
               <w:szCs w:val="24"/>
+              <w:lang w:val="de-DE" w:eastAsia="de-DE"/>
               <w14:ligatures w14:val="standardContextual"/>
             </w:rPr>
           </w:pPr>
-          <w:hyperlink w:anchor="_Toc233925423" w:history="1">
+          <w:hyperlink w:anchor="_Toc234152669" w:history="1">
             <w:r>
               <w:rPr>
                 <w:rStyle w:val="Hyperlink"/>
                 <w:noProof/>
                 <w:lang w:val="de-DE"/>
               </w:rPr>
-              <w:t>Introduction: TODO</w:t>
+              <w:t>Einleitung</w:t>
             </w:r>
             <w:r>
               <w:rPr>
@@ -157,7 +159,7 @@
                 <w:noProof/>
                 <w:webHidden/>
               </w:rPr>
-              <w:instrText xml:space="preserve"> PAGEREF _Toc233925423 \h </w:instrText>
+              <w:instrText xml:space="preserve"> PAGEREF _Toc234152669 \h </w:instrText>
             </w:r>
             <w:r>
               <w:rPr>
@@ -199,10 +201,11 @@
               <w:kern w:val="2"/>
               <w:sz w:val="24"/>
               <w:szCs w:val="24"/>
+              <w:lang w:val="de-DE" w:eastAsia="de-DE"/>
               <w14:ligatures w14:val="standardContextual"/>
             </w:rPr>
           </w:pPr>
-          <w:hyperlink w:anchor="_Toc233925424" w:history="1">
+          <w:hyperlink w:anchor="_Toc234152670" w:history="1">
             <w:r>
               <w:rPr>
                 <w:rStyle w:val="Hyperlink"/>
@@ -230,7 +233,7 @@
                 <w:noProof/>
                 <w:webHidden/>
               </w:rPr>
-              <w:instrText xml:space="preserve"> PAGEREF _Toc233925424 \h </w:instrText>
+              <w:instrText xml:space="preserve"> PAGEREF _Toc234152670 \h </w:instrText>
             </w:r>
             <w:r>
               <w:rPr>
@@ -250,7 +253,7 @@
                 <w:noProof/>
                 <w:webHidden/>
               </w:rPr>
-              <w:t>2</w:t>
+              <w:t>3</w:t>
             </w:r>
             <w:r>
               <w:rPr>
@@ -272,10 +275,11 @@
               <w:kern w:val="2"/>
               <w:sz w:val="24"/>
               <w:szCs w:val="24"/>
+              <w:lang w:val="de-DE" w:eastAsia="de-DE"/>
               <w14:ligatures w14:val="standardContextual"/>
             </w:rPr>
           </w:pPr>
-          <w:hyperlink w:anchor="_Toc233925425" w:history="1">
+          <w:hyperlink w:anchor="_Toc234152671" w:history="1">
             <w:r>
               <w:rPr>
                 <w:rStyle w:val="Hyperlink"/>
@@ -303,7 +307,7 @@
                 <w:noProof/>
                 <w:webHidden/>
               </w:rPr>
-              <w:instrText xml:space="preserve"> PAGEREF _Toc233925425 \h </w:instrText>
+              <w:instrText xml:space="preserve"> PAGEREF _Toc234152671 \h </w:instrText>
             </w:r>
             <w:r>
               <w:rPr>
@@ -323,7 +327,7 @@
                 <w:noProof/>
                 <w:webHidden/>
               </w:rPr>
-              <w:t>3</w:t>
+              <w:t>4</w:t>
             </w:r>
             <w:r>
               <w:rPr>
@@ -345,10 +349,11 @@
               <w:kern w:val="2"/>
               <w:sz w:val="24"/>
               <w:szCs w:val="24"/>
+              <w:lang w:val="de-DE" w:eastAsia="de-DE"/>
               <w14:ligatures w14:val="standardContextual"/>
             </w:rPr>
           </w:pPr>
-          <w:hyperlink w:anchor="_Toc233925426" w:history="1">
+          <w:hyperlink w:anchor="_Toc234152672" w:history="1">
             <w:r>
               <w:rPr>
                 <w:rStyle w:val="Hyperlink"/>
@@ -376,7 +381,7 @@
                 <w:noProof/>
                 <w:webHidden/>
               </w:rPr>
-              <w:instrText xml:space="preserve"> PAGEREF _Toc233925426 \h </w:instrText>
+              <w:instrText xml:space="preserve"> PAGEREF _Toc234152672 \h </w:instrText>
             </w:r>
             <w:r>
               <w:rPr>
@@ -396,7 +401,7 @@
                 <w:noProof/>
                 <w:webHidden/>
               </w:rPr>
-              <w:t>3</w:t>
+              <w:t>4</w:t>
             </w:r>
             <w:r>
               <w:rPr>
@@ -418,10 +423,11 @@
               <w:kern w:val="2"/>
               <w:sz w:val="24"/>
               <w:szCs w:val="24"/>
+              <w:lang w:val="de-DE" w:eastAsia="de-DE"/>
               <w14:ligatures w14:val="standardContextual"/>
             </w:rPr>
           </w:pPr>
-          <w:hyperlink w:anchor="_Toc233925427" w:history="1">
+          <w:hyperlink w:anchor="_Toc234152673" w:history="1">
             <w:r>
               <w:rPr>
                 <w:rStyle w:val="Hyperlink"/>
@@ -449,7 +455,7 @@
                 <w:noProof/>
                 <w:webHidden/>
               </w:rPr>
-              <w:instrText xml:space="preserve"> PAGEREF _Toc233925427 \h </w:instrText>
+              <w:instrText xml:space="preserve"> PAGEREF _Toc234152673 \h </w:instrText>
             </w:r>
             <w:r>
               <w:rPr>
@@ -469,7 +475,7 @@
                 <w:noProof/>
                 <w:webHidden/>
               </w:rPr>
-              <w:t>4</w:t>
+              <w:t>5</w:t>
             </w:r>
             <w:r>
               <w:rPr>
@@ -491,10 +497,11 @@
               <w:kern w:val="2"/>
               <w:sz w:val="24"/>
               <w:szCs w:val="24"/>
+              <w:lang w:val="de-DE" w:eastAsia="de-DE"/>
               <w14:ligatures w14:val="standardContextual"/>
             </w:rPr>
           </w:pPr>
-          <w:hyperlink w:anchor="_Toc233925428" w:history="1">
+          <w:hyperlink w:anchor="_Toc234152674" w:history="1">
             <w:r>
               <w:rPr>
                 <w:rStyle w:val="Hyperlink"/>
@@ -522,7 +529,7 @@
                 <w:noProof/>
                 <w:webHidden/>
               </w:rPr>
-              <w:instrText xml:space="preserve"> PAGEREF _Toc233925428 \h </w:instrText>
+              <w:instrText xml:space="preserve"> PAGEREF _Toc234152674 \h </w:instrText>
             </w:r>
             <w:r>
               <w:rPr>
@@ -542,7 +549,7 @@
                 <w:noProof/>
                 <w:webHidden/>
               </w:rPr>
-              <w:t>5</w:t>
+              <w:t>6</w:t>
             </w:r>
             <w:r>
               <w:rPr>
@@ -564,10 +571,11 @@
               <w:kern w:val="2"/>
               <w:sz w:val="24"/>
               <w:szCs w:val="24"/>
+              <w:lang w:val="de-DE" w:eastAsia="de-DE"/>
               <w14:ligatures w14:val="standardContextual"/>
             </w:rPr>
           </w:pPr>
-          <w:hyperlink w:anchor="_Toc233925429" w:history="1">
+          <w:hyperlink w:anchor="_Toc234152675" w:history="1">
             <w:r>
               <w:rPr>
                 <w:rStyle w:val="Hyperlink"/>
@@ -595,7 +603,7 @@
                 <w:noProof/>
                 <w:webHidden/>
               </w:rPr>
-              <w:instrText xml:space="preserve"> PAGEREF _Toc233925429 \h </w:instrText>
+              <w:instrText xml:space="preserve"> PAGEREF _Toc234152675 \h </w:instrText>
             </w:r>
             <w:r>
               <w:rPr>
@@ -615,7 +623,7 @@
                 <w:noProof/>
                 <w:webHidden/>
               </w:rPr>
-              <w:t>6</w:t>
+              <w:t>7</w:t>
             </w:r>
             <w:r>
               <w:rPr>
@@ -637,10 +645,11 @@
               <w:kern w:val="2"/>
               <w:sz w:val="24"/>
               <w:szCs w:val="24"/>
+              <w:lang w:val="de-DE" w:eastAsia="de-DE"/>
               <w14:ligatures w14:val="standardContextual"/>
             </w:rPr>
           </w:pPr>
-          <w:hyperlink w:anchor="_Toc233925430" w:history="1">
+          <w:hyperlink w:anchor="_Toc234152676" w:history="1">
             <w:r>
               <w:rPr>
                 <w:rStyle w:val="Hyperlink"/>
@@ -668,7 +677,7 @@
                 <w:noProof/>
                 <w:webHidden/>
               </w:rPr>
-              <w:instrText xml:space="preserve"> PAGEREF _Toc233925430 \h </w:instrText>
+              <w:instrText xml:space="preserve"> PAGEREF _Toc234152676 \h </w:instrText>
             </w:r>
             <w:r>
               <w:rPr>
@@ -688,7 +697,7 @@
                 <w:noProof/>
                 <w:webHidden/>
               </w:rPr>
-              <w:t>7</w:t>
+              <w:t>8</w:t>
             </w:r>
             <w:r>
               <w:rPr>
@@ -710,10 +719,11 @@
               <w:kern w:val="2"/>
               <w:sz w:val="24"/>
               <w:szCs w:val="24"/>
+              <w:lang w:val="de-DE" w:eastAsia="de-DE"/>
               <w14:ligatures w14:val="standardContextual"/>
             </w:rPr>
           </w:pPr>
-          <w:hyperlink w:anchor="_Toc233925431" w:history="1">
+          <w:hyperlink w:anchor="_Toc234152677" w:history="1">
             <w:r>
               <w:rPr>
                 <w:rStyle w:val="Hyperlink"/>
@@ -741,7 +751,7 @@
                 <w:noProof/>
                 <w:webHidden/>
               </w:rPr>
-              <w:instrText xml:space="preserve"> PAGEREF _Toc233925431 \h </w:instrText>
+              <w:instrText xml:space="preserve"> PAGEREF _Toc234152677 \h </w:instrText>
             </w:r>
             <w:r>
               <w:rPr>
@@ -761,7 +771,7 @@
                 <w:noProof/>
                 <w:webHidden/>
               </w:rPr>
-              <w:t>8</w:t>
+              <w:t>9</w:t>
             </w:r>
             <w:r>
               <w:rPr>
@@ -783,10 +793,11 @@
               <w:kern w:val="2"/>
               <w:sz w:val="24"/>
               <w:szCs w:val="24"/>
+              <w:lang w:val="de-DE" w:eastAsia="de-DE"/>
               <w14:ligatures w14:val="standardContextual"/>
             </w:rPr>
           </w:pPr>
-          <w:hyperlink w:anchor="_Toc233925432" w:history="1">
+          <w:hyperlink w:anchor="_Toc234152678" w:history="1">
             <w:r>
               <w:rPr>
                 <w:rStyle w:val="Hyperlink"/>
@@ -814,7 +825,7 @@
                 <w:noProof/>
                 <w:webHidden/>
               </w:rPr>
-              <w:instrText xml:space="preserve"> PAGEREF _Toc233925432 \h </w:instrText>
+              <w:instrText xml:space="preserve"> PAGEREF _Toc234152678 \h </w:instrText>
             </w:r>
             <w:r>
               <w:rPr>
@@ -834,7 +845,7 @@
                 <w:noProof/>
                 <w:webHidden/>
               </w:rPr>
-              <w:t>8</w:t>
+              <w:t>9</w:t>
             </w:r>
             <w:r>
               <w:rPr>
@@ -856,10 +867,11 @@
               <w:kern w:val="2"/>
               <w:sz w:val="24"/>
               <w:szCs w:val="24"/>
+              <w:lang w:val="de-DE" w:eastAsia="de-DE"/>
               <w14:ligatures w14:val="standardContextual"/>
             </w:rPr>
           </w:pPr>
-          <w:hyperlink w:anchor="_Toc233925433" w:history="1">
+          <w:hyperlink w:anchor="_Toc234152679" w:history="1">
             <w:r>
               <w:rPr>
                 <w:rStyle w:val="Hyperlink"/>
@@ -887,7 +899,7 @@
                 <w:noProof/>
                 <w:webHidden/>
               </w:rPr>
-              <w:instrText xml:space="preserve"> PAGEREF _Toc233925433 \h </w:instrText>
+              <w:instrText xml:space="preserve"> PAGEREF _Toc234152679 \h </w:instrText>
             </w:r>
             <w:r>
               <w:rPr>
@@ -907,7 +919,7 @@
                 <w:noProof/>
                 <w:webHidden/>
               </w:rPr>
-              <w:t>10</w:t>
+              <w:t>11</w:t>
             </w:r>
             <w:r>
               <w:rPr>
@@ -929,10 +941,11 @@
               <w:kern w:val="2"/>
               <w:sz w:val="24"/>
               <w:szCs w:val="24"/>
+              <w:lang w:val="de-DE" w:eastAsia="de-DE"/>
               <w14:ligatures w14:val="standardContextual"/>
             </w:rPr>
           </w:pPr>
-          <w:hyperlink w:anchor="_Toc233925434" w:history="1">
+          <w:hyperlink w:anchor="_Toc234152680" w:history="1">
             <w:r>
               <w:rPr>
                 <w:rStyle w:val="Hyperlink"/>
@@ -960,7 +973,7 @@
                 <w:noProof/>
                 <w:webHidden/>
               </w:rPr>
-              <w:instrText xml:space="preserve"> PAGEREF _Toc233925434 \h </w:instrText>
+              <w:instrText xml:space="preserve"> PAGEREF _Toc234152680 \h </w:instrText>
             </w:r>
             <w:r>
               <w:rPr>
@@ -980,7 +993,7 @@
                 <w:noProof/>
                 <w:webHidden/>
               </w:rPr>
-              <w:t>11</w:t>
+              <w:t>12</w:t>
             </w:r>
             <w:r>
               <w:rPr>
@@ -1002,10 +1015,11 @@
               <w:kern w:val="2"/>
               <w:sz w:val="24"/>
               <w:szCs w:val="24"/>
+              <w:lang w:val="de-DE" w:eastAsia="de-DE"/>
               <w14:ligatures w14:val="standardContextual"/>
             </w:rPr>
           </w:pPr>
-          <w:hyperlink w:anchor="_Toc233925435" w:history="1">
+          <w:hyperlink w:anchor="_Toc234152681" w:history="1">
             <w:r>
               <w:rPr>
                 <w:rStyle w:val="Hyperlink"/>
@@ -1033,7 +1047,7 @@
                 <w:noProof/>
                 <w:webHidden/>
               </w:rPr>
-              <w:instrText xml:space="preserve"> PAGEREF _Toc233925435 \h </w:instrText>
+              <w:instrText xml:space="preserve"> PAGEREF _Toc234152681 \h </w:instrText>
             </w:r>
             <w:r>
               <w:rPr>
@@ -1053,7 +1067,7 @@
                 <w:noProof/>
                 <w:webHidden/>
               </w:rPr>
-              <w:t>13</w:t>
+              <w:t>14</w:t>
             </w:r>
             <w:r>
               <w:rPr>
@@ -1075,10 +1089,11 @@
               <w:kern w:val="2"/>
               <w:sz w:val="24"/>
               <w:szCs w:val="24"/>
+              <w:lang w:val="de-DE" w:eastAsia="de-DE"/>
               <w14:ligatures w14:val="standardContextual"/>
             </w:rPr>
           </w:pPr>
-          <w:hyperlink w:anchor="_Toc233925436" w:history="1">
+          <w:hyperlink w:anchor="_Toc234152682" w:history="1">
             <w:r>
               <w:rPr>
                 <w:rStyle w:val="Hyperlink"/>
@@ -1106,7 +1121,7 @@
                 <w:noProof/>
                 <w:webHidden/>
               </w:rPr>
-              <w:instrText xml:space="preserve"> PAGEREF _Toc233925436 \h </w:instrText>
+              <w:instrText xml:space="preserve"> PAGEREF _Toc234152682 \h </w:instrText>
             </w:r>
             <w:r>
               <w:rPr>
@@ -1126,7 +1141,7 @@
                 <w:noProof/>
                 <w:webHidden/>
               </w:rPr>
-              <w:t>14</w:t>
+              <w:t>15</w:t>
             </w:r>
             <w:r>
               <w:rPr>
@@ -1148,17 +1163,34 @@
               <w:kern w:val="2"/>
               <w:sz w:val="24"/>
               <w:szCs w:val="24"/>
+              <w:lang w:val="de-DE" w:eastAsia="de-DE"/>
               <w14:ligatures w14:val="standardContextual"/>
             </w:rPr>
           </w:pPr>
-          <w:hyperlink w:anchor="_Toc233925437" w:history="1">
+          <w:hyperlink w:anchor="_Toc234152683" w:history="1">
             <w:r>
               <w:rPr>
                 <w:rStyle w:val="Hyperlink"/>
                 <w:noProof/>
                 <w:lang w:val="de-DE"/>
               </w:rPr>
-              <w:t>Vergleich und Evaluation</w:t>
+              <w:t>Vergleich und A</w:t>
+            </w:r>
+            <w:r>
+              <w:rPr>
+                <w:rStyle w:val="Hyperlink"/>
+                <w:noProof/>
+                <w:lang w:val="de-DE"/>
+              </w:rPr>
+              <w:t>n</w:t>
+            </w:r>
+            <w:r>
+              <w:rPr>
+                <w:rStyle w:val="Hyperlink"/>
+                <w:noProof/>
+                <w:lang w:val="de-DE"/>
+              </w:rPr>
+              <w:t>alyse aller Algorithmen</w:t>
             </w:r>
             <w:r>
               <w:rPr>
@@ -1179,7 +1211,7 @@
                 <w:noProof/>
                 <w:webHidden/>
               </w:rPr>
-              <w:instrText xml:space="preserve"> PAGEREF _Toc233925437 \h </w:instrText>
+              <w:instrText xml:space="preserve"> PAGEREF _Toc234152683 \h </w:instrText>
             </w:r>
             <w:r>
               <w:rPr>
@@ -1199,7 +1231,7 @@
                 <w:noProof/>
                 <w:webHidden/>
               </w:rPr>
-              <w:t>15</w:t>
+              <w:t>16</w:t>
             </w:r>
             <w:r>
               <w:rPr>
@@ -1221,17 +1253,18 @@
               <w:kern w:val="2"/>
               <w:sz w:val="24"/>
               <w:szCs w:val="24"/>
+              <w:lang w:val="de-DE" w:eastAsia="de-DE"/>
               <w14:ligatures w14:val="standardContextual"/>
             </w:rPr>
           </w:pPr>
-          <w:hyperlink w:anchor="_Toc233925438" w:history="1">
+          <w:hyperlink w:anchor="_Toc234152684" w:history="1">
             <w:r>
               <w:rPr>
                 <w:rStyle w:val="Hyperlink"/>
                 <w:noProof/>
                 <w:lang w:val="de-DE"/>
               </w:rPr>
-              <w:t>Schlussfolgerung und Anmerkungen</w:t>
+              <w:t>Fazit</w:t>
             </w:r>
             <w:r>
               <w:rPr>
@@ -1252,7 +1285,7 @@
                 <w:noProof/>
                 <w:webHidden/>
               </w:rPr>
-              <w:instrText xml:space="preserve"> PAGEREF _Toc233925438 \h </w:instrText>
+              <w:instrText xml:space="preserve"> PAGEREF _Toc234152684 \h </w:instrText>
             </w:r>
             <w:r>
               <w:rPr>
@@ -1272,7 +1305,7 @@
                 <w:noProof/>
                 <w:webHidden/>
               </w:rPr>
-              <w:t>16</w:t>
+              <w:t>17</w:t>
             </w:r>
             <w:r>
               <w:rPr>
@@ -1294,10 +1327,11 @@
               <w:kern w:val="2"/>
               <w:sz w:val="24"/>
               <w:szCs w:val="24"/>
+              <w:lang w:val="de-DE" w:eastAsia="de-DE"/>
               <w14:ligatures w14:val="standardContextual"/>
             </w:rPr>
           </w:pPr>
-          <w:hyperlink w:anchor="_Toc233925439" w:history="1">
+          <w:hyperlink w:anchor="_Toc234152685" w:history="1">
             <w:r>
               <w:rPr>
                 <w:rStyle w:val="Hyperlink"/>
@@ -1324,7 +1358,7 @@
                 <w:noProof/>
                 <w:webHidden/>
               </w:rPr>
-              <w:instrText xml:space="preserve"> PAGEREF _Toc233925439 \h </w:instrText>
+              <w:instrText xml:space="preserve"> PAGEREF _Toc234152685 \h </w:instrText>
             </w:r>
             <w:r>
               <w:rPr>
@@ -1344,7 +1378,7 @@
                 <w:noProof/>
                 <w:webHidden/>
               </w:rPr>
-              <w:t>17</w:t>
+              <w:t>18</w:t>
             </w:r>
             <w:r>
               <w:rPr>
@@ -1379,13 +1413,13 @@
           <w:lang w:val="de-DE"/>
         </w:rPr>
       </w:pPr>
-      <w:bookmarkStart w:id="0" w:name="_Toc233925422"/>
+      <w:bookmarkStart w:id="0" w:name="_Toc234152668"/>
       <w:r>
         <w:rPr>
           <w:lang w:val="de-DE"/>
         </w:rPr>
         <w:lastRenderedPageBreak/>
-        <w:t>Abstract: TODO</w:t>
+        <w:t>Abstract:</w:t>
       </w:r>
       <w:bookmarkEnd w:id="0"/>
     </w:p>
@@ -1395,6 +1429,336 @@
           <w:lang w:val="de-DE"/>
         </w:rPr>
       </w:pPr>
+      <w:r>
+        <w:rPr>
+          <w:lang w:val="de-DE"/>
+        </w:rPr>
+        <w:t>Bildrauschen, insbesondere</w:t>
+      </w:r>
+      <w:r>
+        <w:rPr>
+          <w:lang w:val="de-DE"/>
+        </w:rPr>
+        <w:t xml:space="preserve"> sogenanntes</w:t>
+      </w:r>
+      <w:r>
+        <w:rPr>
+          <w:lang w:val="de-DE"/>
+        </w:rPr>
+        <w:t xml:space="preserve"> Salt and Pepper </w:t>
+      </w:r>
+      <w:r>
+        <w:rPr>
+          <w:lang w:val="de-DE"/>
+        </w:rPr>
+        <w:t>Rauschen</w:t>
+      </w:r>
+      <w:r>
+        <w:rPr>
+          <w:lang w:val="de-DE"/>
+        </w:rPr>
+        <w:t>,</w:t>
+      </w:r>
+      <w:r>
+        <w:rPr>
+          <w:lang w:val="de-DE"/>
+        </w:rPr>
+        <w:t xml:space="preserve"> ist ein weit-verbreitetes Problem in Bereichen der Fotografie, Medizin und Datenverarbeitung.</w:t>
+      </w:r>
+      <w:r>
+        <w:rPr>
+          <w:lang w:val="de-DE"/>
+        </w:rPr>
+        <w:t xml:space="preserve"> </w:t>
+      </w:r>
+      <w:r>
+        <w:rPr>
+          <w:lang w:val="de-DE"/>
+        </w:rPr>
+        <w:t>Ein grundlegendes Verfahren</w:t>
+      </w:r>
+      <w:r>
+        <w:rPr>
+          <w:lang w:val="de-DE"/>
+        </w:rPr>
+        <w:t xml:space="preserve"> zur Entfernung von solchen Störgeräuschen</w:t>
+      </w:r>
+      <w:r>
+        <w:rPr>
+          <w:lang w:val="de-DE"/>
+        </w:rPr>
+        <w:t xml:space="preserve"> stellt der Medianfilter dar, welcher </w:t>
+      </w:r>
+      <w:r>
+        <w:rPr>
+          <w:lang w:val="de-DE"/>
+        </w:rPr>
+        <w:t>einfach zu implementieren</w:t>
+      </w:r>
+      <w:r>
+        <w:rPr>
+          <w:lang w:val="de-DE"/>
+        </w:rPr>
+        <w:t xml:space="preserve"> ist</w:t>
+      </w:r>
+      <w:r>
+        <w:rPr>
+          <w:lang w:val="de-DE"/>
+        </w:rPr>
+        <w:t xml:space="preserve"> und gleichzeitig </w:t>
+      </w:r>
+      <w:r>
+        <w:rPr>
+          <w:lang w:val="de-DE"/>
+        </w:rPr>
+        <w:t>annehmbare</w:t>
+      </w:r>
+      <w:r>
+        <w:rPr>
+          <w:lang w:val="de-DE"/>
+        </w:rPr>
+        <w:t xml:space="preserve"> Ergebnisse bei niedrigen Rauschdichten liefert.</w:t>
+      </w:r>
+      <w:r>
+        <w:rPr>
+          <w:lang w:val="de-DE"/>
+        </w:rPr>
+        <w:t xml:space="preserve"> </w:t>
+      </w:r>
+      <w:r>
+        <w:rPr>
+          <w:lang w:val="de-DE"/>
+        </w:rPr>
+        <w:t xml:space="preserve">Im Forschungsbereich der Bildverarbeitung wurden unzähligen Filtermethoden entwickelt, </w:t>
+      </w:r>
+      <w:r>
+        <w:rPr>
+          <w:lang w:val="de-DE"/>
+        </w:rPr>
+        <w:t xml:space="preserve">welche diese Verfahren auch für höhere Dichten aufbessert </w:t>
+      </w:r>
+      <w:r>
+        <w:rPr>
+          <w:lang w:val="de-DE"/>
+        </w:rPr>
+        <w:t>oder neue Ansätze, die diesen</w:t>
+      </w:r>
+      <w:r>
+        <w:rPr>
+          <w:lang w:val="de-DE"/>
+        </w:rPr>
+        <w:t xml:space="preserve"> vollständig</w:t>
+      </w:r>
+      <w:r>
+        <w:rPr>
+          <w:lang w:val="de-DE"/>
+        </w:rPr>
+        <w:t xml:space="preserve"> übertreffen</w:t>
+      </w:r>
+      <w:r>
+        <w:rPr>
+          <w:lang w:val="de-DE"/>
+        </w:rPr>
+        <w:t>.</w:t>
+      </w:r>
+      <w:r>
+        <w:rPr>
+          <w:lang w:val="de-DE"/>
+        </w:rPr>
+        <w:t xml:space="preserve"> </w:t>
+      </w:r>
+      <w:r>
+        <w:rPr>
+          <w:lang w:val="de-DE"/>
+        </w:rPr>
+        <w:t>Ein Ansatz für solche</w:t>
+      </w:r>
+      <w:r>
+        <w:rPr>
+          <w:lang w:val="de-DE"/>
+        </w:rPr>
+        <w:t xml:space="preserve"> </w:t>
+      </w:r>
+      <w:r>
+        <w:rPr>
+          <w:lang w:val="de-DE"/>
+        </w:rPr>
+        <w:t xml:space="preserve">Verfahren </w:t>
+      </w:r>
+      <w:r>
+        <w:rPr>
+          <w:lang w:val="de-DE"/>
+        </w:rPr>
+        <w:t xml:space="preserve">ist in der </w:t>
+      </w:r>
+      <w:r>
+        <w:rPr>
+          <w:lang w:val="de-DE"/>
+        </w:rPr>
+        <w:t>Anwendung von zellulären Automaten</w:t>
+      </w:r>
+      <w:r>
+        <w:rPr>
+          <w:lang w:val="de-DE"/>
+        </w:rPr>
+        <w:t xml:space="preserve"> zu finden,</w:t>
+      </w:r>
+      <w:r>
+        <w:rPr>
+          <w:lang w:val="de-DE"/>
+        </w:rPr>
+        <w:t xml:space="preserve"> </w:t>
+      </w:r>
+      <w:r>
+        <w:rPr>
+          <w:lang w:val="de-DE"/>
+        </w:rPr>
+        <w:t>was</w:t>
+      </w:r>
+      <w:r>
+        <w:rPr>
+          <w:lang w:val="de-DE"/>
+        </w:rPr>
+        <w:t xml:space="preserve"> </w:t>
+      </w:r>
+      <w:r>
+        <w:rPr>
+          <w:lang w:val="de-DE"/>
+        </w:rPr>
+        <w:t xml:space="preserve">in den letzten Jahrzehnten stetig </w:t>
+      </w:r>
+      <w:r>
+        <w:rPr>
+          <w:lang w:val="de-DE"/>
+        </w:rPr>
+        <w:t>an Popularität</w:t>
+      </w:r>
+      <w:r>
+        <w:rPr>
+          <w:lang w:val="de-DE"/>
+        </w:rPr>
+        <w:t xml:space="preserve"> gewonnen</w:t>
+      </w:r>
+      <w:r>
+        <w:rPr>
+          <w:lang w:val="de-DE"/>
+        </w:rPr>
+        <w:t xml:space="preserve"> hat</w:t>
+      </w:r>
+      <w:r>
+        <w:rPr>
+          <w:lang w:val="de-DE"/>
+        </w:rPr>
+        <w:t>. D</w:t>
+      </w:r>
+      <w:r>
+        <w:rPr>
+          <w:lang w:val="de-DE"/>
+        </w:rPr>
+        <w:t xml:space="preserve">ie Einfachheit und </w:t>
+      </w:r>
+      <w:r>
+        <w:rPr>
+          <w:lang w:val="de-DE"/>
+        </w:rPr>
+        <w:t xml:space="preserve">niedrige rechnerische Komplexität </w:t>
+      </w:r>
+      <w:r>
+        <w:rPr>
+          <w:lang w:val="de-DE"/>
+        </w:rPr>
+        <w:t xml:space="preserve">von </w:t>
+      </w:r>
+      <w:r>
+        <w:rPr>
+          <w:lang w:val="de-DE"/>
+        </w:rPr>
+        <w:t>zellulären</w:t>
+      </w:r>
+      <w:r>
+        <w:rPr>
+          <w:lang w:val="de-DE"/>
+        </w:rPr>
+        <w:t xml:space="preserve"> biete</w:t>
+      </w:r>
+      <w:r>
+        <w:rPr>
+          <w:lang w:val="de-DE"/>
+        </w:rPr>
+        <w:t>t</w:t>
+      </w:r>
+      <w:r>
+        <w:rPr>
+          <w:lang w:val="de-DE"/>
+        </w:rPr>
+        <w:t xml:space="preserve"> große Nutzen </w:t>
+      </w:r>
+      <w:r>
+        <w:rPr>
+          <w:lang w:val="de-DE"/>
+        </w:rPr>
+        <w:t>zur Findung von ähnlich</w:t>
+      </w:r>
+      <w:r>
+        <w:rPr>
+          <w:lang w:val="de-DE"/>
+        </w:rPr>
+        <w:t xml:space="preserve"> kostengünstigen Verfahren wie der Medianfilter.</w:t>
+      </w:r>
+      <w:r>
+        <w:rPr>
+          <w:lang w:val="de-DE"/>
+        </w:rPr>
+        <w:t xml:space="preserve"> </w:t>
+      </w:r>
+      <w:r>
+        <w:rPr>
+          <w:lang w:val="de-DE"/>
+        </w:rPr>
+        <w:t>In dieser Arbeit werden vier solcher Filter</w:t>
+      </w:r>
+      <w:r>
+        <w:rPr>
+          <w:lang w:val="de-DE"/>
+        </w:rPr>
+        <w:t>algorithmen</w:t>
+      </w:r>
+      <w:r>
+        <w:rPr>
+          <w:lang w:val="de-DE"/>
+        </w:rPr>
+        <w:t xml:space="preserve"> präsentiert, die Konzepte und Charakteristika von zellulären Automaten umsetzen.</w:t>
+      </w:r>
+      <w:r>
+        <w:rPr>
+          <w:lang w:val="de-DE"/>
+        </w:rPr>
+        <w:t xml:space="preserve"> Hierfür finden mehrere Vergleiche mit dem Medianfilter sowie der Algorithmen untereinander statt.</w:t>
+      </w:r>
+      <w:r>
+        <w:rPr>
+          <w:lang w:val="de-DE"/>
+        </w:rPr>
+        <w:t xml:space="preserve"> Desweiteren folgt eine Analyse </w:t>
+      </w:r>
+      <w:r>
+        <w:rPr>
+          <w:lang w:val="de-DE"/>
+        </w:rPr>
+        <w:t>der Auswirkung von zellulären Automaten auf</w:t>
+      </w:r>
+      <w:r>
+        <w:rPr>
+          <w:lang w:val="de-DE"/>
+        </w:rPr>
+        <w:t xml:space="preserve"> die Verfahren</w:t>
+      </w:r>
+      <w:r>
+        <w:rPr>
+          <w:lang w:val="de-DE"/>
+        </w:rPr>
+        <w:t>.</w:t>
+      </w:r>
     </w:p>
     <w:p>
       <w:pPr>
@@ -1403,12 +1767,14 @@
           <w:lang w:val="de-DE"/>
         </w:rPr>
       </w:pPr>
+      <w:bookmarkStart w:id="1" w:name="_Toc234152669"/>
       <w:r>
         <w:rPr>
           <w:lang w:val="de-DE"/>
         </w:rPr>
         <w:t>Einleitung</w:t>
       </w:r>
+      <w:bookmarkEnd w:id="1"/>
     </w:p>
     <w:p>
       <w:pPr>
@@ -2012,6 +2378,7 @@
         <w:rPr>
           <w:lang w:val="x-none"/>
         </w:rPr>
+        <w:lastRenderedPageBreak/>
         <w:t>Die Betrachtung und Analyse der Filter findet im Kontext von ausschließlich Schwarz-Weiß Bildern statt.</w:t>
       </w:r>
       <w:r>
@@ -2064,14 +2431,14 @@
           <w:lang w:val="de-DE"/>
         </w:rPr>
       </w:pPr>
-      <w:bookmarkStart w:id="1" w:name="_Toc233925424"/>
+      <w:bookmarkStart w:id="2" w:name="_Toc234152670"/>
       <w:r>
         <w:rPr>
           <w:lang w:val="de-DE"/>
         </w:rPr>
         <w:t>Zelluläre Automaten</w:t>
       </w:r>
-      <w:bookmarkEnd w:id="1"/>
+      <w:bookmarkEnd w:id="2"/>
     </w:p>
     <w:p>
       <w:pPr>
@@ -2241,14 +2608,7 @@
         <w:rPr>
           <w:lang w:val="de-DE"/>
         </w:rPr>
-        <w:t xml:space="preserve"> </w:t>
-      </w:r>
-      <w:r>
-        <w:rPr>
-          <w:lang w:val="de-DE"/>
-        </w:rPr>
-        <w:lastRenderedPageBreak/>
-        <w:t>beispielsweise</w:t>
+        <w:t xml:space="preserve"> beispielsweise</w:t>
       </w:r>
       <w:r>
         <w:rPr>
@@ -3556,6 +3916,7 @@
         <w:rPr>
           <w:lang w:val="de-DE"/>
         </w:rPr>
+        <w:lastRenderedPageBreak/>
         <w:t>Darüberhinaus</w:t>
       </w:r>
       <w:r>
@@ -3620,14 +3981,14 @@
           <w:lang w:val="de-DE"/>
         </w:rPr>
       </w:pPr>
-      <w:bookmarkStart w:id="2" w:name="_Toc233925425"/>
+      <w:bookmarkStart w:id="3" w:name="_Toc234152671"/>
       <w:r>
         <w:rPr>
           <w:lang w:val="de-DE"/>
         </w:rPr>
         <w:t>Bildrauschen</w:t>
       </w:r>
-      <w:bookmarkEnd w:id="2"/>
+      <w:bookmarkEnd w:id="3"/>
     </w:p>
     <w:p>
       <w:pPr>
@@ -3796,7 +4157,6 @@
         <w:rPr>
           <w:lang w:val="de-DE"/>
         </w:rPr>
-        <w:lastRenderedPageBreak/>
         <w:t>Desweiteren spalten sich die Kategorien</w:t>
       </w:r>
       <w:r>
@@ -4380,14 +4740,14 @@
           <w:lang w:val="de-DE"/>
         </w:rPr>
       </w:pPr>
-      <w:bookmarkStart w:id="3" w:name="_Toc233925426"/>
+      <w:bookmarkStart w:id="4" w:name="_Toc234152672"/>
       <w:r>
         <w:rPr>
           <w:lang w:val="de-DE"/>
         </w:rPr>
         <w:t>Rauschfilter</w:t>
       </w:r>
-      <w:bookmarkEnd w:id="3"/>
+      <w:bookmarkEnd w:id="4"/>
     </w:p>
     <w:p>
       <w:pPr>
@@ -5139,6 +5499,7 @@
         <w:rPr>
           <w:lang w:val="de-DE"/>
         </w:rPr>
+        <w:lastRenderedPageBreak/>
         <w:t>Der Median</w:t>
       </w:r>
       <w:r>
@@ -5526,7 +5887,6 @@
         <w:rPr>
           <w:lang w:val="de-DE"/>
         </w:rPr>
-        <w:lastRenderedPageBreak/>
         <w:t>Dementsprechend ist der Median</w:t>
       </w:r>
       <w:r>
@@ -6207,7 +6567,7 @@
           <w:lang w:val="de-DE"/>
         </w:rPr>
       </w:pPr>
-      <w:bookmarkStart w:id="4" w:name="_Toc233925427"/>
+      <w:bookmarkStart w:id="5" w:name="_Toc234152673"/>
       <w:r>
         <w:rPr>
           <w:lang w:val="de-DE"/>
@@ -6220,7 +6580,7 @@
         </w:rPr>
         <w:t>metrik</w:t>
       </w:r>
-      <w:bookmarkEnd w:id="4"/>
+      <w:bookmarkEnd w:id="5"/>
     </w:p>
     <w:p>
       <w:pPr>
@@ -7182,7 +7542,14 @@
         <w:rPr>
           <w:lang w:val="de-DE"/>
         </w:rPr>
-        <w:t>der Fehler im Bild</w:t>
+        <w:t xml:space="preserve">der </w:t>
+      </w:r>
+      <w:r>
+        <w:rPr>
+          <w:lang w:val="de-DE"/>
+        </w:rPr>
+        <w:lastRenderedPageBreak/>
+        <w:t>Fehler im Bild</w:t>
       </w:r>
       <w:r>
         <w:rPr>
@@ -7949,7 +8316,6 @@
           <w:iCs/>
           <w:lang w:val="de-DE"/>
         </w:rPr>
-        <w:lastRenderedPageBreak/>
         <w:t>μ</w:t>
       </w:r>
       <w:r>
@@ -8579,14 +8945,14 @@
           <w:lang w:val="de-DE"/>
         </w:rPr>
       </w:pPr>
-      <w:bookmarkStart w:id="5" w:name="_Toc233925428"/>
+      <w:bookmarkStart w:id="6" w:name="_Toc234152674"/>
       <w:r>
         <w:rPr>
           <w:lang w:val="de-DE"/>
         </w:rPr>
         <w:t>CA-basierte Rauschfilter</w:t>
       </w:r>
-      <w:bookmarkEnd w:id="5"/>
+      <w:bookmarkEnd w:id="6"/>
     </w:p>
     <w:p>
       <w:pPr>
@@ -9346,6 +9712,7 @@
         <w:rPr>
           <w:lang w:val="de-DE"/>
         </w:rPr>
+        <w:lastRenderedPageBreak/>
         <w:t xml:space="preserve">Darüberhinaus </w:t>
       </w:r>
       <w:r>
@@ -9453,7 +9820,7 @@
           <w:lang w:val="de-DE"/>
         </w:rPr>
       </w:pPr>
-      <w:bookmarkStart w:id="6" w:name="_Toc233925429"/>
+      <w:bookmarkStart w:id="7" w:name="_Toc234152675"/>
       <w:r>
         <w:rPr>
           <w:lang w:val="de-DE"/>
@@ -9466,7 +9833,7 @@
         </w:rPr>
         <w:t>Identifikation durch CA</w:t>
       </w:r>
-      <w:bookmarkEnd w:id="6"/>
+      <w:bookmarkEnd w:id="7"/>
     </w:p>
     <w:p>
       <w:pPr>
@@ -9680,7 +10047,6 @@
         <w:rPr>
           <w:lang w:val="de-DE"/>
         </w:rPr>
-        <w:lastRenderedPageBreak/>
         <w:t xml:space="preserve">Anders als </w:t>
       </w:r>
       <w:r>
@@ -11280,6 +11646,7 @@
         <w:rPr>
           <w:lang w:val="de-DE"/>
         </w:rPr>
+        <w:lastRenderedPageBreak/>
         <w:t xml:space="preserve">Der Algorithmus </w:t>
       </w:r>
       <w:r>
@@ -11483,7 +11850,7 @@
           <w:lang w:val="de-DE"/>
         </w:rPr>
       </w:pPr>
-      <w:bookmarkStart w:id="7" w:name="_Toc233925430"/>
+      <w:bookmarkStart w:id="8" w:name="_Toc234152676"/>
       <w:r>
         <w:rPr>
           <w:lang w:val="de-DE"/>
@@ -11502,7 +11869,7 @@
         </w:rPr>
         <w:t>KCA</w:t>
       </w:r>
-      <w:bookmarkEnd w:id="7"/>
+      <w:bookmarkEnd w:id="8"/>
     </w:p>
     <w:p>
       <w:pPr>
@@ -11514,7 +11881,6 @@
         <w:rPr>
           <w:lang w:val="de-DE"/>
         </w:rPr>
-        <w:lastRenderedPageBreak/>
         <w:t>Im grundlegenden Vergleich</w:t>
       </w:r>
       <w:r>
@@ -11854,7 +12220,7 @@
                 <w:lang w:val="de-DE"/>
               </w:rPr>
               <w:drawing>
-                <wp:inline distT="0" distB="0" distL="0" distR="0" wp14:anchorId="417C5F4C" wp14:editId="66A16C31">
+                <wp:inline distT="0" distB="0" distL="0" distR="0" wp14:anchorId="417C5F4C" wp14:editId="6E97CD43">
                   <wp:extent cx="2806810" cy="1337691"/>
                   <wp:effectExtent l="0" t="0" r="0" b="0"/>
                   <wp:docPr id="1279992341" name="Picture 2"/>
@@ -11923,7 +12289,7 @@
                 <w:lang w:val="de-DE"/>
               </w:rPr>
               <w:drawing>
-                <wp:inline distT="0" distB="0" distL="0" distR="0" wp14:anchorId="2AB262B7" wp14:editId="60C0FC71">
+                <wp:inline distT="0" distB="0" distL="0" distR="0" wp14:anchorId="2AB262B7" wp14:editId="1FAA980C">
                   <wp:extent cx="2739577" cy="1307170"/>
                   <wp:effectExtent l="0" t="0" r="3810" b="7620"/>
                   <wp:docPr id="140432352" name="Picture 3"/>
@@ -12158,14 +12524,14 @@
           <w:lang w:val="de-DE"/>
         </w:rPr>
       </w:pPr>
-      <w:bookmarkStart w:id="8" w:name="_Toc233925431"/>
+      <w:bookmarkStart w:id="9" w:name="_Toc234152677"/>
       <w:r>
         <w:rPr>
           <w:lang w:val="de-DE"/>
         </w:rPr>
         <w:t>Angulo-Sogamoso et al: Adaptives CA-basiertes Verfahren</w:t>
       </w:r>
-      <w:bookmarkEnd w:id="8"/>
+      <w:bookmarkEnd w:id="9"/>
     </w:p>
     <w:p>
       <w:pPr>
@@ -13784,14 +14150,14 @@
           <w:lang w:val="de-DE"/>
         </w:rPr>
       </w:pPr>
-      <w:bookmarkStart w:id="9" w:name="_Toc233925432"/>
+      <w:bookmarkStart w:id="10" w:name="_Toc234152678"/>
       <w:r>
         <w:rPr>
           <w:lang w:val="de-DE"/>
         </w:rPr>
         <w:t>Evaluation des MERIG Algorithmus</w:t>
       </w:r>
-      <w:bookmarkEnd w:id="9"/>
+      <w:bookmarkEnd w:id="10"/>
     </w:p>
     <w:p>
       <w:pPr>
@@ -14761,7 +15127,7 @@
           <w:lang w:val="de-DE"/>
         </w:rPr>
       </w:pPr>
-      <w:bookmarkStart w:id="10" w:name="_Toc233925433"/>
+      <w:bookmarkStart w:id="11" w:name="_Toc234152679"/>
       <w:r>
         <w:rPr>
           <w:lang w:val="de-DE"/>
@@ -14775,7 +15141,7 @@
         </w:rPr>
         <w:t>d Restauration durch CA</w:t>
       </w:r>
-      <w:bookmarkEnd w:id="10"/>
+      <w:bookmarkEnd w:id="11"/>
     </w:p>
     <w:p>
       <w:pPr>
@@ -17915,7 +18281,7 @@
           <w:lang w:val="de-DE"/>
         </w:rPr>
       </w:pPr>
-      <w:bookmarkStart w:id="11" w:name="_Toc233925434"/>
+      <w:bookmarkStart w:id="12" w:name="_Toc234152680"/>
       <w:r>
         <w:rPr>
           <w:lang w:val="de-DE"/>
@@ -17934,7 +18300,7 @@
         </w:rPr>
         <w:t>SRKA</w:t>
       </w:r>
-      <w:bookmarkEnd w:id="11"/>
+      <w:bookmarkEnd w:id="12"/>
     </w:p>
     <w:p>
       <w:pPr>
@@ -18743,7 +19109,7 @@
           <w:lang w:val="de-DE"/>
         </w:rPr>
       </w:pPr>
-      <w:bookmarkStart w:id="12" w:name="_Toc233925435"/>
+      <w:bookmarkStart w:id="13" w:name="_Toc234152681"/>
       <w:r>
         <w:rPr>
           <w:lang w:val="de-DE"/>
@@ -18763,7 +19129,7 @@
         </w:rPr>
         <w:t>Ersatzverfahren</w:t>
       </w:r>
-      <w:bookmarkEnd w:id="12"/>
+      <w:bookmarkEnd w:id="13"/>
     </w:p>
     <w:p>
       <w:pPr>
@@ -20409,7 +20775,7 @@
           <w:lang w:val="de-DE"/>
         </w:rPr>
       </w:pPr>
-      <w:bookmarkStart w:id="13" w:name="_Toc233925436"/>
+      <w:bookmarkStart w:id="14" w:name="_Toc234152682"/>
       <w:r>
         <w:rPr>
           <w:lang w:val="de-DE"/>
@@ -20428,7 +20794,7 @@
         </w:rPr>
         <w:t>A</w:t>
       </w:r>
-      <w:bookmarkEnd w:id="13"/>
+      <w:bookmarkEnd w:id="14"/>
     </w:p>
     <w:p>
       <w:pPr>
@@ -20923,7 +21289,7 @@
                 <w:lang w:val="de-DE"/>
               </w:rPr>
               <w:drawing>
-                <wp:inline distT="0" distB="0" distL="0" distR="0" wp14:anchorId="410E896F" wp14:editId="3F6D5775">
+                <wp:inline distT="0" distB="0" distL="0" distR="0" wp14:anchorId="410E896F" wp14:editId="6194AC80">
                   <wp:extent cx="2790908" cy="1330111"/>
                   <wp:effectExtent l="0" t="0" r="0" b="3810"/>
                   <wp:docPr id="408768978" name="Picture 5"/>
@@ -20991,7 +21357,7 @@
                 <w:lang w:val="de-DE"/>
               </w:rPr>
               <w:drawing>
-                <wp:inline distT="0" distB="0" distL="0" distR="0" wp14:anchorId="1022FEEA" wp14:editId="6E61F7D3">
+                <wp:inline distT="0" distB="0" distL="0" distR="0" wp14:anchorId="1022FEEA" wp14:editId="4B539C01">
                   <wp:extent cx="2875836" cy="1372185"/>
                   <wp:effectExtent l="0" t="0" r="1270" b="0"/>
                   <wp:docPr id="909725001" name="Picture 6"/>
@@ -21078,6 +21444,7 @@
           <w:lang w:val="de-DE"/>
         </w:rPr>
       </w:pPr>
+      <w:bookmarkStart w:id="15" w:name="_Toc234152683"/>
       <w:r>
         <w:rPr>
           <w:lang w:val="de-DE"/>
@@ -21097,6 +21464,7 @@
         </w:rPr>
         <w:t xml:space="preserve"> aller Algorithmen</w:t>
       </w:r>
+      <w:bookmarkEnd w:id="15"/>
     </w:p>
     <w:p>
       <w:pPr>
@@ -28971,12 +29339,14 @@
           <w:lang w:val="de-DE"/>
         </w:rPr>
       </w:pPr>
+      <w:bookmarkStart w:id="16" w:name="_Toc234152684"/>
       <w:r>
         <w:rPr>
           <w:lang w:val="de-DE"/>
         </w:rPr>
         <w:t>Fazit</w:t>
       </w:r>
+      <w:bookmarkEnd w:id="16"/>
     </w:p>
     <w:p>
       <w:pPr>
@@ -29261,7 +29631,13 @@
         <w:rPr>
           <w:lang w:val="de-DE"/>
         </w:rPr>
-        <w:t>.</w:t>
+        <w:t>, was weiterführende Forschung in diesem Bereich zulässt</w:t>
+      </w:r>
+      <w:r>
+        <w:rPr>
+          <w:lang w:val="de-DE"/>
+        </w:rPr>
+        <w:t xml:space="preserve"> und fördert.</w:t>
       </w:r>
     </w:p>
     <w:p>
@@ -29475,7 +29851,7 @@
         <w:t>.</w:t>
       </w:r>
     </w:p>
-    <w:bookmarkStart w:id="14" w:name="_Toc233925439" w:displacedByCustomXml="next"/>
+    <w:bookmarkStart w:id="17" w:name="_Toc234152685" w:displacedByCustomXml="next"/>
     <w:sdt>
       <w:sdtPr>
         <w:rPr>
@@ -29499,7 +29875,7 @@
           <w:r>
             <w:t>Bibliography</w:t>
           </w:r>
-          <w:bookmarkEnd w:id="14"/>
+          <w:bookmarkEnd w:id="17"/>
         </w:p>
         <w:sdt>
           <w:sdtPr>

--- a/STI/CellularAutomata/Draft.docx
+++ b/STI/CellularAutomata/Draft.docx
@@ -1174,23 +1174,7 @@
                 <w:noProof/>
                 <w:lang w:val="de-DE"/>
               </w:rPr>
-              <w:t>Vergleich und A</w:t>
-            </w:r>
-            <w:r>
-              <w:rPr>
-                <w:rStyle w:val="Hyperlink"/>
-                <w:noProof/>
-                <w:lang w:val="de-DE"/>
-              </w:rPr>
-              <w:t>n</w:t>
-            </w:r>
-            <w:r>
-              <w:rPr>
-                <w:rStyle w:val="Hyperlink"/>
-                <w:noProof/>
-                <w:lang w:val="de-DE"/>
-              </w:rPr>
-              <w:t>alyse aller Algorithmen</w:t>
+              <w:t>Vergleich und Analyse aller Algorithmen</w:t>
             </w:r>
             <w:r>
               <w:rPr>
@@ -1523,13 +1507,7 @@
         <w:rPr>
           <w:lang w:val="de-DE"/>
         </w:rPr>
-        <w:t xml:space="preserve"> </w:t>
-      </w:r>
-      <w:r>
-        <w:rPr>
-          <w:lang w:val="de-DE"/>
-        </w:rPr>
-        <w:t xml:space="preserve">Im Forschungsbereich der Bildverarbeitung wurden unzähligen Filtermethoden entwickelt, </w:t>
+        <w:t xml:space="preserve"> Im Forschungsbereich der Bildverarbeitung wurden unzähligen Filtermethoden entwickelt, </w:t>
       </w:r>
       <w:r>
         <w:rPr>
@@ -10588,57 +10566,15 @@
                 <w:bCs/>
                 <w:lang w:val="de-DE"/>
               </w:rPr>
-              <w:t xml:space="preserve">Algorithmus </w:t>
-            </w:r>
-            <w:r>
-              <w:rPr>
-                <w:lang w:val="de-DE"/>
-              </w:rPr>
-              <w:t xml:space="preserve">aus </w:t>
-            </w:r>
-            <w:sdt>
-              <w:sdtPr>
-                <w:rPr>
-                  <w:lang w:val="de-DE"/>
-                </w:rPr>
-                <w:id w:val="1040867047"/>
-                <w:citation/>
-              </w:sdtPr>
-              <w:sdtContent>
-                <w:r>
-                  <w:rPr>
-                    <w:lang w:val="de-DE"/>
-                  </w:rPr>
-                  <w:fldChar w:fldCharType="begin"/>
-                </w:r>
-                <w:r>
-                  <w:instrText xml:space="preserve"> CITATION Kon26 \l 1033 </w:instrText>
-                </w:r>
-                <w:r>
-                  <w:rPr>
-                    <w:lang w:val="de-DE"/>
-                  </w:rPr>
-                  <w:fldChar w:fldCharType="separate"/>
-                </w:r>
-                <w:r>
-                  <w:rPr>
-                    <w:noProof/>
-                  </w:rPr>
-                  <w:t>[12]</w:t>
-                </w:r>
-                <w:r>
-                  <w:rPr>
-                    <w:lang w:val="de-DE"/>
-                  </w:rPr>
-                  <w:fldChar w:fldCharType="end"/>
-                </w:r>
-              </w:sdtContent>
-            </w:sdt>
-            <w:r>
-              <w:rPr>
-                <w:lang w:val="de-DE"/>
-              </w:rPr>
-              <w:t xml:space="preserve"> in Pseudocode</w:t>
+              <w:t>KCA Verfahren</w:t>
+            </w:r>
+            <w:r>
+              <w:rPr>
+                <w:b/>
+                <w:bCs/>
+                <w:lang w:val="de-DE"/>
+              </w:rPr>
+              <w:t xml:space="preserve"> </w:t>
             </w:r>
           </w:p>
         </w:tc>
@@ -12220,7 +12156,7 @@
                 <w:lang w:val="de-DE"/>
               </w:rPr>
               <w:drawing>
-                <wp:inline distT="0" distB="0" distL="0" distR="0" wp14:anchorId="417C5F4C" wp14:editId="6E97CD43">
+                <wp:inline distT="0" distB="0" distL="0" distR="0" wp14:anchorId="417C5F4C" wp14:editId="69430852">
                   <wp:extent cx="2806810" cy="1337691"/>
                   <wp:effectExtent l="0" t="0" r="0" b="0"/>
                   <wp:docPr id="1279992341" name="Picture 2"/>
@@ -12289,7 +12225,7 @@
                 <w:lang w:val="de-DE"/>
               </w:rPr>
               <w:drawing>
-                <wp:inline distT="0" distB="0" distL="0" distR="0" wp14:anchorId="2AB262B7" wp14:editId="1FAA980C">
+                <wp:inline distT="0" distB="0" distL="0" distR="0" wp14:anchorId="2AB262B7" wp14:editId="5C594F46">
                   <wp:extent cx="2739577" cy="1307170"/>
                   <wp:effectExtent l="0" t="0" r="3810" b="7620"/>
                   <wp:docPr id="140432352" name="Picture 3"/>
@@ -21289,7 +21225,7 @@
                 <w:lang w:val="de-DE"/>
               </w:rPr>
               <w:drawing>
-                <wp:inline distT="0" distB="0" distL="0" distR="0" wp14:anchorId="410E896F" wp14:editId="6194AC80">
+                <wp:inline distT="0" distB="0" distL="0" distR="0" wp14:anchorId="410E896F" wp14:editId="768B62C6">
                   <wp:extent cx="2790908" cy="1330111"/>
                   <wp:effectExtent l="0" t="0" r="0" b="3810"/>
                   <wp:docPr id="408768978" name="Picture 5"/>
@@ -21357,7 +21293,7 @@
                 <w:lang w:val="de-DE"/>
               </w:rPr>
               <w:drawing>
-                <wp:inline distT="0" distB="0" distL="0" distR="0" wp14:anchorId="1022FEEA" wp14:editId="4B539C01">
+                <wp:inline distT="0" distB="0" distL="0" distR="0" wp14:anchorId="1022FEEA" wp14:editId="3218A554">
                   <wp:extent cx="2875836" cy="1372185"/>
                   <wp:effectExtent l="0" t="0" r="1270" b="0"/>
                   <wp:docPr id="909725001" name="Picture 6"/>
